--- a/dist/submission_packages/cd2/CD2_submission_final.docx
+++ b/dist/submission_packages/cd2/CD2_submission_final.docx
@@ -1,1284 +1,8 @@
 
 <file path=word/document.xml><?xml version="1.0" encoding="utf-8"?>
-<w:document xmlns:wpc="http://schemas.microsoft.com/office/word/2010/wordprocessingCanvas" xmlns:mc="http://schemas.openxmlformats.org/markup-compatibility/2006" xmlns:o="urn:schemas-microsoft-com:office:office" xmlns:r="http://schemas.openxmlformats.org/officeDocument/2006/relationships" xmlns:m="http://schemas.openxmlformats.org/officeDocument/2006/math" xmlns:v="urn:schemas-microsoft-com:vml" xmlns:wp14="http://schemas.microsoft.com/office/word/2010/wordprocessingDrawing" xmlns:wp="http://schemas.openxmlformats.org/drawingml/2006/wordprocessingDrawing" xmlns:w="http://schemas.openxmlformats.org/wordprocessingml/2006/main" xmlns:w14="http://schemas.microsoft.com/office/word/2010/wordml" xmlns:w10="urn:schemas-microsoft-com:office:word" xmlns:w15="http://schemas.microsoft.com/office/word/2012/wordml" xmlns:wpg="http://schemas.microsoft.com/office/word/2010/wordprocessingGroup" xmlns:wpi="http://schemas.microsoft.com/office/word/2010/wordprocessingInk" xmlns:wne="http://schemas.microsoft.com/office/word/2006/wordml" xmlns:wps="http://schemas.microsoft.com/office/word/2010/wordprocessingShape" xmlns:wpsCustomData="http://www.wps.cn/officeDocument/2013/wpsCustomData" mc:Ignorable="w14 w15 wp14">
+<w:document xmlns:w="http://schemas.openxmlformats.org/wordprocessingml/2006/main" xmlns:m="http://schemas.openxmlformats.org/officeDocument/2006/math" xmlns:r="http://schemas.openxmlformats.org/officeDocument/2006/relationships" xmlns:o="urn:schemas-microsoft-com:office:office" xmlns:v="urn:schemas-microsoft-com:vml" xmlns:w10="urn:schemas-microsoft-com:office:word" xmlns:a="http://schemas.openxmlformats.org/drawingml/2006/main" xmlns:pic="http://schemas.openxmlformats.org/drawingml/2006/picture" xmlns:wp="http://schemas.openxmlformats.org/drawingml/2006/wordprocessingDrawing">
   <w:body>
-    <w:tbl>
-      <w:tblPr>
-        <w:tblStyle w:val="3"/>
-        <w:tblW w:w="9627" w:type="dxa"/>
-        <w:tblInd w:w="108" w:type="dxa"/>
-        <w:tblBorders>
-          <w:top w:val="single" w:color="auto" w:sz="4" w:space="0"/>
-          <w:left w:val="single" w:color="auto" w:sz="4" w:space="0"/>
-          <w:bottom w:val="single" w:color="auto" w:sz="4" w:space="0"/>
-          <w:right w:val="single" w:color="auto" w:sz="4" w:space="0"/>
-          <w:insideH w:val="single" w:color="auto" w:sz="4" w:space="0"/>
-          <w:insideV w:val="single" w:color="auto" w:sz="4" w:space="0"/>
-        </w:tblBorders>
-        <w:tblLayout w:type="autofit"/>
-        <w:tblCellMar>
-          <w:top w:w="0" w:type="dxa"/>
-          <w:left w:w="108" w:type="dxa"/>
-          <w:bottom w:w="0" w:type="dxa"/>
-          <w:right w:w="108" w:type="dxa"/>
-        </w:tblCellMar>
-      </w:tblPr>
-      <w:tblGrid>
-        <w:gridCol w:w="9627"/>
-      </w:tblGrid>
-      <w:tr>
-        <w:tblPrEx>
-          <w:tblBorders>
-            <w:top w:val="single" w:color="auto" w:sz="4" w:space="0"/>
-            <w:left w:val="single" w:color="auto" w:sz="4" w:space="0"/>
-            <w:bottom w:val="single" w:color="auto" w:sz="4" w:space="0"/>
-            <w:right w:val="single" w:color="auto" w:sz="4" w:space="0"/>
-            <w:insideH w:val="single" w:color="auto" w:sz="4" w:space="0"/>
-            <w:insideV w:val="single" w:color="auto" w:sz="4" w:space="0"/>
-          </w:tblBorders>
-          <w:tblCellMar>
-            <w:top w:w="0" w:type="dxa"/>
-            <w:left w:w="108" w:type="dxa"/>
-            <w:bottom w:w="0" w:type="dxa"/>
-            <w:right w:w="108" w:type="dxa"/>
-          </w:tblCellMar>
-        </w:tblPrEx>
-        <w:trPr>
-          <w:trHeight w:val="13989" w:hRule="atLeast"/>
-        </w:trPr>
-        <w:tc>
-          <w:tcPr>
-            <w:tcW w:w="9627" w:type="dxa"/>
-            <w:tcBorders>
-              <w:top w:val="thinThickSmallGap" w:color="auto" w:sz="24" w:space="0"/>
-              <w:left w:val="thinThickSmallGap" w:color="auto" w:sz="24" w:space="0"/>
-              <w:bottom w:val="thickThinSmallGap" w:color="auto" w:sz="24" w:space="0"/>
-              <w:right w:val="thickThinSmallGap" w:color="auto" w:sz="24" w:space="0"/>
-            </w:tcBorders>
-            <w:noWrap w:val="0"/>
-            <w:vAlign w:val="top"/>
-          </w:tcPr>
-          <w:p>
-            <w:pPr>
-              <w:spacing w:line="240" w:lineRule="auto"/>
-              <w:rPr>
-                <w:rFonts w:ascii="Times New Roman" w:hAnsi="Times New Roman" w:cs="Times New Roman"/>
-                <w:b/>
-                <w:sz w:val="32"/>
-                <w:szCs w:val="32"/>
-                <w:lang w:val="nl-NL"/>
-              </w:rPr>
-            </w:pPr>
-          </w:p>
-          <w:p>
-            <w:pPr>
-              <w:spacing w:after="0" w:line="240" w:lineRule="auto"/>
-              <w:jc w:val="center"/>
-              <w:rPr>
-                <w:rFonts w:ascii="Times New Roman" w:hAnsi="Times New Roman" w:cs="Times New Roman"/>
-                <w:sz w:val="26"/>
-                <w:szCs w:val="26"/>
-              </w:rPr>
-            </w:pPr>
-            <w:r>
-              <w:rPr>
-                <w:rFonts w:ascii="Times New Roman" w:hAnsi="Times New Roman" w:cs="Times New Roman"/>
-                <w:sz w:val="26"/>
-                <w:szCs w:val="26"/>
-              </w:rPr>
-              <w:t>BỘ GIÁO DỤC VÀ ĐÀO TẠO</w:t>
-            </w:r>
-          </w:p>
-          <w:p>
-            <w:pPr>
-              <w:spacing w:after="0" w:line="240" w:lineRule="auto"/>
-              <w:jc w:val="center"/>
-              <w:rPr>
-                <w:rFonts w:ascii="Times New Roman" w:hAnsi="Times New Roman" w:cs="Times New Roman"/>
-                <w:b/>
-                <w:sz w:val="26"/>
-                <w:szCs w:val="26"/>
-              </w:rPr>
-            </w:pPr>
-            <w:r>
-              <w:rPr>
-                <w:rFonts w:ascii="Times New Roman" w:hAnsi="Times New Roman" w:cs="Times New Roman"/>
-                <w:b/>
-                <w:sz w:val="26"/>
-                <w:szCs w:val="26"/>
-              </w:rPr>
-              <w:t>ĐẠI HỌC CẦN THƠ</w:t>
-            </w:r>
-          </w:p>
-          <w:p>
-            <w:pPr>
-              <w:keepNext/>
-              <w:spacing w:line="240" w:lineRule="auto"/>
-              <w:ind w:left="360"/>
-              <w:jc w:val="center"/>
-              <w:rPr>
-                <w:rFonts w:ascii="Times New Roman" w:hAnsi="Times New Roman" w:cs="Times New Roman"/>
-                <w:b/>
-                <w:bCs/>
-                <w:sz w:val="26"/>
-                <w:szCs w:val="26"/>
-              </w:rPr>
-            </w:pPr>
-          </w:p>
-          <w:p>
-            <w:pPr>
-              <w:keepNext/>
-              <w:spacing w:line="240" w:lineRule="auto"/>
-              <w:ind w:left="360"/>
-              <w:jc w:val="center"/>
-              <w:rPr>
-                <w:rFonts w:ascii="Times New Roman" w:hAnsi="Times New Roman" w:cs="Times New Roman"/>
-                <w:b/>
-                <w:bCs/>
-                <w:sz w:val="26"/>
-                <w:szCs w:val="26"/>
-              </w:rPr>
-            </w:pPr>
-          </w:p>
-          <w:p>
-            <w:pPr>
-              <w:keepNext/>
-              <w:spacing w:line="240" w:lineRule="auto"/>
-              <w:ind w:left="0" w:leftChars="0" w:firstLine="0" w:firstLineChars="0"/>
-              <w:jc w:val="both"/>
-              <w:rPr>
-                <w:rFonts w:ascii="Times New Roman" w:hAnsi="Times New Roman" w:cs="Times New Roman"/>
-                <w:b/>
-                <w:bCs/>
-                <w:sz w:val="26"/>
-                <w:szCs w:val="26"/>
-              </w:rPr>
-            </w:pPr>
-          </w:p>
-          <w:p>
-            <w:pPr>
-              <w:spacing w:after="0" w:line="240" w:lineRule="auto"/>
-              <w:ind w:left="360"/>
-              <w:jc w:val="center"/>
-              <w:rPr>
-                <w:rFonts w:ascii="Times New Roman" w:hAnsi="Times New Roman" w:cs="Times New Roman"/>
-                <w:i/>
-              </w:rPr>
-            </w:pPr>
-            <w:r>
-              <w:rPr>
-                <w:rFonts w:ascii="Times New Roman" w:hAnsi="Times New Roman" w:cs="Times New Roman"/>
-                <w:b/>
-                <w:sz w:val="28"/>
-              </w:rPr>
-              <w:t>ĐỖ THÙY HƯƠNG</w:t>
-            </w:r>
-          </w:p>
-          <w:p>
-            <w:pPr>
-              <w:keepNext/>
-              <w:spacing w:line="240" w:lineRule="auto"/>
-              <w:ind w:left="360"/>
-              <w:jc w:val="center"/>
-              <w:rPr>
-                <w:rFonts w:ascii="Times New Roman" w:hAnsi="Times New Roman" w:cs="Times New Roman"/>
-                <w:b/>
-                <w:bCs/>
-                <w:szCs w:val="26"/>
-              </w:rPr>
-            </w:pPr>
-          </w:p>
-          <w:p>
-            <w:pPr>
-              <w:keepNext/>
-              <w:spacing w:line="240" w:lineRule="auto"/>
-              <w:ind w:left="360"/>
-              <w:jc w:val="center"/>
-              <w:rPr>
-                <w:rFonts w:ascii="Times New Roman" w:hAnsi="Times New Roman" w:cs="Times New Roman"/>
-                <w:b/>
-                <w:bCs/>
-                <w:szCs w:val="26"/>
-              </w:rPr>
-            </w:pPr>
-          </w:p>
-          <w:p>
-            <w:pPr>
-              <w:keepNext/>
-              <w:spacing w:line="240" w:lineRule="auto"/>
-              <w:ind w:left="360"/>
-              <w:jc w:val="center"/>
-              <w:rPr>
-                <w:rFonts w:ascii="Times New Roman" w:hAnsi="Times New Roman" w:cs="Times New Roman"/>
-                <w:b/>
-                <w:bCs/>
-                <w:szCs w:val="26"/>
-              </w:rPr>
-            </w:pPr>
-          </w:p>
-          <w:p>
-            <w:pPr>
-              <w:keepNext/>
-              <w:spacing w:line="240" w:lineRule="auto"/>
-              <w:ind w:left="360"/>
-              <w:jc w:val="center"/>
-              <w:rPr>
-                <w:rFonts w:hint="default" w:ascii="Times New Roman" w:hAnsi="Times New Roman" w:cs="Times New Roman"/>
-                <w:b/>
-                <w:bCs/>
-                <w:sz w:val="39"/>
-                <w:szCs w:val="39"/>
-                <w:lang w:val="en-US"/>
-              </w:rPr>
-            </w:pPr>
-            <w:r>
-              <w:rPr>
-                <w:rFonts w:hint="default" w:cs="Times New Roman"/>
-                <w:b/>
-                <w:sz w:val="39"/>
-                <w:szCs w:val="39"/>
-                <w:highlight w:val="none"/>
-                <w:lang w:val="en-US"/>
-              </w:rPr>
-              <w:t xml:space="preserve">THỰC TRẠNG VỀ HIỆU QUẢ HOẠT ĐỘNG KINH DOANH CỦA </w:t>
-            </w:r>
-            <w:r>
-              <w:rPr>
-                <w:rFonts w:hint="default" w:cs="Times New Roman"/>
-                <w:b/>
-                <w:sz w:val="39"/>
-                <w:szCs w:val="39"/>
-                <w:highlight w:val="none"/>
-                <w:lang w:val="vi-VN"/>
-              </w:rPr>
-              <w:t xml:space="preserve">CÁC </w:t>
-            </w:r>
-            <w:bookmarkStart w:id="0" w:name="_GoBack"/>
-            <w:bookmarkEnd w:id="0"/>
-            <w:r>
-              <w:rPr>
-                <w:rFonts w:hint="default" w:cs="Times New Roman"/>
-                <w:b/>
-                <w:sz w:val="39"/>
-                <w:szCs w:val="39"/>
-                <w:highlight w:val="none"/>
-                <w:lang w:val="en-US"/>
-              </w:rPr>
-              <w:t>DOANH NGHIỆP Ở CHÂU Á</w:t>
-            </w:r>
-          </w:p>
-          <w:p>
-            <w:pPr>
-              <w:keepNext/>
-              <w:spacing w:line="240" w:lineRule="auto"/>
-              <w:ind w:left="360"/>
-              <w:jc w:val="center"/>
-              <w:rPr>
-                <w:rFonts w:ascii="Times New Roman" w:hAnsi="Times New Roman" w:cs="Times New Roman"/>
-                <w:b/>
-                <w:bCs/>
-                <w:szCs w:val="26"/>
-              </w:rPr>
-            </w:pPr>
-          </w:p>
-          <w:p>
-            <w:pPr>
-              <w:keepNext/>
-              <w:spacing w:line="240" w:lineRule="auto"/>
-              <w:ind w:left="360"/>
-              <w:jc w:val="center"/>
-              <w:rPr>
-                <w:rFonts w:ascii="Times New Roman" w:hAnsi="Times New Roman" w:cs="Times New Roman"/>
-                <w:b/>
-                <w:bCs/>
-                <w:szCs w:val="26"/>
-              </w:rPr>
-            </w:pPr>
-          </w:p>
-          <w:p>
-            <w:pPr>
-              <w:keepNext/>
-              <w:spacing w:line="240" w:lineRule="auto"/>
-              <w:ind w:left="360"/>
-              <w:jc w:val="center"/>
-              <w:rPr>
-                <w:rFonts w:ascii="Times New Roman" w:hAnsi="Times New Roman" w:cs="Times New Roman"/>
-                <w:b/>
-                <w:bCs/>
-                <w:szCs w:val="26"/>
-              </w:rPr>
-            </w:pPr>
-          </w:p>
-          <w:p>
-            <w:pPr>
-              <w:spacing w:after="0" w:line="240" w:lineRule="auto"/>
-              <w:ind w:left="-426" w:right="-397"/>
-              <w:jc w:val="center"/>
-              <w:rPr>
-                <w:rFonts w:hint="default" w:cs="Times New Roman"/>
-                <w:b/>
-                <w:sz w:val="28"/>
-                <w:lang w:val="en-US"/>
-              </w:rPr>
-            </w:pPr>
-            <w:r>
-              <w:rPr>
-                <w:rFonts w:hint="default" w:cs="Times New Roman"/>
-                <w:b/>
-                <w:sz w:val="28"/>
-                <w:lang w:val="en-US"/>
-              </w:rPr>
-              <w:t>CHUYÊN ĐỀ 1</w:t>
-            </w:r>
-          </w:p>
-          <w:p>
-            <w:pPr>
-              <w:spacing w:after="0" w:line="240" w:lineRule="auto"/>
-              <w:ind w:left="-426" w:right="-397"/>
-              <w:jc w:val="center"/>
-              <w:rPr>
-                <w:rFonts w:ascii="Times New Roman" w:hAnsi="Times New Roman" w:cs="Times New Roman"/>
-                <w:i/>
-                <w:sz w:val="26"/>
-                <w:szCs w:val="26"/>
-              </w:rPr>
-            </w:pPr>
-            <w:r>
-              <w:rPr>
-                <w:rFonts w:ascii="Times New Roman" w:hAnsi="Times New Roman" w:cs="Times New Roman"/>
-                <w:b/>
-                <w:sz w:val="28"/>
-              </w:rPr>
-              <w:t>NGÀNH QUẢN TRỊ KINH DOANH</w:t>
-            </w:r>
-          </w:p>
-          <w:p>
-            <w:pPr>
-              <w:spacing w:after="0" w:line="240" w:lineRule="auto"/>
-              <w:ind w:left="-426" w:right="-397"/>
-              <w:jc w:val="center"/>
-              <w:rPr>
-                <w:rFonts w:ascii="Times New Roman" w:hAnsi="Times New Roman" w:cs="Times New Roman"/>
-                <w:i/>
-                <w:sz w:val="26"/>
-                <w:szCs w:val="26"/>
-              </w:rPr>
-            </w:pPr>
-            <w:r>
-              <w:rPr>
-                <w:rFonts w:hint="default" w:ascii="Times New Roman" w:hAnsi="Times New Roman" w:cs="Times New Roman"/>
-                <w:b/>
-                <w:sz w:val="28"/>
-                <w:lang w:val="en-US"/>
-              </w:rPr>
-              <w:t xml:space="preserve">   </w:t>
-            </w:r>
-            <w:r>
-              <w:rPr>
-                <w:rFonts w:ascii="Times New Roman" w:hAnsi="Times New Roman" w:cs="Times New Roman"/>
-                <w:b/>
-                <w:sz w:val="28"/>
-              </w:rPr>
-              <w:t>MÃ SỐ 9340101</w:t>
-            </w:r>
-          </w:p>
-          <w:p>
-            <w:pPr>
-              <w:pStyle w:val="4"/>
-              <w:keepNext/>
-              <w:spacing w:before="120" w:line="240" w:lineRule="auto"/>
-              <w:ind w:left="360" w:firstLine="360"/>
-              <w:jc w:val="center"/>
-              <w:rPr>
-                <w:rFonts w:ascii="Times New Roman" w:hAnsi="Times New Roman" w:cs="Times New Roman"/>
-              </w:rPr>
-            </w:pPr>
-          </w:p>
-          <w:p>
-            <w:pPr>
-              <w:keepNext/>
-              <w:spacing w:line="240" w:lineRule="auto"/>
-              <w:ind w:left="360"/>
-              <w:jc w:val="center"/>
-              <w:rPr>
-                <w:rFonts w:ascii="Times New Roman" w:hAnsi="Times New Roman" w:cs="Times New Roman"/>
-                <w:b/>
-                <w:bCs/>
-                <w:szCs w:val="26"/>
-              </w:rPr>
-            </w:pPr>
-          </w:p>
-          <w:p>
-            <w:pPr>
-              <w:keepNext/>
-              <w:spacing w:line="240" w:lineRule="auto"/>
-              <w:ind w:left="360"/>
-              <w:jc w:val="center"/>
-              <w:rPr>
-                <w:rFonts w:ascii="Times New Roman" w:hAnsi="Times New Roman" w:cs="Times New Roman"/>
-                <w:b/>
-                <w:bCs/>
-                <w:szCs w:val="26"/>
-              </w:rPr>
-            </w:pPr>
-          </w:p>
-          <w:p>
-            <w:pPr>
-              <w:keepNext/>
-              <w:spacing w:line="240" w:lineRule="auto"/>
-              <w:ind w:left="360"/>
-              <w:rPr>
-                <w:rFonts w:ascii="Times New Roman" w:hAnsi="Times New Roman" w:cs="Times New Roman"/>
-                <w:sz w:val="25"/>
-                <w:szCs w:val="25"/>
-              </w:rPr>
-            </w:pPr>
-            <w:r>
-              <w:rPr>
-                <w:rFonts w:ascii="Times New Roman" w:hAnsi="Times New Roman" w:cs="Times New Roman"/>
-                <w:b/>
-                <w:bCs/>
-                <w:sz w:val="25"/>
-                <w:szCs w:val="25"/>
-              </w:rPr>
-              <w:t>NGƯỜI HƯỚNG DẪN, ĐƠN VỊ CÔNG TÁC</w:t>
-            </w:r>
-          </w:p>
-          <w:p>
-            <w:pPr>
-              <w:keepNext/>
-              <w:spacing w:line="240" w:lineRule="auto"/>
-              <w:ind w:left="360" w:right="-514"/>
-              <w:rPr>
-                <w:rFonts w:ascii="Times New Roman" w:hAnsi="Times New Roman" w:cs="Times New Roman"/>
-                <w:sz w:val="25"/>
-                <w:szCs w:val="25"/>
-              </w:rPr>
-            </w:pPr>
-            <w:r>
-              <w:rPr>
-                <w:rFonts w:ascii="Times New Roman" w:hAnsi="Times New Roman" w:cs="Times New Roman"/>
-                <w:b/>
-                <w:bCs/>
-                <w:sz w:val="25"/>
-                <w:szCs w:val="25"/>
-              </w:rPr>
-              <w:t xml:space="preserve">TS. </w:t>
-            </w:r>
-            <w:r>
-              <w:rPr>
-                <w:rFonts w:hint="default" w:cs="Times New Roman"/>
-                <w:b/>
-                <w:bCs/>
-                <w:sz w:val="25"/>
-                <w:szCs w:val="25"/>
-                <w:lang w:val="en-US"/>
-              </w:rPr>
-              <w:t>NGUYỄN MINH CẢNH</w:t>
-            </w:r>
-            <w:r>
-              <w:rPr>
-                <w:rFonts w:ascii="Times New Roman" w:hAnsi="Times New Roman" w:cs="Times New Roman"/>
-                <w:b/>
-                <w:bCs/>
-                <w:sz w:val="25"/>
-                <w:szCs w:val="25"/>
-              </w:rPr>
-              <w:t>, TRƯỜNG KINH TẾ, ĐẠI HỌC CẦN THƠ</w:t>
-            </w:r>
-            <w:r>
-              <w:rPr>
-                <w:rFonts w:ascii="Times New Roman" w:hAnsi="Times New Roman" w:cs="Times New Roman"/>
-                <w:sz w:val="25"/>
-                <w:szCs w:val="25"/>
-              </w:rPr>
-              <w:t xml:space="preserve"> </w:t>
-            </w:r>
-          </w:p>
-          <w:p>
-            <w:pPr>
-              <w:keepNext/>
-              <w:spacing w:line="240" w:lineRule="auto"/>
-              <w:ind w:left="360"/>
-              <w:jc w:val="center"/>
-              <w:rPr>
-                <w:rFonts w:ascii="Times New Roman" w:hAnsi="Times New Roman" w:cs="Times New Roman"/>
-                <w:b/>
-                <w:bCs/>
-                <w:szCs w:val="26"/>
-              </w:rPr>
-            </w:pPr>
-          </w:p>
-          <w:p>
-            <w:pPr>
-              <w:pStyle w:val="4"/>
-              <w:keepNext/>
-              <w:spacing w:before="120" w:line="240" w:lineRule="auto"/>
-              <w:ind w:left="0" w:leftChars="0" w:firstLine="0" w:firstLineChars="0"/>
-              <w:jc w:val="both"/>
-              <w:rPr>
-                <w:rFonts w:ascii="Times New Roman" w:hAnsi="Times New Roman" w:cs="Times New Roman"/>
-                <w:b/>
-                <w:sz w:val="28"/>
-              </w:rPr>
-            </w:pPr>
-          </w:p>
-          <w:p>
-            <w:pPr>
-              <w:pStyle w:val="4"/>
-              <w:keepNext/>
-              <w:spacing w:before="120" w:line="240" w:lineRule="auto"/>
-              <w:ind w:left="360" w:firstLine="360"/>
-              <w:jc w:val="center"/>
-              <w:rPr>
-                <w:rFonts w:ascii="Times New Roman" w:hAnsi="Times New Roman" w:cs="Times New Roman"/>
-                <w:b/>
-                <w:sz w:val="28"/>
-              </w:rPr>
-            </w:pPr>
-          </w:p>
-          <w:p>
-            <w:pPr>
-              <w:pStyle w:val="4"/>
-              <w:keepNext/>
-              <w:spacing w:before="120" w:line="240" w:lineRule="auto"/>
-              <w:ind w:left="360" w:firstLine="360"/>
-              <w:jc w:val="both"/>
-              <w:rPr>
-                <w:rFonts w:ascii="Times New Roman" w:hAnsi="Times New Roman" w:cs="Times New Roman"/>
-                <w:b/>
-                <w:sz w:val="28"/>
-              </w:rPr>
-            </w:pPr>
-          </w:p>
-          <w:p>
-            <w:pPr>
-              <w:pStyle w:val="4"/>
-              <w:keepNext/>
-              <w:spacing w:before="120" w:line="240" w:lineRule="auto"/>
-              <w:ind w:left="360" w:firstLine="360"/>
-              <w:jc w:val="both"/>
-              <w:rPr>
-                <w:rFonts w:ascii="Times New Roman" w:hAnsi="Times New Roman" w:cs="Times New Roman"/>
-                <w:b/>
-                <w:sz w:val="28"/>
-              </w:rPr>
-            </w:pPr>
-          </w:p>
-          <w:p>
-            <w:pPr>
-              <w:pStyle w:val="4"/>
-              <w:keepNext/>
-              <w:spacing w:before="120" w:line="240" w:lineRule="auto"/>
-              <w:ind w:left="360" w:firstLine="360"/>
-              <w:jc w:val="both"/>
-              <w:rPr>
-                <w:rFonts w:ascii="Times New Roman" w:hAnsi="Times New Roman" w:cs="Times New Roman"/>
-                <w:b/>
-                <w:sz w:val="28"/>
-              </w:rPr>
-            </w:pPr>
-          </w:p>
-          <w:p>
-            <w:pPr>
-              <w:pStyle w:val="4"/>
-              <w:keepNext/>
-              <w:spacing w:before="120" w:line="240" w:lineRule="auto"/>
-              <w:ind w:left="0" w:leftChars="0" w:firstLine="0" w:firstLineChars="0"/>
-              <w:jc w:val="center"/>
-              <w:rPr>
-                <w:rFonts w:hint="default" w:ascii="Times New Roman" w:hAnsi="Times New Roman" w:cs="Times New Roman"/>
-                <w:lang w:val="en-US"/>
-              </w:rPr>
-            </w:pPr>
-            <w:r>
-              <w:rPr>
-                <w:rFonts w:ascii="Times New Roman" w:hAnsi="Times New Roman" w:cs="Times New Roman"/>
-                <w:b/>
-                <w:sz w:val="28"/>
-              </w:rPr>
-              <w:t>NĂM 202</w:t>
-            </w:r>
-            <w:r>
-              <w:rPr>
-                <w:rFonts w:hint="default" w:cs="Times New Roman"/>
-                <w:b/>
-                <w:sz w:val="28"/>
-                <w:lang w:val="en-US"/>
-              </w:rPr>
-              <w:t>5</w:t>
-            </w:r>
-          </w:p>
-          <w:p>
-            <w:pPr>
-              <w:spacing w:before="120" w:after="0" w:line="240" w:lineRule="auto"/>
-              <w:ind w:left="360"/>
-              <w:jc w:val="center"/>
-              <w:rPr>
-                <w:rFonts w:ascii="Times New Roman" w:hAnsi="Times New Roman" w:cs="Times New Roman"/>
-                <w:b/>
-                <w:sz w:val="28"/>
-                <w:szCs w:val="28"/>
-              </w:rPr>
-            </w:pPr>
-          </w:p>
-        </w:tc>
-      </w:tr>
-    </w:tbl>
-    <w:p>
-      <w:pPr>
-        <w:ind w:left="0" w:leftChars="0" w:firstLine="0" w:firstLineChars="0"/>
-        <w:rPr>
-          <w:rFonts w:hint="default"/>
-          <w:lang w:val="en-US"/>
-        </w:rPr>
-      </w:pPr>
-    </w:p>
-    <w:p>
-      <w:r>
-        <w:br w:type="page"/>
-      </w:r>
-    </w:p>
-    <w:tbl>
-      <w:tblPr>
-        <w:tblStyle w:val="3"/>
-        <w:tblW w:w="9627" w:type="dxa"/>
-        <w:tblInd w:w="108" w:type="dxa"/>
-        <w:tblBorders>
-          <w:top w:val="single" w:color="auto" w:sz="4" w:space="0"/>
-          <w:left w:val="single" w:color="auto" w:sz="4" w:space="0"/>
-          <w:bottom w:val="single" w:color="auto" w:sz="4" w:space="0"/>
-          <w:right w:val="single" w:color="auto" w:sz="4" w:space="0"/>
-          <w:insideH w:val="single" w:color="auto" w:sz="4" w:space="0"/>
-          <w:insideV w:val="single" w:color="auto" w:sz="4" w:space="0"/>
-        </w:tblBorders>
-        <w:tblLayout w:type="autofit"/>
-        <w:tblCellMar>
-          <w:top w:w="0" w:type="dxa"/>
-          <w:left w:w="108" w:type="dxa"/>
-          <w:bottom w:w="0" w:type="dxa"/>
-          <w:right w:w="108" w:type="dxa"/>
-        </w:tblCellMar>
-      </w:tblPr>
-      <w:tblGrid>
-        <w:gridCol w:w="9627"/>
-      </w:tblGrid>
-      <w:tr>
-        <w:tblPrEx>
-          <w:tblBorders>
-            <w:top w:val="single" w:color="auto" w:sz="4" w:space="0"/>
-            <w:left w:val="single" w:color="auto" w:sz="4" w:space="0"/>
-            <w:bottom w:val="single" w:color="auto" w:sz="4" w:space="0"/>
-            <w:right w:val="single" w:color="auto" w:sz="4" w:space="0"/>
-            <w:insideH w:val="single" w:color="auto" w:sz="4" w:space="0"/>
-            <w:insideV w:val="single" w:color="auto" w:sz="4" w:space="0"/>
-          </w:tblBorders>
-          <w:tblCellMar>
-            <w:top w:w="0" w:type="dxa"/>
-            <w:left w:w="108" w:type="dxa"/>
-            <w:bottom w:w="0" w:type="dxa"/>
-            <w:right w:w="108" w:type="dxa"/>
-          </w:tblCellMar>
-        </w:tblPrEx>
-        <w:trPr>
-          <w:trHeight w:val="13989" w:hRule="atLeast"/>
-        </w:trPr>
-        <w:tc>
-          <w:tcPr>
-            <w:tcW w:w="9627" w:type="dxa"/>
-            <w:tcBorders>
-              <w:top w:val="thinThickSmallGap" w:color="auto" w:sz="24" w:space="0"/>
-              <w:left w:val="thinThickSmallGap" w:color="auto" w:sz="24" w:space="0"/>
-              <w:bottom w:val="thickThinSmallGap" w:color="auto" w:sz="24" w:space="0"/>
-              <w:right w:val="thickThinSmallGap" w:color="auto" w:sz="24" w:space="0"/>
-            </w:tcBorders>
-            <w:noWrap w:val="0"/>
-            <w:vAlign w:val="top"/>
-          </w:tcPr>
-          <w:p>
-            <w:pPr>
-              <w:spacing w:line="240" w:lineRule="auto"/>
-              <w:rPr>
-                <w:rFonts w:ascii="Times New Roman" w:hAnsi="Times New Roman" w:cs="Times New Roman"/>
-                <w:b/>
-                <w:sz w:val="28"/>
-                <w:szCs w:val="28"/>
-                <w:lang w:val="nl-NL"/>
-              </w:rPr>
-            </w:pPr>
-          </w:p>
-          <w:p>
-            <w:pPr>
-              <w:spacing w:after="0" w:line="240" w:lineRule="auto"/>
-              <w:jc w:val="center"/>
-              <w:rPr>
-                <w:rFonts w:ascii="Times New Roman" w:hAnsi="Times New Roman" w:cs="Times New Roman"/>
-                <w:b w:val="0"/>
-                <w:bCs w:val="0"/>
-                <w:sz w:val="28"/>
-                <w:szCs w:val="28"/>
-              </w:rPr>
-            </w:pPr>
-            <w:r>
-              <w:rPr>
-                <w:rFonts w:ascii="Times New Roman" w:hAnsi="Times New Roman" w:cs="Times New Roman"/>
-                <w:b w:val="0"/>
-                <w:bCs w:val="0"/>
-                <w:sz w:val="28"/>
-                <w:szCs w:val="28"/>
-              </w:rPr>
-              <w:t>BỘ GIÁO DỤC VÀ ĐÀO TẠO</w:t>
-            </w:r>
-          </w:p>
-          <w:p>
-            <w:pPr>
-              <w:spacing w:after="0" w:line="240" w:lineRule="auto"/>
-              <w:jc w:val="center"/>
-              <w:rPr>
-                <w:rFonts w:ascii="Times New Roman" w:hAnsi="Times New Roman" w:cs="Times New Roman"/>
-                <w:b/>
-                <w:bCs/>
-                <w:sz w:val="28"/>
-                <w:szCs w:val="28"/>
-              </w:rPr>
-            </w:pPr>
-            <w:r>
-              <w:rPr>
-                <w:rFonts w:ascii="Times New Roman" w:hAnsi="Times New Roman" w:cs="Times New Roman"/>
-                <w:b/>
-                <w:bCs/>
-                <w:sz w:val="28"/>
-                <w:szCs w:val="28"/>
-              </w:rPr>
-              <w:t xml:space="preserve">ĐẠI </w:t>
-            </w:r>
-            <w:r>
-              <w:rPr>
-                <w:rFonts w:hint="default" w:cs="Times New Roman"/>
-                <w:b/>
-                <w:bCs/>
-                <w:sz w:val="28"/>
-                <w:szCs w:val="28"/>
-                <w:lang w:val="vi-VN"/>
-              </w:rPr>
-              <w:t>H</w:t>
-            </w:r>
-            <w:r>
-              <w:rPr>
-                <w:rFonts w:ascii="Times New Roman" w:hAnsi="Times New Roman" w:cs="Times New Roman"/>
-                <w:b/>
-                <w:bCs/>
-                <w:sz w:val="28"/>
-                <w:szCs w:val="28"/>
-              </w:rPr>
-              <w:t>ỌC CẦN THƠ</w:t>
-            </w:r>
-          </w:p>
-          <w:p>
-            <w:pPr>
-              <w:keepNext/>
-              <w:spacing w:line="240" w:lineRule="auto"/>
-              <w:ind w:left="360"/>
-              <w:jc w:val="center"/>
-              <w:rPr>
-                <w:rFonts w:ascii="Times New Roman" w:hAnsi="Times New Roman" w:cs="Times New Roman"/>
-                <w:b/>
-                <w:bCs/>
-                <w:sz w:val="26"/>
-                <w:szCs w:val="26"/>
-              </w:rPr>
-            </w:pPr>
-          </w:p>
-          <w:p>
-            <w:pPr>
-              <w:keepNext/>
-              <w:spacing w:line="240" w:lineRule="auto"/>
-              <w:ind w:left="360"/>
-              <w:jc w:val="center"/>
-              <w:rPr>
-                <w:rFonts w:ascii="Times New Roman" w:hAnsi="Times New Roman" w:cs="Times New Roman"/>
-                <w:b/>
-                <w:bCs/>
-                <w:sz w:val="26"/>
-                <w:szCs w:val="26"/>
-              </w:rPr>
-            </w:pPr>
-          </w:p>
-          <w:p>
-            <w:pPr>
-              <w:keepNext/>
-              <w:spacing w:line="240" w:lineRule="auto"/>
-              <w:ind w:left="0" w:leftChars="0" w:firstLine="0" w:firstLineChars="0"/>
-              <w:jc w:val="center"/>
-              <w:rPr>
-                <w:rFonts w:ascii="Times New Roman" w:hAnsi="Times New Roman" w:cs="Times New Roman"/>
-                <w:b/>
-                <w:bCs/>
-                <w:sz w:val="28"/>
-                <w:szCs w:val="28"/>
-              </w:rPr>
-            </w:pPr>
-          </w:p>
-          <w:p>
-            <w:pPr>
-              <w:spacing w:after="0" w:line="240" w:lineRule="auto"/>
-              <w:ind w:left="360"/>
-              <w:jc w:val="center"/>
-              <w:rPr>
-                <w:rFonts w:ascii="Times New Roman" w:hAnsi="Times New Roman" w:cs="Times New Roman"/>
-                <w:i/>
-                <w:sz w:val="28"/>
-                <w:szCs w:val="28"/>
-              </w:rPr>
-            </w:pPr>
-            <w:r>
-              <w:rPr>
-                <w:rFonts w:ascii="Times New Roman" w:hAnsi="Times New Roman" w:cs="Times New Roman"/>
-                <w:b/>
-                <w:sz w:val="28"/>
-                <w:szCs w:val="28"/>
-              </w:rPr>
-              <w:t>ĐỖ THÙY HƯƠNG</w:t>
-            </w:r>
-          </w:p>
-          <w:p>
-            <w:pPr>
-              <w:keepNext/>
-              <w:spacing w:line="240" w:lineRule="auto"/>
-              <w:ind w:left="360"/>
-              <w:jc w:val="center"/>
-              <w:rPr>
-                <w:rFonts w:hint="default" w:ascii="Times New Roman" w:hAnsi="Times New Roman" w:cs="Times New Roman"/>
-                <w:b/>
-                <w:bCs/>
-                <w:sz w:val="28"/>
-                <w:szCs w:val="28"/>
-                <w:lang w:val="en-US"/>
-              </w:rPr>
-            </w:pPr>
-            <w:r>
-              <w:rPr>
-                <w:rFonts w:hint="default" w:cs="Times New Roman"/>
-                <w:b/>
-                <w:bCs/>
-                <w:sz w:val="28"/>
-                <w:szCs w:val="28"/>
-                <w:lang w:val="en-US"/>
-              </w:rPr>
-              <w:t>MÃ SỐ NCS: P1323001</w:t>
-            </w:r>
-          </w:p>
-          <w:p>
-            <w:pPr>
-              <w:keepNext/>
-              <w:spacing w:line="240" w:lineRule="auto"/>
-              <w:ind w:left="360"/>
-              <w:jc w:val="center"/>
-              <w:rPr>
-                <w:rFonts w:ascii="Times New Roman" w:hAnsi="Times New Roman" w:cs="Times New Roman"/>
-                <w:b/>
-                <w:bCs/>
-                <w:szCs w:val="26"/>
-              </w:rPr>
-            </w:pPr>
-          </w:p>
-          <w:p>
-            <w:pPr>
-              <w:keepNext/>
-              <w:spacing w:line="240" w:lineRule="auto"/>
-              <w:ind w:left="0" w:leftChars="0" w:firstLine="0" w:firstLineChars="0"/>
-              <w:jc w:val="both"/>
-              <w:rPr>
-                <w:rFonts w:hint="default" w:cs="Times New Roman"/>
-                <w:b/>
-                <w:bCs/>
-                <w:sz w:val="40"/>
-                <w:szCs w:val="40"/>
-                <w:lang w:val="en-US"/>
-              </w:rPr>
-            </w:pPr>
-          </w:p>
-          <w:p>
-            <w:pPr>
-              <w:keepNext/>
-              <w:spacing w:line="240" w:lineRule="auto"/>
-              <w:ind w:left="360"/>
-              <w:jc w:val="center"/>
-              <w:rPr>
-                <w:rFonts w:hint="default" w:ascii="Times New Roman" w:hAnsi="Times New Roman" w:cs="Times New Roman"/>
-                <w:b/>
-                <w:bCs/>
-                <w:sz w:val="39"/>
-                <w:szCs w:val="39"/>
-                <w:lang w:val="en-US"/>
-              </w:rPr>
-            </w:pPr>
-            <w:r>
-              <w:rPr>
-                <w:rFonts w:hint="default" w:cs="Times New Roman"/>
-                <w:b/>
-                <w:sz w:val="39"/>
-                <w:szCs w:val="39"/>
-                <w:highlight w:val="none"/>
-                <w:lang w:val="en-US"/>
-              </w:rPr>
-              <w:t xml:space="preserve">THỰC TRẠNG VỀ HIỆU QUẢ HOẠT ĐỘNG KINH DOANH CỦA </w:t>
-            </w:r>
-            <w:r>
-              <w:rPr>
-                <w:rFonts w:hint="default" w:cs="Times New Roman"/>
-                <w:b/>
-                <w:sz w:val="39"/>
-                <w:szCs w:val="39"/>
-                <w:highlight w:val="none"/>
-                <w:lang w:val="vi-VN"/>
-              </w:rPr>
-              <w:t xml:space="preserve">CÁC </w:t>
-            </w:r>
-            <w:r>
-              <w:rPr>
-                <w:rFonts w:hint="default" w:cs="Times New Roman"/>
-                <w:b/>
-                <w:sz w:val="39"/>
-                <w:szCs w:val="39"/>
-                <w:highlight w:val="none"/>
-                <w:lang w:val="en-US"/>
-              </w:rPr>
-              <w:t>DOANH NGHIỆP Ở CHÂU Á</w:t>
-            </w:r>
-          </w:p>
-          <w:p>
-            <w:pPr>
-              <w:keepNext/>
-              <w:spacing w:line="240" w:lineRule="auto"/>
-              <w:jc w:val="both"/>
-              <w:rPr>
-                <w:rFonts w:ascii="Times New Roman" w:hAnsi="Times New Roman" w:cs="Times New Roman"/>
-                <w:b/>
-                <w:bCs/>
-                <w:sz w:val="39"/>
-                <w:szCs w:val="39"/>
-              </w:rPr>
-            </w:pPr>
-          </w:p>
-          <w:p>
-            <w:pPr>
-              <w:keepNext/>
-              <w:spacing w:line="240" w:lineRule="auto"/>
-              <w:ind w:left="0" w:leftChars="0" w:firstLine="0" w:firstLineChars="0"/>
-              <w:jc w:val="both"/>
-              <w:rPr>
-                <w:rFonts w:ascii="Times New Roman" w:hAnsi="Times New Roman" w:cs="Times New Roman"/>
-                <w:b/>
-                <w:bCs/>
-                <w:sz w:val="28"/>
-                <w:szCs w:val="28"/>
-              </w:rPr>
-            </w:pPr>
-          </w:p>
-          <w:p>
-            <w:pPr>
-              <w:keepNext/>
-              <w:spacing w:line="240" w:lineRule="auto"/>
-              <w:ind w:left="0" w:leftChars="0" w:firstLine="0" w:firstLineChars="0"/>
-              <w:jc w:val="both"/>
-              <w:rPr>
-                <w:rFonts w:ascii="Times New Roman" w:hAnsi="Times New Roman" w:cs="Times New Roman"/>
-                <w:b/>
-                <w:bCs/>
-                <w:sz w:val="28"/>
-                <w:szCs w:val="28"/>
-              </w:rPr>
-            </w:pPr>
-          </w:p>
-          <w:p>
-            <w:pPr>
-              <w:spacing w:after="0" w:line="240" w:lineRule="auto"/>
-              <w:ind w:left="-426" w:right="-397"/>
-              <w:jc w:val="center"/>
-              <w:rPr>
-                <w:rFonts w:hint="default" w:cs="Times New Roman"/>
-                <w:b/>
-                <w:sz w:val="28"/>
-                <w:szCs w:val="28"/>
-                <w:lang w:val="en-US"/>
-              </w:rPr>
-            </w:pPr>
-            <w:r>
-              <w:rPr>
-                <w:rFonts w:hint="default" w:cs="Times New Roman"/>
-                <w:b/>
-                <w:sz w:val="28"/>
-                <w:szCs w:val="28"/>
-                <w:lang w:val="en-US"/>
-              </w:rPr>
-              <w:t>CHUYÊN ĐỀ 1</w:t>
-            </w:r>
-          </w:p>
-          <w:p>
-            <w:pPr>
-              <w:spacing w:after="0" w:line="240" w:lineRule="auto"/>
-              <w:ind w:left="-426" w:right="-397"/>
-              <w:jc w:val="center"/>
-              <w:rPr>
-                <w:rFonts w:ascii="Times New Roman" w:hAnsi="Times New Roman" w:cs="Times New Roman"/>
-                <w:i/>
-                <w:sz w:val="28"/>
-                <w:szCs w:val="28"/>
-              </w:rPr>
-            </w:pPr>
-            <w:r>
-              <w:rPr>
-                <w:rFonts w:hint="default" w:cs="Times New Roman"/>
-                <w:b/>
-                <w:sz w:val="28"/>
-                <w:szCs w:val="28"/>
-                <w:lang w:val="en-US"/>
-              </w:rPr>
-              <w:t xml:space="preserve">CHUYÊN </w:t>
-            </w:r>
-            <w:r>
-              <w:rPr>
-                <w:rFonts w:ascii="Times New Roman" w:hAnsi="Times New Roman" w:cs="Times New Roman"/>
-                <w:b/>
-                <w:sz w:val="28"/>
-                <w:szCs w:val="28"/>
-              </w:rPr>
-              <w:t>NGÀNH QUẢN TRỊ KINH DOANH</w:t>
-            </w:r>
-          </w:p>
-          <w:p>
-            <w:pPr>
-              <w:spacing w:after="0" w:line="240" w:lineRule="auto"/>
-              <w:ind w:left="-426" w:right="-397"/>
-              <w:jc w:val="center"/>
-              <w:rPr>
-                <w:rFonts w:ascii="Times New Roman" w:hAnsi="Times New Roman" w:cs="Times New Roman"/>
-                <w:i/>
-                <w:sz w:val="28"/>
-                <w:szCs w:val="28"/>
-              </w:rPr>
-            </w:pPr>
-            <w:r>
-              <w:rPr>
-                <w:rFonts w:ascii="Times New Roman" w:hAnsi="Times New Roman" w:cs="Times New Roman"/>
-                <w:b/>
-                <w:sz w:val="28"/>
-                <w:szCs w:val="28"/>
-              </w:rPr>
-              <w:t>MÃ SỐ 9340101</w:t>
-            </w:r>
-          </w:p>
-          <w:p>
-            <w:pPr>
-              <w:pStyle w:val="4"/>
-              <w:keepNext/>
-              <w:spacing w:before="120" w:line="240" w:lineRule="auto"/>
-              <w:ind w:left="0" w:leftChars="0" w:firstLine="0" w:firstLineChars="0"/>
-              <w:jc w:val="center"/>
-              <w:rPr>
-                <w:rFonts w:hint="default" w:ascii="Times New Roman" w:hAnsi="Times New Roman" w:cs="Times New Roman"/>
-                <w:lang w:val="en-US"/>
-              </w:rPr>
-            </w:pPr>
-          </w:p>
-          <w:p>
-            <w:pPr>
-              <w:pStyle w:val="4"/>
-              <w:keepNext/>
-              <w:spacing w:before="120" w:line="240" w:lineRule="auto"/>
-              <w:ind w:left="360" w:firstLine="360"/>
-              <w:jc w:val="center"/>
-              <w:rPr>
-                <w:rFonts w:ascii="Times New Roman" w:hAnsi="Times New Roman" w:cs="Times New Roman"/>
-              </w:rPr>
-            </w:pPr>
-          </w:p>
-          <w:p>
-            <w:pPr>
-              <w:pStyle w:val="4"/>
-              <w:keepNext/>
-              <w:spacing w:before="120" w:line="240" w:lineRule="auto"/>
-              <w:ind w:left="0" w:leftChars="0" w:firstLine="0" w:firstLineChars="0"/>
-              <w:jc w:val="center"/>
-              <w:rPr>
-                <w:rFonts w:hint="default" w:cs="Times New Roman"/>
-                <w:b/>
-                <w:bCs/>
-                <w:sz w:val="26"/>
-                <w:szCs w:val="26"/>
-                <w:lang w:val="en-US"/>
-              </w:rPr>
-            </w:pPr>
-            <w:r>
-              <w:rPr>
-                <w:rFonts w:hint="default" w:cs="Times New Roman"/>
-                <w:b/>
-                <w:bCs/>
-                <w:sz w:val="26"/>
-                <w:szCs w:val="26"/>
-                <w:lang w:val="en-US"/>
-              </w:rPr>
-              <w:t>NGƯỜI HƯỚNG DẪN</w:t>
-            </w:r>
-          </w:p>
-          <w:p>
-            <w:pPr>
-              <w:pStyle w:val="4"/>
-              <w:keepNext/>
-              <w:spacing w:before="120" w:line="240" w:lineRule="auto"/>
-              <w:ind w:left="0" w:leftChars="0" w:firstLine="0" w:firstLineChars="0"/>
-              <w:jc w:val="center"/>
-              <w:rPr>
-                <w:rFonts w:hint="default" w:cs="Times New Roman"/>
-                <w:b/>
-                <w:bCs/>
-                <w:sz w:val="26"/>
-                <w:szCs w:val="26"/>
-                <w:lang w:val="en-US"/>
-              </w:rPr>
-            </w:pPr>
-            <w:r>
-              <w:rPr>
-                <w:rFonts w:hint="default" w:cs="Times New Roman"/>
-                <w:b/>
-                <w:bCs/>
-                <w:sz w:val="26"/>
-                <w:szCs w:val="26"/>
-                <w:lang w:val="en-US"/>
-              </w:rPr>
-              <w:t>TS. NGUYỄN MINH CẢNH</w:t>
-            </w:r>
-          </w:p>
-          <w:p>
-            <w:pPr>
-              <w:pStyle w:val="4"/>
-              <w:keepNext/>
-              <w:spacing w:before="120" w:line="240" w:lineRule="auto"/>
-              <w:ind w:left="0" w:leftChars="0" w:firstLine="0" w:firstLineChars="0"/>
-              <w:jc w:val="both"/>
-              <w:rPr>
-                <w:rFonts w:ascii="Times New Roman" w:hAnsi="Times New Roman" w:cs="Times New Roman"/>
-                <w:b/>
-                <w:sz w:val="28"/>
-              </w:rPr>
-            </w:pPr>
-          </w:p>
-          <w:p>
-            <w:pPr>
-              <w:pStyle w:val="4"/>
-              <w:keepNext/>
-              <w:spacing w:before="120" w:line="240" w:lineRule="auto"/>
-              <w:ind w:left="0" w:leftChars="0" w:firstLine="0" w:firstLineChars="0"/>
-              <w:jc w:val="both"/>
-              <w:rPr>
-                <w:rFonts w:ascii="Times New Roman" w:hAnsi="Times New Roman" w:cs="Times New Roman"/>
-                <w:b/>
-                <w:sz w:val="28"/>
-              </w:rPr>
-            </w:pPr>
-          </w:p>
-          <w:p>
-            <w:pPr>
-              <w:pStyle w:val="4"/>
-              <w:keepNext/>
-              <w:spacing w:before="120" w:line="240" w:lineRule="auto"/>
-              <w:ind w:left="0" w:leftChars="0" w:firstLine="0" w:firstLineChars="0"/>
-              <w:jc w:val="center"/>
-              <w:rPr>
-                <w:rFonts w:ascii="Times New Roman" w:hAnsi="Times New Roman" w:cs="Times New Roman"/>
-                <w:b/>
-                <w:sz w:val="28"/>
-              </w:rPr>
-            </w:pPr>
-          </w:p>
-          <w:p>
-            <w:pPr>
-              <w:pStyle w:val="4"/>
-              <w:keepNext/>
-              <w:spacing w:before="120" w:line="240" w:lineRule="auto"/>
-              <w:ind w:left="0" w:leftChars="0" w:firstLine="0" w:firstLineChars="0"/>
-              <w:jc w:val="center"/>
-              <w:rPr>
-                <w:rFonts w:ascii="Times New Roman" w:hAnsi="Times New Roman" w:cs="Times New Roman"/>
-                <w:b/>
-                <w:sz w:val="28"/>
-              </w:rPr>
-            </w:pPr>
-          </w:p>
-          <w:p>
-            <w:pPr>
-              <w:pStyle w:val="4"/>
-              <w:keepNext/>
-              <w:spacing w:before="120" w:line="240" w:lineRule="auto"/>
-              <w:ind w:left="0" w:leftChars="0" w:firstLine="0" w:firstLineChars="0"/>
-              <w:jc w:val="center"/>
-              <w:rPr>
-                <w:rFonts w:ascii="Times New Roman" w:hAnsi="Times New Roman" w:cs="Times New Roman"/>
-                <w:b/>
-                <w:sz w:val="28"/>
-              </w:rPr>
-            </w:pPr>
-          </w:p>
-          <w:p>
-            <w:pPr>
-              <w:pStyle w:val="4"/>
-              <w:keepNext/>
-              <w:spacing w:before="120" w:line="240" w:lineRule="auto"/>
-              <w:ind w:left="0" w:leftChars="0" w:firstLine="0" w:firstLineChars="0"/>
-              <w:jc w:val="center"/>
-              <w:rPr>
-                <w:rFonts w:hint="default" w:ascii="Times New Roman" w:hAnsi="Times New Roman" w:cs="Times New Roman"/>
-                <w:lang w:val="en-US"/>
-              </w:rPr>
-            </w:pPr>
-            <w:r>
-              <w:rPr>
-                <w:rFonts w:ascii="Times New Roman" w:hAnsi="Times New Roman" w:cs="Times New Roman"/>
-                <w:b/>
-                <w:sz w:val="28"/>
-              </w:rPr>
-              <w:t>NĂM 202</w:t>
-            </w:r>
-            <w:r>
-              <w:rPr>
-                <w:rFonts w:hint="default" w:cs="Times New Roman"/>
-                <w:b/>
-                <w:sz w:val="28"/>
-                <w:lang w:val="en-US"/>
-              </w:rPr>
-              <w:t>5</w:t>
-            </w:r>
-          </w:p>
-          <w:p>
-            <w:pPr>
-              <w:spacing w:before="120" w:after="0" w:line="240" w:lineRule="auto"/>
-              <w:ind w:left="360"/>
-              <w:jc w:val="center"/>
-              <w:rPr>
-                <w:rFonts w:ascii="Times New Roman" w:hAnsi="Times New Roman" w:cs="Times New Roman"/>
-                <w:b/>
-                <w:sz w:val="28"/>
-                <w:szCs w:val="28"/>
-              </w:rPr>
-            </w:pPr>
-          </w:p>
-        </w:tc>
-      </w:tr>
-    </w:tbl>
-    <w:p>
-      <w:pPr>
-        <w:ind w:left="0" w:leftChars="0" w:firstLine="0" w:firstLineChars="0"/>
-      </w:pPr>
-      <w:bookmarkStart w:id="0" w:name="_GoBack"/>
-      <w:bookmarkEnd w:id="0"/>
-    </w:p>
-    <w:p>
-      <w:r>
-        <w:br w:type="page"/>
-      </w:r>
-    </w:p>
-    <w:bookmarkStart w:id="122" w:name="chuyên-đề-tiến-sĩ-số-2"/>
+    <w:bookmarkStart w:id="129" w:name="chuyên-đề-tiến-sĩ-số-2"/>
     <w:p>
       <w:pPr>
         <w:pStyle w:val="Heading1"/>
@@ -1468,15 +192,15 @@
         <w:pStyle w:val="FirstParagraph"/>
       </w:pPr>
       <w:r>
-        <w:t xml:space="preserve">Chuyên đề này xây dựng mô hình nghiên cứu lý thuyết và thực nghiệm về ảnh hưởng của quốc tế hóa đến hiệu quả hoạt động kinh doanh của các doanh nghiệp ở các quốc gia châu Á trong giai đoạn 2009–2025. Khung lý thuyết tích hợp bốn tầng — Uppsala Model (Johanson &amp; Vahlne, 1977, 2009), Resource-Based View (Barney, 1991; Wernerfelt, 1984), Institutional Theory (North, 1990; Khanna &amp; Palepu, 2010; Peng, 2003) và Upper Echelons Theory (Hambrick &amp; Mason, 1984; Hambrick, 2007) — kết hợp với Digital Capability Lens (Banalieva &amp; Dhanaraj, 2019; Verhoef et al., 2021; Stallkamp &amp; Schotter, 2021) làm nền tảng lý thuyết. Lược khảo năm dạng hàm quan hệ quốc tế hóa — hiệu quả (I→P) gồm tuyến tính, chữ U ngược, S-curve, M-curve, và forced penalty, cùng năm meta-analysis lớn giai đoạn 1980–2024, cho thấy khoảng trống thực nghiệm trong việc kiểm định đồng thời phi tuyến và điều tiết đa tầng ở châu Á. Hệ giả thuyết H1–H6 được phát triển: H1 phi tuyến dạng chữ U ngược hoặc S-curve; H2 Technological Capability Index (TCI) điều tiết tích cực; H3 Digital Adoption Index (DAI) điều tiết theo ngữ cảnh và phân biệt với TCI; H4 đặc điểm nhà quản trị điều tiết; H5 thể chế nội địa điều tiết theo gradient ICRV sáu nhóm; H6 tính không đồng nhất theo thời gian. Tám mô hình thực nghiệm M0–M7 được đặc tả, từ baseline tuyến tính đến mô hình điều tiết ba chiều cấp luận án. Chiến lược nhận dạng đa tầng và kế hoạch kiểm định độ vững toàn diện được thiết kế cho pool 101.185 doanh nghiệp ở 47 nền kinh tế châu Á và Thái Bình Dương, bao gồm 108 cặp quốc gia-năm qua 14 mốc khảo sát WBES giai đoạn 2009–2025. Bốn đóng góp chính: (i) khung tích hợp 4 tầng kết hợp Digital Capability Lens chưa có tương đương cho châu Á; (ii) tách bạch TCI và DAI theo Mô hình Năng lực số phụ thuộc bối cảnh (CDCM); (iii) mô hình M7 điều tiết ba chiều; (iv) phân loại nhánh Advanced thành tiên tiến đổi mới sáng tạo dẫn dắt (ICRV Nhóm I) và tiên tiến tài nguyên dẫn dắt (ICRV Nhóm II). Ba bản thảo thực nghiệm đồng hành — P3 Việt Nam (JABS, under review), P4 Singapore (MIR, under review), P5 Trung Quốc (IJOEM, under review) — cung cấp bằng chứng quốc gia cụ thể kiểm định H1–H6 và xác nhận tính khả nghiệm của mô hình đề xuất.</w:t>
-      </w:r>
-    </w:p>
-    <w:p>
-      <w:pPr>
-        <w:pStyle w:val="BodyText"/>
-      </w:pPr>
-      <w:r>
-        <w:t xml:space="preserve">Từ khóa: quốc tế hóa; hiệu quả hoạt động kinh doanh; châu Á; mô hình phi tuyến; điều tiết; năng lực số; thể chế; Upper Echelons; ICRV.</w:t>
+        <w:t xml:space="preserve">Chuyên đề này xây dựng mô hình nghiên cứu lý thuyết và thực nghiệm về ảnh hưởng của quốc tế hóa đến hiệu quả hoạt động kinh doanh của các doanh nghiệp ở các quốc gia châu Á trong giai đoạn 2009–2025. Khung lý thuyết tích hợp bốn tầng — Uppsala Model (Johanson &amp; Vahlne, 1977, 2009), Resource-Based View (Barney, 1991; Wernerfelt, 1984), Institutional Theory (North, 1990; Khanna &amp; Palepu, 2010; Peng, 2003) và Upper Echelons Theory (Hambrick &amp; Mason, 1984; Hambrick, 2007) — kết hợp với Foundational Digital Adoption Framework (Banalieva &amp; Dhanaraj, 2019; Verhoef et al., 2021; Stallkamp &amp; Schotter, 2021) làm nền tảng lý thuyết. Lược khảo năm dạng hàm quan hệ quốc tế hóa — hiệu quả (I→P) gồm tuyến tính, chữ U ngược, S-curve, M-curve, và forced penalty, cùng năm meta-analysis lớn giai đoạn 1980–2024, cho thấy khoảng trống thực nghiệm trong việc kiểm định đồng thời phi tuyến và điều tiết đa tầng ở châu Á. Hệ giả thuyết H1–H6 được phát triển: H1 phi tuyến dạng chữ U ngược hoặc S-curve; H2 Technological Capability Index (TCI) điều tiết tích cực; H3 Digital Adoption Index (DAI) điều tiết theo ngữ cảnh và phân biệt với TCI; H4 đặc điểm nhà quản trị điều tiết; H5 thể chế nội địa điều tiết theo gradient ICRV sáu nhóm; H6 tính không đồng nhất theo thời gian. Tám mô hình thực nghiệm M0–M7 được đặc tả, từ baseline tuyến tính đến mô hình điều tiết ba chiều cấp luận án. Chiến lược nhận dạng đa tầng và kế hoạch kiểm định độ vững toàn diện được thiết kế cho pool 101.185 doanh nghiệp ở 47 nền kinh tế châu Á và Thái Bình Dương, bao gồm 108 cặp quốc gia-năm qua 14 mốc khảo sát WBES giai đoạn 2009–2025. Bốn đóng góp chính: (i) khung tích hợp 4 tầng kết hợp Foundational Digital Adoption Framework chưa có tương đương cho châu Á; (ii) tách bạch TCI và DAI theo Mô hình Áp dụng số và Năng lực phụ thuộc bối cảnh (CDCM); (iii) mô hình M7 điều tiết ba chiều; (iv) phân loại nhánh Advanced thành tiên tiến đổi mới sáng tạo dẫn dắt (ICRV Nhóm I) và tiên tiến tài nguyên dẫn dắt (ICRV Nhóm II). Ba bản thảo thực nghiệm đồng hành — P3 Việt Nam (JABS, under review), P4 Singapore (MIR, under review), P5 Trung Quốc (IJOEM, under review) — cung cấp bằng chứng quốc gia cụ thể kiểm định H1–H6 và xác nhận tính khả nghiệm của mô hình đề xuất.</w:t>
+      </w:r>
+    </w:p>
+    <w:p>
+      <w:pPr>
+        <w:pStyle w:val="BodyText"/>
+      </w:pPr>
+      <w:r>
+        <w:t xml:space="preserve">Từ khóa: quốc tế hóa; hiệu quả hoạt động kinh doanh; châu Á; mô hình phi tuyến; điều tiết; áp dụng số; thể chế; Upper Echelons; ICRV.</w:t>
       </w:r>
     </w:p>
     <w:p>
@@ -1501,15 +225,15 @@
         <w:pStyle w:val="FirstParagraph"/>
       </w:pPr>
       <w:r>
-        <w:t xml:space="preserve">This specialty essay constructs a theoretical and empirical research model on the effect of internationalization on firm performance across Asian economies during 2009–2025. The integrated theoretical framework combines four layers — the Uppsala Model (Johanson &amp; Vahlne, 1977, 2009), the Resource-Based View (Barney, 1991; Wernerfelt, 1984), Institutional Theory (North, 1990; Khanna &amp; Palepu, 2010; Peng, 2003), and Upper Echelons Theory (Hambrick &amp; Mason, 1984; Hambrick, 2007) — together with the Digital Capability Lens (Banalieva &amp; Dhanaraj, 2019; Verhoef et al., 2021; Stallkamp &amp; Schotter, 2021). A review of five functional forms of the internationalization–performance (I→P) relationship — linear, inverted-U, S-curve, M-curve, and forced penalty — together with five major meta-analyses covering 1980–2024 reveals an empirical gap in the simultaneous testing of nonlinearity and multi-level moderation in Asia. Six hypotheses (H1–H6) are developed: H1 nonlinear inverted-U or S-curve relationship; H2 Technological Capability Index (TCI) positively moderating; H3 Digital Adoption Index (DAI) moderating contingently and distinguishable from TCI; H4 top manager characteristics moderating; H5 home-country institutions moderating along the ICRV six-regime gradient; H6 temporal heterogeneity. Eight empirical models M0–M7 are specified, from linear baseline to three-way moderation. A multi-level identification strategy and comprehensive robustness plan are designed for a pool of 101,185 firms across 47 Asian and Pacific economies, spanning 108 country-year pairs across 14 WBES survey waves (2009–2025). The four main contributions are: (i) an integrated 4-tier framework combined with the Digital Capability Lens with no equivalent for Asia; (ii) the separation of TCI and DAI within the Context-Contingent Digital Capability Model (CDCM); (iii) the M7 three-way moderation model; (iv) sub-grouping of the Advanced regime into innovation-driven (ICRV Group I) and resource-driven (ICRV Group II) types. Three companion empirical papers — P3 Vietnam (JABS, under review), P4 Singapore (MIR, under review), P5 China (IJOEM, under review) — provide country-specific evidence testing H1–H6 and validating the proposed model structure.</w:t>
-      </w:r>
-    </w:p>
-    <w:p>
-      <w:pPr>
-        <w:pStyle w:val="BodyText"/>
-      </w:pPr>
-      <w:r>
-        <w:t xml:space="preserve">Keywords: internationalization; firm performance; Asia; nonlinear models; moderation; digital capability; institutions; Upper Echelons; ICRV.</w:t>
+        <w:t xml:space="preserve">This specialty essay constructs a theoretical and empirical research model on the effect of internationalization on firm performance across Asian economies during 2009–2025. The integrated theoretical framework combines four layers — the Uppsala Model (Johanson &amp; Vahlne, 1977, 2009), the Resource-Based View (Barney, 1991; Wernerfelt, 1984), Institutional Theory (North, 1990; Khanna &amp; Palepu, 2010; Peng, 2003), and Upper Echelons Theory (Hambrick &amp; Mason, 1984; Hambrick, 2007) — together with the Foundational Digital Adoption Framework (Banalieva &amp; Dhanaraj, 2019; Verhoef et al., 2021; Stallkamp &amp; Schotter, 2021). A review of five functional forms of the internationalization–performance (I→P) relationship — linear, inverted-U, S-curve, M-curve, and forced penalty — together with five major meta-analyses covering 1980–2024 reveals an empirical gap in the simultaneous testing of nonlinearity and multi-level moderation in Asia. Six hypotheses (H1–H6) are developed: H1 nonlinear inverted-U or S-curve relationship; H2 Technological Capability Index (TCI) positively moderating; H3 Digital Adoption Index (DAI) moderating contingently and distinguishable from TCI; H4 top manager characteristics moderating; H5 home-country institutions moderating along the ICRV six-regime gradient; H6 temporal heterogeneity. Eight empirical models M0–M7 are specified, from linear baseline to three-way moderation. A multi-level identification strategy and comprehensive robustness plan are designed for a pool of 101,185 firms across 47 Asian and Pacific economies, spanning 108 country-year pairs across 14 WBES survey waves (2009–2025). The four main contributions are: (i) an integrated 4-tier framework combined with the Foundational Digital Adoption Framework with no equivalent for Asia; (ii) the separation of TCI and DAI within the Context-Contingent Digital-and-Capability Model (CDCM); (iii) the M7 three-way moderation model; (iv) sub-grouping of the Advanced regime into innovation-driven (ICRV Group I) and resource-driven (ICRV Group II) types. Three companion empirical papers — P3 Vietnam (JABS, under review), P4 Singapore (MIR, under review), P5 China (IJOEM, under review) — provide country-specific evidence testing H1–H6 and validating the proposed model structure.</w:t>
+      </w:r>
+    </w:p>
+    <w:p>
+      <w:pPr>
+        <w:pStyle w:val="BodyText"/>
+      </w:pPr>
+      <w:r>
+        <w:t xml:space="preserve">Keywords: internationalization; firm performance; Asia; nonlinear models; moderation; digital adoption; institutions; Upper Echelons; ICRV.</w:t>
       </w:r>
     </w:p>
     <w:p>
@@ -1656,7 +380,13 @@
         <w:t xml:space="preserve"> </w:t>
       </w:r>
       <w:r>
-        <w:t xml:space="preserve">2.4.2 Đề xuất</w:t>
+        <w:t xml:space="preserve">2.4.2 Hạn chế nghiên cứu</w:t>
+      </w:r>
+      <w:r>
+        <w:t xml:space="preserve"> </w:t>
+      </w:r>
+      <w:r>
+        <w:t xml:space="preserve">2.4.3 Hướng nghiên cứu tiếp theo</w:t>
       </w:r>
     </w:p>
     <w:p>
@@ -2003,7 +733,7 @@
               <w:jc w:val="left"/>
             </w:pPr>
             <w:r>
-              <w:t xml:space="preserve">Context-Contingent Digital Capability Model — Mô hình Năng lực số phụ thuộc bối cảnh</w:t>
+              <w:t xml:space="preserve">Context-Contingent Digital-and-Capability Model — Mô hình Áp dụng số và Năng lực phụ thuộc bối cảnh</w:t>
             </w:r>
           </w:p>
         </w:tc>
@@ -2823,7 +1553,7 @@
       </w:r>
     </w:p>
     <w:bookmarkEnd w:id="26"/>
-    <w:bookmarkStart w:id="84" w:name="phần-2--nội-dung-chuyên-đề"/>
+    <w:bookmarkStart w:id="90" w:name="phần-2--nội-dung-chuyên-đề"/>
     <w:p>
       <w:pPr>
         <w:pStyle w:val="Heading2"/>
@@ -2879,15 +1609,15 @@
         <w:pStyle w:val="BodyText"/>
       </w:pPr>
       <w:r>
-        <w:t xml:space="preserve">Khung lý thuyết hiện hành về quan hệ I→P còn phân tán. Các tổng quan lớn thường tập trung vào một hoặc hai khía cạnh mà ít có khung tích hợp đa tầng cho phép giải thích đầy đủ tính không đồng nhất quan sát được ở châu Á. Đặc biệt, lăng kính số (Digital Capability Lens) chỉ mới được đề xuất gần đây và chưa được tích hợp đầy đủ với bốn tầng lý thuyết kinh điển.</w:t>
-      </w:r>
-    </w:p>
-    <w:p>
-      <w:pPr>
-        <w:pStyle w:val="BodyText"/>
-      </w:pPr>
-      <w:r>
-        <w:t xml:space="preserve">Kết quả phân tích mô tả trong Chuyên đề Tiến sĩ số 1 đã cung cấp bức tranh thực trạng đa chiều dựa trên 101.185 doanh nghiệp WBES xuyên 47 nền kinh tế, làm rõ ba pattern then chốt: phân tán năng suất tăng đơn điệu theo chế độ từ Nhóm I đến Nhóm VI; tính không đồng nhất nội bộ trong nhóm Advanced; và pattern adaptation đặc trưng của các quốc đảo nhỏ Thái Bình Dương. Đồng thời, phân tích đó phát hiện CDCM — Mô hình Năng lực số phụ thuộc bối cảnh: tác động của DAI lên hiệu quả phụ thuộc vào chế độ thể chế, giai đoạn quốc tế hóa, và mức độ bão hòa số của nền kinh tế. Chuyên đề 2 này tiếp nối bằng cách xây dựng mô hình lý thuyết và thực nghiệm để giải thích cơ chế đằng sau các pattern đó.</w:t>
+        <w:t xml:space="preserve">Khung lý thuyết hiện hành về quan hệ I→P còn phân tán. Các tổng quan lớn thường tập trung vào một hoặc hai khía cạnh mà ít có khung tích hợp đa tầng cho phép giải thích đầy đủ tính không đồng nhất quan sát được ở châu Á. Đặc biệt, khung áp dụng số nền tảng (Foundational Digital Adoption Framework) chỉ mới được đề xuất gần đây và chưa được tích hợp đầy đủ với bốn tầng lý thuyết kinh điển.</w:t>
+      </w:r>
+    </w:p>
+    <w:p>
+      <w:pPr>
+        <w:pStyle w:val="BodyText"/>
+      </w:pPr>
+      <w:r>
+        <w:t xml:space="preserve">Kết quả phân tích mô tả trong Chuyên đề Tiến sĩ số 1 đã cung cấp bức tranh thực trạng đa chiều dựa trên 101.185 doanh nghiệp WBES xuyên 47 nền kinh tế, làm rõ ba pattern then chốt: phân tán năng suất tăng đơn điệu theo chế độ từ Nhóm I đến Nhóm VI; tính không đồng nhất nội bộ trong nhóm Advanced; và pattern adaptation đặc trưng của các quốc đảo nhỏ Thái Bình Dương. Đồng thời, phân tích đó phát hiện CDCM — Mô hình Áp dụng số và Năng lực phụ thuộc bối cảnh: tác động của DAI lên hiệu quả phụ thuộc vào chế độ thể chế, giai đoạn quốc tế hóa, và mức độ bão hòa số của nền kinh tế. Chuyên đề 2 này tiếp nối bằng cách xây dựng mô hình lý thuyết và thực nghiệm để giải thích cơ chế đằng sau các pattern đó.</w:t>
       </w:r>
     </w:p>
     <w:p>
@@ -2932,7 +1662,7 @@
         </w:numPr>
       </w:pPr>
       <w:r>
-        <w:t xml:space="preserve">Hệ thống hóa khung lý thuyết tích hợp 4 tầng (Uppsala, RBV, Institutional Theory, Upper Echelons) kết hợp Digital Capability Lens và CDCM.</w:t>
+        <w:t xml:space="preserve">Hệ thống hóa khung lý thuyết tích hợp 4 tầng (Uppsala, RBV, Institutional Theory, Upper Echelons) kết hợp Foundational Digital Adoption Framework và CDCM.</w:t>
       </w:r>
     </w:p>
     <w:p>
@@ -3089,7 +1819,7 @@
         <w:pStyle w:val="FirstParagraph"/>
       </w:pPr>
       <w:r>
-        <w:t xml:space="preserve">Về lý thuyết, chuyên đề đóng góp khung tích hợp 4 tầng kết hợp Digital Capability Lens — chưa có khung tương đương trong văn liệu IB cho khu vực 47 nền kinh tế bao gồm cả quốc đảo nhỏ Thái Bình Dương. CDCM làm sắc nét sự phân biệt giữa TCI như nguồn lực nâng mặt bằng và DAI như nguồn lực mở rộng tình huống.</w:t>
+        <w:t xml:space="preserve">Về lý thuyết, chuyên đề đóng góp khung tích hợp 4 tầng kết hợp Foundational Digital Adoption Framework — chưa có khung tương đương trong văn liệu IB cho khu vực 47 nền kinh tế bao gồm cả quốc đảo nhỏ Thái Bình Dương. CDCM làm sắc nét sự phân biệt giữa TCI như nguồn lực nâng mặt bằng và DAI như nguồn lực mở rộng tình huống.</w:t>
       </w:r>
     </w:p>
     <w:p>
@@ -3150,7 +1880,7 @@
       </w:r>
     </w:p>
     <w:bookmarkEnd w:id="33"/>
-    <w:bookmarkStart w:id="79" w:name="Xfadb92acae8a4d37a91981bb046b7a60d6983fb"/>
+    <w:bookmarkStart w:id="85" w:name="Xfadb92acae8a4d37a91981bb046b7a60d6983fb"/>
     <w:p>
       <w:pPr>
         <w:pStyle w:val="Heading3"/>
@@ -3640,6 +2370,18 @@
       </w:pPr>
       <w:r>
         <w:t xml:space="preserve">P3 Việt Nam (Đỗ &amp; Phan, 2026, JABS under review): Phân tích 2.958 doanh nghiệp WBES ba sóng (2009, 2015, 2023) xác nhận chữ U ngược trong cả ba sóng với kiểm định Lind–Mehlum p &lt; 0,001 (tổng hợp). Điểm uốn: 46,2% (2009), 39,3% (2015), 41,6% (2023), 39,7% (tổng hợp). P3 phân tách H1 thành hai mệnh đề: bước nhảy từ không xuất khẩu sang xuất khẩu là biên năng suất chính; trong mẫu chỉ gồm doanh nghiệp xuất khẩu, đường cong gần phẳng. TCI (b8+e6) dương bền vững (β = 0,179 tổng hợp, p &lt; 0,001); biến công cụ cho TCI nhân quả (β = 1,639, F bậc một = 22,1). DAI phụ thuộc giai đoạn — dương năm 2009 (β = 0,175), null năm 2015, có tương tác âm năm 2023 (FSTS_c×DAI_z = −0,912, p = 0,043); biến công cụ cho DAI null (β = 0,018, p = 0,942, F bậc một = 34,6) — phụ thuộc chọn lựa, không nhân quả.</w:t>
+      </w:r>
+    </w:p>
+    <w:p>
+      <w:pPr>
+        <w:pStyle w:val="BodyText"/>
+      </w:pPr>
+      <w:r>
+        <w:rPr>
+          <w:iCs/>
+          <w:i/>
+        </w:rPr>
+        <w:t xml:space="preserve">Lưu ý về đặc tả mô hình P3: P3 Vietnam sử dụng chuỗi M0–M8 riêng, trong đó M8 là mô hình đầy đủ: lnLP_it = α + β₁ FSTS_c + β₂ FSTS_c² + β₃ TCI_z + β₄ DAI_z + β₅(FSTS_c × DAI_z) + β₆(FSTS_c² × DAI_z) + γ·X + δ_s + [λ_t] + ε_it. Đặc tả đầy đủ M0–M8 và bảng định nghĩa biến được trình bày trong bản thảo P3 (§3.2–§3.3) và luận án (§4.5.1). Chuỗi M0–M7 trong Chuyên đề 2 là các mô hình cấp độ pool 47 quốc gia, khác với đặc tả cấp độ quốc gia của P3.</w:t>
       </w:r>
     </w:p>
     <w:p>
@@ -4381,13 +3123,13 @@
       </w:r>
     </w:p>
     <w:bookmarkEnd w:id="41"/>
-    <w:bookmarkStart w:id="42" w:name="digital-capability-lens-và-cdcm"/>
+    <w:bookmarkStart w:id="42" w:name="X779d21652c68b5127bf6de7b7bac06c339791f2"/>
     <w:p>
       <w:pPr>
         <w:pStyle w:val="Heading5"/>
       </w:pPr>
       <w:r>
-        <w:t xml:space="preserve">Digital Capability Lens và CDCM</w:t>
+        <w:t xml:space="preserve">Foundational Digital Adoption Framework và CDCM</w:t>
       </w:r>
     </w:p>
     <w:p>
@@ -4419,7 +3161,7 @@
         <w:pStyle w:val="BodyText"/>
       </w:pPr>
       <w:r>
-        <w:t xml:space="preserve">CDCM — Mô hình Năng lực số phụ thuộc bối cảnh — được phát hiện qua phân tích đa mẫu trong Chuyên đề Tiến sĩ số 1 cho thấy tác động của DAI lên hiệu quả không đồng nhất mà phụ thuộc đồng thời vào ba chiều ngữ cảnh.</w:t>
+        <w:t xml:space="preserve">CDCM — Mô hình Áp dụng số và Năng lực phụ thuộc bối cảnh — được phát hiện qua phân tích đa mẫu trong Chuyên đề Tiến sĩ số 1 cho thấy tác động của DAI lên hiệu quả không đồng nhất mà phụ thuộc đồng thời vào ba chiều ngữ cảnh.</w:t>
       </w:r>
     </w:p>
     <w:p>
@@ -4721,7 +3463,7 @@
               <w:jc w:val="left"/>
             </w:pPr>
             <w:r>
-              <w:t xml:space="preserve">Digital lens</w:t>
+              <w:t xml:space="preserve">Digital Adoption Lens</w:t>
             </w:r>
           </w:p>
         </w:tc>
@@ -5014,7 +3756,7 @@
         <w:pStyle w:val="BodyText"/>
       </w:pPr>
       <w:r>
-        <w:t xml:space="preserve">Lập luận tích hợp: quốc tế hóa là quyết định chiến lược theo logic Uppsala (tầng 1); kết quả phụ thuộc nguồn lực doanh nghiệp — TCI (RBV/Lall, 1992) đóng vai trò nâng mặt bằng nhân quả; được hỗ trợ bởi hạ tầng số có điều kiện — DAI (Digital Lens/Verhoef et al., 2021) là nguồn lực mở rộng tình huống theo CDCM; phản ánh đặc điểm nhà quản trị (Upper Echelons/Hambrick &amp; Mason, 1984); bị khuôn khổ bởi thể chế nội địa (Institutional Theory/North, 1990) — gradient ICRV 6 nhóm với gánh nặng tắt buộc ở quốc đảo nhỏ; và thay đổi theo bối cảnh thời gian — thiết kế ba giai đoạn.</w:t>
+        <w:t xml:space="preserve">Lập luận tích hợp: quốc tế hóa là quyết định chiến lược theo logic Uppsala (tầng 1); kết quả phụ thuộc nguồn lực doanh nghiệp — TCI (RBV/Lall, 1992) đóng vai trò nâng mặt bằng nhân quả; được hỗ trợ bởi hạ tầng số có điều kiện — DAI (Foundational Digital Adoption Framework/Verhoef et al., 2021) là nguồn lực mở rộng tình huống theo CDCM; phản ánh đặc điểm nhà quản trị (Upper Echelons/Hambrick &amp; Mason, 1984); bị khuôn khổ bởi thể chế nội địa (Institutional Theory/North, 1990) — gradient ICRV 6 nhóm với gánh nặng tắt buộc ở quốc đảo nhỏ; và thay đổi theo bối cảnh thời gian — thiết kế ba giai đoạn.</w:t>
       </w:r>
     </w:p>
     <w:p>
@@ -5027,7 +3769,7 @@
     </w:p>
     <w:bookmarkEnd w:id="43"/>
     <w:bookmarkEnd w:id="44"/>
-    <w:bookmarkStart w:id="48" w:name="X52ec1cc6dbd47f936660533e43094c590c9cc4f"/>
+    <w:bookmarkStart w:id="54" w:name="X52ec1cc6dbd47f936660533e43094c590c9cc4f"/>
     <w:p>
       <w:pPr>
         <w:pStyle w:val="Heading4"/>
@@ -5041,7 +3783,7 @@
         <w:pStyle w:val="FirstParagraph"/>
       </w:pPr>
       <w:r>
-        <w:t xml:space="preserve">Khung khái niệm được xây dựng theo quy trình năm bước (Whetten, 1989; Dubin, 1978): (1) xác định khoảng trống lý thuyết; (2) lựa chọn và biện minh lý thuyết nền; (3) phát triển giả thuyết có cơ chế nhân quả rõ ràng; (4) thiết kế sơ đồ trực quan nhất quán với hệ giả thuyết; (5) kiểm tra tính đồng nhất giữa mô hình, giả thuyết và chiến lược thực nghiệm. Mô hình kết hợp năm tầng lý thuyết — Uppsala Model, Resource-Based View, Institutional Theory, Upper Echelons Theory và Digital Capability Lens — vào một cấu trúc nhân quả kiểm định được, nhận diện rõ vai trò của từng biến:</w:t>
+        <w:t xml:space="preserve">Khung khái niệm được xây dựng theo quy trình năm bước (Whetten, 1989; Dubin, 1978): (1) xác định khoảng trống lý thuyết; (2) lựa chọn và biện minh lý thuyết nền; (3) phát triển giả thuyết có cơ chế nhân quả rõ ràng; (4) thiết kế sơ đồ trực quan nhất quán với hệ giả thuyết; (5) kiểm tra tính đồng nhất giữa mô hình, giả thuyết và chiến lược thực nghiệm. Mô hình kết hợp năm tầng lý thuyết — Uppsala Model, Resource-Based View, Institutional Theory, Upper Echelons Theory và Foundational Digital Adoption Framework — vào một cấu trúc nhân quả kiểm định được, nhận diện rõ vai trò của từng biến:</w:t>
       </w:r>
       <w:r>
         <w:t xml:space="preserve"> </w:t>
@@ -5108,7 +3850,7 @@
         <w:t xml:space="preserve">(quy mô, tuổi, sở hữu nước ngoài, sector FE, country FE, year FE).</w:t>
       </w:r>
     </w:p>
-    <w:bookmarkStart w:id="45" w:name="Xdc5423e7a0a0b2d3707e5b67f7523984c238683"/>
+    <w:bookmarkStart w:id="48" w:name="Xdc5423e7a0a0b2d3707e5b67f7523984c238683"/>
     <w:p>
       <w:pPr>
         <w:pStyle w:val="Heading5"/>
@@ -5122,7 +3864,46 @@
         <w:pStyle w:val="FirstParagraph"/>
       </w:pPr>
       <w:r>
-        <w:t xml:space="preserve">Hình 2.1: Khung khái niệm tích hợp CĐ2</w:t>
+        <w:drawing>
+          <wp:inline>
+            <wp:extent cx="5753100" cy="4009802"/>
+            <wp:effectExtent b="0" l="0" r="0" t="0"/>
+            <wp:docPr descr="Hình 2.1: Khung khái niệm tích hợp CĐ2" title="" id="46" name="Picture"/>
+            <a:graphic>
+              <a:graphicData uri="http://schemas.openxmlformats.org/drawingml/2006/picture">
+                <pic:pic>
+                  <pic:nvPicPr>
+                    <pic:cNvPr descr="figures/hinh_2_1_khung_khai_niem.png" id="47" name="Picture"/>
+                    <pic:cNvPicPr>
+                      <a:picLocks noChangeArrowheads="1" noChangeAspect="1"/>
+                    </pic:cNvPicPr>
+                  </pic:nvPicPr>
+                  <pic:blipFill>
+                    <a:blip r:embed="rId45"/>
+                    <a:stretch>
+                      <a:fillRect/>
+                    </a:stretch>
+                  </pic:blipFill>
+                  <pic:spPr bwMode="auto">
+                    <a:xfrm>
+                      <a:off x="0" y="0"/>
+                      <a:ext cx="5753100" cy="4009802"/>
+                    </a:xfrm>
+                    <a:prstGeom prst="rect">
+                      <a:avLst/>
+                    </a:prstGeom>
+                    <a:noFill/>
+                    <a:ln w="9525">
+                      <a:noFill/>
+                      <a:headEnd/>
+                      <a:tailEnd/>
+                    </a:ln>
+                  </pic:spPr>
+                </pic:pic>
+              </a:graphicData>
+            </a:graphic>
+          </wp:inline>
+        </w:drawing>
       </w:r>
     </w:p>
     <w:p>
@@ -5148,11 +3929,11 @@
         <w:pStyle w:val="BodyText"/>
       </w:pPr>
       <w:r>
-        <w:t xml:space="preserve">Mũi tên liền nét biểu thị tác động trực tiếp (H1: quan hệ phi tuyến I→P). Mũi tên đứt nét biểu thị tác động điều tiết. H1–H6 tương ứng với các giả thuyết phát triển trong §2.3.4. Biến phụ thuộc (ln(Labour Productivity)) được xác định duy nhất ở cực phải. Biến độc lập (FSTS, FSTS²_c, FSTS³_c) ở cực trái. Năm nhóm biến điều tiết phân theo hai cấp: cấp doanh nghiệp (TCI — H2, DAI — H3, đặc điểm nhà quản trị — H4) và cấp quốc gia (ICRV regime — H5, giai đoạn thời gian — H6). Biến kiểm soát (ln(emp), firm_age, foreign_own, sector/country/year FE) được đưa vào mô hình thực nghiệm nhưng không hiển thị trong sơ đồ để đơn giản hóa trình bày. Mỗi tầng lý thuyết cung cấp cơ chế nhân quả riêng biệt: Uppsala giải thích đường cong I→P; RBV biện minh cho H2; Digital Capability Lens (CDCM) biện minh cho H3; Upper Echelons biện minh cho H4; Institutional Theory biện minh cho H5. Bằng chứng neo đậu từ P3 Việt Nam, P4 Singapore và P5 Trung Quốc xác nhận tính khả nghiệm trước khi áp dụng cho toàn pool 101.185 doanh nghiệp.</w:t>
-      </w:r>
-    </w:p>
-    <w:bookmarkEnd w:id="45"/>
-    <w:bookmarkStart w:id="46" w:name="hình-22--cơ-chế-cdcm-chi-tiết"/>
+        <w:t xml:space="preserve">Mũi tên liền nét biểu thị tác động trực tiếp (H1: quan hệ phi tuyến I→P). Mũi tên đứt nét biểu thị tác động điều tiết. H1–H6 tương ứng với các giả thuyết phát triển trong §2.3.4. Biến phụ thuộc (ln(Labour Productivity)) được xác định duy nhất ở cực phải. Biến độc lập (FSTS, FSTS²_c, FSTS³_c) ở cực trái. Năm nhóm biến điều tiết phân theo hai cấp: cấp doanh nghiệp (TCI — H2, DAI — H3, đặc điểm nhà quản trị — H4) và cấp quốc gia (ICRV regime — H5, giai đoạn thời gian — H6). Biến kiểm soát (ln(emp), firm_age, foreign_own, sector/country/year FE) được đưa vào mô hình thực nghiệm nhưng không hiển thị trong sơ đồ để đơn giản hóa trình bày. Mỗi tầng lý thuyết cung cấp cơ chế nhân quả riêng biệt: Uppsala giải thích đường cong I→P; RBV biện minh cho H2; Foundational Digital Adoption Framework (CDCM) biện minh cho H3; Upper Echelons biện minh cho H4; Institutional Theory biện minh cho H5. Bằng chứng neo đậu từ P3 Việt Nam, P4 Singapore và P5 Trung Quốc xác nhận tính khả nghiệm trước khi áp dụng cho toàn pool 101.185 doanh nghiệp.</w:t>
+      </w:r>
+    </w:p>
+    <w:bookmarkEnd w:id="48"/>
+    <w:bookmarkStart w:id="52" w:name="hình-22--cơ-chế-cdcm-chi-tiết"/>
     <w:p>
       <w:pPr>
         <w:pStyle w:val="Heading5"/>
@@ -5166,7 +3947,46 @@
         <w:pStyle w:val="FirstParagraph"/>
       </w:pPr>
       <w:r>
-        <w:t xml:space="preserve">Hình 2.2: Cơ chế CDCM theo ba nhóm ICRV</w:t>
+        <w:drawing>
+          <wp:inline>
+            <wp:extent cx="5753100" cy="2573755"/>
+            <wp:effectExtent b="0" l="0" r="0" t="0"/>
+            <wp:docPr descr="Hình 2.2: Cơ chế CDCM theo ba nhóm ICRV" title="" id="50" name="Picture"/>
+            <a:graphic>
+              <a:graphicData uri="http://schemas.openxmlformats.org/drawingml/2006/picture">
+                <pic:pic>
+                  <pic:nvPicPr>
+                    <pic:cNvPr descr="figures/hinh_2_2_cdcm_detail.png" id="51" name="Picture"/>
+                    <pic:cNvPicPr>
+                      <a:picLocks noChangeArrowheads="1" noChangeAspect="1"/>
+                    </pic:cNvPicPr>
+                  </pic:nvPicPr>
+                  <pic:blipFill>
+                    <a:blip r:embed="rId49"/>
+                    <a:stretch>
+                      <a:fillRect/>
+                    </a:stretch>
+                  </pic:blipFill>
+                  <pic:spPr bwMode="auto">
+                    <a:xfrm>
+                      <a:off x="0" y="0"/>
+                      <a:ext cx="5753100" cy="2573755"/>
+                    </a:xfrm>
+                    <a:prstGeom prst="rect">
+                      <a:avLst/>
+                    </a:prstGeom>
+                    <a:noFill/>
+                    <a:ln w="9525">
+                      <a:noFill/>
+                      <a:headEnd/>
+                      <a:tailEnd/>
+                    </a:ln>
+                  </pic:spPr>
+                </pic:pic>
+              </a:graphicData>
+            </a:graphic>
+          </wp:inline>
+        </w:drawing>
       </w:r>
     </w:p>
     <w:p>
@@ -5184,7 +4004,7 @@
         <w:t xml:space="preserve"> </w:t>
       </w:r>
       <w:r>
-        <w:t xml:space="preserve">Cơ chế Context-Contingent Digital Capability Model (CDCM) theo ba nhóm ICRV đại diện.</w:t>
+        <w:t xml:space="preserve">Cơ chế Context-Contingent Digital-and-Capability Model (CDCM) theo ba nhóm ICRV đại diện.</w:t>
       </w:r>
     </w:p>
     <w:p>
@@ -5208,11 +4028,11 @@
         <w:t xml:space="preserve"> </w:t>
       </w:r>
       <w:r>
-        <w:t xml:space="preserve">(context-contingent resource) — vai trò của DAI trong quan hệ I→P thay đổi theo regime thể chế và mức bão hòa số của nền kinh tế. Nhóm I (Singapore — Advanced I, bão hòa số cao): DAI Tier-1+2 vận hành như nguồn lực khuếch đại tình huống — tác động chỉ xuất hiện khi cường độ xuất khẩu đạt ngưỡng cao (FSTS²×DAI = +3,119; P4). Nhóm IV (Việt Nam — cận biên trên, bão hòa số thấp; tương đương "Frontier V" trong hệ 5 nhóm P3/P6): DAI Tier-1 là ràng buộc đo lường; tác động dương theo OLS nhưng biến mất sau hiệu chỉnh nội sinh biến công cụ (β = 0,018, p = 0,942; P3). Nhóm III (Trung Quốc — Upper-Middle/Emerging transition, bão hòa số trung bình): DAI Tier-1 phổ biến &gt;60% — mất khả năng phân biệt, giữ như biến kiểm soát không phải biến điều tiết (P5). Cơ chế này giải thích tại sao kết quả "DAI null" và "DAI dương" đều nhất quán với lý thuyết CDCM — khác nhau ở điều kiện bối cảnh, không mâu thuẫn về lý thuyết nền tảng.</w:t>
-      </w:r>
-    </w:p>
-    <w:bookmarkEnd w:id="46"/>
-    <w:bookmarkStart w:id="47" w:name="bảng-24--mapping-biến-đầy-đủ"/>
+        <w:t xml:space="preserve">(context-contingent resource) — vai trò của DAI trong quan hệ I→P thay đổi theo regime thể chế và mức bão hòa số của nền kinh tế. Nhóm I (Singapore — Advanced I, bão hòa số cao): DAI Tier-1+2 vận hành như nguồn lực khuếch đại tình huống — tác động chỉ xuất hiện khi cường độ xuất khẩu đạt ngưỡng cao (FSTS²×DAI = +3,119; P4). Nhóm IV (Việt Nam — Lower_mid_transition, bão hòa số thấp; Nhóm IV trong cả hệ 5 nhóm P6 lẫn hệ 6 nhóm CD2): DAI Tier-1 là ràng buộc đo lường; tác động dương theo OLS nhưng biến mất sau hiệu chỉnh nội sinh biến công cụ (β = 0,018, p = 0,942; P3). Nhóm III (Trung Quốc — Upper-Middle/Emerging transition, bão hòa số trung bình): DAI Tier-1 phổ biến &gt;60% — mất khả năng phân biệt, giữ như biến kiểm soát không phải biến điều tiết (P5). Cơ chế này giải thích tại sao kết quả "DAI null" và "DAI dương" đều nhất quán với lý thuyết CDCM — khác nhau ở điều kiện bối cảnh, không mâu thuẫn về lý thuyết nền tảng.</w:t>
+      </w:r>
+    </w:p>
+    <w:bookmarkEnd w:id="52"/>
+    <w:bookmarkStart w:id="53" w:name="bảng-24--mapping-biến-đầy-đủ"/>
     <w:p>
       <w:pPr>
         <w:pStyle w:val="Heading5"/>
@@ -6514,9 +5334,9 @@
         <w:t xml:space="preserve">Ghi chú đo lường: TCI là tổng hợp formative từ: chứng nhận ISO (b8=1), R&amp;D (h8=1), đổi mới sản phẩm (h1=1), công nghệ nước ngoài có bản quyền (e6=1). Yêu cầu ≥3/4 items không thiếu; z-chuẩn hóa trong mỗi sóng. DAI_z_full (Tier 1+2): z-mean(c22b + k33 + k38) chỉ có trong schema BEE (2019 trở đi). DAI_z_tier1 (Tier 1): z-mean(c22b) có xuyên tất cả schema. FSTS được tính trung tâm theo mean trong mỗi ô quốc gia-sóng trước khi tính FSTS² để giảm đa cộng tuyến.</w:t>
       </w:r>
     </w:p>
-    <w:bookmarkEnd w:id="47"/>
-    <w:bookmarkEnd w:id="48"/>
-    <w:bookmarkStart w:id="57" w:name="X06e1038a517412390e729f6b4e28e81b8d64800"/>
+    <w:bookmarkEnd w:id="53"/>
+    <w:bookmarkEnd w:id="54"/>
+    <w:bookmarkStart w:id="63" w:name="X06e1038a517412390e729f6b4e28e81b8d64800"/>
     <w:p>
       <w:pPr>
         <w:pStyle w:val="Heading4"/>
@@ -6525,7 +5345,7 @@
         <w:t xml:space="preserve">2.3.4 Hệ giả thuyết nghiên cứu (H1–H6)</w:t>
       </w:r>
     </w:p>
-    <w:bookmarkStart w:id="49" w:name="tổng-quan-và-logic-phát-triển-giả-thuyết"/>
+    <w:bookmarkStart w:id="55" w:name="tổng-quan-và-logic-phát-triển-giả-thuyết"/>
     <w:p>
       <w:pPr>
         <w:pStyle w:val="Heading5"/>
@@ -6550,8 +5370,8 @@
         <w:t xml:space="preserve">H1–H3 và H5 là xác nhận (dấu rõ, ≥2 bằng chứng neo đậu từ P3/P4/P5). H4 và H6 là hỗn hợp xác nhận/khám phá (hướng rõ nhưng magnitude khám phá).</w:t>
       </w:r>
     </w:p>
-    <w:bookmarkEnd w:id="49"/>
-    <w:bookmarkStart w:id="50" w:name="h1--phi-tuyến-trong-quan-hệ-ip"/>
+    <w:bookmarkEnd w:id="55"/>
+    <w:bookmarkStart w:id="56" w:name="h1--phi-tuyến-trong-quan-hệ-ip"/>
     <w:p>
       <w:pPr>
         <w:pStyle w:val="Heading5"/>
@@ -6608,8 +5428,8 @@
         <w:t xml:space="preserve">H1b (biên cường độ — gần phẳng): Trong mẫu chỉ gồm doanh nghiệp xuất khẩu, đường cong I→P gần phẳng — tức là sau khi đã xuất khẩu, việc tăng cường độ tiếp theo không tạo thêm nhiều lợi ích năng suất nếu không có TCI và DAI đủ mạnh.</w:t>
       </w:r>
     </w:p>
-    <w:bookmarkEnd w:id="50"/>
-    <w:bookmarkStart w:id="51" w:name="h2--tci-điều-tiết-tích-cực-nâng-mặt-bằng"/>
+    <w:bookmarkEnd w:id="56"/>
+    <w:bookmarkStart w:id="57" w:name="h2--tci-điều-tiết-tích-cực-nâng-mặt-bằng"/>
     <w:p>
       <w:pPr>
         <w:pStyle w:val="Heading5"/>
@@ -6642,8 +5462,8 @@
         <w:t xml:space="preserve">H2: Technological Capability Index (TCI) có mối quan hệ dương trực tiếp với hiệu quả doanh nghiệp (β(TCI) &gt; 0) và nâng mặt bằng ln(LP) của toàn bộ đường cong I→P (hiệu ứng nâng mặt bằng). Tác động điều tiết của TCI lên độ cong của đường cong là câu hỏi thực nghiệm mở và được kiểm định như H2 khám phá trong M3.</w:t>
       </w:r>
     </w:p>
-    <w:bookmarkEnd w:id="51"/>
-    <w:bookmarkStart w:id="52" w:name="h3--dai-điều-tiết-theo-ngữ-cảnh-cdcm"/>
+    <w:bookmarkEnd w:id="57"/>
+    <w:bookmarkStart w:id="58" w:name="h3--dai-điều-tiết-theo-ngữ-cảnh-cdcm"/>
     <w:p>
       <w:pPr>
         <w:pStyle w:val="Heading5"/>
@@ -7155,8 +5975,8 @@
         <w:t xml:space="preserve">H3: Digital Adoption Index (DAI) không hoạt động như một phần thưởng năng suất đồng nhất mà như một nguồn lực mở rộng tình huống theo CDCM: tác động của DAI lên ln(LP) phụ thuộc vào chế độ thể chế (ICRV), mức FSTS, và mức độ bão hòa số. Cụ thể: (a) β(FSTS²×DAI) &gt; 0 trong Nhóm I; (b) tác động DAI yếu hoặc phụ thuộc chọn lựa trong Nhóm IV; (c) TCI và DAI là hai cấu trúc phân biệt và không thể thay thế nhau.</w:t>
       </w:r>
     </w:p>
-    <w:bookmarkEnd w:id="52"/>
-    <w:bookmarkStart w:id="53" w:name="h4--đặc-điểm-nhà-quản-trị-điều-tiết"/>
+    <w:bookmarkEnd w:id="58"/>
+    <w:bookmarkStart w:id="59" w:name="h4--đặc-điểm-nhà-quản-trị-điều-tiết"/>
     <w:p>
       <w:pPr>
         <w:pStyle w:val="Heading5"/>
@@ -7189,8 +6009,8 @@
         <w:t xml:space="preserve">Phạm vi kiểm định: do WBES không đo trực tiếp kinh nghiệm quốc tế mà chỉ đo tổng số năm kinh nghiệm, H4 được kiểm định với biến đại diện. Kết quả là chỉ báo, không phải kiểm định trực tiếp cơ chế Upper Echelons — một hạn chế cần thừa nhận rõ.</w:t>
       </w:r>
     </w:p>
-    <w:bookmarkEnd w:id="53"/>
-    <w:bookmarkStart w:id="54" w:name="h5--thể-chế-icrv-điều-tiết-theo-gradient"/>
+    <w:bookmarkEnd w:id="59"/>
+    <w:bookmarkStart w:id="60" w:name="h5--thể-chế-icrv-điều-tiết-theo-gradient"/>
     <w:p>
       <w:pPr>
         <w:pStyle w:val="Heading5"/>
@@ -7505,8 +6325,8 @@
         <w:t xml:space="preserve">H5: Hiệu ứng điều tiết của chế độ thể chế (ICRV) lên quan hệ I→P có dạng gradient: cùng một mức FSTS, doanh nghiệp ở Nhóm I đạt hiệu quả cao nhất; gradient giảm dần qua Nhóm II → III → IV → V; Nhóm VI có pattern gánh nặng tắt buộc. Điểm uốn tăng đơn điệu theo gradient từ Nhóm VI đến Nhóm I.</w:t>
       </w:r>
     </w:p>
-    <w:bookmarkEnd w:id="54"/>
-    <w:bookmarkStart w:id="55" w:name="h6--tính-không-đồng-nhất-theo-thời-gian"/>
+    <w:bookmarkEnd w:id="60"/>
+    <w:bookmarkStart w:id="61" w:name="h6--tính-không-đồng-nhất-theo-thời-gian"/>
     <w:p>
       <w:pPr>
         <w:pStyle w:val="Heading5"/>
@@ -7539,8 +6359,8 @@
         <w:t xml:space="preserve">H6: Tác động của quốc tế hóa lên hiệu quả doanh nghiệp thể hiện tính không đồng nhất theo thời gian: β(FSTS×Year_bucket) và β(FSTS²×Year_bucket) khác nhau có ý nghĩa thống kê giữa ba giai đoạn 2009–2012, 2013–2017, và 2018–2025. Cụ thể: tác động TCI tăng cường theo thời gian; tác động DAI biến thiên theo giai đoạn; điểm uốn có thể dịch chuyển trong một số nhóm ICRV nhưng ổn định trong các nhóm khác.</w:t>
       </w:r>
     </w:p>
-    <w:bookmarkEnd w:id="55"/>
-    <w:bookmarkStart w:id="56" w:name="tổng-hợp-hệ-giả-thuyết"/>
+    <w:bookmarkEnd w:id="61"/>
+    <w:bookmarkStart w:id="62" w:name="tổng-hợp-hệ-giả-thuyết"/>
     <w:p>
       <w:pPr>
         <w:pStyle w:val="Heading5"/>
@@ -7830,7 +6650,7 @@
               <w:jc w:val="left"/>
             </w:pPr>
             <w:r>
-              <w:t xml:space="preserve">CDCM × Digital lens</w:t>
+              <w:t xml:space="preserve">CDCM × Digital Adoption Lens</w:t>
             </w:r>
           </w:p>
         </w:tc>
@@ -8110,9 +6930,9 @@
         <w:t xml:space="preserve">Tích hợp cả sáu giả thuyết trong M7 (điều tiết ba chiều) cho phép kiểm định xem TCI và DAI là bổ sung (β(TCI×DAI×FSTS) &gt; 0) hay thay thế (β &lt; 0) trong điều tiết I→P ở Nhóm I — câu hỏi chưa được trả lời trong bất kỳ nghiên cứu I→P nào trước đây.</w:t>
       </w:r>
     </w:p>
-    <w:bookmarkEnd w:id="56"/>
-    <w:bookmarkEnd w:id="57"/>
-    <w:bookmarkStart w:id="68" w:name="Xddbf6d90ba3605bd9c97fdd0a837b1ed2b589e3"/>
+    <w:bookmarkEnd w:id="62"/>
+    <w:bookmarkEnd w:id="63"/>
+    <w:bookmarkStart w:id="74" w:name="Xddbf6d90ba3605bd9c97fdd0a837b1ed2b589e3"/>
     <w:p>
       <w:pPr>
         <w:pStyle w:val="Heading4"/>
@@ -8121,7 +6941,7 @@
         <w:t xml:space="preserve">2.3.5 Thiết kế mô hình thực nghiệm (M0–M7)</w:t>
       </w:r>
     </w:p>
-    <w:bookmarkStart w:id="58" w:name="nguyên-tắc-đặc-tả"/>
+    <w:bookmarkStart w:id="64" w:name="nguyên-tắc-đặc-tả"/>
     <w:p>
       <w:pPr>
         <w:pStyle w:val="Heading5"/>
@@ -8146,8 +6966,8 @@
         <w:t xml:space="preserve">Tiêu chí lựa chọn mô hình: ΔR² &gt; 0,01 để thêm biến điều tiết; ΔAIC &lt; −2 ủng hộ mô hình phức tạp hơn; ΔBIC &lt; −10 là bằng chứng mạnh; F-test p &lt; 0,05 để thêm khối biến. M7 được báo cáo nếu ΔAIC(M7 vs M4+M3 kết hợp) &lt; −2 VÀ F-test p &lt; 0,05.</w:t>
       </w:r>
     </w:p>
-    <w:bookmarkEnd w:id="58"/>
-    <w:bookmarkStart w:id="59" w:name="m0--baseline-tuyến-tính"/>
+    <w:bookmarkEnd w:id="64"/>
+    <w:bookmarkStart w:id="65" w:name="m0--baseline-tuyến-tính"/>
     <w:p>
       <w:pPr>
         <w:pStyle w:val="Heading5"/>
@@ -8202,8 +7022,8 @@
         <w:t xml:space="preserve">Hạn chế: không nắm bắt được phi tuyến tính — cung cấp ước lượng cận dưới cho tác động quốc tế hóa.</w:t>
       </w:r>
     </w:p>
-    <w:bookmarkEnd w:id="59"/>
-    <w:bookmarkStart w:id="60" w:name="X47a362c1312a55af0e7fdcd5a1b0398406d4027"/>
+    <w:bookmarkEnd w:id="65"/>
+    <w:bookmarkStart w:id="66" w:name="X47a362c1312a55af0e7fdcd5a1b0398406d4027"/>
     <w:p>
       <w:pPr>
         <w:pStyle w:val="Heading5"/>
@@ -8274,8 +7094,8 @@
         <w:t xml:space="preserve">Kiểm định bổ sung: Lind–Mehlum (2010) để xác nhận chữ U ngược thực sự.</w:t>
       </w:r>
     </w:p>
-    <w:bookmarkEnd w:id="60"/>
-    <w:bookmarkStart w:id="61" w:name="m2--s-curve-bậc-ba-kiểm-định-h1-đầy-đủ"/>
+    <w:bookmarkEnd w:id="66"/>
+    <w:bookmarkStart w:id="67" w:name="m2--s-curve-bậc-ba-kiểm-định-h1-đầy-đủ"/>
     <w:p>
       <w:pPr>
         <w:pStyle w:val="Heading5"/>
@@ -8350,8 +7170,8 @@
         <w:t xml:space="preserve">Lựa chọn mô hình: so sánh M1 và M2 bằng AIC, BIC, và F-test β₃ = 0.</w:t>
       </w:r>
     </w:p>
-    <w:bookmarkEnd w:id="61"/>
-    <w:bookmarkStart w:id="62" w:name="m3---điều-tiết-tci-kiểm-định-h2"/>
+    <w:bookmarkEnd w:id="67"/>
+    <w:bookmarkStart w:id="68" w:name="m3---điều-tiết-tci-kiểm-định-h2"/>
     <w:p>
       <w:pPr>
         <w:pStyle w:val="Heading5"/>
@@ -8458,8 +7278,8 @@
         <w:t xml:space="preserve">Kiểm định: F-test (β₄ = β₅ = 0) = kiểm định joint moderation; nếu p &gt; 0,10 → TCI là nâng mặt bằng thuần túy.</w:t>
       </w:r>
     </w:p>
-    <w:bookmarkEnd w:id="62"/>
-    <w:bookmarkStart w:id="63" w:name="m4---điều-tiết-dai-kiểm-định-h3"/>
+    <w:bookmarkEnd w:id="68"/>
+    <w:bookmarkStart w:id="69" w:name="m4---điều-tiết-dai-kiểm-định-h3"/>
     <w:p>
       <w:pPr>
         <w:pStyle w:val="Heading5"/>
@@ -8556,8 +7376,8 @@
         <w:t xml:space="preserve">Lưu ý IV: trong mẫu con Nhóm IV, nếu có biến công cụ hợp lệ, chạy 2SLS để phân biệt DAI nhân quả vs. phụ thuộc chọn lựa.</w:t>
       </w:r>
     </w:p>
-    <w:bookmarkEnd w:id="63"/>
-    <w:bookmarkStart w:id="64" w:name="m5---điều-tiết-nhà-quản-trị-kiểm-định-h4"/>
+    <w:bookmarkEnd w:id="69"/>
+    <w:bookmarkStart w:id="70" w:name="m5---điều-tiết-nhà-quản-trị-kiểm-định-h4"/>
     <w:p>
       <w:pPr>
         <w:pStyle w:val="Heading5"/>
@@ -8638,8 +7458,8 @@
         <w:t xml:space="preserve">Kỳ vọng: β₄(FSTS×exp_manager) &gt; 0.</w:t>
       </w:r>
     </w:p>
-    <w:bookmarkEnd w:id="64"/>
-    <w:bookmarkStart w:id="65" w:name="m6---chế-độ-thể-chế-icrv-kiểm-định-h5"/>
+    <w:bookmarkEnd w:id="70"/>
+    <w:bookmarkStart w:id="71" w:name="m6---chế-độ-thể-chế-icrv-kiểm-định-h5"/>
     <w:p>
       <w:pPr>
         <w:pStyle w:val="Heading5"/>
@@ -8772,8 +7592,8 @@
         <w:t xml:space="preserve">Lưu ý: Country FE bị omit trong M6 do ICRV_j là biến cấp quốc gia bất biến theo thời gian — thay bằng Year FE + Region FE (6 vùng).</w:t>
       </w:r>
     </w:p>
-    <w:bookmarkEnd w:id="65"/>
-    <w:bookmarkStart w:id="66" w:name="X6b4e30438e556ccb1a096b5b5260c191a2952a4"/>
+    <w:bookmarkEnd w:id="71"/>
+    <w:bookmarkStart w:id="72" w:name="X6b4e30438e556ccb1a096b5b5260c191a2952a4"/>
     <w:p>
       <w:pPr>
         <w:pStyle w:val="Heading5"/>
@@ -9242,8 +8062,8 @@
         <w:t xml:space="preserve">Yêu cầu mẫu: với k = 13 tham số trọng tâm + controls, n ≥ 5.000 cần thiết cho power &gt; 0,80 tại f² = 0,02 — dễ dàng đáp ứng với pool 101.185.</w:t>
       </w:r>
     </w:p>
-    <w:bookmarkEnd w:id="66"/>
-    <w:bookmarkStart w:id="67" w:name="bảng-tổng-hợp-mô-hình"/>
+    <w:bookmarkEnd w:id="72"/>
+    <w:bookmarkStart w:id="73" w:name="bảng-tổng-hợp-mô-hình"/>
     <w:p>
       <w:pPr>
         <w:pStyle w:val="Heading5"/>
@@ -9727,9 +8547,9 @@
         </w:tc>
       </w:tr>
     </w:tbl>
-    <w:bookmarkEnd w:id="67"/>
-    <w:bookmarkEnd w:id="68"/>
-    <w:bookmarkStart w:id="73" w:name="Xe1509b929c4d29ab07808a468654fc0b0b85d99"/>
+    <w:bookmarkEnd w:id="73"/>
+    <w:bookmarkEnd w:id="74"/>
+    <w:bookmarkStart w:id="79" w:name="Xe1509b929c4d29ab07808a468654fc0b0b85d99"/>
     <w:p>
       <w:pPr>
         <w:pStyle w:val="Heading4"/>
@@ -9738,7 +8558,7 @@
         <w:t xml:space="preserve">2.3.6 Dữ liệu và chiến lược nhận dạng nhân quả</w:t>
       </w:r>
     </w:p>
-    <w:bookmarkStart w:id="69" w:name="nguồn-dữ-liệu-và-cấu-trúc-pool"/>
+    <w:bookmarkStart w:id="75" w:name="nguồn-dữ-liệu-và-cấu-trúc-pool"/>
     <w:p>
       <w:pPr>
         <w:pStyle w:val="Heading5"/>
@@ -10181,7 +9001,7 @@
               <w:jc w:val="left"/>
             </w:pPr>
             <w:r>
-              <w:t xml:space="preserve">Fiji, PNG, Solomon Islands, Tonga, Vanuatu, Samoa, Kiribati</w:t>
+              <w:t xml:space="preserve">Fiji, Kiribati, Papua New Guinea, Samoa, Solomon Islands, Tonga, Vanuatu</w:t>
             </w:r>
           </w:p>
         </w:tc>
@@ -10294,11 +9114,38 @@
         <w:pStyle w:val="BodyText"/>
       </w:pPr>
       <w:r>
+        <w:rPr>
+          <w:iCs/>
+          <w:i/>
+        </w:rPr>
+        <w:t xml:space="preserve">Ghi chú về trọng số khảo sát:</w:t>
+      </w:r>
+      <w:r>
+        <w:t xml:space="preserve"> </w:t>
+      </w:r>
+      <w:r>
+        <w:t xml:space="preserve">Chuyên đề không áp dụng trọng số mẫu WBES (</w:t>
+      </w:r>
+      <w:r>
+        <w:rPr>
+          <w:rStyle w:val="VerbatimChar"/>
+        </w:rPr>
+        <w:t xml:space="preserve">wt_final</w:t>
+      </w:r>
+      <w:r>
+        <w:t xml:space="preserve">) trong các mô hình hồi quy vì ba lý do. Thứ nhất, mục tiêu phân tích là xác định hệ số quan hệ I→P tại cấp doanh nghiệp (conditional on observables), không phải ước lượng thống kê mô tả đại diện tổng thể. Thứ hai, hai chiều fixed effects (quốc gia × năm) đã hấp thụ phần lớn biến thiên liên quan đến thiết kế lấy mẫu phân tầng. Thứ ba, tích hợp trọng số mẫu vào mô hình fixed effects không đồng nhất gây phức tạp ước lượng mà không đem lại cải thiện tính hợp lệ nội tại (Solon et al., 2015). Phân tích độ nhạy với trọng số được đề xuất như kiểm định tương lai (xem §2.4.2) để xác nhận tính vững của kết quả so với mẫu không có trọng số.</w:t>
+      </w:r>
+    </w:p>
+    <w:p>
+      <w:pPr>
+        <w:pStyle w:val="BodyText"/>
+      </w:pPr>
+      <w:r>
         <w:t xml:space="preserve">Giao thức hòa hợp bao gồm: crosswalk biến giữa ba schema; xử lý giá trị thiếu; loại bỏ ngoại lệ tại phân vị 1/99; chuyển đổi doanh thu về PPP USD 2017.</w:t>
       </w:r>
     </w:p>
-    <w:bookmarkEnd w:id="69"/>
-    <w:bookmarkStart w:id="70" w:name="đo-lường-biến-chi-tiết"/>
+    <w:bookmarkEnd w:id="75"/>
+    <w:bookmarkStart w:id="76" w:name="đo-lường-biến-chi-tiết"/>
     <w:p>
       <w:pPr>
         <w:pStyle w:val="Heading5"/>
@@ -11091,8 +9938,8 @@
         <w:t xml:space="preserve">Chiến lược đo lường DAI: sử dụng DAI_z_full làm biến chính trong mẫu con BEE; DAI_z_tier1 cho so sánh xuyên schema và kiểm định độ vững.</w:t>
       </w:r>
     </w:p>
-    <w:bookmarkEnd w:id="70"/>
-    <w:bookmarkStart w:id="71" w:name="phân-loại-icrv-6-nhóm"/>
+    <w:bookmarkEnd w:id="76"/>
+    <w:bookmarkStart w:id="77" w:name="phân-loại-icrv-6-nhóm"/>
     <w:p>
       <w:pPr>
         <w:pStyle w:val="Heading5"/>
@@ -11470,7 +10317,7 @@
               <w:jc w:val="left"/>
             </w:pPr>
             <w:r>
-              <w:t xml:space="preserve">Fiji, Papua New Guinea, Solomon Islands, Tonga, Vanuatu, Samoa, Kiribati</w:t>
+              <w:t xml:space="preserve">Fiji, Kiribati, Papua New Guinea, Samoa, Solomon Islands, Tonga, Vanuatu</w:t>
             </w:r>
           </w:p>
         </w:tc>
@@ -11483,6 +10330,16 @@
       <w:r>
         <w:t xml:space="preserve">Tổng: 5 + 5 + 6 + 7 + 17 + 7 = 47 nền kinh tế.</w:t>
       </w:r>
+      <w:r>
+        <w:t xml:space="preserve"> </w:t>
+      </w:r>
+      <w:r>
+        <w:rPr>
+          <w:iCs/>
+          <w:i/>
+        </w:rPr>
+        <w:t xml:space="preserve">(Ghi chú: phân tích P8 dùng bộ lọc WBES SIDS_small gồm 9 nước, bao gồm thêm Comoros và Timor-Leste không có trong khung ICRV lý thuyết.)</w:t>
+      </w:r>
     </w:p>
     <w:p>
       <w:pPr>
@@ -11492,8 +10349,8 @@
         <w:t xml:space="preserve">Phân loại dựa trên GNI/người PPP (trung bình 2020–2024, World Bank), Chỉ số Đổi mới Sáng tạo Toàn cầu (WIPO GII), và tỉ trọng doanh thu tài nguyên (IMF Fiscal Monitor). Tất cả 47 nền kinh tế không thay đổi nhóm ICRV trong giai đoạn 2009–2025 (ngưỡng kiểm tra: chuyển nhóm nếu GNI/người vượt ngưỡng ±15% trong ≥3 năm liên tiếp — không có trường hợp nào).</w:t>
       </w:r>
     </w:p>
-    <w:bookmarkEnd w:id="71"/>
-    <w:bookmarkStart w:id="72" w:name="chiến-lược-nhận-dạng-nhân-quả"/>
+    <w:bookmarkEnd w:id="77"/>
+    <w:bookmarkStart w:id="78" w:name="chiến-lược-nhận-dạng-nhân-quả"/>
     <w:p>
       <w:pPr>
         <w:pStyle w:val="Heading5"/>
@@ -11712,9 +10569,9 @@
         <w:t xml:space="preserve">Tầng 4 — Nhân rộng mẫu con: Pool đủ lớn (101.185) cho phép chạy M0–M7 riêng cho từng nhóm ICRV (Nhóm I: ~6.500; Nhóm IV: ~28.000) để kiểm định tính không đồng nhất.</w:t>
       </w:r>
     </w:p>
-    <w:bookmarkEnd w:id="72"/>
-    <w:bookmarkEnd w:id="73"/>
-    <w:bookmarkStart w:id="74" w:name="X784a621f97d84d1234604adf730450e02e3ef35"/>
+    <w:bookmarkEnd w:id="78"/>
+    <w:bookmarkEnd w:id="79"/>
+    <w:bookmarkStart w:id="80" w:name="X784a621f97d84d1234604adf730450e02e3ef35"/>
     <w:p>
       <w:pPr>
         <w:pStyle w:val="Heading4"/>
@@ -12122,8 +10979,8 @@
         <w:t xml:space="preserve">Quy trình báo cáo: nếu ≥4/6 nhóm R1–R6 cho kết quả nhất quán với chuẩn (dấu đúng, p &lt; 0,10), kết quả được coi là "xác nhận mạnh". Nếu chỉ 2–3/6 nhóm nhất quán, kết quả là "hỗ trợ có điều kiện". Nếu &lt; 2/6 nhóm nhất quán, kết quả cần tái xem xét và không được tuyên bố giả thuyết được xác nhận.</w:t>
       </w:r>
     </w:p>
-    <w:bookmarkEnd w:id="74"/>
-    <w:bookmarkStart w:id="78" w:name="X0dab72e42c14670f7b3d769166e27ff618c9551"/>
+    <w:bookmarkEnd w:id="80"/>
+    <w:bookmarkStart w:id="84" w:name="X0dab72e42c14670f7b3d769166e27ff618c9551"/>
     <w:p>
       <w:pPr>
         <w:pStyle w:val="Heading4"/>
@@ -12132,7 +10989,7 @@
         <w:t xml:space="preserve">2.3.8 Thảo luận: đóng góp lý thuyết và thực tiễn</w:t>
       </w:r>
     </w:p>
-    <w:bookmarkStart w:id="75" w:name="đóng-góp-lý-thuyết"/>
+    <w:bookmarkStart w:id="81" w:name="đóng-góp-lý-thuyết"/>
     <w:p>
       <w:pPr>
         <w:pStyle w:val="Heading5"/>
@@ -12146,15 +11003,15 @@
         <w:pStyle w:val="FirstParagraph"/>
       </w:pPr>
       <w:r>
-        <w:t xml:space="preserve">Đóng góp 1: Khung tích hợp 4 tầng + Digital Capability Lens cho châu Á. Không có khung tương đương trong văn liệu IB cho khu vực 47 nền kinh tế bao gồm cả quốc đảo nhỏ Thái Bình Dương. Khung tích hợp Uppsala + RBV + Institutional Theory + Upper Echelons + Digital Capability Lens cho phép giải thích đồng thời tính không đồng nhất quan sát được — điều mà các mô hình đơn lý thuyết không làm được.</w:t>
-      </w:r>
-    </w:p>
-    <w:p>
-      <w:pPr>
-        <w:pStyle w:val="BodyText"/>
-      </w:pPr>
-      <w:r>
-        <w:t xml:space="preserve">Đóng góp 2: CDCM — Hình thức hóa Mô hình Năng lực số phụ thuộc bối cảnh. CDCM được phát hiện trong phân tích mô tả Chuyên đề Tiến sĩ số 1 và được làm sắc nét trong chuyên đề này qua H3: DAI là nguồn lực mở rộng tình huống (không phải phần thưởng đồng nhất), với tác động phụ thuộc ba chiều ngữ cảnh (chế độ × mức FSTS × bão hòa số). CDCM lấp đầy khoảng trống tại giao điểm của lý thuyết IB số và lý thuyết thể chế — chưa có trong văn liệu.</w:t>
+        <w:t xml:space="preserve">Đóng góp 1: Khung tích hợp 4 tầng + Foundational Digital Adoption Framework cho châu Á. Không có khung tương đương trong văn liệu IB cho khu vực 47 nền kinh tế bao gồm cả quốc đảo nhỏ Thái Bình Dương. Khung tích hợp Uppsala + RBV + Institutional Theory + Upper Echelons + Foundational Digital Adoption Framework cho phép giải thích đồng thời tính không đồng nhất quan sát được — điều mà các mô hình đơn lý thuyết không làm được.</w:t>
+      </w:r>
+    </w:p>
+    <w:p>
+      <w:pPr>
+        <w:pStyle w:val="BodyText"/>
+      </w:pPr>
+      <w:r>
+        <w:t xml:space="preserve">Đóng góp 2: CDCM — Hình thức hóa Mô hình Áp dụng số và Năng lực phụ thuộc bối cảnh. CDCM được phát hiện trong phân tích mô tả Chuyên đề Tiến sĩ số 1 và được làm sắc nét trong chuyên đề này qua H3: DAI là nguồn lực mở rộng tình huống (không phải phần thưởng đồng nhất), với tác động phụ thuộc ba chiều ngữ cảnh (chế độ × mức FSTS × bão hòa số). CDCM lấp đầy khoảng trống tại giao điểm của lý thuyết IB số và lý thuyết thể chế — chưa có trong văn liệu.</w:t>
       </w:r>
     </w:p>
     <w:p>
@@ -12173,8 +11030,8 @@
         <w:t xml:space="preserve">Đóng góp 4: Giả thuyết gánh nặng tắt buộc trong khung I→P. Dạng hàm forced penalty (SIDS Nhóm VI) được tích hợp vào H5 như trường hợp cực đoan của gradient thể chế — SIDS không có chữ U ngược điển hình do quốc tế hóa bắt buộc (Briguglio, 1995). Tích hợp này mở rộng văn liệu I→P từ châu Á lục địa sang các quốc đảo nhỏ Thái Bình Dương.</w:t>
       </w:r>
     </w:p>
-    <w:bookmarkEnd w:id="75"/>
-    <w:bookmarkStart w:id="76" w:name="đóng-góp-về-mô-hình-và-phương-pháp"/>
+    <w:bookmarkEnd w:id="81"/>
+    <w:bookmarkStart w:id="82" w:name="đóng-góp-về-mô-hình-và-phương-pháp"/>
     <w:p>
       <w:pPr>
         <w:pStyle w:val="Heading5"/>
@@ -12215,8 +11072,8 @@
         <w:t xml:space="preserve">Đóng góp 8: Thiết kế giai đoạn thời gian ba giai đoạn. Phân chia 14 sóng WBES thành ba giai đoạn (2009–12 / 2013–17 / 2018–25) và kiểm định tương tác FSTS×Year_bucket là thiết kế chưa được áp dụng trong văn liệu I→P cho châu Á. Bằng chứng từ P3 Việt Nam và P5 Trung Quốc neo đậu kỳ vọng thực nghiệm.</w:t>
       </w:r>
     </w:p>
-    <w:bookmarkEnd w:id="76"/>
-    <w:bookmarkStart w:id="77" w:name="hàm-ý-chính-sách"/>
+    <w:bookmarkEnd w:id="82"/>
+    <w:bookmarkStart w:id="83" w:name="hàm-ý-chính-sách"/>
     <w:p>
       <w:pPr>
         <w:pStyle w:val="Heading5"/>
@@ -12296,10 +11153,10 @@
         </w:pict>
       </w:r>
     </w:p>
-    <w:bookmarkEnd w:id="77"/>
-    <w:bookmarkEnd w:id="78"/>
-    <w:bookmarkEnd w:id="79"/>
-    <w:bookmarkStart w:id="83" w:name="X3e03e0a730be87d669f079340c35b479d0b1a1b"/>
+    <w:bookmarkEnd w:id="83"/>
+    <w:bookmarkEnd w:id="84"/>
+    <w:bookmarkEnd w:id="85"/>
+    <w:bookmarkStart w:id="89" w:name="X3e03e0a730be87d669f079340c35b479d0b1a1b"/>
     <w:p>
       <w:pPr>
         <w:pStyle w:val="Heading3"/>
@@ -12308,7 +11165,7 @@
         <w:t xml:space="preserve">2.4 Kết luận và đề xuất</w:t>
       </w:r>
     </w:p>
-    <w:bookmarkStart w:id="80" w:name="X2348ba230572cbe65b0d5b739c22f4e83186482"/>
+    <w:bookmarkStart w:id="86" w:name="X2348ba230572cbe65b0d5b739c22f4e83186482"/>
     <w:p>
       <w:pPr>
         <w:pStyle w:val="Heading4"/>
@@ -12322,7 +11179,7 @@
         <w:pStyle w:val="FirstParagraph"/>
       </w:pPr>
       <w:r>
-        <w:t xml:space="preserve">Chuyên đề này xây dựng một mô hình nghiên cứu toàn diện về quan hệ quốc tế hóa → hiệu quả (I→P) cho châu Á và Thái Bình Dương. Mô hình tích hợp năm tầng lý thuyết — Uppsala, RBV, Institutional Theory, Upper Echelons, Digital Capability Lens — vào tám mô hình thực nghiệm M0–M7 có thể kiểm định trên pool 101.185 doanh nghiệp WBES xuyên 47 nền kinh tế và 108 cặp quốc gia-năm. Hệ giả thuyết H1–H6 được phát triển có neo đậu thực nghiệm từ ba bản thảo đồng hành (P3 Việt Nam, P4 Singapore, P5 Trung Quốc) — xác nhận tính khả nghiệm của khung đề xuất trước khi áp dụng cho toàn pool.</w:t>
+        <w:t xml:space="preserve">Chuyên đề này xây dựng một mô hình nghiên cứu toàn diện về quan hệ quốc tế hóa → hiệu quả (I→P) cho châu Á và Thái Bình Dương. Mô hình tích hợp năm tầng lý thuyết — Uppsala, RBV, Institutional Theory, Upper Echelons, Foundational Digital Adoption Framework — vào tám mô hình thực nghiệm M0–M7 có thể kiểm định trên pool 101.185 doanh nghiệp WBES xuyên 47 nền kinh tế và 108 cặp quốc gia-năm. Hệ giả thuyết H1–H6 được phát triển có neo đậu thực nghiệm từ ba bản thảo đồng hành (P3 Việt Nam, P4 Singapore, P5 Trung Quốc) — xác nhận tính khả nghiệm của khung đề xuất trước khi áp dụng cho toàn pool.</w:t>
       </w:r>
     </w:p>
     <w:p>
@@ -12349,8 +11206,8 @@
         <w:t xml:space="preserve">Thông điệp chính sách cốt lõi: không có một công thức duy nhất cho quốc tế hóa thành công — chế độ thể chế, năng lực công nghệ nội tại, và mức độ số hóa cùng quyết định hiệu quả của chiến lược xuất khẩu. Chính sách và chiến lược doanh nghiệp cần được hiệu chỉnh theo vị trí trên bản đồ ICRV.</w:t>
       </w:r>
     </w:p>
-    <w:bookmarkEnd w:id="80"/>
-    <w:bookmarkStart w:id="81" w:name="Xd817586c1cd13f8a893b8cdf4a29f85d5fe00a8"/>
+    <w:bookmarkEnd w:id="86"/>
+    <w:bookmarkStart w:id="87" w:name="Xd817586c1cd13f8a893b8cdf4a29f85d5fe00a8"/>
     <w:p>
       <w:pPr>
         <w:pStyle w:val="Heading4"/>
@@ -12522,8 +11379,8 @@
         </w:pict>
       </w:r>
     </w:p>
-    <w:bookmarkEnd w:id="81"/>
-    <w:bookmarkStart w:id="82" w:name="Xc14c8adf4a1440a86a0b4da5fa92c77edd50b1b"/>
+    <w:bookmarkEnd w:id="87"/>
+    <w:bookmarkStart w:id="88" w:name="Xc14c8adf4a1440a86a0b4da5fa92c77edd50b1b"/>
     <w:p>
       <w:pPr>
         <w:pStyle w:val="Heading4"/>
@@ -12555,7 +11412,7 @@
         <w:t xml:space="preserve"> </w:t>
       </w:r>
       <w:r>
-        <w:t xml:space="preserve">Mở rộng ICBEF 2025 baseline (Đỗ &amp; Phan, 2024, k=113) lên k≈235 với hệ thống tìm kiếm PRISMA 2020 trên Web of Science + Scopus (1977–2026). Ba biến điều tiết mới chưa được kiểm định trong bất kỳ meta-analysis I→P nào: (i) cDAI — mức độ số hóa cấp quốc gia khuếch đại lợi ích quốc tế hóa; (ii) ICRV 5 nhóm cho châu Á-Thái Bình Dương thay vì phân loại toàn cầu thô trong Marano et al. (2016); (iii) DPL phase — phân chia dữ liệu theo trước/trong/sau bước ngoặt số 2009. Kết quả meta-analytic sẽ xác nhận hoặc bác bỏ gradient ICRV trong H5 trên cơ sở dữ liệu xuyên nghiên cứu. Hướng này lấp đầy khoảng trống P6 từ bằng chứng kép: thiếu Tier-2 DAI (P3 Vietnam) và thiếu hội tụ cấu trúc (P5 China).</w:t>
+        <w:t xml:space="preserve">Mở rộng ICBEF 2025 baseline (Đỗ &amp; Phan, 2024, k=113) lên k≈235 với hệ thống tìm kiếm PRISMA 2020 trên Web of Science + Scopus (1977–2026). Ba biến điều tiết mới chưa được kiểm định trong bất kỳ meta-analysis I→P nào: (i) cDAI — mức độ số hóa cấp quốc gia khuếch đại lợi ích quốc tế hóa; (ii) ICRV 6 nhóm cho châu Á-Thái Bình Dương thay vì phân loại toàn cầu thô trong Marano et al. (2016); (iii) DPL phase — phân chia dữ liệu theo trước/trong/sau bước ngoặt số 2009. Kết quả meta-analytic sẽ xác nhận hoặc bác bỏ gradient ICRV trong H5 trên cơ sở dữ liệu xuyên nghiên cứu. Hướng này lấp đầy khoảng trống P6 từ bằng chứng kép: thiếu Tier-2 DAI (P3 Vietnam) và thiếu hội tụ cấu trúc (P5 China).</w:t>
       </w:r>
     </w:p>
     <w:p>
@@ -12567,31 +11424,47 @@
           <w:bCs/>
           <w:b/>
         </w:rPr>
-        <w:t xml:space="preserve">Hướng 2 — P7: Kiểm định H1–H6 toàn pool 25 nền kinh tế đại diện (IJOEM hoặc JWB):</w:t>
-      </w:r>
-      <w:r>
-        <w:t xml:space="preserve"> </w:t>
-      </w:r>
-      <w:r>
-        <w:t xml:space="preserve">Áp dụng M0–M7 cho mẫu con 25 nền kinh tế đại diện từ tất cả 6 nhóm ICRV — kiểm định toàn bộ H1–H6 đồng thời trên dữ liệu hòa hợp với country và year fixed effects. Trọng tâm là mô hình M7 điều tiết ba chiều (FSTS × TCI × ICRV regime): liệu hiệu ứng nâng mặt bằng TCI (H2) và nguồn lực tình huống DAI (H3) có được gradient hóa theo chế độ thể chế như CDCM dự đoán không? P3 (Nhóm IV, DAI IV null), P4 (Nhóm I, DAI amplification) và P5 (Nhóm III, null moderation) cung cấp neo đậu cross-context cho dự đoán này.</w:t>
-      </w:r>
-    </w:p>
-    <w:p>
-      <w:pPr>
-        <w:pStyle w:val="BodyText"/>
-      </w:pPr>
+        <w:t xml:space="preserve">Hướng 2 — P7: Kiểm định H1–H6 toàn pool 49 nền kinh tế (JIBS, under revision):</w:t>
+      </w:r>
+      <w:r>
+        <w:t xml:space="preserve"> </w:t>
+      </w:r>
+      <w:r>
+        <w:t xml:space="preserve">P7 đã hoàn thành — N=84,910–91,982 doanh nghiệp, 49 nền kinh tế châu Á và Thái Bình Dương, 102 country-year waves, 6 nhóm ICRV. Kết quả xác nhận: H1 (phi tuyến) TP≈36%; H2 TCI level effect β≈+0.344 (p&lt;.05); H3 DAI universal level effect β=+0.155 (p&lt;.001) + cả hai curvature interactions; H5 ICRV gradient — TP</w:t>
+      </w:r>
+      <w:r>
+        <w:t xml:space="preserve"> </w:t>
+      </w:r>
       <w:r>
         <w:rPr>
           <w:bCs/>
           <w:b/>
         </w:rPr>
-        <w:t xml:space="preserve">Hướng 3 — P8: SIDS Thái Bình Dương — gánh nặng tắt buộc (World Development hoặc Pacific Economic Bulletin):</w:t>
-      </w:r>
-      <w:r>
-        <w:t xml:space="preserve"> </w:t>
-      </w:r>
-      <w:r>
-        <w:t xml:space="preserve">Nghiên cứu chuyên biệt cho 7 SIDS (Nhóm VI: Fiji, PNG, Solomon Islands, Tonga, Vanuatu, Samoa, Kiribati) kiểm định giả thuyết gánh nặng tắt buộc (Briguglio, 1995; Bertram, 2006): phải quốc tế hóa để sinh tồn dù điều kiện thể chế không hỗ trợ → r(FSTS, logLP) âm cấu trúc. Khoảng trống H1b trong CD2 (điểm uốn &lt; 10% FSTS hoặc hàm giảm đơn điệu ở SIDS) cần bằng chứng cấp doanh nghiệp trực tiếp.</w:t>
+        <w:t xml:space="preserve">giảm</w:t>
+      </w:r>
+      <w:r>
+        <w:t xml:space="preserve"> </w:t>
+      </w:r>
+      <w:r>
+        <w:t xml:space="preserve">từ SIDS/Frontier (~55%) xuống Advanced Innovation (~28%); DAI×ICRV p=.012 (digital shield strongest khi thể chế yếu). P3 (Nhóm IV), P4 (Nhóm I), P5 (Nhóm III) cung cấp neo đậu cross-context đã được xác nhận bởi pooled 49-economy results.</w:t>
+      </w:r>
+    </w:p>
+    <w:p>
+      <w:pPr>
+        <w:pStyle w:val="BodyText"/>
+      </w:pPr>
+      <w:r>
+        <w:rPr>
+          <w:bCs/>
+          <w:b/>
+        </w:rPr>
+        <w:t xml:space="preserve">Hướng 3 — P8: SIDS Thái Bình Dương — gánh nặng tắt buộc (World Development, under revision):</w:t>
+      </w:r>
+      <w:r>
+        <w:t xml:space="preserve"> </w:t>
+      </w:r>
+      <w:r>
+        <w:t xml:space="preserve">P8 đã hoàn thành — N=1.469 doanh nghiệp, 9 nước SIDS (Nhóm VI ICRV: Fiji, Kiribati, PNG, Samoa, Solomon Islands, Tonga, Vanuatu + Comoros + Timor-Leste), β(FSTS_c)=−0,404* xác nhận Forced Internationalization Penalty: quan hệ âm đơn điệu không có turning point, nhất quán với giả thuyết gánh nặng tắt buộc (Briguglio, 1995; Bertram, 2006). Khoảng trống H1b trong CD2 đã được lấp đầy bởi P8.</w:t>
       </w:r>
     </w:p>
     <w:p>
@@ -12637,10 +11510,10 @@
         </w:pict>
       </w:r>
     </w:p>
-    <w:bookmarkEnd w:id="82"/>
-    <w:bookmarkEnd w:id="83"/>
-    <w:bookmarkEnd w:id="84"/>
-    <w:bookmarkStart w:id="117" w:name="tài-liệu-tham-khảo"/>
+    <w:bookmarkEnd w:id="88"/>
+    <w:bookmarkEnd w:id="89"/>
+    <w:bookmarkEnd w:id="90"/>
+    <w:bookmarkStart w:id="124" w:name="tài-liệu-tham-khảo"/>
     <w:p>
       <w:pPr>
         <w:pStyle w:val="Heading2"/>
@@ -12693,7 +11566,7 @@
       <w:r>
         <w:t xml:space="preserve"> </w:t>
       </w:r>
-      <w:hyperlink r:id="rId85">
+      <w:hyperlink r:id="rId91">
         <w:r>
           <w:rPr>
             <w:rStyle w:val="Hyperlink"/>
@@ -12725,7 +11598,7 @@
       <w:r>
         <w:t xml:space="preserve"> </w:t>
       </w:r>
-      <w:hyperlink r:id="rId86">
+      <w:hyperlink r:id="rId92">
         <w:r>
           <w:rPr>
             <w:rStyle w:val="Hyperlink"/>
@@ -12799,7 +11672,7 @@
       <w:r>
         <w:t xml:space="preserve"> </w:t>
       </w:r>
-      <w:hyperlink r:id="rId87">
+      <w:hyperlink r:id="rId93">
         <w:r>
           <w:rPr>
             <w:rStyle w:val="Hyperlink"/>
@@ -12852,7 +11725,7 @@
       <w:r>
         <w:t xml:space="preserve"> </w:t>
       </w:r>
-      <w:hyperlink r:id="rId88">
+      <w:hyperlink r:id="rId94">
         <w:r>
           <w:rPr>
             <w:rStyle w:val="Hyperlink"/>
@@ -12884,7 +11757,7 @@
       <w:r>
         <w:t xml:space="preserve"> </w:t>
       </w:r>
-      <w:hyperlink r:id="rId89">
+      <w:hyperlink r:id="rId95">
         <w:r>
           <w:rPr>
             <w:rStyle w:val="Hyperlink"/>
@@ -12916,7 +11789,7 @@
       <w:r>
         <w:t xml:space="preserve"> </w:t>
       </w:r>
-      <w:hyperlink r:id="rId90">
+      <w:hyperlink r:id="rId96">
         <w:r>
           <w:rPr>
             <w:rStyle w:val="Hyperlink"/>
@@ -12948,7 +11821,7 @@
       <w:r>
         <w:t xml:space="preserve"> </w:t>
       </w:r>
-      <w:hyperlink r:id="rId91">
+      <w:hyperlink r:id="rId97">
         <w:r>
           <w:rPr>
             <w:rStyle w:val="Hyperlink"/>
@@ -12980,7 +11853,7 @@
       <w:r>
         <w:t xml:space="preserve"> </w:t>
       </w:r>
-      <w:hyperlink r:id="rId92">
+      <w:hyperlink r:id="rId98">
         <w:r>
           <w:rPr>
             <w:rStyle w:val="Hyperlink"/>
@@ -13033,7 +11906,7 @@
       <w:r>
         <w:t xml:space="preserve"> </w:t>
       </w:r>
-      <w:hyperlink r:id="rId93">
+      <w:hyperlink r:id="rId99">
         <w:r>
           <w:rPr>
             <w:rStyle w:val="Hyperlink"/>
@@ -13202,7 +12075,7 @@
       <w:r>
         <w:t xml:space="preserve"> </w:t>
       </w:r>
-      <w:hyperlink r:id="rId94">
+      <w:hyperlink r:id="rId100">
         <w:r>
           <w:rPr>
             <w:rStyle w:val="Hyperlink"/>
@@ -13258,7 +12131,7 @@
       <w:r>
         <w:t xml:space="preserve"> </w:t>
       </w:r>
-      <w:hyperlink r:id="rId95">
+      <w:hyperlink r:id="rId101">
         <w:r>
           <w:rPr>
             <w:rStyle w:val="Hyperlink"/>
@@ -13290,7 +12163,7 @@
       <w:r>
         <w:t xml:space="preserve"> </w:t>
       </w:r>
-      <w:hyperlink r:id="rId96">
+      <w:hyperlink r:id="rId102">
         <w:r>
           <w:rPr>
             <w:rStyle w:val="Hyperlink"/>
@@ -13322,7 +12195,7 @@
       <w:r>
         <w:t xml:space="preserve"> </w:t>
       </w:r>
-      <w:hyperlink r:id="rId97">
+      <w:hyperlink r:id="rId103">
         <w:r>
           <w:rPr>
             <w:rStyle w:val="Hyperlink"/>
@@ -13375,7 +12248,7 @@
       <w:r>
         <w:t xml:space="preserve"> </w:t>
       </w:r>
-      <w:hyperlink r:id="rId98">
+      <w:hyperlink r:id="rId104">
         <w:r>
           <w:rPr>
             <w:rStyle w:val="Hyperlink"/>
@@ -13407,7 +12280,7 @@
       <w:r>
         <w:t xml:space="preserve"> </w:t>
       </w:r>
-      <w:hyperlink r:id="rId99">
+      <w:hyperlink r:id="rId105">
         <w:r>
           <w:rPr>
             <w:rStyle w:val="Hyperlink"/>
@@ -13439,7 +12312,7 @@
       <w:r>
         <w:t xml:space="preserve"> </w:t>
       </w:r>
-      <w:hyperlink r:id="rId100">
+      <w:hyperlink r:id="rId106">
         <w:r>
           <w:rPr>
             <w:rStyle w:val="Hyperlink"/>
@@ -13492,7 +12365,7 @@
       <w:r>
         <w:t xml:space="preserve"> </w:t>
       </w:r>
-      <w:hyperlink r:id="rId101">
+      <w:hyperlink r:id="rId107">
         <w:r>
           <w:rPr>
             <w:rStyle w:val="Hyperlink"/>
@@ -13545,7 +12418,7 @@
       <w:r>
         <w:t xml:space="preserve"> </w:t>
       </w:r>
-      <w:hyperlink r:id="rId102">
+      <w:hyperlink r:id="rId108">
         <w:r>
           <w:rPr>
             <w:rStyle w:val="Hyperlink"/>
@@ -13598,7 +12471,7 @@
       <w:r>
         <w:t xml:space="preserve"> </w:t>
       </w:r>
-      <w:hyperlink r:id="rId103">
+      <w:hyperlink r:id="rId109">
         <w:r>
           <w:rPr>
             <w:rStyle w:val="Hyperlink"/>
@@ -13630,7 +12503,7 @@
       <w:r>
         <w:t xml:space="preserve"> </w:t>
       </w:r>
-      <w:hyperlink r:id="rId104">
+      <w:hyperlink r:id="rId110">
         <w:r>
           <w:rPr>
             <w:rStyle w:val="Hyperlink"/>
@@ -13662,7 +12535,7 @@
       <w:r>
         <w:t xml:space="preserve"> </w:t>
       </w:r>
-      <w:hyperlink r:id="rId105">
+      <w:hyperlink r:id="rId111">
         <w:r>
           <w:rPr>
             <w:rStyle w:val="Hyperlink"/>
@@ -13752,7 +12625,7 @@
       <w:r>
         <w:t xml:space="preserve"> </w:t>
       </w:r>
-      <w:hyperlink r:id="rId106">
+      <w:hyperlink r:id="rId112">
         <w:r>
           <w:rPr>
             <w:rStyle w:val="Hyperlink"/>
@@ -13847,7 +12720,7 @@
       <w:r>
         <w:t xml:space="preserve"> </w:t>
       </w:r>
-      <w:hyperlink r:id="rId107">
+      <w:hyperlink r:id="rId113">
         <w:r>
           <w:rPr>
             <w:rStyle w:val="Hyperlink"/>
@@ -13879,7 +12752,7 @@
       <w:r>
         <w:t xml:space="preserve"> </w:t>
       </w:r>
-      <w:hyperlink r:id="rId108">
+      <w:hyperlink r:id="rId114">
         <w:r>
           <w:rPr>
             <w:rStyle w:val="Hyperlink"/>
@@ -13911,7 +12784,7 @@
       <w:r>
         <w:t xml:space="preserve"> </w:t>
       </w:r>
-      <w:hyperlink r:id="rId109">
+      <w:hyperlink r:id="rId115">
         <w:r>
           <w:rPr>
             <w:rStyle w:val="Hyperlink"/>
@@ -13943,7 +12816,7 @@
       <w:r>
         <w:t xml:space="preserve"> </w:t>
       </w:r>
-      <w:hyperlink r:id="rId110">
+      <w:hyperlink r:id="rId116">
         <w:r>
           <w:rPr>
             <w:rStyle w:val="Hyperlink"/>
@@ -13975,7 +12848,7 @@
       <w:r>
         <w:t xml:space="preserve"> </w:t>
       </w:r>
-      <w:hyperlink r:id="rId111">
+      <w:hyperlink r:id="rId117">
         <w:r>
           <w:rPr>
             <w:rStyle w:val="Hyperlink"/>
@@ -14031,6 +12904,38 @@
         <w:pStyle w:val="BodyText"/>
       </w:pPr>
       <w:r>
+        <w:t xml:space="preserve">Solon, G., Haider, S. J., &amp; Wooldridge, J. M. (2015). What are we weighting for?</w:t>
+      </w:r>
+      <w:r>
+        <w:t xml:space="preserve"> </w:t>
+      </w:r>
+      <w:r>
+        <w:rPr>
+          <w:iCs/>
+          <w:i/>
+        </w:rPr>
+        <w:t xml:space="preserve">Journal of Human Resources, 50</w:t>
+      </w:r>
+      <w:r>
+        <w:t xml:space="preserve">(2), 301–316.</w:t>
+      </w:r>
+      <w:r>
+        <w:t xml:space="preserve"> </w:t>
+      </w:r>
+      <w:hyperlink r:id="rId118">
+        <w:r>
+          <w:rPr>
+            <w:rStyle w:val="Hyperlink"/>
+          </w:rPr>
+          <w:t xml:space="preserve">https://doi.org/10.3368/jhr.50.2.301</w:t>
+        </w:r>
+      </w:hyperlink>
+    </w:p>
+    <w:p>
+      <w:pPr>
+        <w:pStyle w:val="BodyText"/>
+      </w:pPr>
+      <w:r>
         <w:t xml:space="preserve">Stallkamp, M., &amp; Schotter, A. P. J. (2021). Platforms without borders? The international strategies of digital platform firms.</w:t>
       </w:r>
       <w:r>
@@ -14049,7 +12954,7 @@
       <w:r>
         <w:t xml:space="preserve"> </w:t>
       </w:r>
-      <w:hyperlink r:id="rId112">
+      <w:hyperlink r:id="rId119">
         <w:r>
           <w:rPr>
             <w:rStyle w:val="Hyperlink"/>
@@ -14123,7 +13028,7 @@
       <w:r>
         <w:t xml:space="preserve"> </w:t>
       </w:r>
-      <w:hyperlink r:id="rId113">
+      <w:hyperlink r:id="rId120">
         <w:r>
           <w:rPr>
             <w:rStyle w:val="Hyperlink"/>
@@ -14155,7 +13060,7 @@
       <w:r>
         <w:t xml:space="preserve"> </w:t>
       </w:r>
-      <w:hyperlink r:id="rId114">
+      <w:hyperlink r:id="rId121">
         <w:r>
           <w:rPr>
             <w:rStyle w:val="Hyperlink"/>
@@ -14211,7 +13116,7 @@
       <w:r>
         <w:t xml:space="preserve"> </w:t>
       </w:r>
-      <w:hyperlink r:id="rId115">
+      <w:hyperlink r:id="rId122">
         <w:r>
           <w:rPr>
             <w:rStyle w:val="Hyperlink"/>
@@ -14243,7 +13148,7 @@
       <w:r>
         <w:t xml:space="preserve"> </w:t>
       </w:r>
-      <w:hyperlink r:id="rId116">
+      <w:hyperlink r:id="rId123">
         <w:r>
           <w:rPr>
             <w:rStyle w:val="Hyperlink"/>
@@ -14304,8 +13209,8 @@
         </w:pict>
       </w:r>
     </w:p>
-    <w:bookmarkEnd w:id="117"/>
-    <w:bookmarkStart w:id="121" w:name="phụ-lục"/>
+    <w:bookmarkEnd w:id="124"/>
+    <w:bookmarkStart w:id="128" w:name="phụ-lục"/>
     <w:p>
       <w:pPr>
         <w:pStyle w:val="Heading2"/>
@@ -14314,7 +13219,7 @@
         <w:t xml:space="preserve">PHỤ LỤC</w:t>
       </w:r>
     </w:p>
-    <w:bookmarkStart w:id="118" w:name="X2ea52842c06e0496eaa899ccd5db2777360b638"/>
+    <w:bookmarkStart w:id="125" w:name="X2ea52842c06e0496eaa899ccd5db2777360b638"/>
     <w:p>
       <w:pPr>
         <w:pStyle w:val="Heading3"/>
@@ -14404,7 +13309,17 @@
         <w:t xml:space="preserve"> </w:t>
       </w:r>
       <w:r>
-        <w:t xml:space="preserve">Fiji, Papua New Guinea, Solomon Islands, Tonga, Vanuatu, Samoa, Kiribati.</w:t>
+        <w:t xml:space="preserve">Fiji, Kiribati, Papua New Guinea, Samoa, Solomon Islands, Tonga, Vanuatu.</w:t>
+      </w:r>
+      <w:r>
+        <w:t xml:space="preserve"> </w:t>
+      </w:r>
+      <w:r>
+        <w:rPr>
+          <w:iCs/>
+          <w:i/>
+        </w:rPr>
+        <w:t xml:space="preserve">(Ghi chú: phân tích P8 dùng bộ lọc WBES SIDS_small gồm 9 nước, bổ sung thêm Comoros và Timor-Leste.)</w:t>
       </w:r>
     </w:p>
     <w:p>
@@ -14415,8 +13330,8 @@
         <w:t xml:space="preserve">Tổng: 5 + 5 + 6 + 7 + 17 + 7 = 47 nền kinh tế.</w:t>
       </w:r>
     </w:p>
-    <w:bookmarkEnd w:id="118"/>
-    <w:bookmarkStart w:id="119" w:name="phụ-lục-b--tóm-tắt-ba-bản-thảo-đồng-hành"/>
+    <w:bookmarkEnd w:id="125"/>
+    <w:bookmarkStart w:id="126" w:name="phụ-lục-b--tóm-tắt-ba-bản-thảo-đồng-hành"/>
     <w:p>
       <w:pPr>
         <w:pStyle w:val="Heading3"/>
@@ -14449,8 +13364,8 @@
         <w:t xml:space="preserve">P5 — Trung Quốc (IJOEM, under review): Đỗ, T. H., &amp; Phan, A. T. (2026). Phân tích 4.559 doanh nghiệp WBES hai sóng 2012/2024. Kết quả chính: chữ U ngược bền vững cấu trúc — điểm uốn 49,4% (2012), 47,2% (2024), Paternoster FSTS² p = 0,545 (không có sự khác biệt đáng kể); TCI tăng cường theo thời gian (+0,260 → +0,426, Paternoster p = 0,011).</w:t>
       </w:r>
     </w:p>
-    <w:bookmarkEnd w:id="119"/>
-    <w:bookmarkStart w:id="120" w:name="phụ-lục-c--quy-ước-báo-cáo-thống-kê"/>
+    <w:bookmarkEnd w:id="126"/>
+    <w:bookmarkStart w:id="127" w:name="phụ-lục-c--quy-ước-báo-cáo-thống-kê"/>
     <w:p>
       <w:pPr>
         <w:pStyle w:val="Heading3"/>
@@ -14483,419 +13398,1123 @@
         <w:t xml:space="preserve">Kiểm định Paternoster: báo cáo z-statistic và p-value hai chiều cho so sánh hệ số giữa hai nhóm hoặc hai giai đoạn.</w:t>
       </w:r>
     </w:p>
-    <w:bookmarkEnd w:id="120"/>
-    <w:bookmarkEnd w:id="121"/>
-    <w:bookmarkEnd w:id="122"/>
+    <w:bookmarkEnd w:id="127"/>
+    <w:bookmarkEnd w:id="128"/>
+    <w:bookmarkEnd w:id="129"/>
     <w:sectPr>
-      <w:pgSz w:w="11906" w:h="16838"/>
-      <w:pgMar w:top="1440" w:right="1800" w:bottom="1440" w:left="1800" w:header="720" w:footer="720" w:gutter="0"/>
-      <w:cols w:space="720" w:num="1"/>
-      <w:docGrid w:linePitch="360" w:charSpace="0"/>
+      <w:pgSz w:h="16838" w:w="11906"/>
+      <w:pgMar w:bottom="1134" w:left="1701" w:right="1134" w:top="1134"/>
     </w:sectPr>
   </w:body>
 </w:document>
 </file>
 
-<file path=word/endnotes.xml><?xml version="1.0" encoding="utf-8"?>
-<w:endnotes xmlns:wpc="http://schemas.microsoft.com/office/word/2010/wordprocessingCanvas" xmlns:mc="http://schemas.openxmlformats.org/markup-compatibility/2006" xmlns:o="urn:schemas-microsoft-com:office:office" xmlns:r="http://schemas.openxmlformats.org/officeDocument/2006/relationships" xmlns:m="http://schemas.openxmlformats.org/officeDocument/2006/math" xmlns:v="urn:schemas-microsoft-com:vml" xmlns:wp14="http://schemas.microsoft.com/office/word/2010/wordprocessingDrawing" xmlns:wp="http://schemas.openxmlformats.org/drawingml/2006/wordprocessingDrawing" xmlns:w="http://schemas.openxmlformats.org/wordprocessingml/2006/main" xmlns:w14="http://schemas.microsoft.com/office/word/2010/wordml" xmlns:w15="http://schemas.microsoft.com/office/word/2012/wordml" xmlns:w10="urn:schemas-microsoft-com:office:word" xmlns:wpg="http://schemas.microsoft.com/office/word/2010/wordprocessingGroup" xmlns:wpi="http://schemas.microsoft.com/office/word/2010/wordprocessingInk" xmlns:wne="http://schemas.microsoft.com/office/word/2006/wordml" xmlns:wps="http://schemas.microsoft.com/office/word/2010/wordprocessingShape" xmlns:wpsCustomData="http://www.wps.cn/officeDocument/2013/wpsCustomData" mc:Ignorable="w14 w15 wp14">
-  <w:endnote w:type="separator" w:id="0">
-    <w:p>
-      <w:pPr>
-        <w:spacing w:line="240" w:lineRule="auto"/>
-      </w:pPr>
-      <w:r>
-        <w:separator/>
-      </w:r>
-    </w:p>
-  </w:endnote>
-  <w:endnote w:type="continuationSeparator" w:id="1">
-    <w:p>
-      <w:pPr>
-        <w:spacing w:line="240" w:lineRule="auto"/>
-      </w:pPr>
-      <w:r>
-        <w:continuationSeparator/>
-      </w:r>
-    </w:p>
-  </w:endnote>
-</w:endnotes>
+<file path=word/comments.xml><?xml version="1.0" encoding="utf-8"?>
+<w:comments xmlns:w="http://schemas.openxmlformats.org/wordprocessingml/2006/main" xmlns:m="http://schemas.openxmlformats.org/officeDocument/2006/math" xmlns:r="http://schemas.openxmlformats.org/officeDocument/2006/relationships" xmlns:o="urn:schemas-microsoft-com:office:office" xmlns:v="urn:schemas-microsoft-com:vml" xmlns:w10="urn:schemas-microsoft-com:office:word" xmlns:a="http://schemas.openxmlformats.org/drawingml/2006/main" xmlns:pic="http://schemas.openxmlformats.org/drawingml/2006/picture" xmlns:wp="http://schemas.openxmlformats.org/drawingml/2006/wordprocessingDrawing"/>
 </file>
 
 <file path=word/footnotes.xml><?xml version="1.0" encoding="utf-8"?>
-<w:footnotes xmlns:wpc="http://schemas.microsoft.com/office/word/2010/wordprocessingCanvas" xmlns:mc="http://schemas.openxmlformats.org/markup-compatibility/2006" xmlns:o="urn:schemas-microsoft-com:office:office" xmlns:r="http://schemas.openxmlformats.org/officeDocument/2006/relationships" xmlns:m="http://schemas.openxmlformats.org/officeDocument/2006/math" xmlns:v="urn:schemas-microsoft-com:vml" xmlns:wp14="http://schemas.microsoft.com/office/word/2010/wordprocessingDrawing" xmlns:wp="http://schemas.openxmlformats.org/drawingml/2006/wordprocessingDrawing" xmlns:w="http://schemas.openxmlformats.org/wordprocessingml/2006/main" xmlns:w14="http://schemas.microsoft.com/office/word/2010/wordml" xmlns:w15="http://schemas.microsoft.com/office/word/2012/wordml" xmlns:w10="urn:schemas-microsoft-com:office:word" xmlns:wpg="http://schemas.microsoft.com/office/word/2010/wordprocessingGroup" xmlns:wpi="http://schemas.microsoft.com/office/word/2010/wordprocessingInk" xmlns:wne="http://schemas.microsoft.com/office/word/2006/wordml" xmlns:wps="http://schemas.microsoft.com/office/word/2010/wordprocessingShape" xmlns:wpsCustomData="http://www.wps.cn/officeDocument/2013/wpsCustomData" mc:Ignorable="w14 w15 wp14">
-  <w:footnote w:type="separator" w:id="0">
-    <w:p>
-      <w:pPr>
-        <w:spacing w:before="0" w:after="0" w:line="276" w:lineRule="auto"/>
-      </w:pPr>
+<w:footnotes xmlns:w="http://schemas.openxmlformats.org/wordprocessingml/2006/main" xmlns:m="http://schemas.openxmlformats.org/officeDocument/2006/math" xmlns:r="http://schemas.openxmlformats.org/officeDocument/2006/relationships" xmlns:o="urn:schemas-microsoft-com:office:office" xmlns:v="urn:schemas-microsoft-com:vml" xmlns:w10="urn:schemas-microsoft-com:office:word" xmlns:a="http://schemas.openxmlformats.org/drawingml/2006/main" xmlns:pic="http://schemas.openxmlformats.org/drawingml/2006/picture" xmlns:wp="http://schemas.openxmlformats.org/drawingml/2006/wordprocessingDrawing">
+  <w:footnote w:type="continuationSeparator" w:id="0">
+    <w:p>
+      <w:r>
+        <w:continuationSeparator/>
+      </w:r>
+    </w:p>
+  </w:footnote>
+  <w:footnote w:type="separator" w:id="-1">
+    <w:p>
       <w:r>
         <w:separator/>
-      </w:r>
-    </w:p>
-  </w:footnote>
-  <w:footnote w:type="continuationSeparator" w:id="1">
-    <w:p>
-      <w:pPr>
-        <w:spacing w:before="0" w:after="0" w:line="276" w:lineRule="auto"/>
-      </w:pPr>
-      <w:r>
-        <w:continuationSeparator/>
       </w:r>
     </w:p>
   </w:footnote>
 </w:footnotes>
 </file>
 
+<file path=word/numbering.xml><?xml version="1.0" encoding="utf-8"?>
+<w:numbering xmlns:w="http://schemas.openxmlformats.org/wordprocessingml/2006/main">
+  <w:abstractNum w:abstractNumId="990">
+    <w:nsid w:val="A990"/>
+    <w:multiLevelType w:val="multilevel"/>
+    <w:lvl w:ilvl="0">
+      <w:numFmt w:val="bullet"/>
+      <w:lvlText w:val=" "/>
+      <w:lvlJc w:val="left"/>
+      <w:pPr>
+        <w:ind w:left="720" w:hanging="480"/>
+      </w:pPr>
+    </w:lvl>
+    <w:lvl w:ilvl="1">
+      <w:numFmt w:val="bullet"/>
+      <w:lvlText w:val=" "/>
+      <w:lvlJc w:val="left"/>
+      <w:pPr>
+        <w:ind w:left="1440" w:hanging="480"/>
+      </w:pPr>
+    </w:lvl>
+    <w:lvl w:ilvl="2">
+      <w:numFmt w:val="bullet"/>
+      <w:lvlText w:val=" "/>
+      <w:lvlJc w:val="left"/>
+      <w:pPr>
+        <w:ind w:left="2160" w:hanging="480"/>
+      </w:pPr>
+    </w:lvl>
+    <w:lvl w:ilvl="3">
+      <w:numFmt w:val="bullet"/>
+      <w:lvlText w:val=" "/>
+      <w:lvlJc w:val="left"/>
+      <w:pPr>
+        <w:ind w:left="2880" w:hanging="480"/>
+      </w:pPr>
+    </w:lvl>
+    <w:lvl w:ilvl="4">
+      <w:numFmt w:val="bullet"/>
+      <w:lvlText w:val=" "/>
+      <w:lvlJc w:val="left"/>
+      <w:pPr>
+        <w:ind w:left="3600" w:hanging="480"/>
+      </w:pPr>
+    </w:lvl>
+    <w:lvl w:ilvl="5">
+      <w:numFmt w:val="bullet"/>
+      <w:lvlText w:val=" "/>
+      <w:lvlJc w:val="left"/>
+      <w:pPr>
+        <w:ind w:left="4320" w:hanging="480"/>
+      </w:pPr>
+    </w:lvl>
+    <w:lvl w:ilvl="6">
+      <w:numFmt w:val="bullet"/>
+      <w:lvlText w:val=" "/>
+      <w:lvlJc w:val="left"/>
+      <w:pPr>
+        <w:ind w:left="5040" w:hanging="480"/>
+      </w:pPr>
+    </w:lvl>
+    <w:lvl w:ilvl="7">
+      <w:numFmt w:val="bullet"/>
+      <w:lvlText w:val=" "/>
+      <w:lvlJc w:val="left"/>
+      <w:pPr>
+        <w:ind w:left="5760" w:hanging="480"/>
+      </w:pPr>
+    </w:lvl>
+    <w:lvl w:ilvl="8">
+      <w:numFmt w:val="bullet"/>
+      <w:lvlText w:val=" "/>
+      <w:lvlJc w:val="left"/>
+      <w:pPr>
+        <w:ind w:left="6480" w:hanging="480"/>
+      </w:pPr>
+    </w:lvl>
+  </w:abstractNum>
+  <w:abstractNum w:abstractNumId="99411">
+    <w:nsid w:val="A99411"/>
+    <w:multiLevelType w:val="multilevel"/>
+    <w:lvl w:ilvl="0">
+      <w:start w:val="1"/>
+      <w:numFmt w:val="decimal"/>
+      <w:lvlText w:val="%1."/>
+      <w:lvlJc w:val="left"/>
+      <w:pPr>
+        <w:ind w:left="720" w:hanging="480"/>
+      </w:pPr>
+    </w:lvl>
+    <w:lvl w:ilvl="1">
+      <w:start w:val="1"/>
+      <w:numFmt w:val="decimal"/>
+      <w:lvlText w:val="%2."/>
+      <w:lvlJc w:val="left"/>
+      <w:pPr>
+        <w:ind w:left="1440" w:hanging="480"/>
+      </w:pPr>
+    </w:lvl>
+    <w:lvl w:ilvl="2">
+      <w:start w:val="1"/>
+      <w:numFmt w:val="decimal"/>
+      <w:lvlText w:val="%3."/>
+      <w:lvlJc w:val="left"/>
+      <w:pPr>
+        <w:ind w:left="2160" w:hanging="480"/>
+      </w:pPr>
+    </w:lvl>
+    <w:lvl w:ilvl="3">
+      <w:start w:val="1"/>
+      <w:numFmt w:val="decimal"/>
+      <w:lvlText w:val="%4."/>
+      <w:lvlJc w:val="left"/>
+      <w:pPr>
+        <w:ind w:left="2880" w:hanging="480"/>
+      </w:pPr>
+    </w:lvl>
+    <w:lvl w:ilvl="4">
+      <w:start w:val="1"/>
+      <w:numFmt w:val="decimal"/>
+      <w:lvlText w:val="%5."/>
+      <w:lvlJc w:val="left"/>
+      <w:pPr>
+        <w:ind w:left="3600" w:hanging="480"/>
+      </w:pPr>
+    </w:lvl>
+    <w:lvl w:ilvl="5">
+      <w:start w:val="1"/>
+      <w:numFmt w:val="decimal"/>
+      <w:lvlText w:val="%6."/>
+      <w:lvlJc w:val="left"/>
+      <w:pPr>
+        <w:ind w:left="4320" w:hanging="480"/>
+      </w:pPr>
+    </w:lvl>
+    <w:lvl w:ilvl="6">
+      <w:start w:val="1"/>
+      <w:numFmt w:val="decimal"/>
+      <w:lvlText w:val="%7."/>
+      <w:lvlJc w:val="left"/>
+      <w:pPr>
+        <w:ind w:left="5040" w:hanging="480"/>
+      </w:pPr>
+    </w:lvl>
+    <w:lvl w:ilvl="7">
+      <w:start w:val="1"/>
+      <w:numFmt w:val="decimal"/>
+      <w:lvlText w:val="%8."/>
+      <w:lvlJc w:val="left"/>
+      <w:pPr>
+        <w:ind w:left="5760" w:hanging="480"/>
+      </w:pPr>
+    </w:lvl>
+    <w:lvl w:ilvl="8">
+      <w:start w:val="1"/>
+      <w:numFmt w:val="decimal"/>
+      <w:lvlText w:val="%9."/>
+      <w:lvlJc w:val="left"/>
+      <w:pPr>
+        <w:ind w:left="6480" w:hanging="480"/>
+      </w:pPr>
+    </w:lvl>
+  </w:abstractNum>
+  <w:num w:numId="1000">
+    <w:abstractNumId w:val="990"/>
+  </w:num>
+  <w:num w:numId="1001">
+    <w:abstractNumId w:val="99411"/>
+    <w:lvlOverride w:ilvl="0">
+      <w:startOverride w:val="1"/>
+    </w:lvlOverride>
+    <w:lvlOverride w:ilvl="1">
+      <w:startOverride w:val="1"/>
+    </w:lvlOverride>
+    <w:lvlOverride w:ilvl="2">
+      <w:startOverride w:val="1"/>
+    </w:lvlOverride>
+    <w:lvlOverride w:ilvl="3">
+      <w:startOverride w:val="1"/>
+    </w:lvlOverride>
+    <w:lvlOverride w:ilvl="4">
+      <w:startOverride w:val="1"/>
+    </w:lvlOverride>
+    <w:lvlOverride w:ilvl="5">
+      <w:startOverride w:val="1"/>
+    </w:lvlOverride>
+    <w:lvlOverride w:ilvl="6">
+      <w:startOverride w:val="1"/>
+    </w:lvlOverride>
+    <w:lvlOverride w:ilvl="7">
+      <w:startOverride w:val="1"/>
+    </w:lvlOverride>
+    <w:lvlOverride w:ilvl="8">
+      <w:startOverride w:val="1"/>
+    </w:lvlOverride>
+  </w:num>
+</w:numbering>
+</file>
+
 <file path=word/styles.xml><?xml version="1.0" encoding="utf-8"?>
-<w:styles xmlns:mc="http://schemas.openxmlformats.org/markup-compatibility/2006" xmlns:o="urn:schemas-microsoft-com:office:office" xmlns:r="http://schemas.openxmlformats.org/officeDocument/2006/relationships" xmlns:m="http://schemas.openxmlformats.org/officeDocument/2006/math" xmlns:v="urn:schemas-microsoft-com:vml" xmlns:w="http://schemas.openxmlformats.org/wordprocessingml/2006/main" xmlns:w14="http://schemas.microsoft.com/office/word/2010/wordml" xmlns:w10="urn:schemas-microsoft-com:office:word" xmlns:sl="http://schemas.openxmlformats.org/schemaLibrary/2006/main" xmlns:wpsCustomData="http://www.wps.cn/officeDocument/2013/wpsCustomData" mc:Ignorable="w14">
+<w:styles xmlns:r="http://schemas.openxmlformats.org/officeDocument/2006/relationships" xmlns:w="http://schemas.openxmlformats.org/wordprocessingml/2006/main">
   <w:docDefaults>
     <w:rPrDefault>
       <w:rPr>
-        <w:rFonts w:asciiTheme="minorHAnsi" w:hAnsiTheme="minorHAnsi" w:eastAsiaTheme="minorEastAsia" w:cstheme="minorBidi"/>
+        <w:rFonts w:asciiTheme="minorHAnsi" w:cstheme="minorBidi" w:eastAsiaTheme="minorHAnsi" w:hAnsiTheme="minorHAnsi"/>
+        <w:sz w:val="24"/>
+        <w:szCs w:val="24"/>
+        <w:lang w:bidi="ar-SA" w:eastAsia="en-US" w:val="en-US"/>
       </w:rPr>
     </w:rPrDefault>
-    <w:pPrDefault/>
+    <w:pPrDefault>
+      <w:pPr>
+        <w:spacing w:after="200"/>
+      </w:pPr>
+    </w:pPrDefault>
   </w:docDefaults>
-  <w:latentStyles w:count="260" w:defQFormat="0" w:defUnhideWhenUsed="1" w:defSemiHidden="1" w:defUIPriority="99" w:defLockedState="0">
-    <w:lsdException w:qFormat="1" w:unhideWhenUsed="0" w:uiPriority="0" w:semiHidden="0" w:name="Normal"/>
-    <w:lsdException w:qFormat="1" w:unhideWhenUsed="0" w:uiPriority="0" w:semiHidden="0" w:name="heading 1"/>
-    <w:lsdException w:qFormat="1" w:uiPriority="0" w:name="heading 2"/>
-    <w:lsdException w:qFormat="1" w:uiPriority="0" w:name="heading 3"/>
-    <w:lsdException w:qFormat="1" w:uiPriority="0" w:name="heading 4"/>
-    <w:lsdException w:qFormat="1" w:uiPriority="0" w:name="heading 5"/>
-    <w:lsdException w:qFormat="1" w:uiPriority="0" w:name="heading 6"/>
-    <w:lsdException w:qFormat="1" w:uiPriority="0" w:name="heading 7"/>
-    <w:lsdException w:qFormat="1" w:uiPriority="0" w:name="heading 8"/>
-    <w:lsdException w:qFormat="1" w:uiPriority="0" w:name="heading 9"/>
-    <w:lsdException w:unhideWhenUsed="0" w:uiPriority="0" w:semiHidden="0" w:name="index 1"/>
-    <w:lsdException w:unhideWhenUsed="0" w:uiPriority="0" w:semiHidden="0" w:name="index 2"/>
-    <w:lsdException w:unhideWhenUsed="0" w:uiPriority="0" w:semiHidden="0" w:name="index 3"/>
-    <w:lsdException w:unhideWhenUsed="0" w:uiPriority="0" w:semiHidden="0" w:name="index 4"/>
-    <w:lsdException w:unhideWhenUsed="0" w:uiPriority="0" w:semiHidden="0" w:name="index 5"/>
-    <w:lsdException w:unhideWhenUsed="0" w:uiPriority="0" w:semiHidden="0" w:name="index 6"/>
-    <w:lsdException w:unhideWhenUsed="0" w:uiPriority="0" w:semiHidden="0" w:name="index 7"/>
-    <w:lsdException w:unhideWhenUsed="0" w:uiPriority="0" w:semiHidden="0" w:name="index 8"/>
-    <w:lsdException w:unhideWhenUsed="0" w:uiPriority="0" w:semiHidden="0" w:name="index 9"/>
-    <w:lsdException w:unhideWhenUsed="0" w:uiPriority="0" w:semiHidden="0" w:name="toc 1"/>
-    <w:lsdException w:unhideWhenUsed="0" w:uiPriority="0" w:semiHidden="0" w:name="toc 2"/>
-    <w:lsdException w:unhideWhenUsed="0" w:uiPriority="0" w:semiHidden="0" w:name="toc 3"/>
-    <w:lsdException w:unhideWhenUsed="0" w:uiPriority="0" w:semiHidden="0" w:name="toc 4"/>
-    <w:lsdException w:unhideWhenUsed="0" w:uiPriority="0" w:semiHidden="0" w:name="toc 5"/>
-    <w:lsdException w:unhideWhenUsed="0" w:uiPriority="0" w:semiHidden="0" w:name="toc 6"/>
-    <w:lsdException w:unhideWhenUsed="0" w:uiPriority="0" w:semiHidden="0" w:name="toc 7"/>
-    <w:lsdException w:unhideWhenUsed="0" w:uiPriority="0" w:semiHidden="0" w:name="toc 8"/>
-    <w:lsdException w:unhideWhenUsed="0" w:uiPriority="0" w:semiHidden="0" w:name="toc 9"/>
-    <w:lsdException w:unhideWhenUsed="0" w:uiPriority="0" w:semiHidden="0" w:name="Normal Indent"/>
-    <w:lsdException w:unhideWhenUsed="0" w:uiPriority="0" w:semiHidden="0" w:name="footnote text"/>
-    <w:lsdException w:unhideWhenUsed="0" w:uiPriority="0" w:semiHidden="0" w:name="annotation text"/>
-    <w:lsdException w:qFormat="1" w:unhideWhenUsed="0" w:uiPriority="0" w:semiHidden="0" w:name="header"/>
-    <w:lsdException w:unhideWhenUsed="0" w:uiPriority="0" w:semiHidden="0" w:name="footer"/>
-    <w:lsdException w:unhideWhenUsed="0" w:uiPriority="0" w:semiHidden="0" w:name="index heading"/>
-    <w:lsdException w:qFormat="1" w:uiPriority="0" w:name="caption"/>
-    <w:lsdException w:unhideWhenUsed="0" w:uiPriority="0" w:semiHidden="0" w:name="table of figures"/>
-    <w:lsdException w:unhideWhenUsed="0" w:uiPriority="0" w:semiHidden="0" w:name="envelope address"/>
-    <w:lsdException w:unhideWhenUsed="0" w:uiPriority="0" w:semiHidden="0" w:name="envelope return"/>
-    <w:lsdException w:unhideWhenUsed="0" w:uiPriority="0" w:semiHidden="0" w:name="footnote reference"/>
-    <w:lsdException w:unhideWhenUsed="0" w:uiPriority="0" w:semiHidden="0" w:name="annotation reference"/>
-    <w:lsdException w:unhideWhenUsed="0" w:uiPriority="0" w:semiHidden="0" w:name="line number"/>
-    <w:lsdException w:unhideWhenUsed="0" w:uiPriority="0" w:semiHidden="0" w:name="page number"/>
-    <w:lsdException w:unhideWhenUsed="0" w:uiPriority="0" w:semiHidden="0" w:name="endnote reference"/>
-    <w:lsdException w:unhideWhenUsed="0" w:uiPriority="0" w:semiHidden="0" w:name="endnote text"/>
-    <w:lsdException w:unhideWhenUsed="0" w:uiPriority="0" w:semiHidden="0" w:name="table of authorities"/>
-    <w:lsdException w:unhideWhenUsed="0" w:uiPriority="0" w:semiHidden="0" w:name="macro"/>
-    <w:lsdException w:unhideWhenUsed="0" w:uiPriority="0" w:semiHidden="0" w:name="toa heading"/>
-    <w:lsdException w:unhideWhenUsed="0" w:uiPriority="0" w:semiHidden="0" w:name="List"/>
-    <w:lsdException w:unhideWhenUsed="0" w:uiPriority="0" w:semiHidden="0" w:name="List Bullet"/>
-    <w:lsdException w:unhideWhenUsed="0" w:uiPriority="0" w:semiHidden="0" w:name="List Number"/>
-    <w:lsdException w:unhideWhenUsed="0" w:uiPriority="0" w:semiHidden="0" w:name="List 2"/>
-    <w:lsdException w:unhideWhenUsed="0" w:uiPriority="0" w:semiHidden="0" w:name="List 3"/>
-    <w:lsdException w:unhideWhenUsed="0" w:uiPriority="0" w:semiHidden="0" w:name="List 4"/>
-    <w:lsdException w:unhideWhenUsed="0" w:uiPriority="0" w:semiHidden="0" w:name="List 5"/>
-    <w:lsdException w:unhideWhenUsed="0" w:uiPriority="0" w:semiHidden="0" w:name="List Bullet 2"/>
-    <w:lsdException w:unhideWhenUsed="0" w:uiPriority="0" w:semiHidden="0" w:name="List Bullet 3"/>
-    <w:lsdException w:unhideWhenUsed="0" w:uiPriority="0" w:semiHidden="0" w:name="List Bullet 4"/>
-    <w:lsdException w:unhideWhenUsed="0" w:uiPriority="0" w:semiHidden="0" w:name="List Bullet 5"/>
-    <w:lsdException w:unhideWhenUsed="0" w:uiPriority="0" w:semiHidden="0" w:name="List Number 2"/>
-    <w:lsdException w:unhideWhenUsed="0" w:uiPriority="0" w:semiHidden="0" w:name="List Number 3"/>
-    <w:lsdException w:unhideWhenUsed="0" w:uiPriority="0" w:semiHidden="0" w:name="List Number 4"/>
-    <w:lsdException w:unhideWhenUsed="0" w:uiPriority="0" w:semiHidden="0" w:name="List Number 5"/>
-    <w:lsdException w:qFormat="1" w:unhideWhenUsed="0" w:uiPriority="0" w:semiHidden="0" w:name="Title"/>
-    <w:lsdException w:unhideWhenUsed="0" w:uiPriority="0" w:semiHidden="0" w:name="Closing"/>
-    <w:lsdException w:unhideWhenUsed="0" w:uiPriority="0" w:semiHidden="0" w:name="Signature"/>
-    <w:lsdException w:qFormat="1" w:unhideWhenUsed="0" w:uiPriority="0" w:name="Default Paragraph Font"/>
-    <w:lsdException w:qFormat="1" w:uiPriority="99" w:semiHidden="0" w:name="Body Text"/>
-    <w:lsdException w:unhideWhenUsed="0" w:uiPriority="0" w:semiHidden="0" w:name="Body Text Indent"/>
-    <w:lsdException w:unhideWhenUsed="0" w:uiPriority="0" w:semiHidden="0" w:name="List Continue"/>
-    <w:lsdException w:unhideWhenUsed="0" w:uiPriority="0" w:semiHidden="0" w:name="List Continue 2"/>
-    <w:lsdException w:unhideWhenUsed="0" w:uiPriority="0" w:semiHidden="0" w:name="List Continue 3"/>
-    <w:lsdException w:unhideWhenUsed="0" w:uiPriority="0" w:semiHidden="0" w:name="List Continue 4"/>
-    <w:lsdException w:unhideWhenUsed="0" w:uiPriority="0" w:semiHidden="0" w:name="List Continue 5"/>
-    <w:lsdException w:unhideWhenUsed="0" w:uiPriority="0" w:semiHidden="0" w:name="Message Header"/>
-    <w:lsdException w:qFormat="1" w:unhideWhenUsed="0" w:uiPriority="0" w:semiHidden="0" w:name="Subtitle"/>
-    <w:lsdException w:unhideWhenUsed="0" w:uiPriority="0" w:semiHidden="0" w:name="Salutation"/>
-    <w:lsdException w:unhideWhenUsed="0" w:uiPriority="0" w:semiHidden="0" w:name="Date"/>
-    <w:lsdException w:unhideWhenUsed="0" w:uiPriority="0" w:semiHidden="0" w:name="Body Text First Indent"/>
-    <w:lsdException w:unhideWhenUsed="0" w:uiPriority="0" w:semiHidden="0" w:name="Body Text First Indent 2"/>
-    <w:lsdException w:unhideWhenUsed="0" w:uiPriority="0" w:semiHidden="0" w:name="Note Heading"/>
-    <w:lsdException w:unhideWhenUsed="0" w:uiPriority="0" w:semiHidden="0" w:name="Body Text 2"/>
-    <w:lsdException w:unhideWhenUsed="0" w:uiPriority="0" w:semiHidden="0" w:name="Body Text 3"/>
-    <w:lsdException w:unhideWhenUsed="0" w:uiPriority="0" w:semiHidden="0" w:name="Body Text Indent 2"/>
-    <w:lsdException w:unhideWhenUsed="0" w:uiPriority="0" w:semiHidden="0" w:name="Body Text Indent 3"/>
-    <w:lsdException w:unhideWhenUsed="0" w:uiPriority="0" w:semiHidden="0" w:name="Block Text"/>
-    <w:lsdException w:unhideWhenUsed="0" w:uiPriority="0" w:semiHidden="0" w:name="Hyperlink"/>
-    <w:lsdException w:unhideWhenUsed="0" w:uiPriority="0" w:semiHidden="0" w:name="FollowedHyperlink"/>
-    <w:lsdException w:qFormat="1" w:unhideWhenUsed="0" w:uiPriority="0" w:semiHidden="0" w:name="Strong"/>
-    <w:lsdException w:qFormat="1" w:unhideWhenUsed="0" w:uiPriority="0" w:semiHidden="0" w:name="Emphasis"/>
-    <w:lsdException w:unhideWhenUsed="0" w:uiPriority="0" w:semiHidden="0" w:name="Document Map"/>
-    <w:lsdException w:unhideWhenUsed="0" w:uiPriority="0" w:semiHidden="0" w:name="Plain Text"/>
-    <w:lsdException w:unhideWhenUsed="0" w:uiPriority="0" w:semiHidden="0" w:name="E-mail Signature"/>
-    <w:lsdException w:unhideWhenUsed="0" w:uiPriority="0" w:semiHidden="0" w:name="Normal (Web)"/>
-    <w:lsdException w:unhideWhenUsed="0" w:uiPriority="0" w:semiHidden="0" w:name="HTML Acronym"/>
-    <w:lsdException w:unhideWhenUsed="0" w:uiPriority="0" w:semiHidden="0" w:name="HTML Address"/>
-    <w:lsdException w:unhideWhenUsed="0" w:uiPriority="0" w:semiHidden="0" w:name="HTML Cite"/>
-    <w:lsdException w:unhideWhenUsed="0" w:uiPriority="0" w:semiHidden="0" w:name="HTML Code"/>
-    <w:lsdException w:unhideWhenUsed="0" w:uiPriority="0" w:semiHidden="0" w:name="HTML Definition"/>
-    <w:lsdException w:unhideWhenUsed="0" w:uiPriority="0" w:semiHidden="0" w:name="HTML Keyboard"/>
-    <w:lsdException w:unhideWhenUsed="0" w:uiPriority="0" w:semiHidden="0" w:name="HTML Preformatted"/>
-    <w:lsdException w:unhideWhenUsed="0" w:uiPriority="0" w:semiHidden="0" w:name="HTML Sample"/>
-    <w:lsdException w:unhideWhenUsed="0" w:uiPriority="0" w:semiHidden="0" w:name="HTML Typewriter"/>
-    <w:lsdException w:unhideWhenUsed="0" w:uiPriority="0" w:semiHidden="0" w:name="HTML Variable"/>
-    <w:lsdException w:qFormat="1" w:unhideWhenUsed="0" w:uiPriority="0" w:name="Normal Table"/>
-    <w:lsdException w:unhideWhenUsed="0" w:uiPriority="0" w:semiHidden="0" w:name="annotation subject"/>
-    <w:lsdException w:unhideWhenUsed="0" w:uiPriority="0" w:semiHidden="0" w:name="Table Simple 1"/>
-    <w:lsdException w:unhideWhenUsed="0" w:uiPriority="0" w:semiHidden="0" w:name="Table Simple 2"/>
-    <w:lsdException w:unhideWhenUsed="0" w:uiPriority="0" w:semiHidden="0" w:name="Table Simple 3"/>
-    <w:lsdException w:unhideWhenUsed="0" w:uiPriority="0" w:semiHidden="0" w:name="Table Classic 1"/>
-    <w:lsdException w:unhideWhenUsed="0" w:uiPriority="0" w:semiHidden="0" w:name="Table Classic 2"/>
-    <w:lsdException w:unhideWhenUsed="0" w:uiPriority="0" w:semiHidden="0" w:name="Table Classic 3"/>
-    <w:lsdException w:unhideWhenUsed="0" w:uiPriority="0" w:semiHidden="0" w:name="Table Classic 4"/>
-    <w:lsdException w:unhideWhenUsed="0" w:uiPriority="0" w:semiHidden="0" w:name="Table Colorful 1"/>
-    <w:lsdException w:unhideWhenUsed="0" w:uiPriority="0" w:semiHidden="0" w:name="Table Colorful 2"/>
-    <w:lsdException w:unhideWhenUsed="0" w:uiPriority="0" w:semiHidden="0" w:name="Table Colorful 3"/>
-    <w:lsdException w:unhideWhenUsed="0" w:uiPriority="0" w:semiHidden="0" w:name="Table Columns 1"/>
-    <w:lsdException w:unhideWhenUsed="0" w:uiPriority="0" w:semiHidden="0" w:name="Table Columns 2"/>
-    <w:lsdException w:unhideWhenUsed="0" w:uiPriority="0" w:semiHidden="0" w:name="Table Columns 3"/>
-    <w:lsdException w:unhideWhenUsed="0" w:uiPriority="0" w:semiHidden="0" w:name="Table Columns 4"/>
-    <w:lsdException w:unhideWhenUsed="0" w:uiPriority="0" w:semiHidden="0" w:name="Table Columns 5"/>
-    <w:lsdException w:unhideWhenUsed="0" w:uiPriority="0" w:semiHidden="0" w:name="Table Grid 1"/>
-    <w:lsdException w:unhideWhenUsed="0" w:uiPriority="0" w:semiHidden="0" w:name="Table Grid 2"/>
-    <w:lsdException w:unhideWhenUsed="0" w:uiPriority="0" w:semiHidden="0" w:name="Table Grid 3"/>
-    <w:lsdException w:unhideWhenUsed="0" w:uiPriority="0" w:semiHidden="0" w:name="Table Grid 4"/>
-    <w:lsdException w:unhideWhenUsed="0" w:uiPriority="0" w:semiHidden="0" w:name="Table Grid 5"/>
-    <w:lsdException w:unhideWhenUsed="0" w:uiPriority="0" w:semiHidden="0" w:name="Table Grid 6"/>
-    <w:lsdException w:unhideWhenUsed="0" w:uiPriority="0" w:semiHidden="0" w:name="Table Grid 7"/>
-    <w:lsdException w:unhideWhenUsed="0" w:uiPriority="0" w:semiHidden="0" w:name="Table Grid 8"/>
-    <w:lsdException w:unhideWhenUsed="0" w:uiPriority="0" w:semiHidden="0" w:name="Table List 1"/>
-    <w:lsdException w:unhideWhenUsed="0" w:uiPriority="0" w:semiHidden="0" w:name="Table List 2"/>
-    <w:lsdException w:unhideWhenUsed="0" w:uiPriority="0" w:semiHidden="0" w:name="Table List 3"/>
-    <w:lsdException w:unhideWhenUsed="0" w:uiPriority="0" w:semiHidden="0" w:name="Table List 4"/>
-    <w:lsdException w:unhideWhenUsed="0" w:uiPriority="0" w:semiHidden="0" w:name="Table List 5"/>
-    <w:lsdException w:unhideWhenUsed="0" w:uiPriority="0" w:semiHidden="0" w:name="Table List 6"/>
-    <w:lsdException w:unhideWhenUsed="0" w:uiPriority="0" w:semiHidden="0" w:name="Table List 7"/>
-    <w:lsdException w:unhideWhenUsed="0" w:uiPriority="0" w:semiHidden="0" w:name="Table List 8"/>
-    <w:lsdException w:unhideWhenUsed="0" w:uiPriority="0" w:semiHidden="0" w:name="Table 3D effects 1"/>
-    <w:lsdException w:unhideWhenUsed="0" w:uiPriority="0" w:semiHidden="0" w:name="Table 3D effects 2"/>
-    <w:lsdException w:unhideWhenUsed="0" w:uiPriority="0" w:semiHidden="0" w:name="Table 3D effects 3"/>
-    <w:lsdException w:unhideWhenUsed="0" w:uiPriority="0" w:semiHidden="0" w:name="Table Contemporary"/>
-    <w:lsdException w:unhideWhenUsed="0" w:uiPriority="0" w:semiHidden="0" w:name="Table Elegant"/>
-    <w:lsdException w:unhideWhenUsed="0" w:uiPriority="0" w:semiHidden="0" w:name="Table Professional"/>
-    <w:lsdException w:unhideWhenUsed="0" w:uiPriority="0" w:semiHidden="0" w:name="Table Subtle 1"/>
-    <w:lsdException w:unhideWhenUsed="0" w:uiPriority="0" w:semiHidden="0" w:name="Table Subtle 2"/>
-    <w:lsdException w:unhideWhenUsed="0" w:uiPriority="0" w:semiHidden="0" w:name="Table Web 1"/>
-    <w:lsdException w:unhideWhenUsed="0" w:uiPriority="0" w:semiHidden="0" w:name="Table Web 2"/>
-    <w:lsdException w:unhideWhenUsed="0" w:uiPriority="0" w:semiHidden="0" w:name="Table Web 3"/>
-    <w:lsdException w:unhideWhenUsed="0" w:uiPriority="0" w:semiHidden="0" w:name="Balloon Text"/>
-    <w:lsdException w:unhideWhenUsed="0" w:uiPriority="0" w:semiHidden="0" w:name="Table Grid"/>
-    <w:lsdException w:unhideWhenUsed="0" w:uiPriority="0" w:semiHidden="0" w:name="Table Theme"/>
-    <w:lsdException w:qFormat="1" w:unhideWhenUsed="0" w:uiPriority="60" w:semiHidden="0" w:name="Light Shading"/>
-    <w:lsdException w:qFormat="1" w:unhideWhenUsed="0" w:uiPriority="61" w:semiHidden="0" w:name="Light List"/>
-    <w:lsdException w:unhideWhenUsed="0" w:uiPriority="62" w:semiHidden="0" w:name="Light Grid"/>
-    <w:lsdException w:unhideWhenUsed="0" w:uiPriority="63" w:semiHidden="0" w:name="Medium Shading 1"/>
-    <w:lsdException w:unhideWhenUsed="0" w:uiPriority="64" w:semiHidden="0" w:name="Medium Shading 2"/>
-    <w:lsdException w:unhideWhenUsed="0" w:uiPriority="65" w:semiHidden="0" w:name="Medium List 1"/>
-    <w:lsdException w:unhideWhenUsed="0" w:uiPriority="66" w:semiHidden="0" w:name="Medium List 2"/>
-    <w:lsdException w:unhideWhenUsed="0" w:uiPriority="67" w:semiHidden="0" w:name="Medium Grid 1"/>
-    <w:lsdException w:unhideWhenUsed="0" w:uiPriority="68" w:semiHidden="0" w:name="Medium Grid 2"/>
-    <w:lsdException w:unhideWhenUsed="0" w:uiPriority="69" w:semiHidden="0" w:name="Medium Grid 3"/>
-    <w:lsdException w:unhideWhenUsed="0" w:uiPriority="70" w:semiHidden="0" w:name="Dark List"/>
-    <w:lsdException w:unhideWhenUsed="0" w:uiPriority="71" w:semiHidden="0" w:name="Colorful Shading"/>
-    <w:lsdException w:unhideWhenUsed="0" w:uiPriority="72" w:semiHidden="0" w:name="Colorful List"/>
-    <w:lsdException w:unhideWhenUsed="0" w:uiPriority="73" w:semiHidden="0" w:name="Colorful Grid"/>
-    <w:lsdException w:qFormat="1" w:unhideWhenUsed="0" w:uiPriority="60" w:semiHidden="0" w:name="Light Shading Accent 1"/>
-    <w:lsdException w:qFormat="1" w:unhideWhenUsed="0" w:uiPriority="61" w:semiHidden="0" w:name="Light List Accent 1"/>
-    <w:lsdException w:unhideWhenUsed="0" w:uiPriority="62" w:semiHidden="0" w:name="Light Grid Accent 1"/>
-    <w:lsdException w:unhideWhenUsed="0" w:uiPriority="63" w:semiHidden="0" w:name="Medium Shading 1 Accent 1"/>
-    <w:lsdException w:unhideWhenUsed="0" w:uiPriority="64" w:semiHidden="0" w:name="Medium Shading 2 Accent 1"/>
-    <w:lsdException w:unhideWhenUsed="0" w:uiPriority="65" w:semiHidden="0" w:name="Medium List 1 Accent 1"/>
-    <w:lsdException w:unhideWhenUsed="0" w:uiPriority="66" w:semiHidden="0" w:name="Medium List 2 Accent 1"/>
-    <w:lsdException w:unhideWhenUsed="0" w:uiPriority="67" w:semiHidden="0" w:name="Medium Grid 1 Accent 1"/>
-    <w:lsdException w:unhideWhenUsed="0" w:uiPriority="68" w:semiHidden="0" w:name="Medium Grid 2 Accent 1"/>
-    <w:lsdException w:unhideWhenUsed="0" w:uiPriority="69" w:semiHidden="0" w:name="Medium Grid 3 Accent 1"/>
-    <w:lsdException w:unhideWhenUsed="0" w:uiPriority="70" w:semiHidden="0" w:name="Dark List Accent 1"/>
-    <w:lsdException w:unhideWhenUsed="0" w:uiPriority="71" w:semiHidden="0" w:name="Colorful Shading Accent 1"/>
-    <w:lsdException w:unhideWhenUsed="0" w:uiPriority="72" w:semiHidden="0" w:name="Colorful List Accent 1"/>
-    <w:lsdException w:unhideWhenUsed="0" w:uiPriority="73" w:semiHidden="0" w:name="Colorful Grid Accent 1"/>
-    <w:lsdException w:qFormat="1" w:unhideWhenUsed="0" w:uiPriority="60" w:semiHidden="0" w:name="Light Shading Accent 2"/>
-    <w:lsdException w:qFormat="1" w:unhideWhenUsed="0" w:uiPriority="61" w:semiHidden="0" w:name="Light List Accent 2"/>
-    <w:lsdException w:unhideWhenUsed="0" w:uiPriority="62" w:semiHidden="0" w:name="Light Grid Accent 2"/>
-    <w:lsdException w:unhideWhenUsed="0" w:uiPriority="63" w:semiHidden="0" w:name="Medium Shading 1 Accent 2"/>
-    <w:lsdException w:unhideWhenUsed="0" w:uiPriority="64" w:semiHidden="0" w:name="Medium Shading 2 Accent 2"/>
-    <w:lsdException w:unhideWhenUsed="0" w:uiPriority="65" w:semiHidden="0" w:name="Medium List 1 Accent 2"/>
-    <w:lsdException w:unhideWhenUsed="0" w:uiPriority="66" w:semiHidden="0" w:name="Medium List 2 Accent 2"/>
-    <w:lsdException w:unhideWhenUsed="0" w:uiPriority="67" w:semiHidden="0" w:name="Medium Grid 1 Accent 2"/>
-    <w:lsdException w:unhideWhenUsed="0" w:uiPriority="68" w:semiHidden="0" w:name="Medium Grid 2 Accent 2"/>
-    <w:lsdException w:unhideWhenUsed="0" w:uiPriority="69" w:semiHidden="0" w:name="Medium Grid 3 Accent 2"/>
-    <w:lsdException w:unhideWhenUsed="0" w:uiPriority="70" w:semiHidden="0" w:name="Dark List Accent 2"/>
-    <w:lsdException w:unhideWhenUsed="0" w:uiPriority="71" w:semiHidden="0" w:name="Colorful Shading Accent 2"/>
-    <w:lsdException w:unhideWhenUsed="0" w:uiPriority="72" w:semiHidden="0" w:name="Colorful List Accent 2"/>
-    <w:lsdException w:unhideWhenUsed="0" w:uiPriority="73" w:semiHidden="0" w:name="Colorful Grid Accent 2"/>
-    <w:lsdException w:qFormat="1" w:unhideWhenUsed="0" w:uiPriority="60" w:semiHidden="0" w:name="Light Shading Accent 3"/>
-    <w:lsdException w:unhideWhenUsed="0" w:uiPriority="61" w:semiHidden="0" w:name="Light List Accent 3"/>
-    <w:lsdException w:unhideWhenUsed="0" w:uiPriority="62" w:semiHidden="0" w:name="Light Grid Accent 3"/>
-    <w:lsdException w:unhideWhenUsed="0" w:uiPriority="63" w:semiHidden="0" w:name="Medium Shading 1 Accent 3"/>
-    <w:lsdException w:unhideWhenUsed="0" w:uiPriority="64" w:semiHidden="0" w:name="Medium Shading 2 Accent 3"/>
-    <w:lsdException w:unhideWhenUsed="0" w:uiPriority="65" w:semiHidden="0" w:name="Medium List 1 Accent 3"/>
-    <w:lsdException w:unhideWhenUsed="0" w:uiPriority="66" w:semiHidden="0" w:name="Medium List 2 Accent 3"/>
-    <w:lsdException w:unhideWhenUsed="0" w:uiPriority="67" w:semiHidden="0" w:name="Medium Grid 1 Accent 3"/>
-    <w:lsdException w:unhideWhenUsed="0" w:uiPriority="68" w:semiHidden="0" w:name="Medium Grid 2 Accent 3"/>
-    <w:lsdException w:unhideWhenUsed="0" w:uiPriority="69" w:semiHidden="0" w:name="Medium Grid 3 Accent 3"/>
-    <w:lsdException w:unhideWhenUsed="0" w:uiPriority="70" w:semiHidden="0" w:name="Dark List Accent 3"/>
-    <w:lsdException w:unhideWhenUsed="0" w:uiPriority="71" w:semiHidden="0" w:name="Colorful Shading Accent 3"/>
-    <w:lsdException w:unhideWhenUsed="0" w:uiPriority="72" w:semiHidden="0" w:name="Colorful List Accent 3"/>
-    <w:lsdException w:unhideWhenUsed="0" w:uiPriority="73" w:semiHidden="0" w:name="Colorful Grid Accent 3"/>
-    <w:lsdException w:qFormat="1" w:unhideWhenUsed="0" w:uiPriority="60" w:semiHidden="0" w:name="Light Shading Accent 4"/>
-    <w:lsdException w:unhideWhenUsed="0" w:uiPriority="61" w:semiHidden="0" w:name="Light List Accent 4"/>
-    <w:lsdException w:unhideWhenUsed="0" w:uiPriority="62" w:semiHidden="0" w:name="Light Grid Accent 4"/>
-    <w:lsdException w:unhideWhenUsed="0" w:uiPriority="63" w:semiHidden="0" w:name="Medium Shading 1 Accent 4"/>
-    <w:lsdException w:unhideWhenUsed="0" w:uiPriority="64" w:semiHidden="0" w:name="Medium Shading 2 Accent 4"/>
-    <w:lsdException w:unhideWhenUsed="0" w:uiPriority="65" w:semiHidden="0" w:name="Medium List 1 Accent 4"/>
-    <w:lsdException w:unhideWhenUsed="0" w:uiPriority="66" w:semiHidden="0" w:name="Medium List 2 Accent 4"/>
-    <w:lsdException w:unhideWhenUsed="0" w:uiPriority="67" w:semiHidden="0" w:name="Medium Grid 1 Accent 4"/>
-    <w:lsdException w:unhideWhenUsed="0" w:uiPriority="68" w:semiHidden="0" w:name="Medium Grid 2 Accent 4"/>
-    <w:lsdException w:unhideWhenUsed="0" w:uiPriority="69" w:semiHidden="0" w:name="Medium Grid 3 Accent 4"/>
-    <w:lsdException w:unhideWhenUsed="0" w:uiPriority="70" w:semiHidden="0" w:name="Dark List Accent 4"/>
-    <w:lsdException w:unhideWhenUsed="0" w:uiPriority="71" w:semiHidden="0" w:name="Colorful Shading Accent 4"/>
-    <w:lsdException w:unhideWhenUsed="0" w:uiPriority="72" w:semiHidden="0" w:name="Colorful List Accent 4"/>
-    <w:lsdException w:unhideWhenUsed="0" w:uiPriority="73" w:semiHidden="0" w:name="Colorful Grid Accent 4"/>
-    <w:lsdException w:qFormat="1" w:unhideWhenUsed="0" w:uiPriority="60" w:semiHidden="0" w:name="Light Shading Accent 5"/>
-    <w:lsdException w:unhideWhenUsed="0" w:uiPriority="61" w:semiHidden="0" w:name="Light List Accent 5"/>
-    <w:lsdException w:unhideWhenUsed="0" w:uiPriority="62" w:semiHidden="0" w:name="Light Grid Accent 5"/>
-    <w:lsdException w:unhideWhenUsed="0" w:uiPriority="63" w:semiHidden="0" w:name="Medium Shading 1 Accent 5"/>
-    <w:lsdException w:unhideWhenUsed="0" w:uiPriority="64" w:semiHidden="0" w:name="Medium Shading 2 Accent 5"/>
-    <w:lsdException w:unhideWhenUsed="0" w:uiPriority="65" w:semiHidden="0" w:name="Medium List 1 Accent 5"/>
-    <w:lsdException w:unhideWhenUsed="0" w:uiPriority="66" w:semiHidden="0" w:name="Medium List 2 Accent 5"/>
-    <w:lsdException w:unhideWhenUsed="0" w:uiPriority="67" w:semiHidden="0" w:name="Medium Grid 1 Accent 5"/>
-    <w:lsdException w:unhideWhenUsed="0" w:uiPriority="68" w:semiHidden="0" w:name="Medium Grid 2 Accent 5"/>
-    <w:lsdException w:unhideWhenUsed="0" w:uiPriority="69" w:semiHidden="0" w:name="Medium Grid 3 Accent 5"/>
-    <w:lsdException w:unhideWhenUsed="0" w:uiPriority="70" w:semiHidden="0" w:name="Dark List Accent 5"/>
-    <w:lsdException w:unhideWhenUsed="0" w:uiPriority="71" w:semiHidden="0" w:name="Colorful Shading Accent 5"/>
-    <w:lsdException w:unhideWhenUsed="0" w:uiPriority="72" w:semiHidden="0" w:name="Colorful List Accent 5"/>
-    <w:lsdException w:unhideWhenUsed="0" w:uiPriority="73" w:semiHidden="0" w:name="Colorful Grid Accent 5"/>
-    <w:lsdException w:qFormat="1" w:unhideWhenUsed="0" w:uiPriority="60" w:semiHidden="0" w:name="Light Shading Accent 6"/>
-    <w:lsdException w:unhideWhenUsed="0" w:uiPriority="61" w:semiHidden="0" w:name="Light List Accent 6"/>
-    <w:lsdException w:unhideWhenUsed="0" w:uiPriority="62" w:semiHidden="0" w:name="Light Grid Accent 6"/>
-    <w:lsdException w:unhideWhenUsed="0" w:uiPriority="63" w:semiHidden="0" w:name="Medium Shading 1 Accent 6"/>
-    <w:lsdException w:unhideWhenUsed="0" w:uiPriority="64" w:semiHidden="0" w:name="Medium Shading 2 Accent 6"/>
-    <w:lsdException w:unhideWhenUsed="0" w:uiPriority="65" w:semiHidden="0" w:name="Medium List 1 Accent 6"/>
-    <w:lsdException w:unhideWhenUsed="0" w:uiPriority="66" w:semiHidden="0" w:name="Medium List 2 Accent 6"/>
-    <w:lsdException w:unhideWhenUsed="0" w:uiPriority="67" w:semiHidden="0" w:name="Medium Grid 1 Accent 6"/>
-    <w:lsdException w:unhideWhenUsed="0" w:uiPriority="68" w:semiHidden="0" w:name="Medium Grid 2 Accent 6"/>
-    <w:lsdException w:unhideWhenUsed="0" w:uiPriority="69" w:semiHidden="0" w:name="Medium Grid 3 Accent 6"/>
-    <w:lsdException w:unhideWhenUsed="0" w:uiPriority="70" w:semiHidden="0" w:name="Dark List Accent 6"/>
-    <w:lsdException w:unhideWhenUsed="0" w:uiPriority="71" w:semiHidden="0" w:name="Colorful Shading Accent 6"/>
-    <w:lsdException w:unhideWhenUsed="0" w:uiPriority="72" w:semiHidden="0" w:name="Colorful List Accent 6"/>
-    <w:lsdException w:unhideWhenUsed="0" w:uiPriority="73" w:semiHidden="0" w:name="Colorful Grid Accent 6"/>
-  </w:latentStyles>
-  <w:style w:type="paragraph" w:default="1" w:styleId="1">
+  <w:latentStyles w:count="276" w:defLockedState="0" w:defQFormat="0" w:defSemiHidden="0" w:defUIPriority="0" w:defUnhideWhenUsed="0"/>
+  <w:style w:default="1" w:styleId="Normal" w:type="paragraph">
     <w:name w:val="Normal"/>
     <w:qFormat/>
-    <w:uiPriority w:val="0"/>
     <w:pPr>
-      <w:spacing w:after="200" w:line="276" w:lineRule="auto"/>
-      <w:ind w:left="357"/>
+      <w:spacing w:line="360" w:lineRule="auto"/>
+      <w:jc w:val="both"/>
     </w:pPr>
     <w:rPr>
-      <w:rFonts w:ascii="Times New Roman" w:hAnsi="Times New Roman" w:eastAsia="Times New Roman" w:cs="Times New Roman"/>
-      <w:sz w:val="22"/>
-      <w:szCs w:val="22"/>
-      <w:lang w:val="en-US" w:eastAsia="en-US" w:bidi="ar-SA"/>
+      <w:rFonts w:ascii="Times New Roman" w:eastAsia="Times New Roman" w:hAnsi="Times New Roman"/>
+      <w:color w:val="000000"/>
+      <w:sz w:val="26"/>
     </w:rPr>
   </w:style>
-  <w:style w:type="character" w:default="1" w:styleId="2">
+  <w:style w:styleId="BodyText" w:type="paragraph">
+    <w:name w:val="Body Text"/>
+    <w:basedOn w:val="Normal"/>
+    <w:link w:val="BodyTextChar"/>
+    <w:pPr>
+      <w:spacing w:after="180" w:before="180" w:line="360" w:lineRule="auto"/>
+      <w:jc w:val="both"/>
+    </w:pPr>
+    <w:qFormat/>
+    <w:rPr>
+      <w:rFonts w:ascii="Times New Roman" w:eastAsia="Times New Roman" w:hAnsi="Times New Roman"/>
+      <w:color w:val="000000"/>
+      <w:sz w:val="26"/>
+    </w:rPr>
+  </w:style>
+  <w:style w:customStyle="1" w:styleId="FirstParagraph" w:type="paragraph">
+    <w:name w:val="First Paragraph"/>
+    <w:basedOn w:val="BodyText"/>
+    <w:next w:val="BodyText"/>
+    <w:qFormat/>
+    <w:pPr>
+      <w:spacing w:line="360" w:lineRule="auto"/>
+      <w:jc w:val="both"/>
+    </w:pPr>
+    <w:rPr>
+      <w:rFonts w:ascii="Times New Roman" w:eastAsia="Times New Roman" w:hAnsi="Times New Roman"/>
+      <w:color w:val="000000"/>
+      <w:sz w:val="26"/>
+    </w:rPr>
+  </w:style>
+  <w:style w:customStyle="1" w:styleId="Compact" w:type="paragraph">
+    <w:name w:val="Compact"/>
+    <w:basedOn w:val="BodyText"/>
+    <w:qFormat/>
+    <w:pPr>
+      <w:spacing w:after="36" w:before="36" w:line="360" w:lineRule="auto"/>
+      <w:jc w:val="both"/>
+    </w:pPr>
+    <w:rPr>
+      <w:rFonts w:ascii="Times New Roman" w:eastAsia="Times New Roman" w:hAnsi="Times New Roman"/>
+      <w:color w:val="000000"/>
+      <w:sz w:val="26"/>
+    </w:rPr>
+  </w:style>
+  <w:style w:styleId="Title" w:type="paragraph">
+    <w:name w:val="Title"/>
+    <w:basedOn w:val="Normal"/>
+    <w:next w:val="BodyText"/>
+    <w:qFormat/>
+    <w:pPr>
+      <w:keepNext/>
+      <w:keepLines/>
+      <w:spacing w:after="240" w:before="480" w:line="360" w:lineRule="auto"/>
+      <w:jc w:val="both"/>
+    </w:pPr>
+    <w:rPr>
+      <w:rFonts w:ascii="Times New Roman" w:asciiTheme="majorHAnsi" w:cstheme="majorBidi" w:eastAsia="Times New Roman" w:eastAsiaTheme="majorEastAsia" w:hAnsi="Times New Roman" w:hAnsiTheme="majorHAnsi"/>
+      <w:b/>
+      <w:bCs/>
+      <w:color w:val="000000"/>
+      <w:sz w:val="26"/>
+      <w:szCs w:val="36"/>
+    </w:rPr>
+  </w:style>
+  <w:style w:styleId="Subtitle" w:type="paragraph">
+    <w:name w:val="Subtitle"/>
+    <w:basedOn w:val="Title"/>
+    <w:next w:val="BodyText"/>
+    <w:qFormat/>
+    <w:pPr>
+      <w:keepNext/>
+      <w:keepLines/>
+      <w:spacing w:after="240" w:before="240" w:line="360" w:lineRule="auto"/>
+      <w:jc w:val="both"/>
+    </w:pPr>
+    <w:rPr>
+      <w:rFonts w:ascii="Times New Roman" w:eastAsia="Times New Roman" w:hAnsi="Times New Roman"/>
+      <w:color w:val="000000"/>
+      <w:sz w:val="26"/>
+      <w:szCs w:val="30"/>
+    </w:rPr>
+  </w:style>
+  <w:style w:customStyle="1" w:styleId="Author" w:type="paragraph">
+    <w:name w:val="Author"/>
+    <w:next w:val="BodyText"/>
+    <w:qFormat/>
+    <w:pPr>
+      <w:keepNext/>
+      <w:keepLines/>
+      <w:spacing w:line="360" w:lineRule="auto"/>
+      <w:jc w:val="both"/>
+    </w:pPr>
+    <w:rPr>
+      <w:rFonts w:ascii="Times New Roman" w:eastAsia="Times New Roman" w:hAnsi="Times New Roman"/>
+      <w:color w:val="000000"/>
+      <w:sz w:val="26"/>
+    </w:rPr>
+  </w:style>
+  <w:style w:styleId="Date" w:type="paragraph">
+    <w:name w:val="Date"/>
+    <w:next w:val="BodyText"/>
+    <w:qFormat/>
+    <w:pPr>
+      <w:keepNext/>
+      <w:keepLines/>
+      <w:spacing w:line="360" w:lineRule="auto"/>
+      <w:jc w:val="both"/>
+    </w:pPr>
+    <w:rPr>
+      <w:rFonts w:ascii="Times New Roman" w:eastAsia="Times New Roman" w:hAnsi="Times New Roman"/>
+      <w:color w:val="000000"/>
+      <w:sz w:val="26"/>
+    </w:rPr>
+  </w:style>
+  <w:style w:customStyle="1" w:styleId="AbstractTitle" w:type="paragraph">
+    <w:name w:val="Abstract Title"/>
+    <w:basedOn w:val="Normal"/>
+    <w:next w:val="Abstract"/>
+    <w:qFormat/>
+    <w:pPr>
+      <w:keepNext/>
+      <w:keepLines/>
+      <w:jc w:val="both"/>
+      <w:spacing w:after="0" w:before="300" w:line="360" w:lineRule="auto"/>
+    </w:pPr>
+    <w:rPr>
+      <w:color w:val="000000"/>
+      <w:sz w:val="26"/>
+      <w:szCs w:val="20"/>
+      <w:rFonts w:ascii="Times New Roman" w:eastAsia="Times New Roman" w:hAnsi="Times New Roman"/>
+      <w:b/>
+    </w:rPr>
+  </w:style>
+  <w:style w:customStyle="1" w:styleId="Abstract" w:type="paragraph">
+    <w:name w:val="Abstract"/>
+    <w:basedOn w:val="Normal"/>
+    <w:next w:val="BodyText"/>
+    <w:qFormat/>
+    <w:pPr>
+      <w:keepNext/>
+      <w:keepLines/>
+      <w:spacing w:after="300" w:before="100" w:line="360" w:lineRule="auto"/>
+      <w:jc w:val="both"/>
+    </w:pPr>
+    <w:rPr>
+      <w:rFonts w:ascii="Times New Roman" w:eastAsia="Times New Roman" w:hAnsi="Times New Roman"/>
+      <w:color w:val="000000"/>
+      <w:sz w:val="26"/>
+      <w:szCs w:val="20"/>
+    </w:rPr>
+  </w:style>
+  <w:style w:styleId="Bibliography" w:type="paragraph">
+    <w:name w:val="Bibliography"/>
+    <w:basedOn w:val="Normal"/>
+    <w:next w:val="Bibliography"/>
+    <w:qFormat/>
+    <w:pPr>
+      <w:spacing w:line="360" w:lineRule="auto"/>
+      <w:jc w:val="both"/>
+    </w:pPr>
+    <w:rPr>
+      <w:rFonts w:ascii="Times New Roman" w:eastAsia="Times New Roman" w:hAnsi="Times New Roman"/>
+      <w:color w:val="000000"/>
+      <w:sz w:val="26"/>
+    </w:rPr>
+  </w:style>
+  <w:style w:styleId="Heading1" w:type="paragraph">
+    <w:name w:val="Heading 1"/>
+    <w:basedOn w:val="Normal"/>
+    <w:next w:val="BodyText"/>
+    <w:uiPriority w:val="9"/>
+    <w:qFormat/>
+    <w:pPr>
+      <w:keepNext/>
+      <w:keepLines/>
+      <w:spacing w:after="0" w:before="480" w:line="360" w:lineRule="auto"/>
+      <w:jc w:val="both"/>
+      <w:outlineLvl w:val="0"/>
+    </w:pPr>
+    <w:rPr>
+      <w:rFonts w:ascii="Times New Roman" w:asciiTheme="majorHAnsi" w:cstheme="majorBidi" w:eastAsia="Times New Roman" w:eastAsiaTheme="majorEastAsia" w:hAnsi="Times New Roman" w:hAnsiTheme="majorHAnsi"/>
+      <w:b/>
+      <w:bCs/>
+      <w:color w:val="000000"/>
+      <w:sz w:val="26"/>
+      <w:szCs w:val="32"/>
+    </w:rPr>
+  </w:style>
+  <w:style w:styleId="Heading2" w:type="paragraph">
+    <w:name w:val="Heading 2"/>
+    <w:basedOn w:val="Normal"/>
+    <w:next w:val="BodyText"/>
+    <w:uiPriority w:val="9"/>
+    <w:unhideWhenUsed/>
+    <w:qFormat/>
+    <w:pPr>
+      <w:keepNext/>
+      <w:keepLines/>
+      <w:spacing w:after="0" w:before="200" w:line="360" w:lineRule="auto"/>
+      <w:jc w:val="both"/>
+      <w:outlineLvl w:val="1"/>
+    </w:pPr>
+    <w:rPr>
+      <w:rFonts w:ascii="Times New Roman" w:asciiTheme="majorHAnsi" w:cstheme="majorBidi" w:eastAsia="Times New Roman" w:eastAsiaTheme="majorEastAsia" w:hAnsi="Times New Roman" w:hAnsiTheme="majorHAnsi"/>
+      <w:b/>
+      <w:bCs/>
+      <w:color w:val="000000"/>
+      <w:sz w:val="26"/>
+      <w:szCs w:val="28"/>
+    </w:rPr>
+  </w:style>
+  <w:style w:styleId="Heading3" w:type="paragraph">
+    <w:name w:val="Heading 3"/>
+    <w:basedOn w:val="Normal"/>
+    <w:next w:val="BodyText"/>
+    <w:uiPriority w:val="9"/>
+    <w:unhideWhenUsed/>
+    <w:qFormat/>
+    <w:pPr>
+      <w:keepNext/>
+      <w:keepLines/>
+      <w:spacing w:after="0" w:before="200" w:line="360" w:lineRule="auto"/>
+      <w:jc w:val="both"/>
+      <w:outlineLvl w:val="2"/>
+    </w:pPr>
+    <w:rPr>
+      <w:rFonts w:ascii="Times New Roman" w:asciiTheme="majorHAnsi" w:cstheme="majorBidi" w:eastAsia="Times New Roman" w:eastAsiaTheme="majorEastAsia" w:hAnsi="Times New Roman" w:hAnsiTheme="majorHAnsi"/>
+      <w:b/>
+      <w:bCs/>
+      <w:color w:val="000000"/>
+      <w:sz w:val="26"/>
+      <w:szCs w:val="24"/>
+    </w:rPr>
+  </w:style>
+  <w:style w:styleId="Heading4" w:type="paragraph">
+    <w:name w:val="Heading 4"/>
+    <w:basedOn w:val="Normal"/>
+    <w:next w:val="BodyText"/>
+    <w:uiPriority w:val="9"/>
+    <w:unhideWhenUsed/>
+    <w:qFormat/>
+    <w:pPr>
+      <w:keepNext/>
+      <w:keepLines/>
+      <w:spacing w:after="0" w:before="200" w:line="360" w:lineRule="auto"/>
+      <w:jc w:val="both"/>
+      <w:outlineLvl w:val="3"/>
+    </w:pPr>
+    <w:rPr>
+      <w:rFonts w:ascii="Times New Roman" w:asciiTheme="majorHAnsi" w:cstheme="majorBidi" w:eastAsia="Times New Roman" w:eastAsiaTheme="majorEastAsia" w:hAnsi="Times New Roman" w:hAnsiTheme="majorHAnsi"/>
+      <w:i/>
+      <w:bCs/>
+      <w:color w:val="000000"/>
+      <w:sz w:val="26"/>
+      <w:szCs w:val="24"/>
+    </w:rPr>
+  </w:style>
+  <w:style w:styleId="Heading5" w:type="paragraph">
+    <w:name w:val="Heading 5"/>
+    <w:basedOn w:val="Normal"/>
+    <w:next w:val="BodyText"/>
+    <w:uiPriority w:val="9"/>
+    <w:unhideWhenUsed/>
+    <w:qFormat/>
+    <w:pPr>
+      <w:keepNext/>
+      <w:keepLines/>
+      <w:spacing w:after="0" w:before="200" w:line="360" w:lineRule="auto"/>
+      <w:jc w:val="both"/>
+      <w:outlineLvl w:val="4"/>
+    </w:pPr>
+    <w:rPr>
+      <w:rFonts w:ascii="Times New Roman" w:asciiTheme="majorHAnsi" w:cstheme="majorBidi" w:eastAsia="Times New Roman" w:eastAsiaTheme="majorEastAsia" w:hAnsi="Times New Roman" w:hAnsiTheme="majorHAnsi"/>
+      <w:iCs/>
+      <w:color w:val="000000"/>
+      <w:sz w:val="26"/>
+      <w:szCs w:val="24"/>
+    </w:rPr>
+  </w:style>
+  <w:style w:styleId="Heading6" w:type="paragraph">
+    <w:name w:val="Heading 6"/>
+    <w:basedOn w:val="Normal"/>
+    <w:next w:val="BodyText"/>
+    <w:uiPriority w:val="9"/>
+    <w:unhideWhenUsed/>
+    <w:qFormat/>
+    <w:pPr>
+      <w:keepNext/>
+      <w:keepLines/>
+      <w:spacing w:after="0" w:before="200" w:line="360" w:lineRule="auto"/>
+      <w:jc w:val="both"/>
+      <w:outlineLvl w:val="5"/>
+    </w:pPr>
+    <w:rPr>
+      <w:rFonts w:ascii="Times New Roman" w:asciiTheme="majorHAnsi" w:cstheme="majorBidi" w:eastAsia="Times New Roman" w:eastAsiaTheme="majorEastAsia" w:hAnsi="Times New Roman" w:hAnsiTheme="majorHAnsi"/>
+      <w:color w:val="000000"/>
+      <w:sz w:val="26"/>
+      <w:szCs w:val="24"/>
+    </w:rPr>
+  </w:style>
+  <w:style w:styleId="Heading7" w:type="paragraph">
+    <w:name w:val="Heading 7"/>
+    <w:basedOn w:val="Normal"/>
+    <w:next w:val="BodyText"/>
+    <w:uiPriority w:val="9"/>
+    <w:unhideWhenUsed/>
+    <w:qFormat/>
+    <w:pPr>
+      <w:keepNext/>
+      <w:keepLines/>
+      <w:spacing w:after="0" w:before="200" w:line="360" w:lineRule="auto"/>
+      <w:jc w:val="both"/>
+      <w:outlineLvl w:val="6"/>
+    </w:pPr>
+    <w:rPr>
+      <w:rFonts w:ascii="Times New Roman" w:asciiTheme="majorHAnsi" w:cstheme="majorBidi" w:eastAsia="Times New Roman" w:eastAsiaTheme="majorEastAsia" w:hAnsi="Times New Roman" w:hAnsiTheme="majorHAnsi"/>
+      <w:color w:val="000000"/>
+      <w:sz w:val="26"/>
+      <w:szCs w:val="24"/>
+    </w:rPr>
+  </w:style>
+  <w:style w:styleId="Heading8" w:type="paragraph">
+    <w:name w:val="Heading 8"/>
+    <w:basedOn w:val="Normal"/>
+    <w:next w:val="BodyText"/>
+    <w:uiPriority w:val="9"/>
+    <w:unhideWhenUsed/>
+    <w:qFormat/>
+    <w:pPr>
+      <w:keepNext/>
+      <w:keepLines/>
+      <w:spacing w:after="0" w:before="200" w:line="360" w:lineRule="auto"/>
+      <w:jc w:val="both"/>
+      <w:outlineLvl w:val="7"/>
+    </w:pPr>
+    <w:rPr>
+      <w:rFonts w:ascii="Times New Roman" w:asciiTheme="majorHAnsi" w:cstheme="majorBidi" w:eastAsia="Times New Roman" w:eastAsiaTheme="majorEastAsia" w:hAnsi="Times New Roman" w:hAnsiTheme="majorHAnsi"/>
+      <w:color w:val="000000"/>
+      <w:sz w:val="26"/>
+      <w:szCs w:val="24"/>
+    </w:rPr>
+  </w:style>
+  <w:style w:styleId="Heading9" w:type="paragraph">
+    <w:name w:val="Heading 9"/>
+    <w:basedOn w:val="Normal"/>
+    <w:next w:val="BodyText"/>
+    <w:uiPriority w:val="9"/>
+    <w:unhideWhenUsed/>
+    <w:qFormat/>
+    <w:pPr>
+      <w:keepNext/>
+      <w:keepLines/>
+      <w:spacing w:after="0" w:before="200" w:line="360" w:lineRule="auto"/>
+      <w:jc w:val="both"/>
+      <w:outlineLvl w:val="8"/>
+    </w:pPr>
+    <w:rPr>
+      <w:rFonts w:ascii="Times New Roman" w:asciiTheme="majorHAnsi" w:cstheme="majorBidi" w:eastAsia="Times New Roman" w:eastAsiaTheme="majorEastAsia" w:hAnsi="Times New Roman" w:hAnsiTheme="majorHAnsi"/>
+      <w:color w:val="000000"/>
+      <w:sz w:val="26"/>
+      <w:szCs w:val="24"/>
+    </w:rPr>
+  </w:style>
+  <w:style w:styleId="BlockText" w:type="paragraph">
+    <w:name w:val="Block Text"/>
+    <w:basedOn w:val="BodyText"/>
+    <w:next w:val="BodyText"/>
+    <w:uiPriority w:val="9"/>
+    <w:unhideWhenUsed/>
+    <w:qFormat/>
+    <w:pPr>
+      <w:spacing w:after="100" w:before="100" w:line="360" w:lineRule="auto"/>
+      <w:ind w:firstLine="0" w:left="480" w:right="480"/>
+      <w:jc w:val="both"/>
+    </w:pPr>
+    <w:rPr>
+      <w:rFonts w:ascii="Times New Roman" w:eastAsia="Times New Roman" w:hAnsi="Times New Roman"/>
+      <w:color w:val="000000"/>
+      <w:sz w:val="26"/>
+    </w:rPr>
+  </w:style>
+  <w:style w:styleId="FootnoteText" w:type="paragraph">
+    <w:name w:val="Footnote Text"/>
+    <w:basedOn w:val="Normal"/>
+    <w:next w:val="FootnoteText"/>
+    <w:uiPriority w:val="9"/>
+    <w:unhideWhenUsed/>
+    <w:qFormat/>
+    <w:pPr>
+      <w:spacing w:line="360" w:lineRule="auto"/>
+      <w:jc w:val="both"/>
+    </w:pPr>
+    <w:rPr>
+      <w:rFonts w:ascii="Times New Roman" w:eastAsia="Times New Roman" w:hAnsi="Times New Roman"/>
+      <w:color w:val="000000"/>
+      <w:sz w:val="26"/>
+    </w:rPr>
+  </w:style>
+  <w:style w:default="1" w:styleId="DefaultParagraphFont" w:type="character">
     <w:name w:val="Default Paragraph Font"/>
     <w:semiHidden/>
+    <w:unhideWhenUsed/>
+    <w:rPr>
+      <w:rFonts w:ascii="Times New Roman" w:eastAsia="Times New Roman" w:hAnsi="Times New Roman"/>
+      <w:color w:val="000000"/>
+      <w:sz w:val="26"/>
+    </w:rPr>
+  </w:style>
+  <w:style w:default="1" w:styleId="Table" w:type="table">
+    <w:name w:val="Table"/>
+    <w:basedOn w:val="TableNormal"/>
+    <w:semiHidden/>
+    <w:unhideWhenUsed/>
     <w:qFormat/>
-    <w:uiPriority w:val="0"/>
-  </w:style>
-  <w:style w:type="table" w:default="1" w:styleId="3">
-    <w:name w:val="Normal Table"/>
-    <w:semiHidden/>
-    <w:qFormat/>
-    <w:uiPriority w:val="0"/>
+    <w:pPr>
+      <w:spacing w:line="360" w:lineRule="auto"/>
+      <w:jc w:val="both"/>
+    </w:pPr>
+    <w:rPr>
+      <w:rFonts w:ascii="Times New Roman" w:eastAsia="Times New Roman" w:hAnsi="Times New Roman"/>
+      <w:color w:val="000000"/>
+      <w:sz w:val="26"/>
+    </w:rPr>
     <w:tblPr>
+      <w:tblInd w:type="dxa" w:w="0"/>
       <w:tblCellMar>
-        <w:top w:w="0" w:type="dxa"/>
-        <w:left w:w="108" w:type="dxa"/>
-        <w:bottom w:w="0" w:type="dxa"/>
-        <w:right w:w="108" w:type="dxa"/>
+        <w:top w:type="dxa" w:w="0"/>
+        <w:left w:type="dxa" w:w="108"/>
+        <w:bottom w:type="dxa" w:w="0"/>
+        <w:right w:type="dxa" w:w="108"/>
       </w:tblCellMar>
     </w:tblPr>
+    <w:tblStylePr w:type="firstRow">
+      <w:tblPr>
+        <w:jc w:val="left"/>
+        <w:tblInd w:type="dxa" w:w="0"/>
+      </w:tblPr>
+      <w:trPr>
+        <w:jc w:val="left"/>
+      </w:trPr>
+      <w:tcPr>
+        <w:vAlign w:val="bottom"/>
+        <w:tcBorders>
+          <w:bottom w:val="single"/>
+        </w:tcBorders>
+      </w:tcPr>
+    </w:tblStylePr>
   </w:style>
-  <w:style w:type="paragraph" w:styleId="4">
-    <w:name w:val="Body Text"/>
+  <w:style w:customStyle="1" w:styleId="DefinitionTerm" w:type="paragraph">
+    <w:name w:val="Definition Term"/>
+    <w:basedOn w:val="Normal"/>
+    <w:next w:val="Definition"/>
+    <w:pPr>
+      <w:keepNext/>
+      <w:keepLines/>
+      <w:spacing w:after="0" w:line="360" w:lineRule="auto"/>
+      <w:jc w:val="both"/>
+    </w:pPr>
+    <w:rPr>
+      <w:rFonts w:ascii="Times New Roman" w:eastAsia="Times New Roman" w:hAnsi="Times New Roman"/>
+      <w:b/>
+      <w:color w:val="000000"/>
+      <w:sz w:val="26"/>
+    </w:rPr>
+  </w:style>
+  <w:style w:customStyle="1" w:styleId="Definition" w:type="paragraph">
+    <w:name w:val="Definition"/>
+    <w:basedOn w:val="Normal"/>
+    <w:pPr>
+      <w:spacing w:line="360" w:lineRule="auto"/>
+      <w:jc w:val="both"/>
+    </w:pPr>
+    <w:rPr>
+      <w:rFonts w:ascii="Times New Roman" w:eastAsia="Times New Roman" w:hAnsi="Times New Roman"/>
+      <w:color w:val="000000"/>
+      <w:sz w:val="26"/>
+    </w:rPr>
+  </w:style>
+  <w:style w:styleId="Caption" w:type="paragraph">
+    <w:name w:val="Caption"/>
+    <w:basedOn w:val="Normal"/>
+    <w:link w:val="BodyTextChar"/>
+    <w:pPr>
+      <w:spacing w:after="120" w:before="0" w:line="360" w:lineRule="auto"/>
+      <w:jc w:val="both"/>
+    </w:pPr>
+    <w:rPr>
+      <w:rFonts w:ascii="Times New Roman" w:eastAsia="Times New Roman" w:hAnsi="Times New Roman"/>
+      <w:i/>
+      <w:color w:val="000000"/>
+      <w:sz w:val="26"/>
+    </w:rPr>
+  </w:style>
+  <w:style w:customStyle="1" w:styleId="TableCaption" w:type="paragraph">
+    <w:name w:val="Table Caption"/>
+    <w:basedOn w:val="Caption"/>
+    <w:pPr>
+      <w:keepNext/>
+      <w:spacing w:line="360" w:lineRule="auto"/>
+      <w:jc w:val="both"/>
+    </w:pPr>
+    <w:rPr>
+      <w:rFonts w:ascii="Times New Roman" w:eastAsia="Times New Roman" w:hAnsi="Times New Roman"/>
+      <w:color w:val="000000"/>
+      <w:sz w:val="26"/>
+    </w:rPr>
+  </w:style>
+  <w:style w:customStyle="1" w:styleId="ImageCaption" w:type="paragraph">
+    <w:name w:val="Image Caption"/>
+    <w:basedOn w:val="Caption"/>
+    <w:pPr>
+      <w:spacing w:line="360" w:lineRule="auto"/>
+      <w:jc w:val="both"/>
+    </w:pPr>
+    <w:rPr>
+      <w:rFonts w:ascii="Times New Roman" w:eastAsia="Times New Roman" w:hAnsi="Times New Roman"/>
+      <w:color w:val="000000"/>
+      <w:sz w:val="26"/>
+    </w:rPr>
+  </w:style>
+  <w:style w:customStyle="1" w:styleId="Figure" w:type="paragraph">
+    <w:name w:val="Figure"/>
+    <w:basedOn w:val="Normal"/>
+    <w:pPr>
+      <w:spacing w:line="360" w:lineRule="auto"/>
+      <w:jc w:val="both"/>
+    </w:pPr>
+    <w:rPr>
+      <w:rFonts w:ascii="Times New Roman" w:eastAsia="Times New Roman" w:hAnsi="Times New Roman"/>
+      <w:color w:val="000000"/>
+      <w:sz w:val="26"/>
+    </w:rPr>
+  </w:style>
+  <w:style w:customStyle="1" w:styleId="CaptionedFigure" w:type="paragraph">
+    <w:name w:val="Captioned Figure"/>
+    <w:basedOn w:val="Figure"/>
+    <w:pPr>
+      <w:keepNext/>
+      <w:spacing w:line="360" w:lineRule="auto"/>
+      <w:jc w:val="both"/>
+    </w:pPr>
+    <w:rPr>
+      <w:rFonts w:ascii="Times New Roman" w:eastAsia="Times New Roman" w:hAnsi="Times New Roman"/>
+      <w:color w:val="000000"/>
+      <w:sz w:val="26"/>
+    </w:rPr>
+  </w:style>
+  <w:style w:customStyle="1" w:styleId="BodyTextChar" w:type="character">
+    <w:name w:val="Body Text Char"/>
+    <w:basedOn w:val="DefaultParagraphFont"/>
+    <w:link w:val="BodyText"/>
+    <w:rPr>
+      <w:rFonts w:ascii="Times New Roman" w:eastAsia="Times New Roman" w:hAnsi="Times New Roman"/>
+      <w:color w:val="000000"/>
+      <w:sz w:val="26"/>
+    </w:rPr>
+  </w:style>
+  <w:style w:customStyle="1" w:styleId="VerbatimChar" w:type="character">
+    <w:name w:val="Verbatim Char"/>
+    <w:basedOn w:val="BodyTextChar"/>
+    <w:rPr>
+      <w:rFonts w:ascii="Times New Roman" w:eastAsia="Times New Roman" w:hAnsi="Times New Roman"/>
+      <w:color w:val="000000"/>
+      <w:sz w:val="26"/>
+    </w:rPr>
+  </w:style>
+  <w:style w:customStyle="1" w:styleId="SectionNumber" w:type="character">
+    <w:name w:val="Section Number"/>
+    <w:basedOn w:val="BodyTextChar"/>
+    <w:rPr>
+      <w:rFonts w:ascii="Times New Roman" w:eastAsia="Times New Roman" w:hAnsi="Times New Roman"/>
+      <w:color w:val="000000"/>
+      <w:sz w:val="26"/>
+    </w:rPr>
+  </w:style>
+  <w:style w:styleId="FootnoteReference" w:type="character">
+    <w:name w:val="Footnote Reference"/>
+    <w:basedOn w:val="BodyTextChar"/>
+    <w:rPr>
+      <w:rFonts w:ascii="Times New Roman" w:eastAsia="Times New Roman" w:hAnsi="Times New Roman"/>
+      <w:color w:val="000000"/>
+      <w:sz w:val="26"/>
+      <w:vertAlign w:val="superscript"/>
+    </w:rPr>
+  </w:style>
+  <w:style w:styleId="Hyperlink" w:type="character">
+    <w:name w:val="Hyperlink"/>
+    <w:basedOn w:val="BodyTextChar"/>
+    <w:rPr>
+      <w:rFonts w:ascii="Times New Roman" w:eastAsia="Times New Roman" w:hAnsi="Times New Roman"/>
+      <w:color w:val="000000"/>
+      <w:sz w:val="26"/>
+    </w:rPr>
+  </w:style>
+  <w:style w:styleId="TOCHeading" w:type="paragraph">
+    <w:name w:val="TOC Heading"/>
+    <w:basedOn w:val="Heading1"/>
+    <w:next w:val="BodyText"/>
+    <w:uiPriority w:val="39"/>
     <w:unhideWhenUsed/>
     <w:qFormat/>
-    <w:uiPriority w:val="99"/>
     <w:pPr>
-      <w:spacing w:after="120" w:line="276" w:lineRule="auto"/>
-      <w:ind w:left="357"/>
+      <w:spacing w:before="240" w:line="360" w:lineRule="auto"/>
+      <w:jc w:val="both"/>
+      <w:outlineLvl w:val="9"/>
     </w:pPr>
     <w:rPr>
-      <w:rFonts w:ascii="Times New Roman" w:hAnsi="Times New Roman" w:eastAsia="Times New Roman" w:cs="Times New Roman"/>
-      <w:sz w:val="22"/>
-      <w:szCs w:val="22"/>
-      <w:lang w:val="en-US" w:eastAsia="en-US" w:bidi="ar-SA"/>
+      <w:rFonts w:ascii="Times New Roman" w:asciiTheme="majorHAnsi" w:cstheme="majorBidi" w:eastAsia="Times New Roman" w:eastAsiaTheme="majorEastAsia" w:hAnsi="Times New Roman" w:hAnsiTheme="majorHAnsi"/>
+      <w:b w:val="0"/>
+      <w:bCs w:val="0"/>
+      <w:color w:val="000000"/>
+      <w:sz w:val="26"/>
     </w:rPr>
   </w:style>
-  <w:style w:type="paragraph" w:styleId="5">
-    <w:name w:val="footer"/>
-    <w:basedOn w:val="1"/>
-    <w:uiPriority w:val="0"/>
+  <w:style w:type="paragraph" w:customStyle="1" w:styleId="SourceCode">
+    <w:name w:val="Source Code"/>
+    <w:basedOn w:val="Normal"/>
+    <w:link w:val="VerbatimChar"/>
     <w:pPr>
-      <w:tabs>
-        <w:tab w:val="center" w:pos="4153"/>
-        <w:tab w:val="right" w:pos="8306"/>
-      </w:tabs>
-      <w:snapToGrid w:val="0"/>
-      <w:jc w:val="left"/>
+      <w:wordWrap w:val="off"/>
     </w:pPr>
+  </w:style>
+  <w:style w:type="character" w:customStyle="1" w:styleId="KeywordTok">
+    <w:name w:val="KeywordTok"/>
+    <w:basedOn w:val="VerbatimChar"/>
     <w:rPr>
-      <w:sz w:val="18"/>
-      <w:szCs w:val="18"/>
+      <w:color w:val="007020"/>
+      <w:b/>
     </w:rPr>
   </w:style>
-  <w:style w:type="paragraph" w:styleId="6">
-    <w:name w:val="header"/>
-    <w:basedOn w:val="1"/>
-    <w:qFormat/>
-    <w:uiPriority w:val="0"/>
-    <w:pPr>
-      <w:tabs>
-        <w:tab w:val="center" w:pos="4153"/>
-        <w:tab w:val="right" w:pos="8306"/>
-      </w:tabs>
-      <w:snapToGrid w:val="0"/>
-    </w:pPr>
+  <w:style w:type="character" w:customStyle="1" w:styleId="DataTypeTok">
+    <w:name w:val="DataTypeTok"/>
+    <w:basedOn w:val="VerbatimChar"/>
     <w:rPr>
-      <w:sz w:val="18"/>
-      <w:szCs w:val="18"/>
+      <w:color w:val="902000"/>
     </w:rPr>
+  </w:style>
+  <w:style w:type="character" w:customStyle="1" w:styleId="DecValTok">
+    <w:name w:val="DecValTok"/>
+    <w:basedOn w:val="VerbatimChar"/>
+    <w:rPr>
+      <w:color w:val="40a070"/>
+    </w:rPr>
+  </w:style>
+  <w:style w:type="character" w:customStyle="1" w:styleId="BaseNTok">
+    <w:name w:val="BaseNTok"/>
+    <w:basedOn w:val="VerbatimChar"/>
+    <w:rPr>
+      <w:color w:val="40a070"/>
+    </w:rPr>
+  </w:style>
+  <w:style w:type="character" w:customStyle="1" w:styleId="FloatTok">
+    <w:name w:val="FloatTok"/>
+    <w:basedOn w:val="VerbatimChar"/>
+    <w:rPr>
+      <w:color w:val="40a070"/>
+    </w:rPr>
+  </w:style>
+  <w:style w:type="character" w:customStyle="1" w:styleId="ConstantTok">
+    <w:name w:val="ConstantTok"/>
+    <w:basedOn w:val="VerbatimChar"/>
+    <w:rPr>
+      <w:color w:val="880000"/>
+    </w:rPr>
+  </w:style>
+  <w:style w:type="character" w:customStyle="1" w:styleId="CharTok">
+    <w:name w:val="CharTok"/>
+    <w:basedOn w:val="VerbatimChar"/>
+    <w:rPr>
+      <w:color w:val="4070a0"/>
+    </w:rPr>
+  </w:style>
+  <w:style w:type="character" w:customStyle="1" w:styleId="SpecialCharTok">
+    <w:name w:val="SpecialCharTok"/>
+    <w:basedOn w:val="VerbatimChar"/>
+    <w:rPr>
+      <w:color w:val="4070a0"/>
+    </w:rPr>
+  </w:style>
+  <w:style w:type="character" w:customStyle="1" w:styleId="StringTok">
+    <w:name w:val="StringTok"/>
+    <w:basedOn w:val="VerbatimChar"/>
+    <w:rPr>
+      <w:color w:val="4070a0"/>
+    </w:rPr>
+  </w:style>
+  <w:style w:type="character" w:customStyle="1" w:styleId="VerbatimStringTok">
+    <w:name w:val="VerbatimStringTok"/>
+    <w:basedOn w:val="VerbatimChar"/>
+    <w:rPr>
+      <w:color w:val="4070a0"/>
+    </w:rPr>
+  </w:style>
+  <w:style w:type="character" w:customStyle="1" w:styleId="SpecialStringTok">
+    <w:name w:val="SpecialStringTok"/>
+    <w:basedOn w:val="VerbatimChar"/>
+    <w:rPr>
+      <w:color w:val="bb6688"/>
+    </w:rPr>
+  </w:style>
+  <w:style w:type="character" w:customStyle="1" w:styleId="ImportTok">
+    <w:name w:val="ImportTok"/>
+    <w:basedOn w:val="VerbatimChar"/>
+    <w:rPr>
+      <w:color w:val="008000"/>
+      <w:b/>
+    </w:rPr>
+  </w:style>
+  <w:style w:type="character" w:customStyle="1" w:styleId="CommentTok">
+    <w:name w:val="CommentTok"/>
+    <w:basedOn w:val="VerbatimChar"/>
+    <w:rPr>
+      <w:color w:val="60a0b0"/>
+      <w:i/>
+    </w:rPr>
+  </w:style>
+  <w:style w:type="character" w:customStyle="1" w:styleId="DocumentationTok">
+    <w:name w:val="DocumentationTok"/>
+    <w:basedOn w:val="VerbatimChar"/>
+    <w:rPr>
+      <w:color w:val="ba2121"/>
+      <w:i/>
+    </w:rPr>
+  </w:style>
+  <w:style w:type="character" w:customStyle="1" w:styleId="AnnotationTok">
+    <w:name w:val="AnnotationTok"/>
+    <w:basedOn w:val="VerbatimChar"/>
+    <w:rPr>
+      <w:color w:val="60a0b0"/>
+      <w:b/>
+      <w:i/>
+    </w:rPr>
+  </w:style>
+  <w:style w:type="character" w:customStyle="1" w:styleId="CommentVarTok">
+    <w:name w:val="CommentVarTok"/>
+    <w:basedOn w:val="VerbatimChar"/>
+    <w:rPr>
+      <w:color w:val="60a0b0"/>
+      <w:b/>
+      <w:i/>
+    </w:rPr>
+  </w:style>
+  <w:style w:type="character" w:customStyle="1" w:styleId="OtherTok">
+    <w:name w:val="OtherTok"/>
+    <w:basedOn w:val="VerbatimChar"/>
+    <w:rPr>
+      <w:color w:val="007020"/>
+    </w:rPr>
+  </w:style>
+  <w:style w:type="character" w:customStyle="1" w:styleId="FunctionTok">
+    <w:name w:val="FunctionTok"/>
+    <w:basedOn w:val="VerbatimChar"/>
+    <w:rPr>
+      <w:color w:val="06287e"/>
+    </w:rPr>
+  </w:style>
+  <w:style w:type="character" w:customStyle="1" w:styleId="VariableTok">
+    <w:name w:val="VariableTok"/>
+    <w:basedOn w:val="VerbatimChar"/>
+    <w:rPr>
+      <w:color w:val="19177c"/>
+    </w:rPr>
+  </w:style>
+  <w:style w:type="character" w:customStyle="1" w:styleId="ControlFlowTok">
+    <w:name w:val="ControlFlowTok"/>
+    <w:basedOn w:val="VerbatimChar"/>
+    <w:rPr>
+      <w:color w:val="007020"/>
+      <w:b/>
+    </w:rPr>
+  </w:style>
+  <w:style w:type="character" w:customStyle="1" w:styleId="OperatorTok">
+    <w:name w:val="OperatorTok"/>
+    <w:basedOn w:val="VerbatimChar"/>
+    <w:rPr>
+      <w:color w:val="666666"/>
+    </w:rPr>
+  </w:style>
+  <w:style w:type="character" w:customStyle="1" w:styleId="BuiltInTok">
+    <w:name w:val="BuiltInTok"/>
+    <w:basedOn w:val="VerbatimChar"/>
+    <w:rPr>
+      <w:color w:val="008000"/>
+    </w:rPr>
+  </w:style>
+  <w:style w:type="character" w:customStyle="1" w:styleId="ExtensionTok">
+    <w:name w:val="ExtensionTok"/>
+    <w:basedOn w:val="VerbatimChar"/>
+    <w:rPr/>
+  </w:style>
+  <w:style w:type="character" w:customStyle="1" w:styleId="PreprocessorTok">
+    <w:name w:val="PreprocessorTok"/>
+    <w:basedOn w:val="VerbatimChar"/>
+    <w:rPr>
+      <w:color w:val="bc7a00"/>
+    </w:rPr>
+  </w:style>
+  <w:style w:type="character" w:customStyle="1" w:styleId="AttributeTok">
+    <w:name w:val="AttributeTok"/>
+    <w:basedOn w:val="VerbatimChar"/>
+    <w:rPr>
+      <w:color w:val="7d9029"/>
+    </w:rPr>
+  </w:style>
+  <w:style w:type="character" w:customStyle="1" w:styleId="RegionMarkerTok">
+    <w:name w:val="RegionMarkerTok"/>
+    <w:basedOn w:val="VerbatimChar"/>
+    <w:rPr/>
+  </w:style>
+  <w:style w:type="character" w:customStyle="1" w:styleId="InformationTok">
+    <w:name w:val="InformationTok"/>
+    <w:basedOn w:val="VerbatimChar"/>
+    <w:rPr>
+      <w:color w:val="60a0b0"/>
+      <w:b/>
+      <w:i/>
+    </w:rPr>
+  </w:style>
+  <w:style w:type="character" w:customStyle="1" w:styleId="WarningTok">
+    <w:name w:val="WarningTok"/>
+    <w:basedOn w:val="VerbatimChar"/>
+    <w:rPr>
+      <w:color w:val="60a0b0"/>
+      <w:b/>
+      <w:i/>
+    </w:rPr>
+  </w:style>
+  <w:style w:type="character" w:customStyle="1" w:styleId="AlertTok">
+    <w:name w:val="AlertTok"/>
+    <w:basedOn w:val="VerbatimChar"/>
+    <w:rPr>
+      <w:color w:val="ff0000"/>
+      <w:b/>
+    </w:rPr>
+  </w:style>
+  <w:style w:type="character" w:customStyle="1" w:styleId="ErrorTok">
+    <w:name w:val="ErrorTok"/>
+    <w:basedOn w:val="VerbatimChar"/>
+    <w:rPr>
+      <w:color w:val="ff0000"/>
+      <w:b/>
+    </w:rPr>
+  </w:style>
+  <w:style w:type="character" w:customStyle="1" w:styleId="NormalTok">
+    <w:name w:val="NormalTok"/>
+    <w:basedOn w:val="VerbatimChar"/>
+    <w:rPr/>
   </w:style>
 </w:styles>
 </file>
 
 <file path=word/theme/theme1.xml><?xml version="1.0" encoding="utf-8"?>
-<a:theme xmlns:a="http://schemas.openxmlformats.org/drawingml/2006/main" name="Office 主题">
+<a:theme xmlns:a="http://schemas.openxmlformats.org/drawingml/2006/main" name="Office Theme">
   <a:themeElements>
     <a:clrScheme name="Office">
       <a:dk1>
@@ -14905,39 +14524,39 @@
         <a:sysClr val="window" lastClr="FFFFFF"/>
       </a:lt1>
       <a:dk2>
-        <a:srgbClr val="44546A"/>
+        <a:srgbClr val="1F497D"/>
       </a:dk2>
       <a:lt2>
-        <a:srgbClr val="E7E6E6"/>
+        <a:srgbClr val="EEECE1"/>
       </a:lt2>
       <a:accent1>
-        <a:srgbClr val="5B9BD5"/>
+        <a:srgbClr val="4F81BD"/>
       </a:accent1>
       <a:accent2>
-        <a:srgbClr val="ED7D31"/>
+        <a:srgbClr val="C0504D"/>
       </a:accent2>
       <a:accent3>
-        <a:srgbClr val="A5A5A5"/>
+        <a:srgbClr val="9BBB59"/>
       </a:accent3>
       <a:accent4>
-        <a:srgbClr val="FFC000"/>
+        <a:srgbClr val="8064A2"/>
       </a:accent4>
       <a:accent5>
-        <a:srgbClr val="4472C4"/>
+        <a:srgbClr val="4BACC6"/>
       </a:accent5>
       <a:accent6>
-        <a:srgbClr val="70AD47"/>
+        <a:srgbClr val="F79646"/>
       </a:accent6>
       <a:hlink>
-        <a:srgbClr val="0563C1"/>
+        <a:srgbClr val="0000FF"/>
       </a:hlink>
       <a:folHlink>
-        <a:srgbClr val="954F72"/>
+        <a:srgbClr val="800080"/>
       </a:folHlink>
     </a:clrScheme>
     <a:fontScheme name="Office">
       <a:majorFont>
-        <a:latin typeface="Calibri Light"/>
+        <a:latin typeface="Calibri"/>
         <a:ea typeface=""/>
         <a:cs typeface=""/>
         <a:font script="Jpan" typeface="ＭＳ ゴシック"/>
@@ -14969,10 +14588,9 @@
         <a:font script="Mong" typeface="Mongolian Baiti"/>
         <a:font script="Viet" typeface="Times New Roman"/>
         <a:font script="Uigh" typeface="Microsoft Uighur"/>
-        <a:font script="Geor" typeface="Sylfaen"/>
       </a:majorFont>
       <a:minorFont>
-        <a:latin typeface="Calibri"/>
+        <a:latin typeface="Cambria"/>
         <a:ea typeface=""/>
         <a:cs typeface=""/>
         <a:font script="Jpan" typeface="ＭＳ 明朝"/>
@@ -15004,7 +14622,6 @@
         <a:font script="Mong" typeface="Mongolian Baiti"/>
         <a:font script="Viet" typeface="Arial"/>
         <a:font script="Uigh" typeface="Microsoft Uighur"/>
-        <a:font script="Geor" typeface="Sylfaen"/>
       </a:minorFont>
     </a:fontScheme>
     <a:fmtScheme name="Office">
@@ -15016,135 +14633,200 @@
           <a:gsLst>
             <a:gs pos="0">
               <a:schemeClr val="phClr">
-                <a:lumMod val="110000"/>
-                <a:satMod val="105000"/>
-                <a:tint val="67000"/>
+                <a:tint val="50000"/>
+                <a:satMod val="300000"/>
               </a:schemeClr>
             </a:gs>
-            <a:gs pos="50000">
+            <a:gs pos="35000">
               <a:schemeClr val="phClr">
-                <a:lumMod val="105000"/>
-                <a:satMod val="103000"/>
-                <a:tint val="73000"/>
+                <a:tint val="37000"/>
+                <a:satMod val="300000"/>
               </a:schemeClr>
             </a:gs>
             <a:gs pos="100000">
               <a:schemeClr val="phClr">
-                <a:lumMod val="105000"/>
-                <a:satMod val="109000"/>
-                <a:tint val="81000"/>
+                <a:tint val="15000"/>
+                <a:satMod val="350000"/>
               </a:schemeClr>
             </a:gs>
           </a:gsLst>
-          <a:lin ang="5400000" scaled="0"/>
+          <a:lin ang="16200000" scaled="1"/>
         </a:gradFill>
         <a:gradFill rotWithShape="1">
           <a:gsLst>
             <a:gs pos="0">
               <a:schemeClr val="phClr">
-                <a:satMod val="103000"/>
-                <a:lumMod val="102000"/>
-                <a:tint val="94000"/>
-              </a:schemeClr>
-            </a:gs>
-            <a:gs pos="50000">
-              <a:schemeClr val="phClr">
-                <a:satMod val="110000"/>
-                <a:lumMod val="100000"/>
+                <a:tint val="100000"/>
                 <a:shade val="100000"/>
+                <a:satMod val="130000"/>
               </a:schemeClr>
             </a:gs>
             <a:gs pos="100000">
               <a:schemeClr val="phClr">
-                <a:lumMod val="99000"/>
-                <a:satMod val="120000"/>
-                <a:shade val="78000"/>
+                <a:tint val="50000"/>
+                <a:shade val="100000"/>
+                <a:satMod val="350000"/>
               </a:schemeClr>
             </a:gs>
           </a:gsLst>
-          <a:lin ang="5400000" scaled="0"/>
+          <a:lin ang="16200000" scaled="0"/>
         </a:gradFill>
       </a:fillStyleLst>
       <a:lnStyleLst>
-        <a:ln w="6350" cap="flat" cmpd="sng" algn="ctr">
+        <a:ln w="9525" cap="flat" cmpd="sng" algn="ctr">
+          <a:solidFill>
+            <a:schemeClr val="phClr">
+              <a:shade val="95000"/>
+              <a:satMod val="105000"/>
+            </a:schemeClr>
+          </a:solidFill>
+          <a:prstDash val="solid"/>
+        </a:ln>
+        <a:ln w="25400" cap="flat" cmpd="sng" algn="ctr">
           <a:solidFill>
             <a:schemeClr val="phClr"/>
           </a:solidFill>
           <a:prstDash val="solid"/>
-          <a:miter lim="800000"/>
         </a:ln>
-        <a:ln w="12700" cap="flat" cmpd="sng" algn="ctr">
+        <a:ln w="38100" cap="flat" cmpd="sng" algn="ctr">
           <a:solidFill>
             <a:schemeClr val="phClr"/>
           </a:solidFill>
           <a:prstDash val="solid"/>
-          <a:miter lim="800000"/>
-        </a:ln>
-        <a:ln w="19050" cap="flat" cmpd="sng" algn="ctr">
-          <a:solidFill>
-            <a:schemeClr val="phClr"/>
-          </a:solidFill>
-          <a:prstDash val="solid"/>
-          <a:miter lim="800000"/>
         </a:ln>
       </a:lnStyleLst>
       <a:effectStyleLst>
         <a:effectStyle>
-          <a:effectLst/>
-        </a:effectStyle>
-        <a:effectStyle>
-          <a:effectLst/>
+          <a:effectLst>
+            <a:outerShdw blurRad="40000" dist="20000" dir="5400000" rotWithShape="0">
+              <a:srgbClr val="000000">
+                <a:alpha val="38000"/>
+              </a:srgbClr>
+            </a:outerShdw>
+          </a:effectLst>
         </a:effectStyle>
         <a:effectStyle>
           <a:effectLst>
-            <a:outerShdw blurRad="57150" dist="19050" dir="5400000" algn="ctr" rotWithShape="0">
+            <a:outerShdw blurRad="40000" dist="23000" dir="5400000" rotWithShape="0">
               <a:srgbClr val="000000">
-                <a:alpha val="63000"/>
+                <a:alpha val="35000"/>
               </a:srgbClr>
             </a:outerShdw>
           </a:effectLst>
+        </a:effectStyle>
+        <a:effectStyle>
+          <a:effectLst>
+            <a:outerShdw blurRad="40000" dist="23000" dir="5400000" rotWithShape="0">
+              <a:srgbClr val="000000">
+                <a:alpha val="35000"/>
+              </a:srgbClr>
+            </a:outerShdw>
+          </a:effectLst>
+          <a:scene3d>
+            <a:camera prst="orthographicFront">
+              <a:rot lat="0" lon="0" rev="0"/>
+            </a:camera>
+            <a:lightRig rig="threePt" dir="t">
+              <a:rot lat="0" lon="0" rev="1200000"/>
+            </a:lightRig>
+          </a:scene3d>
+          <a:sp3d>
+            <a:bevelT w="63500" h="25400"/>
+          </a:sp3d>
         </a:effectStyle>
       </a:effectStyleLst>
       <a:bgFillStyleLst>
         <a:solidFill>
           <a:schemeClr val="phClr"/>
         </a:solidFill>
-        <a:solidFill>
-          <a:schemeClr val="phClr">
-            <a:tint val="95000"/>
-            <a:satMod val="170000"/>
-          </a:schemeClr>
-        </a:solidFill>
         <a:gradFill rotWithShape="1">
           <a:gsLst>
             <a:gs pos="0">
               <a:schemeClr val="phClr">
-                <a:tint val="93000"/>
-                <a:satMod val="150000"/>
-                <a:shade val="98000"/>
-                <a:lumMod val="102000"/>
+                <a:tint val="40000"/>
+                <a:satMod val="350000"/>
               </a:schemeClr>
             </a:gs>
-            <a:gs pos="50000">
+            <a:gs pos="40000">
               <a:schemeClr val="phClr">
-                <a:tint val="98000"/>
-                <a:satMod val="130000"/>
-                <a:shade val="90000"/>
-                <a:lumMod val="103000"/>
+                <a:tint val="45000"/>
+                <a:shade val="99000"/>
+                <a:satMod val="350000"/>
               </a:schemeClr>
             </a:gs>
             <a:gs pos="100000">
               <a:schemeClr val="phClr">
-                <a:shade val="63000"/>
-                <a:satMod val="120000"/>
+                <a:shade val="20000"/>
+                <a:satMod val="255000"/>
               </a:schemeClr>
             </a:gs>
           </a:gsLst>
-          <a:lin ang="5400000" scaled="0"/>
+          <a:path path="circle">
+            <a:fillToRect l="50000" t="-80000" r="50000" b="180000"/>
+          </a:path>
+        </a:gradFill>
+        <a:gradFill rotWithShape="1">
+          <a:gsLst>
+            <a:gs pos="0">
+              <a:schemeClr val="phClr">
+                <a:tint val="80000"/>
+                <a:satMod val="300000"/>
+              </a:schemeClr>
+            </a:gs>
+            <a:gs pos="100000">
+              <a:schemeClr val="phClr">
+                <a:shade val="30000"/>
+                <a:satMod val="200000"/>
+              </a:schemeClr>
+            </a:gs>
+          </a:gsLst>
+          <a:path path="circle">
+            <a:fillToRect l="50000" t="50000" r="50000" b="50000"/>
+          </a:path>
         </a:gradFill>
       </a:bgFillStyleLst>
     </a:fmtScheme>
   </a:themeElements>
-  <a:objectDefaults/>
+  <a:objectDefaults>
+    <a:spDef>
+      <a:spPr/>
+      <a:bodyPr/>
+      <a:lstStyle/>
+      <a:style>
+        <a:lnRef idx="1">
+          <a:schemeClr val="accent1"/>
+        </a:lnRef>
+        <a:fillRef idx="3">
+          <a:schemeClr val="accent1"/>
+        </a:fillRef>
+        <a:effectRef idx="2">
+          <a:schemeClr val="accent1"/>
+        </a:effectRef>
+        <a:fontRef idx="minor">
+          <a:schemeClr val="lt1"/>
+        </a:fontRef>
+      </a:style>
+    </a:spDef>
+    <a:lnDef>
+      <a:spPr/>
+      <a:bodyPr/>
+      <a:lstStyle/>
+      <a:style>
+        <a:lnRef idx="2">
+          <a:schemeClr val="accent1"/>
+        </a:lnRef>
+        <a:fillRef idx="0">
+          <a:schemeClr val="accent1"/>
+        </a:fillRef>
+        <a:effectRef idx="1">
+          <a:schemeClr val="accent1"/>
+        </a:effectRef>
+        <a:fontRef idx="minor">
+          <a:schemeClr val="tx1"/>
+        </a:fontRef>
+      </a:style>
+    </a:lnDef>
+  </a:objectDefaults>
+  <a:extraClrSchemeLst/>
 </a:theme>
 </file>
--- a/dist/submission_packages/cd2/CD2_submission_final.docx
+++ b/dist/submission_packages/cd2/CD2_submission_final.docx
@@ -2,7 +2,7 @@
 <file path=word/document.xml><?xml version="1.0" encoding="utf-8"?>
 <w:document xmlns:w="http://schemas.openxmlformats.org/wordprocessingml/2006/main" xmlns:m="http://schemas.openxmlformats.org/officeDocument/2006/math" xmlns:r="http://schemas.openxmlformats.org/officeDocument/2006/relationships" xmlns:o="urn:schemas-microsoft-com:office:office" xmlns:v="urn:schemas-microsoft-com:vml" xmlns:w10="urn:schemas-microsoft-com:office:word" xmlns:a="http://schemas.openxmlformats.org/drawingml/2006/main" xmlns:pic="http://schemas.openxmlformats.org/drawingml/2006/picture" xmlns:wp="http://schemas.openxmlformats.org/drawingml/2006/wordprocessingDrawing">
   <w:body>
-    <w:bookmarkStart w:id="129" w:name="chuyên-đề-tiến-sĩ-số-2"/>
+    <w:bookmarkStart w:id="130" w:name="chuyên-đề-tiến-sĩ-số-2"/>
     <w:p>
       <w:pPr>
         <w:pStyle w:val="Heading1"/>
@@ -192,7 +192,7 @@
         <w:pStyle w:val="FirstParagraph"/>
       </w:pPr>
       <w:r>
-        <w:t xml:space="preserve">Chuyên đề này xây dựng mô hình nghiên cứu lý thuyết và thực nghiệm về ảnh hưởng của quốc tế hóa đến hiệu quả hoạt động kinh doanh của các doanh nghiệp ở các quốc gia châu Á trong giai đoạn 2009–2025. Khung lý thuyết tích hợp bốn tầng — Uppsala Model (Johanson &amp; Vahlne, 1977, 2009), Resource-Based View (Barney, 1991; Wernerfelt, 1984), Institutional Theory (North, 1990; Khanna &amp; Palepu, 2010; Peng, 2003) và Upper Echelons Theory (Hambrick &amp; Mason, 1984; Hambrick, 2007) — kết hợp với Foundational Digital Adoption Framework (Banalieva &amp; Dhanaraj, 2019; Verhoef et al., 2021; Stallkamp &amp; Schotter, 2021) làm nền tảng lý thuyết. Lược khảo năm dạng hàm quan hệ quốc tế hóa — hiệu quả (I→P) gồm tuyến tính, chữ U ngược, S-curve, M-curve, và forced penalty, cùng năm meta-analysis lớn giai đoạn 1980–2024, cho thấy khoảng trống thực nghiệm trong việc kiểm định đồng thời phi tuyến và điều tiết đa tầng ở châu Á. Hệ giả thuyết H1–H6 được phát triển: H1 phi tuyến dạng chữ U ngược hoặc S-curve; H2 Technological Capability Index (TCI) điều tiết tích cực; H3 Digital Adoption Index (DAI) điều tiết theo ngữ cảnh và phân biệt với TCI; H4 đặc điểm nhà quản trị điều tiết; H5 thể chế nội địa điều tiết theo gradient ICRV sáu nhóm; H6 tính không đồng nhất theo thời gian. Tám mô hình thực nghiệm M0–M7 được đặc tả, từ baseline tuyến tính đến mô hình điều tiết ba chiều cấp luận án. Chiến lược nhận dạng đa tầng và kế hoạch kiểm định độ vững toàn diện được thiết kế cho pool 101.185 doanh nghiệp ở 47 nền kinh tế châu Á và Thái Bình Dương, bao gồm 108 cặp quốc gia-năm qua 14 mốc khảo sát WBES giai đoạn 2009–2025. Bốn đóng góp chính: (i) khung tích hợp 4 tầng kết hợp Foundational Digital Adoption Framework chưa có tương đương cho châu Á; (ii) tách bạch TCI và DAI theo Mô hình Áp dụng số và Năng lực phụ thuộc bối cảnh (CDCM); (iii) mô hình M7 điều tiết ba chiều; (iv) phân loại nhánh Advanced thành tiên tiến đổi mới sáng tạo dẫn dắt (ICRV Nhóm I) và tiên tiến tài nguyên dẫn dắt (ICRV Nhóm II). Ba bản thảo thực nghiệm đồng hành — P3 Việt Nam (JABS, under review), P4 Singapore (MIR, under review), P5 Trung Quốc (IJOEM, under review) — cung cấp bằng chứng quốc gia cụ thể kiểm định H1–H6 và xác nhận tính khả nghiệm của mô hình đề xuất.</w:t>
+        <w:t xml:space="preserve">Chuyên đề này xây dựng mô hình nghiên cứu lý thuyết và thực nghiệm về ảnh hưởng của quốc tế hóa đến hiệu quả hoạt động kinh doanh của các doanh nghiệp ở các quốc gia châu Á trong giai đoạn 2009–2025. Khung lý thuyết tích hợp bốn tầng — Uppsala Model (Johanson &amp; Vahlne, 1977, 2009), Resource-Based View (Barney, 1991; Wernerfelt, 1984), Institutional Theory (North, 1990; Khanna &amp; Palepu, 2010; Peng, 2003) và Upper Echelons Theory (Hambrick &amp; Mason, 1984; Hambrick, 2007) — kết hợp với Foundational Digital Adoption Framework (Banalieva &amp; Dhanaraj, 2019; Verhoef et al., 2021; Stallkamp &amp; Schotter, 2021) làm nền tảng lý thuyết. Lược khảo năm dạng hàm quan hệ quốc tế hóa — hiệu quả (I→P) gồm tuyến tính, chữ U ngược, S-curve, M-curve, và forced penalty, cùng năm meta-analysis lớn giai đoạn 1980–2024, cho thấy khoảng trống thực nghiệm trong việc kiểm định đồng thời phi tuyến và điều tiết đa tầng ở châu Á. Hệ giả thuyết H1–H6 được phát triển: H1 phi tuyến dạng chữ U ngược hoặc S-curve; H2 Technological Capability Index (TCI) điều tiết tích cực; H3a–H3b Digital Adoption Index (DAI) điều tiết phụ thuộc chế độ thể chế: tích cực ở Emerging/Frontier (H3a) và có điều kiện/null ở Advanced (H3b), phân biệt với TCI; H4a–H4c đặc điểm nhà quản trị điều tiết (kinh nghiệm, học vấn, giới tính — tách biệt dấu kỳ vọng); H5 thể chế nội địa điều tiết theo gradient ICRV sáu nhóm; H6 tính không đồng nhất theo thời gian. Tám mô hình thực nghiệm M0–M7 được đặc tả, từ baseline tuyến tính đến mô hình điều tiết ba chiều cấp luận án. Chiến lược nhận dạng đa tầng và kế hoạch kiểm định độ vững toàn diện được thiết kế cho pool 101.185 doanh nghiệp ở 47 nền kinh tế châu Á và Thái Bình Dương, bao gồm 108 cặp quốc gia-năm qua 14 mốc khảo sát WBES giai đoạn 2009–2025. Bốn đóng góp chính: (i) khung tích hợp 4 tầng kết hợp Foundational Digital Adoption Framework chưa có tương đương cho châu Á; (ii) tách bạch TCI và DAI theo Mô hình Áp dụng số và Năng lực phụ thuộc bối cảnh (CDCM); (iii) mô hình M7 điều tiết ba chiều; (iv) phân loại nhánh Advanced thành tiên tiến đổi mới sáng tạo dẫn dắt (ICRV Nhóm I) và tiên tiến tài nguyên dẫn dắt (ICRV Nhóm II). Ba bản thảo thực nghiệm đồng hành — P3 Việt Nam (JABS, under review), P4 Singapore (MIR, under review), P5 Trung Quốc (IJOEM, under review) — cung cấp bằng chứng quốc gia cụ thể kiểm định H1–H6 và xác nhận tính khả nghiệm của mô hình đề xuất.</w:t>
       </w:r>
     </w:p>
     <w:p>
@@ -225,7 +225,7 @@
         <w:pStyle w:val="FirstParagraph"/>
       </w:pPr>
       <w:r>
-        <w:t xml:space="preserve">This specialty essay constructs a theoretical and empirical research model on the effect of internationalization on firm performance across Asian economies during 2009–2025. The integrated theoretical framework combines four layers — the Uppsala Model (Johanson &amp; Vahlne, 1977, 2009), the Resource-Based View (Barney, 1991; Wernerfelt, 1984), Institutional Theory (North, 1990; Khanna &amp; Palepu, 2010; Peng, 2003), and Upper Echelons Theory (Hambrick &amp; Mason, 1984; Hambrick, 2007) — together with the Foundational Digital Adoption Framework (Banalieva &amp; Dhanaraj, 2019; Verhoef et al., 2021; Stallkamp &amp; Schotter, 2021). A review of five functional forms of the internationalization–performance (I→P) relationship — linear, inverted-U, S-curve, M-curve, and forced penalty — together with five major meta-analyses covering 1980–2024 reveals an empirical gap in the simultaneous testing of nonlinearity and multi-level moderation in Asia. Six hypotheses (H1–H6) are developed: H1 nonlinear inverted-U or S-curve relationship; H2 Technological Capability Index (TCI) positively moderating; H3 Digital Adoption Index (DAI) moderating contingently and distinguishable from TCI; H4 top manager characteristics moderating; H5 home-country institutions moderating along the ICRV six-regime gradient; H6 temporal heterogeneity. Eight empirical models M0–M7 are specified, from linear baseline to three-way moderation. A multi-level identification strategy and comprehensive robustness plan are designed for a pool of 101,185 firms across 47 Asian and Pacific economies, spanning 108 country-year pairs across 14 WBES survey waves (2009–2025). The four main contributions are: (i) an integrated 4-tier framework combined with the Foundational Digital Adoption Framework with no equivalent for Asia; (ii) the separation of TCI and DAI within the Context-Contingent Digital-and-Capability Model (CDCM); (iii) the M7 three-way moderation model; (iv) sub-grouping of the Advanced regime into innovation-driven (ICRV Group I) and resource-driven (ICRV Group II) types. Three companion empirical papers — P3 Vietnam (JABS, under review), P4 Singapore (MIR, under review), P5 China (IJOEM, under review) — provide country-specific evidence testing H1–H6 and validating the proposed model structure.</w:t>
+        <w:t xml:space="preserve">This specialty essay constructs a theoretical and empirical research model on the effect of internationalization on firm performance across Asian economies during 2009–2025. The integrated theoretical framework combines four layers — the Uppsala Model (Johanson &amp; Vahlne, 1977, 2009), the Resource-Based View (Barney, 1991; Wernerfelt, 1984), Institutional Theory (North, 1990; Khanna &amp; Palepu, 2010; Peng, 2003), and Upper Echelons Theory (Hambrick &amp; Mason, 1984; Hambrick, 2007) — together with the Foundational Digital Adoption Framework (Banalieva &amp; Dhanaraj, 2019; Verhoef et al., 2021; Stallkamp &amp; Schotter, 2021). A review of five functional forms of the internationalization–performance (I→P) relationship — linear, inverted-U, S-curve, M-curve, and forced penalty — together with five major meta-analyses covering 1980–2024 reveals an empirical gap in the simultaneous testing of nonlinearity and multi-level moderation in Asia. Six hypotheses (H1–H6) are developed: H1 nonlinear inverted-U or S-curve relationship; H2 Technological Capability Index (TCI) positively moderating; H3a–H3b Digital Adoption Index (DAI) moderating contingent on institutional regime: positive for Emerging/Frontier (H3a), conditional or null for Advanced (H3b), and distinguishable from TCI; H4a–H4c top manager characteristics moderating (experience, education, and gender with distinct directional expectations); H5 home-country institutions moderating along the ICRV six-regime gradient; H6 temporal heterogeneity. Eight empirical models M0–M7 are specified, from linear baseline to three-way moderation. A multi-level identification strategy and comprehensive robustness plan are designed for a pool of 101,185 firms across 47 Asian and Pacific economies, spanning 108 country-year pairs across 14 WBES survey waves (2009–2025). The four main contributions are: (i) an integrated 4-tier framework combined with the Foundational Digital Adoption Framework with no equivalent for Asia; (ii) the separation of TCI and DAI within the Context-Contingent Digital-and-Capability Model (CDCM); (iii) the M7 three-way moderation model; (iv) sub-grouping of the Advanced regime into innovation-driven (ICRV Group I) and resource-driven (ICRV Group II) types. Three companion empirical papers — P3 Vietnam (JABS, under review), P4 Singapore (MIR, under review), P5 China (IJOEM, under review) — provide country-specific evidence testing H1–H6 and validating the proposed model structure.</w:t>
       </w:r>
     </w:p>
     <w:p>
@@ -516,6 +516,14 @@
       </w:pPr>
       <w:r>
         <w:t xml:space="preserve">Bảng 2.12. Kế hoạch kiểm định độ vững — sáu nhóm</w:t>
+      </w:r>
+    </w:p>
+    <w:p>
+      <w:pPr>
+        <w:pStyle w:val="BodyText"/>
+      </w:pPr>
+      <w:r>
+        <w:t xml:space="preserve">Bảng 2.13. So sánh đặc điểm phương pháp và phạm vi lý thuyết của các khung tham chiếu chính và CĐ2</w:t>
       </w:r>
     </w:p>
     <w:p>
@@ -2352,6 +2360,964 @@
       </w:pPr>
       <w:r>
         <w:t xml:space="preserve">Kết luận tổng quan: hiệu ứng trung bình I→P là dương nhỏ (r khoảng 0,04–0,07) nhưng rất không đồng nhất (SD = 0,15–0,21). Cả năm tổng quan đều thiếu: (i) bao phủ đầy đủ châu Á và Thái Bình Dương; (ii) kiểm định đồng thời phi tuyến và điều tiết đa tầng; (iii) phân tách TCI và DAI; (iv) bao gồm quốc đảo nhỏ Thái Bình Dương; (v) dữ liệu sau 2020. Chuyên đề này lấp đầy tất cả năm khoảng trống với pool 101.185 doanh nghiệp và khung CDCM.</w:t>
+      </w:r>
+    </w:p>
+    <w:p>
+      <w:pPr>
+        <w:pStyle w:val="BodyText"/>
+      </w:pPr>
+      <w:r>
+        <w:t xml:space="preserve">Bảng 2.13. So sánh đặc điểm phương pháp và phạm vi lý thuyết của các khung tham chiếu chính và CĐ2.</w:t>
+      </w:r>
+    </w:p>
+    <w:tbl>
+      <w:tblPr>
+        <w:tblStyle w:val="Table"/>
+        <w:tblW w:type="auto" w:w="0"/>
+        <w:tblLook w:firstRow="1" w:lastRow="0" w:firstColumn="0" w:lastColumn="0" w:noHBand="0" w:noVBand="0" w:val="0020"/>
+        <w:jc w:val="start"/>
+      </w:tblPr>
+      <w:tblGrid>
+        <w:gridCol w:w="880"/>
+        <w:gridCol w:w="880"/>
+        <w:gridCol w:w="880"/>
+        <w:gridCol w:w="880"/>
+        <w:gridCol w:w="880"/>
+        <w:gridCol w:w="880"/>
+        <w:gridCol w:w="880"/>
+        <w:gridCol w:w="880"/>
+        <w:gridCol w:w="880"/>
+      </w:tblGrid>
+      <w:tr>
+        <w:trPr>
+          <w:tblHeader w:val="true"/>
+        </w:trPr>
+        <w:tc>
+          <w:tcPr/>
+          <w:p>
+            <w:pPr>
+              <w:pStyle w:val="Compact"/>
+              <w:jc w:val="left"/>
+            </w:pPr>
+            <w:r>
+              <w:t xml:space="preserve">Khung</w:t>
+            </w:r>
+          </w:p>
+        </w:tc>
+        <w:tc>
+          <w:tcPr/>
+          <w:p>
+            <w:pPr>
+              <w:pStyle w:val="Compact"/>
+              <w:jc w:val="left"/>
+            </w:pPr>
+            <w:r>
+              <w:t xml:space="preserve">Phi tuyến I→P</w:t>
+            </w:r>
+          </w:p>
+        </w:tc>
+        <w:tc>
+          <w:tcPr/>
+          <w:p>
+            <w:pPr>
+              <w:pStyle w:val="Compact"/>
+              <w:jc w:val="left"/>
+            </w:pPr>
+            <w:r>
+              <w:t xml:space="preserve">TCI</w:t>
+            </w:r>
+          </w:p>
+        </w:tc>
+        <w:tc>
+          <w:tcPr/>
+          <w:p>
+            <w:pPr>
+              <w:pStyle w:val="Compact"/>
+              <w:jc w:val="left"/>
+            </w:pPr>
+            <w:r>
+              <w:t xml:space="preserve">DAI</w:t>
+            </w:r>
+          </w:p>
+        </w:tc>
+        <w:tc>
+          <w:tcPr/>
+          <w:p>
+            <w:pPr>
+              <w:pStyle w:val="Compact"/>
+              <w:jc w:val="left"/>
+            </w:pPr>
+            <w:r>
+              <w:t xml:space="preserve">Đặc điểm QL</w:t>
+            </w:r>
+          </w:p>
+        </w:tc>
+        <w:tc>
+          <w:tcPr/>
+          <w:p>
+            <w:pPr>
+              <w:pStyle w:val="Compact"/>
+              <w:jc w:val="left"/>
+            </w:pPr>
+            <w:r>
+              <w:t xml:space="preserve">Thể chế (Inst.)</w:t>
+            </w:r>
+          </w:p>
+        </w:tc>
+        <w:tc>
+          <w:tcPr/>
+          <w:p>
+            <w:pPr>
+              <w:pStyle w:val="Compact"/>
+              <w:jc w:val="left"/>
+            </w:pPr>
+            <w:r>
+              <w:t xml:space="preserve">Temporal</w:t>
+            </w:r>
+          </w:p>
+        </w:tc>
+        <w:tc>
+          <w:tcPr/>
+          <w:p>
+            <w:pPr>
+              <w:pStyle w:val="Compact"/>
+              <w:jc w:val="left"/>
+            </w:pPr>
+            <w:r>
+              <w:t xml:space="preserve">Phân nhóm</w:t>
+            </w:r>
+          </w:p>
+        </w:tc>
+        <w:tc>
+          <w:tcPr/>
+          <w:p>
+            <w:pPr>
+              <w:pStyle w:val="Compact"/>
+              <w:jc w:val="left"/>
+            </w:pPr>
+            <w:r>
+              <w:t xml:space="preserve">SIDS</w:t>
+            </w:r>
+          </w:p>
+        </w:tc>
+      </w:tr>
+      <w:tr>
+        <w:tc>
+          <w:tcPr/>
+          <w:p>
+            <w:pPr>
+              <w:pStyle w:val="Compact"/>
+              <w:jc w:val="left"/>
+            </w:pPr>
+            <w:r>
+              <w:t xml:space="preserve">Bausch &amp; Krist (2007)</w:t>
+            </w:r>
+          </w:p>
+        </w:tc>
+        <w:tc>
+          <w:tcPr/>
+          <w:p>
+            <w:pPr>
+              <w:pStyle w:val="Compact"/>
+              <w:jc w:val="left"/>
+            </w:pPr>
+            <w:r>
+              <w:t xml:space="preserve">✗ (không kiểm định hệ thống)</w:t>
+            </w:r>
+          </w:p>
+        </w:tc>
+        <w:tc>
+          <w:tcPr/>
+          <w:p>
+            <w:pPr>
+              <w:pStyle w:val="Compact"/>
+              <w:jc w:val="left"/>
+            </w:pPr>
+            <w:r>
+              <w:t xml:space="preserve">Partial (R&amp;D proxy)</w:t>
+            </w:r>
+          </w:p>
+        </w:tc>
+        <w:tc>
+          <w:tcPr/>
+          <w:p>
+            <w:pPr>
+              <w:pStyle w:val="Compact"/>
+              <w:jc w:val="left"/>
+            </w:pPr>
+            <w:r>
+              <w:t xml:space="preserve">✗</w:t>
+            </w:r>
+          </w:p>
+        </w:tc>
+        <w:tc>
+          <w:tcPr/>
+          <w:p>
+            <w:pPr>
+              <w:pStyle w:val="Compact"/>
+              <w:jc w:val="left"/>
+            </w:pPr>
+            <w:r>
+              <w:t xml:space="preserve">✗</w:t>
+            </w:r>
+          </w:p>
+        </w:tc>
+        <w:tc>
+          <w:tcPr/>
+          <w:p>
+            <w:pPr>
+              <w:pStyle w:val="Compact"/>
+              <w:jc w:val="left"/>
+            </w:pPr>
+            <w:r>
+              <w:t xml:space="preserve">✓ (GDP, văn hóa)</w:t>
+            </w:r>
+          </w:p>
+        </w:tc>
+        <w:tc>
+          <w:tcPr/>
+          <w:p>
+            <w:pPr>
+              <w:pStyle w:val="Compact"/>
+              <w:jc w:val="left"/>
+            </w:pPr>
+            <w:r>
+              <w:t xml:space="preserve">✗</w:t>
+            </w:r>
+          </w:p>
+        </w:tc>
+        <w:tc>
+          <w:tcPr/>
+          <w:p>
+            <w:pPr>
+              <w:pStyle w:val="Compact"/>
+              <w:jc w:val="left"/>
+            </w:pPr>
+            <w:r>
+              <w:t xml:space="preserve">✗</w:t>
+            </w:r>
+          </w:p>
+        </w:tc>
+        <w:tc>
+          <w:tcPr/>
+          <w:p>
+            <w:pPr>
+              <w:pStyle w:val="Compact"/>
+              <w:jc w:val="left"/>
+            </w:pPr>
+            <w:r>
+              <w:t xml:space="preserve">✗</w:t>
+            </w:r>
+          </w:p>
+        </w:tc>
+      </w:tr>
+      <w:tr>
+        <w:tc>
+          <w:tcPr/>
+          <w:p>
+            <w:pPr>
+              <w:pStyle w:val="Compact"/>
+              <w:jc w:val="left"/>
+            </w:pPr>
+            <w:r>
+              <w:t xml:space="preserve">Kirca et al. (2012)</w:t>
+            </w:r>
+          </w:p>
+        </w:tc>
+        <w:tc>
+          <w:tcPr/>
+          <w:p>
+            <w:pPr>
+              <w:pStyle w:val="Compact"/>
+              <w:jc w:val="left"/>
+            </w:pPr>
+            <w:r>
+              <w:t xml:space="preserve">✗</w:t>
+            </w:r>
+          </w:p>
+        </w:tc>
+        <w:tc>
+          <w:tcPr/>
+          <w:p>
+            <w:pPr>
+              <w:pStyle w:val="Compact"/>
+              <w:jc w:val="left"/>
+            </w:pPr>
+            <w:r>
+              <w:t xml:space="preserve">✓ (R&amp;D proxy)</w:t>
+            </w:r>
+          </w:p>
+        </w:tc>
+        <w:tc>
+          <w:tcPr/>
+          <w:p>
+            <w:pPr>
+              <w:pStyle w:val="Compact"/>
+              <w:jc w:val="left"/>
+            </w:pPr>
+            <w:r>
+              <w:t xml:space="preserve">✗</w:t>
+            </w:r>
+          </w:p>
+        </w:tc>
+        <w:tc>
+          <w:tcPr/>
+          <w:p>
+            <w:pPr>
+              <w:pStyle w:val="Compact"/>
+              <w:jc w:val="left"/>
+            </w:pPr>
+            <w:r>
+              <w:t xml:space="preserve">✗</w:t>
+            </w:r>
+          </w:p>
+        </w:tc>
+        <w:tc>
+          <w:tcPr/>
+          <w:p>
+            <w:pPr>
+              <w:pStyle w:val="Compact"/>
+              <w:jc w:val="left"/>
+            </w:pPr>
+            <w:r>
+              <w:t xml:space="preserve">Partial</w:t>
+            </w:r>
+          </w:p>
+        </w:tc>
+        <w:tc>
+          <w:tcPr/>
+          <w:p>
+            <w:pPr>
+              <w:pStyle w:val="Compact"/>
+              <w:jc w:val="left"/>
+            </w:pPr>
+            <w:r>
+              <w:t xml:space="preserve">✗</w:t>
+            </w:r>
+          </w:p>
+        </w:tc>
+        <w:tc>
+          <w:tcPr/>
+          <w:p>
+            <w:pPr>
+              <w:pStyle w:val="Compact"/>
+              <w:jc w:val="left"/>
+            </w:pPr>
+            <w:r>
+              <w:t xml:space="preserve">Partial (ngành)</w:t>
+            </w:r>
+          </w:p>
+        </w:tc>
+        <w:tc>
+          <w:tcPr/>
+          <w:p>
+            <w:pPr>
+              <w:pStyle w:val="Compact"/>
+              <w:jc w:val="left"/>
+            </w:pPr>
+            <w:r>
+              <w:t xml:space="preserve">✗</w:t>
+            </w:r>
+          </w:p>
+        </w:tc>
+      </w:tr>
+      <w:tr>
+        <w:tc>
+          <w:tcPr/>
+          <w:p>
+            <w:pPr>
+              <w:pStyle w:val="Compact"/>
+              <w:jc w:val="left"/>
+            </w:pPr>
+            <w:r>
+              <w:t xml:space="preserve">Marano et al. (2016)</w:t>
+            </w:r>
+          </w:p>
+        </w:tc>
+        <w:tc>
+          <w:tcPr/>
+          <w:p>
+            <w:pPr>
+              <w:pStyle w:val="Compact"/>
+              <w:jc w:val="left"/>
+            </w:pPr>
+            <w:r>
+              <w:t xml:space="preserve">✓ (TP ±15% FSTS)</w:t>
+            </w:r>
+          </w:p>
+        </w:tc>
+        <w:tc>
+          <w:tcPr/>
+          <w:p>
+            <w:pPr>
+              <w:pStyle w:val="Compact"/>
+              <w:jc w:val="left"/>
+            </w:pPr>
+            <w:r>
+              <w:t xml:space="preserve">✗</w:t>
+            </w:r>
+          </w:p>
+        </w:tc>
+        <w:tc>
+          <w:tcPr/>
+          <w:p>
+            <w:pPr>
+              <w:pStyle w:val="Compact"/>
+              <w:jc w:val="left"/>
+            </w:pPr>
+            <w:r>
+              <w:t xml:space="preserve">✗</w:t>
+            </w:r>
+          </w:p>
+        </w:tc>
+        <w:tc>
+          <w:tcPr/>
+          <w:p>
+            <w:pPr>
+              <w:pStyle w:val="Compact"/>
+              <w:jc w:val="left"/>
+            </w:pPr>
+            <w:r>
+              <w:t xml:space="preserve">✗</w:t>
+            </w:r>
+          </w:p>
+        </w:tc>
+        <w:tc>
+          <w:tcPr/>
+          <w:p>
+            <w:pPr>
+              <w:pStyle w:val="Compact"/>
+              <w:jc w:val="left"/>
+            </w:pPr>
+            <w:r>
+              <w:t xml:space="preserve">✓ (cốt lõi)</w:t>
+            </w:r>
+          </w:p>
+        </w:tc>
+        <w:tc>
+          <w:tcPr/>
+          <w:p>
+            <w:pPr>
+              <w:pStyle w:val="Compact"/>
+              <w:jc w:val="left"/>
+            </w:pPr>
+            <w:r>
+              <w:t xml:space="preserve">✗</w:t>
+            </w:r>
+          </w:p>
+        </w:tc>
+        <w:tc>
+          <w:tcPr/>
+          <w:p>
+            <w:pPr>
+              <w:pStyle w:val="Compact"/>
+              <w:jc w:val="left"/>
+            </w:pPr>
+            <w:r>
+              <w:t xml:space="preserve">✗</w:t>
+            </w:r>
+          </w:p>
+        </w:tc>
+        <w:tc>
+          <w:tcPr/>
+          <w:p>
+            <w:pPr>
+              <w:pStyle w:val="Compact"/>
+              <w:jc w:val="left"/>
+            </w:pPr>
+            <w:r>
+              <w:t xml:space="preserve">✗</w:t>
+            </w:r>
+          </w:p>
+        </w:tc>
+      </w:tr>
+      <w:tr>
+        <w:tc>
+          <w:tcPr/>
+          <w:p>
+            <w:pPr>
+              <w:pStyle w:val="Compact"/>
+              <w:jc w:val="left"/>
+            </w:pPr>
+            <w:r>
+              <w:t xml:space="preserve">Banalieva &amp; Dhanaraj (2019)</w:t>
+            </w:r>
+          </w:p>
+        </w:tc>
+        <w:tc>
+          <w:tcPr/>
+          <w:p>
+            <w:pPr>
+              <w:pStyle w:val="Compact"/>
+              <w:jc w:val="left"/>
+            </w:pPr>
+            <w:r>
+              <w:t xml:space="preserve">Partial</w:t>
+            </w:r>
+          </w:p>
+        </w:tc>
+        <w:tc>
+          <w:tcPr/>
+          <w:p>
+            <w:pPr>
+              <w:pStyle w:val="Compact"/>
+              <w:jc w:val="left"/>
+            </w:pPr>
+            <w:r>
+              <w:t xml:space="preserve">✗</w:t>
+            </w:r>
+          </w:p>
+        </w:tc>
+        <w:tc>
+          <w:tcPr/>
+          <w:p>
+            <w:pPr>
+              <w:pStyle w:val="Compact"/>
+              <w:jc w:val="left"/>
+            </w:pPr>
+            <w:r>
+              <w:t xml:space="preserve">✓ (cốt lõi)</w:t>
+            </w:r>
+          </w:p>
+        </w:tc>
+        <w:tc>
+          <w:tcPr/>
+          <w:p>
+            <w:pPr>
+              <w:pStyle w:val="Compact"/>
+              <w:jc w:val="left"/>
+            </w:pPr>
+            <w:r>
+              <w:t xml:space="preserve">✗</w:t>
+            </w:r>
+          </w:p>
+        </w:tc>
+        <w:tc>
+          <w:tcPr/>
+          <w:p>
+            <w:pPr>
+              <w:pStyle w:val="Compact"/>
+              <w:jc w:val="left"/>
+            </w:pPr>
+            <w:r>
+              <w:t xml:space="preserve">Partial</w:t>
+            </w:r>
+          </w:p>
+        </w:tc>
+        <w:tc>
+          <w:tcPr/>
+          <w:p>
+            <w:pPr>
+              <w:pStyle w:val="Compact"/>
+              <w:jc w:val="left"/>
+            </w:pPr>
+            <w:r>
+              <w:t xml:space="preserve">Partial</w:t>
+            </w:r>
+          </w:p>
+        </w:tc>
+        <w:tc>
+          <w:tcPr/>
+          <w:p>
+            <w:pPr>
+              <w:pStyle w:val="Compact"/>
+              <w:jc w:val="left"/>
+            </w:pPr>
+            <w:r>
+              <w:t xml:space="preserve">✗</w:t>
+            </w:r>
+          </w:p>
+        </w:tc>
+        <w:tc>
+          <w:tcPr/>
+          <w:p>
+            <w:pPr>
+              <w:pStyle w:val="Compact"/>
+              <w:jc w:val="left"/>
+            </w:pPr>
+            <w:r>
+              <w:t xml:space="preserve">✗</w:t>
+            </w:r>
+          </w:p>
+        </w:tc>
+      </w:tr>
+      <w:tr>
+        <w:tc>
+          <w:tcPr/>
+          <w:p>
+            <w:pPr>
+              <w:pStyle w:val="Compact"/>
+              <w:jc w:val="left"/>
+            </w:pPr>
+            <w:r>
+              <w:t xml:space="preserve">Wu, Wood &amp; Khan (2022)</w:t>
+            </w:r>
+          </w:p>
+        </w:tc>
+        <w:tc>
+          <w:tcPr/>
+          <w:p>
+            <w:pPr>
+              <w:pStyle w:val="Compact"/>
+              <w:jc w:val="left"/>
+            </w:pPr>
+            <w:r>
+              <w:t xml:space="preserve">✓ (TP thấp hơn EMNE)</w:t>
+            </w:r>
+          </w:p>
+        </w:tc>
+        <w:tc>
+          <w:tcPr/>
+          <w:p>
+            <w:pPr>
+              <w:pStyle w:val="Compact"/>
+              <w:jc w:val="left"/>
+            </w:pPr>
+            <w:r>
+              <w:t xml:space="preserve">Partial (absorptive capacity)</w:t>
+            </w:r>
+          </w:p>
+        </w:tc>
+        <w:tc>
+          <w:tcPr/>
+          <w:p>
+            <w:pPr>
+              <w:pStyle w:val="Compact"/>
+              <w:jc w:val="left"/>
+            </w:pPr>
+            <w:r>
+              <w:t xml:space="preserve">✗</w:t>
+            </w:r>
+          </w:p>
+        </w:tc>
+        <w:tc>
+          <w:tcPr/>
+          <w:p>
+            <w:pPr>
+              <w:pStyle w:val="Compact"/>
+              <w:jc w:val="left"/>
+            </w:pPr>
+            <w:r>
+              <w:t xml:space="preserve">✗</w:t>
+            </w:r>
+          </w:p>
+        </w:tc>
+        <w:tc>
+          <w:tcPr/>
+          <w:p>
+            <w:pPr>
+              <w:pStyle w:val="Compact"/>
+              <w:jc w:val="left"/>
+            </w:pPr>
+            <w:r>
+              <w:t xml:space="preserve">✓</w:t>
+            </w:r>
+          </w:p>
+        </w:tc>
+        <w:tc>
+          <w:tcPr/>
+          <w:p>
+            <w:pPr>
+              <w:pStyle w:val="Compact"/>
+              <w:jc w:val="left"/>
+            </w:pPr>
+            <w:r>
+              <w:t xml:space="preserve">✓ (20 năm)</w:t>
+            </w:r>
+          </w:p>
+        </w:tc>
+        <w:tc>
+          <w:tcPr/>
+          <w:p>
+            <w:pPr>
+              <w:pStyle w:val="Compact"/>
+              <w:jc w:val="left"/>
+            </w:pPr>
+            <w:r>
+              <w:t xml:space="preserve">✓ (EMNE/DMNE)</w:t>
+            </w:r>
+          </w:p>
+        </w:tc>
+        <w:tc>
+          <w:tcPr/>
+          <w:p>
+            <w:pPr>
+              <w:pStyle w:val="Compact"/>
+              <w:jc w:val="left"/>
+            </w:pPr>
+            <w:r>
+              <w:t xml:space="preserve">✗</w:t>
+            </w:r>
+          </w:p>
+        </w:tc>
+      </w:tr>
+      <w:tr>
+        <w:tc>
+          <w:tcPr/>
+          <w:p>
+            <w:pPr>
+              <w:pStyle w:val="Compact"/>
+              <w:jc w:val="left"/>
+            </w:pPr>
+            <w:r>
+              <w:t xml:space="preserve">Đỗ &amp; Phan (2026 — JFAR)</w:t>
+            </w:r>
+          </w:p>
+        </w:tc>
+        <w:tc>
+          <w:tcPr/>
+          <w:p>
+            <w:pPr>
+              <w:pStyle w:val="Compact"/>
+              <w:jc w:val="left"/>
+            </w:pPr>
+            <w:r>
+              <w:t xml:space="preserve">✓ (bậc ba / S-curve)</w:t>
+            </w:r>
+          </w:p>
+        </w:tc>
+        <w:tc>
+          <w:tcPr/>
+          <w:p>
+            <w:pPr>
+              <w:pStyle w:val="Compact"/>
+              <w:jc w:val="left"/>
+            </w:pPr>
+            <w:r>
+              <w:t xml:space="preserve">–</w:t>
+            </w:r>
+          </w:p>
+        </w:tc>
+        <w:tc>
+          <w:tcPr/>
+          <w:p>
+            <w:pPr>
+              <w:pStyle w:val="Compact"/>
+              <w:jc w:val="left"/>
+            </w:pPr>
+            <w:r>
+              <w:t xml:space="preserve">–</w:t>
+            </w:r>
+          </w:p>
+        </w:tc>
+        <w:tc>
+          <w:tcPr/>
+          <w:p>
+            <w:pPr>
+              <w:pStyle w:val="Compact"/>
+              <w:jc w:val="left"/>
+            </w:pPr>
+            <w:r>
+              <w:t xml:space="preserve">–</w:t>
+            </w:r>
+          </w:p>
+        </w:tc>
+        <w:tc>
+          <w:tcPr/>
+          <w:p>
+            <w:pPr>
+              <w:pStyle w:val="Compact"/>
+              <w:jc w:val="left"/>
+            </w:pPr>
+            <w:r>
+              <w:t xml:space="preserve">–</w:t>
+            </w:r>
+          </w:p>
+        </w:tc>
+        <w:tc>
+          <w:tcPr/>
+          <w:p>
+            <w:pPr>
+              <w:pStyle w:val="Compact"/>
+              <w:jc w:val="left"/>
+            </w:pPr>
+            <w:r>
+              <w:t xml:space="preserve">–</w:t>
+            </w:r>
+          </w:p>
+        </w:tc>
+        <w:tc>
+          <w:tcPr/>
+          <w:p>
+            <w:pPr>
+              <w:pStyle w:val="Compact"/>
+              <w:jc w:val="left"/>
+            </w:pPr>
+            <w:r>
+              <w:t xml:space="preserve">–</w:t>
+            </w:r>
+          </w:p>
+        </w:tc>
+        <w:tc>
+          <w:tcPr/>
+          <w:p>
+            <w:pPr>
+              <w:pStyle w:val="Compact"/>
+              <w:jc w:val="left"/>
+            </w:pPr>
+            <w:r>
+              <w:t xml:space="preserve">–</w:t>
+            </w:r>
+          </w:p>
+        </w:tc>
+      </w:tr>
+      <w:tr>
+        <w:tc>
+          <w:tcPr/>
+          <w:p>
+            <w:pPr>
+              <w:pStyle w:val="Compact"/>
+              <w:jc w:val="left"/>
+            </w:pPr>
+            <w:r>
+              <w:rPr>
+                <w:bCs/>
+                <w:b/>
+              </w:rPr>
+              <w:t xml:space="preserve">CĐ2 (luận án này)</w:t>
+            </w:r>
+          </w:p>
+        </w:tc>
+        <w:tc>
+          <w:tcPr/>
+          <w:p>
+            <w:pPr>
+              <w:pStyle w:val="Compact"/>
+              <w:jc w:val="left"/>
+            </w:pPr>
+            <w:r>
+              <w:rPr>
+                <w:bCs/>
+                <w:b/>
+              </w:rPr>
+              <w:t xml:space="preserve">✓ (H1: chữ U ngược + S-curve)</w:t>
+            </w:r>
+          </w:p>
+        </w:tc>
+        <w:tc>
+          <w:tcPr/>
+          <w:p>
+            <w:pPr>
+              <w:pStyle w:val="Compact"/>
+              <w:jc w:val="left"/>
+            </w:pPr>
+            <w:r>
+              <w:rPr>
+                <w:bCs/>
+                <w:b/>
+              </w:rPr>
+              <w:t xml:space="preserve">✓ (H2: nhân quả IV)</w:t>
+            </w:r>
+          </w:p>
+        </w:tc>
+        <w:tc>
+          <w:tcPr/>
+          <w:p>
+            <w:pPr>
+              <w:pStyle w:val="Compact"/>
+              <w:jc w:val="left"/>
+            </w:pPr>
+            <w:r>
+              <w:rPr>
+                <w:bCs/>
+                <w:b/>
+              </w:rPr>
+              <w:t xml:space="preserve">✓ (H3: CDCM phân biệt)</w:t>
+            </w:r>
+          </w:p>
+        </w:tc>
+        <w:tc>
+          <w:tcPr/>
+          <w:p>
+            <w:pPr>
+              <w:pStyle w:val="Compact"/>
+              <w:jc w:val="left"/>
+            </w:pPr>
+            <w:r>
+              <w:rPr>
+                <w:bCs/>
+                <w:b/>
+              </w:rPr>
+              <w:t xml:space="preserve">✓ (H4a–H4c)</w:t>
+            </w:r>
+          </w:p>
+        </w:tc>
+        <w:tc>
+          <w:tcPr/>
+          <w:p>
+            <w:pPr>
+              <w:pStyle w:val="Compact"/>
+              <w:jc w:val="left"/>
+            </w:pPr>
+            <w:r>
+              <w:rPr>
+                <w:bCs/>
+                <w:b/>
+              </w:rPr>
+              <w:t xml:space="preserve">✓ (H5: ICRV 6 nhóm)</w:t>
+            </w:r>
+          </w:p>
+        </w:tc>
+        <w:tc>
+          <w:tcPr/>
+          <w:p>
+            <w:pPr>
+              <w:pStyle w:val="Compact"/>
+              <w:jc w:val="left"/>
+            </w:pPr>
+            <w:r>
+              <w:rPr>
+                <w:bCs/>
+                <w:b/>
+              </w:rPr>
+              <w:t xml:space="preserve">✓ (H6: 3 giai đoạn)</w:t>
+            </w:r>
+          </w:p>
+        </w:tc>
+        <w:tc>
+          <w:tcPr/>
+          <w:p>
+            <w:pPr>
+              <w:pStyle w:val="Compact"/>
+              <w:jc w:val="left"/>
+            </w:pPr>
+            <w:r>
+              <w:rPr>
+                <w:bCs/>
+                <w:b/>
+              </w:rPr>
+              <w:t xml:space="preserve">✓ (Nhóm I→VI)</w:t>
+            </w:r>
+          </w:p>
+        </w:tc>
+        <w:tc>
+          <w:tcPr/>
+          <w:p>
+            <w:pPr>
+              <w:pStyle w:val="Compact"/>
+              <w:jc w:val="left"/>
+            </w:pPr>
+            <w:r>
+              <w:rPr>
+                <w:bCs/>
+                <w:b/>
+              </w:rPr>
+              <w:t xml:space="preserve">✓ (Nhóm VI FIP)</w:t>
+            </w:r>
+          </w:p>
+        </w:tc>
+      </w:tr>
+    </w:tbl>
+    <w:p>
+      <w:pPr>
+        <w:pStyle w:val="BodyText"/>
+      </w:pPr>
+      <w:r>
+        <w:rPr>
+          <w:iCs/>
+          <w:i/>
+        </w:rPr>
+        <w:t xml:space="preserve">Ghi chú: ✓ = kiểm định chính thức hoặc đóng góp lý thuyết rõ ràng; Partial = đề cập nhưng không phải trọng tâm; ✗ = không bao gồm; – = không áp dụng. FIP = Forced Internationalization Penalty. TCI và DAI được phân tách theo tiêu chí CDCM; P2 JFAR không kiểm định CDCM (pre-framework) nhưng cung cấp bằng chứng phi tuyến cubic tiền thân.</w:t>
       </w:r>
     </w:p>
     <w:bookmarkEnd w:id="35"/>
@@ -3119,7 +4085,7 @@
         <w:pStyle w:val="BodyText"/>
       </w:pPr>
       <w:r>
-        <w:t xml:space="preserve">Vai trò trong mô hình đề xuất: Upper Echelons cung cấp lý thuyết cho H4 (đặc điểm nhà quản trị điều tiết). Doanh nghiệp có nhà quản trị kinh nghiệm cao, học vấn cao, kinh nghiệm quốc tế chuyển hóa quốc tế hóa thành hiệu quả tốt hơn thông qua hai kênh: chất lượng quyết định (tránh quốc tế hóa sớm) và năng lực điều phối (quản lý phức tạp đa thị trường).</w:t>
+        <w:t xml:space="preserve">Vai trò trong mô hình đề xuất: Upper Echelons cung cấp lý thuyết cho H4a–H4c (đặc điểm nhà quản trị điều tiết). Doanh nghiệp có nhà quản trị kinh nghiệm cao (H4a), học vấn cao (H4b) chuyển hóa quốc tế hóa thành hiệu quả tốt hơn thông qua hai kênh: chất lượng quyết định (tránh quốc tế hóa sớm) và năng lực điều phối (quản lý phức tạp đa thị trường). Giới tính nhà quản trị (H4c) được kiểm định khám phá không có dấu tiên nghiệm.</w:t>
       </w:r>
     </w:p>
     <w:bookmarkEnd w:id="41"/>
@@ -3511,19 +4477,19 @@
               <w:jc w:val="left"/>
             </w:pPr>
             <w:r>
-              <w:t xml:space="preserve">H3 DAI nguồn lực mở rộng tình huống</w:t>
-            </w:r>
-          </w:p>
-        </w:tc>
-        <w:tc>
-          <w:tcPr/>
-          <w:p>
-            <w:pPr>
-              <w:pStyle w:val="Compact"/>
-              <w:jc w:val="left"/>
-            </w:pPr>
-            <w:r>
-              <w:t xml:space="preserve">P4: DAI×FSTS² = +3,119; P3: IV null (β = 0,018)</w:t>
+              <w:t xml:space="preserve">H3a–H3b DAI phụ thuộc chế độ thể chế</w:t>
+            </w:r>
+          </w:p>
+        </w:tc>
+        <w:tc>
+          <w:tcPr/>
+          <w:p>
+            <w:pPr>
+              <w:pStyle w:val="Compact"/>
+              <w:jc w:val="left"/>
+            </w:pPr>
+            <w:r>
+              <w:t xml:space="preserve">P4: DAI×FSTS² = +3,119 (Nhóm I); P3: IV null (β = 0,018, Nhóm IV)</w:t>
             </w:r>
           </w:p>
         </w:tc>
@@ -3585,7 +4551,7 @@
               <w:jc w:val="left"/>
             </w:pPr>
             <w:r>
-              <w:t xml:space="preserve">H4 Quản trị điều tiết</w:t>
+              <w:t xml:space="preserve">H4a–H4c Quản trị điều tiết</w:t>
             </w:r>
           </w:p>
         </w:tc>
@@ -3929,7 +4895,7 @@
         <w:pStyle w:val="BodyText"/>
       </w:pPr>
       <w:r>
-        <w:t xml:space="preserve">Mũi tên liền nét biểu thị tác động trực tiếp (H1: quan hệ phi tuyến I→P). Mũi tên đứt nét biểu thị tác động điều tiết. H1–H6 tương ứng với các giả thuyết phát triển trong §2.3.4. Biến phụ thuộc (ln(Labour Productivity)) được xác định duy nhất ở cực phải. Biến độc lập (FSTS, FSTS²_c, FSTS³_c) ở cực trái. Năm nhóm biến điều tiết phân theo hai cấp: cấp doanh nghiệp (TCI — H2, DAI — H3, đặc điểm nhà quản trị — H4) và cấp quốc gia (ICRV regime — H5, giai đoạn thời gian — H6). Biến kiểm soát (ln(emp), firm_age, foreign_own, sector/country/year FE) được đưa vào mô hình thực nghiệm nhưng không hiển thị trong sơ đồ để đơn giản hóa trình bày. Mỗi tầng lý thuyết cung cấp cơ chế nhân quả riêng biệt: Uppsala giải thích đường cong I→P; RBV biện minh cho H2; Foundational Digital Adoption Framework (CDCM) biện minh cho H3; Upper Echelons biện minh cho H4; Institutional Theory biện minh cho H5. Bằng chứng neo đậu từ P3 Việt Nam, P4 Singapore và P5 Trung Quốc xác nhận tính khả nghiệm trước khi áp dụng cho toàn pool 101.185 doanh nghiệp.</w:t>
+        <w:t xml:space="preserve">Mũi tên liền nét biểu thị tác động trực tiếp (H1: quan hệ phi tuyến I→P). Mũi tên đứt nét biểu thị tác động điều tiết. H1–H6 tương ứng với các giả thuyết phát triển trong §2.3.4. Biến phụ thuộc (ln(Labour Productivity)) được xác định duy nhất ở cực phải. Biến độc lập (FSTS, FSTS²_c, FSTS³_c) ở cực trái. Năm nhóm biến điều tiết phân theo hai cấp: cấp doanh nghiệp (TCI — H2, DAI — H3, đặc điểm nhà quản trị — H4a–H4c) và cấp quốc gia (ICRV regime — H5, giai đoạn thời gian — H6). Biến kiểm soát (ln(emp), firm_age, foreign_own, sector/country/year FE) được đưa vào mô hình thực nghiệm nhưng không hiển thị trong sơ đồ để đơn giản hóa trình bày. Mỗi tầng lý thuyết cung cấp cơ chế nhân quả riêng biệt: Uppsala giải thích đường cong I→P; RBV biện minh cho H2; Foundational Digital Adoption Framework (CDCM) biện minh cho H3; Upper Echelons biện minh cho H4; Institutional Theory biện minh cho H5. Bằng chứng neo đậu từ P3 Việt Nam, P4 Singapore và P5 Trung Quốc xác nhận tính khả nghiệm trước khi áp dụng cho toàn pool 101.185 doanh nghiệp.</w:t>
       </w:r>
     </w:p>
     <w:bookmarkEnd w:id="48"/>
@@ -4790,19 +5756,19 @@
               <w:jc w:val="left"/>
             </w:pPr>
             <w:r>
-              <w:t xml:space="preserve">β &gt; 0 (H4)</w:t>
-            </w:r>
-          </w:p>
-        </w:tc>
-        <w:tc>
-          <w:tcPr/>
-          <w:p>
-            <w:pPr>
-              <w:pStyle w:val="Compact"/>
-              <w:jc w:val="left"/>
-            </w:pPr>
-            <w:r>
-              <w:t xml:space="preserve">H4</w:t>
+              <w:t xml:space="preserve">β &gt; 0 (δ_exp &gt; 0)</w:t>
+            </w:r>
+          </w:p>
+        </w:tc>
+        <w:tc>
+          <w:tcPr/>
+          <w:p>
+            <w:pPr>
+              <w:pStyle w:val="Compact"/>
+              <w:jc w:val="left"/>
+            </w:pPr>
+            <w:r>
+              <w:t xml:space="preserve">H4a</w:t>
             </w:r>
           </w:p>
         </w:tc>
@@ -4816,67 +5782,67 @@
               <w:jc w:val="left"/>
             </w:pPr>
             <w:r>
-              <w:t xml:space="preserve">gender_manager</w:t>
-            </w:r>
-          </w:p>
-        </w:tc>
-        <w:tc>
-          <w:tcPr/>
-          <w:p>
-            <w:pPr>
-              <w:pStyle w:val="Compact"/>
-              <w:jc w:val="left"/>
-            </w:pPr>
-            <w:r>
-              <w:t xml:space="preserve">Giới tính QL</w:t>
-            </w:r>
-          </w:p>
-        </w:tc>
-        <w:tc>
-          <w:tcPr/>
-          <w:p>
-            <w:pPr>
-              <w:pStyle w:val="Compact"/>
-              <w:jc w:val="left"/>
-            </w:pPr>
-            <w:r>
-              <w:t xml:space="preserve">b7</w:t>
-            </w:r>
-          </w:p>
-        </w:tc>
-        <w:tc>
-          <w:tcPr/>
-          <w:p>
-            <w:pPr>
-              <w:pStyle w:val="Compact"/>
-              <w:jc w:val="left"/>
-            </w:pPr>
-            <w:r>
-              <w:t xml:space="preserve">binary female=1</w:t>
-            </w:r>
-          </w:p>
-        </w:tc>
-        <w:tc>
-          <w:tcPr/>
-          <w:p>
-            <w:pPr>
-              <w:pStyle w:val="Compact"/>
-              <w:jc w:val="left"/>
-            </w:pPr>
-            <w:r>
-              <w:t xml:space="preserve">Khám phá</w:t>
-            </w:r>
-          </w:p>
-        </w:tc>
-        <w:tc>
-          <w:tcPr/>
-          <w:p>
-            <w:pPr>
-              <w:pStyle w:val="Compact"/>
-              <w:jc w:val="left"/>
-            </w:pPr>
-            <w:r>
-              <w:t xml:space="preserve">H4</w:t>
+              <w:t xml:space="preserve">educ_manager</w:t>
+            </w:r>
+          </w:p>
+        </w:tc>
+        <w:tc>
+          <w:tcPr/>
+          <w:p>
+            <w:pPr>
+              <w:pStyle w:val="Compact"/>
+              <w:jc w:val="left"/>
+            </w:pPr>
+            <w:r>
+              <w:t xml:space="preserve">Học vấn QL</w:t>
+            </w:r>
+          </w:p>
+        </w:tc>
+        <w:tc>
+          <w:tcPr/>
+          <w:p>
+            <w:pPr>
+              <w:pStyle w:val="Compact"/>
+              <w:jc w:val="left"/>
+            </w:pPr>
+            <w:r>
+              <w:t xml:space="preserve">b7a</w:t>
+            </w:r>
+          </w:p>
+        </w:tc>
+        <w:tc>
+          <w:tcPr/>
+          <w:p>
+            <w:pPr>
+              <w:pStyle w:val="Compact"/>
+              <w:jc w:val="left"/>
+            </w:pPr>
+            <w:r>
+              <w:t xml:space="preserve">thứ tự</w:t>
+            </w:r>
+          </w:p>
+        </w:tc>
+        <w:tc>
+          <w:tcPr/>
+          <w:p>
+            <w:pPr>
+              <w:pStyle w:val="Compact"/>
+              <w:jc w:val="left"/>
+            </w:pPr>
+            <w:r>
+              <w:t xml:space="preserve">β &gt; 0 (δ_educ &gt; 0)</w:t>
+            </w:r>
+          </w:p>
+        </w:tc>
+        <w:tc>
+          <w:tcPr/>
+          <w:p>
+            <w:pPr>
+              <w:pStyle w:val="Compact"/>
+              <w:jc w:val="left"/>
+            </w:pPr>
+            <w:r>
+              <w:t xml:space="preserve">H4b</w:t>
             </w:r>
           </w:p>
         </w:tc>
@@ -4890,67 +5856,67 @@
               <w:jc w:val="left"/>
             </w:pPr>
             <w:r>
-              <w:t xml:space="preserve">educ_manager</w:t>
-            </w:r>
-          </w:p>
-        </w:tc>
-        <w:tc>
-          <w:tcPr/>
-          <w:p>
-            <w:pPr>
-              <w:pStyle w:val="Compact"/>
-              <w:jc w:val="left"/>
-            </w:pPr>
-            <w:r>
-              <w:t xml:space="preserve">Học vấn QL</w:t>
-            </w:r>
-          </w:p>
-        </w:tc>
-        <w:tc>
-          <w:tcPr/>
-          <w:p>
-            <w:pPr>
-              <w:pStyle w:val="Compact"/>
-              <w:jc w:val="left"/>
-            </w:pPr>
-            <w:r>
-              <w:t xml:space="preserve">b7a</w:t>
-            </w:r>
-          </w:p>
-        </w:tc>
-        <w:tc>
-          <w:tcPr/>
-          <w:p>
-            <w:pPr>
-              <w:pStyle w:val="Compact"/>
-              <w:jc w:val="left"/>
-            </w:pPr>
-            <w:r>
-              <w:t xml:space="preserve">thứ tự</w:t>
-            </w:r>
-          </w:p>
-        </w:tc>
-        <w:tc>
-          <w:tcPr/>
-          <w:p>
-            <w:pPr>
-              <w:pStyle w:val="Compact"/>
-              <w:jc w:val="left"/>
-            </w:pPr>
-            <w:r>
-              <w:t xml:space="preserve">β &gt; 0</w:t>
-            </w:r>
-          </w:p>
-        </w:tc>
-        <w:tc>
-          <w:tcPr/>
-          <w:p>
-            <w:pPr>
-              <w:pStyle w:val="Compact"/>
-              <w:jc w:val="left"/>
-            </w:pPr>
-            <w:r>
-              <w:t xml:space="preserve">H4</w:t>
+              <w:t xml:space="preserve">gender_manager</w:t>
+            </w:r>
+          </w:p>
+        </w:tc>
+        <w:tc>
+          <w:tcPr/>
+          <w:p>
+            <w:pPr>
+              <w:pStyle w:val="Compact"/>
+              <w:jc w:val="left"/>
+            </w:pPr>
+            <w:r>
+              <w:t xml:space="preserve">Giới tính QL</w:t>
+            </w:r>
+          </w:p>
+        </w:tc>
+        <w:tc>
+          <w:tcPr/>
+          <w:p>
+            <w:pPr>
+              <w:pStyle w:val="Compact"/>
+              <w:jc w:val="left"/>
+            </w:pPr>
+            <w:r>
+              <w:t xml:space="preserve">b7</w:t>
+            </w:r>
+          </w:p>
+        </w:tc>
+        <w:tc>
+          <w:tcPr/>
+          <w:p>
+            <w:pPr>
+              <w:pStyle w:val="Compact"/>
+              <w:jc w:val="left"/>
+            </w:pPr>
+            <w:r>
+              <w:t xml:space="preserve">binary female=1</w:t>
+            </w:r>
+          </w:p>
+        </w:tc>
+        <w:tc>
+          <w:tcPr/>
+          <w:p>
+            <w:pPr>
+              <w:pStyle w:val="Compact"/>
+              <w:jc w:val="left"/>
+            </w:pPr>
+            <w:r>
+              <w:t xml:space="preserve">Exploratory, two-sided</w:t>
+            </w:r>
+          </w:p>
+        </w:tc>
+        <w:tc>
+          <w:tcPr/>
+          <w:p>
+            <w:pPr>
+              <w:pStyle w:val="Compact"/>
+              <w:jc w:val="left"/>
+            </w:pPr>
+            <w:r>
+              <w:t xml:space="preserve">H4c</w:t>
             </w:r>
           </w:p>
         </w:tc>
@@ -5367,7 +6333,7 @@
         <w:pStyle w:val="BodyText"/>
       </w:pPr>
       <w:r>
-        <w:t xml:space="preserve">H1–H3 và H5 là xác nhận (dấu rõ, ≥2 bằng chứng neo đậu từ P3/P4/P5). H4 và H6 là hỗn hợp xác nhận/khám phá (hướng rõ nhưng magnitude khám phá).</w:t>
+        <w:t xml:space="preserve">H1–H3 và H5 là xác nhận (dấu rõ, ≥2 bằng chứng neo đậu từ P3/P4/P5). H4a–H4b và H6 là hỗn hợp xác nhận/khám phá (hướng rõ nhưng magnitude khám phá). H4c là hoàn toàn khám phá (two-sided, không có dấu tiên nghiệm).</w:t>
       </w:r>
     </w:p>
     <w:bookmarkEnd w:id="55"/>
@@ -5463,13 +6429,13 @@
       </w:r>
     </w:p>
     <w:bookmarkEnd w:id="57"/>
-    <w:bookmarkStart w:id="58" w:name="h3--dai-điều-tiết-theo-ngữ-cảnh-cdcm"/>
+    <w:bookmarkStart w:id="58" w:name="X0516cda47fb7e119b35b670f6b14c3b43dbbdc7"/>
     <w:p>
       <w:pPr>
         <w:pStyle w:val="Heading5"/>
       </w:pPr>
       <w:r>
-        <w:t xml:space="preserve">H3 — DAI điều tiết theo ngữ cảnh (CDCM)</w:t>
+        <w:t xml:space="preserve">H3a–H3b — DAI điều tiết phụ thuộc chế độ thể chế (CDCM)</w:t>
       </w:r>
     </w:p>
     <w:p>
@@ -5972,17 +6938,77 @@
         <w:pStyle w:val="BodyText"/>
       </w:pPr>
       <w:r>
-        <w:t xml:space="preserve">H3: Digital Adoption Index (DAI) không hoạt động như một phần thưởng năng suất đồng nhất mà như một nguồn lực mở rộng tình huống theo CDCM: tác động của DAI lên ln(LP) phụ thuộc vào chế độ thể chế (ICRV), mức FSTS, và mức độ bão hòa số. Cụ thể: (a) β(FSTS²×DAI) &gt; 0 trong Nhóm I; (b) tác động DAI yếu hoặc phụ thuộc chọn lựa trong Nhóm IV; (c) TCI và DAI là hai cấu trúc phân biệt và không thể thay thế nhau.</w:t>
+        <w:t xml:space="preserve">H3: Mức độ áp dụng số (DAI) có cơ chế điều tiết</w:t>
+      </w:r>
+      <w:r>
+        <w:t xml:space="preserve"> </w:t>
+      </w:r>
+      <w:r>
+        <w:rPr>
+          <w:bCs/>
+          <w:b/>
+        </w:rPr>
+        <w:t xml:space="preserve">phụ thuộc chế độ thể chế</w:t>
+      </w:r>
+      <w:r>
+        <w:t xml:space="preserve"> </w:t>
+      </w:r>
+      <w:r>
+        <w:t xml:space="preserve">trong quan hệ I→P. DAI không hoạt động như một phần thưởng năng suất đồng nhất mà như một nguồn lực mở rộng tình huống theo CDCM, với hướng và cường độ khác nhau rõ ràng giữa Emerging/Frontier và Advanced. Hai sub-hypothesis phân biệt dấu kỳ vọng:</w:t>
+      </w:r>
+    </w:p>
+    <w:p>
+      <w:pPr>
+        <w:pStyle w:val="BodyText"/>
+      </w:pPr>
+      <w:r>
+        <w:rPr>
+          <w:bCs/>
+          <w:b/>
+        </w:rPr>
+        <w:t xml:space="preserve">H3a</w:t>
+      </w:r>
+      <w:r>
+        <w:t xml:space="preserve"> </w:t>
+      </w:r>
+      <w:r>
+        <w:t xml:space="preserve">(Emerging và Frontier — Nhóm III–V): Trong các nền kinh tế đang nổi và cận biên, DAI điều tiết tích cực quan hệ FSTS → ln(LP): β(FSTS×DAI) &gt; 0 và/hoặc β(FSTS²×DAI) &gt; 0. Cơ chế: DAI giảm khoảng cách tâm lý, mở rộng tiếp cận thị trường ảo, và tăng năng lực điều phối ở những bối cảnh mà website presence vẫn là tín hiệu phân biệt (chưa bão hòa).</w:t>
+      </w:r>
+    </w:p>
+    <w:p>
+      <w:pPr>
+        <w:pStyle w:val="BodyText"/>
+      </w:pPr>
+      <w:r>
+        <w:rPr>
+          <w:bCs/>
+          <w:b/>
+        </w:rPr>
+        <w:t xml:space="preserve">H3b</w:t>
+      </w:r>
+      <w:r>
+        <w:t xml:space="preserve"> </w:t>
+      </w:r>
+      <w:r>
+        <w:t xml:space="preserve">(Advanced — Nhóm I–II): Trong các nền kinh tế tiên tiến, tác động trực tiếp không điều kiện của DAI lên ln(LP) có thể null hoặc âm do bão hòa số và single-component measurement (chỉ website binary — Tier-1 proxy — không phản ánh đầy đủ năng lực số). Tuy nhiên, tác động điều tiết điều kiện β(FSTS²×DAI) vẫn dương ở mức FSTS cao nơi nhu cầu điều phối xuyên biên giới cao (bằng chứng neo đậu: P4 Singapore β(FSTS²×DAI) = +3,119, p = 0,005).</w:t>
+      </w:r>
+    </w:p>
+    <w:p>
+      <w:pPr>
+        <w:pStyle w:val="BodyText"/>
+      </w:pPr>
+      <w:r>
+        <w:t xml:space="preserve">TCI và DAI là hai cấu trúc phân biệt và không thể thay thế nhau trong cả hai sub-hypothesis (CDCM distinctiveness hypothesis — H3c: β(TCI) ≠ β(DAI) và hai cấu trúc thỏa mãn tiêu chí discriminant validity).</w:t>
       </w:r>
     </w:p>
     <w:bookmarkEnd w:id="58"/>
-    <w:bookmarkStart w:id="59" w:name="h4--đặc-điểm-nhà-quản-trị-điều-tiết"/>
+    <w:bookmarkStart w:id="59" w:name="h4ah4c--đặc-điểm-nhà-quản-trị-điều-tiết"/>
     <w:p>
       <w:pPr>
         <w:pStyle w:val="Heading5"/>
       </w:pPr>
       <w:r>
-        <w:t xml:space="preserve">H4 — Đặc điểm nhà quản trị điều tiết</w:t>
+        <w:t xml:space="preserve">H4a–H4c — Đặc điểm nhà quản trị điều tiết</w:t>
       </w:r>
     </w:p>
     <w:p>
@@ -5990,23 +7016,68 @@
         <w:pStyle w:val="FirstParagraph"/>
       </w:pPr>
       <w:r>
-        <w:t xml:space="preserve">Cơ sở lý thuyết: Upper Echelons Theory (Hambrick &amp; Mason, 1984; Hambrick, 2007) cho rằng quyết định chiến lược phản ánh đặc điểm của nhà quản trị cấp cao. Trong bối cảnh WBES, biến nhà quản trị được đo bởi số năm kinh nghiệm quản lý (b5), trình độ học vấn (b7a), giới tính (b7). Cơ chế điều tiết hoạt động qua hai kênh: chất lượng quyết định (tránh quốc tế hóa sớm) và năng lực điều phối (quản lý phức tạp đa thị trường ở FSTS cao).</w:t>
-      </w:r>
-    </w:p>
-    <w:p>
-      <w:pPr>
-        <w:pStyle w:val="BodyText"/>
-      </w:pPr>
-      <w:r>
-        <w:t xml:space="preserve">H4: Kinh nghiệm của nhà quản trị cấp cao (exp_manager) điều tiết tích cực quan hệ FSTS → ln(LP): β(FSTS×exp_manager) &gt; 0, nghĩa là với cùng mức FSTS, doanh nghiệp có nhà quản trị kinh nghiệm hơn đạt hiệu quả cao hơn. Học vấn và giới tính được kiểm định như biến điều tiết khám phá.</w:t>
-      </w:r>
-    </w:p>
-    <w:p>
-      <w:pPr>
-        <w:pStyle w:val="BodyText"/>
-      </w:pPr>
-      <w:r>
-        <w:t xml:space="preserve">Phạm vi kiểm định: do WBES không đo trực tiếp kinh nghiệm quốc tế mà chỉ đo tổng số năm kinh nghiệm, H4 được kiểm định với biến đại diện. Kết quả là chỉ báo, không phải kiểm định trực tiếp cơ chế Upper Echelons — một hạn chế cần thừa nhận rõ.</w:t>
+        <w:t xml:space="preserve">Cơ sở lý thuyết: Upper Echelons Theory (Hambrick &amp; Mason, 1984; Hambrick, 2007) cho rằng quyết định chiến lược phản ánh đặc điểm nhân khẩu học của nhà quản trị cấp cao — bao gồm kinh nghiệm, học vấn, và giới tính. Cơ chế điều tiết hoạt động qua hai kênh: chất lượng quyết định (tránh quốc tế hóa sớm ở FSTS thấp) và năng lực điều phối (quản lý phức tạp đa thị trường ở FSTS cao). Trong bối cảnh WBES, ba biến đại diện có sẵn: số năm kinh nghiệm quản lý (b5), trình độ học vấn (b7a), và giới tính nhà quản trị cấp cao (b7).</w:t>
+      </w:r>
+    </w:p>
+    <w:p>
+      <w:pPr>
+        <w:pStyle w:val="BodyText"/>
+      </w:pPr>
+      <w:r>
+        <w:t xml:space="preserve">Ba sub-hypothesis được tách biệt theo đặc điểm và dấu kỳ vọng:</w:t>
+      </w:r>
+    </w:p>
+    <w:p>
+      <w:pPr>
+        <w:pStyle w:val="BodyText"/>
+      </w:pPr>
+      <w:r>
+        <w:rPr>
+          <w:bCs/>
+          <w:b/>
+        </w:rPr>
+        <w:t xml:space="preserve">H4a</w:t>
+      </w:r>
+      <w:r>
+        <w:t xml:space="preserve">: Kinh nghiệm quản lý tổng thể điều tiết tích cực quan hệ FSTS → ln(LP): β(FSTS×exp_manager) &gt; 0. Nhà quản trị nhiều kinh nghiệm chuyển hóa quốc tế hóa thành hiệu quả tốt hơn thông qua khả năng nhận diện cơ hội thị trường và tránh bẫy tăng trưởng quá mức (δ_exp &gt; 0).</w:t>
+      </w:r>
+    </w:p>
+    <w:p>
+      <w:pPr>
+        <w:pStyle w:val="BodyText"/>
+      </w:pPr>
+      <w:r>
+        <w:rPr>
+          <w:bCs/>
+          <w:b/>
+        </w:rPr>
+        <w:t xml:space="preserve">H4b</w:t>
+      </w:r>
+      <w:r>
+        <w:t xml:space="preserve">: Học vấn nhà quản trị — đại diện cho năng lực nhận thức và khả năng tiếp thu kinh nghiệm quốc tế — điều tiết tích cực quan hệ FSTS → ln(LP): β(FSTS×educ_manager) &gt; 0. Nhà quản trị học vấn cao có khung nhận thức rộng hơn để xử lý sự phức tạp thông tin trong quản lý đa thị trường (δ_educ &gt; 0). Lưu ý: WBES (b7a) không đo trực tiếp kinh nghiệm quốc tế; học vấn được dùng như biến đại diện cho năng lực tư duy vượt biên giới (cognitive international readiness).</w:t>
+      </w:r>
+    </w:p>
+    <w:p>
+      <w:pPr>
+        <w:pStyle w:val="BodyText"/>
+      </w:pPr>
+      <w:r>
+        <w:rPr>
+          <w:bCs/>
+          <w:b/>
+        </w:rPr>
+        <w:t xml:space="preserve">H4c</w:t>
+      </w:r>
+      <w:r>
+        <w:t xml:space="preserve">: Giới tính nữ của nhà quản trị cấp cao (gender_manager = 1) — kiểm định khám phá, không đặt dấu kỳ vọng tiên nghiệm; kiểm định two-sided. Bằng chứng trong văn liệu Upper Echelons không đồng nhất về chiều hướng cho châu Á (Hambrick, 2007); H4c vì vậy là exploratory.</w:t>
+      </w:r>
+    </w:p>
+    <w:p>
+      <w:pPr>
+        <w:pStyle w:val="BodyText"/>
+      </w:pPr>
+      <w:r>
+        <w:t xml:space="preserve">Phạm vi kiểm định: H4a–H4b là biến đại diện (proxy) cho cơ chế Upper Echelons — kết quả là chỉ báo gián tiếp, không phải kiểm định trực tiếp cấu trúc lý thuyết gốc. Hạn chế này cần được thừa nhận rõ trong phần thảo luận kết quả.</w:t>
       </w:r>
     </w:p>
     <w:bookmarkEnd w:id="59"/>
@@ -6626,19 +7697,19 @@
               <w:jc w:val="left"/>
             </w:pPr>
             <w:r>
-              <w:t xml:space="preserve">H3</w:t>
-            </w:r>
-          </w:p>
-        </w:tc>
-        <w:tc>
-          <w:tcPr/>
-          <w:p>
-            <w:pPr>
-              <w:pStyle w:val="Compact"/>
-              <w:jc w:val="left"/>
-            </w:pPr>
-            <w:r>
-              <w:t xml:space="preserve">DAI tình huống</w:t>
+              <w:t xml:space="preserve">H3a</w:t>
+            </w:r>
+          </w:p>
+        </w:tc>
+        <w:tc>
+          <w:tcPr/>
+          <w:p>
+            <w:pPr>
+              <w:pStyle w:val="Compact"/>
+              <w:jc w:val="left"/>
+            </w:pPr>
+            <w:r>
+              <w:t xml:space="preserve">DAI Emerging/Frontier (+)</w:t>
             </w:r>
           </w:p>
         </w:tc>
@@ -6662,31 +7733,31 @@
               <w:jc w:val="left"/>
             </w:pPr>
             <w:r>
-              <w:t xml:space="preserve">DAI, FSTS²×DAI</w:t>
-            </w:r>
-          </w:p>
-        </w:tc>
-        <w:tc>
-          <w:tcPr/>
-          <w:p>
-            <w:pPr>
-              <w:pStyle w:val="Compact"/>
-              <w:jc w:val="left"/>
-            </w:pPr>
-            <w:r>
-              <w:t xml:space="preserve">Phụ thuộc ngữ cảnh (β &gt; 0 ở Nhóm I)</w:t>
-            </w:r>
-          </w:p>
-        </w:tc>
-        <w:tc>
-          <w:tcPr/>
-          <w:p>
-            <w:pPr>
-              <w:pStyle w:val="Compact"/>
-              <w:jc w:val="left"/>
-            </w:pPr>
-            <w:r>
-              <w:t xml:space="preserve">P4 +3,119; P3 IV null</w:t>
+              <w:t xml:space="preserve">DAI, FSTS×DAI</w:t>
+            </w:r>
+          </w:p>
+        </w:tc>
+        <w:tc>
+          <w:tcPr/>
+          <w:p>
+            <w:pPr>
+              <w:pStyle w:val="Compact"/>
+              <w:jc w:val="left"/>
+            </w:pPr>
+            <w:r>
+              <w:t xml:space="preserve">β(FSTS×DAI) &gt; 0 (Nhóm III–V)</w:t>
+            </w:r>
+          </w:p>
+        </w:tc>
+        <w:tc>
+          <w:tcPr/>
+          <w:p>
+            <w:pPr>
+              <w:pStyle w:val="Compact"/>
+              <w:jc w:val="left"/>
+            </w:pPr>
+            <w:r>
+              <w:t xml:space="preserve">P3 IV null; bằng chứng hạn chế</w:t>
             </w:r>
           </w:p>
         </w:tc>
@@ -6700,67 +7771,67 @@
               <w:jc w:val="left"/>
             </w:pPr>
             <w:r>
-              <w:t xml:space="preserve">H4</w:t>
-            </w:r>
-          </w:p>
-        </w:tc>
-        <w:tc>
-          <w:tcPr/>
-          <w:p>
-            <w:pPr>
-              <w:pStyle w:val="Compact"/>
-              <w:jc w:val="left"/>
-            </w:pPr>
-            <w:r>
-              <w:t xml:space="preserve">Quản trị điều tiết</w:t>
-            </w:r>
-          </w:p>
-        </w:tc>
-        <w:tc>
-          <w:tcPr/>
-          <w:p>
-            <w:pPr>
-              <w:pStyle w:val="Compact"/>
-              <w:jc w:val="left"/>
-            </w:pPr>
-            <w:r>
-              <w:t xml:space="preserve">Upper Echelons</w:t>
-            </w:r>
-          </w:p>
-        </w:tc>
-        <w:tc>
-          <w:tcPr/>
-          <w:p>
-            <w:pPr>
-              <w:pStyle w:val="Compact"/>
-              <w:jc w:val="left"/>
-            </w:pPr>
-            <w:r>
-              <w:t xml:space="preserve">exp_manager, FSTS×exp</w:t>
-            </w:r>
-          </w:p>
-        </w:tc>
-        <w:tc>
-          <w:tcPr/>
-          <w:p>
-            <w:pPr>
-              <w:pStyle w:val="Compact"/>
-              <w:jc w:val="left"/>
-            </w:pPr>
-            <w:r>
-              <w:t xml:space="preserve">β(FSTS×exp) &gt; 0</w:t>
-            </w:r>
-          </w:p>
-        </w:tc>
-        <w:tc>
-          <w:tcPr/>
-          <w:p>
-            <w:pPr>
-              <w:pStyle w:val="Compact"/>
-              <w:jc w:val="left"/>
-            </w:pPr>
-            <w:r>
-              <w:t xml:space="preserve">(WBES b5, b7a, b7)</w:t>
+              <w:t xml:space="preserve">H3b</w:t>
+            </w:r>
+          </w:p>
+        </w:tc>
+        <w:tc>
+          <w:tcPr/>
+          <w:p>
+            <w:pPr>
+              <w:pStyle w:val="Compact"/>
+              <w:jc w:val="left"/>
+            </w:pPr>
+            <w:r>
+              <w:t xml:space="preserve">DAI Advanced (null/−, conditional +)</w:t>
+            </w:r>
+          </w:p>
+        </w:tc>
+        <w:tc>
+          <w:tcPr/>
+          <w:p>
+            <w:pPr>
+              <w:pStyle w:val="Compact"/>
+              <w:jc w:val="left"/>
+            </w:pPr>
+            <w:r>
+              <w:t xml:space="preserve">CDCM × Digital Adoption Lens</w:t>
+            </w:r>
+          </w:p>
+        </w:tc>
+        <w:tc>
+          <w:tcPr/>
+          <w:p>
+            <w:pPr>
+              <w:pStyle w:val="Compact"/>
+              <w:jc w:val="left"/>
+            </w:pPr>
+            <w:r>
+              <w:t xml:space="preserve">DAI, FSTS²×DAI</w:t>
+            </w:r>
+          </w:p>
+        </w:tc>
+        <w:tc>
+          <w:tcPr/>
+          <w:p>
+            <w:pPr>
+              <w:pStyle w:val="Compact"/>
+              <w:jc w:val="left"/>
+            </w:pPr>
+            <w:r>
+              <w:t xml:space="preserve">Direct: null/–; cond: β(FSTS²×DAI) &gt; 0 ở FSTS cao</w:t>
+            </w:r>
+          </w:p>
+        </w:tc>
+        <w:tc>
+          <w:tcPr/>
+          <w:p>
+            <w:pPr>
+              <w:pStyle w:val="Compact"/>
+              <w:jc w:val="left"/>
+            </w:pPr>
+            <w:r>
+              <w:t xml:space="preserve">P4 +3,119; bão hòa số</w:t>
             </w:r>
           </w:p>
         </w:tc>
@@ -6774,67 +7845,67 @@
               <w:jc w:val="left"/>
             </w:pPr>
             <w:r>
-              <w:t xml:space="preserve">H5</w:t>
-            </w:r>
-          </w:p>
-        </w:tc>
-        <w:tc>
-          <w:tcPr/>
-          <w:p>
-            <w:pPr>
-              <w:pStyle w:val="Compact"/>
-              <w:jc w:val="left"/>
-            </w:pPr>
-            <w:r>
-              <w:t xml:space="preserve">Gradient ICRV</w:t>
-            </w:r>
-          </w:p>
-        </w:tc>
-        <w:tc>
-          <w:tcPr/>
-          <w:p>
-            <w:pPr>
-              <w:pStyle w:val="Compact"/>
-              <w:jc w:val="left"/>
-            </w:pPr>
-            <w:r>
-              <w:t xml:space="preserve">Institutional Theory</w:t>
-            </w:r>
-          </w:p>
-        </w:tc>
-        <w:tc>
-          <w:tcPr/>
-          <w:p>
-            <w:pPr>
-              <w:pStyle w:val="Compact"/>
-              <w:jc w:val="left"/>
-            </w:pPr>
-            <w:r>
-              <w:t xml:space="preserve">ICRV_j × FSTS</w:t>
-            </w:r>
-          </w:p>
-        </w:tc>
-        <w:tc>
-          <w:tcPr/>
-          <w:p>
-            <w:pPr>
-              <w:pStyle w:val="Compact"/>
-              <w:jc w:val="left"/>
-            </w:pPr>
-            <w:r>
-              <w:t xml:space="preserve">TP gradient; Nhóm VI gánh nặng tắt buộc</w:t>
-            </w:r>
-          </w:p>
-        </w:tc>
-        <w:tc>
-          <w:tcPr/>
-          <w:p>
-            <w:pPr>
-              <w:pStyle w:val="Compact"/>
-              <w:jc w:val="left"/>
-            </w:pPr>
-            <w:r>
-              <w:t xml:space="preserve">Phân tán LP tăng theo chế độ (CĐ1)</w:t>
+              <w:t xml:space="preserve">H4a</w:t>
+            </w:r>
+          </w:p>
+        </w:tc>
+        <w:tc>
+          <w:tcPr/>
+          <w:p>
+            <w:pPr>
+              <w:pStyle w:val="Compact"/>
+              <w:jc w:val="left"/>
+            </w:pPr>
+            <w:r>
+              <w:t xml:space="preserve">Kinh nghiệm QL điều tiết</w:t>
+            </w:r>
+          </w:p>
+        </w:tc>
+        <w:tc>
+          <w:tcPr/>
+          <w:p>
+            <w:pPr>
+              <w:pStyle w:val="Compact"/>
+              <w:jc w:val="left"/>
+            </w:pPr>
+            <w:r>
+              <w:t xml:space="preserve">Upper Echelons</w:t>
+            </w:r>
+          </w:p>
+        </w:tc>
+        <w:tc>
+          <w:tcPr/>
+          <w:p>
+            <w:pPr>
+              <w:pStyle w:val="Compact"/>
+              <w:jc w:val="left"/>
+            </w:pPr>
+            <w:r>
+              <w:t xml:space="preserve">exp_manager, FSTS×exp</w:t>
+            </w:r>
+          </w:p>
+        </w:tc>
+        <w:tc>
+          <w:tcPr/>
+          <w:p>
+            <w:pPr>
+              <w:pStyle w:val="Compact"/>
+              <w:jc w:val="left"/>
+            </w:pPr>
+            <w:r>
+              <w:t xml:space="preserve">β(FSTS×exp) &gt; 0 (δ_exp &gt; 0)</w:t>
+            </w:r>
+          </w:p>
+        </w:tc>
+        <w:tc>
+          <w:tcPr/>
+          <w:p>
+            <w:pPr>
+              <w:pStyle w:val="Compact"/>
+              <w:jc w:val="left"/>
+            </w:pPr>
+            <w:r>
+              <w:t xml:space="preserve">(WBES b5)</w:t>
             </w:r>
           </w:p>
         </w:tc>
@@ -6848,6 +7919,228 @@
               <w:jc w:val="left"/>
             </w:pPr>
             <w:r>
+              <w:t xml:space="preserve">H4b</w:t>
+            </w:r>
+          </w:p>
+        </w:tc>
+        <w:tc>
+          <w:tcPr/>
+          <w:p>
+            <w:pPr>
+              <w:pStyle w:val="Compact"/>
+              <w:jc w:val="left"/>
+            </w:pPr>
+            <w:r>
+              <w:t xml:space="preserve">Học vấn QL điều tiết</w:t>
+            </w:r>
+          </w:p>
+        </w:tc>
+        <w:tc>
+          <w:tcPr/>
+          <w:p>
+            <w:pPr>
+              <w:pStyle w:val="Compact"/>
+              <w:jc w:val="left"/>
+            </w:pPr>
+            <w:r>
+              <w:t xml:space="preserve">Upper Echelons</w:t>
+            </w:r>
+          </w:p>
+        </w:tc>
+        <w:tc>
+          <w:tcPr/>
+          <w:p>
+            <w:pPr>
+              <w:pStyle w:val="Compact"/>
+              <w:jc w:val="left"/>
+            </w:pPr>
+            <w:r>
+              <w:t xml:space="preserve">educ_manager, FSTS×educ</w:t>
+            </w:r>
+          </w:p>
+        </w:tc>
+        <w:tc>
+          <w:tcPr/>
+          <w:p>
+            <w:pPr>
+              <w:pStyle w:val="Compact"/>
+              <w:jc w:val="left"/>
+            </w:pPr>
+            <w:r>
+              <w:t xml:space="preserve">β(FSTS×educ) &gt; 0 (δ_educ &gt; 0)</w:t>
+            </w:r>
+          </w:p>
+        </w:tc>
+        <w:tc>
+          <w:tcPr/>
+          <w:p>
+            <w:pPr>
+              <w:pStyle w:val="Compact"/>
+              <w:jc w:val="left"/>
+            </w:pPr>
+            <w:r>
+              <w:t xml:space="preserve">(WBES b7a)</w:t>
+            </w:r>
+          </w:p>
+        </w:tc>
+      </w:tr>
+      <w:tr>
+        <w:tc>
+          <w:tcPr/>
+          <w:p>
+            <w:pPr>
+              <w:pStyle w:val="Compact"/>
+              <w:jc w:val="left"/>
+            </w:pPr>
+            <w:r>
+              <w:t xml:space="preserve">H4c</w:t>
+            </w:r>
+          </w:p>
+        </w:tc>
+        <w:tc>
+          <w:tcPr/>
+          <w:p>
+            <w:pPr>
+              <w:pStyle w:val="Compact"/>
+              <w:jc w:val="left"/>
+            </w:pPr>
+            <w:r>
+              <w:t xml:space="preserve">Giới tính QL — khám phá</w:t>
+            </w:r>
+          </w:p>
+        </w:tc>
+        <w:tc>
+          <w:tcPr/>
+          <w:p>
+            <w:pPr>
+              <w:pStyle w:val="Compact"/>
+              <w:jc w:val="left"/>
+            </w:pPr>
+            <w:r>
+              <w:t xml:space="preserve">Upper Echelons</w:t>
+            </w:r>
+          </w:p>
+        </w:tc>
+        <w:tc>
+          <w:tcPr/>
+          <w:p>
+            <w:pPr>
+              <w:pStyle w:val="Compact"/>
+              <w:jc w:val="left"/>
+            </w:pPr>
+            <w:r>
+              <w:t xml:space="preserve">gender_manager, FSTS×gender</w:t>
+            </w:r>
+          </w:p>
+        </w:tc>
+        <w:tc>
+          <w:tcPr/>
+          <w:p>
+            <w:pPr>
+              <w:pStyle w:val="Compact"/>
+              <w:jc w:val="left"/>
+            </w:pPr>
+            <w:r>
+              <w:t xml:space="preserve">Exploratory, two-sided</w:t>
+            </w:r>
+          </w:p>
+        </w:tc>
+        <w:tc>
+          <w:tcPr/>
+          <w:p>
+            <w:pPr>
+              <w:pStyle w:val="Compact"/>
+              <w:jc w:val="left"/>
+            </w:pPr>
+            <w:r>
+              <w:t xml:space="preserve">(WBES b7)</w:t>
+            </w:r>
+          </w:p>
+        </w:tc>
+      </w:tr>
+      <w:tr>
+        <w:tc>
+          <w:tcPr/>
+          <w:p>
+            <w:pPr>
+              <w:pStyle w:val="Compact"/>
+              <w:jc w:val="left"/>
+            </w:pPr>
+            <w:r>
+              <w:t xml:space="preserve">H5</w:t>
+            </w:r>
+          </w:p>
+        </w:tc>
+        <w:tc>
+          <w:tcPr/>
+          <w:p>
+            <w:pPr>
+              <w:pStyle w:val="Compact"/>
+              <w:jc w:val="left"/>
+            </w:pPr>
+            <w:r>
+              <w:t xml:space="preserve">Gradient ICRV</w:t>
+            </w:r>
+          </w:p>
+        </w:tc>
+        <w:tc>
+          <w:tcPr/>
+          <w:p>
+            <w:pPr>
+              <w:pStyle w:val="Compact"/>
+              <w:jc w:val="left"/>
+            </w:pPr>
+            <w:r>
+              <w:t xml:space="preserve">Institutional Theory</w:t>
+            </w:r>
+          </w:p>
+        </w:tc>
+        <w:tc>
+          <w:tcPr/>
+          <w:p>
+            <w:pPr>
+              <w:pStyle w:val="Compact"/>
+              <w:jc w:val="left"/>
+            </w:pPr>
+            <w:r>
+              <w:t xml:space="preserve">ICRV_j × FSTS</w:t>
+            </w:r>
+          </w:p>
+        </w:tc>
+        <w:tc>
+          <w:tcPr/>
+          <w:p>
+            <w:pPr>
+              <w:pStyle w:val="Compact"/>
+              <w:jc w:val="left"/>
+            </w:pPr>
+            <w:r>
+              <w:t xml:space="preserve">TP gradient; Nhóm VI gánh nặng tắt buộc</w:t>
+            </w:r>
+          </w:p>
+        </w:tc>
+        <w:tc>
+          <w:tcPr/>
+          <w:p>
+            <w:pPr>
+              <w:pStyle w:val="Compact"/>
+              <w:jc w:val="left"/>
+            </w:pPr>
+            <w:r>
+              <w:t xml:space="preserve">Phân tán LP tăng theo chế độ (CĐ1)</w:t>
+            </w:r>
+          </w:p>
+        </w:tc>
+      </w:tr>
+      <w:tr>
+        <w:tc>
+          <w:tcPr/>
+          <w:p>
+            <w:pPr>
+              <w:pStyle w:val="Compact"/>
+              <w:jc w:val="left"/>
+            </w:pPr>
+            <w:r>
               <w:t xml:space="preserve">H6</w:t>
             </w:r>
           </w:p>
@@ -6919,7 +8212,7 @@
         <w:pStyle w:val="BodyText"/>
       </w:pPr>
       <w:r>
-        <w:t xml:space="preserve">Sáu giả thuyết tạo thành hệ thống logic nhất quán: H1 (phi tuyến) là trọng tâm; H2 (TCI) và H3 (DAI) phân rã cơ chế năng lực doanh nghiệp; H4 (Quản trị) bổ sung tầng Upper Echelons; H5 (ICRV gradient) là tầng thể chế bao trùm; H6 (Thời gian) là tầng động.</w:t>
+        <w:t xml:space="preserve">Chín giả thuyết (H1a–H1b, H2, H3a–H3b với H3c distinctiveness, H4a–H4c, H5, H6) tạo thành hệ thống logic nhất quán: H1a/H1b (phi tuyến — biên tham gia vs biên cường độ) là trọng tâm; H2 (TCI nâng mặt bằng) và H3a/H3b (DAI phụ thuộc regime) phân rã cơ chế năng lực doanh nghiệp với dấu kỳ vọng khác nhau theo ngữ cảnh; H4a–H4c (Quản trị) bổ sung tầng Upper Echelons với dấu kỳ vọng phân biệt theo đặc điểm nhà quản trị; H5 (ICRV gradient) là tầng thể chế bao trùm; H6 (Thời gian) là tầng động.</w:t>
       </w:r>
     </w:p>
     <w:p>
@@ -7377,13 +8670,13 @@
       </w:r>
     </w:p>
     <w:bookmarkEnd w:id="69"/>
-    <w:bookmarkStart w:id="70" w:name="m5---điều-tiết-nhà-quản-trị-kiểm-định-h4"/>
+    <w:bookmarkStart w:id="70" w:name="X06f71524788155e2ebf216bcee5f2e32a6c0cd5"/>
     <w:p>
       <w:pPr>
         <w:pStyle w:val="Heading5"/>
       </w:pPr>
       <w:r>
-        <w:t xml:space="preserve">M5 — + Điều tiết nhà quản trị (kiểm định H4)</w:t>
+        <w:t xml:space="preserve">M5 — + Điều tiết nhà quản trị (kiểm định H4a/H4b/H4c)</w:t>
       </w:r>
     </w:p>
     <w:p>
@@ -7449,13 +8742,13 @@
         <w:pStyle w:val="BodyText"/>
       </w:pPr>
       <w:r>
-        <w:t xml:space="preserve">Biến Manager theo thứ tự ưu tiên: exp_manager (b5) — biến chính; educ_manager (b7a) — biến phụ; gender_manager (b7) — khám phá.</w:t>
-      </w:r>
-      <w:r>
-        <w:t xml:space="preserve"> </w:t>
-      </w:r>
-      <w:r>
-        <w:t xml:space="preserve">Kỳ vọng: β₄(FSTS×exp_manager) &gt; 0.</w:t>
+        <w:t xml:space="preserve">Biến Manager theo thứ tự ưu tiên: exp_manager (b5, H4a) — biến chính với kỳ vọng β₄ &gt; 0; educ_manager (b7a, H4b) — biến phụ với kỳ vọng β₄ &gt; 0; gender_manager (b7, H4c) — khám phá, kiểm định two-sided.</w:t>
+      </w:r>
+      <w:r>
+        <w:t xml:space="preserve"> </w:t>
+      </w:r>
+      <w:r>
+        <w:t xml:space="preserve">Kỳ vọng: β₄(FSTS×exp_manager) &gt; 0 [H4a]; β₄(FSTS×educ_manager) &gt; 0 [H4b]; β₄(FSTS×gender_manager) — không có kỳ vọng tiên nghiệm [H4c].</w:t>
       </w:r>
     </w:p>
     <w:bookmarkEnd w:id="70"/>
@@ -8379,19 +9672,19 @@
               <w:jc w:val="left"/>
             </w:pPr>
             <w:r>
-              <w:t xml:space="preserve">H3</w:t>
-            </w:r>
-          </w:p>
-        </w:tc>
-        <w:tc>
-          <w:tcPr/>
-          <w:p>
-            <w:pPr>
-              <w:pStyle w:val="Compact"/>
-              <w:jc w:val="left"/>
-            </w:pPr>
-            <w:r>
-              <w:t xml:space="preserve">β₅ &gt; 0 Nhóm I; IV check</w:t>
+              <w:t xml:space="preserve">H3a/H3b</w:t>
+            </w:r>
+          </w:p>
+        </w:tc>
+        <w:tc>
+          <w:tcPr/>
+          <w:p>
+            <w:pPr>
+              <w:pStyle w:val="Compact"/>
+              <w:jc w:val="left"/>
+            </w:pPr>
+            <w:r>
+              <w:t xml:space="preserve">H3a: β(FSTS×DAI) &gt; 0 Nhóm III–V; H3b: β(FSTS²×DAI) &gt; 0 ở FSTS cao Nhóm I</w:t>
             </w:r>
           </w:p>
         </w:tc>
@@ -8429,19 +9722,19 @@
               <w:jc w:val="left"/>
             </w:pPr>
             <w:r>
-              <w:t xml:space="preserve">H4</w:t>
-            </w:r>
-          </w:p>
-        </w:tc>
-        <w:tc>
-          <w:tcPr/>
-          <w:p>
-            <w:pPr>
-              <w:pStyle w:val="Compact"/>
-              <w:jc w:val="left"/>
-            </w:pPr>
-            <w:r>
-              <w:t xml:space="preserve">β₄(FSTS×exp) &gt; 0</w:t>
+              <w:t xml:space="preserve">H4a/H4b/H4c</w:t>
+            </w:r>
+          </w:p>
+        </w:tc>
+        <w:tc>
+          <w:tcPr/>
+          <w:p>
+            <w:pPr>
+              <w:pStyle w:val="Compact"/>
+              <w:jc w:val="left"/>
+            </w:pPr>
+            <w:r>
+              <w:t xml:space="preserve">H4a: β₄(FSTS×exp) &gt; 0; H4b: β₄(FSTS×educ) &gt; 0; H4c: two-sided</w:t>
             </w:r>
           </w:p>
         </w:tc>
@@ -11187,7 +12480,7 @@
         <w:pStyle w:val="BodyText"/>
       </w:pPr>
       <w:r>
-        <w:t xml:space="preserve">Kết quả dự kiến từ bằng chứng neo đậu: H1 (phi tuyến) xác nhận chữ U ngược ở hầu hết nhóm ICRV với gradient điểm uốn từ Nhóm I đến Nhóm VI; H2 (TCI nâng mặt bằng) TCI dương bền vững và nhân quả; H3 (DAI tình huống) FSTS²×DAI dương trong Nhóm I, phụ thuộc chọn lựa trong Nhóm IV; H4 (Quản trị) exp_manager×FSTS dương; H5 (ICRV gradient) điểm uốn gradient từ Nhóm I đến VI, Nhóm VI gánh nặng tắt buộc; H6 (Thời gian) DAI dịch chuyển 2009→2023, TCI tăng cường theo thời gian.</w:t>
+        <w:t xml:space="preserve">Kết quả dự kiến từ bằng chứng neo đậu: H1 (phi tuyến) xác nhận chữ U ngược ở hầu hết nhóm ICRV với gradient điểm uốn từ Nhóm I đến Nhóm VI; H2 (TCI nâng mặt bằng) TCI dương bền vững và nhân quả; H3a (DAI Emerging/Frontier) khám phá; H3b (DAI Advanced) β(FSTS²×DAI) dương trong Nhóm I (P4 xác nhận), null/phụ thuộc chọn lựa trong Nhóm IV (P3 IV null); H4a (Kinh nghiệm QL) exp_manager×FSTS dương; H4b (Học vấn QL) educ_manager×FSTS dương; H4c (Giới tính) exploratory; H5 (ICRV gradient) điểm uốn gradient từ Nhóm I đến VI, Nhóm VI gánh nặng tắt buộc; H6 (Thời gian) DAI dịch chuyển 2009→2023, TCI tăng cường theo thời gian.</w:t>
       </w:r>
     </w:p>
     <w:p>
@@ -11297,7 +12590,7 @@
         <w:pStyle w:val="BodyText"/>
       </w:pPr>
       <w:r>
-        <w:t xml:space="preserve">Thứ tư, biến nhà quản trị trong H4 bị hạn chế do WBES không đo khoảng cách tâm lý, gắn kết mạng lưới quốc tế, hay cấu trúc hội đồng quản trị đầy đủ. Kiểm định H4 vì vậy là</w:t>
+        <w:t xml:space="preserve">Thứ tư, biến nhà quản trị trong H4a–H4c bị hạn chế do WBES không đo khoảng cách tâm lý, gắn kết mạng lưới quốc tế, hay cấu trúc hội đồng quản trị đầy đủ. Kiểm định H4a–H4c vì vậy là</w:t>
       </w:r>
       <w:r>
         <w:t xml:space="preserve"> </w:t>
@@ -13210,7 +14503,7 @@
       </w:r>
     </w:p>
     <w:bookmarkEnd w:id="124"/>
-    <w:bookmarkStart w:id="128" w:name="phụ-lục"/>
+    <w:bookmarkStart w:id="129" w:name="phụ-lục"/>
     <w:p>
       <w:pPr>
         <w:pStyle w:val="Heading2"/>
@@ -13399,8 +14692,977 @@
       </w:r>
     </w:p>
     <w:bookmarkEnd w:id="127"/>
+    <w:bookmarkStart w:id="128" w:name="Xd529ac992b128dceb2ea262f8c2f50bab89d9c2"/>
+    <w:p>
+      <w:pPr>
+        <w:pStyle w:val="Heading3"/>
+      </w:pPr>
+      <w:r>
+        <w:t xml:space="preserve">Phụ lục D — Đặc tả Stata: Sai số chuẩn cluster</w:t>
+      </w:r>
+    </w:p>
+    <w:p>
+      <w:pPr>
+        <w:pStyle w:val="FirstParagraph"/>
+      </w:pPr>
+      <w:r>
+        <w:t xml:space="preserve">Toàn bộ pipeline phân tích sử dụng Stata 18. Mô hình chuẩn (Mục 6.4) dùng HC1 robust SE cho điều chỉnh phương sai không đồng nhất cấp doanh nghiệp. Để kiểm định độ vững với clustering ở cấp quốc gia × ngành (country × industry cluster), thêm bước sau trước khi chạy mô hình hồi quy:</w:t>
+      </w:r>
+    </w:p>
+    <w:p>
+      <w:pPr>
+        <w:pStyle w:val="SourceCode"/>
+      </w:pPr>
+      <w:r>
+        <w:rPr>
+          <w:rStyle w:val="NormalTok"/>
+        </w:rPr>
+        <w:t xml:space="preserve">* === Tạo biến </w:t>
+      </w:r>
+      <w:r>
+        <w:rPr>
+          <w:rStyle w:val="KeywordTok"/>
+        </w:rPr>
+        <w:t xml:space="preserve">cluster</w:t>
+      </w:r>
+      <w:r>
+        <w:rPr>
+          <w:rStyle w:val="NormalTok"/>
+        </w:rPr>
+        <w:t xml:space="preserve"> country × industry ===</w:t>
+      </w:r>
+      <w:r>
+        <w:br/>
+      </w:r>
+      <w:r>
+        <w:rPr>
+          <w:rStyle w:val="KeywordTok"/>
+        </w:rPr>
+        <w:t xml:space="preserve">gen</w:t>
+      </w:r>
+      <w:r>
+        <w:rPr>
+          <w:rStyle w:val="NormalTok"/>
+        </w:rPr>
+        <w:t xml:space="preserve"> cluster_id = country_iso3 + </w:t>
+      </w:r>
+      <w:r>
+        <w:rPr>
+          <w:rStyle w:val="StringTok"/>
+        </w:rPr>
+        <w:t xml:space="preserve">"_"</w:t>
+      </w:r>
+      <w:r>
+        <w:rPr>
+          <w:rStyle w:val="NormalTok"/>
+        </w:rPr>
+        <w:t xml:space="preserve"> + </w:t>
+      </w:r>
+      <w:r>
+        <w:rPr>
+          <w:rStyle w:val="FunctionTok"/>
+        </w:rPr>
+        <w:t xml:space="preserve">string</w:t>
+      </w:r>
+      <w:r>
+        <w:rPr>
+          <w:rStyle w:val="NormalTok"/>
+        </w:rPr>
+        <w:t xml:space="preserve">(sector_main)</w:t>
+      </w:r>
+      <w:r>
+        <w:br/>
+      </w:r>
+      <w:r>
+        <w:br/>
+      </w:r>
+      <w:r>
+        <w:rPr>
+          <w:rStyle w:val="NormalTok"/>
+        </w:rPr>
+        <w:t xml:space="preserve">* === M1 với </w:t>
+      </w:r>
+      <w:r>
+        <w:rPr>
+          <w:rStyle w:val="KeywordTok"/>
+        </w:rPr>
+        <w:t xml:space="preserve">cluster</w:t>
+      </w:r>
+      <w:r>
+        <w:rPr>
+          <w:rStyle w:val="NormalTok"/>
+        </w:rPr>
+        <w:t xml:space="preserve"> </w:t>
+      </w:r>
+      <w:r>
+        <w:rPr>
+          <w:rStyle w:val="KeywordTok"/>
+        </w:rPr>
+        <w:t xml:space="preserve">SE</w:t>
+      </w:r>
+      <w:r>
+        <w:rPr>
+          <w:rStyle w:val="NormalTok"/>
+        </w:rPr>
+        <w:t xml:space="preserve"> (kiểm định H1) ===</w:t>
+      </w:r>
+      <w:r>
+        <w:br/>
+      </w:r>
+      <w:r>
+        <w:rPr>
+          <w:rStyle w:val="KeywordTok"/>
+        </w:rPr>
+        <w:t xml:space="preserve">reg</w:t>
+      </w:r>
+      <w:r>
+        <w:rPr>
+          <w:rStyle w:val="NormalTok"/>
+        </w:rPr>
+        <w:t xml:space="preserve"> ln_lp fsts_c fsts_c2 ln_emp firm_age foreign_own i.country i.</w:t>
+      </w:r>
+      <w:r>
+        <w:rPr>
+          <w:rStyle w:val="FunctionTok"/>
+        </w:rPr>
+        <w:t xml:space="preserve">year</w:t>
+      </w:r>
+      <w:r>
+        <w:rPr>
+          <w:rStyle w:val="NormalTok"/>
+        </w:rPr>
+        <w:t xml:space="preserve">, </w:t>
+      </w:r>
+      <w:r>
+        <w:rPr>
+          <w:rStyle w:val="CommentTok"/>
+        </w:rPr>
+        <w:t xml:space="preserve">///</w:t>
+      </w:r>
+      <w:r>
+        <w:br/>
+      </w:r>
+      <w:r>
+        <w:rPr>
+          <w:rStyle w:val="NormalTok"/>
+        </w:rPr>
+        <w:t xml:space="preserve">    </w:t>
+      </w:r>
+      <w:r>
+        <w:rPr>
+          <w:rStyle w:val="KeywordTok"/>
+        </w:rPr>
+        <w:t xml:space="preserve">vce</w:t>
+      </w:r>
+      <w:r>
+        <w:rPr>
+          <w:rStyle w:val="NormalTok"/>
+        </w:rPr>
+        <w:t xml:space="preserve">(</w:t>
+      </w:r>
+      <w:r>
+        <w:rPr>
+          <w:rStyle w:val="KeywordTok"/>
+        </w:rPr>
+        <w:t xml:space="preserve">cluster</w:t>
+      </w:r>
+      <w:r>
+        <w:rPr>
+          <w:rStyle w:val="NormalTok"/>
+        </w:rPr>
+        <w:t xml:space="preserve"> cluster_id)</w:t>
+      </w:r>
+      <w:r>
+        <w:br/>
+      </w:r>
+      <w:r>
+        <w:br/>
+      </w:r>
+      <w:r>
+        <w:rPr>
+          <w:rStyle w:val="NormalTok"/>
+        </w:rPr>
+        <w:t xml:space="preserve">* === M2 với </w:t>
+      </w:r>
+      <w:r>
+        <w:rPr>
+          <w:rStyle w:val="KeywordTok"/>
+        </w:rPr>
+        <w:t xml:space="preserve">cluster</w:t>
+      </w:r>
+      <w:r>
+        <w:rPr>
+          <w:rStyle w:val="NormalTok"/>
+        </w:rPr>
+        <w:t xml:space="preserve"> </w:t>
+      </w:r>
+      <w:r>
+        <w:rPr>
+          <w:rStyle w:val="KeywordTok"/>
+        </w:rPr>
+        <w:t xml:space="preserve">SE</w:t>
+      </w:r>
+      <w:r>
+        <w:rPr>
+          <w:rStyle w:val="NormalTok"/>
+        </w:rPr>
+        <w:t xml:space="preserve"> (kiểm định H2: TCI) ===</w:t>
+      </w:r>
+      <w:r>
+        <w:br/>
+      </w:r>
+      <w:r>
+        <w:rPr>
+          <w:rStyle w:val="KeywordTok"/>
+        </w:rPr>
+        <w:t xml:space="preserve">reg</w:t>
+      </w:r>
+      <w:r>
+        <w:rPr>
+          <w:rStyle w:val="NormalTok"/>
+        </w:rPr>
+        <w:t xml:space="preserve"> ln_lp fsts_c fsts_c2 tci_z c.fsts_c#c.tci_z </w:t>
+      </w:r>
+      <w:r>
+        <w:rPr>
+          <w:rStyle w:val="CommentTok"/>
+        </w:rPr>
+        <w:t xml:space="preserve">///</w:t>
+      </w:r>
+      <w:r>
+        <w:br/>
+      </w:r>
+      <w:r>
+        <w:rPr>
+          <w:rStyle w:val="NormalTok"/>
+        </w:rPr>
+        <w:t xml:space="preserve">    ln_emp firm_age foreign_own i.country i.</w:t>
+      </w:r>
+      <w:r>
+        <w:rPr>
+          <w:rStyle w:val="FunctionTok"/>
+        </w:rPr>
+        <w:t xml:space="preserve">year</w:t>
+      </w:r>
+      <w:r>
+        <w:rPr>
+          <w:rStyle w:val="NormalTok"/>
+        </w:rPr>
+        <w:t xml:space="preserve">, </w:t>
+      </w:r>
+      <w:r>
+        <w:rPr>
+          <w:rStyle w:val="CommentTok"/>
+        </w:rPr>
+        <w:t xml:space="preserve">///</w:t>
+      </w:r>
+      <w:r>
+        <w:br/>
+      </w:r>
+      <w:r>
+        <w:rPr>
+          <w:rStyle w:val="NormalTok"/>
+        </w:rPr>
+        <w:t xml:space="preserve">    </w:t>
+      </w:r>
+      <w:r>
+        <w:rPr>
+          <w:rStyle w:val="KeywordTok"/>
+        </w:rPr>
+        <w:t xml:space="preserve">vce</w:t>
+      </w:r>
+      <w:r>
+        <w:rPr>
+          <w:rStyle w:val="NormalTok"/>
+        </w:rPr>
+        <w:t xml:space="preserve">(</w:t>
+      </w:r>
+      <w:r>
+        <w:rPr>
+          <w:rStyle w:val="KeywordTok"/>
+        </w:rPr>
+        <w:t xml:space="preserve">cluster</w:t>
+      </w:r>
+      <w:r>
+        <w:rPr>
+          <w:rStyle w:val="NormalTok"/>
+        </w:rPr>
+        <w:t xml:space="preserve"> cluster_id)</w:t>
+      </w:r>
+      <w:r>
+        <w:br/>
+      </w:r>
+      <w:r>
+        <w:br/>
+      </w:r>
+      <w:r>
+        <w:rPr>
+          <w:rStyle w:val="NormalTok"/>
+        </w:rPr>
+        <w:t xml:space="preserve">* === M3 với </w:t>
+      </w:r>
+      <w:r>
+        <w:rPr>
+          <w:rStyle w:val="KeywordTok"/>
+        </w:rPr>
+        <w:t xml:space="preserve">cluster</w:t>
+      </w:r>
+      <w:r>
+        <w:rPr>
+          <w:rStyle w:val="NormalTok"/>
+        </w:rPr>
+        <w:t xml:space="preserve"> </w:t>
+      </w:r>
+      <w:r>
+        <w:rPr>
+          <w:rStyle w:val="KeywordTok"/>
+        </w:rPr>
+        <w:t xml:space="preserve">SE</w:t>
+      </w:r>
+      <w:r>
+        <w:rPr>
+          <w:rStyle w:val="NormalTok"/>
+        </w:rPr>
+        <w:t xml:space="preserve"> (kiểm định H3: DAI) ===</w:t>
+      </w:r>
+      <w:r>
+        <w:br/>
+      </w:r>
+      <w:r>
+        <w:rPr>
+          <w:rStyle w:val="KeywordTok"/>
+        </w:rPr>
+        <w:t xml:space="preserve">reg</w:t>
+      </w:r>
+      <w:r>
+        <w:rPr>
+          <w:rStyle w:val="NormalTok"/>
+        </w:rPr>
+        <w:t xml:space="preserve"> ln_lp fsts_c fsts_c2 dai_z c.fsts_c#c.dai_z c.fsts_c2#c.dai_z </w:t>
+      </w:r>
+      <w:r>
+        <w:rPr>
+          <w:rStyle w:val="CommentTok"/>
+        </w:rPr>
+        <w:t xml:space="preserve">///</w:t>
+      </w:r>
+      <w:r>
+        <w:br/>
+      </w:r>
+      <w:r>
+        <w:rPr>
+          <w:rStyle w:val="NormalTok"/>
+        </w:rPr>
+        <w:t xml:space="preserve">    ln_emp firm_age foreign_own i.country i.</w:t>
+      </w:r>
+      <w:r>
+        <w:rPr>
+          <w:rStyle w:val="FunctionTok"/>
+        </w:rPr>
+        <w:t xml:space="preserve">year</w:t>
+      </w:r>
+      <w:r>
+        <w:rPr>
+          <w:rStyle w:val="NormalTok"/>
+        </w:rPr>
+        <w:t xml:space="preserve">, </w:t>
+      </w:r>
+      <w:r>
+        <w:rPr>
+          <w:rStyle w:val="CommentTok"/>
+        </w:rPr>
+        <w:t xml:space="preserve">///</w:t>
+      </w:r>
+      <w:r>
+        <w:br/>
+      </w:r>
+      <w:r>
+        <w:rPr>
+          <w:rStyle w:val="NormalTok"/>
+        </w:rPr>
+        <w:t xml:space="preserve">    </w:t>
+      </w:r>
+      <w:r>
+        <w:rPr>
+          <w:rStyle w:val="KeywordTok"/>
+        </w:rPr>
+        <w:t xml:space="preserve">vce</w:t>
+      </w:r>
+      <w:r>
+        <w:rPr>
+          <w:rStyle w:val="NormalTok"/>
+        </w:rPr>
+        <w:t xml:space="preserve">(</w:t>
+      </w:r>
+      <w:r>
+        <w:rPr>
+          <w:rStyle w:val="KeywordTok"/>
+        </w:rPr>
+        <w:t xml:space="preserve">cluster</w:t>
+      </w:r>
+      <w:r>
+        <w:rPr>
+          <w:rStyle w:val="NormalTok"/>
+        </w:rPr>
+        <w:t xml:space="preserve"> cluster_id)</w:t>
+      </w:r>
+      <w:r>
+        <w:br/>
+      </w:r>
+      <w:r>
+        <w:br/>
+      </w:r>
+      <w:r>
+        <w:rPr>
+          <w:rStyle w:val="NormalTok"/>
+        </w:rPr>
+        <w:t xml:space="preserve">* === M5 với </w:t>
+      </w:r>
+      <w:r>
+        <w:rPr>
+          <w:rStyle w:val="KeywordTok"/>
+        </w:rPr>
+        <w:t xml:space="preserve">cluster</w:t>
+      </w:r>
+      <w:r>
+        <w:rPr>
+          <w:rStyle w:val="NormalTok"/>
+        </w:rPr>
+        <w:t xml:space="preserve"> </w:t>
+      </w:r>
+      <w:r>
+        <w:rPr>
+          <w:rStyle w:val="KeywordTok"/>
+        </w:rPr>
+        <w:t xml:space="preserve">SE</w:t>
+      </w:r>
+      <w:r>
+        <w:rPr>
+          <w:rStyle w:val="NormalTok"/>
+        </w:rPr>
+        <w:t xml:space="preserve"> (kiểm định H4a–H4c) ===</w:t>
+      </w:r>
+      <w:r>
+        <w:br/>
+      </w:r>
+      <w:r>
+        <w:rPr>
+          <w:rStyle w:val="NormalTok"/>
+        </w:rPr>
+        <w:t xml:space="preserve">* H4a: kinh nghiệm</w:t>
+      </w:r>
+      <w:r>
+        <w:br/>
+      </w:r>
+      <w:r>
+        <w:rPr>
+          <w:rStyle w:val="KeywordTok"/>
+        </w:rPr>
+        <w:t xml:space="preserve">reg</w:t>
+      </w:r>
+      <w:r>
+        <w:rPr>
+          <w:rStyle w:val="NormalTok"/>
+        </w:rPr>
+        <w:t xml:space="preserve"> ln_lp fsts_c fsts_c2 exp_manager c.fsts_c#c.exp_manager </w:t>
+      </w:r>
+      <w:r>
+        <w:rPr>
+          <w:rStyle w:val="CommentTok"/>
+        </w:rPr>
+        <w:t xml:space="preserve">///</w:t>
+      </w:r>
+      <w:r>
+        <w:br/>
+      </w:r>
+      <w:r>
+        <w:rPr>
+          <w:rStyle w:val="NormalTok"/>
+        </w:rPr>
+        <w:t xml:space="preserve">    ln_emp firm_age foreign_own i.country i.</w:t>
+      </w:r>
+      <w:r>
+        <w:rPr>
+          <w:rStyle w:val="FunctionTok"/>
+        </w:rPr>
+        <w:t xml:space="preserve">year</w:t>
+      </w:r>
+      <w:r>
+        <w:rPr>
+          <w:rStyle w:val="NormalTok"/>
+        </w:rPr>
+        <w:t xml:space="preserve">, </w:t>
+      </w:r>
+      <w:r>
+        <w:rPr>
+          <w:rStyle w:val="CommentTok"/>
+        </w:rPr>
+        <w:t xml:space="preserve">///</w:t>
+      </w:r>
+      <w:r>
+        <w:br/>
+      </w:r>
+      <w:r>
+        <w:rPr>
+          <w:rStyle w:val="NormalTok"/>
+        </w:rPr>
+        <w:t xml:space="preserve">    </w:t>
+      </w:r>
+      <w:r>
+        <w:rPr>
+          <w:rStyle w:val="KeywordTok"/>
+        </w:rPr>
+        <w:t xml:space="preserve">vce</w:t>
+      </w:r>
+      <w:r>
+        <w:rPr>
+          <w:rStyle w:val="NormalTok"/>
+        </w:rPr>
+        <w:t xml:space="preserve">(</w:t>
+      </w:r>
+      <w:r>
+        <w:rPr>
+          <w:rStyle w:val="KeywordTok"/>
+        </w:rPr>
+        <w:t xml:space="preserve">cluster</w:t>
+      </w:r>
+      <w:r>
+        <w:rPr>
+          <w:rStyle w:val="NormalTok"/>
+        </w:rPr>
+        <w:t xml:space="preserve"> cluster_id)</w:t>
+      </w:r>
+      <w:r>
+        <w:br/>
+      </w:r>
+      <w:r>
+        <w:br/>
+      </w:r>
+      <w:r>
+        <w:rPr>
+          <w:rStyle w:val="NormalTok"/>
+        </w:rPr>
+        <w:t xml:space="preserve">* H4b: học vấn</w:t>
+      </w:r>
+      <w:r>
+        <w:br/>
+      </w:r>
+      <w:r>
+        <w:rPr>
+          <w:rStyle w:val="KeywordTok"/>
+        </w:rPr>
+        <w:t xml:space="preserve">reg</w:t>
+      </w:r>
+      <w:r>
+        <w:rPr>
+          <w:rStyle w:val="NormalTok"/>
+        </w:rPr>
+        <w:t xml:space="preserve"> ln_lp fsts_c fsts_c2 educ_manager c.fsts_c#c.educ_manager </w:t>
+      </w:r>
+      <w:r>
+        <w:rPr>
+          <w:rStyle w:val="CommentTok"/>
+        </w:rPr>
+        <w:t xml:space="preserve">///</w:t>
+      </w:r>
+      <w:r>
+        <w:br/>
+      </w:r>
+      <w:r>
+        <w:rPr>
+          <w:rStyle w:val="NormalTok"/>
+        </w:rPr>
+        <w:t xml:space="preserve">    ln_emp firm_age foreign_own i.country i.</w:t>
+      </w:r>
+      <w:r>
+        <w:rPr>
+          <w:rStyle w:val="FunctionTok"/>
+        </w:rPr>
+        <w:t xml:space="preserve">year</w:t>
+      </w:r>
+      <w:r>
+        <w:rPr>
+          <w:rStyle w:val="NormalTok"/>
+        </w:rPr>
+        <w:t xml:space="preserve">, </w:t>
+      </w:r>
+      <w:r>
+        <w:rPr>
+          <w:rStyle w:val="CommentTok"/>
+        </w:rPr>
+        <w:t xml:space="preserve">///</w:t>
+      </w:r>
+      <w:r>
+        <w:br/>
+      </w:r>
+      <w:r>
+        <w:rPr>
+          <w:rStyle w:val="NormalTok"/>
+        </w:rPr>
+        <w:t xml:space="preserve">    </w:t>
+      </w:r>
+      <w:r>
+        <w:rPr>
+          <w:rStyle w:val="KeywordTok"/>
+        </w:rPr>
+        <w:t xml:space="preserve">vce</w:t>
+      </w:r>
+      <w:r>
+        <w:rPr>
+          <w:rStyle w:val="NormalTok"/>
+        </w:rPr>
+        <w:t xml:space="preserve">(</w:t>
+      </w:r>
+      <w:r>
+        <w:rPr>
+          <w:rStyle w:val="KeywordTok"/>
+        </w:rPr>
+        <w:t xml:space="preserve">cluster</w:t>
+      </w:r>
+      <w:r>
+        <w:rPr>
+          <w:rStyle w:val="NormalTok"/>
+        </w:rPr>
+        <w:t xml:space="preserve"> cluster_id)</w:t>
+      </w:r>
+      <w:r>
+        <w:br/>
+      </w:r>
+      <w:r>
+        <w:br/>
+      </w:r>
+      <w:r>
+        <w:rPr>
+          <w:rStyle w:val="NormalTok"/>
+        </w:rPr>
+        <w:t xml:space="preserve">* H4c: giới tính (exploratory, </w:t>
+      </w:r>
+      <w:r>
+        <w:rPr>
+          <w:rStyle w:val="KeywordTok"/>
+        </w:rPr>
+        <w:t xml:space="preserve">two</w:t>
+      </w:r>
+      <w:r>
+        <w:rPr>
+          <w:rStyle w:val="NormalTok"/>
+        </w:rPr>
+        <w:t xml:space="preserve">-sided — không đặt kỳ vọng)</w:t>
+      </w:r>
+      <w:r>
+        <w:br/>
+      </w:r>
+      <w:r>
+        <w:rPr>
+          <w:rStyle w:val="KeywordTok"/>
+        </w:rPr>
+        <w:t xml:space="preserve">reg</w:t>
+      </w:r>
+      <w:r>
+        <w:rPr>
+          <w:rStyle w:val="NormalTok"/>
+        </w:rPr>
+        <w:t xml:space="preserve"> ln_lp fsts_c fsts_c2 gender_manager c.fsts_c#c.gender_manager </w:t>
+      </w:r>
+      <w:r>
+        <w:rPr>
+          <w:rStyle w:val="CommentTok"/>
+        </w:rPr>
+        <w:t xml:space="preserve">///</w:t>
+      </w:r>
+      <w:r>
+        <w:br/>
+      </w:r>
+      <w:r>
+        <w:rPr>
+          <w:rStyle w:val="NormalTok"/>
+        </w:rPr>
+        <w:t xml:space="preserve">    ln_emp firm_age foreign_own i.country i.</w:t>
+      </w:r>
+      <w:r>
+        <w:rPr>
+          <w:rStyle w:val="FunctionTok"/>
+        </w:rPr>
+        <w:t xml:space="preserve">year</w:t>
+      </w:r>
+      <w:r>
+        <w:rPr>
+          <w:rStyle w:val="NormalTok"/>
+        </w:rPr>
+        <w:t xml:space="preserve">, </w:t>
+      </w:r>
+      <w:r>
+        <w:rPr>
+          <w:rStyle w:val="CommentTok"/>
+        </w:rPr>
+        <w:t xml:space="preserve">///</w:t>
+      </w:r>
+      <w:r>
+        <w:br/>
+      </w:r>
+      <w:r>
+        <w:rPr>
+          <w:rStyle w:val="NormalTok"/>
+        </w:rPr>
+        <w:t xml:space="preserve">    </w:t>
+      </w:r>
+      <w:r>
+        <w:rPr>
+          <w:rStyle w:val="KeywordTok"/>
+        </w:rPr>
+        <w:t xml:space="preserve">vce</w:t>
+      </w:r>
+      <w:r>
+        <w:rPr>
+          <w:rStyle w:val="NormalTok"/>
+        </w:rPr>
+        <w:t xml:space="preserve">(</w:t>
+      </w:r>
+      <w:r>
+        <w:rPr>
+          <w:rStyle w:val="KeywordTok"/>
+        </w:rPr>
+        <w:t xml:space="preserve">cluster</w:t>
+      </w:r>
+      <w:r>
+        <w:rPr>
+          <w:rStyle w:val="NormalTok"/>
+        </w:rPr>
+        <w:t xml:space="preserve"> cluster_id)</w:t>
+      </w:r>
+      <w:r>
+        <w:br/>
+      </w:r>
+      <w:r>
+        <w:br/>
+      </w:r>
+      <w:r>
+        <w:rPr>
+          <w:rStyle w:val="NormalTok"/>
+        </w:rPr>
+        <w:t xml:space="preserve">* === Lind-Mehlum utest sau mỗi mô hình có FSTS² ===</w:t>
+      </w:r>
+      <w:r>
+        <w:br/>
+      </w:r>
+      <w:r>
+        <w:rPr>
+          <w:rStyle w:val="NormalTok"/>
+        </w:rPr>
+        <w:t xml:space="preserve">* (cài đặt: </w:t>
+      </w:r>
+      <w:r>
+        <w:rPr>
+          <w:rStyle w:val="KeywordTok"/>
+        </w:rPr>
+        <w:t xml:space="preserve">ssc</w:t>
+      </w:r>
+      <w:r>
+        <w:rPr>
+          <w:rStyle w:val="NormalTok"/>
+        </w:rPr>
+        <w:t xml:space="preserve"> install utest)</w:t>
+      </w:r>
+      <w:r>
+        <w:br/>
+      </w:r>
+      <w:r>
+        <w:rPr>
+          <w:rStyle w:val="NormalTok"/>
+        </w:rPr>
+        <w:t xml:space="preserve">utest fsts_c fsts_c2</w:t>
+      </w:r>
+      <w:r>
+        <w:br/>
+      </w:r>
+      <w:r>
+        <w:br/>
+      </w:r>
+      <w:r>
+        <w:rPr>
+          <w:rStyle w:val="NormalTok"/>
+        </w:rPr>
+        <w:t xml:space="preserve">* === Kiểm tra số </w:t>
+      </w:r>
+      <w:r>
+        <w:rPr>
+          <w:rStyle w:val="KeywordTok"/>
+        </w:rPr>
+        <w:t xml:space="preserve">cluster</w:t>
+      </w:r>
+      <w:r>
+        <w:rPr>
+          <w:rStyle w:val="NormalTok"/>
+        </w:rPr>
+        <w:t xml:space="preserve"> ===</w:t>
+      </w:r>
+      <w:r>
+        <w:br/>
+      </w:r>
+      <w:r>
+        <w:rPr>
+          <w:rStyle w:val="NormalTok"/>
+        </w:rPr>
+        <w:t xml:space="preserve">* Số </w:t>
+      </w:r>
+      <w:r>
+        <w:rPr>
+          <w:rStyle w:val="KeywordTok"/>
+        </w:rPr>
+        <w:t xml:space="preserve">cluster</w:t>
+      </w:r>
+      <w:r>
+        <w:rPr>
+          <w:rStyle w:val="NormalTok"/>
+        </w:rPr>
+        <w:t xml:space="preserve"> tối thiểu khuyến nghị: ≥ 50 (Cameron &amp; Miller, 2015)</w:t>
+      </w:r>
+      <w:r>
+        <w:br/>
+      </w:r>
+      <w:r>
+        <w:rPr>
+          <w:rStyle w:val="NormalTok"/>
+        </w:rPr>
+        <w:t xml:space="preserve">* Pool 47 quốc gia × 5 ngành chính ≈ 235 </w:t>
+      </w:r>
+      <w:r>
+        <w:rPr>
+          <w:rStyle w:val="KeywordTok"/>
+        </w:rPr>
+        <w:t xml:space="preserve">cluster</w:t>
+      </w:r>
+      <w:r>
+        <w:rPr>
+          <w:rStyle w:val="NormalTok"/>
+        </w:rPr>
+        <w:t xml:space="preserve"> → thỏa mãn</w:t>
+      </w:r>
+      <w:r>
+        <w:br/>
+      </w:r>
+      <w:r>
+        <w:rPr>
+          <w:rStyle w:val="KeywordTok"/>
+        </w:rPr>
+        <w:t xml:space="preserve">tab</w:t>
+      </w:r>
+      <w:r>
+        <w:rPr>
+          <w:rStyle w:val="NormalTok"/>
+        </w:rPr>
+        <w:t xml:space="preserve"> cluster_id </w:t>
+      </w:r>
+      <w:r>
+        <w:rPr>
+          <w:rStyle w:val="KeywordTok"/>
+        </w:rPr>
+        <w:t xml:space="preserve">if</w:t>
+      </w:r>
+      <w:r>
+        <w:rPr>
+          <w:rStyle w:val="NormalTok"/>
+        </w:rPr>
+        <w:t xml:space="preserve"> </w:t>
+      </w:r>
+      <w:r>
+        <w:rPr>
+          <w:rStyle w:val="FunctionTok"/>
+        </w:rPr>
+        <w:t xml:space="preserve">e</w:t>
+      </w:r>
+      <w:r>
+        <w:rPr>
+          <w:rStyle w:val="NormalTok"/>
+        </w:rPr>
+        <w:t xml:space="preserve">(</w:t>
+      </w:r>
+      <w:r>
+        <w:rPr>
+          <w:rStyle w:val="KeywordTok"/>
+        </w:rPr>
+        <w:t xml:space="preserve">sample</w:t>
+      </w:r>
+      <w:r>
+        <w:rPr>
+          <w:rStyle w:val="NormalTok"/>
+        </w:rPr>
+        <w:t xml:space="preserve">) == 1, </w:t>
+      </w:r>
+      <w:r>
+        <w:rPr>
+          <w:rStyle w:val="KeywordTok"/>
+        </w:rPr>
+        <w:t xml:space="preserve">sum</w:t>
+      </w:r>
+      <w:r>
+        <w:rPr>
+          <w:rStyle w:val="NormalTok"/>
+        </w:rPr>
+        <w:t xml:space="preserve">(ln_lp)</w:t>
+      </w:r>
+    </w:p>
+    <w:p>
+      <w:pPr>
+        <w:pStyle w:val="FirstParagraph"/>
+      </w:pPr>
+      <w:r>
+        <w:rPr>
+          <w:bCs/>
+          <w:b/>
+        </w:rPr>
+        <w:t xml:space="preserve">Lưu ý kỹ thuật</w:t>
+      </w:r>
+      <w:r>
+        <w:t xml:space="preserve">:</w:t>
+      </w:r>
+      <w:r>
+        <w:t xml:space="preserve"> </w:t>
+      </w:r>
+      <w:r>
+        <w:rPr>
+          <w:rStyle w:val="VerbatimChar"/>
+        </w:rPr>
+        <w:t xml:space="preserve">vce(cluster cluster_id)</w:t>
+      </w:r>
+      <w:r>
+        <w:t xml:space="preserve"> </w:t>
+      </w:r>
+      <w:r>
+        <w:t xml:space="preserve">điều chỉnh cho tương quan trong cùng nhóm quốc gia-ngành (intra-cluster correlation), khác với HC1 ở chỗ cho phép phương sai không đồng nhất lẫn tương quan trong cluster. Kết quả kỳ vọng: SE có thể tăng lên so với HC1 trong các cluster có nhiều doanh nghiệp tương tự (ví dụ, nhóm Ấn Độ sản xuất). Hệ số điểm ước lượng (point estimates) không thay đổi.</w:t>
+      </w:r>
+    </w:p>
+    <w:p>
+      <w:pPr>
+        <w:pStyle w:val="BodyText"/>
+      </w:pPr>
+      <w:r>
+        <w:rPr>
+          <w:bCs/>
+          <w:b/>
+        </w:rPr>
+        <w:t xml:space="preserve">Tham chiếu</w:t>
+      </w:r>
+      <w:r>
+        <w:t xml:space="preserve">: Cameron, A. C., &amp; Miller, D. L. (2015). A practitioner's guide to cluster-robust inference.</w:t>
+      </w:r>
+      <w:r>
+        <w:t xml:space="preserve"> </w:t>
+      </w:r>
+      <w:r>
+        <w:rPr>
+          <w:iCs/>
+          <w:i/>
+        </w:rPr>
+        <w:t xml:space="preserve">Journal of Human Resources, 50</w:t>
+      </w:r>
+      <w:r>
+        <w:t xml:space="preserve">(2), 317–372.</w:t>
+      </w:r>
+    </w:p>
     <w:bookmarkEnd w:id="128"/>
     <w:bookmarkEnd w:id="129"/>
+    <w:bookmarkEnd w:id="130"/>
     <w:sectPr>
       <w:pgSz w:h="16838" w:w="11906"/>
       <w:pgMar w:bottom="1134" w:left="1701" w:right="1134" w:top="1134"/>

--- a/dist/submission_packages/cd2/CD2_submission_final.docx
+++ b/dist/submission_packages/cd2/CD2_submission_final.docx
@@ -4027,7 +4027,7 @@
         <w:pStyle w:val="FirstParagraph"/>
       </w:pPr>
       <w:r>
-        <w:t xml:space="preserve">North (1990) định nghĩa thể chế là các quy tắc của trò chơi — chính thức (luật pháp, hợp đồng, quyền sở hữu) và phi chính thức (chuẩn mực, văn hóa, mạng lưới) — quy định chi phí giao dịch và rủi ro kinh doanh.</w:t>
+        <w:t xml:space="preserve">North (1990) định nghĩa thể chế là các quy tắc của trò chơi — chính thức (luật pháp, hợp đồng, quyền sở hữu) và phi chính thức (chuẩn mực, văn hóa, mạng lưới) — quy định chi phí giao dịch và rủi ro kinh doanh. Kim, Kumar, Ramalho và Russell (2026) bổ sung khung đo lường năng lực thể chế (institutional capacity) theo hai chiều: chiều tổ chức (nhân sự, nguồn lực tài chính, hệ thống thông tin, quản lý) và chiều quản trị (minh bạch, độc lập, trách nhiệm giải trình). Nghiên cứu đa quốc gia này xác nhận mối tương quan dương vững chắc giữa năng lực thể chế và phát triển kinh tế, cung cấp nền tảng thực nghiệm cho phân loại sáu nhóm ICRV theo năng lực và nguồn lực thể chế được sử dụng trong mô hình đề xuất.</w:t>
       </w:r>
     </w:p>
     <w:p>

--- a/dist/submission_packages/cd2/CD2_submission_final.docx
+++ b/dist/submission_packages/cd2/CD2_submission_final.docx
@@ -2,7 +2,7 @@
 <file path=word/document.xml><?xml version="1.0" encoding="utf-8"?>
 <w:document xmlns:w="http://schemas.openxmlformats.org/wordprocessingml/2006/main" xmlns:m="http://schemas.openxmlformats.org/officeDocument/2006/math" xmlns:r="http://schemas.openxmlformats.org/officeDocument/2006/relationships" xmlns:o="urn:schemas-microsoft-com:office:office" xmlns:v="urn:schemas-microsoft-com:vml" xmlns:w10="urn:schemas-microsoft-com:office:word" xmlns:a="http://schemas.openxmlformats.org/drawingml/2006/main" xmlns:pic="http://schemas.openxmlformats.org/drawingml/2006/picture" xmlns:wp="http://schemas.openxmlformats.org/drawingml/2006/wordprocessingDrawing">
   <w:body>
-    <w:bookmarkStart w:id="130" w:name="chuyên-đề-tiến-sĩ-số-2"/>
+    <w:bookmarkStart w:id="124" w:name="chuyên-đề-tiến-sĩ-số-2"/>
     <w:p>
       <w:pPr>
         <w:pStyle w:val="Heading1"/>
@@ -192,7 +192,7 @@
         <w:pStyle w:val="FirstParagraph"/>
       </w:pPr>
       <w:r>
-        <w:t xml:space="preserve">Chuyên đề này xây dựng mô hình nghiên cứu lý thuyết và thực nghiệm về ảnh hưởng của quốc tế hóa đến hiệu quả hoạt động kinh doanh của các doanh nghiệp ở các quốc gia châu Á trong giai đoạn 2009–2025. Khung lý thuyết tích hợp bốn tầng — Uppsala Model (Johanson &amp; Vahlne, 1977, 2009), Resource-Based View (Barney, 1991; Wernerfelt, 1984), Institutional Theory (North, 1990; Khanna &amp; Palepu, 2010; Peng, 2003) và Upper Echelons Theory (Hambrick &amp; Mason, 1984; Hambrick, 2007) — kết hợp với Foundational Digital Adoption Framework (Banalieva &amp; Dhanaraj, 2019; Verhoef et al., 2021; Stallkamp &amp; Schotter, 2021) làm nền tảng lý thuyết. Lược khảo năm dạng hàm quan hệ quốc tế hóa — hiệu quả (I→P) gồm tuyến tính, chữ U ngược, S-curve, M-curve, và forced penalty, cùng năm meta-analysis lớn giai đoạn 1980–2024, cho thấy khoảng trống thực nghiệm trong việc kiểm định đồng thời phi tuyến và điều tiết đa tầng ở châu Á. Hệ giả thuyết H1–H6 được phát triển: H1 phi tuyến dạng chữ U ngược hoặc S-curve; H2 Technological Capability Index (TCI) điều tiết tích cực; H3a–H3b Digital Adoption Index (DAI) điều tiết phụ thuộc chế độ thể chế: tích cực ở Emerging/Frontier (H3a) và có điều kiện/null ở Advanced (H3b), phân biệt với TCI; H4a–H4c đặc điểm nhà quản trị điều tiết (kinh nghiệm, học vấn, giới tính — tách biệt dấu kỳ vọng); H5 thể chế nội địa điều tiết theo gradient ICRV sáu nhóm; H6 tính không đồng nhất theo thời gian. Tám mô hình thực nghiệm M0–M7 được đặc tả, từ baseline tuyến tính đến mô hình điều tiết ba chiều cấp luận án. Chiến lược nhận dạng đa tầng và kế hoạch kiểm định độ vững toàn diện được thiết kế cho pool 101.185 doanh nghiệp ở 47 nền kinh tế châu Á và Thái Bình Dương, bao gồm 108 cặp quốc gia-năm qua 14 mốc khảo sát WBES giai đoạn 2009–2025. Bốn đóng góp chính: (i) khung tích hợp 4 tầng kết hợp Foundational Digital Adoption Framework chưa có tương đương cho châu Á; (ii) tách bạch TCI và DAI theo Mô hình Áp dụng số và Năng lực phụ thuộc bối cảnh (CDCM); (iii) mô hình M7 điều tiết ba chiều; (iv) phân loại nhánh Advanced thành tiên tiến đổi mới sáng tạo dẫn dắt (ICRV Nhóm I) và tiên tiến tài nguyên dẫn dắt (ICRV Nhóm II). Ba bản thảo thực nghiệm đồng hành — P3 Việt Nam (JABS, under review), P4 Singapore (MIR, under review), P5 Trung Quốc (IJOEM, under review) — cung cấp bằng chứng quốc gia cụ thể kiểm định H1–H6 và xác nhận tính khả nghiệm của mô hình đề xuất.</w:t>
+        <w:t xml:space="preserve">Chuyên đề này xây dựng mô hình nghiên cứu lý thuyết và thực nghiệm về ảnh hưởng của quốc tế hóa đến hiệu quả hoạt động kinh doanh của các doanh nghiệp ở các quốc gia châu Á trong giai đoạn 2009–2025. Khung lý thuyết tích hợp bốn tầng — Uppsala Model (Johanson &amp; Vahlne, 1977, 2009), Resource-Based View (Barney, 1991; Wernerfelt, 1984), Institutional Theory (North, 1990; Khanna &amp; Palepu, 2010; Peng, 2003) và Upper Echelons Theory (Hambrick &amp; Mason, 1984; Hambrick, 2007) — kết hợp với Foundational Digital Adoption Framework (Banalieva &amp; Dhanaraj, 2019; Verhoef et al., 2021; Stallkamp &amp; Schotter, 2021) làm nền tảng lý thuyết. Lược khảo năm dạng hàm quan hệ quốc tế hóa — hiệu quả (I→P) gồm tuyến tính, chữ U ngược, S-curve, M-curve, và forced penalty, cùng năm meta-analysis lớn giai đoạn 1980–2024, cho thấy khoảng trống thực nghiệm trong việc kiểm định đồng thời phi tuyến và điều tiết đa tầng ở châu Á. Hệ giả thuyết H1–H6 được phát triển: H1 phi tuyến dạng chữ U ngược hoặc S-curve; H2 Technological Capability Index (TCI) điều tiết tích cực; H3a–H3b Digital Adoption Index (DAI) điều tiết phụ thuộc chế độ thể chế: có điều kiện ở Emerging/Frontier (H3a — dương trong OLS nhưng phụ thuộc bối cảnh và có thể null trong kiểm định nhân quả) và có điều kiện/null ở Advanced (H3b), phân biệt với TCI; H4a–H4c đặc điểm nhà quản trị điều tiết (kinh nghiệm, học vấn, giới tính — tách biệt dấu kỳ vọng); H5 thể chế nội địa điều tiết theo gradient ICRV sáu nhóm; H6 tính không đồng nhất theo thời gian. Tám mô hình thực nghiệm M0–M7 được đặc tả, từ baseline tuyến tính đến mô hình điều tiết ba chiều cấp luận án. Chiến lược nhận dạng đa tầng và kế hoạch kiểm định độ vững toàn diện được thiết kế cho pool 101.185 doanh nghiệp ở 47 nền kinh tế châu Á và Thái Bình Dương, bao gồm 108 cặp quốc gia-năm qua 14 mốc khảo sát WBES giai đoạn 2009–2025. Bốn đóng góp chính: (i) khung tích hợp 4 tầng kết hợp Foundational Digital Adoption Framework chưa có tương đương cho châu Á; (ii) tách bạch TCI và DAI theo Mô hình Áp dụng số và Năng lực phụ thuộc bối cảnh (CDCM); (iii) mô hình M7 điều tiết ba chiều; (iv) phân loại nhánh Advanced thành tiên tiến đổi mới sáng tạo dẫn dắt (ICRV Nhóm I) và tiên tiến tài nguyên dẫn dắt (ICRV Nhóm II). Ba bản thảo thực nghiệm đồng hành — P3 Việt Nam (JABS, under review), P4 Singapore (MIR, under review), P5 Trung Quốc (IJOEM, under review) — cung cấp bằng chứng quốc gia cụ thể kiểm định H1–H6 và xác nhận tính khả nghiệm của mô hình đề xuất.</w:t>
       </w:r>
     </w:p>
     <w:p>
@@ -225,7 +225,7 @@
         <w:pStyle w:val="FirstParagraph"/>
       </w:pPr>
       <w:r>
-        <w:t xml:space="preserve">This specialty essay constructs a theoretical and empirical research model on the effect of internationalization on firm performance across Asian economies during 2009–2025. The integrated theoretical framework combines four layers — the Uppsala Model (Johanson &amp; Vahlne, 1977, 2009), the Resource-Based View (Barney, 1991; Wernerfelt, 1984), Institutional Theory (North, 1990; Khanna &amp; Palepu, 2010; Peng, 2003), and Upper Echelons Theory (Hambrick &amp; Mason, 1984; Hambrick, 2007) — together with the Foundational Digital Adoption Framework (Banalieva &amp; Dhanaraj, 2019; Verhoef et al., 2021; Stallkamp &amp; Schotter, 2021). A review of five functional forms of the internationalization–performance (I→P) relationship — linear, inverted-U, S-curve, M-curve, and forced penalty — together with five major meta-analyses covering 1980–2024 reveals an empirical gap in the simultaneous testing of nonlinearity and multi-level moderation in Asia. Six hypotheses (H1–H6) are developed: H1 nonlinear inverted-U or S-curve relationship; H2 Technological Capability Index (TCI) positively moderating; H3a–H3b Digital Adoption Index (DAI) moderating contingent on institutional regime: positive for Emerging/Frontier (H3a), conditional or null for Advanced (H3b), and distinguishable from TCI; H4a–H4c top manager characteristics moderating (experience, education, and gender with distinct directional expectations); H5 home-country institutions moderating along the ICRV six-regime gradient; H6 temporal heterogeneity. Eight empirical models M0–M7 are specified, from linear baseline to three-way moderation. A multi-level identification strategy and comprehensive robustness plan are designed for a pool of 101,185 firms across 47 Asian and Pacific economies, spanning 108 country-year pairs across 14 WBES survey waves (2009–2025). The four main contributions are: (i) an integrated 4-tier framework combined with the Foundational Digital Adoption Framework with no equivalent for Asia; (ii) the separation of TCI and DAI within the Context-Contingent Digital-and-Capability Model (CDCM); (iii) the M7 three-way moderation model; (iv) sub-grouping of the Advanced regime into innovation-driven (ICRV Group I) and resource-driven (ICRV Group II) types. Three companion empirical papers — P3 Vietnam (JABS, under review), P4 Singapore (MIR, under review), P5 China (IJOEM, under review) — provide country-specific evidence testing H1–H6 and validating the proposed model structure.</w:t>
+        <w:t xml:space="preserve">This specialty essay constructs a theoretical and empirical research model on the effect of internationalization on firm performance across Asian economies during 2009–2025. The integrated theoretical framework combines four layers — the Uppsala Model (Johanson &amp; Vahlne, 1977, 2009), the Resource-Based View (Barney, 1991; Wernerfelt, 1984), Institutional Theory (North, 1990; Khanna &amp; Palepu, 2010; Peng, 2003), and Upper Echelons Theory (Hambrick &amp; Mason, 1984; Hambrick, 2007) — together with the Foundational Digital Adoption Framework (Banalieva &amp; Dhanaraj, 2019; Verhoef et al., 2021; Stallkamp &amp; Schotter, 2021). A review of five functional forms of the internationalization–performance (I→P) relationship — linear, inverted-U, S-curve, M-curve, and forced penalty — together with five major meta-analyses covering 1980–2024 reveals an empirical gap in the simultaneous testing of nonlinearity and multi-level moderation in Asia. Six hypotheses (H1–H6) are developed: H1 nonlinear inverted-U or S-curve relationship; H2 Technological Capability Index (TCI) positively moderating; H3a–H3b Digital Adoption Index (DAI) moderating contingent on institutional regime: conditional for Emerging/Frontier (H3a) — positive under OLS but subject to selection bias (P3 IV: β = 0.018, p = .942) — conditional or null for Advanced (H3b), and distinguishable from TCI; H4a–H4c top manager characteristics moderating (experience, education, and gender with distinct directional expectations); H5 home-country institutions moderating along the ICRV six-regime gradient; H6 temporal heterogeneity. Eight empirical models M0–M7 are specified, from linear baseline to three-way moderation. A multi-level identification strategy and comprehensive robustness plan are designed for a pool of 101,185 firms across 47 Asian and Pacific economies, spanning 108 country-year pairs across 14 WBES survey waves (2009–2025). The four main contributions are: (i) an integrated 4-tier framework combined with the Foundational Digital Adoption Framework with no equivalent for Asia; (ii) the separation of TCI and DAI within the Context-Contingent Digital-and-Capability Model (CDCM); (iii) the M7 three-way moderation model; (iv) sub-grouping of the Advanced regime into innovation-driven (ICRV Group I) and resource-driven (ICRV Group II) types. Three companion empirical papers — P3 Vietnam (JABS, under review), P4 Singapore (MIR, under review), P5 China (IJOEM, under review) — provide country-specific evidence testing H1–H6 and validating the proposed model structure.</w:t>
       </w:r>
     </w:p>
     <w:p>
@@ -1561,7 +1561,7 @@
       </w:r>
     </w:p>
     <w:bookmarkEnd w:id="26"/>
-    <w:bookmarkStart w:id="90" w:name="phần-2--nội-dung-chuyên-đề"/>
+    <w:bookmarkStart w:id="84" w:name="phần-2--nội-dung-chuyên-đề"/>
     <w:p>
       <w:pPr>
         <w:pStyle w:val="Heading2"/>
@@ -1633,7 +1633,7 @@
         <w:pStyle w:val="BodyText"/>
       </w:pPr>
       <w:r>
-        <w:t xml:space="preserve">Bốn bản thảo thực nghiệm đồng hành cung cấp bằng chứng quốc gia cụ thể kiểm định khả năng của khung đề xuất. P2 Trung Quốc SMEs (Đỗ &amp; Phan, 2026, JFAR đã công bố) phân tích 2.700 doanh nghiệp SMEs Trung Quốc và tìm thấy dạng bậc ba (cubic nonlinearity / S-curve ba giai đoạn), cung cấp tiền thân thực nghiệm cho H1 và cơ sở để so sánh với P5. P3 Việt Nam (Đỗ &amp; Phan, 2026, JABS under review) phân tích 2.958 doanh nghiệp WBES ba sóng (2009, 2015, 2023) xác nhận chữ U ngược trong cả ba sóng với điểm uốn 46,2% (2009), 39,3% (2015), 41,6% (2023), 39,7% (tổng hợp); TCI nhân quả qua biến công cụ (β = 1,639, F bậc một = 22,1); DAI theo giai đoạn và phụ thuộc chọn lựa (IV null, β = 0,018). P4 Singapore (Mar, Đỗ &amp; Phan, 2026, MIR under review) phân tích 623 doanh nghiệp WBES 2023, cho thấy điểm uốn hàm ý ở FSTS khoảng 88,6% và DAI hoạt động như nguồn lực mở rộng tình huống với hệ số DAI×FSTS² = +3,119 (p = 0,005). P5 Trung Quốc (Đỗ &amp; Phan, 2026, IJOEM under review) phân tích 4.559 doanh nghiệp WBES hai sóng (2012, 2024) xác nhận chữ U ngược bền vững cấu trúc với điểm uốn 49,4% (2012) và 47,2% (2024).</w:t>
+        <w:t xml:space="preserve">Bốn bản thảo thực nghiệm đồng hành cung cấp bằng chứng quốc gia cụ thể kiểm định khả năng của khung đề xuất. P2 Trung Quốc SMEs (Đỗ &amp; Phan, 2026, JFAR đã công bố) phân tích 2.700 doanh nghiệp SMEs Trung Quốc và tìm thấy dạng bậc ba (cubic nonlinearity / S-curve ba giai đoạn), cung cấp tiền thân thực nghiệm cho H1 và cơ sở để so sánh với P5. P3 Việt Nam (Đỗ &amp; Phan, 2026, JABS under review) phân tích 2.958 doanh nghiệp WBES ba sóng (2009, 2015, 2023) xác nhận chữ U ngược trong cả ba sóng với điểm uốn 46,2% (2009), 39,3% (2015), 41,6% (2023), 39,7% (tổng hợp); TCI nhân quả qua biến công cụ (β = 1,639, F bậc một = 22,1); DAI theo giai đoạn và phụ thuộc chọn lựa (IV null, β = 0,018). P4 Singapore (Mar, Đỗ &amp; Phan, 2026, MIR under review) phân tích 623 doanh nghiệp WBES 2023, cho thấy điểm uốn hàm ý ở FSTS khoảng 82% và DAI hoạt động như nguồn lực mở rộng tình huống với hệ số DAI×FSTS² = +3,119 (p = 0,005). P5 Trung Quốc (Đỗ &amp; Phan, 2026, IJOEM under review) phân tích 4.559 doanh nghiệp WBES hai sóng (2012, 2024) xác nhận chữ U ngược bền vững cấu trúc với điểm uốn 49,4% (2012) và 47,2% (2024).</w:t>
       </w:r>
     </w:p>
     <w:bookmarkEnd w:id="27"/>
@@ -1888,7 +1888,7 @@
       </w:r>
     </w:p>
     <w:bookmarkEnd w:id="33"/>
-    <w:bookmarkStart w:id="85" w:name="Xfadb92acae8a4d37a91981bb046b7a60d6983fb"/>
+    <w:bookmarkStart w:id="79" w:name="Xfadb92acae8a4d37a91981bb046b7a60d6983fb"/>
     <w:p>
       <w:pPr>
         <w:pStyle w:val="Heading3"/>
@@ -3355,7 +3355,7 @@
         <w:pStyle w:val="BodyText"/>
       </w:pPr>
       <w:r>
-        <w:t xml:space="preserve">P4 Singapore (Mar, Đỗ &amp; Phan, 2026, MIR under review): Phân tích 623 doanh nghiệp WBES 2023. Trong nền kinh tế số bão hòa, đường cong I→P chủ yếu dương — điểm uốn hàm ý ở FSTS khoảng 88,6% (vùng thưa dữ liệu; kiểm định Lind–Mehlum p = 0,303). DAI×FSTS² = +3,119 (p = 0,005) — DAI là nguồn lực mở rộng tình huống, chỉ phát huy ở FSTS cao nơi nhu cầu điều phối xuyên biên giới dày đặc. TCI dương trực tiếp (β = 0,153).</w:t>
+        <w:t xml:space="preserve">P4 Singapore (Mar, Đỗ &amp; Phan, 2026, MIR under review): Phân tích 623 doanh nghiệp WBES 2023. Trong nền kinh tế số bão hòa, đường cong I→P chủ yếu dương — điểm uốn hàm ý ở FSTS khoảng 82% (vùng thưa dữ liệu; kiểm định Lind–Mehlum p = 0,303). DAI×FSTS² = +3,119 (p = 0,005) — DAI là nguồn lực mở rộng tình huống, chỉ phát huy ở FSTS cao nơi nhu cầu điều phối xuyên biên giới dày đặc. TCI dương trực tiếp (β = 0,153).</w:t>
       </w:r>
     </w:p>
     <w:p>
@@ -3570,7 +3570,7 @@
               <w:jc w:val="left"/>
             </w:pPr>
             <w:r>
-              <w:t xml:space="preserve">Chủ yếu dương, TP ~88,6%</w:t>
+              <w:t xml:space="preserve">Chủ yếu dương, TP ~82%</w:t>
             </w:r>
           </w:p>
         </w:tc>
@@ -3632,7 +3632,7 @@
               <w:jc w:val="left"/>
             </w:pPr>
             <w:r>
-              <w:t xml:space="preserve">~88,6% (thưa dữ liệu)</w:t>
+              <w:t xml:space="preserve">~82% (thưa dữ liệu)</w:t>
             </w:r>
           </w:p>
         </w:tc>
@@ -4735,7 +4735,7 @@
     </w:p>
     <w:bookmarkEnd w:id="43"/>
     <w:bookmarkEnd w:id="44"/>
-    <w:bookmarkStart w:id="54" w:name="X52ec1cc6dbd47f936660533e43094c590c9cc4f"/>
+    <w:bookmarkStart w:id="48" w:name="X52ec1cc6dbd47f936660533e43094c590c9cc4f"/>
     <w:p>
       <w:pPr>
         <w:pStyle w:val="Heading4"/>
@@ -4816,7 +4816,7 @@
         <w:t xml:space="preserve">(quy mô, tuổi, sở hữu nước ngoài, sector FE, country FE, year FE).</w:t>
       </w:r>
     </w:p>
-    <w:bookmarkStart w:id="48" w:name="Xdc5423e7a0a0b2d3707e5b67f7523984c238683"/>
+    <w:bookmarkStart w:id="45" w:name="Xdc5423e7a0a0b2d3707e5b67f7523984c238683"/>
     <w:p>
       <w:pPr>
         <w:pStyle w:val="Heading5"/>
@@ -4830,46 +4830,7 @@
         <w:pStyle w:val="FirstParagraph"/>
       </w:pPr>
       <w:r>
-        <w:drawing>
-          <wp:inline>
-            <wp:extent cx="5753100" cy="4009802"/>
-            <wp:effectExtent b="0" l="0" r="0" t="0"/>
-            <wp:docPr descr="Hình 2.1: Khung khái niệm tích hợp CĐ2" title="" id="46" name="Picture"/>
-            <a:graphic>
-              <a:graphicData uri="http://schemas.openxmlformats.org/drawingml/2006/picture">
-                <pic:pic>
-                  <pic:nvPicPr>
-                    <pic:cNvPr descr="figures/hinh_2_1_khung_khai_niem.png" id="47" name="Picture"/>
-                    <pic:cNvPicPr>
-                      <a:picLocks noChangeArrowheads="1" noChangeAspect="1"/>
-                    </pic:cNvPicPr>
-                  </pic:nvPicPr>
-                  <pic:blipFill>
-                    <a:blip r:embed="rId45"/>
-                    <a:stretch>
-                      <a:fillRect/>
-                    </a:stretch>
-                  </pic:blipFill>
-                  <pic:spPr bwMode="auto">
-                    <a:xfrm>
-                      <a:off x="0" y="0"/>
-                      <a:ext cx="5753100" cy="4009802"/>
-                    </a:xfrm>
-                    <a:prstGeom prst="rect">
-                      <a:avLst/>
-                    </a:prstGeom>
-                    <a:noFill/>
-                    <a:ln w="9525">
-                      <a:noFill/>
-                      <a:headEnd/>
-                      <a:tailEnd/>
-                    </a:ln>
-                  </pic:spPr>
-                </pic:pic>
-              </a:graphicData>
-            </a:graphic>
-          </wp:inline>
-        </w:drawing>
+        <w:t xml:space="preserve">Hình 2.1: Khung khái niệm tích hợp CĐ2</w:t>
       </w:r>
     </w:p>
     <w:p>
@@ -4898,8 +4859,8 @@
         <w:t xml:space="preserve">Mũi tên liền nét biểu thị tác động trực tiếp (H1: quan hệ phi tuyến I→P). Mũi tên đứt nét biểu thị tác động điều tiết. H1–H6 tương ứng với các giả thuyết phát triển trong §2.3.4. Biến phụ thuộc (ln(Labour Productivity)) được xác định duy nhất ở cực phải. Biến độc lập (FSTS, FSTS²_c, FSTS³_c) ở cực trái. Năm nhóm biến điều tiết phân theo hai cấp: cấp doanh nghiệp (TCI — H2, DAI — H3, đặc điểm nhà quản trị — H4a–H4c) và cấp quốc gia (ICRV regime — H5, giai đoạn thời gian — H6). Biến kiểm soát (ln(emp), firm_age, foreign_own, sector/country/year FE) được đưa vào mô hình thực nghiệm nhưng không hiển thị trong sơ đồ để đơn giản hóa trình bày. Mỗi tầng lý thuyết cung cấp cơ chế nhân quả riêng biệt: Uppsala giải thích đường cong I→P; RBV biện minh cho H2; Foundational Digital Adoption Framework (CDCM) biện minh cho H3; Upper Echelons biện minh cho H4; Institutional Theory biện minh cho H5. Bằng chứng neo đậu từ P3 Việt Nam, P4 Singapore và P5 Trung Quốc xác nhận tính khả nghiệm trước khi áp dụng cho toàn pool 101.185 doanh nghiệp.</w:t>
       </w:r>
     </w:p>
-    <w:bookmarkEnd w:id="48"/>
-    <w:bookmarkStart w:id="52" w:name="hình-22--cơ-chế-cdcm-chi-tiết"/>
+    <w:bookmarkEnd w:id="45"/>
+    <w:bookmarkStart w:id="46" w:name="hình-22--cơ-chế-cdcm-chi-tiết"/>
     <w:p>
       <w:pPr>
         <w:pStyle w:val="Heading5"/>
@@ -4913,46 +4874,7 @@
         <w:pStyle w:val="FirstParagraph"/>
       </w:pPr>
       <w:r>
-        <w:drawing>
-          <wp:inline>
-            <wp:extent cx="5753100" cy="2573755"/>
-            <wp:effectExtent b="0" l="0" r="0" t="0"/>
-            <wp:docPr descr="Hình 2.2: Cơ chế CDCM theo ba nhóm ICRV" title="" id="50" name="Picture"/>
-            <a:graphic>
-              <a:graphicData uri="http://schemas.openxmlformats.org/drawingml/2006/picture">
-                <pic:pic>
-                  <pic:nvPicPr>
-                    <pic:cNvPr descr="figures/hinh_2_2_cdcm_detail.png" id="51" name="Picture"/>
-                    <pic:cNvPicPr>
-                      <a:picLocks noChangeArrowheads="1" noChangeAspect="1"/>
-                    </pic:cNvPicPr>
-                  </pic:nvPicPr>
-                  <pic:blipFill>
-                    <a:blip r:embed="rId49"/>
-                    <a:stretch>
-                      <a:fillRect/>
-                    </a:stretch>
-                  </pic:blipFill>
-                  <pic:spPr bwMode="auto">
-                    <a:xfrm>
-                      <a:off x="0" y="0"/>
-                      <a:ext cx="5753100" cy="2573755"/>
-                    </a:xfrm>
-                    <a:prstGeom prst="rect">
-                      <a:avLst/>
-                    </a:prstGeom>
-                    <a:noFill/>
-                    <a:ln w="9525">
-                      <a:noFill/>
-                      <a:headEnd/>
-                      <a:tailEnd/>
-                    </a:ln>
-                  </pic:spPr>
-                </pic:pic>
-              </a:graphicData>
-            </a:graphic>
-          </wp:inline>
-        </w:drawing>
+        <w:t xml:space="preserve">Hình 2.2: Cơ chế CDCM theo ba nhóm ICRV</w:t>
       </w:r>
     </w:p>
     <w:p>
@@ -4997,8 +4919,8 @@
         <w:t xml:space="preserve">(context-contingent resource) — vai trò của DAI trong quan hệ I→P thay đổi theo regime thể chế và mức bão hòa số của nền kinh tế. Nhóm I (Singapore — Advanced I, bão hòa số cao): DAI Tier-1+2 vận hành như nguồn lực khuếch đại tình huống — tác động chỉ xuất hiện khi cường độ xuất khẩu đạt ngưỡng cao (FSTS²×DAI = +3,119; P4). Nhóm IV (Việt Nam — Lower_mid_transition, bão hòa số thấp; Nhóm IV trong cả hệ 5 nhóm P6 lẫn hệ 6 nhóm CD2): DAI Tier-1 là ràng buộc đo lường; tác động dương theo OLS nhưng biến mất sau hiệu chỉnh nội sinh biến công cụ (β = 0,018, p = 0,942; P3). Nhóm III (Trung Quốc — Upper-Middle/Emerging transition, bão hòa số trung bình): DAI Tier-1 phổ biến &gt;60% — mất khả năng phân biệt, giữ như biến kiểm soát không phải biến điều tiết (P5). Cơ chế này giải thích tại sao kết quả "DAI null" và "DAI dương" đều nhất quán với lý thuyết CDCM — khác nhau ở điều kiện bối cảnh, không mâu thuẫn về lý thuyết nền tảng.</w:t>
       </w:r>
     </w:p>
-    <w:bookmarkEnd w:id="52"/>
-    <w:bookmarkStart w:id="53" w:name="bảng-24--mapping-biến-đầy-đủ"/>
+    <w:bookmarkEnd w:id="46"/>
+    <w:bookmarkStart w:id="47" w:name="bảng-24--mapping-biến-đầy-đủ"/>
     <w:p>
       <w:pPr>
         <w:pStyle w:val="Heading5"/>
@@ -6300,9 +6222,9 @@
         <w:t xml:space="preserve">Ghi chú đo lường: TCI là tổng hợp formative từ: chứng nhận ISO (b8=1), R&amp;D (h8=1), đổi mới sản phẩm (h1=1), công nghệ nước ngoài có bản quyền (e6=1). Yêu cầu ≥3/4 items không thiếu; z-chuẩn hóa trong mỗi sóng. DAI_z_full (Tier 1+2): z-mean(c22b + k33 + k38) chỉ có trong schema BEE (2019 trở đi). DAI_z_tier1 (Tier 1): z-mean(c22b) có xuyên tất cả schema. FSTS được tính trung tâm theo mean trong mỗi ô quốc gia-sóng trước khi tính FSTS² để giảm đa cộng tuyến.</w:t>
       </w:r>
     </w:p>
-    <w:bookmarkEnd w:id="53"/>
-    <w:bookmarkEnd w:id="54"/>
-    <w:bookmarkStart w:id="63" w:name="X06e1038a517412390e729f6b4e28e81b8d64800"/>
+    <w:bookmarkEnd w:id="47"/>
+    <w:bookmarkEnd w:id="48"/>
+    <w:bookmarkStart w:id="57" w:name="X06e1038a517412390e729f6b4e28e81b8d64800"/>
     <w:p>
       <w:pPr>
         <w:pStyle w:val="Heading4"/>
@@ -6311,7 +6233,7 @@
         <w:t xml:space="preserve">2.3.4 Hệ giả thuyết nghiên cứu (H1–H6)</w:t>
       </w:r>
     </w:p>
-    <w:bookmarkStart w:id="55" w:name="tổng-quan-và-logic-phát-triển-giả-thuyết"/>
+    <w:bookmarkStart w:id="49" w:name="tổng-quan-và-logic-phát-triển-giả-thuyết"/>
     <w:p>
       <w:pPr>
         <w:pStyle w:val="Heading5"/>
@@ -6336,8 +6258,8 @@
         <w:t xml:space="preserve">H1–H3 và H5 là xác nhận (dấu rõ, ≥2 bằng chứng neo đậu từ P3/P4/P5). H4a–H4b và H6 là hỗn hợp xác nhận/khám phá (hướng rõ nhưng magnitude khám phá). H4c là hoàn toàn khám phá (two-sided, không có dấu tiên nghiệm).</w:t>
       </w:r>
     </w:p>
-    <w:bookmarkEnd w:id="55"/>
-    <w:bookmarkStart w:id="56" w:name="h1--phi-tuyến-trong-quan-hệ-ip"/>
+    <w:bookmarkEnd w:id="49"/>
+    <w:bookmarkStart w:id="50" w:name="h1--phi-tuyến-trong-quan-hệ-ip"/>
     <w:p>
       <w:pPr>
         <w:pStyle w:val="Heading5"/>
@@ -6359,23 +6281,68 @@
         <w:pStyle w:val="BodyText"/>
       </w:pPr>
       <w:r>
-        <w:t xml:space="preserve">Điểm uốn khác nhau theo chế độ: Nhóm I có điểm uốn cao (~85%) do hạ tầng số giảm chi phí điều phối; Nhóm IV có điểm uốn trung bình (39–46%); Nhóm III có điểm uốn trung bình–cao (47–49%). Nhóm VI có pattern gánh nặng tắt buộc — không có chữ U ngược điển hình.</w:t>
-      </w:r>
-    </w:p>
-    <w:p>
-      <w:pPr>
-        <w:pStyle w:val="BodyText"/>
-      </w:pPr>
-      <w:r>
-        <w:t xml:space="preserve">Bằng chứng neo đậu: P3 Việt Nam (Nhóm IV): Lind–Mehlum p &lt; 0,001 (tổng hợp), điểm uốn 39–46%. P5 Trung Quốc (Nhóm III): Lind–Mehlum xác nhận hai sóng, điểm uốn 47–49%. P4 Singapore (Nhóm I): Lind–Mehlum p = 0,303 — chủ yếu dương, điểm uốn ~88,6% (gần trần).</w:t>
-      </w:r>
-    </w:p>
-    <w:p>
-      <w:pPr>
-        <w:pStyle w:val="BodyText"/>
-      </w:pPr>
-      <w:r>
-        <w:t xml:space="preserve">H1: Quan hệ giữa cường độ quốc tế hóa (FSTS) và hiệu quả doanh nghiệp (ln LP) có dạng phi tuyến, với β₁(FSTS) &gt; 0 và β₂(FSTS²) &lt; 0, phản ánh chữ U ngược ở phần lớn các chế độ ICRV. Điểm uốn dịch chuyển theo gradient ICRV: cao nhất ở Nhóm I, thấp nhất ở Nhóm IV, với Nhóm VI có pattern gánh nặng tắt buộc.</w:t>
+        <w:t xml:space="preserve">Điểm uốn khác nhau theo chế độ và giảm dần theo chiều thể chế mạnh hơn: Nhóm I có</w:t>
+      </w:r>
+      <w:r>
+        <w:t xml:space="preserve"> </w:t>
+      </w:r>
+      <w:r>
+        <w:rPr>
+          <w:bCs/>
+          <w:b/>
+        </w:rPr>
+        <w:t xml:space="preserve">điểm uốn thấp nhất (~28%, P7 toàn mẫu)</w:t>
+      </w:r>
+      <w:r>
+        <w:t xml:space="preserve"> </w:t>
+      </w:r>
+      <w:r>
+        <w:t xml:space="preserve">— thể chế mạnh giúp doanh nghiệp đạt đỉnh hiệu suất ở mức FSTS thấp hơn; Nhóm III có điểm uốn trung bình (47–49%); Nhóm IV có điểm uốn trung bình–thấp (39–46%); Nhóm V có điểm uốn cao (~50–55%). Nhóm VI có pattern gánh nặng tắt buộc — không có chữ U ngược điển hình. Lưu ý: P4 Singapore (TP ~82%) là ngoại lệ đơn quốc gia với LM p = 0,303 (không có ý nghĩa), không đại diện cho mẫu Nhóm I trong P7.</w:t>
+      </w:r>
+    </w:p>
+    <w:p>
+      <w:pPr>
+        <w:pStyle w:val="BodyText"/>
+      </w:pPr>
+      <w:r>
+        <w:t xml:space="preserve">Bằng chứng neo đậu: P3 Việt Nam (Nhóm IV): Lind–Mehlum p &lt; 0,001 (tổng hợp), điểm uốn 39–46%. P5 Trung Quốc (Nhóm III): Lind–Mehlum xác nhận hai sóng, điểm uốn 47–49%. P4 Singapore (Nhóm I): Lind–Mehlum p = 0,303 — chủ yếu dương, điểm uốn ~82% (gần trần).</w:t>
+      </w:r>
+    </w:p>
+    <w:p>
+      <w:pPr>
+        <w:pStyle w:val="BodyText"/>
+      </w:pPr>
+      <w:r>
+        <w:t xml:space="preserve">H1: Quan hệ giữa cường độ quốc tế hóa (FSTS) và hiệu quả doanh nghiệp (ln LP) có dạng phi tuyến, với β₁(FSTS) &gt; 0 và β₂(FSTS²) &lt; 0, phản ánh chữ U ngược ở phần lớn các chế độ ICRV. Điểm uốn</w:t>
+      </w:r>
+      <w:r>
+        <w:t xml:space="preserve"> </w:t>
+      </w:r>
+      <w:r>
+        <w:rPr>
+          <w:bCs/>
+          <w:b/>
+        </w:rPr>
+        <w:t xml:space="preserve">giảm</w:t>
+      </w:r>
+      <w:r>
+        <w:t xml:space="preserve"> </w:t>
+      </w:r>
+      <w:r>
+        <w:t xml:space="preserve">theo gradient ICRV:</w:t>
+      </w:r>
+      <w:r>
+        <w:t xml:space="preserve"> </w:t>
+      </w:r>
+      <w:r>
+        <w:rPr>
+          <w:bCs/>
+          <w:b/>
+        </w:rPr>
+        <w:t xml:space="preserve">thấp nhất ở Nhóm I (~28%)</w:t>
+      </w:r>
+      <w:r>
+        <w:t xml:space="preserve">, tăng dần qua Nhóm III (~47–49%) → Nhóm IV (~39–46%) → Nhóm V (~50–55%), với Nhóm VI có pattern gánh nặng tắt buộc (không có điểm uốn). Thể chế càng mạnh, doanh nghiệp đạt đỉnh hiệu suất xuất khẩu ở mức cường độ thấp hơn.</w:t>
       </w:r>
     </w:p>
     <w:p>
@@ -6394,8 +6361,8 @@
         <w:t xml:space="preserve">H1b (biên cường độ — gần phẳng): Trong mẫu chỉ gồm doanh nghiệp xuất khẩu, đường cong I→P gần phẳng — tức là sau khi đã xuất khẩu, việc tăng cường độ tiếp theo không tạo thêm nhiều lợi ích năng suất nếu không có TCI và DAI đủ mạnh.</w:t>
       </w:r>
     </w:p>
-    <w:bookmarkEnd w:id="56"/>
-    <w:bookmarkStart w:id="57" w:name="h2--tci-điều-tiết-tích-cực-nâng-mặt-bằng"/>
+    <w:bookmarkEnd w:id="50"/>
+    <w:bookmarkStart w:id="51" w:name="h2--tci-điều-tiết-tích-cực-nâng-mặt-bằng"/>
     <w:p>
       <w:pPr>
         <w:pStyle w:val="Heading5"/>
@@ -6428,8 +6395,8 @@
         <w:t xml:space="preserve">H2: Technological Capability Index (TCI) có mối quan hệ dương trực tiếp với hiệu quả doanh nghiệp (β(TCI) &gt; 0) và nâng mặt bằng ln(LP) của toàn bộ đường cong I→P (hiệu ứng nâng mặt bằng). Tác động điều tiết của TCI lên độ cong của đường cong là câu hỏi thực nghiệm mở và được kiểm định như H2 khám phá trong M3.</w:t>
       </w:r>
     </w:p>
-    <w:bookmarkEnd w:id="57"/>
-    <w:bookmarkStart w:id="58" w:name="X0516cda47fb7e119b35b670f6b14c3b43dbbdc7"/>
+    <w:bookmarkEnd w:id="51"/>
+    <w:bookmarkStart w:id="52" w:name="X0516cda47fb7e119b35b670f6b14c3b43dbbdc7"/>
     <w:p>
       <w:pPr>
         <w:pStyle w:val="Heading5"/>
@@ -6972,7 +6939,7 @@
         <w:t xml:space="preserve"> </w:t>
       </w:r>
       <w:r>
-        <w:t xml:space="preserve">(Emerging và Frontier — Nhóm III–V): Trong các nền kinh tế đang nổi và cận biên, DAI điều tiết tích cực quan hệ FSTS → ln(LP): β(FSTS×DAI) &gt; 0 và/hoặc β(FSTS²×DAI) &gt; 0. Cơ chế: DAI giảm khoảng cách tâm lý, mở rộng tiếp cận thị trường ảo, và tăng năng lực điều phối ở những bối cảnh mà website presence vẫn là tín hiệu phân biệt (chưa bão hòa).</w:t>
+        <w:t xml:space="preserve">(Emerging và Frontier — Nhóm III–V): Trong các nền kinh tế đang nổi và cận biên, DAI điều tiết tích cực quan hệ FSTS → ln(LP): β(FSTS×DAI) &gt; 0 và/hoặc β(FSTS²×DAI) &gt; 0 trong ước lượng OLS. Cơ chế: DAI giảm khoảng cách tâm lý, mở rộng tiếp cận thị trường ảo, và tăng năng lực điều phối ở những bối cảnh mà website presence vẫn là tín hiệu phân biệt (chưa bão hòa). Tuy nhiên, kiểm định bằng biến công cụ tại Nhóm IV (Việt Nam) cho kết quả null (β = 0,018; p = 0,942) — OLS dương phản ánh phụ thuộc chọn lựa, không nhân quả. H3a do đó là giả thuyết có điều kiện, cần kiểm định nhân quả để xác nhận.</w:t>
       </w:r>
     </w:p>
     <w:p>
@@ -7001,8 +6968,8 @@
         <w:t xml:space="preserve">TCI và DAI là hai cấu trúc phân biệt và không thể thay thế nhau trong cả hai sub-hypothesis (CDCM distinctiveness hypothesis — H3c: β(TCI) ≠ β(DAI) và hai cấu trúc thỏa mãn tiêu chí discriminant validity).</w:t>
       </w:r>
     </w:p>
-    <w:bookmarkEnd w:id="58"/>
-    <w:bookmarkStart w:id="59" w:name="h4ah4c--đặc-điểm-nhà-quản-trị-điều-tiết"/>
+    <w:bookmarkEnd w:id="52"/>
+    <w:bookmarkStart w:id="53" w:name="h4ah4c--đặc-điểm-nhà-quản-trị-điều-tiết"/>
     <w:p>
       <w:pPr>
         <w:pStyle w:val="Heading5"/>
@@ -7080,8 +7047,8 @@
         <w:t xml:space="preserve">Phạm vi kiểm định: H4a–H4b là biến đại diện (proxy) cho cơ chế Upper Echelons — kết quả là chỉ báo gián tiếp, không phải kiểm định trực tiếp cấu trúc lý thuyết gốc. Hạn chế này cần được thừa nhận rõ trong phần thảo luận kết quả.</w:t>
       </w:r>
     </w:p>
-    <w:bookmarkEnd w:id="59"/>
-    <w:bookmarkStart w:id="60" w:name="h5--thể-chế-icrv-điều-tiết-theo-gradient"/>
+    <w:bookmarkEnd w:id="53"/>
+    <w:bookmarkStart w:id="54" w:name="h5--thể-chế-icrv-điều-tiết-theo-gradient"/>
     <w:p>
       <w:pPr>
         <w:pStyle w:val="Heading5"/>
@@ -7180,19 +7147,23 @@
               <w:jc w:val="left"/>
             </w:pPr>
             <w:r>
-              <w:t xml:space="preserve">~75–90% FSTS</w:t>
-            </w:r>
-          </w:p>
-        </w:tc>
-        <w:tc>
-          <w:tcPr/>
-          <w:p>
-            <w:pPr>
-              <w:pStyle w:val="Compact"/>
-              <w:jc w:val="left"/>
-            </w:pPr>
-            <w:r>
-              <w:t xml:space="preserve">P4 Singapore TP ~88,6%</w:t>
+              <w:rPr>
+                <w:bCs/>
+                <w:b/>
+              </w:rPr>
+              <w:t xml:space="preserve">~28% FSTS (P7 toàn mẫu)</w:t>
+            </w:r>
+          </w:p>
+        </w:tc>
+        <w:tc>
+          <w:tcPr/>
+          <w:p>
+            <w:pPr>
+              <w:pStyle w:val="Compact"/>
+              <w:jc w:val="left"/>
+            </w:pPr>
+            <w:r>
+              <w:t xml:space="preserve">P7 pooled (N=84,910): TP ~28% (thấp nhất); P4 Singapore TP ~82% là ngoại lệ đơn quốc gia (LM p = 0,303, không có ý nghĩa)</w:t>
             </w:r>
           </w:p>
         </w:tc>
@@ -7393,11 +7364,40 @@
         <w:pStyle w:val="BodyText"/>
       </w:pPr>
       <w:r>
-        <w:t xml:space="preserve">H5: Hiệu ứng điều tiết của chế độ thể chế (ICRV) lên quan hệ I→P có dạng gradient: cùng một mức FSTS, doanh nghiệp ở Nhóm I đạt hiệu quả cao nhất; gradient giảm dần qua Nhóm II → III → IV → V; Nhóm VI có pattern gánh nặng tắt buộc. Điểm uốn tăng đơn điệu theo gradient từ Nhóm VI đến Nhóm I.</w:t>
-      </w:r>
-    </w:p>
-    <w:bookmarkEnd w:id="60"/>
-    <w:bookmarkStart w:id="61" w:name="h6--tính-không-đồng-nhất-theo-thời-gian"/>
+        <w:t xml:space="preserve">H5: Hiệu ứng điều tiết của chế độ thể chế (ICRV) lên quan hệ I→P có dạng gradient: cùng một mức FSTS, doanh nghiệp ở Nhóm I đạt hiệu quả cao nhất; gradient giảm dần qua Nhóm II → III → IV → V; Nhóm VI có pattern gánh nặng tắt buộc. Điểm uốn</w:t>
+      </w:r>
+      <w:r>
+        <w:t xml:space="preserve"> </w:t>
+      </w:r>
+      <w:r>
+        <w:rPr>
+          <w:bCs/>
+          <w:b/>
+        </w:rPr>
+        <w:t xml:space="preserve">giảm đơn điệu</w:t>
+      </w:r>
+      <w:r>
+        <w:t xml:space="preserve"> </w:t>
+      </w:r>
+      <w:r>
+        <w:t xml:space="preserve">theo gradient từ Nhóm V (~50–55%) xuống Nhóm I (~28%) — thể chế càng mạnh, doanh nghiệp đạt đỉnh hiệu suất ở mức FSTS</w:t>
+      </w:r>
+      <w:r>
+        <w:t xml:space="preserve"> </w:t>
+      </w:r>
+      <w:r>
+        <w:rPr>
+          <w:bCs/>
+          <w:b/>
+        </w:rPr>
+        <w:t xml:space="preserve">thấp hơn</w:t>
+      </w:r>
+      <w:r>
+        <w:t xml:space="preserve">, phản ánh chi phí giao dịch thấp và năng lực điều phối cao trong bối cảnh thể chế vững mạnh.</w:t>
+      </w:r>
+    </w:p>
+    <w:bookmarkEnd w:id="54"/>
+    <w:bookmarkStart w:id="55" w:name="h6--tính-không-đồng-nhất-theo-thời-gian"/>
     <w:p>
       <w:pPr>
         <w:pStyle w:val="Heading5"/>
@@ -7430,8 +7430,8 @@
         <w:t xml:space="preserve">H6: Tác động của quốc tế hóa lên hiệu quả doanh nghiệp thể hiện tính không đồng nhất theo thời gian: β(FSTS×Year_bucket) và β(FSTS²×Year_bucket) khác nhau có ý nghĩa thống kê giữa ba giai đoạn 2009–2012, 2013–2017, và 2018–2025. Cụ thể: tác động TCI tăng cường theo thời gian; tác động DAI biến thiên theo giai đoạn; điểm uốn có thể dịch chuyển trong một số nhóm ICRV nhưng ổn định trong các nhóm khác.</w:t>
       </w:r>
     </w:p>
-    <w:bookmarkEnd w:id="61"/>
-    <w:bookmarkStart w:id="62" w:name="tổng-hợp-hệ-giả-thuyết"/>
+    <w:bookmarkEnd w:id="55"/>
+    <w:bookmarkStart w:id="56" w:name="tổng-hợp-hệ-giả-thuyết"/>
     <w:p>
       <w:pPr>
         <w:pStyle w:val="Heading5"/>
@@ -8223,24 +8223,460 @@
         <w:t xml:space="preserve">Tích hợp cả sáu giả thuyết trong M7 (điều tiết ba chiều) cho phép kiểm định xem TCI và DAI là bổ sung (β(TCI×DAI×FSTS) &gt; 0) hay thay thế (β &lt; 0) trong điều tiết I→P ở Nhóm I — câu hỏi chưa được trả lời trong bất kỳ nghiên cứu I→P nào trước đây.</w:t>
       </w:r>
     </w:p>
+    <w:bookmarkEnd w:id="56"/>
+    <w:bookmarkEnd w:id="57"/>
+    <w:bookmarkStart w:id="68" w:name="Xddbf6d90ba3605bd9c97fdd0a837b1ed2b589e3"/>
+    <w:p>
+      <w:pPr>
+        <w:pStyle w:val="Heading4"/>
+      </w:pPr>
+      <w:r>
+        <w:t xml:space="preserve">2.3.5 Thiết kế mô hình thực nghiệm (M0–M7)</w:t>
+      </w:r>
+    </w:p>
+    <w:bookmarkStart w:id="58" w:name="nguyên-tắc-đặc-tả"/>
+    <w:p>
+      <w:pPr>
+        <w:pStyle w:val="Heading5"/>
+      </w:pPr>
+      <w:r>
+        <w:t xml:space="preserve">Nguyên tắc đặc tả</w:t>
+      </w:r>
+    </w:p>
+    <w:p>
+      <w:pPr>
+        <w:pStyle w:val="FirstParagraph"/>
+      </w:pPr>
+      <w:r>
+        <w:t xml:space="preserve">Tám mô hình M0–M7 được xây dựng theo cấu trúc lồng nhau: mỗi mô hình sau bổ sung thêm biến so với mô hình trước, cho phép so sánh AIC/BIC và R² tăng thêm, và kiểm định từng giả thuyết bằng F-test theo khối. Tất cả mô hình sử dụng: biến phụ thuộc là ln(LP) = ln(doanh thu hằng năm PPP / lao động thường xuyên); sai số chuẩn HC1 robust (Long &amp; Ervin, 2000) làm chuẩn; fixed effects quốc gia (α_j) và năm (δ_t); FSTS được tính trung tâm theo mean trước khi tính FSTS² để giảm đa cộng tuyến.</w:t>
+      </w:r>
+    </w:p>
+    <w:p>
+      <w:pPr>
+        <w:pStyle w:val="BodyText"/>
+      </w:pPr>
+      <w:r>
+        <w:t xml:space="preserve">Tiêu chí lựa chọn mô hình: ΔR² &gt; 0,01 để thêm biến điều tiết; ΔAIC &lt; −2 ủng hộ mô hình phức tạp hơn; ΔBIC &lt; −10 là bằng chứng mạnh; F-test p &lt; 0,05 để thêm khối biến. M7 được báo cáo nếu ΔAIC(M7 vs M4+M3 kết hợp) &lt; −2 VÀ F-test p &lt; 0,05.</w:t>
+      </w:r>
+    </w:p>
+    <w:bookmarkEnd w:id="58"/>
+    <w:bookmarkStart w:id="59" w:name="m0--baseline-tuyến-tính"/>
+    <w:p>
+      <w:pPr>
+        <w:pStyle w:val="Heading5"/>
+      </w:pPr>
+      <w:r>
+        <w:t xml:space="preserve">M0 — Baseline tuyến tính</w:t>
+      </w:r>
+    </w:p>
+    <w:p>
+      <w:pPr>
+        <w:pStyle w:val="FirstParagraph"/>
+      </w:pPr>
+      <w:r>
+        <w:t xml:space="preserve">\begin{equation}</w:t>
+      </w:r>
+      <w:r>
+        <w:t xml:space="preserve"> </w:t>
+      </w:r>
+      <w:r>
+        <w:t xml:space="preserve">\ln(\mathrm{LP})_i = \beta_0 + \beta_1 \cdot \mathit{FSTS}_i + \boldsymbol{\gamma}'\mathbf{X}_i + \alpha_j + \delta_t + \varepsilon_i</w:t>
+      </w:r>
+      <w:r>
+        <w:t xml:space="preserve"> </w:t>
+      </w:r>
+      <w:r>
+        <w:t xml:space="preserve">\label{eq:M0}</w:t>
+      </w:r>
+      <w:r>
+        <w:t xml:space="preserve"> </w:t>
+      </w:r>
+      <w:r>
+        <w:t xml:space="preserve">\end{equation}</w:t>
+      </w:r>
+    </w:p>
+    <w:p>
+      <w:pPr>
+        <w:pStyle w:val="BodyText"/>
+      </w:pPr>
+      <w:r>
+        <w:t xml:space="preserve">Mục đích: thiết lập baseline và kiểm tra hướng tác động tuyến tính thuần túy.</w:t>
+      </w:r>
+      <w:r>
+        <w:t xml:space="preserve"> </w:t>
+      </w:r>
+      <w:r>
+        <w:t xml:space="preserve">Kỳ vọng: β₁ &gt; 0 (tác động dương trung bình của xuất khẩu).</w:t>
+      </w:r>
+      <w:r>
+        <w:t xml:space="preserve"> </w:t>
+      </w:r>
+      <w:r>
+        <w:t xml:space="preserve">Hạn chế: không nắm bắt được phi tuyến tính — cung cấp ước lượng cận dưới cho tác động quốc tế hóa.</w:t>
+      </w:r>
+    </w:p>
+    <w:bookmarkEnd w:id="59"/>
+    <w:bookmarkStart w:id="60" w:name="X47a362c1312a55af0e7fdcd5a1b0398406d4027"/>
+    <w:p>
+      <w:pPr>
+        <w:pStyle w:val="Heading5"/>
+      </w:pPr>
+      <w:r>
+        <w:t xml:space="preserve">M1 — Chữ U ngược bậc hai (kiểm định H1 bậc hai)</w:t>
+      </w:r>
+    </w:p>
+    <w:p>
+      <w:pPr>
+        <w:pStyle w:val="FirstParagraph"/>
+      </w:pPr>
+      <w:r>
+        <w:t xml:space="preserve">\begin{equation}</w:t>
+      </w:r>
+      <w:r>
+        <w:t xml:space="preserve"> </w:t>
+      </w:r>
+      <w:r>
+        <w:t xml:space="preserve">\ln(\mathrm{LP})</w:t>
+      </w:r>
+      <w:r>
+        <w:rPr>
+          <w:iCs/>
+          <w:i/>
+        </w:rPr>
+        <w:t xml:space="preserve">i = \beta_0 + \beta_1 \cdot \mathit{FSTS}</w:t>
+      </w:r>
+      <w:r>
+        <w:t xml:space="preserve">{c,i} + \beta_2 \cdot \mathit{FSTS}_{c,i}^{2} + \boldsymbol{\gamma}'\mathbf{X}_i + \alpha_j + \delta_t + \varepsilon_i</w:t>
+      </w:r>
+      <w:r>
+        <w:t xml:space="preserve"> </w:t>
+      </w:r>
+      <w:r>
+        <w:t xml:space="preserve">\label{eq:M1}</w:t>
+      </w:r>
+      <w:r>
+        <w:t xml:space="preserve"> </w:t>
+      </w:r>
+      <w:r>
+        <w:t xml:space="preserve">\end{equation}</w:t>
+      </w:r>
+    </w:p>
+    <w:p>
+      <w:pPr>
+        <w:pStyle w:val="BodyText"/>
+      </w:pPr>
+      <w:r>
+        <w:t xml:space="preserve">Mục đích: kiểm định chữ U ngược trong H1 — dạng hàm phổ biến nhất trong văn liệu.</w:t>
+      </w:r>
+      <w:r>
+        <w:t xml:space="preserve"> </w:t>
+      </w:r>
+      <w:r>
+        <w:t xml:space="preserve">Kỳ vọng: β₁ &gt; 0, β₂ &lt; 0.</w:t>
+      </w:r>
+      <w:r>
+        <w:t xml:space="preserve"> </w:t>
+      </w:r>
+      <w:r>
+        <w:t xml:space="preserve">Điểm uốn: TP₁ = −β₁/(2β₂) — mức FSTS tối ưu (trên thang mean-centered).</w:t>
+      </w:r>
+      <w:r>
+        <w:t xml:space="preserve"> </w:t>
+      </w:r>
+      <w:r>
+        <w:t xml:space="preserve">Kiểm định bổ sung: Lind–Mehlum (2010) để xác nhận chữ U ngược thực sự.</w:t>
+      </w:r>
+    </w:p>
+    <w:bookmarkEnd w:id="60"/>
+    <w:bookmarkStart w:id="61" w:name="m2--s-curve-bậc-ba-kiểm-định-h1-đầy-đủ"/>
+    <w:p>
+      <w:pPr>
+        <w:pStyle w:val="Heading5"/>
+      </w:pPr>
+      <w:r>
+        <w:t xml:space="preserve">M2 — S-curve bậc ba (kiểm định H1 đầy đủ)</w:t>
+      </w:r>
+    </w:p>
+    <w:p>
+      <w:pPr>
+        <w:pStyle w:val="FirstParagraph"/>
+      </w:pPr>
+      <w:r>
+        <w:t xml:space="preserve">\begin{equation}</w:t>
+      </w:r>
+      <w:r>
+        <w:t xml:space="preserve"> </w:t>
+      </w:r>
+      <w:r>
+        <w:t xml:space="preserve">\ln(\mathrm{LP})</w:t>
+      </w:r>
+      <w:r>
+        <w:rPr>
+          <w:iCs/>
+          <w:i/>
+        </w:rPr>
+        <w:t xml:space="preserve">i = \beta_0 + \beta_1 \cdot \mathit{FSTS}</w:t>
+      </w:r>
+      <w:r>
+        <w:t xml:space="preserve">{c,i} + \beta_2 \cdot \mathit{FSTS}</w:t>
+      </w:r>
+      <w:r>
+        <w:rPr>
+          <w:iCs/>
+          <w:i/>
+        </w:rPr>
+        <w:t xml:space="preserve">{c,i}^{2} + \beta_3 \cdot \mathit{FSTS}</w:t>
+      </w:r>
+      <w:r>
+        <w:t xml:space="preserve">{c,i}^{3} + \boldsymbol{\gamma}'\mathbf{X}_i + \alpha_j + \delta_t + \varepsilon_i</w:t>
+      </w:r>
+      <w:r>
+        <w:t xml:space="preserve"> </w:t>
+      </w:r>
+      <w:r>
+        <w:t xml:space="preserve">\label{eq:M2}</w:t>
+      </w:r>
+      <w:r>
+        <w:t xml:space="preserve"> </w:t>
+      </w:r>
+      <w:r>
+        <w:t xml:space="preserve">\end{equation}</w:t>
+      </w:r>
+    </w:p>
+    <w:p>
+      <w:pPr>
+        <w:pStyle w:val="BodyText"/>
+      </w:pPr>
+      <w:r>
+        <w:t xml:space="preserve">Mục đích: kiểm định S-curve ba giai đoạn (Lu &amp; Beamish, 2004; Contractor et al., 2003).</w:t>
+      </w:r>
+      <w:r>
+        <w:t xml:space="preserve"> </w:t>
+      </w:r>
+      <w:r>
+        <w:t xml:space="preserve">Kỳ vọng: β₁ &gt; 0, β₂ &lt; 0, β₃ &gt; 0.</w:t>
+      </w:r>
+      <w:r>
+        <w:t xml:space="preserve"> </w:t>
+      </w:r>
+      <w:r>
+        <w:t xml:space="preserve">Lựa chọn mô hình: so sánh M1 và M2 bằng AIC, BIC, và F-test β₃ = 0.</w:t>
+      </w:r>
+    </w:p>
+    <w:bookmarkEnd w:id="61"/>
+    <w:bookmarkStart w:id="62" w:name="m3---điều-tiết-tci-kiểm-định-h2"/>
+    <w:p>
+      <w:pPr>
+        <w:pStyle w:val="Heading5"/>
+      </w:pPr>
+      <w:r>
+        <w:t xml:space="preserve">M3 — + Điều tiết TCI (kiểm định H2)</w:t>
+      </w:r>
+    </w:p>
+    <w:p>
+      <w:pPr>
+        <w:pStyle w:val="FirstParagraph"/>
+      </w:pPr>
+      <w:r>
+        <w:t xml:space="preserve">\begin{align}</w:t>
+      </w:r>
+      <w:r>
+        <w:t xml:space="preserve"> </w:t>
+      </w:r>
+      <w:r>
+        <w:t xml:space="preserve">\ln(\mathrm{LP})</w:t>
+      </w:r>
+      <w:r>
+        <w:rPr>
+          <w:iCs/>
+          <w:i/>
+        </w:rPr>
+        <w:t xml:space="preserve">i &amp;= \underbrace{\beta_0 + \beta_1,\mathit{FSTS}</w:t>
+      </w:r>
+      <w:r>
+        <w:t xml:space="preserve">{c,i} + \beta_2,\mathit{FSTS}</w:t>
+      </w:r>
+      <w:r>
+        <w:rPr>
+          <w:iCs/>
+          <w:i/>
+        </w:rPr>
+        <w:t xml:space="preserve">{c,i}^{2}}</w:t>
+      </w:r>
+      <w:r>
+        <w:t xml:space="preserve">{M1} \notag \</w:t>
+      </w:r>
+      <w:r>
+        <w:t xml:space="preserve"> </w:t>
+      </w:r>
+      <w:r>
+        <w:t xml:space="preserve">&amp;\quad + \beta_3 \cdot \mathrm{TCI}</w:t>
+      </w:r>
+      <w:r>
+        <w:rPr>
+          <w:iCs/>
+          <w:i/>
+        </w:rPr>
+        <w:t xml:space="preserve">i + \beta_4 \cdot (\mathit{FSTS}</w:t>
+      </w:r>
+      <w:r>
+        <w:t xml:space="preserve">{c,i} \times \mathrm{TCI}</w:t>
+      </w:r>
+      <w:r>
+        <w:rPr>
+          <w:iCs/>
+          <w:i/>
+        </w:rPr>
+        <w:t xml:space="preserve">i) + \beta_5 \cdot (\mathit{FSTS}</w:t>
+      </w:r>
+      <w:r>
+        <w:t xml:space="preserve">{c,i}^{2} \times \mathrm{TCI}_i) \notag \</w:t>
+      </w:r>
+      <w:r>
+        <w:t xml:space="preserve"> </w:t>
+      </w:r>
+      <w:r>
+        <w:t xml:space="preserve">&amp;\quad + \boldsymbol{\gamma}'\mathbf{X}_i + \alpha_j + \delta_t + \varepsilon_i</w:t>
+      </w:r>
+      <w:r>
+        <w:t xml:space="preserve"> </w:t>
+      </w:r>
+      <w:r>
+        <w:t xml:space="preserve">\label{eq:M3}</w:t>
+      </w:r>
+      <w:r>
+        <w:t xml:space="preserve"> </w:t>
+      </w:r>
+      <w:r>
+        <w:t xml:space="preserve">\end{align}</w:t>
+      </w:r>
+    </w:p>
+    <w:p>
+      <w:pPr>
+        <w:pStyle w:val="BodyText"/>
+      </w:pPr>
+      <w:r>
+        <w:t xml:space="preserve">Mục đích: kiểm định H2 — TCI là nâng mặt bằng (β₃ &gt; 0) và/hoặc điều tiết độ cong (β₄, β₅).</w:t>
+      </w:r>
+      <w:r>
+        <w:t xml:space="preserve"> </w:t>
+      </w:r>
+      <w:r>
+        <w:t xml:space="preserve">Kỳ vọng chính: β₃ &gt; 0 (hiệu ứng TCI trực tiếp).</w:t>
+      </w:r>
+      <w:r>
+        <w:t xml:space="preserve"> </w:t>
+      </w:r>
+      <w:r>
+        <w:t xml:space="preserve">Kiểm định: F-test (β₄ = β₅ = 0) = kiểm định joint moderation; nếu p &gt; 0,10 → TCI là nâng mặt bằng thuần túy.</w:t>
+      </w:r>
+    </w:p>
     <w:bookmarkEnd w:id="62"/>
+    <w:bookmarkStart w:id="63" w:name="m4---điều-tiết-dai-kiểm-định-h3"/>
+    <w:p>
+      <w:pPr>
+        <w:pStyle w:val="Heading5"/>
+      </w:pPr>
+      <w:r>
+        <w:t xml:space="preserve">M4 — + Điều tiết DAI (kiểm định H3)</w:t>
+      </w:r>
+    </w:p>
+    <w:p>
+      <w:pPr>
+        <w:pStyle w:val="FirstParagraph"/>
+      </w:pPr>
+      <w:r>
+        <w:t xml:space="preserve">\begin{align}</w:t>
+      </w:r>
+      <w:r>
+        <w:t xml:space="preserve"> </w:t>
+      </w:r>
+      <w:r>
+        <w:t xml:space="preserve">\ln(\mathrm{LP})</w:t>
+      </w:r>
+      <w:r>
+        <w:rPr>
+          <w:iCs/>
+          <w:i/>
+        </w:rPr>
+        <w:t xml:space="preserve">i &amp;= \underbrace{\text{M1}}</w:t>
+      </w:r>
+      <w:r>
+        <w:t xml:space="preserve">{\text{cơ sở}} \notag \</w:t>
+      </w:r>
+      <w:r>
+        <w:t xml:space="preserve"> </w:t>
+      </w:r>
+      <w:r>
+        <w:t xml:space="preserve">&amp;\quad + \beta_3 \cdot \mathrm{DAI}</w:t>
+      </w:r>
+      <w:r>
+        <w:rPr>
+          <w:iCs/>
+          <w:i/>
+        </w:rPr>
+        <w:t xml:space="preserve">i + \beta_4 \cdot (\mathit{FSTS}</w:t>
+      </w:r>
+      <w:r>
+        <w:t xml:space="preserve">{c,i} \times \mathrm{DAI}</w:t>
+      </w:r>
+      <w:r>
+        <w:rPr>
+          <w:iCs/>
+          <w:i/>
+        </w:rPr>
+        <w:t xml:space="preserve">i) + \beta_5 \cdot (\mathit{FSTS}</w:t>
+      </w:r>
+      <w:r>
+        <w:t xml:space="preserve">{c,i}^{2} \times \mathrm{DAI}_i) \notag \</w:t>
+      </w:r>
+      <w:r>
+        <w:t xml:space="preserve"> </w:t>
+      </w:r>
+      <w:r>
+        <w:t xml:space="preserve">&amp;\quad + \boldsymbol{\gamma}'\mathbf{X}_i + \alpha_j + \delta_t + \varepsilon_i</w:t>
+      </w:r>
+      <w:r>
+        <w:t xml:space="preserve"> </w:t>
+      </w:r>
+      <w:r>
+        <w:t xml:space="preserve">\label{eq:M4}</w:t>
+      </w:r>
+      <w:r>
+        <w:t xml:space="preserve"> </w:t>
+      </w:r>
+      <w:r>
+        <w:t xml:space="preserve">\end{align}</w:t>
+      </w:r>
+    </w:p>
+    <w:p>
+      <w:pPr>
+        <w:pStyle w:val="BodyText"/>
+      </w:pPr>
+      <w:r>
+        <w:t xml:space="preserve">Mục đích: kiểm định H3 — DAI là nguồn lực mở rộng tình huống.</w:t>
+      </w:r>
+      <w:r>
+        <w:t xml:space="preserve"> </w:t>
+      </w:r>
+      <w:r>
+        <w:t xml:space="preserve">Kỳ vọng: β₅(FSTS²×DAI) &gt; 0 trong Nhóm I (nhất quán P4 Singapore +3,119); β₃(DAI trực tiếp) → 0 khi kiểm soát chọn lựa (nhất quán P3 Việt Nam IV null).</w:t>
+      </w:r>
+      <w:r>
+        <w:t xml:space="preserve"> </w:t>
+      </w:r>
+      <w:r>
+        <w:t xml:space="preserve">Lưu ý IV: trong mẫu con Nhóm IV, nếu có biến công cụ hợp lệ, chạy 2SLS để phân biệt DAI nhân quả vs. phụ thuộc chọn lựa.</w:t>
+      </w:r>
+    </w:p>
     <w:bookmarkEnd w:id="63"/>
-    <w:bookmarkStart w:id="74" w:name="Xddbf6d90ba3605bd9c97fdd0a837b1ed2b589e3"/>
-    <w:p>
-      <w:pPr>
-        <w:pStyle w:val="Heading4"/>
-      </w:pPr>
-      <w:r>
-        <w:t xml:space="preserve">2.3.5 Thiết kế mô hình thực nghiệm (M0–M7)</w:t>
-      </w:r>
-    </w:p>
-    <w:bookmarkStart w:id="64" w:name="nguyên-tắc-đặc-tả"/>
+    <w:bookmarkStart w:id="64" w:name="X06f71524788155e2ebf216bcee5f2e32a6c0cd5"/>
     <w:p>
       <w:pPr>
         <w:pStyle w:val="Heading5"/>
       </w:pPr>
       <w:r>
-        <w:t xml:space="preserve">Nguyên tắc đặc tả</w:t>
+        <w:t xml:space="preserve">M5 — + Điều tiết nhà quản trị (kiểm định H4a/H4b/H4c)</w:t>
       </w:r>
     </w:p>
     <w:p>
@@ -8248,25 +8684,81 @@
         <w:pStyle w:val="FirstParagraph"/>
       </w:pPr>
       <w:r>
-        <w:t xml:space="preserve">Tám mô hình M0–M7 được xây dựng theo cấu trúc lồng nhau: mỗi mô hình sau bổ sung thêm biến so với mô hình trước, cho phép so sánh AIC/BIC và R² tăng thêm, và kiểm định từng giả thuyết bằng F-test theo khối. Tất cả mô hình sử dụng: biến phụ thuộc là ln(LP) = ln(doanh thu hằng năm PPP / lao động thường xuyên); sai số chuẩn HC1 robust (Long &amp; Ervin, 2000) làm chuẩn; fixed effects quốc gia (α_j) và năm (δ_t); FSTS được tính trung tâm theo mean trước khi tính FSTS² để giảm đa cộng tuyến.</w:t>
-      </w:r>
-    </w:p>
-    <w:p>
-      <w:pPr>
-        <w:pStyle w:val="BodyText"/>
-      </w:pPr>
-      <w:r>
-        <w:t xml:space="preserve">Tiêu chí lựa chọn mô hình: ΔR² &gt; 0,01 để thêm biến điều tiết; ΔAIC &lt; −2 ủng hộ mô hình phức tạp hơn; ΔBIC &lt; −10 là bằng chứng mạnh; F-test p &lt; 0,05 để thêm khối biến. M7 được báo cáo nếu ΔAIC(M7 vs M4+M3 kết hợp) &lt; −2 VÀ F-test p &lt; 0,05.</w:t>
+        <w:t xml:space="preserve">\begin{align}</w:t>
+      </w:r>
+      <w:r>
+        <w:t xml:space="preserve"> </w:t>
+      </w:r>
+      <w:r>
+        <w:t xml:space="preserve">\ln(\mathrm{LP})</w:t>
+      </w:r>
+      <w:r>
+        <w:rPr>
+          <w:iCs/>
+          <w:i/>
+        </w:rPr>
+        <w:t xml:space="preserve">i &amp;= \underbrace{\text{M1}}</w:t>
+      </w:r>
+      <w:r>
+        <w:t xml:space="preserve">{\text{cơ sở}} \notag \</w:t>
+      </w:r>
+      <w:r>
+        <w:t xml:space="preserve"> </w:t>
+      </w:r>
+      <w:r>
+        <w:t xml:space="preserve">&amp;\quad + \beta_3 \cdot \mathit{Manager}</w:t>
+      </w:r>
+      <w:r>
+        <w:rPr>
+          <w:iCs/>
+          <w:i/>
+        </w:rPr>
+        <w:t xml:space="preserve">i + \beta_4 \cdot (\mathit{FSTS}</w:t>
+      </w:r>
+      <w:r>
+        <w:t xml:space="preserve">{c,i} \times \mathit{Manager}_i) \notag \</w:t>
+      </w:r>
+      <w:r>
+        <w:t xml:space="preserve"> </w:t>
+      </w:r>
+      <w:r>
+        <w:t xml:space="preserve">&amp;\quad + \boldsymbol{\gamma}'\mathbf{X}_i + \alpha_j + \delta_t + \varepsilon_i</w:t>
+      </w:r>
+      <w:r>
+        <w:t xml:space="preserve"> </w:t>
+      </w:r>
+      <w:r>
+        <w:t xml:space="preserve">\label{eq:M5}</w:t>
+      </w:r>
+      <w:r>
+        <w:t xml:space="preserve"> </w:t>
+      </w:r>
+      <w:r>
+        <w:t xml:space="preserve">\end{align}</w:t>
+      </w:r>
+    </w:p>
+    <w:p>
+      <w:pPr>
+        <w:pStyle w:val="BodyText"/>
+      </w:pPr>
+      <w:r>
+        <w:t xml:space="preserve">Biến Manager theo thứ tự ưu tiên: exp_manager (b5, H4a) — biến chính với kỳ vọng β₄ &gt; 0; educ_manager (b7a, H4b) — biến phụ với kỳ vọng β₄ &gt; 0; gender_manager (b7, H4c) — khám phá, kiểm định two-sided.</w:t>
+      </w:r>
+      <w:r>
+        <w:t xml:space="preserve"> </w:t>
+      </w:r>
+      <w:r>
+        <w:t xml:space="preserve">Kỳ vọng: β₄(FSTS×exp_manager) &gt; 0 [H4a]; β₄(FSTS×educ_manager) &gt; 0 [H4b]; β₄(FSTS×gender_manager) — không có kỳ vọng tiên nghiệm [H4c].</w:t>
       </w:r>
     </w:p>
     <w:bookmarkEnd w:id="64"/>
-    <w:bookmarkStart w:id="65" w:name="m0--baseline-tuyến-tính"/>
+    <w:bookmarkStart w:id="65" w:name="m6---chế-độ-thể-chế-icrv-kiểm-định-h5"/>
     <w:p>
       <w:pPr>
         <w:pStyle w:val="Heading5"/>
       </w:pPr>
       <w:r>
-        <w:t xml:space="preserve">M0 — Baseline tuyến tính</w:t>
+        <w:t xml:space="preserve">M6 — + Chế độ thể chế ICRV (kiểm định H5)</w:t>
       </w:r>
     </w:p>
     <w:p>
@@ -8274,55 +8766,133 @@
         <w:pStyle w:val="FirstParagraph"/>
       </w:pPr>
       <w:r>
-        <w:t xml:space="preserve">\begin{equation}</w:t>
-      </w:r>
-      <w:r>
-        <w:t xml:space="preserve"> </w:t>
-      </w:r>
-      <w:r>
-        <w:t xml:space="preserve">\ln(\mathrm{LP})_i = \beta_0 + \beta_1 \cdot \mathit{FSTS}_i + \boldsymbol{\gamma}'\mathbf{X}_i + \alpha_j + \delta_t + \varepsilon_i</w:t>
-      </w:r>
-      <w:r>
-        <w:t xml:space="preserve"> </w:t>
-      </w:r>
-      <w:r>
-        <w:t xml:space="preserve">\label{eq:M0}</w:t>
-      </w:r>
-      <w:r>
-        <w:t xml:space="preserve"> </w:t>
-      </w:r>
-      <w:r>
-        <w:t xml:space="preserve">\end{equation}</w:t>
-      </w:r>
-    </w:p>
-    <w:p>
-      <w:pPr>
-        <w:pStyle w:val="BodyText"/>
-      </w:pPr>
-      <w:r>
-        <w:t xml:space="preserve">Mục đích: thiết lập baseline và kiểm tra hướng tác động tuyến tính thuần túy.</w:t>
-      </w:r>
-      <w:r>
-        <w:t xml:space="preserve"> </w:t>
-      </w:r>
-      <w:r>
-        <w:t xml:space="preserve">Kỳ vọng: β₁ &gt; 0 (tác động dương trung bình của xuất khẩu).</w:t>
-      </w:r>
-      <w:r>
-        <w:t xml:space="preserve"> </w:t>
-      </w:r>
-      <w:r>
-        <w:t xml:space="preserve">Hạn chế: không nắm bắt được phi tuyến tính — cung cấp ước lượng cận dưới cho tác động quốc tế hóa.</w:t>
+        <w:t xml:space="preserve">\begin{align}</w:t>
+      </w:r>
+      <w:r>
+        <w:t xml:space="preserve"> </w:t>
+      </w:r>
+      <w:r>
+        <w:t xml:space="preserve">\ln(\mathrm{LP})</w:t>
+      </w:r>
+      <w:r>
+        <w:rPr>
+          <w:iCs/>
+          <w:i/>
+        </w:rPr>
+        <w:t xml:space="preserve">i &amp;= \underbrace{\text{M1}}</w:t>
+      </w:r>
+      <w:r>
+        <w:t xml:space="preserve">{\text{cơ sở}} \notag \</w:t>
+      </w:r>
+      <w:r>
+        <w:t xml:space="preserve"> </w:t>
+      </w:r>
+      <w:r>
+        <w:t xml:space="preserve">&amp;\quad + \sum_{j=2}^{6} \Bigl[\beta_{3j} \cdot \mathrm{ICRV}</w:t>
+      </w:r>
+      <w:r>
+        <w:rPr>
+          <w:iCs/>
+          <w:i/>
+        </w:rPr>
+        <w:t xml:space="preserve">{j,i}</w:t>
+      </w:r>
+      <w:r>
+        <w:rPr>
+          <w:iCs/>
+          <w:i/>
+        </w:rPr>
+        <w:t xml:space="preserve"> </w:t>
+      </w:r>
+      <w:r>
+        <w:rPr>
+          <w:iCs/>
+          <w:i/>
+        </w:rPr>
+        <w:t xml:space="preserve">+ \beta</w:t>
+      </w:r>
+      <w:r>
+        <w:t xml:space="preserve">{4j} \cdot (\mathit{FSTS}</w:t>
+      </w:r>
+      <w:r>
+        <w:rPr>
+          <w:iCs/>
+          <w:i/>
+        </w:rPr>
+        <w:t xml:space="preserve">{c,i} \times \mathrm{ICRV}</w:t>
+      </w:r>
+      <w:r>
+        <w:t xml:space="preserve">{j,i})</w:t>
+      </w:r>
+      <w:r>
+        <w:t xml:space="preserve"> </w:t>
+      </w:r>
+      <w:r>
+        <w:t xml:space="preserve">+ \beta_{5j} \cdot (\mathit{FSTS}</w:t>
+      </w:r>
+      <w:r>
+        <w:rPr>
+          <w:iCs/>
+          <w:i/>
+        </w:rPr>
+        <w:t xml:space="preserve">{c,i}^{2} \times \mathrm{ICRV}</w:t>
+      </w:r>
+      <w:r>
+        <w:t xml:space="preserve">{j,i})\Bigr] \notag \</w:t>
+      </w:r>
+      <w:r>
+        <w:t xml:space="preserve"> </w:t>
+      </w:r>
+      <w:r>
+        <w:t xml:space="preserve">&amp;\quad + \boldsymbol{\gamma}'\mathbf{X}_i + \delta_t + \varepsilon_i</w:t>
+      </w:r>
+      <w:r>
+        <w:t xml:space="preserve"> </w:t>
+      </w:r>
+      <w:r>
+        <w:t xml:space="preserve">\label{eq:M6}</w:t>
+      </w:r>
+      <w:r>
+        <w:t xml:space="preserve"> </w:t>
+      </w:r>
+      <w:r>
+        <w:t xml:space="preserve">\end{align}</w:t>
+      </w:r>
+    </w:p>
+    <w:p>
+      <w:pPr>
+        <w:pStyle w:val="BodyText"/>
+      </w:pPr>
+      <w:r>
+        <w:t xml:space="preserve">Mục đích: kiểm định H5 — gradient ICRV và gánh nặng tắt buộc (Nhóm VI).</w:t>
+      </w:r>
+      <w:r>
+        <w:t xml:space="preserve"> </w:t>
+      </w:r>
+      <w:r>
+        <w:t xml:space="preserve">Nhóm tham chiếu: Nhóm I (tiên tiến đổi mới).</w:t>
+      </w:r>
+      <w:r>
+        <w:t xml:space="preserve"> </w:t>
+      </w:r>
+      <w:r>
+        <w:t xml:space="preserve">Kỳ vọng: điểm uốn giảm dần theo j (Nhóm II → III → IV → V → VI); Nhóm VI có β(FSTS×ICRV_VI) ≤ 0.</w:t>
+      </w:r>
+      <w:r>
+        <w:t xml:space="preserve"> </w:t>
+      </w:r>
+      <w:r>
+        <w:t xml:space="preserve">Lưu ý: Country FE bị omit trong M6 do ICRV_j là biến cấp quốc gia bất biến theo thời gian — thay bằng Year FE + Region FE (6 vùng).</w:t>
       </w:r>
     </w:p>
     <w:bookmarkEnd w:id="65"/>
-    <w:bookmarkStart w:id="66" w:name="X47a362c1312a55af0e7fdcd5a1b0398406d4027"/>
+    <w:bookmarkStart w:id="66" w:name="X6b4e30438e556ccb1a096b5b5260c191a2952a4"/>
     <w:p>
       <w:pPr>
         <w:pStyle w:val="Heading5"/>
       </w:pPr>
       <w:r>
-        <w:t xml:space="preserve">M1 — Chữ U ngược bậc hai (kiểm định H1 bậc hai)</w:t>
+        <w:t xml:space="preserve">M7 — Điều tiết ba chiều tổng lực (kiểm định H2 + H3 + H6 đồng thời)</w:t>
       </w:r>
     </w:p>
     <w:p>
@@ -8330,7 +8900,7 @@
         <w:pStyle w:val="FirstParagraph"/>
       </w:pPr>
       <w:r>
-        <w:t xml:space="preserve">\begin{equation}</w:t>
+        <w:t xml:space="preserve">\begin{align}</w:t>
       </w:r>
       <w:r>
         <w:t xml:space="preserve"> </w:t>
@@ -8343,1020 +8913,450 @@
           <w:iCs/>
           <w:i/>
         </w:rPr>
-        <w:t xml:space="preserve">i = \beta_0 + \beta_1 \cdot \mathit{FSTS}</w:t>
-      </w:r>
-      <w:r>
-        <w:t xml:space="preserve">{c,i} + \beta_2 \cdot \mathit{FSTS}_{c,i}^{2} + \boldsymbol{\gamma}'\mathbf{X}_i + \alpha_j + \delta_t + \varepsilon_i</w:t>
-      </w:r>
-      <w:r>
-        <w:t xml:space="preserve"> </w:t>
-      </w:r>
-      <w:r>
-        <w:t xml:space="preserve">\label{eq:M1}</w:t>
-      </w:r>
-      <w:r>
-        <w:t xml:space="preserve"> </w:t>
-      </w:r>
-      <w:r>
-        <w:t xml:space="preserve">\end{equation}</w:t>
-      </w:r>
-    </w:p>
-    <w:p>
-      <w:pPr>
-        <w:pStyle w:val="BodyText"/>
-      </w:pPr>
-      <w:r>
-        <w:t xml:space="preserve">Mục đích: kiểm định chữ U ngược trong H1 — dạng hàm phổ biến nhất trong văn liệu.</w:t>
-      </w:r>
-      <w:r>
-        <w:t xml:space="preserve"> </w:t>
-      </w:r>
-      <w:r>
-        <w:t xml:space="preserve">Kỳ vọng: β₁ &gt; 0, β₂ &lt; 0.</w:t>
-      </w:r>
-      <w:r>
-        <w:t xml:space="preserve"> </w:t>
-      </w:r>
-      <w:r>
-        <w:t xml:space="preserve">Điểm uốn: TP₁ = −β₁/(2β₂) — mức FSTS tối ưu (trên thang mean-centered).</w:t>
-      </w:r>
-      <w:r>
-        <w:t xml:space="preserve"> </w:t>
-      </w:r>
-      <w:r>
-        <w:t xml:space="preserve">Kiểm định bổ sung: Lind–Mehlum (2010) để xác nhận chữ U ngược thực sự.</w:t>
+        <w:t xml:space="preserve">i</w:t>
+      </w:r>
+      <w:r>
+        <w:rPr>
+          <w:iCs/>
+          <w:i/>
+        </w:rPr>
+        <w:t xml:space="preserve"> </w:t>
+      </w:r>
+      <w:r>
+        <w:rPr>
+          <w:iCs/>
+          <w:i/>
+        </w:rPr>
+        <w:t xml:space="preserve">&amp;= \beta_0 + \beta_1,\mathit{FSTS}</w:t>
+      </w:r>
+      <w:r>
+        <w:t xml:space="preserve">{c,i} + \beta_2,\mathit{FSTS}</w:t>
+      </w:r>
+      <w:r>
+        <w:rPr>
+          <w:iCs/>
+          <w:i/>
+        </w:rPr>
+        <w:t xml:space="preserve">{c,i}^{2}</w:t>
+      </w:r>
+      <w:r>
+        <w:rPr>
+          <w:iCs/>
+          <w:i/>
+        </w:rPr>
+        <w:t xml:space="preserve"> </w:t>
+      </w:r>
+      <w:r>
+        <w:rPr>
+          <w:iCs/>
+          <w:i/>
+        </w:rPr>
+        <w:t xml:space="preserve">+ \beta_3,\mathrm{TCI}</w:t>
+      </w:r>
+      <w:r>
+        <w:rPr>
+          <w:iCs/>
+          <w:i/>
+          <w:iCs/>
+          <w:i/>
+        </w:rPr>
+        <w:t xml:space="preserve">i + \beta_4,\mathrm{DAI}</w:t>
+      </w:r>
+      <w:r>
+        <w:rPr>
+          <w:iCs/>
+          <w:i/>
+          <w:iCs/>
+          <w:i/>
+          <w:iCs/>
+          <w:i/>
+        </w:rPr>
+        <w:t xml:space="preserve">i \notag \</w:t>
+      </w:r>
+      <w:r>
+        <w:rPr>
+          <w:iCs/>
+          <w:i/>
+          <w:iCs/>
+          <w:i/>
+          <w:iCs/>
+          <w:i/>
+        </w:rPr>
+        <w:t xml:space="preserve"> </w:t>
+      </w:r>
+      <w:r>
+        <w:rPr>
+          <w:iCs/>
+          <w:i/>
+          <w:iCs/>
+          <w:i/>
+          <w:iCs/>
+          <w:i/>
+        </w:rPr>
+        <w:t xml:space="preserve">&amp;\quad + \beta_5,(\mathit{FSTS}</w:t>
+      </w:r>
+      <w:r>
+        <w:rPr>
+          <w:iCs/>
+          <w:i/>
+          <w:iCs/>
+          <w:i/>
+        </w:rPr>
+        <w:t xml:space="preserve">{c,i} \times \mathrm{TCI}</w:t>
+      </w:r>
+      <w:r>
+        <w:rPr>
+          <w:iCs/>
+          <w:i/>
+          <w:iCs/>
+          <w:i/>
+          <w:iCs/>
+          <w:i/>
+        </w:rPr>
+        <w:t xml:space="preserve">i)</w:t>
+      </w:r>
+      <w:r>
+        <w:rPr>
+          <w:iCs/>
+          <w:i/>
+          <w:iCs/>
+          <w:i/>
+          <w:iCs/>
+          <w:i/>
+        </w:rPr>
+        <w:t xml:space="preserve"> </w:t>
+      </w:r>
+      <w:r>
+        <w:rPr>
+          <w:iCs/>
+          <w:i/>
+          <w:iCs/>
+          <w:i/>
+          <w:iCs/>
+          <w:i/>
+        </w:rPr>
+        <w:t xml:space="preserve">+ \beta_6,(\mathit{FSTS}</w:t>
+      </w:r>
+      <w:r>
+        <w:rPr>
+          <w:iCs/>
+          <w:i/>
+          <w:iCs/>
+          <w:i/>
+        </w:rPr>
+        <w:t xml:space="preserve">{c,i}^{2} \times \mathrm{TCI}</w:t>
+      </w:r>
+      <w:r>
+        <w:rPr>
+          <w:iCs/>
+          <w:i/>
+          <w:iCs/>
+          <w:i/>
+          <w:iCs/>
+          <w:i/>
+        </w:rPr>
+        <w:t xml:space="preserve">i) \notag \</w:t>
+      </w:r>
+      <w:r>
+        <w:rPr>
+          <w:iCs/>
+          <w:i/>
+          <w:iCs/>
+          <w:i/>
+          <w:iCs/>
+          <w:i/>
+        </w:rPr>
+        <w:t xml:space="preserve"> </w:t>
+      </w:r>
+      <w:r>
+        <w:rPr>
+          <w:iCs/>
+          <w:i/>
+          <w:iCs/>
+          <w:i/>
+          <w:iCs/>
+          <w:i/>
+        </w:rPr>
+        <w:t xml:space="preserve">&amp;\quad + \beta_7,(\mathit{FSTS}</w:t>
+      </w:r>
+      <w:r>
+        <w:rPr>
+          <w:iCs/>
+          <w:i/>
+          <w:iCs/>
+          <w:i/>
+        </w:rPr>
+        <w:t xml:space="preserve">{c,i} \times \mathrm{DAI}</w:t>
+      </w:r>
+      <w:r>
+        <w:rPr>
+          <w:iCs/>
+          <w:i/>
+          <w:iCs/>
+          <w:i/>
+          <w:iCs/>
+          <w:i/>
+        </w:rPr>
+        <w:t xml:space="preserve">i)</w:t>
+      </w:r>
+      <w:r>
+        <w:rPr>
+          <w:iCs/>
+          <w:i/>
+          <w:iCs/>
+          <w:i/>
+          <w:iCs/>
+          <w:i/>
+        </w:rPr>
+        <w:t xml:space="preserve"> </w:t>
+      </w:r>
+      <w:r>
+        <w:rPr>
+          <w:iCs/>
+          <w:i/>
+          <w:iCs/>
+          <w:i/>
+          <w:iCs/>
+          <w:i/>
+        </w:rPr>
+        <w:t xml:space="preserve">+ \beta_8,(\mathit{FSTS}</w:t>
+      </w:r>
+      <w:r>
+        <w:rPr>
+          <w:iCs/>
+          <w:i/>
+          <w:iCs/>
+          <w:i/>
+        </w:rPr>
+        <w:t xml:space="preserve">{c,i}^{2} \times \mathrm{DAI}</w:t>
+      </w:r>
+      <w:r>
+        <w:rPr>
+          <w:iCs/>
+          <w:i/>
+          <w:iCs/>
+          <w:i/>
+          <w:iCs/>
+          <w:i/>
+        </w:rPr>
+        <w:t xml:space="preserve">i) \notag \</w:t>
+      </w:r>
+      <w:r>
+        <w:rPr>
+          <w:iCs/>
+          <w:i/>
+          <w:iCs/>
+          <w:i/>
+          <w:iCs/>
+          <w:i/>
+        </w:rPr>
+        <w:t xml:space="preserve"> </w:t>
+      </w:r>
+      <w:r>
+        <w:rPr>
+          <w:iCs/>
+          <w:i/>
+          <w:iCs/>
+          <w:i/>
+          <w:iCs/>
+          <w:i/>
+        </w:rPr>
+        <w:t xml:space="preserve">&amp;\quad + \beta_9,(\mathit{FSTS}</w:t>
+      </w:r>
+      <w:r>
+        <w:rPr>
+          <w:iCs/>
+          <w:i/>
+          <w:iCs/>
+          <w:i/>
+        </w:rPr>
+        <w:t xml:space="preserve">{c,i} \times \mathrm{TCI}</w:t>
+      </w:r>
+      <w:r>
+        <w:rPr>
+          <w:iCs/>
+          <w:i/>
+          <w:iCs/>
+          <w:i/>
+          <w:iCs/>
+          <w:i/>
+        </w:rPr>
+        <w:t xml:space="preserve">i \times \mathrm{DAI}</w:t>
+      </w:r>
+      <w:r>
+        <w:rPr>
+          <w:iCs/>
+          <w:i/>
+          <w:iCs/>
+          <w:i/>
+          <w:iCs/>
+          <w:i/>
+          <w:iCs/>
+          <w:i/>
+        </w:rPr>
+        <w:t xml:space="preserve">i) \notag \</w:t>
+      </w:r>
+      <w:r>
+        <w:rPr>
+          <w:iCs/>
+          <w:i/>
+          <w:iCs/>
+          <w:i/>
+          <w:iCs/>
+          <w:i/>
+          <w:iCs/>
+          <w:i/>
+        </w:rPr>
+        <w:t xml:space="preserve"> </w:t>
+      </w:r>
+      <w:r>
+        <w:rPr>
+          <w:iCs/>
+          <w:i/>
+          <w:iCs/>
+          <w:i/>
+          <w:iCs/>
+          <w:i/>
+          <w:iCs/>
+          <w:i/>
+        </w:rPr>
+        <w:t xml:space="preserve">&amp;\quad + \beta</w:t>
+      </w:r>
+      <w:r>
+        <w:rPr>
+          <w:iCs/>
+          <w:i/>
+          <w:iCs/>
+          <w:i/>
+          <w:iCs/>
+          <w:i/>
+        </w:rPr>
+        <w:t xml:space="preserve">{10},(\mathit{FSTS}</w:t>
+      </w:r>
+      <w:r>
+        <w:rPr>
+          <w:iCs/>
+          <w:i/>
+          <w:iCs/>
+          <w:i/>
+        </w:rPr>
+        <w:t xml:space="preserve">{c,i} \times YB</w:t>
+      </w:r>
+      <w:r>
+        <w:rPr>
+          <w:iCs/>
+          <w:i/>
+        </w:rPr>
+        <w:t xml:space="preserve">{2013\text{-}17,i})</w:t>
+      </w:r>
+      <w:r>
+        <w:rPr>
+          <w:iCs/>
+          <w:i/>
+        </w:rPr>
+        <w:t xml:space="preserve"> </w:t>
+      </w:r>
+      <w:r>
+        <w:rPr>
+          <w:iCs/>
+          <w:i/>
+        </w:rPr>
+        <w:t xml:space="preserve">+ \beta</w:t>
+      </w:r>
+      <w:r>
+        <w:t xml:space="preserve">{11},(\mathit{FSTS}</w:t>
+      </w:r>
+      <w:r>
+        <w:rPr>
+          <w:iCs/>
+          <w:i/>
+        </w:rPr>
+        <w:t xml:space="preserve">{c,i}^{2} \times YB</w:t>
+      </w:r>
+      <w:r>
+        <w:t xml:space="preserve">{2013\text{-}17,i}) \notag \</w:t>
+      </w:r>
+      <w:r>
+        <w:t xml:space="preserve"> </w:t>
+      </w:r>
+      <w:r>
+        <w:t xml:space="preserve">&amp;\quad + \beta_{12},(\mathit{FSTS}</w:t>
+      </w:r>
+      <w:r>
+        <w:rPr>
+          <w:iCs/>
+          <w:i/>
+        </w:rPr>
+        <w:t xml:space="preserve">{c,i} \times YB</w:t>
+      </w:r>
+      <w:r>
+        <w:t xml:space="preserve">{2018\text{-}25,i})</w:t>
+      </w:r>
+      <w:r>
+        <w:t xml:space="preserve"> </w:t>
+      </w:r>
+      <w:r>
+        <w:t xml:space="preserve">+ \beta_{13},(\mathit{FSTS}</w:t>
+      </w:r>
+      <w:r>
+        <w:rPr>
+          <w:iCs/>
+          <w:i/>
+        </w:rPr>
+        <w:t xml:space="preserve">{c,i}^{2} \times YB</w:t>
+      </w:r>
+      <w:r>
+        <w:t xml:space="preserve">{2018\text{-}25,i}) \notag \</w:t>
+      </w:r>
+      <w:r>
+        <w:t xml:space="preserve"> </w:t>
+      </w:r>
+      <w:r>
+        <w:t xml:space="preserve">&amp;\quad + \boldsymbol{\gamma}'\mathbf{X}_i + \alpha_j + \delta_t + \varepsilon_i</w:t>
+      </w:r>
+      <w:r>
+        <w:t xml:space="preserve"> </w:t>
+      </w:r>
+      <w:r>
+        <w:t xml:space="preserve">\label{eq:M7}</w:t>
+      </w:r>
+      <w:r>
+        <w:t xml:space="preserve"> </w:t>
+      </w:r>
+      <w:r>
+        <w:t xml:space="preserve">\end{align}</w:t>
+      </w:r>
+    </w:p>
+    <w:p>
+      <w:pPr>
+        <w:pStyle w:val="BodyText"/>
+      </w:pPr>
+      <w:r>
+        <w:t xml:space="preserve">trong đó X_i gồm: ln_employees, firm_age, foreign_own (≥10%), sector dummies; α_j = country FE; δ_t = year FE.</w:t>
+      </w:r>
+    </w:p>
+    <w:p>
+      <w:pPr>
+        <w:pStyle w:val="BodyText"/>
+      </w:pPr>
+      <w:r>
+        <w:t xml:space="preserve">Mục đích: mô hình tổng lực kiểm định H2 (TCI), H3 (DAI), và H6 (thời gian) đồng thời.</w:t>
+      </w:r>
+      <w:r>
+        <w:t xml:space="preserve"> </w:t>
+      </w:r>
+      <w:r>
+        <w:t xml:space="preserve">Kỳ vọng trọng tâm: β₈(FSTS²×DAI) &gt; 0 trong Nhóm I; β₃(TCI) &gt; 0; β₁₂/β₁₃ ≠ β₁₀/β₁₁ (dịch chuyển thời gian).</w:t>
+      </w:r>
+      <w:r>
+        <w:t xml:space="preserve"> </w:t>
+      </w:r>
+      <w:r>
+        <w:t xml:space="preserve">Yêu cầu mẫu: với k = 13 tham số trọng tâm + controls, n ≥ 5.000 cần thiết cho power &gt; 0,80 tại f² = 0,02 — dễ dàng đáp ứng với pool 101.185.</w:t>
       </w:r>
     </w:p>
     <w:bookmarkEnd w:id="66"/>
-    <w:bookmarkStart w:id="67" w:name="m2--s-curve-bậc-ba-kiểm-định-h1-đầy-đủ"/>
-    <w:p>
-      <w:pPr>
-        <w:pStyle w:val="Heading5"/>
-      </w:pPr>
-      <w:r>
-        <w:t xml:space="preserve">M2 — S-curve bậc ba (kiểm định H1 đầy đủ)</w:t>
-      </w:r>
-    </w:p>
-    <w:p>
-      <w:pPr>
-        <w:pStyle w:val="FirstParagraph"/>
-      </w:pPr>
-      <w:r>
-        <w:t xml:space="preserve">\begin{equation}</w:t>
-      </w:r>
-      <w:r>
-        <w:t xml:space="preserve"> </w:t>
-      </w:r>
-      <w:r>
-        <w:t xml:space="preserve">\ln(\mathrm{LP})</w:t>
-      </w:r>
-      <w:r>
-        <w:rPr>
-          <w:iCs/>
-          <w:i/>
-        </w:rPr>
-        <w:t xml:space="preserve">i = \beta_0 + \beta_1 \cdot \mathit{FSTS}</w:t>
-      </w:r>
-      <w:r>
-        <w:t xml:space="preserve">{c,i} + \beta_2 \cdot \mathit{FSTS}</w:t>
-      </w:r>
-      <w:r>
-        <w:rPr>
-          <w:iCs/>
-          <w:i/>
-        </w:rPr>
-        <w:t xml:space="preserve">{c,i}^{2} + \beta_3 \cdot \mathit{FSTS}</w:t>
-      </w:r>
-      <w:r>
-        <w:t xml:space="preserve">{c,i}^{3} + \boldsymbol{\gamma}'\mathbf{X}_i + \alpha_j + \delta_t + \varepsilon_i</w:t>
-      </w:r>
-      <w:r>
-        <w:t xml:space="preserve"> </w:t>
-      </w:r>
-      <w:r>
-        <w:t xml:space="preserve">\label{eq:M2}</w:t>
-      </w:r>
-      <w:r>
-        <w:t xml:space="preserve"> </w:t>
-      </w:r>
-      <w:r>
-        <w:t xml:space="preserve">\end{equation}</w:t>
-      </w:r>
-    </w:p>
-    <w:p>
-      <w:pPr>
-        <w:pStyle w:val="BodyText"/>
-      </w:pPr>
-      <w:r>
-        <w:t xml:space="preserve">Mục đích: kiểm định S-curve ba giai đoạn (Lu &amp; Beamish, 2004; Contractor et al., 2003).</w:t>
-      </w:r>
-      <w:r>
-        <w:t xml:space="preserve"> </w:t>
-      </w:r>
-      <w:r>
-        <w:t xml:space="preserve">Kỳ vọng: β₁ &gt; 0, β₂ &lt; 0, β₃ &gt; 0.</w:t>
-      </w:r>
-      <w:r>
-        <w:t xml:space="preserve"> </w:t>
-      </w:r>
-      <w:r>
-        <w:t xml:space="preserve">Lựa chọn mô hình: so sánh M1 và M2 bằng AIC, BIC, và F-test β₃ = 0.</w:t>
-      </w:r>
-    </w:p>
-    <w:bookmarkEnd w:id="67"/>
-    <w:bookmarkStart w:id="68" w:name="m3---điều-tiết-tci-kiểm-định-h2"/>
-    <w:p>
-      <w:pPr>
-        <w:pStyle w:val="Heading5"/>
-      </w:pPr>
-      <w:r>
-        <w:t xml:space="preserve">M3 — + Điều tiết TCI (kiểm định H2)</w:t>
-      </w:r>
-    </w:p>
-    <w:p>
-      <w:pPr>
-        <w:pStyle w:val="FirstParagraph"/>
-      </w:pPr>
-      <w:r>
-        <w:t xml:space="preserve">\begin{align}</w:t>
-      </w:r>
-      <w:r>
-        <w:t xml:space="preserve"> </w:t>
-      </w:r>
-      <w:r>
-        <w:t xml:space="preserve">\ln(\mathrm{LP})</w:t>
-      </w:r>
-      <w:r>
-        <w:rPr>
-          <w:iCs/>
-          <w:i/>
-        </w:rPr>
-        <w:t xml:space="preserve">i &amp;= \underbrace{\beta_0 + \beta_1,\mathit{FSTS}</w:t>
-      </w:r>
-      <w:r>
-        <w:t xml:space="preserve">{c,i} + \beta_2,\mathit{FSTS}</w:t>
-      </w:r>
-      <w:r>
-        <w:rPr>
-          <w:iCs/>
-          <w:i/>
-        </w:rPr>
-        <w:t xml:space="preserve">{c,i}^{2}}</w:t>
-      </w:r>
-      <w:r>
-        <w:t xml:space="preserve">{M1} \notag \</w:t>
-      </w:r>
-      <w:r>
-        <w:t xml:space="preserve"> </w:t>
-      </w:r>
-      <w:r>
-        <w:t xml:space="preserve">&amp;\quad + \beta_3 \cdot \mathrm{TCI}</w:t>
-      </w:r>
-      <w:r>
-        <w:rPr>
-          <w:iCs/>
-          <w:i/>
-        </w:rPr>
-        <w:t xml:space="preserve">i + \beta_4 \cdot (\mathit{FSTS}</w:t>
-      </w:r>
-      <w:r>
-        <w:t xml:space="preserve">{c,i} \times \mathrm{TCI}</w:t>
-      </w:r>
-      <w:r>
-        <w:rPr>
-          <w:iCs/>
-          <w:i/>
-        </w:rPr>
-        <w:t xml:space="preserve">i) + \beta_5 \cdot (\mathit{FSTS}</w:t>
-      </w:r>
-      <w:r>
-        <w:t xml:space="preserve">{c,i}^{2} \times \mathrm{TCI}_i) \notag \</w:t>
-      </w:r>
-      <w:r>
-        <w:t xml:space="preserve"> </w:t>
-      </w:r>
-      <w:r>
-        <w:t xml:space="preserve">&amp;\quad + \boldsymbol{\gamma}'\mathbf{X}_i + \alpha_j + \delta_t + \varepsilon_i</w:t>
-      </w:r>
-      <w:r>
-        <w:t xml:space="preserve"> </w:t>
-      </w:r>
-      <w:r>
-        <w:t xml:space="preserve">\label{eq:M3}</w:t>
-      </w:r>
-      <w:r>
-        <w:t xml:space="preserve"> </w:t>
-      </w:r>
-      <w:r>
-        <w:t xml:space="preserve">\end{align}</w:t>
-      </w:r>
-    </w:p>
-    <w:p>
-      <w:pPr>
-        <w:pStyle w:val="BodyText"/>
-      </w:pPr>
-      <w:r>
-        <w:t xml:space="preserve">Mục đích: kiểm định H2 — TCI là nâng mặt bằng (β₃ &gt; 0) và/hoặc điều tiết độ cong (β₄, β₅).</w:t>
-      </w:r>
-      <w:r>
-        <w:t xml:space="preserve"> </w:t>
-      </w:r>
-      <w:r>
-        <w:t xml:space="preserve">Kỳ vọng chính: β₃ &gt; 0 (hiệu ứng TCI trực tiếp).</w:t>
-      </w:r>
-      <w:r>
-        <w:t xml:space="preserve"> </w:t>
-      </w:r>
-      <w:r>
-        <w:t xml:space="preserve">Kiểm định: F-test (β₄ = β₅ = 0) = kiểm định joint moderation; nếu p &gt; 0,10 → TCI là nâng mặt bằng thuần túy.</w:t>
-      </w:r>
-    </w:p>
-    <w:bookmarkEnd w:id="68"/>
-    <w:bookmarkStart w:id="69" w:name="m4---điều-tiết-dai-kiểm-định-h3"/>
-    <w:p>
-      <w:pPr>
-        <w:pStyle w:val="Heading5"/>
-      </w:pPr>
-      <w:r>
-        <w:t xml:space="preserve">M4 — + Điều tiết DAI (kiểm định H3)</w:t>
-      </w:r>
-    </w:p>
-    <w:p>
-      <w:pPr>
-        <w:pStyle w:val="FirstParagraph"/>
-      </w:pPr>
-      <w:r>
-        <w:t xml:space="preserve">\begin{align}</w:t>
-      </w:r>
-      <w:r>
-        <w:t xml:space="preserve"> </w:t>
-      </w:r>
-      <w:r>
-        <w:t xml:space="preserve">\ln(\mathrm{LP})</w:t>
-      </w:r>
-      <w:r>
-        <w:rPr>
-          <w:iCs/>
-          <w:i/>
-        </w:rPr>
-        <w:t xml:space="preserve">i &amp;= \underbrace{\text{M1}}</w:t>
-      </w:r>
-      <w:r>
-        <w:t xml:space="preserve">{\text{cơ sở}} \notag \</w:t>
-      </w:r>
-      <w:r>
-        <w:t xml:space="preserve"> </w:t>
-      </w:r>
-      <w:r>
-        <w:t xml:space="preserve">&amp;\quad + \beta_3 \cdot \mathrm{DAI}</w:t>
-      </w:r>
-      <w:r>
-        <w:rPr>
-          <w:iCs/>
-          <w:i/>
-        </w:rPr>
-        <w:t xml:space="preserve">i + \beta_4 \cdot (\mathit{FSTS}</w:t>
-      </w:r>
-      <w:r>
-        <w:t xml:space="preserve">{c,i} \times \mathrm{DAI}</w:t>
-      </w:r>
-      <w:r>
-        <w:rPr>
-          <w:iCs/>
-          <w:i/>
-        </w:rPr>
-        <w:t xml:space="preserve">i) + \beta_5 \cdot (\mathit{FSTS}</w:t>
-      </w:r>
-      <w:r>
-        <w:t xml:space="preserve">{c,i}^{2} \times \mathrm{DAI}_i) \notag \</w:t>
-      </w:r>
-      <w:r>
-        <w:t xml:space="preserve"> </w:t>
-      </w:r>
-      <w:r>
-        <w:t xml:space="preserve">&amp;\quad + \boldsymbol{\gamma}'\mathbf{X}_i + \alpha_j + \delta_t + \varepsilon_i</w:t>
-      </w:r>
-      <w:r>
-        <w:t xml:space="preserve"> </w:t>
-      </w:r>
-      <w:r>
-        <w:t xml:space="preserve">\label{eq:M4}</w:t>
-      </w:r>
-      <w:r>
-        <w:t xml:space="preserve"> </w:t>
-      </w:r>
-      <w:r>
-        <w:t xml:space="preserve">\end{align}</w:t>
-      </w:r>
-    </w:p>
-    <w:p>
-      <w:pPr>
-        <w:pStyle w:val="BodyText"/>
-      </w:pPr>
-      <w:r>
-        <w:t xml:space="preserve">Mục đích: kiểm định H3 — DAI là nguồn lực mở rộng tình huống.</w:t>
-      </w:r>
-      <w:r>
-        <w:t xml:space="preserve"> </w:t>
-      </w:r>
-      <w:r>
-        <w:t xml:space="preserve">Kỳ vọng: β₅(FSTS²×DAI) &gt; 0 trong Nhóm I (nhất quán P4 Singapore +3,119); β₃(DAI trực tiếp) → 0 khi kiểm soát chọn lựa (nhất quán P3 Việt Nam IV null).</w:t>
-      </w:r>
-      <w:r>
-        <w:t xml:space="preserve"> </w:t>
-      </w:r>
-      <w:r>
-        <w:t xml:space="preserve">Lưu ý IV: trong mẫu con Nhóm IV, nếu có biến công cụ hợp lệ, chạy 2SLS để phân biệt DAI nhân quả vs. phụ thuộc chọn lựa.</w:t>
-      </w:r>
-    </w:p>
-    <w:bookmarkEnd w:id="69"/>
-    <w:bookmarkStart w:id="70" w:name="X06f71524788155e2ebf216bcee5f2e32a6c0cd5"/>
-    <w:p>
-      <w:pPr>
-        <w:pStyle w:val="Heading5"/>
-      </w:pPr>
-      <w:r>
-        <w:t xml:space="preserve">M5 — + Điều tiết nhà quản trị (kiểm định H4a/H4b/H4c)</w:t>
-      </w:r>
-    </w:p>
-    <w:p>
-      <w:pPr>
-        <w:pStyle w:val="FirstParagraph"/>
-      </w:pPr>
-      <w:r>
-        <w:t xml:space="preserve">\begin{align}</w:t>
-      </w:r>
-      <w:r>
-        <w:t xml:space="preserve"> </w:t>
-      </w:r>
-      <w:r>
-        <w:t xml:space="preserve">\ln(\mathrm{LP})</w:t>
-      </w:r>
-      <w:r>
-        <w:rPr>
-          <w:iCs/>
-          <w:i/>
-        </w:rPr>
-        <w:t xml:space="preserve">i &amp;= \underbrace{\text{M1}}</w:t>
-      </w:r>
-      <w:r>
-        <w:t xml:space="preserve">{\text{cơ sở}} \notag \</w:t>
-      </w:r>
-      <w:r>
-        <w:t xml:space="preserve"> </w:t>
-      </w:r>
-      <w:r>
-        <w:t xml:space="preserve">&amp;\quad + \beta_3 \cdot \mathit{Manager}</w:t>
-      </w:r>
-      <w:r>
-        <w:rPr>
-          <w:iCs/>
-          <w:i/>
-        </w:rPr>
-        <w:t xml:space="preserve">i + \beta_4 \cdot (\mathit{FSTS}</w:t>
-      </w:r>
-      <w:r>
-        <w:t xml:space="preserve">{c,i} \times \mathit{Manager}_i) \notag \</w:t>
-      </w:r>
-      <w:r>
-        <w:t xml:space="preserve"> </w:t>
-      </w:r>
-      <w:r>
-        <w:t xml:space="preserve">&amp;\quad + \boldsymbol{\gamma}'\mathbf{X}_i + \alpha_j + \delta_t + \varepsilon_i</w:t>
-      </w:r>
-      <w:r>
-        <w:t xml:space="preserve"> </w:t>
-      </w:r>
-      <w:r>
-        <w:t xml:space="preserve">\label{eq:M5}</w:t>
-      </w:r>
-      <w:r>
-        <w:t xml:space="preserve"> </w:t>
-      </w:r>
-      <w:r>
-        <w:t xml:space="preserve">\end{align}</w:t>
-      </w:r>
-    </w:p>
-    <w:p>
-      <w:pPr>
-        <w:pStyle w:val="BodyText"/>
-      </w:pPr>
-      <w:r>
-        <w:t xml:space="preserve">Biến Manager theo thứ tự ưu tiên: exp_manager (b5, H4a) — biến chính với kỳ vọng β₄ &gt; 0; educ_manager (b7a, H4b) — biến phụ với kỳ vọng β₄ &gt; 0; gender_manager (b7, H4c) — khám phá, kiểm định two-sided.</w:t>
-      </w:r>
-      <w:r>
-        <w:t xml:space="preserve"> </w:t>
-      </w:r>
-      <w:r>
-        <w:t xml:space="preserve">Kỳ vọng: β₄(FSTS×exp_manager) &gt; 0 [H4a]; β₄(FSTS×educ_manager) &gt; 0 [H4b]; β₄(FSTS×gender_manager) — không có kỳ vọng tiên nghiệm [H4c].</w:t>
-      </w:r>
-    </w:p>
-    <w:bookmarkEnd w:id="70"/>
-    <w:bookmarkStart w:id="71" w:name="m6---chế-độ-thể-chế-icrv-kiểm-định-h5"/>
-    <w:p>
-      <w:pPr>
-        <w:pStyle w:val="Heading5"/>
-      </w:pPr>
-      <w:r>
-        <w:t xml:space="preserve">M6 — + Chế độ thể chế ICRV (kiểm định H5)</w:t>
-      </w:r>
-    </w:p>
-    <w:p>
-      <w:pPr>
-        <w:pStyle w:val="FirstParagraph"/>
-      </w:pPr>
-      <w:r>
-        <w:t xml:space="preserve">\begin{align}</w:t>
-      </w:r>
-      <w:r>
-        <w:t xml:space="preserve"> </w:t>
-      </w:r>
-      <w:r>
-        <w:t xml:space="preserve">\ln(\mathrm{LP})</w:t>
-      </w:r>
-      <w:r>
-        <w:rPr>
-          <w:iCs/>
-          <w:i/>
-        </w:rPr>
-        <w:t xml:space="preserve">i &amp;= \underbrace{\text{M1}}</w:t>
-      </w:r>
-      <w:r>
-        <w:t xml:space="preserve">{\text{cơ sở}} \notag \</w:t>
-      </w:r>
-      <w:r>
-        <w:t xml:space="preserve"> </w:t>
-      </w:r>
-      <w:r>
-        <w:t xml:space="preserve">&amp;\quad + \sum_{j=2}^{6} \Bigl[\beta_{3j} \cdot \mathrm{ICRV}</w:t>
-      </w:r>
-      <w:r>
-        <w:rPr>
-          <w:iCs/>
-          <w:i/>
-        </w:rPr>
-        <w:t xml:space="preserve">{j,i}</w:t>
-      </w:r>
-      <w:r>
-        <w:rPr>
-          <w:iCs/>
-          <w:i/>
-        </w:rPr>
-        <w:t xml:space="preserve"> </w:t>
-      </w:r>
-      <w:r>
-        <w:rPr>
-          <w:iCs/>
-          <w:i/>
-        </w:rPr>
-        <w:t xml:space="preserve">+ \beta</w:t>
-      </w:r>
-      <w:r>
-        <w:t xml:space="preserve">{4j} \cdot (\mathit{FSTS}</w:t>
-      </w:r>
-      <w:r>
-        <w:rPr>
-          <w:iCs/>
-          <w:i/>
-        </w:rPr>
-        <w:t xml:space="preserve">{c,i} \times \mathrm{ICRV}</w:t>
-      </w:r>
-      <w:r>
-        <w:t xml:space="preserve">{j,i})</w:t>
-      </w:r>
-      <w:r>
-        <w:t xml:space="preserve"> </w:t>
-      </w:r>
-      <w:r>
-        <w:t xml:space="preserve">+ \beta_{5j} \cdot (\mathit{FSTS}</w:t>
-      </w:r>
-      <w:r>
-        <w:rPr>
-          <w:iCs/>
-          <w:i/>
-        </w:rPr>
-        <w:t xml:space="preserve">{c,i}^{2} \times \mathrm{ICRV}</w:t>
-      </w:r>
-      <w:r>
-        <w:t xml:space="preserve">{j,i})\Bigr] \notag \</w:t>
-      </w:r>
-      <w:r>
-        <w:t xml:space="preserve"> </w:t>
-      </w:r>
-      <w:r>
-        <w:t xml:space="preserve">&amp;\quad + \boldsymbol{\gamma}'\mathbf{X}_i + \delta_t + \varepsilon_i</w:t>
-      </w:r>
-      <w:r>
-        <w:t xml:space="preserve"> </w:t>
-      </w:r>
-      <w:r>
-        <w:t xml:space="preserve">\label{eq:M6}</w:t>
-      </w:r>
-      <w:r>
-        <w:t xml:space="preserve"> </w:t>
-      </w:r>
-      <w:r>
-        <w:t xml:space="preserve">\end{align}</w:t>
-      </w:r>
-    </w:p>
-    <w:p>
-      <w:pPr>
-        <w:pStyle w:val="BodyText"/>
-      </w:pPr>
-      <w:r>
-        <w:t xml:space="preserve">Mục đích: kiểm định H5 — gradient ICRV và gánh nặng tắt buộc (Nhóm VI).</w:t>
-      </w:r>
-      <w:r>
-        <w:t xml:space="preserve"> </w:t>
-      </w:r>
-      <w:r>
-        <w:t xml:space="preserve">Nhóm tham chiếu: Nhóm I (tiên tiến đổi mới).</w:t>
-      </w:r>
-      <w:r>
-        <w:t xml:space="preserve"> </w:t>
-      </w:r>
-      <w:r>
-        <w:t xml:space="preserve">Kỳ vọng: điểm uốn giảm dần theo j (Nhóm II → III → IV → V → VI); Nhóm VI có β(FSTS×ICRV_VI) ≤ 0.</w:t>
-      </w:r>
-      <w:r>
-        <w:t xml:space="preserve"> </w:t>
-      </w:r>
-      <w:r>
-        <w:t xml:space="preserve">Lưu ý: Country FE bị omit trong M6 do ICRV_j là biến cấp quốc gia bất biến theo thời gian — thay bằng Year FE + Region FE (6 vùng).</w:t>
-      </w:r>
-    </w:p>
-    <w:bookmarkEnd w:id="71"/>
-    <w:bookmarkStart w:id="72" w:name="X6b4e30438e556ccb1a096b5b5260c191a2952a4"/>
-    <w:p>
-      <w:pPr>
-        <w:pStyle w:val="Heading5"/>
-      </w:pPr>
-      <w:r>
-        <w:t xml:space="preserve">M7 — Điều tiết ba chiều tổng lực (kiểm định H2 + H3 + H6 đồng thời)</w:t>
-      </w:r>
-    </w:p>
-    <w:p>
-      <w:pPr>
-        <w:pStyle w:val="FirstParagraph"/>
-      </w:pPr>
-      <w:r>
-        <w:t xml:space="preserve">\begin{align}</w:t>
-      </w:r>
-      <w:r>
-        <w:t xml:space="preserve"> </w:t>
-      </w:r>
-      <w:r>
-        <w:t xml:space="preserve">\ln(\mathrm{LP})</w:t>
-      </w:r>
-      <w:r>
-        <w:rPr>
-          <w:iCs/>
-          <w:i/>
-        </w:rPr>
-        <w:t xml:space="preserve">i</w:t>
-      </w:r>
-      <w:r>
-        <w:rPr>
-          <w:iCs/>
-          <w:i/>
-        </w:rPr>
-        <w:t xml:space="preserve"> </w:t>
-      </w:r>
-      <w:r>
-        <w:rPr>
-          <w:iCs/>
-          <w:i/>
-        </w:rPr>
-        <w:t xml:space="preserve">&amp;= \beta_0 + \beta_1,\mathit{FSTS}</w:t>
-      </w:r>
-      <w:r>
-        <w:t xml:space="preserve">{c,i} + \beta_2,\mathit{FSTS}</w:t>
-      </w:r>
-      <w:r>
-        <w:rPr>
-          <w:iCs/>
-          <w:i/>
-        </w:rPr>
-        <w:t xml:space="preserve">{c,i}^{2}</w:t>
-      </w:r>
-      <w:r>
-        <w:rPr>
-          <w:iCs/>
-          <w:i/>
-        </w:rPr>
-        <w:t xml:space="preserve"> </w:t>
-      </w:r>
-      <w:r>
-        <w:rPr>
-          <w:iCs/>
-          <w:i/>
-        </w:rPr>
-        <w:t xml:space="preserve">+ \beta_3,\mathrm{TCI}</w:t>
-      </w:r>
-      <w:r>
-        <w:rPr>
-          <w:iCs/>
-          <w:i/>
-          <w:iCs/>
-          <w:i/>
-        </w:rPr>
-        <w:t xml:space="preserve">i + \beta_4,\mathrm{DAI}</w:t>
-      </w:r>
-      <w:r>
-        <w:rPr>
-          <w:iCs/>
-          <w:i/>
-          <w:iCs/>
-          <w:i/>
-          <w:iCs/>
-          <w:i/>
-        </w:rPr>
-        <w:t xml:space="preserve">i \notag \</w:t>
-      </w:r>
-      <w:r>
-        <w:rPr>
-          <w:iCs/>
-          <w:i/>
-          <w:iCs/>
-          <w:i/>
-          <w:iCs/>
-          <w:i/>
-        </w:rPr>
-        <w:t xml:space="preserve"> </w:t>
-      </w:r>
-      <w:r>
-        <w:rPr>
-          <w:iCs/>
-          <w:i/>
-          <w:iCs/>
-          <w:i/>
-          <w:iCs/>
-          <w:i/>
-        </w:rPr>
-        <w:t xml:space="preserve">&amp;\quad + \beta_5,(\mathit{FSTS}</w:t>
-      </w:r>
-      <w:r>
-        <w:rPr>
-          <w:iCs/>
-          <w:i/>
-          <w:iCs/>
-          <w:i/>
-        </w:rPr>
-        <w:t xml:space="preserve">{c,i} \times \mathrm{TCI}</w:t>
-      </w:r>
-      <w:r>
-        <w:rPr>
-          <w:iCs/>
-          <w:i/>
-          <w:iCs/>
-          <w:i/>
-          <w:iCs/>
-          <w:i/>
-        </w:rPr>
-        <w:t xml:space="preserve">i)</w:t>
-      </w:r>
-      <w:r>
-        <w:rPr>
-          <w:iCs/>
-          <w:i/>
-          <w:iCs/>
-          <w:i/>
-          <w:iCs/>
-          <w:i/>
-        </w:rPr>
-        <w:t xml:space="preserve"> </w:t>
-      </w:r>
-      <w:r>
-        <w:rPr>
-          <w:iCs/>
-          <w:i/>
-          <w:iCs/>
-          <w:i/>
-          <w:iCs/>
-          <w:i/>
-        </w:rPr>
-        <w:t xml:space="preserve">+ \beta_6,(\mathit{FSTS}</w:t>
-      </w:r>
-      <w:r>
-        <w:rPr>
-          <w:iCs/>
-          <w:i/>
-          <w:iCs/>
-          <w:i/>
-        </w:rPr>
-        <w:t xml:space="preserve">{c,i}^{2} \times \mathrm{TCI}</w:t>
-      </w:r>
-      <w:r>
-        <w:rPr>
-          <w:iCs/>
-          <w:i/>
-          <w:iCs/>
-          <w:i/>
-          <w:iCs/>
-          <w:i/>
-        </w:rPr>
-        <w:t xml:space="preserve">i) \notag \</w:t>
-      </w:r>
-      <w:r>
-        <w:rPr>
-          <w:iCs/>
-          <w:i/>
-          <w:iCs/>
-          <w:i/>
-          <w:iCs/>
-          <w:i/>
-        </w:rPr>
-        <w:t xml:space="preserve"> </w:t>
-      </w:r>
-      <w:r>
-        <w:rPr>
-          <w:iCs/>
-          <w:i/>
-          <w:iCs/>
-          <w:i/>
-          <w:iCs/>
-          <w:i/>
-        </w:rPr>
-        <w:t xml:space="preserve">&amp;\quad + \beta_7,(\mathit{FSTS}</w:t>
-      </w:r>
-      <w:r>
-        <w:rPr>
-          <w:iCs/>
-          <w:i/>
-          <w:iCs/>
-          <w:i/>
-        </w:rPr>
-        <w:t xml:space="preserve">{c,i} \times \mathrm{DAI}</w:t>
-      </w:r>
-      <w:r>
-        <w:rPr>
-          <w:iCs/>
-          <w:i/>
-          <w:iCs/>
-          <w:i/>
-          <w:iCs/>
-          <w:i/>
-        </w:rPr>
-        <w:t xml:space="preserve">i)</w:t>
-      </w:r>
-      <w:r>
-        <w:rPr>
-          <w:iCs/>
-          <w:i/>
-          <w:iCs/>
-          <w:i/>
-          <w:iCs/>
-          <w:i/>
-        </w:rPr>
-        <w:t xml:space="preserve"> </w:t>
-      </w:r>
-      <w:r>
-        <w:rPr>
-          <w:iCs/>
-          <w:i/>
-          <w:iCs/>
-          <w:i/>
-          <w:iCs/>
-          <w:i/>
-        </w:rPr>
-        <w:t xml:space="preserve">+ \beta_8,(\mathit{FSTS}</w:t>
-      </w:r>
-      <w:r>
-        <w:rPr>
-          <w:iCs/>
-          <w:i/>
-          <w:iCs/>
-          <w:i/>
-        </w:rPr>
-        <w:t xml:space="preserve">{c,i}^{2} \times \mathrm{DAI}</w:t>
-      </w:r>
-      <w:r>
-        <w:rPr>
-          <w:iCs/>
-          <w:i/>
-          <w:iCs/>
-          <w:i/>
-          <w:iCs/>
-          <w:i/>
-        </w:rPr>
-        <w:t xml:space="preserve">i) \notag \</w:t>
-      </w:r>
-      <w:r>
-        <w:rPr>
-          <w:iCs/>
-          <w:i/>
-          <w:iCs/>
-          <w:i/>
-          <w:iCs/>
-          <w:i/>
-        </w:rPr>
-        <w:t xml:space="preserve"> </w:t>
-      </w:r>
-      <w:r>
-        <w:rPr>
-          <w:iCs/>
-          <w:i/>
-          <w:iCs/>
-          <w:i/>
-          <w:iCs/>
-          <w:i/>
-        </w:rPr>
-        <w:t xml:space="preserve">&amp;\quad + \beta_9,(\mathit{FSTS}</w:t>
-      </w:r>
-      <w:r>
-        <w:rPr>
-          <w:iCs/>
-          <w:i/>
-          <w:iCs/>
-          <w:i/>
-        </w:rPr>
-        <w:t xml:space="preserve">{c,i} \times \mathrm{TCI}</w:t>
-      </w:r>
-      <w:r>
-        <w:rPr>
-          <w:iCs/>
-          <w:i/>
-          <w:iCs/>
-          <w:i/>
-          <w:iCs/>
-          <w:i/>
-        </w:rPr>
-        <w:t xml:space="preserve">i \times \mathrm{DAI}</w:t>
-      </w:r>
-      <w:r>
-        <w:rPr>
-          <w:iCs/>
-          <w:i/>
-          <w:iCs/>
-          <w:i/>
-          <w:iCs/>
-          <w:i/>
-          <w:iCs/>
-          <w:i/>
-        </w:rPr>
-        <w:t xml:space="preserve">i) \notag \</w:t>
-      </w:r>
-      <w:r>
-        <w:rPr>
-          <w:iCs/>
-          <w:i/>
-          <w:iCs/>
-          <w:i/>
-          <w:iCs/>
-          <w:i/>
-          <w:iCs/>
-          <w:i/>
-        </w:rPr>
-        <w:t xml:space="preserve"> </w:t>
-      </w:r>
-      <w:r>
-        <w:rPr>
-          <w:iCs/>
-          <w:i/>
-          <w:iCs/>
-          <w:i/>
-          <w:iCs/>
-          <w:i/>
-          <w:iCs/>
-          <w:i/>
-        </w:rPr>
-        <w:t xml:space="preserve">&amp;\quad + \beta</w:t>
-      </w:r>
-      <w:r>
-        <w:rPr>
-          <w:iCs/>
-          <w:i/>
-          <w:iCs/>
-          <w:i/>
-          <w:iCs/>
-          <w:i/>
-        </w:rPr>
-        <w:t xml:space="preserve">{10},(\mathit{FSTS}</w:t>
-      </w:r>
-      <w:r>
-        <w:rPr>
-          <w:iCs/>
-          <w:i/>
-          <w:iCs/>
-          <w:i/>
-        </w:rPr>
-        <w:t xml:space="preserve">{c,i} \times YB</w:t>
-      </w:r>
-      <w:r>
-        <w:rPr>
-          <w:iCs/>
-          <w:i/>
-        </w:rPr>
-        <w:t xml:space="preserve">{2013\text{-}17,i})</w:t>
-      </w:r>
-      <w:r>
-        <w:rPr>
-          <w:iCs/>
-          <w:i/>
-        </w:rPr>
-        <w:t xml:space="preserve"> </w:t>
-      </w:r>
-      <w:r>
-        <w:rPr>
-          <w:iCs/>
-          <w:i/>
-        </w:rPr>
-        <w:t xml:space="preserve">+ \beta</w:t>
-      </w:r>
-      <w:r>
-        <w:t xml:space="preserve">{11},(\mathit{FSTS}</w:t>
-      </w:r>
-      <w:r>
-        <w:rPr>
-          <w:iCs/>
-          <w:i/>
-        </w:rPr>
-        <w:t xml:space="preserve">{c,i}^{2} \times YB</w:t>
-      </w:r>
-      <w:r>
-        <w:t xml:space="preserve">{2013\text{-}17,i}) \notag \</w:t>
-      </w:r>
-      <w:r>
-        <w:t xml:space="preserve"> </w:t>
-      </w:r>
-      <w:r>
-        <w:t xml:space="preserve">&amp;\quad + \beta_{12},(\mathit{FSTS}</w:t>
-      </w:r>
-      <w:r>
-        <w:rPr>
-          <w:iCs/>
-          <w:i/>
-        </w:rPr>
-        <w:t xml:space="preserve">{c,i} \times YB</w:t>
-      </w:r>
-      <w:r>
-        <w:t xml:space="preserve">{2018\text{-}25,i})</w:t>
-      </w:r>
-      <w:r>
-        <w:t xml:space="preserve"> </w:t>
-      </w:r>
-      <w:r>
-        <w:t xml:space="preserve">+ \beta_{13},(\mathit{FSTS}</w:t>
-      </w:r>
-      <w:r>
-        <w:rPr>
-          <w:iCs/>
-          <w:i/>
-        </w:rPr>
-        <w:t xml:space="preserve">{c,i}^{2} \times YB</w:t>
-      </w:r>
-      <w:r>
-        <w:t xml:space="preserve">{2018\text{-}25,i}) \notag \</w:t>
-      </w:r>
-      <w:r>
-        <w:t xml:space="preserve"> </w:t>
-      </w:r>
-      <w:r>
-        <w:t xml:space="preserve">&amp;\quad + \boldsymbol{\gamma}'\mathbf{X}_i + \alpha_j + \delta_t + \varepsilon_i</w:t>
-      </w:r>
-      <w:r>
-        <w:t xml:space="preserve"> </w:t>
-      </w:r>
-      <w:r>
-        <w:t xml:space="preserve">\label{eq:M7}</w:t>
-      </w:r>
-      <w:r>
-        <w:t xml:space="preserve"> </w:t>
-      </w:r>
-      <w:r>
-        <w:t xml:space="preserve">\end{align}</w:t>
-      </w:r>
-    </w:p>
-    <w:p>
-      <w:pPr>
-        <w:pStyle w:val="BodyText"/>
-      </w:pPr>
-      <w:r>
-        <w:t xml:space="preserve">trong đó X_i gồm: ln_employees, firm_age, foreign_own (≥10%), sector dummies; α_j = country FE; δ_t = year FE.</w:t>
-      </w:r>
-    </w:p>
-    <w:p>
-      <w:pPr>
-        <w:pStyle w:val="BodyText"/>
-      </w:pPr>
-      <w:r>
-        <w:t xml:space="preserve">Mục đích: mô hình tổng lực kiểm định H2 (TCI), H3 (DAI), và H6 (thời gian) đồng thời.</w:t>
-      </w:r>
-      <w:r>
-        <w:t xml:space="preserve"> </w:t>
-      </w:r>
-      <w:r>
-        <w:t xml:space="preserve">Kỳ vọng trọng tâm: β₈(FSTS²×DAI) &gt; 0 trong Nhóm I; β₃(TCI) &gt; 0; β₁₂/β₁₃ ≠ β₁₀/β₁₁ (dịch chuyển thời gian).</w:t>
-      </w:r>
-      <w:r>
-        <w:t xml:space="preserve"> </w:t>
-      </w:r>
-      <w:r>
-        <w:t xml:space="preserve">Yêu cầu mẫu: với k = 13 tham số trọng tâm + controls, n ≥ 5.000 cần thiết cho power &gt; 0,80 tại f² = 0,02 — dễ dàng đáp ứng với pool 101.185.</w:t>
-      </w:r>
-    </w:p>
-    <w:bookmarkEnd w:id="72"/>
-    <w:bookmarkStart w:id="73" w:name="bảng-tổng-hợp-mô-hình"/>
+    <w:bookmarkStart w:id="67" w:name="bảng-tổng-hợp-mô-hình"/>
     <w:p>
       <w:pPr>
         <w:pStyle w:val="Heading5"/>
@@ -9840,9 +9840,9 @@
         </w:tc>
       </w:tr>
     </w:tbl>
-    <w:bookmarkEnd w:id="73"/>
-    <w:bookmarkEnd w:id="74"/>
-    <w:bookmarkStart w:id="79" w:name="Xe1509b929c4d29ab07808a468654fc0b0b85d99"/>
+    <w:bookmarkEnd w:id="67"/>
+    <w:bookmarkEnd w:id="68"/>
+    <w:bookmarkStart w:id="73" w:name="Xe1509b929c4d29ab07808a468654fc0b0b85d99"/>
     <w:p>
       <w:pPr>
         <w:pStyle w:val="Heading4"/>
@@ -9851,7 +9851,7 @@
         <w:t xml:space="preserve">2.3.6 Dữ liệu và chiến lược nhận dạng nhân quả</w:t>
       </w:r>
     </w:p>
-    <w:bookmarkStart w:id="75" w:name="nguồn-dữ-liệu-và-cấu-trúc-pool"/>
+    <w:bookmarkStart w:id="69" w:name="nguồn-dữ-liệu-và-cấu-trúc-pool"/>
     <w:p>
       <w:pPr>
         <w:pStyle w:val="Heading5"/>
@@ -10437,8 +10437,8 @@
         <w:t xml:space="preserve">Giao thức hòa hợp bao gồm: crosswalk biến giữa ba schema; xử lý giá trị thiếu; loại bỏ ngoại lệ tại phân vị 1/99; chuyển đổi doanh thu về PPP USD 2017.</w:t>
       </w:r>
     </w:p>
-    <w:bookmarkEnd w:id="75"/>
-    <w:bookmarkStart w:id="76" w:name="đo-lường-biến-chi-tiết"/>
+    <w:bookmarkEnd w:id="69"/>
+    <w:bookmarkStart w:id="70" w:name="đo-lường-biến-chi-tiết"/>
     <w:p>
       <w:pPr>
         <w:pStyle w:val="Heading5"/>
@@ -11231,8 +11231,8 @@
         <w:t xml:space="preserve">Chiến lược đo lường DAI: sử dụng DAI_z_full làm biến chính trong mẫu con BEE; DAI_z_tier1 cho so sánh xuyên schema và kiểm định độ vững.</w:t>
       </w:r>
     </w:p>
-    <w:bookmarkEnd w:id="76"/>
-    <w:bookmarkStart w:id="77" w:name="phân-loại-icrv-6-nhóm"/>
+    <w:bookmarkEnd w:id="70"/>
+    <w:bookmarkStart w:id="71" w:name="phân-loại-icrv-6-nhóm"/>
     <w:p>
       <w:pPr>
         <w:pStyle w:val="Heading5"/>
@@ -11642,8 +11642,8 @@
         <w:t xml:space="preserve">Phân loại dựa trên GNI/người PPP (trung bình 2020–2024, World Bank), Chỉ số Đổi mới Sáng tạo Toàn cầu (WIPO GII), và tỉ trọng doanh thu tài nguyên (IMF Fiscal Monitor). Tất cả 47 nền kinh tế không thay đổi nhóm ICRV trong giai đoạn 2009–2025 (ngưỡng kiểm tra: chuyển nhóm nếu GNI/người vượt ngưỡng ±15% trong ≥3 năm liên tiếp — không có trường hợp nào).</w:t>
       </w:r>
     </w:p>
-    <w:bookmarkEnd w:id="77"/>
-    <w:bookmarkStart w:id="78" w:name="chiến-lược-nhận-dạng-nhân-quả"/>
+    <w:bookmarkEnd w:id="71"/>
+    <w:bookmarkStart w:id="72" w:name="chiến-lược-nhận-dạng-nhân-quả"/>
     <w:p>
       <w:pPr>
         <w:pStyle w:val="Heading5"/>
@@ -11862,9 +11862,9 @@
         <w:t xml:space="preserve">Tầng 4 — Nhân rộng mẫu con: Pool đủ lớn (101.185) cho phép chạy M0–M7 riêng cho từng nhóm ICRV (Nhóm I: ~6.500; Nhóm IV: ~28.000) để kiểm định tính không đồng nhất.</w:t>
       </w:r>
     </w:p>
-    <w:bookmarkEnd w:id="78"/>
-    <w:bookmarkEnd w:id="79"/>
-    <w:bookmarkStart w:id="80" w:name="X784a621f97d84d1234604adf730450e02e3ef35"/>
+    <w:bookmarkEnd w:id="72"/>
+    <w:bookmarkEnd w:id="73"/>
+    <w:bookmarkStart w:id="74" w:name="X784a621f97d84d1234604adf730450e02e3ef35"/>
     <w:p>
       <w:pPr>
         <w:pStyle w:val="Heading4"/>
@@ -12272,8 +12272,8 @@
         <w:t xml:space="preserve">Quy trình báo cáo: nếu ≥4/6 nhóm R1–R6 cho kết quả nhất quán với chuẩn (dấu đúng, p &lt; 0,10), kết quả được coi là "xác nhận mạnh". Nếu chỉ 2–3/6 nhóm nhất quán, kết quả là "hỗ trợ có điều kiện". Nếu &lt; 2/6 nhóm nhất quán, kết quả cần tái xem xét và không được tuyên bố giả thuyết được xác nhận.</w:t>
       </w:r>
     </w:p>
-    <w:bookmarkEnd w:id="80"/>
-    <w:bookmarkStart w:id="84" w:name="X0dab72e42c14670f7b3d769166e27ff618c9551"/>
+    <w:bookmarkEnd w:id="74"/>
+    <w:bookmarkStart w:id="78" w:name="X0dab72e42c14670f7b3d769166e27ff618c9551"/>
     <w:p>
       <w:pPr>
         <w:pStyle w:val="Heading4"/>
@@ -12282,7 +12282,7 @@
         <w:t xml:space="preserve">2.3.8 Thảo luận: đóng góp lý thuyết và thực tiễn</w:t>
       </w:r>
     </w:p>
-    <w:bookmarkStart w:id="81" w:name="đóng-góp-lý-thuyết"/>
+    <w:bookmarkStart w:id="75" w:name="đóng-góp-lý-thuyết"/>
     <w:p>
       <w:pPr>
         <w:pStyle w:val="Heading5"/>
@@ -12323,8 +12323,8 @@
         <w:t xml:space="preserve">Đóng góp 4: Giả thuyết gánh nặng tắt buộc trong khung I→P. Dạng hàm forced penalty (SIDS Nhóm VI) được tích hợp vào H5 như trường hợp cực đoan của gradient thể chế — SIDS không có chữ U ngược điển hình do quốc tế hóa bắt buộc (Briguglio, 1995). Tích hợp này mở rộng văn liệu I→P từ châu Á lục địa sang các quốc đảo nhỏ Thái Bình Dương.</w:t>
       </w:r>
     </w:p>
-    <w:bookmarkEnd w:id="81"/>
-    <w:bookmarkStart w:id="82" w:name="đóng-góp-về-mô-hình-và-phương-pháp"/>
+    <w:bookmarkEnd w:id="75"/>
+    <w:bookmarkStart w:id="76" w:name="đóng-góp-về-mô-hình-và-phương-pháp"/>
     <w:p>
       <w:pPr>
         <w:pStyle w:val="Heading5"/>
@@ -12354,7 +12354,7 @@
         <w:pStyle w:val="BodyText"/>
       </w:pPr>
       <w:r>
-        <w:t xml:space="preserve">Đóng góp 7: Chiến lược nhận dạng đa tầng tích hợp biến công cụ. Kết hợp HC1/HC3 SE robust, two-way fixed effects, nhận dạng IV (F bậc một &gt; 16), và Paternoster z-test cho so sánh xuyên nhóm tạo ra chiến lược nhận dạng mạnh nhất có thể với dữ liệu WBES cắt ngang. Đặc biệt, việc tách DAI nhân quả vs. phụ thuộc chọn lựa (từ bằng chứng P3 IV) là bước tiến quan trọng trong phân tích năng lực số trong IB.</w:t>
+        <w:t xml:space="preserve">Đóng góp 7: Chiến lược nhận dạng đa tầng tích hợp biến công cụ. Kết hợp HC1/HC3 SE robust, two-way fixed effects, nhận dạng IV (F bậc một &gt; 16), và Paternoster z-test cho so sánh xuyên nhóm tạo ra chiến lược nhận dạng mạnh nhất có thể với dữ liệu WBES cắt ngang. Đặc biệt, việc tách DAI nhân quả vs. phụ thuộc chọn lựa (từ bằng chứng P3 IV) là bước tiến quan trọng trong phân tích áp dụng số trong IB.</w:t>
       </w:r>
     </w:p>
     <w:p>
@@ -12365,8 +12365,8 @@
         <w:t xml:space="preserve">Đóng góp 8: Thiết kế giai đoạn thời gian ba giai đoạn. Phân chia 14 sóng WBES thành ba giai đoạn (2009–12 / 2013–17 / 2018–25) và kiểm định tương tác FSTS×Year_bucket là thiết kế chưa được áp dụng trong văn liệu I→P cho châu Á. Bằng chứng từ P3 Việt Nam và P5 Trung Quốc neo đậu kỳ vọng thực nghiệm.</w:t>
       </w:r>
     </w:p>
-    <w:bookmarkEnd w:id="82"/>
-    <w:bookmarkStart w:id="83" w:name="hàm-ý-chính-sách"/>
+    <w:bookmarkEnd w:id="76"/>
+    <w:bookmarkStart w:id="77" w:name="hàm-ý-chính-sách"/>
     <w:p>
       <w:pPr>
         <w:pStyle w:val="Heading5"/>
@@ -12446,10 +12446,10 @@
         </w:pict>
       </w:r>
     </w:p>
-    <w:bookmarkEnd w:id="83"/>
-    <w:bookmarkEnd w:id="84"/>
-    <w:bookmarkEnd w:id="85"/>
-    <w:bookmarkStart w:id="89" w:name="X3e03e0a730be87d669f079340c35b479d0b1a1b"/>
+    <w:bookmarkEnd w:id="77"/>
+    <w:bookmarkEnd w:id="78"/>
+    <w:bookmarkEnd w:id="79"/>
+    <w:bookmarkStart w:id="83" w:name="X3e03e0a730be87d669f079340c35b479d0b1a1b"/>
     <w:p>
       <w:pPr>
         <w:pStyle w:val="Heading3"/>
@@ -12458,7 +12458,7 @@
         <w:t xml:space="preserve">2.4 Kết luận và đề xuất</w:t>
       </w:r>
     </w:p>
-    <w:bookmarkStart w:id="86" w:name="X2348ba230572cbe65b0d5b739c22f4e83186482"/>
+    <w:bookmarkStart w:id="80" w:name="X2348ba230572cbe65b0d5b739c22f4e83186482"/>
     <w:p>
       <w:pPr>
         <w:pStyle w:val="Heading4"/>
@@ -12499,8 +12499,8 @@
         <w:t xml:space="preserve">Thông điệp chính sách cốt lõi: không có một công thức duy nhất cho quốc tế hóa thành công — chế độ thể chế, năng lực công nghệ nội tại, và mức độ số hóa cùng quyết định hiệu quả của chiến lược xuất khẩu. Chính sách và chiến lược doanh nghiệp cần được hiệu chỉnh theo vị trí trên bản đồ ICRV.</w:t>
       </w:r>
     </w:p>
-    <w:bookmarkEnd w:id="86"/>
-    <w:bookmarkStart w:id="87" w:name="Xd817586c1cd13f8a893b8cdf4a29f85d5fe00a8"/>
+    <w:bookmarkEnd w:id="80"/>
+    <w:bookmarkStart w:id="81" w:name="Xd817586c1cd13f8a893b8cdf4a29f85d5fe00a8"/>
     <w:p>
       <w:pPr>
         <w:pStyle w:val="Heading4"/>
@@ -12672,8 +12672,8 @@
         </w:pict>
       </w:r>
     </w:p>
-    <w:bookmarkEnd w:id="87"/>
-    <w:bookmarkStart w:id="88" w:name="Xc14c8adf4a1440a86a0b4da5fa92c77edd50b1b"/>
+    <w:bookmarkEnd w:id="81"/>
+    <w:bookmarkStart w:id="82" w:name="Xc14c8adf4a1440a86a0b4da5fa92c77edd50b1b"/>
     <w:p>
       <w:pPr>
         <w:pStyle w:val="Heading4"/>
@@ -12699,47 +12699,89 @@
           <w:bCs/>
           <w:b/>
         </w:rPr>
-        <w:t xml:space="preserve">Hướng 1 — P6: Tổng quan định lượng ba tầng (three-level MARA, IBR):</w:t>
-      </w:r>
-      <w:r>
-        <w:t xml:space="preserve"> </w:t>
-      </w:r>
-      <w:r>
-        <w:t xml:space="preserve">Mở rộng ICBEF 2025 baseline (Đỗ &amp; Phan, 2024, k=113) lên k≈235 với hệ thống tìm kiếm PRISMA 2020 trên Web of Science + Scopus (1977–2026). Ba biến điều tiết mới chưa được kiểm định trong bất kỳ meta-analysis I→P nào: (i) cDAI — mức độ số hóa cấp quốc gia khuếch đại lợi ích quốc tế hóa; (ii) ICRV 6 nhóm cho châu Á-Thái Bình Dương thay vì phân loại toàn cầu thô trong Marano et al. (2016); (iii) DPL phase — phân chia dữ liệu theo trước/trong/sau bước ngoặt số 2009. Kết quả meta-analytic sẽ xác nhận hoặc bác bỏ gradient ICRV trong H5 trên cơ sở dữ liệu xuyên nghiên cứu. Hướng này lấp đầy khoảng trống P6 từ bằng chứng kép: thiếu Tier-2 DAI (P3 Vietnam) và thiếu hội tụ cấu trúc (P5 China).</w:t>
-      </w:r>
-    </w:p>
-    <w:p>
-      <w:pPr>
-        <w:pStyle w:val="BodyText"/>
-      </w:pPr>
+        <w:t xml:space="preserve">Hướng 1 — P6: Tổng quan định lượng ba tầng (three-level MARA, IBR under review):</w:t>
+      </w:r>
+      <w:r>
+        <w:t xml:space="preserve"> </w:t>
+      </w:r>
+      <w:r>
+        <w:t xml:space="preserve">Bản thảo P6 đã hoàn thành, mở rộng ICBEF 2025 baseline (Đỗ &amp; Phan, 2024, k=113) lên</w:t>
+      </w:r>
+      <w:r>
+        <w:t xml:space="preserve"> </w:t>
+      </w:r>
       <w:r>
         <w:rPr>
           <w:bCs/>
           <w:b/>
         </w:rPr>
-        <w:t xml:space="preserve">Hướng 2 — P7: Kiểm định H1–H6 toàn pool 49 nền kinh tế (JIBS, under revision):</w:t>
-      </w:r>
-      <w:r>
-        <w:t xml:space="preserve"> </w:t>
-      </w:r>
-      <w:r>
-        <w:t xml:space="preserve">P7 đã hoàn thành — N=84,910–91,982 doanh nghiệp, 49 nền kinh tế châu Á và Thái Bình Dương, 102 country-year waves, 6 nhóm ICRV. Kết quả xác nhận: H1 (phi tuyến) TP≈36%; H2 TCI level effect β≈+0.344 (p&lt;.05); H3 DAI universal level effect β=+0.155 (p&lt;.001) + cả hai curvature interactions; H5 ICRV gradient — TP</w:t>
-      </w:r>
-      <w:r>
-        <w:t xml:space="preserve"> </w:t>
-      </w:r>
+        <w:t xml:space="preserve">k=259</w:t>
+      </w:r>
+      <w:r>
+        <w:t xml:space="preserve"> </w:t>
+      </w:r>
+      <w:r>
+        <w:t xml:space="preserve">(K=309 effect sizes, 49 nền kinh tế) với hệ thống tìm kiếm PRISMA 2020 trên Web of Science + Scopus (1977–2026). Ba biến điều tiết mới: (i) cDAI — mức độ số hóa cấp quốc gia; (ii) ICRV 6 nhóm; (iii) DPL phase. Kết quả MARA xác nhận: pooled</w:t>
+      </w:r>
+      <w:r>
+        <w:t xml:space="preserve"> </w:t>
+      </w:r>
+      <w:r>
+        <w:rPr>
+          <w:iCs/>
+          <w:i/>
+        </w:rPr>
+        <w:t xml:space="preserve">r</w:t>
+      </w:r>
+      <w:r>
+        <w:t xml:space="preserve">=0,074 (CI [0,060; 0,088]), I²=61,2% (L2=L3=30,6%); ICRV Q_M=10,16 (p=,038) — H1 (kiểm định Q_M liên nhóm) được hỗ trợ nhưng gradient đơn điệu E1a/E1b chưa xác nhận được vì k thấp ở Frontier/SIDS; cDAI và DPL không có ý nghĩa (H2, H3 không được hỗ trợ). Phát hiện chính: publication bias xác nhận qua Begg–Mazumdar τ=−0,134 (p=,0007), Egger b₀=0,077 (p&lt;,001), trim-and-fill k=58 imputed,</w:t>
+      </w:r>
+      <w:r>
+        <w:t xml:space="preserve"> </w:t>
+      </w:r>
+      <w:r>
+        <w:rPr>
+          <w:iCs/>
+          <w:i/>
+        </w:rPr>
+        <w:t xml:space="preserve">r</w:t>
+      </w:r>
+      <w:r>
+        <w:t xml:space="preserve">_adj=0,035 (CI [0,019; 0,051]) — pooled effect thực tế thấp hơn khoảng 50% so với ước lượng thô. Đóng góp của P6 trong khuôn khổ CD2: xác nhận Q_M liên-nhóm ICRV có ý nghĩa thống kê nhưng đồng thời cho thấy dị biệt phương sai phân bổ đều giữa trong-nghiên-cứu (L2) và giữa-nghiên-cứu (L3), gợi ý rằng publication bias — không phải sự khác biệt thể chế hay số hoá — là nguồn gốc chủ yếu của heterogeneity quan sát được.</w:t>
+      </w:r>
+    </w:p>
+    <w:p>
+      <w:pPr>
+        <w:pStyle w:val="BodyText"/>
+      </w:pPr>
       <w:r>
         <w:rPr>
           <w:bCs/>
           <w:b/>
         </w:rPr>
+        <w:t xml:space="preserve">Hướng 2 — P7: Kiểm định H1–H6 toàn pool 49 nền kinh tế (JIBS, under revision):</w:t>
+      </w:r>
+      <w:r>
+        <w:t xml:space="preserve"> </w:t>
+      </w:r>
+      <w:r>
+        <w:t xml:space="preserve">P7 đã hoàn thành — N=84.910–91.982 doanh nghiệp, 49 nền kinh tế châu Á và Thái Bình Dương, 102 country-year waves, 6 nhóm ICRV. Kết quả xác nhận: H1 (phi tuyến) TP≈36%; H2 TCI level effect β≈+0,344 (p&lt;,05); H3 DAI universal level effect β=+0,155 (p&lt;,001) + cả hai curvature interactions; H5 ICRV gradient — TP</w:t>
+      </w:r>
+      <w:r>
+        <w:t xml:space="preserve"> </w:t>
+      </w:r>
+      <w:r>
+        <w:rPr>
+          <w:bCs/>
+          <w:b/>
+        </w:rPr>
         <w:t xml:space="preserve">giảm</w:t>
       </w:r>
       <w:r>
         <w:t xml:space="preserve"> </w:t>
       </w:r>
       <w:r>
-        <w:t xml:space="preserve">từ SIDS/Frontier (~55%) xuống Advanced Innovation (~28%); DAI×ICRV p=.012 (digital shield strongest khi thể chế yếu). P3 (Nhóm IV), P4 (Nhóm I), P5 (Nhóm III) cung cấp neo đậu cross-context đã được xác nhận bởi pooled 49-economy results.</w:t>
+        <w:t xml:space="preserve">từ SIDS/Frontier (~55%) xuống Advanced Innovation (~28%); DAI×ICRV p=,012 (digital shield strongest khi thể chế yếu). P3 (Nhóm IV), P4 (Nhóm I), P5 (Nhóm III) cung cấp neo đậu cross-context đã được xác nhận bởi pooled 49-economy results.</w:t>
       </w:r>
     </w:p>
     <w:p>
@@ -12803,10 +12845,10 @@
         </w:pict>
       </w:r>
     </w:p>
-    <w:bookmarkEnd w:id="88"/>
-    <w:bookmarkEnd w:id="89"/>
-    <w:bookmarkEnd w:id="90"/>
-    <w:bookmarkStart w:id="124" w:name="tài-liệu-tham-khảo"/>
+    <w:bookmarkEnd w:id="82"/>
+    <w:bookmarkEnd w:id="83"/>
+    <w:bookmarkEnd w:id="84"/>
+    <w:bookmarkStart w:id="118" w:name="tài-liệu-tham-khảo"/>
     <w:p>
       <w:pPr>
         <w:pStyle w:val="Heading2"/>
@@ -12859,7 +12901,7 @@
       <w:r>
         <w:t xml:space="preserve"> </w:t>
       </w:r>
-      <w:hyperlink r:id="rId91">
+      <w:hyperlink r:id="rId85">
         <w:r>
           <w:rPr>
             <w:rStyle w:val="Hyperlink"/>
@@ -12891,7 +12933,7 @@
       <w:r>
         <w:t xml:space="preserve"> </w:t>
       </w:r>
-      <w:hyperlink r:id="rId92">
+      <w:hyperlink r:id="rId86">
         <w:r>
           <w:rPr>
             <w:rStyle w:val="Hyperlink"/>
@@ -12965,7 +13007,7 @@
       <w:r>
         <w:t xml:space="preserve"> </w:t>
       </w:r>
-      <w:hyperlink r:id="rId93">
+      <w:hyperlink r:id="rId87">
         <w:r>
           <w:rPr>
             <w:rStyle w:val="Hyperlink"/>
@@ -13018,7 +13060,7 @@
       <w:r>
         <w:t xml:space="preserve"> </w:t>
       </w:r>
-      <w:hyperlink r:id="rId94">
+      <w:hyperlink r:id="rId88">
         <w:r>
           <w:rPr>
             <w:rStyle w:val="Hyperlink"/>
@@ -13050,7 +13092,7 @@
       <w:r>
         <w:t xml:space="preserve"> </w:t>
       </w:r>
-      <w:hyperlink r:id="rId95">
+      <w:hyperlink r:id="rId89">
         <w:r>
           <w:rPr>
             <w:rStyle w:val="Hyperlink"/>
@@ -13082,7 +13124,7 @@
       <w:r>
         <w:t xml:space="preserve"> </w:t>
       </w:r>
-      <w:hyperlink r:id="rId96">
+      <w:hyperlink r:id="rId90">
         <w:r>
           <w:rPr>
             <w:rStyle w:val="Hyperlink"/>
@@ -13114,7 +13156,7 @@
       <w:r>
         <w:t xml:space="preserve"> </w:t>
       </w:r>
-      <w:hyperlink r:id="rId97">
+      <w:hyperlink r:id="rId91">
         <w:r>
           <w:rPr>
             <w:rStyle w:val="Hyperlink"/>
@@ -13146,7 +13188,7 @@
       <w:r>
         <w:t xml:space="preserve"> </w:t>
       </w:r>
-      <w:hyperlink r:id="rId98">
+      <w:hyperlink r:id="rId92">
         <w:r>
           <w:rPr>
             <w:rStyle w:val="Hyperlink"/>
@@ -13199,7 +13241,7 @@
       <w:r>
         <w:t xml:space="preserve"> </w:t>
       </w:r>
-      <w:hyperlink r:id="rId99">
+      <w:hyperlink r:id="rId93">
         <w:r>
           <w:rPr>
             <w:rStyle w:val="Hyperlink"/>
@@ -13368,7 +13410,7 @@
       <w:r>
         <w:t xml:space="preserve"> </w:t>
       </w:r>
-      <w:hyperlink r:id="rId100">
+      <w:hyperlink r:id="rId94">
         <w:r>
           <w:rPr>
             <w:rStyle w:val="Hyperlink"/>
@@ -13424,7 +13466,7 @@
       <w:r>
         <w:t xml:space="preserve"> </w:t>
       </w:r>
-      <w:hyperlink r:id="rId101">
+      <w:hyperlink r:id="rId95">
         <w:r>
           <w:rPr>
             <w:rStyle w:val="Hyperlink"/>
@@ -13456,7 +13498,7 @@
       <w:r>
         <w:t xml:space="preserve"> </w:t>
       </w:r>
-      <w:hyperlink r:id="rId102">
+      <w:hyperlink r:id="rId96">
         <w:r>
           <w:rPr>
             <w:rStyle w:val="Hyperlink"/>
@@ -13488,7 +13530,7 @@
       <w:r>
         <w:t xml:space="preserve"> </w:t>
       </w:r>
-      <w:hyperlink r:id="rId103">
+      <w:hyperlink r:id="rId97">
         <w:r>
           <w:rPr>
             <w:rStyle w:val="Hyperlink"/>
@@ -13541,7 +13583,7 @@
       <w:r>
         <w:t xml:space="preserve"> </w:t>
       </w:r>
-      <w:hyperlink r:id="rId104">
+      <w:hyperlink r:id="rId98">
         <w:r>
           <w:rPr>
             <w:rStyle w:val="Hyperlink"/>
@@ -13573,7 +13615,7 @@
       <w:r>
         <w:t xml:space="preserve"> </w:t>
       </w:r>
-      <w:hyperlink r:id="rId105">
+      <w:hyperlink r:id="rId99">
         <w:r>
           <w:rPr>
             <w:rStyle w:val="Hyperlink"/>
@@ -13605,7 +13647,7 @@
       <w:r>
         <w:t xml:space="preserve"> </w:t>
       </w:r>
-      <w:hyperlink r:id="rId106">
+      <w:hyperlink r:id="rId100">
         <w:r>
           <w:rPr>
             <w:rStyle w:val="Hyperlink"/>
@@ -13658,7 +13700,7 @@
       <w:r>
         <w:t xml:space="preserve"> </w:t>
       </w:r>
-      <w:hyperlink r:id="rId107">
+      <w:hyperlink r:id="rId101">
         <w:r>
           <w:rPr>
             <w:rStyle w:val="Hyperlink"/>
@@ -13711,7 +13753,7 @@
       <w:r>
         <w:t xml:space="preserve"> </w:t>
       </w:r>
-      <w:hyperlink r:id="rId108">
+      <w:hyperlink r:id="rId102">
         <w:r>
           <w:rPr>
             <w:rStyle w:val="Hyperlink"/>
@@ -13764,7 +13806,7 @@
       <w:r>
         <w:t xml:space="preserve"> </w:t>
       </w:r>
-      <w:hyperlink r:id="rId109">
+      <w:hyperlink r:id="rId103">
         <w:r>
           <w:rPr>
             <w:rStyle w:val="Hyperlink"/>
@@ -13796,7 +13838,7 @@
       <w:r>
         <w:t xml:space="preserve"> </w:t>
       </w:r>
-      <w:hyperlink r:id="rId110">
+      <w:hyperlink r:id="rId104">
         <w:r>
           <w:rPr>
             <w:rStyle w:val="Hyperlink"/>
@@ -13828,7 +13870,7 @@
       <w:r>
         <w:t xml:space="preserve"> </w:t>
       </w:r>
-      <w:hyperlink r:id="rId111">
+      <w:hyperlink r:id="rId105">
         <w:r>
           <w:rPr>
             <w:rStyle w:val="Hyperlink"/>
@@ -13918,7 +13960,7 @@
       <w:r>
         <w:t xml:space="preserve"> </w:t>
       </w:r>
-      <w:hyperlink r:id="rId112">
+      <w:hyperlink r:id="rId106">
         <w:r>
           <w:rPr>
             <w:rStyle w:val="Hyperlink"/>
@@ -14013,7 +14055,7 @@
       <w:r>
         <w:t xml:space="preserve"> </w:t>
       </w:r>
-      <w:hyperlink r:id="rId113">
+      <w:hyperlink r:id="rId107">
         <w:r>
           <w:rPr>
             <w:rStyle w:val="Hyperlink"/>
@@ -14045,7 +14087,7 @@
       <w:r>
         <w:t xml:space="preserve"> </w:t>
       </w:r>
-      <w:hyperlink r:id="rId114">
+      <w:hyperlink r:id="rId108">
         <w:r>
           <w:rPr>
             <w:rStyle w:val="Hyperlink"/>
@@ -14077,7 +14119,7 @@
       <w:r>
         <w:t xml:space="preserve"> </w:t>
       </w:r>
-      <w:hyperlink r:id="rId115">
+      <w:hyperlink r:id="rId109">
         <w:r>
           <w:rPr>
             <w:rStyle w:val="Hyperlink"/>
@@ -14109,7 +14151,7 @@
       <w:r>
         <w:t xml:space="preserve"> </w:t>
       </w:r>
-      <w:hyperlink r:id="rId116">
+      <w:hyperlink r:id="rId110">
         <w:r>
           <w:rPr>
             <w:rStyle w:val="Hyperlink"/>
@@ -14141,7 +14183,7 @@
       <w:r>
         <w:t xml:space="preserve"> </w:t>
       </w:r>
-      <w:hyperlink r:id="rId117">
+      <w:hyperlink r:id="rId111">
         <w:r>
           <w:rPr>
             <w:rStyle w:val="Hyperlink"/>
@@ -14215,7 +14257,7 @@
       <w:r>
         <w:t xml:space="preserve"> </w:t>
       </w:r>
-      <w:hyperlink r:id="rId118">
+      <w:hyperlink r:id="rId112">
         <w:r>
           <w:rPr>
             <w:rStyle w:val="Hyperlink"/>
@@ -14247,7 +14289,7 @@
       <w:r>
         <w:t xml:space="preserve"> </w:t>
       </w:r>
-      <w:hyperlink r:id="rId119">
+      <w:hyperlink r:id="rId113">
         <w:r>
           <w:rPr>
             <w:rStyle w:val="Hyperlink"/>
@@ -14321,7 +14363,7 @@
       <w:r>
         <w:t xml:space="preserve"> </w:t>
       </w:r>
-      <w:hyperlink r:id="rId120">
+      <w:hyperlink r:id="rId114">
         <w:r>
           <w:rPr>
             <w:rStyle w:val="Hyperlink"/>
@@ -14353,7 +14395,7 @@
       <w:r>
         <w:t xml:space="preserve"> </w:t>
       </w:r>
-      <w:hyperlink r:id="rId121">
+      <w:hyperlink r:id="rId115">
         <w:r>
           <w:rPr>
             <w:rStyle w:val="Hyperlink"/>
@@ -14409,7 +14451,7 @@
       <w:r>
         <w:t xml:space="preserve"> </w:t>
       </w:r>
-      <w:hyperlink r:id="rId122">
+      <w:hyperlink r:id="rId116">
         <w:r>
           <w:rPr>
             <w:rStyle w:val="Hyperlink"/>
@@ -14441,7 +14483,7 @@
       <w:r>
         <w:t xml:space="preserve"> </w:t>
       </w:r>
-      <w:hyperlink r:id="rId123">
+      <w:hyperlink r:id="rId117">
         <w:r>
           <w:rPr>
             <w:rStyle w:val="Hyperlink"/>
@@ -14502,8 +14544,8 @@
         </w:pict>
       </w:r>
     </w:p>
-    <w:bookmarkEnd w:id="124"/>
-    <w:bookmarkStart w:id="129" w:name="phụ-lục"/>
+    <w:bookmarkEnd w:id="118"/>
+    <w:bookmarkStart w:id="123" w:name="phụ-lục"/>
     <w:p>
       <w:pPr>
         <w:pStyle w:val="Heading2"/>
@@ -14512,7 +14554,7 @@
         <w:t xml:space="preserve">PHỤ LỤC</w:t>
       </w:r>
     </w:p>
-    <w:bookmarkStart w:id="125" w:name="X2ea52842c06e0496eaa899ccd5db2777360b638"/>
+    <w:bookmarkStart w:id="119" w:name="X2ea52842c06e0496eaa899ccd5db2777360b638"/>
     <w:p>
       <w:pPr>
         <w:pStyle w:val="Heading3"/>
@@ -14623,8 +14665,8 @@
         <w:t xml:space="preserve">Tổng: 5 + 5 + 6 + 7 + 17 + 7 = 47 nền kinh tế.</w:t>
       </w:r>
     </w:p>
-    <w:bookmarkEnd w:id="125"/>
-    <w:bookmarkStart w:id="126" w:name="phụ-lục-b--tóm-tắt-ba-bản-thảo-đồng-hành"/>
+    <w:bookmarkEnd w:id="119"/>
+    <w:bookmarkStart w:id="120" w:name="phụ-lục-b--tóm-tắt-ba-bản-thảo-đồng-hành"/>
     <w:p>
       <w:pPr>
         <w:pStyle w:val="Heading3"/>
@@ -14646,7 +14688,7 @@
         <w:pStyle w:val="BodyText"/>
       </w:pPr>
       <w:r>
-        <w:t xml:space="preserve">P4 — Singapore (MIR, under review): Mar, K. S., Đỗ, T. H., &amp; Phan, A. T. (2026). Phân tích 623 doanh nghiệp WBES 2023. Kết quả chính: đường cong I→P chủ yếu dương; điểm uốn hàm ý ~88,6% (vùng thưa dữ liệu; Lind–Mehlum p = 0,303); DAI×FSTS² = +3,119 (p = 0,005) — DAI là nguồn lực mở rộng tình huống; TCI β = 0,153.</w:t>
+        <w:t xml:space="preserve">P4 — Singapore (MIR, under review): Mar, K. S., Đỗ, T. H., &amp; Phan, A. T. (2026). Phân tích 623 doanh nghiệp WBES 2023. Kết quả chính: đường cong I→P chủ yếu dương; điểm uốn hàm ý ~82% (vùng thưa dữ liệu; Lind–Mehlum p = 0,303); DAI×FSTS² = +3,119 (p = 0,005) — DAI là nguồn lực mở rộng tình huống; TCI β = 0,153.</w:t>
       </w:r>
     </w:p>
     <w:p>
@@ -14657,8 +14699,8 @@
         <w:t xml:space="preserve">P5 — Trung Quốc (IJOEM, under review): Đỗ, T. H., &amp; Phan, A. T. (2026). Phân tích 4.559 doanh nghiệp WBES hai sóng 2012/2024. Kết quả chính: chữ U ngược bền vững cấu trúc — điểm uốn 49,4% (2012), 47,2% (2024), Paternoster FSTS² p = 0,545 (không có sự khác biệt đáng kể); TCI tăng cường theo thời gian (+0,260 → +0,426, Paternoster p = 0,011).</w:t>
       </w:r>
     </w:p>
-    <w:bookmarkEnd w:id="126"/>
-    <w:bookmarkStart w:id="127" w:name="phụ-lục-c--quy-ước-báo-cáo-thống-kê"/>
+    <w:bookmarkEnd w:id="120"/>
+    <w:bookmarkStart w:id="121" w:name="phụ-lục-c--quy-ước-báo-cáo-thống-kê"/>
     <w:p>
       <w:pPr>
         <w:pStyle w:val="Heading3"/>
@@ -14691,8 +14733,8 @@
         <w:t xml:space="preserve">Kiểm định Paternoster: báo cáo z-statistic và p-value hai chiều cho so sánh hệ số giữa hai nhóm hoặc hai giai đoạn.</w:t>
       </w:r>
     </w:p>
-    <w:bookmarkEnd w:id="127"/>
-    <w:bookmarkStart w:id="128" w:name="Xd529ac992b128dceb2ea262f8c2f50bab89d9c2"/>
+    <w:bookmarkEnd w:id="121"/>
+    <w:bookmarkStart w:id="122" w:name="Xd529ac992b128dceb2ea262f8c2f50bab89d9c2"/>
     <w:p>
       <w:pPr>
         <w:pStyle w:val="Heading3"/>
@@ -15660,9 +15702,9 @@
         <w:t xml:space="preserve">(2), 317–372.</w:t>
       </w:r>
     </w:p>
-    <w:bookmarkEnd w:id="128"/>
-    <w:bookmarkEnd w:id="129"/>
-    <w:bookmarkEnd w:id="130"/>
+    <w:bookmarkEnd w:id="122"/>
+    <w:bookmarkEnd w:id="123"/>
+    <w:bookmarkEnd w:id="124"/>
     <w:sectPr>
       <w:pgSz w:h="16838" w:w="11906"/>
       <w:pgMar w:bottom="1134" w:left="1701" w:right="1134" w:top="1134"/>

--- a/dist/submission_packages/cd2/CD2_submission_final.docx
+++ b/dist/submission_packages/cd2/CD2_submission_final.docx
@@ -2,7 +2,7 @@
 <file path=word/document.xml><?xml version="1.0" encoding="utf-8"?>
 <w:document xmlns:w="http://schemas.openxmlformats.org/wordprocessingml/2006/main" xmlns:m="http://schemas.openxmlformats.org/officeDocument/2006/math" xmlns:r="http://schemas.openxmlformats.org/officeDocument/2006/relationships" xmlns:o="urn:schemas-microsoft-com:office:office" xmlns:v="urn:schemas-microsoft-com:vml" xmlns:w10="urn:schemas-microsoft-com:office:word" xmlns:a="http://schemas.openxmlformats.org/drawingml/2006/main" xmlns:pic="http://schemas.openxmlformats.org/drawingml/2006/picture" xmlns:wp="http://schemas.openxmlformats.org/drawingml/2006/wordprocessingDrawing">
   <w:body>
-    <w:bookmarkStart w:id="124" w:name="chuyên-đề-tiến-sĩ-số-2"/>
+    <w:bookmarkStart w:id="130" w:name="chuyên-đề-tiến-sĩ-số-2"/>
     <w:p>
       <w:pPr>
         <w:pStyle w:val="Heading1"/>
@@ -1561,7 +1561,7 @@
       </w:r>
     </w:p>
     <w:bookmarkEnd w:id="26"/>
-    <w:bookmarkStart w:id="84" w:name="phần-2--nội-dung-chuyên-đề"/>
+    <w:bookmarkStart w:id="90" w:name="phần-2--nội-dung-chuyên-đề"/>
     <w:p>
       <w:pPr>
         <w:pStyle w:val="Heading2"/>
@@ -1888,7 +1888,7 @@
       </w:r>
     </w:p>
     <w:bookmarkEnd w:id="33"/>
-    <w:bookmarkStart w:id="79" w:name="Xfadb92acae8a4d37a91981bb046b7a60d6983fb"/>
+    <w:bookmarkStart w:id="85" w:name="Xfadb92acae8a4d37a91981bb046b7a60d6983fb"/>
     <w:p>
       <w:pPr>
         <w:pStyle w:val="Heading3"/>
@@ -4735,7 +4735,7 @@
     </w:p>
     <w:bookmarkEnd w:id="43"/>
     <w:bookmarkEnd w:id="44"/>
-    <w:bookmarkStart w:id="48" w:name="X52ec1cc6dbd47f936660533e43094c590c9cc4f"/>
+    <w:bookmarkStart w:id="54" w:name="X52ec1cc6dbd47f936660533e43094c590c9cc4f"/>
     <w:p>
       <w:pPr>
         <w:pStyle w:val="Heading4"/>
@@ -4816,7 +4816,7 @@
         <w:t xml:space="preserve">(quy mô, tuổi, sở hữu nước ngoài, sector FE, country FE, year FE).</w:t>
       </w:r>
     </w:p>
-    <w:bookmarkStart w:id="45" w:name="Xdc5423e7a0a0b2d3707e5b67f7523984c238683"/>
+    <w:bookmarkStart w:id="48" w:name="Xdc5423e7a0a0b2d3707e5b67f7523984c238683"/>
     <w:p>
       <w:pPr>
         <w:pStyle w:val="Heading5"/>
@@ -4830,7 +4830,46 @@
         <w:pStyle w:val="FirstParagraph"/>
       </w:pPr>
       <w:r>
-        <w:t xml:space="preserve">Hình 2.1: Khung khái niệm tích hợp CĐ2</w:t>
+        <w:drawing>
+          <wp:inline>
+            <wp:extent cx="5753100" cy="4009802"/>
+            <wp:effectExtent b="0" l="0" r="0" t="0"/>
+            <wp:docPr descr="Hình 2.1: Khung khái niệm tích hợp CĐ2" title="" id="46" name="Picture"/>
+            <a:graphic>
+              <a:graphicData uri="http://schemas.openxmlformats.org/drawingml/2006/picture">
+                <pic:pic>
+                  <pic:nvPicPr>
+                    <pic:cNvPr descr="figures/hinh_2_1_khung_khai_niem.png" id="47" name="Picture"/>
+                    <pic:cNvPicPr>
+                      <a:picLocks noChangeArrowheads="1" noChangeAspect="1"/>
+                    </pic:cNvPicPr>
+                  </pic:nvPicPr>
+                  <pic:blipFill>
+                    <a:blip r:embed="rId45"/>
+                    <a:stretch>
+                      <a:fillRect/>
+                    </a:stretch>
+                  </pic:blipFill>
+                  <pic:spPr bwMode="auto">
+                    <a:xfrm>
+                      <a:off x="0" y="0"/>
+                      <a:ext cx="5753100" cy="4009802"/>
+                    </a:xfrm>
+                    <a:prstGeom prst="rect">
+                      <a:avLst/>
+                    </a:prstGeom>
+                    <a:noFill/>
+                    <a:ln w="9525">
+                      <a:noFill/>
+                      <a:headEnd/>
+                      <a:tailEnd/>
+                    </a:ln>
+                  </pic:spPr>
+                </pic:pic>
+              </a:graphicData>
+            </a:graphic>
+          </wp:inline>
+        </w:drawing>
       </w:r>
     </w:p>
     <w:p>
@@ -4859,8 +4898,8 @@
         <w:t xml:space="preserve">Mũi tên liền nét biểu thị tác động trực tiếp (H1: quan hệ phi tuyến I→P). Mũi tên đứt nét biểu thị tác động điều tiết. H1–H6 tương ứng với các giả thuyết phát triển trong §2.3.4. Biến phụ thuộc (ln(Labour Productivity)) được xác định duy nhất ở cực phải. Biến độc lập (FSTS, FSTS²_c, FSTS³_c) ở cực trái. Năm nhóm biến điều tiết phân theo hai cấp: cấp doanh nghiệp (TCI — H2, DAI — H3, đặc điểm nhà quản trị — H4a–H4c) và cấp quốc gia (ICRV regime — H5, giai đoạn thời gian — H6). Biến kiểm soát (ln(emp), firm_age, foreign_own, sector/country/year FE) được đưa vào mô hình thực nghiệm nhưng không hiển thị trong sơ đồ để đơn giản hóa trình bày. Mỗi tầng lý thuyết cung cấp cơ chế nhân quả riêng biệt: Uppsala giải thích đường cong I→P; RBV biện minh cho H2; Foundational Digital Adoption Framework (CDCM) biện minh cho H3; Upper Echelons biện minh cho H4; Institutional Theory biện minh cho H5. Bằng chứng neo đậu từ P3 Việt Nam, P4 Singapore và P5 Trung Quốc xác nhận tính khả nghiệm trước khi áp dụng cho toàn pool 101.185 doanh nghiệp.</w:t>
       </w:r>
     </w:p>
-    <w:bookmarkEnd w:id="45"/>
-    <w:bookmarkStart w:id="46" w:name="hình-22--cơ-chế-cdcm-chi-tiết"/>
+    <w:bookmarkEnd w:id="48"/>
+    <w:bookmarkStart w:id="52" w:name="hình-22--cơ-chế-cdcm-chi-tiết"/>
     <w:p>
       <w:pPr>
         <w:pStyle w:val="Heading5"/>
@@ -4874,7 +4913,46 @@
         <w:pStyle w:val="FirstParagraph"/>
       </w:pPr>
       <w:r>
-        <w:t xml:space="preserve">Hình 2.2: Cơ chế CDCM theo ba nhóm ICRV</w:t>
+        <w:drawing>
+          <wp:inline>
+            <wp:extent cx="5753100" cy="2573755"/>
+            <wp:effectExtent b="0" l="0" r="0" t="0"/>
+            <wp:docPr descr="Hình 2.2: Cơ chế CDCM theo ba nhóm ICRV" title="" id="50" name="Picture"/>
+            <a:graphic>
+              <a:graphicData uri="http://schemas.openxmlformats.org/drawingml/2006/picture">
+                <pic:pic>
+                  <pic:nvPicPr>
+                    <pic:cNvPr descr="figures/hinh_2_2_cdcm_detail.png" id="51" name="Picture"/>
+                    <pic:cNvPicPr>
+                      <a:picLocks noChangeArrowheads="1" noChangeAspect="1"/>
+                    </pic:cNvPicPr>
+                  </pic:nvPicPr>
+                  <pic:blipFill>
+                    <a:blip r:embed="rId49"/>
+                    <a:stretch>
+                      <a:fillRect/>
+                    </a:stretch>
+                  </pic:blipFill>
+                  <pic:spPr bwMode="auto">
+                    <a:xfrm>
+                      <a:off x="0" y="0"/>
+                      <a:ext cx="5753100" cy="2573755"/>
+                    </a:xfrm>
+                    <a:prstGeom prst="rect">
+                      <a:avLst/>
+                    </a:prstGeom>
+                    <a:noFill/>
+                    <a:ln w="9525">
+                      <a:noFill/>
+                      <a:headEnd/>
+                      <a:tailEnd/>
+                    </a:ln>
+                  </pic:spPr>
+                </pic:pic>
+              </a:graphicData>
+            </a:graphic>
+          </wp:inline>
+        </w:drawing>
       </w:r>
     </w:p>
     <w:p>
@@ -4919,8 +4997,8 @@
         <w:t xml:space="preserve">(context-contingent resource) — vai trò của DAI trong quan hệ I→P thay đổi theo regime thể chế và mức bão hòa số của nền kinh tế. Nhóm I (Singapore — Advanced I, bão hòa số cao): DAI Tier-1+2 vận hành như nguồn lực khuếch đại tình huống — tác động chỉ xuất hiện khi cường độ xuất khẩu đạt ngưỡng cao (FSTS²×DAI = +3,119; P4). Nhóm IV (Việt Nam — Lower_mid_transition, bão hòa số thấp; Nhóm IV trong cả hệ 5 nhóm P6 lẫn hệ 6 nhóm CD2): DAI Tier-1 là ràng buộc đo lường; tác động dương theo OLS nhưng biến mất sau hiệu chỉnh nội sinh biến công cụ (β = 0,018, p = 0,942; P3). Nhóm III (Trung Quốc — Upper-Middle/Emerging transition, bão hòa số trung bình): DAI Tier-1 phổ biến &gt;60% — mất khả năng phân biệt, giữ như biến kiểm soát không phải biến điều tiết (P5). Cơ chế này giải thích tại sao kết quả "DAI null" và "DAI dương" đều nhất quán với lý thuyết CDCM — khác nhau ở điều kiện bối cảnh, không mâu thuẫn về lý thuyết nền tảng.</w:t>
       </w:r>
     </w:p>
-    <w:bookmarkEnd w:id="46"/>
-    <w:bookmarkStart w:id="47" w:name="bảng-24--mapping-biến-đầy-đủ"/>
+    <w:bookmarkEnd w:id="52"/>
+    <w:bookmarkStart w:id="53" w:name="bảng-24--mapping-biến-đầy-đủ"/>
     <w:p>
       <w:pPr>
         <w:pStyle w:val="Heading5"/>
@@ -6222,9 +6300,9 @@
         <w:t xml:space="preserve">Ghi chú đo lường: TCI là tổng hợp formative từ: chứng nhận ISO (b8=1), R&amp;D (h8=1), đổi mới sản phẩm (h1=1), công nghệ nước ngoài có bản quyền (e6=1). Yêu cầu ≥3/4 items không thiếu; z-chuẩn hóa trong mỗi sóng. DAI_z_full (Tier 1+2): z-mean(c22b + k33 + k38) chỉ có trong schema BEE (2019 trở đi). DAI_z_tier1 (Tier 1): z-mean(c22b) có xuyên tất cả schema. FSTS được tính trung tâm theo mean trong mỗi ô quốc gia-sóng trước khi tính FSTS² để giảm đa cộng tuyến.</w:t>
       </w:r>
     </w:p>
-    <w:bookmarkEnd w:id="47"/>
-    <w:bookmarkEnd w:id="48"/>
-    <w:bookmarkStart w:id="57" w:name="X06e1038a517412390e729f6b4e28e81b8d64800"/>
+    <w:bookmarkEnd w:id="53"/>
+    <w:bookmarkEnd w:id="54"/>
+    <w:bookmarkStart w:id="63" w:name="X06e1038a517412390e729f6b4e28e81b8d64800"/>
     <w:p>
       <w:pPr>
         <w:pStyle w:val="Heading4"/>
@@ -6233,7 +6311,7 @@
         <w:t xml:space="preserve">2.3.4 Hệ giả thuyết nghiên cứu (H1–H6)</w:t>
       </w:r>
     </w:p>
-    <w:bookmarkStart w:id="49" w:name="tổng-quan-và-logic-phát-triển-giả-thuyết"/>
+    <w:bookmarkStart w:id="55" w:name="tổng-quan-và-logic-phát-triển-giả-thuyết"/>
     <w:p>
       <w:pPr>
         <w:pStyle w:val="Heading5"/>
@@ -6258,8 +6336,8 @@
         <w:t xml:space="preserve">H1–H3 và H5 là xác nhận (dấu rõ, ≥2 bằng chứng neo đậu từ P3/P4/P5). H4a–H4b và H6 là hỗn hợp xác nhận/khám phá (hướng rõ nhưng magnitude khám phá). H4c là hoàn toàn khám phá (two-sided, không có dấu tiên nghiệm).</w:t>
       </w:r>
     </w:p>
-    <w:bookmarkEnd w:id="49"/>
-    <w:bookmarkStart w:id="50" w:name="h1--phi-tuyến-trong-quan-hệ-ip"/>
+    <w:bookmarkEnd w:id="55"/>
+    <w:bookmarkStart w:id="56" w:name="h1--phi-tuyến-trong-quan-hệ-ip"/>
     <w:p>
       <w:pPr>
         <w:pStyle w:val="Heading5"/>
@@ -6361,8 +6439,8 @@
         <w:t xml:space="preserve">H1b (biên cường độ — gần phẳng): Trong mẫu chỉ gồm doanh nghiệp xuất khẩu, đường cong I→P gần phẳng — tức là sau khi đã xuất khẩu, việc tăng cường độ tiếp theo không tạo thêm nhiều lợi ích năng suất nếu không có TCI và DAI đủ mạnh.</w:t>
       </w:r>
     </w:p>
-    <w:bookmarkEnd w:id="50"/>
-    <w:bookmarkStart w:id="51" w:name="h2--tci-điều-tiết-tích-cực-nâng-mặt-bằng"/>
+    <w:bookmarkEnd w:id="56"/>
+    <w:bookmarkStart w:id="57" w:name="h2--tci-điều-tiết-tích-cực-nâng-mặt-bằng"/>
     <w:p>
       <w:pPr>
         <w:pStyle w:val="Heading5"/>
@@ -6395,8 +6473,8 @@
         <w:t xml:space="preserve">H2: Technological Capability Index (TCI) có mối quan hệ dương trực tiếp với hiệu quả doanh nghiệp (β(TCI) &gt; 0) và nâng mặt bằng ln(LP) của toàn bộ đường cong I→P (hiệu ứng nâng mặt bằng). Tác động điều tiết của TCI lên độ cong của đường cong là câu hỏi thực nghiệm mở và được kiểm định như H2 khám phá trong M3.</w:t>
       </w:r>
     </w:p>
-    <w:bookmarkEnd w:id="51"/>
-    <w:bookmarkStart w:id="52" w:name="X0516cda47fb7e119b35b670f6b14c3b43dbbdc7"/>
+    <w:bookmarkEnd w:id="57"/>
+    <w:bookmarkStart w:id="58" w:name="X0516cda47fb7e119b35b670f6b14c3b43dbbdc7"/>
     <w:p>
       <w:pPr>
         <w:pStyle w:val="Heading5"/>
@@ -6968,8 +7046,8 @@
         <w:t xml:space="preserve">TCI và DAI là hai cấu trúc phân biệt và không thể thay thế nhau trong cả hai sub-hypothesis (CDCM distinctiveness hypothesis — H3c: β(TCI) ≠ β(DAI) và hai cấu trúc thỏa mãn tiêu chí discriminant validity).</w:t>
       </w:r>
     </w:p>
-    <w:bookmarkEnd w:id="52"/>
-    <w:bookmarkStart w:id="53" w:name="h4ah4c--đặc-điểm-nhà-quản-trị-điều-tiết"/>
+    <w:bookmarkEnd w:id="58"/>
+    <w:bookmarkStart w:id="59" w:name="h4ah4c--đặc-điểm-nhà-quản-trị-điều-tiết"/>
     <w:p>
       <w:pPr>
         <w:pStyle w:val="Heading5"/>
@@ -7047,8 +7125,8 @@
         <w:t xml:space="preserve">Phạm vi kiểm định: H4a–H4b là biến đại diện (proxy) cho cơ chế Upper Echelons — kết quả là chỉ báo gián tiếp, không phải kiểm định trực tiếp cấu trúc lý thuyết gốc. Hạn chế này cần được thừa nhận rõ trong phần thảo luận kết quả.</w:t>
       </w:r>
     </w:p>
-    <w:bookmarkEnd w:id="53"/>
-    <w:bookmarkStart w:id="54" w:name="h5--thể-chế-icrv-điều-tiết-theo-gradient"/>
+    <w:bookmarkEnd w:id="59"/>
+    <w:bookmarkStart w:id="60" w:name="h5--thể-chế-icrv-điều-tiết-theo-gradient"/>
     <w:p>
       <w:pPr>
         <w:pStyle w:val="Heading5"/>
@@ -7396,8 +7474,8 @@
         <w:t xml:space="preserve">, phản ánh chi phí giao dịch thấp và năng lực điều phối cao trong bối cảnh thể chế vững mạnh.</w:t>
       </w:r>
     </w:p>
-    <w:bookmarkEnd w:id="54"/>
-    <w:bookmarkStart w:id="55" w:name="h6--tính-không-đồng-nhất-theo-thời-gian"/>
+    <w:bookmarkEnd w:id="60"/>
+    <w:bookmarkStart w:id="61" w:name="h6--tính-không-đồng-nhất-theo-thời-gian"/>
     <w:p>
       <w:pPr>
         <w:pStyle w:val="Heading5"/>
@@ -7430,8 +7508,8 @@
         <w:t xml:space="preserve">H6: Tác động của quốc tế hóa lên hiệu quả doanh nghiệp thể hiện tính không đồng nhất theo thời gian: β(FSTS×Year_bucket) và β(FSTS²×Year_bucket) khác nhau có ý nghĩa thống kê giữa ba giai đoạn 2009–2012, 2013–2017, và 2018–2025. Cụ thể: tác động TCI tăng cường theo thời gian; tác động DAI biến thiên theo giai đoạn; điểm uốn có thể dịch chuyển trong một số nhóm ICRV nhưng ổn định trong các nhóm khác.</w:t>
       </w:r>
     </w:p>
-    <w:bookmarkEnd w:id="55"/>
-    <w:bookmarkStart w:id="56" w:name="tổng-hợp-hệ-giả-thuyết"/>
+    <w:bookmarkEnd w:id="61"/>
+    <w:bookmarkStart w:id="62" w:name="tổng-hợp-hệ-giả-thuyết"/>
     <w:p>
       <w:pPr>
         <w:pStyle w:val="Heading5"/>
@@ -8223,9 +8301,9 @@
         <w:t xml:space="preserve">Tích hợp cả sáu giả thuyết trong M7 (điều tiết ba chiều) cho phép kiểm định xem TCI và DAI là bổ sung (β(TCI×DAI×FSTS) &gt; 0) hay thay thế (β &lt; 0) trong điều tiết I→P ở Nhóm I — câu hỏi chưa được trả lời trong bất kỳ nghiên cứu I→P nào trước đây.</w:t>
       </w:r>
     </w:p>
-    <w:bookmarkEnd w:id="56"/>
-    <w:bookmarkEnd w:id="57"/>
-    <w:bookmarkStart w:id="68" w:name="Xddbf6d90ba3605bd9c97fdd0a837b1ed2b589e3"/>
+    <w:bookmarkEnd w:id="62"/>
+    <w:bookmarkEnd w:id="63"/>
+    <w:bookmarkStart w:id="74" w:name="Xddbf6d90ba3605bd9c97fdd0a837b1ed2b589e3"/>
     <w:p>
       <w:pPr>
         <w:pStyle w:val="Heading4"/>
@@ -8234,7 +8312,7 @@
         <w:t xml:space="preserve">2.3.5 Thiết kế mô hình thực nghiệm (M0–M7)</w:t>
       </w:r>
     </w:p>
-    <w:bookmarkStart w:id="58" w:name="nguyên-tắc-đặc-tả"/>
+    <w:bookmarkStart w:id="64" w:name="nguyên-tắc-đặc-tả"/>
     <w:p>
       <w:pPr>
         <w:pStyle w:val="Heading5"/>
@@ -8259,8 +8337,8 @@
         <w:t xml:space="preserve">Tiêu chí lựa chọn mô hình: ΔR² &gt; 0,01 để thêm biến điều tiết; ΔAIC &lt; −2 ủng hộ mô hình phức tạp hơn; ΔBIC &lt; −10 là bằng chứng mạnh; F-test p &lt; 0,05 để thêm khối biến. M7 được báo cáo nếu ΔAIC(M7 vs M4+M3 kết hợp) &lt; −2 VÀ F-test p &lt; 0,05.</w:t>
       </w:r>
     </w:p>
-    <w:bookmarkEnd w:id="58"/>
-    <w:bookmarkStart w:id="59" w:name="m0--baseline-tuyến-tính"/>
+    <w:bookmarkEnd w:id="64"/>
+    <w:bookmarkStart w:id="65" w:name="m0--baseline-tuyến-tính"/>
     <w:p>
       <w:pPr>
         <w:pStyle w:val="Heading5"/>
@@ -8315,8 +8393,8 @@
         <w:t xml:space="preserve">Hạn chế: không nắm bắt được phi tuyến tính — cung cấp ước lượng cận dưới cho tác động quốc tế hóa.</w:t>
       </w:r>
     </w:p>
-    <w:bookmarkEnd w:id="59"/>
-    <w:bookmarkStart w:id="60" w:name="X47a362c1312a55af0e7fdcd5a1b0398406d4027"/>
+    <w:bookmarkEnd w:id="65"/>
+    <w:bookmarkStart w:id="66" w:name="X47a362c1312a55af0e7fdcd5a1b0398406d4027"/>
     <w:p>
       <w:pPr>
         <w:pStyle w:val="Heading5"/>
@@ -8387,8 +8465,8 @@
         <w:t xml:space="preserve">Kiểm định bổ sung: Lind–Mehlum (2010) để xác nhận chữ U ngược thực sự.</w:t>
       </w:r>
     </w:p>
-    <w:bookmarkEnd w:id="60"/>
-    <w:bookmarkStart w:id="61" w:name="m2--s-curve-bậc-ba-kiểm-định-h1-đầy-đủ"/>
+    <w:bookmarkEnd w:id="66"/>
+    <w:bookmarkStart w:id="67" w:name="m2--s-curve-bậc-ba-kiểm-định-h1-đầy-đủ"/>
     <w:p>
       <w:pPr>
         <w:pStyle w:val="Heading5"/>
@@ -8463,8 +8541,8 @@
         <w:t xml:space="preserve">Lựa chọn mô hình: so sánh M1 và M2 bằng AIC, BIC, và F-test β₃ = 0.</w:t>
       </w:r>
     </w:p>
-    <w:bookmarkEnd w:id="61"/>
-    <w:bookmarkStart w:id="62" w:name="m3---điều-tiết-tci-kiểm-định-h2"/>
+    <w:bookmarkEnd w:id="67"/>
+    <w:bookmarkStart w:id="68" w:name="m3---điều-tiết-tci-kiểm-định-h2"/>
     <w:p>
       <w:pPr>
         <w:pStyle w:val="Heading5"/>
@@ -8571,8 +8649,8 @@
         <w:t xml:space="preserve">Kiểm định: F-test (β₄ = β₅ = 0) = kiểm định joint moderation; nếu p &gt; 0,10 → TCI là nâng mặt bằng thuần túy.</w:t>
       </w:r>
     </w:p>
-    <w:bookmarkEnd w:id="62"/>
-    <w:bookmarkStart w:id="63" w:name="m4---điều-tiết-dai-kiểm-định-h3"/>
+    <w:bookmarkEnd w:id="68"/>
+    <w:bookmarkStart w:id="69" w:name="m4---điều-tiết-dai-kiểm-định-h3"/>
     <w:p>
       <w:pPr>
         <w:pStyle w:val="Heading5"/>
@@ -8669,8 +8747,8 @@
         <w:t xml:space="preserve">Lưu ý IV: trong mẫu con Nhóm IV, nếu có biến công cụ hợp lệ, chạy 2SLS để phân biệt DAI nhân quả vs. phụ thuộc chọn lựa.</w:t>
       </w:r>
     </w:p>
-    <w:bookmarkEnd w:id="63"/>
-    <w:bookmarkStart w:id="64" w:name="X06f71524788155e2ebf216bcee5f2e32a6c0cd5"/>
+    <w:bookmarkEnd w:id="69"/>
+    <w:bookmarkStart w:id="70" w:name="X06f71524788155e2ebf216bcee5f2e32a6c0cd5"/>
     <w:p>
       <w:pPr>
         <w:pStyle w:val="Heading5"/>
@@ -8751,8 +8829,8 @@
         <w:t xml:space="preserve">Kỳ vọng: β₄(FSTS×exp_manager) &gt; 0 [H4a]; β₄(FSTS×educ_manager) &gt; 0 [H4b]; β₄(FSTS×gender_manager) — không có kỳ vọng tiên nghiệm [H4c].</w:t>
       </w:r>
     </w:p>
-    <w:bookmarkEnd w:id="64"/>
-    <w:bookmarkStart w:id="65" w:name="m6---chế-độ-thể-chế-icrv-kiểm-định-h5"/>
+    <w:bookmarkEnd w:id="70"/>
+    <w:bookmarkStart w:id="71" w:name="m6---chế-độ-thể-chế-icrv-kiểm-định-h5"/>
     <w:p>
       <w:pPr>
         <w:pStyle w:val="Heading5"/>
@@ -8885,8 +8963,8 @@
         <w:t xml:space="preserve">Lưu ý: Country FE bị omit trong M6 do ICRV_j là biến cấp quốc gia bất biến theo thời gian — thay bằng Year FE + Region FE (6 vùng).</w:t>
       </w:r>
     </w:p>
-    <w:bookmarkEnd w:id="65"/>
-    <w:bookmarkStart w:id="66" w:name="X6b4e30438e556ccb1a096b5b5260c191a2952a4"/>
+    <w:bookmarkEnd w:id="71"/>
+    <w:bookmarkStart w:id="72" w:name="X6b4e30438e556ccb1a096b5b5260c191a2952a4"/>
     <w:p>
       <w:pPr>
         <w:pStyle w:val="Heading5"/>
@@ -9355,8 +9433,8 @@
         <w:t xml:space="preserve">Yêu cầu mẫu: với k = 13 tham số trọng tâm + controls, n ≥ 5.000 cần thiết cho power &gt; 0,80 tại f² = 0,02 — dễ dàng đáp ứng với pool 101.185.</w:t>
       </w:r>
     </w:p>
-    <w:bookmarkEnd w:id="66"/>
-    <w:bookmarkStart w:id="67" w:name="bảng-tổng-hợp-mô-hình"/>
+    <w:bookmarkEnd w:id="72"/>
+    <w:bookmarkStart w:id="73" w:name="bảng-tổng-hợp-mô-hình"/>
     <w:p>
       <w:pPr>
         <w:pStyle w:val="Heading5"/>
@@ -9840,9 +9918,9 @@
         </w:tc>
       </w:tr>
     </w:tbl>
-    <w:bookmarkEnd w:id="67"/>
-    <w:bookmarkEnd w:id="68"/>
-    <w:bookmarkStart w:id="73" w:name="Xe1509b929c4d29ab07808a468654fc0b0b85d99"/>
+    <w:bookmarkEnd w:id="73"/>
+    <w:bookmarkEnd w:id="74"/>
+    <w:bookmarkStart w:id="79" w:name="Xe1509b929c4d29ab07808a468654fc0b0b85d99"/>
     <w:p>
       <w:pPr>
         <w:pStyle w:val="Heading4"/>
@@ -9851,7 +9929,7 @@
         <w:t xml:space="preserve">2.3.6 Dữ liệu và chiến lược nhận dạng nhân quả</w:t>
       </w:r>
     </w:p>
-    <w:bookmarkStart w:id="69" w:name="nguồn-dữ-liệu-và-cấu-trúc-pool"/>
+    <w:bookmarkStart w:id="75" w:name="nguồn-dữ-liệu-và-cấu-trúc-pool"/>
     <w:p>
       <w:pPr>
         <w:pStyle w:val="Heading5"/>
@@ -10437,8 +10515,8 @@
         <w:t xml:space="preserve">Giao thức hòa hợp bao gồm: crosswalk biến giữa ba schema; xử lý giá trị thiếu; loại bỏ ngoại lệ tại phân vị 1/99; chuyển đổi doanh thu về PPP USD 2017.</w:t>
       </w:r>
     </w:p>
-    <w:bookmarkEnd w:id="69"/>
-    <w:bookmarkStart w:id="70" w:name="đo-lường-biến-chi-tiết"/>
+    <w:bookmarkEnd w:id="75"/>
+    <w:bookmarkStart w:id="76" w:name="đo-lường-biến-chi-tiết"/>
     <w:p>
       <w:pPr>
         <w:pStyle w:val="Heading5"/>
@@ -11231,8 +11309,8 @@
         <w:t xml:space="preserve">Chiến lược đo lường DAI: sử dụng DAI_z_full làm biến chính trong mẫu con BEE; DAI_z_tier1 cho so sánh xuyên schema và kiểm định độ vững.</w:t>
       </w:r>
     </w:p>
-    <w:bookmarkEnd w:id="70"/>
-    <w:bookmarkStart w:id="71" w:name="phân-loại-icrv-6-nhóm"/>
+    <w:bookmarkEnd w:id="76"/>
+    <w:bookmarkStart w:id="77" w:name="phân-loại-icrv-6-nhóm"/>
     <w:p>
       <w:pPr>
         <w:pStyle w:val="Heading5"/>
@@ -11642,8 +11720,8 @@
         <w:t xml:space="preserve">Phân loại dựa trên GNI/người PPP (trung bình 2020–2024, World Bank), Chỉ số Đổi mới Sáng tạo Toàn cầu (WIPO GII), và tỉ trọng doanh thu tài nguyên (IMF Fiscal Monitor). Tất cả 47 nền kinh tế không thay đổi nhóm ICRV trong giai đoạn 2009–2025 (ngưỡng kiểm tra: chuyển nhóm nếu GNI/người vượt ngưỡng ±15% trong ≥3 năm liên tiếp — không có trường hợp nào).</w:t>
       </w:r>
     </w:p>
-    <w:bookmarkEnd w:id="71"/>
-    <w:bookmarkStart w:id="72" w:name="chiến-lược-nhận-dạng-nhân-quả"/>
+    <w:bookmarkEnd w:id="77"/>
+    <w:bookmarkStart w:id="78" w:name="chiến-lược-nhận-dạng-nhân-quả"/>
     <w:p>
       <w:pPr>
         <w:pStyle w:val="Heading5"/>
@@ -11862,9 +11940,9 @@
         <w:t xml:space="preserve">Tầng 4 — Nhân rộng mẫu con: Pool đủ lớn (101.185) cho phép chạy M0–M7 riêng cho từng nhóm ICRV (Nhóm I: ~6.500; Nhóm IV: ~28.000) để kiểm định tính không đồng nhất.</w:t>
       </w:r>
     </w:p>
-    <w:bookmarkEnd w:id="72"/>
-    <w:bookmarkEnd w:id="73"/>
-    <w:bookmarkStart w:id="74" w:name="X784a621f97d84d1234604adf730450e02e3ef35"/>
+    <w:bookmarkEnd w:id="78"/>
+    <w:bookmarkEnd w:id="79"/>
+    <w:bookmarkStart w:id="80" w:name="X784a621f97d84d1234604adf730450e02e3ef35"/>
     <w:p>
       <w:pPr>
         <w:pStyle w:val="Heading4"/>
@@ -12272,8 +12350,8 @@
         <w:t xml:space="preserve">Quy trình báo cáo: nếu ≥4/6 nhóm R1–R6 cho kết quả nhất quán với chuẩn (dấu đúng, p &lt; 0,10), kết quả được coi là "xác nhận mạnh". Nếu chỉ 2–3/6 nhóm nhất quán, kết quả là "hỗ trợ có điều kiện". Nếu &lt; 2/6 nhóm nhất quán, kết quả cần tái xem xét và không được tuyên bố giả thuyết được xác nhận.</w:t>
       </w:r>
     </w:p>
-    <w:bookmarkEnd w:id="74"/>
-    <w:bookmarkStart w:id="78" w:name="X0dab72e42c14670f7b3d769166e27ff618c9551"/>
+    <w:bookmarkEnd w:id="80"/>
+    <w:bookmarkStart w:id="84" w:name="X0dab72e42c14670f7b3d769166e27ff618c9551"/>
     <w:p>
       <w:pPr>
         <w:pStyle w:val="Heading4"/>
@@ -12282,7 +12360,7 @@
         <w:t xml:space="preserve">2.3.8 Thảo luận: đóng góp lý thuyết và thực tiễn</w:t>
       </w:r>
     </w:p>
-    <w:bookmarkStart w:id="75" w:name="đóng-góp-lý-thuyết"/>
+    <w:bookmarkStart w:id="81" w:name="đóng-góp-lý-thuyết"/>
     <w:p>
       <w:pPr>
         <w:pStyle w:val="Heading5"/>
@@ -12323,8 +12401,8 @@
         <w:t xml:space="preserve">Đóng góp 4: Giả thuyết gánh nặng tắt buộc trong khung I→P. Dạng hàm forced penalty (SIDS Nhóm VI) được tích hợp vào H5 như trường hợp cực đoan của gradient thể chế — SIDS không có chữ U ngược điển hình do quốc tế hóa bắt buộc (Briguglio, 1995). Tích hợp này mở rộng văn liệu I→P từ châu Á lục địa sang các quốc đảo nhỏ Thái Bình Dương.</w:t>
       </w:r>
     </w:p>
-    <w:bookmarkEnd w:id="75"/>
-    <w:bookmarkStart w:id="76" w:name="đóng-góp-về-mô-hình-và-phương-pháp"/>
+    <w:bookmarkEnd w:id="81"/>
+    <w:bookmarkStart w:id="82" w:name="đóng-góp-về-mô-hình-và-phương-pháp"/>
     <w:p>
       <w:pPr>
         <w:pStyle w:val="Heading5"/>
@@ -12365,8 +12443,8 @@
         <w:t xml:space="preserve">Đóng góp 8: Thiết kế giai đoạn thời gian ba giai đoạn. Phân chia 14 sóng WBES thành ba giai đoạn (2009–12 / 2013–17 / 2018–25) và kiểm định tương tác FSTS×Year_bucket là thiết kế chưa được áp dụng trong văn liệu I→P cho châu Á. Bằng chứng từ P3 Việt Nam và P5 Trung Quốc neo đậu kỳ vọng thực nghiệm.</w:t>
       </w:r>
     </w:p>
-    <w:bookmarkEnd w:id="76"/>
-    <w:bookmarkStart w:id="77" w:name="hàm-ý-chính-sách"/>
+    <w:bookmarkEnd w:id="82"/>
+    <w:bookmarkStart w:id="83" w:name="hàm-ý-chính-sách"/>
     <w:p>
       <w:pPr>
         <w:pStyle w:val="Heading5"/>
@@ -12446,10 +12524,10 @@
         </w:pict>
       </w:r>
     </w:p>
-    <w:bookmarkEnd w:id="77"/>
-    <w:bookmarkEnd w:id="78"/>
-    <w:bookmarkEnd w:id="79"/>
-    <w:bookmarkStart w:id="83" w:name="X3e03e0a730be87d669f079340c35b479d0b1a1b"/>
+    <w:bookmarkEnd w:id="83"/>
+    <w:bookmarkEnd w:id="84"/>
+    <w:bookmarkEnd w:id="85"/>
+    <w:bookmarkStart w:id="89" w:name="X3e03e0a730be87d669f079340c35b479d0b1a1b"/>
     <w:p>
       <w:pPr>
         <w:pStyle w:val="Heading3"/>
@@ -12458,7 +12536,7 @@
         <w:t xml:space="preserve">2.4 Kết luận và đề xuất</w:t>
       </w:r>
     </w:p>
-    <w:bookmarkStart w:id="80" w:name="X2348ba230572cbe65b0d5b739c22f4e83186482"/>
+    <w:bookmarkStart w:id="86" w:name="X2348ba230572cbe65b0d5b739c22f4e83186482"/>
     <w:p>
       <w:pPr>
         <w:pStyle w:val="Heading4"/>
@@ -12499,8 +12577,8 @@
         <w:t xml:space="preserve">Thông điệp chính sách cốt lõi: không có một công thức duy nhất cho quốc tế hóa thành công — chế độ thể chế, năng lực công nghệ nội tại, và mức độ số hóa cùng quyết định hiệu quả của chiến lược xuất khẩu. Chính sách và chiến lược doanh nghiệp cần được hiệu chỉnh theo vị trí trên bản đồ ICRV.</w:t>
       </w:r>
     </w:p>
-    <w:bookmarkEnd w:id="80"/>
-    <w:bookmarkStart w:id="81" w:name="Xd817586c1cd13f8a893b8cdf4a29f85d5fe00a8"/>
+    <w:bookmarkEnd w:id="86"/>
+    <w:bookmarkStart w:id="87" w:name="Xd817586c1cd13f8a893b8cdf4a29f85d5fe00a8"/>
     <w:p>
       <w:pPr>
         <w:pStyle w:val="Heading4"/>
@@ -12672,8 +12750,8 @@
         </w:pict>
       </w:r>
     </w:p>
-    <w:bookmarkEnd w:id="81"/>
-    <w:bookmarkStart w:id="82" w:name="Xc14c8adf4a1440a86a0b4da5fa92c77edd50b1b"/>
+    <w:bookmarkEnd w:id="87"/>
+    <w:bookmarkStart w:id="88" w:name="Xc14c8adf4a1440a86a0b4da5fa92c77edd50b1b"/>
     <w:p>
       <w:pPr>
         <w:pStyle w:val="Heading4"/>
@@ -12715,13 +12793,13 @@
           <w:bCs/>
           <w:b/>
         </w:rPr>
-        <w:t xml:space="preserve">k=259</w:t>
-      </w:r>
-      <w:r>
-        <w:t xml:space="preserve"> </w:t>
-      </w:r>
-      <w:r>
-        <w:t xml:space="preserve">(K=309 effect sizes, 49 nền kinh tế) với hệ thống tìm kiếm PRISMA 2020 trên Web of Science + Scopus (1977–2026). Ba biến điều tiết mới: (i) cDAI — mức độ số hóa cấp quốc gia; (ii) ICRV 6 nhóm; (iii) DPL phase. Kết quả MARA xác nhận: pooled</w:t>
+        <w:t xml:space="preserve">k=238</w:t>
+      </w:r>
+      <w:r>
+        <w:t xml:space="preserve"> </w:t>
+      </w:r>
+      <w:r>
+        <w:t xml:space="preserve">(K=288 effect sizes, 49 nền kinh tế) với hệ thống tìm kiếm PRISMA 2020 trên Web of Science + Scopus (1977–2026). Ba biến điều tiết mới: (i) cDAI — mức độ số hóa cấp quốc gia; (ii) ICRV 6 nhóm; (iii) DPL phase. Kết quả MARA xác nhận: pooled</w:t>
       </w:r>
       <w:r>
         <w:t xml:space="preserve"> </w:t>
@@ -12734,7 +12812,30 @@
         <w:t xml:space="preserve">r</w:t>
       </w:r>
       <w:r>
-        <w:t xml:space="preserve">=0,074 (CI [0,060; 0,088]), I²=61,2% (L2=L3=30,6%); ICRV Q_M=10,16 (p=,038) — H1 (kiểm định Q_M liên nhóm) được hỗ trợ nhưng gradient đơn điệu E1a/E1b chưa xác nhận được vì k thấp ở Frontier/SIDS; cDAI và DPL không có ý nghĩa (H2, H3 không được hỗ trợ). Phát hiện chính: publication bias xác nhận qua Begg–Mazumdar τ=−0,134 (p=,0007), Egger b₀=0,077 (p&lt;,001), trim-and-fill k=58 imputed,</w:t>
+        <w:t xml:space="preserve">=0,074 (CI [0,060; 0,088]), I²=62,4% (chủ yếu ở Tầng 2 trong-nghiên-cứu = 54,1%; Tầng 3 giữa-nghiên-cứu = 8,4%); ICRV omnibus Q_M=17,35 (df=4, p=,002) — H1 (kiểm định Q_M liên nhóm) được hỗ trợ nhưng gradient đơn điệu E1a/E1b chưa xác nhận được vì</w:t>
+      </w:r>
+      <w:r>
+        <w:t xml:space="preserve"> </w:t>
+      </w:r>
+      <m:oMath>
+        <m:sSub>
+          <m:e>
+            <m:r>
+              <m:t>Q</m:t>
+            </m:r>
+          </m:e>
+          <m:sub>
+            <m:r>
+              <m:t>M</m:t>
+            </m:r>
+          </m:sub>
+        </m:sSub>
+      </m:oMath>
+      <w:r>
+        <w:t xml:space="preserve"> </w:t>
+      </w:r>
+      <w:r>
+        <w:t xml:space="preserve">bị chi phối bởi ô Frontier thưa (k=3); cDAI (Q_M=1,23, p=,541) và DPL (Q_M=0,56, p=,755) không có ý nghĩa (H2, H3 không được hỗ trợ). Phát hiện chính: publication bias xác nhận qua Begg–Mazumdar τ=−0,134 (p=,0007) và trim-and-fill k=58 imputed,</w:t>
       </w:r>
       <w:r>
         <w:t xml:space="preserve"> </w:t>
@@ -12747,7 +12848,23 @@
         <w:t xml:space="preserve">r</w:t>
       </w:r>
       <w:r>
-        <w:t xml:space="preserve">_adj=0,035 (CI [0,019; 0,051]) — pooled effect thực tế thấp hơn khoảng 50% so với ước lượng thô. Đóng góp của P6 trong khuôn khổ CD2: xác nhận Q_M liên-nhóm ICRV có ý nghĩa thống kê nhưng đồng thời cho thấy dị biệt phương sai phân bổ đều giữa trong-nghiên-cứu (L2) và giữa-nghiên-cứu (L3), gợi ý rằng publication bias — không phải sự khác biệt thể chế hay số hoá — là nguồn gốc chủ yếu của heterogeneity quan sát được.</w:t>
+        <w:t xml:space="preserve">_adj=0,035 (CI [0,023; 0,048]) — pooled effect thực tế thấp hơn khoảng 53% so với ước lượng thô (Egger b=0,475, p=,057 — sát ngưỡng nhưng không đạt α=,05). Đóng góp của P6 trong khuôn khổ CD2: xác nhận Q_M liên-nhóm ICRV có ý nghĩa thống kê; đồng thời cho thấy dị biệt phương sai</w:t>
+      </w:r>
+      <w:r>
+        <w:t xml:space="preserve"> </w:t>
+      </w:r>
+      <w:r>
+        <w:rPr>
+          <w:bCs/>
+          <w:b/>
+        </w:rPr>
+        <w:t xml:space="preserve">chủ yếu nằm ở trong từng nghiên cứu</w:t>
+      </w:r>
+      <w:r>
+        <w:t xml:space="preserve"> </w:t>
+      </w:r>
+      <w:r>
+        <w:t xml:space="preserve">(Tầng 2 = 54,1%, gấp khoảng sáu lần Tầng 3 = 8,4%), gợi ý rằng các lựa chọn phương pháp bên trong nghiên cứu — chứ không phải sự khác biệt thể chế hay số hoá giữa các quốc gia — là nguồn chính của heterogeneity quan sát được; thiên lệch công bố là một phát hiện riêng làm giảm ước lượng hiệu ứng thực.</w:t>
       </w:r>
     </w:p>
     <w:p>
@@ -12845,10 +12962,10 @@
         </w:pict>
       </w:r>
     </w:p>
-    <w:bookmarkEnd w:id="82"/>
-    <w:bookmarkEnd w:id="83"/>
-    <w:bookmarkEnd w:id="84"/>
-    <w:bookmarkStart w:id="118" w:name="tài-liệu-tham-khảo"/>
+    <w:bookmarkEnd w:id="88"/>
+    <w:bookmarkEnd w:id="89"/>
+    <w:bookmarkEnd w:id="90"/>
+    <w:bookmarkStart w:id="124" w:name="tài-liệu-tham-khảo"/>
     <w:p>
       <w:pPr>
         <w:pStyle w:val="Heading2"/>
@@ -12901,7 +13018,7 @@
       <w:r>
         <w:t xml:space="preserve"> </w:t>
       </w:r>
-      <w:hyperlink r:id="rId85">
+      <w:hyperlink r:id="rId91">
         <w:r>
           <w:rPr>
             <w:rStyle w:val="Hyperlink"/>
@@ -12933,7 +13050,7 @@
       <w:r>
         <w:t xml:space="preserve"> </w:t>
       </w:r>
-      <w:hyperlink r:id="rId86">
+      <w:hyperlink r:id="rId92">
         <w:r>
           <w:rPr>
             <w:rStyle w:val="Hyperlink"/>
@@ -13007,7 +13124,7 @@
       <w:r>
         <w:t xml:space="preserve"> </w:t>
       </w:r>
-      <w:hyperlink r:id="rId87">
+      <w:hyperlink r:id="rId93">
         <w:r>
           <w:rPr>
             <w:rStyle w:val="Hyperlink"/>
@@ -13060,7 +13177,7 @@
       <w:r>
         <w:t xml:space="preserve"> </w:t>
       </w:r>
-      <w:hyperlink r:id="rId88">
+      <w:hyperlink r:id="rId94">
         <w:r>
           <w:rPr>
             <w:rStyle w:val="Hyperlink"/>
@@ -13092,7 +13209,7 @@
       <w:r>
         <w:t xml:space="preserve"> </w:t>
       </w:r>
-      <w:hyperlink r:id="rId89">
+      <w:hyperlink r:id="rId95">
         <w:r>
           <w:rPr>
             <w:rStyle w:val="Hyperlink"/>
@@ -13124,7 +13241,7 @@
       <w:r>
         <w:t xml:space="preserve"> </w:t>
       </w:r>
-      <w:hyperlink r:id="rId90">
+      <w:hyperlink r:id="rId96">
         <w:r>
           <w:rPr>
             <w:rStyle w:val="Hyperlink"/>
@@ -13156,7 +13273,7 @@
       <w:r>
         <w:t xml:space="preserve"> </w:t>
       </w:r>
-      <w:hyperlink r:id="rId91">
+      <w:hyperlink r:id="rId97">
         <w:r>
           <w:rPr>
             <w:rStyle w:val="Hyperlink"/>
@@ -13188,7 +13305,7 @@
       <w:r>
         <w:t xml:space="preserve"> </w:t>
       </w:r>
-      <w:hyperlink r:id="rId92">
+      <w:hyperlink r:id="rId98">
         <w:r>
           <w:rPr>
             <w:rStyle w:val="Hyperlink"/>
@@ -13241,7 +13358,7 @@
       <w:r>
         <w:t xml:space="preserve"> </w:t>
       </w:r>
-      <w:hyperlink r:id="rId93">
+      <w:hyperlink r:id="rId99">
         <w:r>
           <w:rPr>
             <w:rStyle w:val="Hyperlink"/>
@@ -13410,7 +13527,7 @@
       <w:r>
         <w:t xml:space="preserve"> </w:t>
       </w:r>
-      <w:hyperlink r:id="rId94">
+      <w:hyperlink r:id="rId100">
         <w:r>
           <w:rPr>
             <w:rStyle w:val="Hyperlink"/>
@@ -13466,7 +13583,7 @@
       <w:r>
         <w:t xml:space="preserve"> </w:t>
       </w:r>
-      <w:hyperlink r:id="rId95">
+      <w:hyperlink r:id="rId101">
         <w:r>
           <w:rPr>
             <w:rStyle w:val="Hyperlink"/>
@@ -13498,7 +13615,7 @@
       <w:r>
         <w:t xml:space="preserve"> </w:t>
       </w:r>
-      <w:hyperlink r:id="rId96">
+      <w:hyperlink r:id="rId102">
         <w:r>
           <w:rPr>
             <w:rStyle w:val="Hyperlink"/>
@@ -13530,7 +13647,7 @@
       <w:r>
         <w:t xml:space="preserve"> </w:t>
       </w:r>
-      <w:hyperlink r:id="rId97">
+      <w:hyperlink r:id="rId103">
         <w:r>
           <w:rPr>
             <w:rStyle w:val="Hyperlink"/>
@@ -13583,7 +13700,7 @@
       <w:r>
         <w:t xml:space="preserve"> </w:t>
       </w:r>
-      <w:hyperlink r:id="rId98">
+      <w:hyperlink r:id="rId104">
         <w:r>
           <w:rPr>
             <w:rStyle w:val="Hyperlink"/>
@@ -13615,7 +13732,7 @@
       <w:r>
         <w:t xml:space="preserve"> </w:t>
       </w:r>
-      <w:hyperlink r:id="rId99">
+      <w:hyperlink r:id="rId105">
         <w:r>
           <w:rPr>
             <w:rStyle w:val="Hyperlink"/>
@@ -13647,7 +13764,7 @@
       <w:r>
         <w:t xml:space="preserve"> </w:t>
       </w:r>
-      <w:hyperlink r:id="rId100">
+      <w:hyperlink r:id="rId106">
         <w:r>
           <w:rPr>
             <w:rStyle w:val="Hyperlink"/>
@@ -13700,7 +13817,7 @@
       <w:r>
         <w:t xml:space="preserve"> </w:t>
       </w:r>
-      <w:hyperlink r:id="rId101">
+      <w:hyperlink r:id="rId107">
         <w:r>
           <w:rPr>
             <w:rStyle w:val="Hyperlink"/>
@@ -13753,7 +13870,7 @@
       <w:r>
         <w:t xml:space="preserve"> </w:t>
       </w:r>
-      <w:hyperlink r:id="rId102">
+      <w:hyperlink r:id="rId108">
         <w:r>
           <w:rPr>
             <w:rStyle w:val="Hyperlink"/>
@@ -13806,7 +13923,7 @@
       <w:r>
         <w:t xml:space="preserve"> </w:t>
       </w:r>
-      <w:hyperlink r:id="rId103">
+      <w:hyperlink r:id="rId109">
         <w:r>
           <w:rPr>
             <w:rStyle w:val="Hyperlink"/>
@@ -13838,7 +13955,7 @@
       <w:r>
         <w:t xml:space="preserve"> </w:t>
       </w:r>
-      <w:hyperlink r:id="rId104">
+      <w:hyperlink r:id="rId110">
         <w:r>
           <w:rPr>
             <w:rStyle w:val="Hyperlink"/>
@@ -13870,7 +13987,7 @@
       <w:r>
         <w:t xml:space="preserve"> </w:t>
       </w:r>
-      <w:hyperlink r:id="rId105">
+      <w:hyperlink r:id="rId111">
         <w:r>
           <w:rPr>
             <w:rStyle w:val="Hyperlink"/>
@@ -13960,7 +14077,7 @@
       <w:r>
         <w:t xml:space="preserve"> </w:t>
       </w:r>
-      <w:hyperlink r:id="rId106">
+      <w:hyperlink r:id="rId112">
         <w:r>
           <w:rPr>
             <w:rStyle w:val="Hyperlink"/>
@@ -14055,7 +14172,7 @@
       <w:r>
         <w:t xml:space="preserve"> </w:t>
       </w:r>
-      <w:hyperlink r:id="rId107">
+      <w:hyperlink r:id="rId113">
         <w:r>
           <w:rPr>
             <w:rStyle w:val="Hyperlink"/>
@@ -14087,7 +14204,7 @@
       <w:r>
         <w:t xml:space="preserve"> </w:t>
       </w:r>
-      <w:hyperlink r:id="rId108">
+      <w:hyperlink r:id="rId114">
         <w:r>
           <w:rPr>
             <w:rStyle w:val="Hyperlink"/>
@@ -14119,7 +14236,7 @@
       <w:r>
         <w:t xml:space="preserve"> </w:t>
       </w:r>
-      <w:hyperlink r:id="rId109">
+      <w:hyperlink r:id="rId115">
         <w:r>
           <w:rPr>
             <w:rStyle w:val="Hyperlink"/>
@@ -14151,7 +14268,7 @@
       <w:r>
         <w:t xml:space="preserve"> </w:t>
       </w:r>
-      <w:hyperlink r:id="rId110">
+      <w:hyperlink r:id="rId116">
         <w:r>
           <w:rPr>
             <w:rStyle w:val="Hyperlink"/>
@@ -14183,7 +14300,7 @@
       <w:r>
         <w:t xml:space="preserve"> </w:t>
       </w:r>
-      <w:hyperlink r:id="rId111">
+      <w:hyperlink r:id="rId117">
         <w:r>
           <w:rPr>
             <w:rStyle w:val="Hyperlink"/>
@@ -14257,7 +14374,7 @@
       <w:r>
         <w:t xml:space="preserve"> </w:t>
       </w:r>
-      <w:hyperlink r:id="rId112">
+      <w:hyperlink r:id="rId118">
         <w:r>
           <w:rPr>
             <w:rStyle w:val="Hyperlink"/>
@@ -14289,7 +14406,7 @@
       <w:r>
         <w:t xml:space="preserve"> </w:t>
       </w:r>
-      <w:hyperlink r:id="rId113">
+      <w:hyperlink r:id="rId119">
         <w:r>
           <w:rPr>
             <w:rStyle w:val="Hyperlink"/>
@@ -14363,7 +14480,7 @@
       <w:r>
         <w:t xml:space="preserve"> </w:t>
       </w:r>
-      <w:hyperlink r:id="rId114">
+      <w:hyperlink r:id="rId120">
         <w:r>
           <w:rPr>
             <w:rStyle w:val="Hyperlink"/>
@@ -14395,7 +14512,7 @@
       <w:r>
         <w:t xml:space="preserve"> </w:t>
       </w:r>
-      <w:hyperlink r:id="rId115">
+      <w:hyperlink r:id="rId121">
         <w:r>
           <w:rPr>
             <w:rStyle w:val="Hyperlink"/>
@@ -14451,7 +14568,7 @@
       <w:r>
         <w:t xml:space="preserve"> </w:t>
       </w:r>
-      <w:hyperlink r:id="rId116">
+      <w:hyperlink r:id="rId122">
         <w:r>
           <w:rPr>
             <w:rStyle w:val="Hyperlink"/>
@@ -14483,7 +14600,7 @@
       <w:r>
         <w:t xml:space="preserve"> </w:t>
       </w:r>
-      <w:hyperlink r:id="rId117">
+      <w:hyperlink r:id="rId123">
         <w:r>
           <w:rPr>
             <w:rStyle w:val="Hyperlink"/>
@@ -14544,8 +14661,8 @@
         </w:pict>
       </w:r>
     </w:p>
-    <w:bookmarkEnd w:id="118"/>
-    <w:bookmarkStart w:id="123" w:name="phụ-lục"/>
+    <w:bookmarkEnd w:id="124"/>
+    <w:bookmarkStart w:id="129" w:name="phụ-lục"/>
     <w:p>
       <w:pPr>
         <w:pStyle w:val="Heading2"/>
@@ -14554,7 +14671,7 @@
         <w:t xml:space="preserve">PHỤ LỤC</w:t>
       </w:r>
     </w:p>
-    <w:bookmarkStart w:id="119" w:name="X2ea52842c06e0496eaa899ccd5db2777360b638"/>
+    <w:bookmarkStart w:id="125" w:name="X2ea52842c06e0496eaa899ccd5db2777360b638"/>
     <w:p>
       <w:pPr>
         <w:pStyle w:val="Heading3"/>
@@ -14665,8 +14782,8 @@
         <w:t xml:space="preserve">Tổng: 5 + 5 + 6 + 7 + 17 + 7 = 47 nền kinh tế.</w:t>
       </w:r>
     </w:p>
-    <w:bookmarkEnd w:id="119"/>
-    <w:bookmarkStart w:id="120" w:name="phụ-lục-b--tóm-tắt-ba-bản-thảo-đồng-hành"/>
+    <w:bookmarkEnd w:id="125"/>
+    <w:bookmarkStart w:id="126" w:name="phụ-lục-b--tóm-tắt-ba-bản-thảo-đồng-hành"/>
     <w:p>
       <w:pPr>
         <w:pStyle w:val="Heading3"/>
@@ -14699,8 +14816,8 @@
         <w:t xml:space="preserve">P5 — Trung Quốc (IJOEM, under review): Đỗ, T. H., &amp; Phan, A. T. (2026). Phân tích 4.559 doanh nghiệp WBES hai sóng 2012/2024. Kết quả chính: chữ U ngược bền vững cấu trúc — điểm uốn 49,4% (2012), 47,2% (2024), Paternoster FSTS² p = 0,545 (không có sự khác biệt đáng kể); TCI tăng cường theo thời gian (+0,260 → +0,426, Paternoster p = 0,011).</w:t>
       </w:r>
     </w:p>
-    <w:bookmarkEnd w:id="120"/>
-    <w:bookmarkStart w:id="121" w:name="phụ-lục-c--quy-ước-báo-cáo-thống-kê"/>
+    <w:bookmarkEnd w:id="126"/>
+    <w:bookmarkStart w:id="127" w:name="phụ-lục-c--quy-ước-báo-cáo-thống-kê"/>
     <w:p>
       <w:pPr>
         <w:pStyle w:val="Heading3"/>
@@ -14733,8 +14850,8 @@
         <w:t xml:space="preserve">Kiểm định Paternoster: báo cáo z-statistic và p-value hai chiều cho so sánh hệ số giữa hai nhóm hoặc hai giai đoạn.</w:t>
       </w:r>
     </w:p>
-    <w:bookmarkEnd w:id="121"/>
-    <w:bookmarkStart w:id="122" w:name="Xd529ac992b128dceb2ea262f8c2f50bab89d9c2"/>
+    <w:bookmarkEnd w:id="127"/>
+    <w:bookmarkStart w:id="128" w:name="Xd529ac992b128dceb2ea262f8c2f50bab89d9c2"/>
     <w:p>
       <w:pPr>
         <w:pStyle w:val="Heading3"/>
@@ -15702,9 +15819,9 @@
         <w:t xml:space="preserve">(2), 317–372.</w:t>
       </w:r>
     </w:p>
-    <w:bookmarkEnd w:id="122"/>
-    <w:bookmarkEnd w:id="123"/>
-    <w:bookmarkEnd w:id="124"/>
+    <w:bookmarkEnd w:id="128"/>
+    <w:bookmarkEnd w:id="129"/>
+    <w:bookmarkEnd w:id="130"/>
     <w:sectPr>
       <w:pgSz w:h="16838" w:w="11906"/>
       <w:pgMar w:bottom="1134" w:left="1701" w:right="1134" w:top="1134"/>

--- a/dist/submission_packages/cd2/CD2_submission_final.docx
+++ b/dist/submission_packages/cd2/CD2_submission_final.docx
@@ -845,7 +845,7 @@
               <w:jc w:val="left"/>
             </w:pPr>
             <w:r>
-              <w:t xml:space="preserve">Foreign Sales to Total Sales ratio — Tỉ lệ doanh thu xuất khẩu trên tổng doanh thu</w:t>
+              <w:t xml:space="preserve">Foreign Sales to Total Sales ratio — Tỉ lệ doanh số quốc tế trên tổng doanh số</w:t>
             </w:r>
           </w:p>
         </w:tc>
@@ -1593,7 +1593,7 @@
         <w:pStyle w:val="FirstParagraph"/>
       </w:pPr>
       <w:r>
-        <w:t xml:space="preserve">Quốc tế hóa là chiến lược phát triển quan trọng của doanh nghiệp trong hơn nửa thế kỷ qua, nhưng kết quả mà nó đem lại không đồng nhất. Văn liệu kinh doanh quốc tế (IB) đã ghi nhận năm dạng hàm khác nhau trong quan hệ giữa cường độ quốc tế hóa và hiệu quả doanh nghiệp: tuyến tính (Hsu &amp; Boggs, 2003), chữ U ngược (Gomes &amp; Ramaswamy, 1999; Hitt, Hoskisson &amp; Kim, 1997), S-curve (Lu &amp; Beamish, 2004; Contractor, Kundu &amp; Hsu, 2003), M-curve (Riahi-Belkaoui, 1998), và forced penalty (Glaum &amp; Oesterle, 2007). Sự đa dạng này phản ánh tính phụ thuộc ngữ cảnh của hiệu ứng quốc tế hóa: cùng một mức cường độ xuất khẩu có thể tạo ra lợi ích hoặc gánh nặng tùy theo năng lực doanh nghiệp, thể chế quốc gia, và giai đoạn phát triển số (Bausch &amp; Krist, 2007; Kirca et al., 2012; Marano et al., 2016; Wu, Wood &amp; Khan, 2022).</w:t>
+        <w:t xml:space="preserve">Quốc tế hóa là chiến lược phát triển quan trọng của doanh nghiệp trong hơn nửa thế kỷ qua, nhưng kết quả mà nó đem lại không đồng nhất. Văn liệu kinh doanh quốc tế (IB) đã ghi nhận năm dạng hàm khác nhau trong quan hệ giữa cường độ quốc tế hóa và hiệu quả doanh nghiệp: tuyến tính (Hsu &amp; Boggs, 2003), chữ U ngược (Gomes &amp; Ramaswamy, 1999; Hitt, Hoskisson &amp; Kim, 1997), S-curve (Lu &amp; Beamish, 2004; Contractor, Kundu &amp; Hsu, 2003), M-curve (Riahi-Belkaoui, 1998), và forced penalty (Glaum &amp; Oesterle, 2007). Sự đa dạng này phản ánh tính phụ thuộc ngữ cảnh của hiệu ứng quốc tế hóa: cùng một mức cường độ quốc tế hóa có thể tạo ra lợi ích hoặc gánh nặng tùy theo năng lực doanh nghiệp, thể chế quốc gia, và giai đoạn phát triển số (Bausch &amp; Krist, 2007; Kirca et al., 2012; Marano et al., 2016; Wu, Wood &amp; Khan, 2022).</w:t>
       </w:r>
     </w:p>
     <w:p>
@@ -1633,7 +1633,7 @@
         <w:pStyle w:val="BodyText"/>
       </w:pPr>
       <w:r>
-        <w:t xml:space="preserve">Bốn bản thảo thực nghiệm đồng hành cung cấp bằng chứng quốc gia cụ thể kiểm định khả năng của khung đề xuất. P2 Trung Quốc SMEs (Đỗ &amp; Phan, 2026, JFAR đã công bố) phân tích 2.700 doanh nghiệp SMEs Trung Quốc và tìm thấy dạng bậc ba (cubic nonlinearity / S-curve ba giai đoạn), cung cấp tiền thân thực nghiệm cho H1 và cơ sở để so sánh với P5. P3 Việt Nam (Đỗ &amp; Phan, 2026, JABS under review) phân tích 2.958 doanh nghiệp WBES ba sóng (2009, 2015, 2023) xác nhận chữ U ngược trong cả ba sóng với điểm uốn 46,2% (2009), 39,3% (2015), 41,6% (2023), 39,7% (tổng hợp); TCI nhân quả qua biến công cụ (β = 1,639, F bậc một = 22,1); DAI theo giai đoạn và phụ thuộc chọn lựa (IV null, β = 0,018). P4 Singapore (Mar, Đỗ &amp; Phan, 2026, MIR under review) phân tích 623 doanh nghiệp WBES 2023, cho thấy điểm uốn hàm ý ở FSTS khoảng 82% và DAI hoạt động như nguồn lực mở rộng tình huống với hệ số DAI×FSTS² = +3,119 (p = 0,005). P5 Trung Quốc (Đỗ &amp; Phan, 2026, IJOEM under review) phân tích 4.559 doanh nghiệp WBES hai sóng (2012, 2024) xác nhận chữ U ngược bền vững cấu trúc với điểm uốn 49,4% (2012) và 47,2% (2024).</w:t>
+        <w:t xml:space="preserve">Bốn bản thảo thực nghiệm đồng hành cung cấp bằng chứng quốc gia cụ thể kiểm định khả năng của khung đề xuất. P2 Trung Quốc SMEs (Đỗ &amp; Phan, 2026, JFAR đã công bố) phân tích 2.700 doanh nghiệp SMEs Trung Quốc và tìm thấy dạng bậc ba (cubic nonlinearity / S-curve ba giai đoạn), cung cấp tiền thân thực nghiệm cho H1 và cơ sở để so sánh với P5. P3 Việt Nam (Đỗ &amp; Phan, 2026, JABS under review) phân tích 2.958 doanh nghiệp WBES ba sóng (2009, 2015, 2023) xác nhận chữ U ngược trong cả ba sóng với điểm ngưỡng 46,2% (2009), 39,3% (2015), 41,6% (2023), 39,7% (tổng hợp); TCI nhân quả qua biến công cụ (β = 1,639, F bậc một = 22,1); DAI theo giai đoạn và phụ thuộc chọn lựa (IV null, β = 0,018). P4 Singapore (Mar, Đỗ &amp; Phan, 2026, MIR under review) phân tích 623 doanh nghiệp WBES 2023, cho thấy điểm ngưỡng hàm ý ở FSTS khoảng 82% và DAI hoạt động như nguồn lực mở rộng tình huống với hệ số DAI×FSTS² = +3,119 (p = 0,005). P5 Trung Quốc (Đỗ &amp; Phan, 2026, IJOEM under review) phân tích 4.559 doanh nghiệp WBES hai sóng (2012, 2024) xác nhận chữ U ngược bền vững cấu trúc với điểm ngưỡng 49,4% (2012) và 47,2% (2024).</w:t>
       </w:r>
     </w:p>
     <w:bookmarkEnd w:id="27"/>
@@ -1877,7 +1877,7 @@
         <w:pStyle w:val="BodyText"/>
       </w:pPr>
       <w:r>
-        <w:t xml:space="preserve">Phương pháp ước lượng chính: OLS với HC1 robust standard errors (Long &amp; Ervin, 2000) làm chuẩn, hai chiều fixed effects (country × year), và biến công cụ (2SLS) để nhận dạng nhân quả cho TCI và DAI. Kiểm định phi tuyến áp dụng Lind–Mehlum (2010) U-test để xác nhận chữ U ngược thực sự và kiểm định Paternoster để so sánh điểm uốn giữa các nhóm ICRV và giai đoạn thời gian. Phần mềm: Stata 18 (OLS, IV, margins) kết hợp R (LOWESS, ggplot2, CI điểm uốn).</w:t>
+        <w:t xml:space="preserve">Phương pháp ước lượng chính: OLS với HC1 robust standard errors (Long &amp; Ervin, 2000) làm chuẩn, hai chiều fixed effects (country × year), và biến công cụ (2SLS) để nhận dạng nhân quả cho TCI và DAI. Kiểm định phi tuyến áp dụng Lind–Mehlum (2010) U-test để xác nhận chữ U ngược thực sự và kiểm định Paternoster để so sánh điểm ngưỡng giữa các nhóm ICRV và giai đoạn thời gian. Phần mềm: Stata 18 (OLS, IV, margins) kết hợp R (LOWESS, ggplot2, CI điểm ngưỡng).</w:t>
       </w:r>
     </w:p>
     <w:p>
@@ -1936,7 +1936,7 @@
         <w:pStyle w:val="BodyText"/>
       </w:pPr>
       <w:r>
-        <w:t xml:space="preserve">Dạng hàm thứ hai — chữ U ngược. Hitt, Hoskisson và Kim (1997) và Gomes và Ramaswamy (1999) đề xuất mô hình chữ U ngược: hiệu quả tăng ở giai đoạn quốc tế hóa ban đầu đến trung bình do lợi ích quy mô và học hỏi, nhưng giảm sau điểm uốn tối ưu do chi phí điều phối đa thị trường vượt lợi ích. Điểm uốn thực nghiệm thường nằm trong khoảng 30–60% FSTS (Marano et al., 2016). Đây là dạng hàm phổ biến nhất trong các tổng quan định lượng.</w:t>
+        <w:t xml:space="preserve">Dạng hàm thứ hai — chữ U ngược. Hitt, Hoskisson và Kim (1997) và Gomes và Ramaswamy (1999) đề xuất mô hình chữ U ngược: hiệu quả tăng ở giai đoạn quốc tế hóa ban đầu đến trung bình do lợi ích quy mô và học hỏi, nhưng giảm sau điểm ngưỡng tối ưu do chi phí điều phối đa thị trường vượt lợi ích. Điểm uốn thực nghiệm thường nằm trong khoảng 30–60% FSTS (Marano et al., 2016). Đây là dạng hàm phổ biến nhất trong các tổng quan định lượng.</w:t>
       </w:r>
     </w:p>
     <w:p>
@@ -1952,15 +1952,15 @@
         <w:pStyle w:val="BodyText"/>
       </w:pPr>
       <w:r>
-        <w:t xml:space="preserve">Dạng hàm thứ tư — M-curve. Riahi-Belkaoui (1998) đề xuất dạng M-curve với hai điểm uốn, phản ánh tính không đồng nhất trong lợi ích quốc tế hóa theo loại thị trường. Bằng chứng thực nghiệm hạn chế và khó tái lập.</w:t>
-      </w:r>
-    </w:p>
-    <w:p>
-      <w:pPr>
-        <w:pStyle w:val="BodyText"/>
-      </w:pPr>
-      <w:r>
-        <w:t xml:space="preserve">Dạng hàm thứ năm — forced penalty. Glaum và Oesterle (2007) ghi nhận dạng hàm tuyến tính âm trong các nền kinh tế bắt buộc phải quốc tế hóa do thị trường nội địa quá nhỏ (Briguglio, 1995; Bertram, 2006). Đây là pattern đặc thù của các quốc đảo nhỏ Thái Bình Dương: các doanh nghiệp phải xuất khẩu để tồn tại nhưng thiếu năng lực cạnh tranh, tạo ra gánh nặng tắt buộc — hiệu quả không tăng theo cường độ xuất khẩu.</w:t>
+        <w:t xml:space="preserve">Dạng hàm thứ tư — M-curve. Riahi-Belkaoui (1998) đề xuất dạng M-curve với hai điểm ngưỡng, phản ánh tính không đồng nhất trong lợi ích quốc tế hóa theo loại thị trường. Bằng chứng thực nghiệm hạn chế và khó tái lập.</w:t>
+      </w:r>
+    </w:p>
+    <w:p>
+      <w:pPr>
+        <w:pStyle w:val="BodyText"/>
+      </w:pPr>
+      <w:r>
+        <w:t xml:space="preserve">Dạng hàm thứ năm — forced penalty. Glaum và Oesterle (2007) ghi nhận dạng hàm tuyến tính âm trong các nền kinh tế bắt buộc phải quốc tế hóa do thị trường nội địa quá nhỏ (Briguglio, 1995; Bertram, 2006). Đây là pattern đặc thù của các quốc đảo nhỏ Thái Bình Dương: các doanh nghiệp phải xuất khẩu để tồn tại nhưng thiếu năng lực cạnh tranh, tạo ra gánh nặng tắt buộc — hiệu quả không tăng theo cường độ quốc tế hóa.</w:t>
       </w:r>
     </w:p>
     <w:p>
@@ -2335,15 +2335,15 @@
         <w:pStyle w:val="BodyText"/>
       </w:pPr>
       <w:r>
-        <w:t xml:space="preserve">Marano và cộng sự (2016) phân tích 333 nghiên cứu với cách tiếp cận tập trung vào thể chế. Phát hiện chính: chất lượng thể chế quốc gia xuất xứ có thể dịch chuyển điểm uốn ±15% FSTS — đây là nền tảng quan trọng nhất ủng hộ gradient ICRV trong H5. Hạn chế: không phân tách TCI và DAI; không có dữ liệu sau 2015; không bao gồm quốc đảo nhỏ.</w:t>
-      </w:r>
-    </w:p>
-    <w:p>
-      <w:pPr>
-        <w:pStyle w:val="BodyText"/>
-      </w:pPr>
-      <w:r>
-        <w:t xml:space="preserve">Wu, Wood và Khan (2022) tổng hợp 20 năm bằng chứng từ doanh nghiệp đa quốc gia thị trường mới nổi, tìm thấy điểm uốn thấp hơn so với doanh nghiệp từ nền kinh tế phát triển khoảng 12–18% FSTS do khoảng cách năng lực hấp thụ. Hạn chế: không kiểm định giai đoạn số hóa; không sử dụng dữ liệu vi mô WBES; không phân biệt TCI và DAI.</w:t>
+        <w:t xml:space="preserve">Marano và cộng sự (2016) phân tích 333 nghiên cứu với cách tiếp cận tập trung vào thể chế. Phát hiện chính: chất lượng thể chế quốc gia xuất xứ có thể dịch chuyển điểm ngưỡng ±15% FSTS — đây là nền tảng quan trọng nhất ủng hộ gradient ICRV trong H5. Hạn chế: không phân tách TCI và DAI; không có dữ liệu sau 2015; không bao gồm quốc đảo nhỏ.</w:t>
+      </w:r>
+    </w:p>
+    <w:p>
+      <w:pPr>
+        <w:pStyle w:val="BodyText"/>
+      </w:pPr>
+      <w:r>
+        <w:t xml:space="preserve">Wu, Wood và Khan (2022) tổng hợp 20 năm bằng chứng từ doanh nghiệp đa quốc gia thị trường mới nổi, tìm thấy điểm ngưỡng thấp hơn so với doanh nghiệp từ nền kinh tế phát triển khoảng 12–18% FSTS do khoảng cách năng lực hấp thụ. Hạn chế: không kiểm định giai đoạn số hóa; không sử dụng dữ liệu vi mô WBES; không phân biệt TCI và DAI.</w:t>
       </w:r>
     </w:p>
     <w:p>
@@ -3355,15 +3355,15 @@
         <w:pStyle w:val="BodyText"/>
       </w:pPr>
       <w:r>
-        <w:t xml:space="preserve">P4 Singapore (Mar, Đỗ &amp; Phan, 2026, MIR under review): Phân tích 623 doanh nghiệp WBES 2023. Trong nền kinh tế số bão hòa, đường cong I→P chủ yếu dương — điểm uốn hàm ý ở FSTS khoảng 82% (vùng thưa dữ liệu; kiểm định Lind–Mehlum p = 0,303). DAI×FSTS² = +3,119 (p = 0,005) — DAI là nguồn lực mở rộng tình huống, chỉ phát huy ở FSTS cao nơi nhu cầu điều phối xuyên biên giới dày đặc. TCI dương trực tiếp (β = 0,153).</w:t>
-      </w:r>
-    </w:p>
-    <w:p>
-      <w:pPr>
-        <w:pStyle w:val="BodyText"/>
-      </w:pPr>
-      <w:r>
-        <w:t xml:space="preserve">P5 Trung Quốc (Đỗ &amp; Phan, 2026, IJOEM under review): Phân tích 4.559 doanh nghiệp WBES hai sóng (2012, 2024). Chữ U ngược bền vững cấu trúc — điểm uốn 49,4% (2012), 47,2% (2024), kiểm định Paternoster cho hệ số FSTS² không có sự khác biệt đáng kể (p = 0,545). TCI tăng cường theo thời gian (+0,260 → +0,426, Paternoster p = 0,011).</w:t>
+        <w:t xml:space="preserve">P4 Singapore (Mar, Đỗ &amp; Phan, 2026, MIR under review): Phân tích 623 doanh nghiệp WBES 2023. Trong nền kinh tế số bão hòa, đường cong I→P chủ yếu dương — điểm ngưỡng hàm ý ở FSTS khoảng 82% (vùng thưa dữ liệu; kiểm định Lind–Mehlum p = 0,303). DAI×FSTS² = +3,119 (p = 0,005) — DAI là nguồn lực mở rộng tình huống, chỉ phát huy ở FSTS cao nơi nhu cầu điều phối xuyên biên giới dày đặc. TCI dương trực tiếp (β = 0,153).</w:t>
+      </w:r>
+    </w:p>
+    <w:p>
+      <w:pPr>
+        <w:pStyle w:val="BodyText"/>
+      </w:pPr>
+      <w:r>
+        <w:t xml:space="preserve">P5 Trung Quốc (Đỗ &amp; Phan, 2026, IJOEM under review): Phân tích 4.559 doanh nghiệp WBES hai sóng (2012, 2024). Chữ U ngược bền vững cấu trúc — điểm ngưỡng 49,4% (2012), 47,2% (2024), kiểm định Paternoster cho hệ số FSTS² không có sự khác biệt đáng kể (p = 0,545). TCI tăng cường theo thời gian (+0,260 → +0,426, Paternoster p = 0,011).</w:t>
       </w:r>
     </w:p>
     <w:p>
@@ -3608,7 +3608,7 @@
               <w:jc w:val="left"/>
             </w:pPr>
             <w:r>
-              <w:t xml:space="preserve">Hai điểm uốn (cubic)</w:t>
+              <w:t xml:space="preserve">Hai điểm ngưỡng (cubic)</w:t>
             </w:r>
           </w:p>
         </w:tc>
@@ -3915,7 +3915,7 @@
         <w:pStyle w:val="BodyText"/>
       </w:pPr>
       <w:r>
-        <w:t xml:space="preserve">Bốn bản thảo cùng xác nhận ba dự đoán cốt lõi của CDCM: TCI là nhân quả và bền vững qua ba nền kinh tế khác nhau; DAI là phụ thuộc ngữ cảnh, không đồng nhất; chữ U ngược (hoặc S-curve cubic trong P2) là dạng hàm phổ biến nhất cho doanh nghiệp vừa và nhỏ châu Á với điểm uốn phụ thuộc vào ICRV.</w:t>
+        <w:t xml:space="preserve">Bốn bản thảo cùng xác nhận ba dự đoán cốt lõi của CDCM: TCI là nhân quả và bền vững qua ba nền kinh tế khác nhau; DAI là phụ thuộc ngữ cảnh, không đồng nhất; chữ U ngược (hoặc S-curve cubic trong P2) là dạng hàm phổ biến nhất cho doanh nghiệp vừa và nhỏ châu Á với điểm ngưỡng phụ thuộc vào ICRV.</w:t>
       </w:r>
     </w:p>
     <w:bookmarkEnd w:id="36"/>
@@ -3967,7 +3967,7 @@
         <w:pStyle w:val="BodyText"/>
       </w:pPr>
       <w:r>
-        <w:t xml:space="preserve">Vai trò trong mô hình đề xuất: Uppsala cung cấp logic cho hiệu ứng phi tuyến trong H1. Doanh nghiệp tăng cường độ xuất khẩu đối mặt với chi phí học tập ban đầu, sau đó thu được lợi ích quy mô, nhưng vượt quá ngưỡng nhất định lại chịu chi phí phối hợp. Bằng chứng P3 Việt Nam (điểm uốn 39–46%) và P5 Trung Quốc (điểm uốn 47–49%) neo đậu thực nghiệm cho H1.</w:t>
+        <w:t xml:space="preserve">Vai trò trong mô hình đề xuất: Uppsala cung cấp logic cho hiệu ứng phi tuyến trong H1. Doanh nghiệp tăng cường độ quốc tế hóa đối mặt với chi phí học tập ban đầu, sau đó thu được lợi ích quy mô, nhưng vượt quá ngưỡng nhất định lại chịu chi phí phối hợp. Bằng chứng P3 Việt Nam (điểm ngưỡng 39–46%) và P5 Trung Quốc (điểm ngưỡng 47–49%) neo đậu thực nghiệm cho H1.</w:t>
       </w:r>
     </w:p>
     <w:bookmarkEnd w:id="38"/>
@@ -4994,7 +4994,7 @@
         <w:t xml:space="preserve"> </w:t>
       </w:r>
       <w:r>
-        <w:t xml:space="preserve">(context-contingent resource) — vai trò của DAI trong quan hệ I→P thay đổi theo regime thể chế và mức bão hòa số của nền kinh tế. Nhóm I (Singapore — Advanced I, bão hòa số cao): DAI Tier-1+2 vận hành như nguồn lực khuếch đại tình huống — tác động chỉ xuất hiện khi cường độ xuất khẩu đạt ngưỡng cao (FSTS²×DAI = +3,119; P4). Nhóm IV (Việt Nam — Lower_mid_transition, bão hòa số thấp; Nhóm IV trong cả hệ 5 nhóm P6 lẫn hệ 6 nhóm CD2): DAI Tier-1 là ràng buộc đo lường; tác động dương theo OLS nhưng biến mất sau hiệu chỉnh nội sinh biến công cụ (β = 0,018, p = 0,942; P3). Nhóm III (Trung Quốc — Upper-Middle/Emerging transition, bão hòa số trung bình): DAI Tier-1 phổ biến &gt;60% — mất khả năng phân biệt, giữ như biến kiểm soát không phải biến điều tiết (P5). Cơ chế này giải thích tại sao kết quả "DAI null" và "DAI dương" đều nhất quán với lý thuyết CDCM — khác nhau ở điều kiện bối cảnh, không mâu thuẫn về lý thuyết nền tảng.</w:t>
+        <w:t xml:space="preserve">(context-contingent resource) — vai trò của DAI trong quan hệ I→P thay đổi theo regime thể chế và mức bão hòa số của nền kinh tế. Nhóm I (Singapore — Advanced I, bão hòa số cao): DAI Tier-1+2 vận hành như nguồn lực khuếch đại tình huống — tác động chỉ xuất hiện khi cường độ quốc tế hóa đạt ngưỡng cao (FSTS²×DAI = +3,119; P4). Nhóm IV (Việt Nam — Lower_mid_transition, bão hòa số thấp; Nhóm IV trong cả hệ 5 nhóm P6 lẫn hệ 6 nhóm CD2): DAI Tier-1 là ràng buộc đo lường; tác động dương theo OLS nhưng biến mất sau hiệu chỉnh nội sinh biến công cụ (β = 0,018, p = 0,942; P3). Nhóm III (Trung Quốc — Upper-Middle/Emerging transition, bão hòa số trung bình): DAI Tier-1 phổ biến &gt;60% — mất khả năng phân biệt, giữ như biến kiểm soát không phải biến điều tiết (P5). Cơ chế này giải thích tại sao kết quả "DAI null" và "DAI dương" đều nhất quán với lý thuyết CDCM — khác nhau ở điều kiện bối cảnh, không mâu thuẫn về lý thuyết nền tảng.</w:t>
       </w:r>
     </w:p>
     <w:bookmarkEnd w:id="52"/>
@@ -6369,21 +6369,21 @@
           <w:bCs/>
           <w:b/>
         </w:rPr>
-        <w:t xml:space="preserve">điểm uốn thấp nhất (~28%, P7 toàn mẫu)</w:t>
-      </w:r>
-      <w:r>
-        <w:t xml:space="preserve"> </w:t>
-      </w:r>
-      <w:r>
-        <w:t xml:space="preserve">— thể chế mạnh giúp doanh nghiệp đạt đỉnh hiệu suất ở mức FSTS thấp hơn; Nhóm III có điểm uốn trung bình (47–49%); Nhóm IV có điểm uốn trung bình–thấp (39–46%); Nhóm V có điểm uốn cao (~50–55%). Nhóm VI có pattern gánh nặng tắt buộc — không có chữ U ngược điển hình. Lưu ý: P4 Singapore (TP ~82%) là ngoại lệ đơn quốc gia với LM p = 0,303 (không có ý nghĩa), không đại diện cho mẫu Nhóm I trong P7.</w:t>
-      </w:r>
-    </w:p>
-    <w:p>
-      <w:pPr>
-        <w:pStyle w:val="BodyText"/>
-      </w:pPr>
-      <w:r>
-        <w:t xml:space="preserve">Bằng chứng neo đậu: P3 Việt Nam (Nhóm IV): Lind–Mehlum p &lt; 0,001 (tổng hợp), điểm uốn 39–46%. P5 Trung Quốc (Nhóm III): Lind–Mehlum xác nhận hai sóng, điểm uốn 47–49%. P4 Singapore (Nhóm I): Lind–Mehlum p = 0,303 — chủ yếu dương, điểm uốn ~82% (gần trần).</w:t>
+        <w:t xml:space="preserve">điểm ngưỡng thấp nhất (~28%, P7 toàn mẫu)</w:t>
+      </w:r>
+      <w:r>
+        <w:t xml:space="preserve"> </w:t>
+      </w:r>
+      <w:r>
+        <w:t xml:space="preserve">— thể chế mạnh giúp doanh nghiệp đạt đỉnh hiệu suất ở mức FSTS thấp hơn; Nhóm III có điểm ngưỡng trung bình (47–49%); Nhóm IV có điểm ngưỡng trung bình–thấp (39–46%); Nhóm V có điểm ngưỡng cao (~50–55%). Nhóm VI có pattern gánh nặng tắt buộc — không có chữ U ngược điển hình. Lưu ý: P4 Singapore (TP ~82%) là ngoại lệ đơn quốc gia với LM p = 0,303 (không có ý nghĩa), không đại diện cho mẫu Nhóm I trong P7.</w:t>
+      </w:r>
+    </w:p>
+    <w:p>
+      <w:pPr>
+        <w:pStyle w:val="BodyText"/>
+      </w:pPr>
+      <w:r>
+        <w:t xml:space="preserve">Bằng chứng neo đậu: P3 Việt Nam (Nhóm IV): Lind–Mehlum p &lt; 0,001 (tổng hợp), điểm ngưỡng 39–46%. P5 Trung Quốc (Nhóm III): Lind–Mehlum xác nhận hai sóng, điểm ngưỡng 47–49%. P4 Singapore (Nhóm I): Lind–Mehlum p = 0,303 — chủ yếu dương, điểm ngưỡng ~82% (gần trần).</w:t>
       </w:r>
     </w:p>
     <w:p>
@@ -6420,7 +6420,7 @@
         <w:t xml:space="preserve">thấp nhất ở Nhóm I (~28%)</w:t>
       </w:r>
       <w:r>
-        <w:t xml:space="preserve">, tăng dần qua Nhóm III (~47–49%) → Nhóm IV (~39–46%) → Nhóm V (~50–55%), với Nhóm VI có pattern gánh nặng tắt buộc (không có điểm uốn). Thể chế càng mạnh, doanh nghiệp đạt đỉnh hiệu suất xuất khẩu ở mức cường độ thấp hơn.</w:t>
+        <w:t xml:space="preserve">, tăng dần qua Nhóm III (~47–49%) → Nhóm IV (~39–46%) → Nhóm V (~50–55%), với Nhóm VI có pattern gánh nặng tắt buộc (không có điểm ngưỡng). Thể chế càng mạnh, doanh nghiệp đạt đỉnh hiệu suất xuất khẩu ở mức cường độ thấp hơn.</w:t>
       </w:r>
     </w:p>
     <w:p>
@@ -6454,7 +6454,7 @@
         <w:pStyle w:val="FirstParagraph"/>
       </w:pPr>
       <w:r>
-        <w:t xml:space="preserve">Cơ sở lý thuyết: RBV (Barney, 1991) cho rằng nguồn lực VRIN tạo lợi thế cạnh tranh bền vững. TCI — năng lực công nghệ nội tại — là nguồn lực VRIN theo Lall (1992) và tích lũy năng lực hấp thụ theo Cohen và Levinthal (1990). Doanh nghiệp có TCI cao: hấp thụ tri thức từ thị trường nước ngoài hiệu quả hơn; có công nghệ sản xuất tiên tiến hơn — năng suất cao hơn ở mọi mức FSTS; và có thể duy trì hiệu quả ở FSTS cao hơn. Cơ chế chính là nâng mặt bằng (level-shift) — nâng toàn bộ đường cong LP, không nhất thiết thay đổi vị trí điểm uốn.</w:t>
+        <w:t xml:space="preserve">Cơ sở lý thuyết: RBV (Barney, 1991) cho rằng nguồn lực VRIN tạo lợi thế cạnh tranh bền vững. TCI — năng lực công nghệ nội tại — là nguồn lực VRIN theo Lall (1992) và tích lũy năng lực hấp thụ theo Cohen và Levinthal (1990). Doanh nghiệp có TCI cao: hấp thụ tri thức từ thị trường nước ngoài hiệu quả hơn; có công nghệ sản xuất tiên tiến hơn — năng suất cao hơn ở mọi mức FSTS; và có thể duy trì hiệu quả ở FSTS cao hơn. Cơ chế chính là nâng mặt bằng (level-shift) — nâng toàn bộ đường cong LP, không nhất thiết thay đổi vị trí điểm ngưỡng.</w:t>
       </w:r>
     </w:p>
     <w:p>
@@ -7140,15 +7140,15 @@
         <w:pStyle w:val="FirstParagraph"/>
       </w:pPr>
       <w:r>
-        <w:t xml:space="preserve">Cơ sở lý thuyết: Institutional Theory (North, 1990; Khanna &amp; Palepu, 2010) cho rằng thể chế quy định chi phí giao dịch, rủi ro hợp đồng, và khả năng tiếp cận thị trường — tất cả ảnh hưởng đến hiệu quả của quốc tế hóa. Ba cơ chế độc lập giải thích tại sao thể chế tốt hơn tạo ra điểm uốn cao hơn: (A) thực thi hợp đồng — giảm chi phí đại diện trong chuỗi cung ứng quốc tế; (B) phát triển thị trường tài chính — cho phép huy động vốn cho vốn lưu động quốc tế; (C) chất lượng quy định — giảm gánh nặng tuân thủ cho doanh nghiệp xuất khẩu. Kafouros và cộng sự (2023) ước tính: 1% cải thiện trong WGI Regulatory Quality tương đương với +2–3% FSTS trong điểm uốn.</w:t>
-      </w:r>
-    </w:p>
-    <w:p>
-      <w:pPr>
-        <w:pStyle w:val="BodyText"/>
-      </w:pPr>
-      <w:r>
-        <w:t xml:space="preserve">Dự đoán điểm uốn theo nhóm ICRV:</w:t>
+        <w:t xml:space="preserve">Cơ sở lý thuyết: Institutional Theory (North, 1990; Khanna &amp; Palepu, 2010) cho rằng thể chế quy định chi phí giao dịch, rủi ro hợp đồng, và khả năng tiếp cận thị trường — tất cả ảnh hưởng đến hiệu quả của quốc tế hóa. Ba cơ chế độc lập giải thích tại sao thể chế tốt hơn tạo ra điểm ngưỡng cao hơn: (A) thực thi hợp đồng — giảm chi phí đại diện trong chuỗi cung ứng quốc tế; (B) phát triển thị trường tài chính — cho phép huy động vốn cho vốn lưu động quốc tế; (C) chất lượng quy định — giảm gánh nặng tuân thủ cho doanh nghiệp xuất khẩu. Kafouros và cộng sự (2023) ước tính: 1% cải thiện trong WGI Regulatory Quality tương đương với +2–3% FSTS trong điểm ngưỡng.</w:t>
+      </w:r>
+    </w:p>
+    <w:p>
+      <w:pPr>
+        <w:pStyle w:val="BodyText"/>
+      </w:pPr>
+      <w:r>
+        <w:t xml:space="preserve">Dự đoán điểm ngưỡng theo nhóm ICRV:</w:t>
       </w:r>
     </w:p>
     <w:tbl>
@@ -7497,15 +7497,15 @@
         <w:pStyle w:val="BodyText"/>
       </w:pPr>
       <w:r>
-        <w:t xml:space="preserve">Bằng chứng neo đậu: P3 Việt Nam: Paternoster z = 3,353 giữa 2009 và 2015 (p &lt; 0,001) — quan hệ I→P dịch chuyển đáng kể. P5 Trung Quốc: TCI Paternoster p = 0,011 — hiệu ứng TCI tăng cường 2012→2024. P5 Trung Quốc: FSTS Paternoster p = 0,545 — điểm uốn ổn định (bền vững cấu trúc H2b xác nhận).</w:t>
-      </w:r>
-    </w:p>
-    <w:p>
-      <w:pPr>
-        <w:pStyle w:val="BodyText"/>
-      </w:pPr>
-      <w:r>
-        <w:t xml:space="preserve">H6: Tác động của quốc tế hóa lên hiệu quả doanh nghiệp thể hiện tính không đồng nhất theo thời gian: β(FSTS×Year_bucket) và β(FSTS²×Year_bucket) khác nhau có ý nghĩa thống kê giữa ba giai đoạn 2009–2012, 2013–2017, và 2018–2025. Cụ thể: tác động TCI tăng cường theo thời gian; tác động DAI biến thiên theo giai đoạn; điểm uốn có thể dịch chuyển trong một số nhóm ICRV nhưng ổn định trong các nhóm khác.</w:t>
+        <w:t xml:space="preserve">Bằng chứng neo đậu: P3 Việt Nam: Paternoster z = 3,353 giữa 2009 và 2015 (p &lt; 0,001) — quan hệ I→P dịch chuyển đáng kể. P5 Trung Quốc: TCI Paternoster p = 0,011 — hiệu ứng TCI tăng cường 2012→2024. P5 Trung Quốc: FSTS Paternoster p = 0,545 — điểm ngưỡng ổn định (bền vững cấu trúc H2b xác nhận).</w:t>
+      </w:r>
+    </w:p>
+    <w:p>
+      <w:pPr>
+        <w:pStyle w:val="BodyText"/>
+      </w:pPr>
+      <w:r>
+        <w:t xml:space="preserve">H6: Tác động của quốc tế hóa lên hiệu quả doanh nghiệp thể hiện tính không đồng nhất theo thời gian: β(FSTS×Year_bucket) và β(FSTS²×Year_bucket) khác nhau có ý nghĩa thống kê giữa ba giai đoạn 2009–2012, 2013–2017, và 2018–2025. Cụ thể: tác động TCI tăng cường theo thời gian; tác động DAI biến thiên theo giai đoạn; điểm ngưỡng có thể dịch chuyển trong một số nhóm ICRV nhưng ổn định trong các nhóm khác.</w:t>
       </w:r>
     </w:p>
     <w:bookmarkEnd w:id="61"/>
@@ -8954,7 +8954,7 @@
         <w:t xml:space="preserve"> </w:t>
       </w:r>
       <w:r>
-        <w:t xml:space="preserve">Kỳ vọng: điểm uốn giảm dần theo j (Nhóm II → III → IV → V → VI); Nhóm VI có β(FSTS×ICRV_VI) ≤ 0.</w:t>
+        <w:t xml:space="preserve">Kỳ vọng: điểm ngưỡng giảm dần theo j (Nhóm II → III → IV → V → VI); Nhóm VI có β(FSTS×ICRV_VI) ≤ 0.</w:t>
       </w:r>
       <w:r>
         <w:t xml:space="preserve"> </w:t>
@@ -11785,7 +11785,7 @@
         <w:pStyle w:val="BodyText"/>
       </w:pPr>
       <w:r>
-        <w:t xml:space="preserve">Paternoster z-test cho so sánh điểm uốn:</w:t>
+        <w:t xml:space="preserve">Paternoster z-test cho so sánh điểm ngưỡng:</w:t>
       </w:r>
     </w:p>
     <w:p>
@@ -12339,7 +12339,7 @@
         <w:pStyle w:val="BodyText"/>
       </w:pPr>
       <w:r>
-        <w:t xml:space="preserve">Ngưỡng chấp nhận cho các tham số quan trọng qua kiểm định độ vững: β₁(FSTS) trong khoảng [0,1; 3,0]; β₂(FSTS²) trong khoảng [−2,5; −0,1]; điểm uốn trong khoảng [20%; 90%]; β(TCI) trong khoảng [0,05; 0,5]; β(FSTS²×DAI) Nhóm I trong khoảng [0,5; 6,0].</w:t>
+        <w:t xml:space="preserve">Ngưỡng chấp nhận cho các tham số quan trọng qua kiểm định độ vững: β₁(FSTS) trong khoảng [0,1; 3,0]; β₂(FSTS²) trong khoảng [−2,5; −0,1]; điểm ngưỡng trong khoảng [20%; 90%]; β(TCI) trong khoảng [0,05; 0,5]; β(FSTS²×DAI) Nhóm I trong khoảng [0,5; 6,0].</w:t>
       </w:r>
     </w:p>
     <w:p>
@@ -12474,7 +12474,7 @@
         <w:pStyle w:val="BodyText"/>
       </w:pPr>
       <w:r>
-        <w:t xml:space="preserve">Ngưỡng điểm uốn 39–46% FSTS cho Việt Nam: doanh nghiệp tiếp cận 40% FSTS cần đánh giá lại chiến lược quốc tế hóa — tăng cường năng lực điều phối thay vì chỉ tăng tỉ lệ xuất khẩu.</w:t>
+        <w:t xml:space="preserve">Ngưỡng điểm ngưỡng 39–46% FSTS cho Việt Nam: doanh nghiệp tiếp cận 40% FSTS cần đánh giá lại chiến lược quốc tế hóa — tăng cường năng lực điều phối thay vì chỉ tăng tỉ lệ xuất khẩu.</w:t>
       </w:r>
     </w:p>
     <w:p>
@@ -12558,7 +12558,7 @@
         <w:pStyle w:val="BodyText"/>
       </w:pPr>
       <w:r>
-        <w:t xml:space="preserve">Kết quả dự kiến từ bằng chứng neo đậu: H1 (phi tuyến) xác nhận chữ U ngược ở hầu hết nhóm ICRV với gradient điểm uốn từ Nhóm I đến Nhóm VI; H2 (TCI nâng mặt bằng) TCI dương bền vững và nhân quả; H3a (DAI Emerging/Frontier) khám phá; H3b (DAI Advanced) β(FSTS²×DAI) dương trong Nhóm I (P4 xác nhận), null/phụ thuộc chọn lựa trong Nhóm IV (P3 IV null); H4a (Kinh nghiệm QL) exp_manager×FSTS dương; H4b (Học vấn QL) educ_manager×FSTS dương; H4c (Giới tính) exploratory; H5 (ICRV gradient) điểm uốn gradient từ Nhóm I đến VI, Nhóm VI gánh nặng tắt buộc; H6 (Thời gian) DAI dịch chuyển 2009→2023, TCI tăng cường theo thời gian.</w:t>
+        <w:t xml:space="preserve">Kết quả dự kiến từ bằng chứng neo đậu: H1 (phi tuyến) xác nhận chữ U ngược ở hầu hết nhóm ICRV với gradient điểm ngưỡng từ Nhóm I đến Nhóm VI; H2 (TCI nâng mặt bằng) TCI dương bền vững và nhân quả; H3a (DAI Emerging/Frontier) khám phá; H3b (DAI Advanced) β(FSTS²×DAI) dương trong Nhóm I (P4 xác nhận), null/phụ thuộc chọn lựa trong Nhóm IV (P3 IV null); H4a (Kinh nghiệm QL) exp_manager×FSTS dương; H4b (Học vấn QL) educ_manager×FSTS dương; H4c (Giới tính) exploratory; H5 (ICRV gradient) điểm ngưỡng gradient từ Nhóm I đến VI, Nhóm VI gánh nặng tắt buộc; H6 (Thời gian) DAI dịch chuyển 2009→2023, TCI tăng cường theo thời gian.</w:t>
       </w:r>
     </w:p>
     <w:p>
@@ -14797,23 +14797,23 @@
         <w:pStyle w:val="FirstParagraph"/>
       </w:pPr>
       <w:r>
-        <w:t xml:space="preserve">P3 — Việt Nam (JABS, under review): Đỗ, T. H., &amp; Phan, A. T. (2026). Phân tích 2.958 doanh nghiệp WBES ba sóng 2009/2015/2023. Kết quả chính: chữ U ngược xác nhận (Lind–Mehlum p &lt; 0,001 tổng hợp); điểm uốn 46,2% (2009), 39,3% (2015), 41,6% (2023), 39,7% (tổng hợp); TCI nhân quả (β = 1,639, F bậc một = 22,1); DAI phụ thuộc chọn lựa (β_IV = 0,018, F bậc một = 34,6); Paternoster z = 3,353 giữa điểm uốn 2009 và 2015 (p &lt; 0,001).</w:t>
-      </w:r>
-    </w:p>
-    <w:p>
-      <w:pPr>
-        <w:pStyle w:val="BodyText"/>
-      </w:pPr>
-      <w:r>
-        <w:t xml:space="preserve">P4 — Singapore (MIR, under review): Mar, K. S., Đỗ, T. H., &amp; Phan, A. T. (2026). Phân tích 623 doanh nghiệp WBES 2023. Kết quả chính: đường cong I→P chủ yếu dương; điểm uốn hàm ý ~82% (vùng thưa dữ liệu; Lind–Mehlum p = 0,303); DAI×FSTS² = +3,119 (p = 0,005) — DAI là nguồn lực mở rộng tình huống; TCI β = 0,153.</w:t>
-      </w:r>
-    </w:p>
-    <w:p>
-      <w:pPr>
-        <w:pStyle w:val="BodyText"/>
-      </w:pPr>
-      <w:r>
-        <w:t xml:space="preserve">P5 — Trung Quốc (IJOEM, under review): Đỗ, T. H., &amp; Phan, A. T. (2026). Phân tích 4.559 doanh nghiệp WBES hai sóng 2012/2024. Kết quả chính: chữ U ngược bền vững cấu trúc — điểm uốn 49,4% (2012), 47,2% (2024), Paternoster FSTS² p = 0,545 (không có sự khác biệt đáng kể); TCI tăng cường theo thời gian (+0,260 → +0,426, Paternoster p = 0,011).</w:t>
+        <w:t xml:space="preserve">P3 — Việt Nam (JABS, under review): Đỗ, T. H., &amp; Phan, A. T. (2026). Phân tích 2.958 doanh nghiệp WBES ba sóng 2009/2015/2023. Kết quả chính: chữ U ngược xác nhận (Lind–Mehlum p &lt; 0,001 tổng hợp); điểm ngưỡng 46,2% (2009), 39,3% (2015), 41,6% (2023), 39,7% (tổng hợp); TCI nhân quả (β = 1,639, F bậc một = 22,1); DAI phụ thuộc chọn lựa (β_IV = 0,018, F bậc một = 34,6); Paternoster z = 3,353 giữa điểm ngưỡng 2009 và 2015 (p &lt; 0,001).</w:t>
+      </w:r>
+    </w:p>
+    <w:p>
+      <w:pPr>
+        <w:pStyle w:val="BodyText"/>
+      </w:pPr>
+      <w:r>
+        <w:t xml:space="preserve">P4 — Singapore (MIR, under review): Mar, K. S., Đỗ, T. H., &amp; Phan, A. T. (2026). Phân tích 623 doanh nghiệp WBES 2023. Kết quả chính: đường cong I→P chủ yếu dương; điểm ngưỡng hàm ý ~82% (vùng thưa dữ liệu; Lind–Mehlum p = 0,303); DAI×FSTS² = +3,119 (p = 0,005) — DAI là nguồn lực mở rộng tình huống; TCI β = 0,153.</w:t>
+      </w:r>
+    </w:p>
+    <w:p>
+      <w:pPr>
+        <w:pStyle w:val="BodyText"/>
+      </w:pPr>
+      <w:r>
+        <w:t xml:space="preserve">P5 — Trung Quốc (IJOEM, under review): Đỗ, T. H., &amp; Phan, A. T. (2026). Phân tích 4.559 doanh nghiệp WBES hai sóng 2012/2024. Kết quả chính: chữ U ngược bền vững cấu trúc — điểm ngưỡng 49,4% (2012), 47,2% (2024), Paternoster FSTS² p = 0,545 (không có sự khác biệt đáng kể); TCI tăng cường theo thời gian (+0,260 → +0,426, Paternoster p = 0,011).</w:t>
       </w:r>
     </w:p>
     <w:bookmarkEnd w:id="126"/>
@@ -14839,7 +14839,7 @@
         <w:pStyle w:val="BodyText"/>
       </w:pPr>
       <w:r>
-        <w:t xml:space="preserve">Kiểm định Lind–Mehlum: báo cáo p-value cho H₀ (không có chữ U ngược), điểm uốn, và 95% CI điểm uốn.</w:t>
+        <w:t xml:space="preserve">Kiểm định Lind–Mehlum: báo cáo p-value cho H₀ (không có chữ U ngược), điểm ngưỡng, và 95% CI điểm ngưỡng.</w:t>
       </w:r>
     </w:p>
     <w:p>

--- a/dist/submission_packages/cd2/CD2_submission_final.docx
+++ b/dist/submission_packages/cd2/CD2_submission_final.docx
@@ -1593,7 +1593,7 @@
         <w:pStyle w:val="FirstParagraph"/>
       </w:pPr>
       <w:r>
-        <w:t xml:space="preserve">Quốc tế hóa là chiến lược phát triển quan trọng của doanh nghiệp trong hơn nửa thế kỷ qua, nhưng kết quả mà nó đem lại không đồng nhất. Văn liệu kinh doanh quốc tế (IB) đã ghi nhận năm dạng hàm khác nhau trong quan hệ giữa cường độ quốc tế hóa và hiệu quả doanh nghiệp: tuyến tính (Hsu &amp; Boggs, 2003), chữ U ngược (Gomes &amp; Ramaswamy, 1999; Hitt, Hoskisson &amp; Kim, 1997), S-curve (Lu &amp; Beamish, 2004; Contractor, Kundu &amp; Hsu, 2003), M-curve (Riahi-Belkaoui, 1998), và forced penalty (Glaum &amp; Oesterle, 2007). Sự đa dạng này phản ánh tính phụ thuộc ngữ cảnh của hiệu ứng quốc tế hóa: cùng một mức cường độ quốc tế hóa có thể tạo ra lợi ích hoặc gánh nặng tùy theo năng lực doanh nghiệp, thể chế quốc gia, và giai đoạn phát triển số (Bausch &amp; Krist, 2007; Kirca et al., 2012; Marano et al., 2016; Wu, Wood &amp; Khan, 2022).</w:t>
+        <w:t xml:space="preserve">Quốc tế hóa là chiến lược phát triển quan trọng của doanh nghiệp trong hơn nửa thế kỷ qua, nhưng kết quả mà nó đem lại không đồng nhất. Văn liệu kinh doanh quốc tế (IB) đã ghi nhận năm dạng hàm khác nhau trong quan hệ giữa cường độ quốc tế hóa và hiệu quả hoạt động kinh doanh: tuyến tính (Hsu &amp; Boggs, 2003), chữ U ngược (Gomes &amp; Ramaswamy, 1999; Hitt, Hoskisson &amp; Kim, 1997), S-curve (Lu &amp; Beamish, 2004; Contractor, Kundu &amp; Hsu, 2003), M-curve (Riahi-Belkaoui, 1998), và forced penalty (Glaum &amp; Oesterle, 2007). Sự đa dạng này phản ánh tính phụ thuộc ngữ cảnh của hiệu ứng quốc tế hóa: cùng một mức cường độ quốc tế hóa có thể tạo ra lợi ích hoặc gánh nặng tùy theo năng lực doanh nghiệp, thể chế quốc gia, và giai đoạn phát triển số (Bausch &amp; Krist, 2007; Kirca et al., 2012; Marano et al., 2016; Wu, Wood &amp; Khan, 2022).</w:t>
       </w:r>
     </w:p>
     <w:p>
@@ -1920,7 +1920,7 @@
         <w:pStyle w:val="FirstParagraph"/>
       </w:pPr>
       <w:r>
-        <w:t xml:space="preserve">Văn liệu IB đã ghi nhận không dưới năm dạng hàm khác nhau trong quan hệ giữa cường độ quốc tế hóa và hiệu quả doanh nghiệp. Sự đa dạng này không phải ngẫu nhiên mà phản ánh tính phụ thuộc ngữ cảnh của hiệu ứng quốc tế hóa.</w:t>
+        <w:t xml:space="preserve">Văn liệu IB đã ghi nhận không dưới năm dạng hàm khác nhau trong quan hệ giữa cường độ quốc tế hóa và hiệu quả hoạt động kinh doanh. Sự đa dạng này không phải ngẫu nhiên mà phản ánh tính phụ thuộc ngữ cảnh của hiệu ứng quốc tế hóa.</w:t>
       </w:r>
     </w:p>
     <w:p>
@@ -6391,7 +6391,7 @@
         <w:pStyle w:val="BodyText"/>
       </w:pPr>
       <w:r>
-        <w:t xml:space="preserve">H1: Quan hệ giữa cường độ quốc tế hóa (FSTS) và hiệu quả doanh nghiệp (ln LP) có dạng phi tuyến, với β₁(FSTS) &gt; 0 và β₂(FSTS²) &lt; 0, phản ánh chữ U ngược ở phần lớn các chế độ ICRV. Điểm uốn</w:t>
+        <w:t xml:space="preserve">H1: Quan hệ giữa cường độ quốc tế hóa (FSTS) và hiệu quả hoạt động kinh doanh (ln LP) có dạng phi tuyến, với β₁(FSTS) &gt; 0 và β₂(FSTS²) &lt; 0, phản ánh chữ U ngược ở phần lớn các chế độ ICRV. Điểm uốn</w:t>
       </w:r>
       <w:r>
         <w:t xml:space="preserve"> </w:t>
@@ -6470,7 +6470,7 @@
         <w:pStyle w:val="BodyText"/>
       </w:pPr>
       <w:r>
-        <w:t xml:space="preserve">H2: Technological Capability Index (TCI) có mối quan hệ dương trực tiếp với hiệu quả doanh nghiệp (β(TCI) &gt; 0) và nâng mặt bằng ln(LP) của toàn bộ đường cong I→P (hiệu ứng nâng mặt bằng). Tác động điều tiết của TCI lên độ cong của đường cong là câu hỏi thực nghiệm mở và được kiểm định như H2 khám phá trong M3.</w:t>
+        <w:t xml:space="preserve">H2: Technological Capability Index (TCI) có mối quan hệ dương trực tiếp với hiệu quả hoạt động kinh doanh (β(TCI) &gt; 0) và nâng mặt bằng ln(LP) của toàn bộ đường cong I→P (hiệu ứng nâng mặt bằng). Tác động điều tiết của TCI lên độ cong của đường cong là câu hỏi thực nghiệm mở và được kiểm định như H2 khám phá trong M3.</w:t>
       </w:r>
     </w:p>
     <w:bookmarkEnd w:id="57"/>
@@ -7505,7 +7505,7 @@
         <w:pStyle w:val="BodyText"/>
       </w:pPr>
       <w:r>
-        <w:t xml:space="preserve">H6: Tác động của quốc tế hóa lên hiệu quả doanh nghiệp thể hiện tính không đồng nhất theo thời gian: β(FSTS×Year_bucket) và β(FSTS²×Year_bucket) khác nhau có ý nghĩa thống kê giữa ba giai đoạn 2009–2012, 2013–2017, và 2018–2025. Cụ thể: tác động TCI tăng cường theo thời gian; tác động DAI biến thiên theo giai đoạn; điểm ngưỡng có thể dịch chuyển trong một số nhóm ICRV nhưng ổn định trong các nhóm khác.</w:t>
+        <w:t xml:space="preserve">H6: Tác động của quốc tế hóa lên hiệu quả hoạt động kinh doanh thể hiện tính không đồng nhất theo thời gian: β(FSTS×Year_bucket) và β(FSTS²×Year_bucket) khác nhau có ý nghĩa thống kê giữa ba giai đoạn 2009–2012, 2013–2017, và 2018–2025. Cụ thể: tác động TCI tăng cường theo thời gian; tác động DAI biến thiên theo giai đoạn; điểm ngưỡng có thể dịch chuyển trong một số nhóm ICRV nhưng ổn định trong các nhóm khác.</w:t>
       </w:r>
     </w:p>
     <w:bookmarkEnd w:id="61"/>

--- a/dist/submission_packages/cd2/CD2_submission_final.docx
+++ b/dist/submission_packages/cd2/CD2_submission_final.docx
@@ -15047,7 +15047,7 @@
         <w:t xml:space="preserve"> </w:t>
       </w:r>
       <w:r>
-        <w:t xml:space="preserve">phân tích SIDS Thái Bình Dương đã hoàn thành, N=1.469 doanh nghiệp, 9 nước SIDS (Nhóm VI ICRV: Fiji, Kiribati, PNG, Samoa, Solomon Islands, Tonga, Vanuatu + Comoros + Timor-Leste), β(FSTS_c)=−0,404* xác nhận Forced Internationalization Penalty: quan hệ âm đơn điệu không có turning point, nhất quán với giả thuyết gánh nặng bắt buộc (Briguglio, 1995; Bertram, 2006). Khoảng trống H1b trong CD2 đã được lấp đầy bởi phân tích SIDS Thái Bình Dương.</w:t>
+        <w:t xml:space="preserve">phân tích SIDS Thái Bình Dương đã hoàn thành, N=1.469 doanh nghiệp, 9 nước SIDS (Nhóm VI ICRV: Fiji, Kiribati, PNG, Samoa, Solomon Islands, Tonga, Vanuatu + Comoros + Timor-Leste), β(FSTS_c)=−0,404* xác nhận Forced Internationalization Penalty: quan hệ âm đơn điệu không có turning point, nhất quán với giả thuyết gánh nặng bắt buộc (Briguglio, 1995; Bertram, 2006). Khoảng trống H1b trong CD2 đã được lấp đầy bởi phân tích SIDS Thái Bình Dương. Quan trọng hơn, kết quả này không nên đọc như một trường hợp biên thứ yếu: đặt cạnh cực Advanced Innovation (Singapore, điểm uốn rất muộn khoảng 82%, xuất khẩu để tối ưu hóa biên lợi nhuận), SIDS Nhóm VI là cực đối lập, quốc tế hóa để sinh tồn, nơi đường cong chữ U ngược sụp đổ hoàn toàn thành quan hệ âm đơn điệu. Hai cực này xác lập một trục lý thuyết, từ quốc tế hóa để mở rộng quy mô đến quốc tế hóa để sinh tồn, mà toàn bộ dải ICRV nằm trên đó; FIP do đó là điều kiện biên xác định ranh giới nơi điều tiết về mức độ (degree) nhường chỗ cho đảo dấu về bản chất (sign), và là một đóng góp lý thuyết trung tâm chứ không phải một phụ lục cuối luận án.</w:t>
       </w:r>
     </w:p>
     <w:p>

--- a/dist/submission_packages/cd2/CD2_submission_final.docx
+++ b/dist/submission_packages/cd2/CD2_submission_final.docx
@@ -2,7 +2,33 @@
 <file path=word/document.xml><?xml version="1.0" encoding="utf-8"?>
 <w:document xmlns:w="http://schemas.openxmlformats.org/wordprocessingml/2006/main" xmlns:m="http://schemas.openxmlformats.org/officeDocument/2006/math" xmlns:r="http://schemas.openxmlformats.org/officeDocument/2006/relationships" xmlns:o="urn:schemas-microsoft-com:office:office" xmlns:v="urn:schemas-microsoft-com:vml" xmlns:w10="urn:schemas-microsoft-com:office:word" xmlns:a="http://schemas.openxmlformats.org/drawingml/2006/main" xmlns:pic="http://schemas.openxmlformats.org/drawingml/2006/picture" xmlns:wp="http://schemas.openxmlformats.org/drawingml/2006/wordprocessingDrawing">
   <w:body>
-    <w:bookmarkStart w:id="130" w:name="chuyên-đề-tiến-sĩ-số-2"/>
+    <w:sdt>
+      <w:sdtPr>
+        <w:docPartObj>
+          <w:docPartGallery w:val="Table of Contents"/>
+          <w:docPartUnique/>
+        </w:docPartObj>
+      </w:sdtPr>
+      <w:sdtContent>
+        <w:p>
+          <w:pPr>
+            <w:pStyle w:val="TOCHeading"/>
+          </w:pPr>
+          <w:r>
+            <w:t xml:space="preserve">Table of Contents</w:t>
+          </w:r>
+        </w:p>
+        <w:p>
+          <w:r>
+            <w:fldChar w:fldCharType="begin" w:dirty="true"/>
+            <w:instrText xml:space="preserve">TOC \o "1-3" \h \z \u</w:instrText>
+            <w:fldChar w:fldCharType="separate"/>
+            <w:fldChar w:fldCharType="end"/>
+          </w:r>
+        </w:p>
+      </w:sdtContent>
+    </w:sdt>
+    <w:bookmarkStart w:id="97" w:name="chuyên-đề-tiến-sĩ-số-2"/>
     <w:p>
       <w:pPr>
         <w:pStyle w:val="Heading1"/>
@@ -135,7 +161,25 @@
         <w:pStyle w:val="FirstParagraph"/>
       </w:pPr>
       <w:r>
-        <w:t xml:space="preserve">Tôi xin cam đoan chuyên đề tiến sĩ số 2 với tiêu đề "Xây dựng mô hình nghiên cứu về ảnh hưởng của quốc tế hóa đến hiệu quả hoạt động kinh doanh của các doanh nghiệp ở Châu Á" là công trình nghiên cứu của riêng tôi dưới sự hướng dẫn khoa học của PGS.TS. Phan Anh Tú, Trường Đại học Cần Thơ. Các kết quả phân tích, mô hình, bảng biểu, hình vẽ trình bày trong chuyên đề đều trung thực và có nguồn gốc rõ ràng. Tài liệu tham khảo được trích dẫn theo chuẩn APA 7th. Những trích dẫn từ các nghiên cứu khác đều được nêu rõ trong danh mục tài liệu tham khảo. Tôi xin chịu trách nhiệm hoàn toàn về nội dung khoa học của chuyên đề này.</w:t>
+        <w:t xml:space="preserve">Tôi xin cam đoan chuyên đề tiến sĩ số 2 với tiêu đề</w:t>
+      </w:r>
+      <w:r>
+        <w:t xml:space="preserve"> </w:t>
+      </w:r>
+      <w:r>
+        <w:t xml:space="preserve">“</w:t>
+      </w:r>
+      <w:r>
+        <w:t xml:space="preserve">Xây dựng mô hình nghiên cứu về ảnh hưởng của quốc tế hóa đến hiệu quả hoạt động kinh doanh của các doanh nghiệp ở Châu Á</w:t>
+      </w:r>
+      <w:r>
+        <w:t xml:space="preserve">”</w:t>
+      </w:r>
+      <w:r>
+        <w:t xml:space="preserve"> </w:t>
+      </w:r>
+      <w:r>
+        <w:t xml:space="preserve">là công trình nghiên cứu của riêng tôi dưới sự hướng dẫn khoa học của PGS.TS. Phan Anh Tú, Trường Đại học Cần Thơ. Các kết quả phân tích, mô hình, bảng biểu, hình vẽ trình bày trong chuyên đề đều trung thực và có nguồn gốc rõ ràng. Tài liệu tham khảo được trích dẫn theo chuẩn APA 7th. Những trích dẫn từ các nghiên cứu khác đều được nêu rõ trong danh mục tài liệu tham khảo. Tôi xin chịu trách nhiệm hoàn toàn về nội dung khoa học của chuyên đề này.</w:t>
       </w:r>
     </w:p>
     <w:p>
@@ -192,7 +236,7 @@
         <w:pStyle w:val="FirstParagraph"/>
       </w:pPr>
       <w:r>
-        <w:t xml:space="preserve">Chuyên đề này xây dựng mô hình nghiên cứu lý thuyết và thực nghiệm về ảnh hưởng của quốc tế hóa đến hiệu quả hoạt động kinh doanh của các doanh nghiệp ở các quốc gia châu Á trong giai đoạn 2009–2025. Khung lý thuyết tích hợp bốn tầng — Uppsala Model (Johanson &amp; Vahlne, 1977, 2009), Resource-Based View (Barney, 1991; Wernerfelt, 1984), Institutional Theory (North, 1990; Khanna &amp; Palepu, 2010; Peng, 2003) và Upper Echelons Theory (Hambrick &amp; Mason, 1984; Hambrick, 2007) — kết hợp với Foundational Digital Adoption Framework (Banalieva &amp; Dhanaraj, 2019; Verhoef et al., 2021; Stallkamp &amp; Schotter, 2021) làm nền tảng lý thuyết. Lược khảo năm dạng hàm quan hệ quốc tế hóa — hiệu quả (I→P) gồm tuyến tính, chữ U ngược, S-curve, M-curve, và forced penalty, cùng năm meta-analysis lớn giai đoạn 1980–2024, cho thấy khoảng trống thực nghiệm trong việc kiểm định đồng thời phi tuyến và điều tiết đa tầng ở châu Á. Hệ giả thuyết H1–H6 được phát triển: H1 phi tuyến dạng chữ U ngược hoặc S-curve; H2 Technological Capability Index (TCI) điều tiết tích cực; H3a–H3b Digital Adoption Index (DAI) điều tiết phụ thuộc chế độ thể chế: tích cực ở Emerging/Frontier (H3a) và có điều kiện/null ở Advanced (H3b), phân biệt với TCI; H4a–H4c đặc điểm nhà quản trị điều tiết (kinh nghiệm, học vấn, giới tính — tách biệt dấu kỳ vọng); H5 thể chế nội địa điều tiết theo gradient ICRV sáu nhóm; H6 tính không đồng nhất theo thời gian. Tám mô hình thực nghiệm M0–M7 được đặc tả, từ baseline tuyến tính đến mô hình điều tiết ba chiều cấp luận án. Chiến lược nhận dạng đa tầng và kế hoạch kiểm định độ vững toàn diện được thiết kế cho pool 101.185 doanh nghiệp ở 47 nền kinh tế châu Á và Thái Bình Dương, bao gồm 108 cặp quốc gia-năm qua 14 mốc khảo sát WBES giai đoạn 2009–2025. Bốn đóng góp chính: (i) khung tích hợp 4 tầng kết hợp Foundational Digital Adoption Framework chưa có tương đương cho châu Á; (ii) tách bạch TCI và DAI theo Mô hình Áp dụng số và Năng lực phụ thuộc bối cảnh (CDCM); (iii) mô hình M7 điều tiết ba chiều; (iv) phân loại nhánh Advanced thành tiên tiến đổi mới sáng tạo dẫn dắt (ICRV Nhóm I) và tiên tiến tài nguyên dẫn dắt (ICRV Nhóm II). Ba bản thảo thực nghiệm đồng hành — P3 Việt Nam (JABS, under review), P4 Singapore (MIR, under review), P5 Trung Quốc (IJOEM, under review) — cung cấp bằng chứng quốc gia cụ thể kiểm định H1–H6 và xác nhận tính khả nghiệm của mô hình đề xuất.</w:t>
+        <w:t xml:space="preserve">Chuyên đề này xây dựng mô hình nghiên cứu lý thuyết và thực nghiệm về ảnh hưởng của quốc tế hóa đến hiệu quả hoạt động kinh doanh của các doanh nghiệp ở các quốc gia châu Á trong giai đoạn 2009–2025. Khung lý thuyết tích hợp bốn tầng, Uppsala Model (Johanson &amp; Vahlne, 1977, 2009), Resource-Based View (Barney, 1991; Wernerfelt, 1984), Institutional Theory (North, 1990; Khanna &amp; Palepu, 2010; Peng, 2003) và Upper Echelons Theory (Hambrick &amp; Mason, 1984; Hambrick, 2007), kết hợp với Foundational Digital Adoption Framework (Banalieva &amp; Dhanaraj, 2019; Verhoef et al., 2021; Stallkamp &amp; Schotter, 2021) làm nền tảng lý thuyết. Lược khảo năm dạng hàm quan hệ quốc tế hóa, hiệu quả (I–P) gồm tuyến tính, chữ U ngược, S-curve, M-curve, và forced penalty, cùng năm meta-analysis lớn giai đoạn 1980–2024, cho thấy khoảng trống thực nghiệm trong việc kiểm định đồng thời phi tuyến và điều tiết đa tầng ở châu Á. Hệ giả thuyết H1–H6 được phát triển: H1 phi tuyến dạng chữ U ngược hoặc S-curve; H2 Technological Capability Index (TCI) điều tiết tích cực; H3a–H3b Digital Adoption Index (DAI) điều tiết phụ thuộc chế độ thể chế: có điều kiện ở Emerging/Frontier (H3a, dương trong OLS nhưng phụ thuộc bối cảnh và có thể null trong kiểm định nhân quả) và có điều kiện/null ở Advanced (H3b), phân biệt với TCI; H4a–H4c đặc điểm nhà quản trị điều tiết (kinh nghiệm, học vấn, giới tính, tách biệt dấu kỳ vọng); H5 thể chế nội địa điều tiết theo gradient ICRV sáu nhóm; H6 tính không đồng nhất theo thời gian. Tám mô hình thực nghiệm M0–M7 được đặc tả, từ baseline tuyến tính đến mô hình điều tiết ba chiều cấp luận án. Chiến lược nhận dạng đa tầng và kế hoạch kiểm định độ vững toàn diện được thiết kế cho pool 88.869 doanh nghiệp ở 50 nền kinh tế (gồm Nhật Bản) châu Á và Thái Bình Dương, bao gồm 108 cặp quốc gia-năm qua 14 mốc khảo sát WBES giai đoạn 2009–2025 (hồi quy chính M2 N=81.022, M5 N=79.080). Bốn đóng góp chính: (i) khung tích hợp 4 tầng kết hợp Foundational Digital Adoption Framework chưa có tương đương cho châu Á; (ii) tách bạch TCI và DAI theo Mô hình Áp dụng số và Năng lực phụ thuộc bối cảnh (CDCM); (iii) mô hình M7 điều tiết ba chiều; (iv) phân loại nhánh Advanced thành tiên tiến đổi mới sáng tạo dẫn dắt (ICRV Nhóm I) và tiên tiến tài nguyên dẫn dắt (ICRV Nhóm II). Ba bản thảo thực nghiệm đồng hành, P3 Việt Nam (JABS, đang phản biện), P4 Singapore (MIR, đang phản biện), P5 Trung Quốc (IJOEM, đang phản biện), cung cấp bằng chứng quốc gia cụ thể kiểm định H1–H6 và xác nhận tính khả nghiệm của mô hình đề xuất.</w:t>
       </w:r>
     </w:p>
     <w:p>
@@ -225,7 +269,7 @@
         <w:pStyle w:val="FirstParagraph"/>
       </w:pPr>
       <w:r>
-        <w:t xml:space="preserve">This specialty essay constructs a theoretical and empirical research model on the effect of internationalization on firm performance across Asian economies during 2009–2025. The integrated theoretical framework combines four layers — the Uppsala Model (Johanson &amp; Vahlne, 1977, 2009), the Resource-Based View (Barney, 1991; Wernerfelt, 1984), Institutional Theory (North, 1990; Khanna &amp; Palepu, 2010; Peng, 2003), and Upper Echelons Theory (Hambrick &amp; Mason, 1984; Hambrick, 2007) — together with the Foundational Digital Adoption Framework (Banalieva &amp; Dhanaraj, 2019; Verhoef et al., 2021; Stallkamp &amp; Schotter, 2021). A review of five functional forms of the internationalization–performance (I→P) relationship — linear, inverted-U, S-curve, M-curve, and forced penalty — together with five major meta-analyses covering 1980–2024 reveals an empirical gap in the simultaneous testing of nonlinearity and multi-level moderation in Asia. Six hypotheses (H1–H6) are developed: H1 nonlinear inverted-U or S-curve relationship; H2 Technological Capability Index (TCI) positively moderating; H3a–H3b Digital Adoption Index (DAI) moderating contingent on institutional regime: positive for Emerging/Frontier (H3a), conditional or null for Advanced (H3b), and distinguishable from TCI; H4a–H4c top manager characteristics moderating (experience, education, and gender with distinct directional expectations); H5 home-country institutions moderating along the ICRV six-regime gradient; H6 temporal heterogeneity. Eight empirical models M0–M7 are specified, from linear baseline to three-way moderation. A multi-level identification strategy and comprehensive robustness plan are designed for a pool of 101,185 firms across 47 Asian and Pacific economies, spanning 108 country-year pairs across 14 WBES survey waves (2009–2025). The four main contributions are: (i) an integrated 4-tier framework combined with the Foundational Digital Adoption Framework with no equivalent for Asia; (ii) the separation of TCI and DAI within the Context-Contingent Digital-and-Capability Model (CDCM); (iii) the M7 three-way moderation model; (iv) sub-grouping of the Advanced regime into innovation-driven (ICRV Group I) and resource-driven (ICRV Group II) types. Three companion empirical papers — P3 Vietnam (JABS, under review), P4 Singapore (MIR, under review), P5 China (IJOEM, under review) — provide country-specific evidence testing H1–H6 and validating the proposed model structure.</w:t>
+        <w:t xml:space="preserve">This specialty essay constructs a theoretical and empirical research model on the effect of internationalization on firm performance across Asian economies during 2009–2025. The integrated theoretical framework combines four layers, the Uppsala Model (Johanson &amp; Vahlne, 1977, 2009), the Resource-Based View (Barney, 1991; Wernerfelt, 1984), Institutional Theory (North, 1990; Khanna &amp; Palepu, 2010; Peng, 2003), and Upper Echelons Theory (Hambrick &amp; Mason, 1984; Hambrick, 2007), together with the Foundational Digital Adoption Framework (Banalieva &amp; Dhanaraj, 2019; Verhoef et al., 2021; Stallkamp &amp; Schotter, 2021). A review of five functional forms of the internationalization–performance (I–P) relationship, linear, inverted-U, S-curve, M-curve, and forced penalty, together with five major meta-analyses covering 1980–2024 reveals an empirical gap in the simultaneous testing of nonlinearity and multi-level moderation in Asia. Six hypotheses (H1–H6) are developed: H1 nonlinear inverted-U or S-curve relationship; H2 Technological Capability Index (TCI) positively moderating; H3a–H3b Digital Adoption Index (DAI) moderating contingent on institutional regime: conditional for Emerging/Frontier (H3a), positive under OLS but subject to selection bias (P3 IV: β = 0.018, p = .942), conditional or null for Advanced (H3b), and distinguishable from TCI; H4a–H4c top manager characteristics moderating (experience, education, and gender with distinct directional expectations); H5 home-country institutions moderating along the ICRV six-regime gradient; H6 temporal heterogeneity. Eight empirical models M0–M7 are specified, from linear baseline to three-way moderation. A multi-level identification strategy and comprehensive robustness plan are designed for a pool of 88,869 firms across 50 Asian and Pacific economies (including Japan; 96,415 ICRV-classified across 52 source economies), spanning 108 country-year pairs across 14 WBES survey waves (2009–2025; main regressions M2 N=81,022, M5 N=79,080). The four main contributions are: (i) an integrated 4-tier framework combined with the Foundational Digital Adoption Framework with no equivalent for Asia; (ii) the separation of TCI and DAI within the Country–Digital–Capability Moderation (CDCM); (iii) the M7 three-way moderation model; (iv) sub-grouping of the Advanced regime into innovation-driven (ICRV Group I) and resource-driven (ICRV Group II) types. Three companion empirical papers, P3 Vietnam (JABS, under review), P4 Singapore (MIR, under review), P5 China (IJOEM, under review), provide country-specific evidence testing H1–H6 and validating the proposed model structure.</w:t>
       </w:r>
     </w:p>
     <w:p>
@@ -258,7 +302,7 @@
         <w:pStyle w:val="FirstParagraph"/>
       </w:pPr>
       <w:r>
-        <w:t xml:space="preserve">Phần 2 — Nội dung chuyên đề</w:t>
+        <w:t xml:space="preserve">Phần 2, Nội dung chuyên đề</w:t>
       </w:r>
     </w:p>
     <w:p>
@@ -427,15 +471,15 @@
         <w:pStyle w:val="FirstParagraph"/>
       </w:pPr>
       <w:r>
-        <w:t xml:space="preserve">Bảng 2.1. Mỗi tầng lý thuyết — câu hỏi phụ — biến số — giả thuyết — bằng chứng neo đậu</w:t>
-      </w:r>
-    </w:p>
-    <w:p>
-      <w:pPr>
-        <w:pStyle w:val="BodyText"/>
-      </w:pPr>
-      <w:r>
-        <w:t xml:space="preserve">Bảng 2.2. Năm dạng hàm I→P, cơ chế, và bối cảnh xuất hiện</w:t>
+        <w:t xml:space="preserve">Bảng 2.1. Mỗi tầng lý thuyết, câu hỏi phụ, biến số, giả thuyết, bằng chứng neo đậu</w:t>
+      </w:r>
+    </w:p>
+    <w:p>
+      <w:pPr>
+        <w:pStyle w:val="BodyText"/>
+      </w:pPr>
+      <w:r>
+        <w:t xml:space="preserve">Bảng 2.2. Năm dạng hàm I–P, cơ chế, và bối cảnh xuất hiện</w:t>
       </w:r>
     </w:p>
     <w:p>
@@ -451,31 +495,31 @@
         <w:pStyle w:val="BodyText"/>
       </w:pPr>
       <w:r>
-        <w:t xml:space="preserve">Bảng 2.4. Mapping biến đầy đủ: khái niệm lý thuyết — biến WBES — kỳ vọng dấu — giả thuyết</w:t>
-      </w:r>
-    </w:p>
-    <w:p>
-      <w:pPr>
-        <w:pStyle w:val="BodyText"/>
-      </w:pPr>
-      <w:r>
-        <w:t xml:space="preserve">Bảng 2.5. Hệ giả thuyết H1–H6 — tóm tắt cơ chế, biến, kỳ vọng, và bằng chứng neo đậu</w:t>
-      </w:r>
-    </w:p>
-    <w:p>
-      <w:pPr>
-        <w:pStyle w:val="BodyText"/>
-      </w:pPr>
-      <w:r>
-        <w:t xml:space="preserve">Bảng 2.6. CDCM — Dự đoán tác động DAI theo 3 chiều ngữ cảnh</w:t>
-      </w:r>
-    </w:p>
-    <w:p>
-      <w:pPr>
-        <w:pStyle w:val="BodyText"/>
-      </w:pPr>
-      <w:r>
-        <w:t xml:space="preserve">Bảng 2.7. Tám mô hình M0–M7 — cấu trúc, giả thuyết kiểm định, và biến bổ sung</w:t>
+        <w:t xml:space="preserve">Bảng 2.4. Mapping biến đầy đủ: khái niệm lý thuyết, biến WBES, kỳ vọng dấu, giả thuyết</w:t>
+      </w:r>
+    </w:p>
+    <w:p>
+      <w:pPr>
+        <w:pStyle w:val="BodyText"/>
+      </w:pPr>
+      <w:r>
+        <w:t xml:space="preserve">Bảng 2.5. Hệ giả thuyết H1–H6, tóm tắt cơ chế, biến, kỳ vọng, và bằng chứng neo đậu</w:t>
+      </w:r>
+    </w:p>
+    <w:p>
+      <w:pPr>
+        <w:pStyle w:val="BodyText"/>
+      </w:pPr>
+      <w:r>
+        <w:t xml:space="preserve">Bảng 2.6. CDCM, Dự đoán tác động DAI theo 3 chiều ngữ cảnh</w:t>
+      </w:r>
+    </w:p>
+    <w:p>
+      <w:pPr>
+        <w:pStyle w:val="BodyText"/>
+      </w:pPr>
+      <w:r>
+        <w:t xml:space="preserve">Bảng 2.7. Tám mô hình M0–M7, cấu trúc, giả thuyết kiểm định, và biến bổ sung</w:t>
       </w:r>
     </w:p>
     <w:p>
@@ -507,15 +551,15 @@
         <w:pStyle w:val="BodyText"/>
       </w:pPr>
       <w:r>
-        <w:t xml:space="preserve">Bảng 2.11. Phân loại 47 nền kinh tế theo ICRV — đặc điểm và tiêu chí</w:t>
-      </w:r>
-    </w:p>
-    <w:p>
-      <w:pPr>
-        <w:pStyle w:val="BodyText"/>
-      </w:pPr>
-      <w:r>
-        <w:t xml:space="preserve">Bảng 2.12. Kế hoạch kiểm định độ vững — sáu nhóm</w:t>
+        <w:t xml:space="preserve">Bảng 2.11. Phân loại 50 nền kinh tế theo ICRV, đặc điểm và tiêu chí</w:t>
+      </w:r>
+    </w:p>
+    <w:p>
+      <w:pPr>
+        <w:pStyle w:val="BodyText"/>
+      </w:pPr>
+      <w:r>
+        <w:t xml:space="preserve">Bảng 2.12. Kế hoạch kiểm định độ vững, sáu nhóm</w:t>
       </w:r>
     </w:p>
     <w:p>
@@ -548,15 +592,15 @@
         <w:pStyle w:val="FirstParagraph"/>
       </w:pPr>
       <w:r>
-        <w:t xml:space="preserve">Hình 2.1. Khung khái niệm tích hợp CĐ2 — tổng quan</w:t>
-      </w:r>
-    </w:p>
-    <w:p>
-      <w:pPr>
-        <w:pStyle w:val="BodyText"/>
-      </w:pPr>
-      <w:r>
-        <w:t xml:space="preserve">Hình 2.2. Khung khái niệm tích hợp CĐ2 — chi tiết với bằng chứng neo đậu</w:t>
+        <w:t xml:space="preserve">Hình 2.1. Khung khái niệm tích hợp CĐ2, tổng quan</w:t>
+      </w:r>
+    </w:p>
+    <w:p>
+      <w:pPr>
+        <w:pStyle w:val="BodyText"/>
+      </w:pPr>
+      <w:r>
+        <w:t xml:space="preserve">Hình 2.2. Khung khái niệm tích hợp CĐ2, chi tiết với bằng chứng neo đậu</w:t>
       </w:r>
     </w:p>
     <w:p>
@@ -579,7 +623,7 @@
     <w:tbl>
       <w:tblPr>
         <w:tblStyle w:val="Table"/>
-        <w:tblW w:type="auto" w:w="0"/>
+        <w:tblW w:type="pct" w:w="5000"/>
         <w:tblLook w:firstRow="1" w:lastRow="0" w:firstColumn="0" w:lastColumn="0" w:noHBand="0" w:noVBand="0" w:val="0020"/>
         <w:jc w:val="start"/>
       </w:tblPr>
@@ -741,7 +785,7 @@
               <w:jc w:val="left"/>
             </w:pPr>
             <w:r>
-              <w:t xml:space="preserve">Context-Contingent Digital-and-Capability Model — Mô hình Áp dụng số và Năng lực phụ thuộc bối cảnh</w:t>
+              <w:t xml:space="preserve">Country–Digital–Capability Moderation — Mô hình Áp dụng số và Năng lực phụ thuộc bối cảnh</w:t>
             </w:r>
           </w:p>
         </w:tc>
@@ -1561,16 +1605,16 @@
       </w:r>
     </w:p>
     <w:bookmarkEnd w:id="26"/>
-    <w:bookmarkStart w:id="90" w:name="phần-2--nội-dung-chuyên-đề"/>
+    <w:bookmarkStart w:id="90" w:name="phần-2-nội-dung-chuyên-đề"/>
     <w:p>
       <w:pPr>
         <w:pStyle w:val="Heading2"/>
       </w:pPr>
       <w:r>
-        <w:t xml:space="preserve">Phần 2 — NỘI DUNG CHUYÊN ĐỀ</w:t>
-      </w:r>
-    </w:p>
-    <w:bookmarkStart w:id="32" w:name="X250440a458f84752b4b3036c6ea6774636261fc"/>
+        <w:t xml:space="preserve">Phần 2: NỘI DUNG CHUYÊN ĐỀ</w:t>
+      </w:r>
+    </w:p>
+    <w:bookmarkStart w:id="32" w:name="đặt-vấn-đề"/>
     <w:p>
       <w:pPr>
         <w:pStyle w:val="Heading3"/>
@@ -1579,7 +1623,7 @@
         <w:t xml:space="preserve">2.1 Đặt vấn đề</w:t>
       </w:r>
     </w:p>
-    <w:bookmarkStart w:id="27" w:name="X6fd7dffa6b3478b027da0e5f281b07809f22c1a"/>
+    <w:bookmarkStart w:id="27" w:name="giới-thiệu"/>
     <w:p>
       <w:pPr>
         <w:pStyle w:val="Heading4"/>
@@ -1601,7 +1645,43 @@
         <w:pStyle w:val="BodyText"/>
       </w:pPr>
       <w:r>
-        <w:t xml:space="preserve">Châu Á trong giai đoạn 2009–2025 là phòng thí nghiệm tự nhiên độc đáo cho nghiên cứu quan hệ I→P. Khu vực này tồn tại đồng thời ít nhất sáu chế độ thể chế khác nhau theo khung phân loại ICRV: nhóm tiên tiến đổi mới sáng tạo dẫn dắt (ICRV Nhóm I) gồm Singapore, Hong Kong SAR, Hàn Quốc, Đài Loan, Israel; nhóm tiên tiến tài nguyên dẫn dắt (ICRV Nhóm II) gồm Saudi Arabia, Qatar, Kuwait, Bahrain, Brunei; nhóm trung bình cao (ICRV Nhóm III) gồm Trung Quốc, Malaysia, Thái Lan, Kazakhstan, Armenia, Georgia; nhóm đang nổi (ICRV Nhóm IV) gồm Việt Nam, Indonesia, Philippines, Ấn Độ, Sri Lanka, Jordan, Mông Cổ; nhóm cận biên (ICRV Nhóm V) gồm 17 nền kinh tế; và nhóm quốc đảo nhỏ Thái Bình Dương (ICRV Nhóm VI) gồm 7 nền kinh tế đảo nhỏ. Tổng cộng 47 nền kinh tế tạo thành 108 cặp quốc gia-năm qua 14 mốc khảo sát.</w:t>
+        <w:t xml:space="preserve">Châu Á trong giai đoạn 2009–2025 là phòng thí nghiệm tự nhiên độc đáo cho nghiên cứu quan hệ I–P. Khu vực này tồn tại đồng thời ít nhất sáu chế độ thể chế khác nhau theo khung phân loại ICRV: nhóm tiên tiến đổi mới sáng tạo dẫn dắt (ICRV Nhóm I) gồm Singapore, Hong Kong SAR, Hàn Quốc, Đài Loan, Israel; nhóm tiên tiến tài nguyên dẫn dắt (ICRV Nhóm II) gồm Saudi Arabia, Qatar, Kuwait, Bahrain, Brunei, Oman; nhóm trung bình cao (ICRV Nhóm III) gồm Trung Quốc, Malaysia, Thái Lan, Kazakhstan, Armenia, Georgia; nhóm chuyển đổi thu nhập trung bình–thấp (ICRV Nhóm IV,</w:t>
+      </w:r>
+      <w:r>
+        <w:t xml:space="preserve"> </w:t>
+      </w:r>
+      <w:r>
+        <w:rPr>
+          <w:rStyle w:val="VerbatimChar"/>
+        </w:rPr>
+        <w:t xml:space="preserve">Lower_mid_transition</w:t>
+      </w:r>
+      <w:r>
+        <w:t xml:space="preserve">) gồm Việt Nam, Ấn Độ, Indonesia, Philippines, Mông Cổ, Bangladesh, Pakistan; nhóm đang nổi (ICRV Nhóm V,</w:t>
+      </w:r>
+      <w:r>
+        <w:t xml:space="preserve"> </w:t>
+      </w:r>
+      <w:r>
+        <w:rPr>
+          <w:rStyle w:val="VerbatimChar"/>
+        </w:rPr>
+        <w:t xml:space="preserve">Emerging</w:t>
+      </w:r>
+      <w:r>
+        <w:t xml:space="preserve">) gồm 17 nền kinh tế (gồm Sri Lanka, Jordan); và nhóm quốc đảo nhỏ (ICRV Nhóm VI,</w:t>
+      </w:r>
+      <w:r>
+        <w:t xml:space="preserve"> </w:t>
+      </w:r>
+      <w:r>
+        <w:rPr>
+          <w:rStyle w:val="VerbatimChar"/>
+        </w:rPr>
+        <w:t xml:space="preserve">SIDS_small</w:t>
+      </w:r>
+      <w:r>
+        <w:t xml:space="preserve">) gồm 8 nền (7 Pacific + Timor-Leste). Tổng cộng 50 nền kinh tế (gồm Nhật Bản) châu Á–Thái Bình Dương tạo thành 108 cặp quốc gia-năm qua 14 mốc khảo sát.</w:t>
       </w:r>
     </w:p>
     <w:p>
@@ -1617,27 +1697,27 @@
         <w:pStyle w:val="BodyText"/>
       </w:pPr>
       <w:r>
-        <w:t xml:space="preserve">Khung lý thuyết hiện hành về quan hệ I→P còn phân tán. Các tổng quan lớn thường tập trung vào một hoặc hai khía cạnh mà ít có khung tích hợp đa tầng cho phép giải thích đầy đủ tính không đồng nhất quan sát được ở châu Á. Đặc biệt, khung áp dụng số nền tảng (Foundational Digital Adoption Framework) chỉ mới được đề xuất gần đây và chưa được tích hợp đầy đủ với bốn tầng lý thuyết kinh điển.</w:t>
-      </w:r>
-    </w:p>
-    <w:p>
-      <w:pPr>
-        <w:pStyle w:val="BodyText"/>
-      </w:pPr>
-      <w:r>
-        <w:t xml:space="preserve">Kết quả phân tích mô tả trong Chuyên đề Tiến sĩ số 1 đã cung cấp bức tranh thực trạng đa chiều dựa trên 101.185 doanh nghiệp WBES xuyên 47 nền kinh tế, làm rõ ba pattern then chốt: phân tán năng suất tăng đơn điệu theo chế độ từ Nhóm I đến Nhóm VI; tính không đồng nhất nội bộ trong nhóm Advanced; và pattern adaptation đặc trưng của các quốc đảo nhỏ Thái Bình Dương. Đồng thời, phân tích đó phát hiện CDCM — Mô hình Áp dụng số và Năng lực phụ thuộc bối cảnh: tác động của DAI lên hiệu quả phụ thuộc vào chế độ thể chế, giai đoạn quốc tế hóa, và mức độ bão hòa số của nền kinh tế. Chuyên đề 2 này tiếp nối bằng cách xây dựng mô hình lý thuyết và thực nghiệm để giải thích cơ chế đằng sau các pattern đó.</w:t>
-      </w:r>
-    </w:p>
-    <w:p>
-      <w:pPr>
-        <w:pStyle w:val="BodyText"/>
-      </w:pPr>
-      <w:r>
-        <w:t xml:space="preserve">Bốn bản thảo thực nghiệm đồng hành cung cấp bằng chứng quốc gia cụ thể kiểm định khả năng của khung đề xuất. P2 Trung Quốc SMEs (Đỗ &amp; Phan, 2026, JFAR đã công bố) phân tích 2.700 doanh nghiệp SMEs Trung Quốc và tìm thấy dạng bậc ba (cubic nonlinearity / S-curve ba giai đoạn), cung cấp tiền thân thực nghiệm cho H1 và cơ sở để so sánh với P5. P3 Việt Nam (Đỗ &amp; Phan, 2026, JABS under review) phân tích 2.958 doanh nghiệp WBES ba sóng (2009, 2015, 2023) xác nhận chữ U ngược trong cả ba sóng với điểm uốn 46,2% (2009), 39,3% (2015), 41,6% (2023), 39,7% (tổng hợp); TCI nhân quả qua biến công cụ (β = 1,639, F bậc một = 22,1); DAI theo giai đoạn và phụ thuộc chọn lựa (IV null, β = 0,018). P4 Singapore (Mar, Đỗ &amp; Phan, 2026, MIR under review) phân tích 623 doanh nghiệp WBES 2023, cho thấy điểm uốn hàm ý ở FSTS khoảng 88,6% và DAI hoạt động như nguồn lực mở rộng tình huống với hệ số DAI×FSTS² = +3,119 (p = 0,005). P5 Trung Quốc (Đỗ &amp; Phan, 2026, IJOEM under review) phân tích 4.559 doanh nghiệp WBES hai sóng (2012, 2024) xác nhận chữ U ngược bền vững cấu trúc với điểm uốn 49,4% (2012) và 47,2% (2024).</w:t>
+        <w:t xml:space="preserve">Khung lý thuyết hiện hành về quan hệ I–P còn phân tán. Các tổng quan lớn thường tập trung vào một hoặc hai khía cạnh mà ít có khung tích hợp đa tầng cho phép giải thích đầy đủ tính không đồng nhất quan sát được ở châu Á. Đặc biệt, khung áp dụng số nền tảng (Foundational Digital Adoption Framework) chỉ mới được đề xuất gần đây và chưa được tích hợp đầy đủ với bốn tầng lý thuyết kinh điển.</w:t>
+      </w:r>
+    </w:p>
+    <w:p>
+      <w:pPr>
+        <w:pStyle w:val="BodyText"/>
+      </w:pPr>
+      <w:r>
+        <w:t xml:space="preserve">Kết quả phân tích mô tả trong Chuyên đề Tiến sĩ số 1 đã cung cấp bức tranh thực trạng đa chiều dựa trên 88.869 doanh nghiệp WBES xuyên 50 nền kinh tế (gồm Nhật Bản), làm rõ ba pattern then chốt: phân tán năng suất tăng đơn điệu theo chế độ từ Nhóm I đến Nhóm VI; tính không đồng nhất nội bộ trong nhóm Advanced; và pattern adaptation đặc trưng của các quốc đảo nhỏ Thái Bình Dương. Đồng thời, phân tích đó phát hiện CDCM, Mô hình Áp dụng số và Năng lực phụ thuộc bối cảnh: tác động của DAI lên hiệu quả phụ thuộc vào chế độ thể chế, giai đoạn quốc tế hóa, và mức độ bão hòa số của nền kinh tế. Chuyên đề 2 này tiếp nối bằng cách xây dựng mô hình lý thuyết và thực nghiệm để giải thích cơ chế đằng sau các pattern đó.</w:t>
+      </w:r>
+    </w:p>
+    <w:p>
+      <w:pPr>
+        <w:pStyle w:val="BodyText"/>
+      </w:pPr>
+      <w:r>
+        <w:t xml:space="preserve">Bốn bản thảo thực nghiệm đồng hành cung cấp bằng chứng quốc gia cụ thể kiểm định khả năng của khung đề xuất. P2 Trung Quốc SMEs (Đỗ &amp; Phan, 2026, JFAR đã công bố) phân tích 2.700 doanh nghiệp SMEs Trung Quốc và tìm thấy dạng bậc ba (cubic nonlinearity / S-curve ba giai đoạn), cung cấp tiền thân thực nghiệm cho H1 và cơ sở để so sánh với P5. P3 Việt Nam (Đỗ &amp; Phan, 2026, JABS đang phản biện) phân tích 2.958 doanh nghiệp WBES ba sóng (2009, 2015, 2023) xác nhận chữ U ngược trong cả ba sóng với điểm uốn 46,2% (2009), 39,3% (2015), 41,6% (2023), 39,7% (tổng hợp); TCI nhân quả qua biến công cụ (β = 1,639, F bậc một = 22,1); DAI theo giai đoạn và phụ thuộc chọn lựa (IV null, β = 0,018). P4 Singapore (Mar, Đỗ &amp; Phan, 2026, MIR đang phản biện) phân tích 623 doanh nghiệp WBES 2023, cho thấy điểm uốn hàm ý ở FSTS khoảng 88,6% và DAI hoạt động như nguồn lực mở rộng tình huống với hệ số DAI×FSTS² = +3,119 (p = 0,005). P5 Trung Quốc (Đỗ &amp; Phan, 2026, IJOEM đang phản biện) phân tích 4.559 doanh nghiệp WBES hai sóng (2012, 2024) xác nhận chữ U ngược bền vững cấu trúc với điểm uốn 49,4% (2012) và 47,2% (2024).</w:t>
       </w:r>
     </w:p>
     <w:bookmarkEnd w:id="27"/>
-    <w:bookmarkStart w:id="28" w:name="X7f20f31862286b06027ff59c387b4d07500e944"/>
+    <w:bookmarkStart w:id="28" w:name="mục-tiêu"/>
     <w:p>
       <w:pPr>
         <w:pStyle w:val="Heading4"/>
@@ -1651,7 +1731,7 @@
         <w:pStyle w:val="FirstParagraph"/>
       </w:pPr>
       <w:r>
-        <w:t xml:space="preserve">Mục tiêu chung: xây dựng mô hình nghiên cứu lý thuyết và thực nghiệm về ảnh hưởng của quốc tế hóa đến hiệu quả hoạt động kinh doanh của các doanh nghiệp ở các quốc gia châu Á, có khả năng kiểm định bằng dữ liệu WBES 101.185 doanh nghiệp xuyên 47 nền kinh tế giai đoạn 2009–2025.</w:t>
+        <w:t xml:space="preserve">Mục tiêu chung: xây dựng mô hình nghiên cứu lý thuyết và thực nghiệm về ảnh hưởng của quốc tế hóa đến hiệu quả hoạt động kinh doanh của các doanh nghiệp ở các quốc gia châu Á, có khả năng kiểm định bằng dữ liệu WBES 88.869 doanh nghiệp xuyên 50 nền kinh tế (gồm Nhật Bản) giai đoạn 2009–2025.</w:t>
       </w:r>
     </w:p>
     <w:p>
@@ -1681,7 +1761,7 @@
         </w:numPr>
       </w:pPr>
       <w:r>
-        <w:t xml:space="preserve">Lược khảo các mô hình I→P trên thế giới và châu Á, định vị khoảng trống nghiên cứu.</w:t>
+        <w:t xml:space="preserve">Lược khảo các mô hình I–P trên thế giới và châu Á, định vị khoảng trống nghiên cứu.</w:t>
       </w:r>
     </w:p>
     <w:p>
@@ -1729,7 +1809,7 @@
       </w:r>
     </w:p>
     <w:bookmarkEnd w:id="28"/>
-    <w:bookmarkStart w:id="29" w:name="X28671d9fcbac6b0efa836b4f85e9e35e8b46ecb"/>
+    <w:bookmarkStart w:id="29" w:name="nội-dung"/>
     <w:p>
       <w:pPr>
         <w:pStyle w:val="Heading4"/>
@@ -1759,19 +1839,19 @@
         <w:pStyle w:val="BodyText"/>
       </w:pPr>
       <w:r>
-        <w:t xml:space="preserve">Câu hỏi 2 (Q2): Bốn cơ chế điều tiết — năng lực công nghệ TCI, mức độ áp dụng số DAI, đặc điểm nhà quản trị, chế độ thể chế nội địa — tác động như thế nào lên quan hệ I→P? Có phân biệt được giữa TCI và DAI theo CDCM hay không?</w:t>
-      </w:r>
-    </w:p>
-    <w:p>
-      <w:pPr>
-        <w:pStyle w:val="BodyText"/>
-      </w:pPr>
-      <w:r>
-        <w:t xml:space="preserve">Câu hỏi 3 (Q3): Tác động I→P và cơ chế điều tiết có thay đổi theo thời gian không, đặc biệt giữa giai đoạn 2009–2012 và 2018–2025?</w:t>
+        <w:t xml:space="preserve">Câu hỏi 2 (Q2): Bốn cơ chế điều tiết, năng lực công nghệ TCI, mức độ áp dụng số DAI, đặc điểm nhà quản trị, chế độ thể chế nội địa, tác động như thế nào lên quan hệ I–P? Có phân biệt được giữa TCI và DAI theo CDCM hay không?</w:t>
+      </w:r>
+    </w:p>
+    <w:p>
+      <w:pPr>
+        <w:pStyle w:val="BodyText"/>
+      </w:pPr>
+      <w:r>
+        <w:t xml:space="preserve">Câu hỏi 3 (Q3): Tác động I–P và cơ chế điều tiết có thay đổi theo thời gian không, đặc biệt giữa giai đoạn 2009–2012 và 2018–2025?</w:t>
       </w:r>
     </w:p>
     <w:bookmarkEnd w:id="29"/>
-    <w:bookmarkStart w:id="30" w:name="X73c4e02a184ef39ee5bcd85312599da377da197"/>
+    <w:bookmarkStart w:id="30" w:name="giới-hạn-của-chuyên-đề"/>
     <w:p>
       <w:pPr>
         <w:pStyle w:val="Heading4"/>
@@ -1793,27 +1873,27 @@
         <w:pStyle w:val="BodyText"/>
       </w:pPr>
       <w:r>
-        <w:t xml:space="preserve">Phạm vi không gian: 47 nền kinh tế phân theo sáu nhóm ICRV (5+5+6+7+17+7).</w:t>
-      </w:r>
-    </w:p>
-    <w:p>
-      <w:pPr>
-        <w:pStyle w:val="BodyText"/>
-      </w:pPr>
-      <w:r>
-        <w:t xml:space="preserve">Phạm vi thời gian: 2009–2025, bao trùm ba thế hệ schema WBES, tạo thành 108 cặp quốc gia-năm.</w:t>
-      </w:r>
-    </w:p>
-    <w:p>
-      <w:pPr>
-        <w:pStyle w:val="BodyText"/>
-      </w:pPr>
-      <w:r>
-        <w:t xml:space="preserve">Phạm vi nội dung: mô hình hóa quan hệ I→P và bốn cơ chế điều tiết cộng với tính không đồng nhất theo thời gian. Chuyên đề không trình bày kết quả thực nghiệm từ toàn bộ pool — đó là nhiệm vụ của các bài báo tiếp theo trong chuỗi luận án. Chuyên đề này tập trung xây dựng và đặc tả mô hình.</w:t>
+        <w:t xml:space="preserve">Phạm vi không gian: 50 nền kinh tế (gồm Nhật Bản) phân theo sáu nhóm ICRV (6+6+6+7+17+8).</w:t>
+      </w:r>
+    </w:p>
+    <w:p>
+      <w:pPr>
+        <w:pStyle w:val="BodyText"/>
+      </w:pPr>
+      <w:r>
+        <w:t xml:space="preserve">Phạm vi thời gian: 2009–2025 (kèm một đợt khảo sát Oman 2003 trong bộ dữ liệu hợp nhất), bao trùm ba thế hệ schema WBES, tạo thành 103 cặp nền kinh tế–năm trên khung phân tích 50 nền (gồm Nhật Bản).</w:t>
+      </w:r>
+    </w:p>
+    <w:p>
+      <w:pPr>
+        <w:pStyle w:val="BodyText"/>
+      </w:pPr>
+      <w:r>
+        <w:t xml:space="preserve">Phạm vi nội dung: mô hình hóa quan hệ I–P và bốn cơ chế điều tiết cộng với tính không đồng nhất theo thời gian. Chuyên đề không trình bày kết quả thực nghiệm từ toàn bộ pool, đó là nhiệm vụ của các bài báo tiếp theo trong chuỗi luận án. Chuyên đề này tập trung xây dựng và đặc tả mô hình.</w:t>
       </w:r>
     </w:p>
     <w:bookmarkEnd w:id="30"/>
-    <w:bookmarkStart w:id="31" w:name="X173e482f639c5b1a820140a37335e593ce55be4"/>
+    <w:bookmarkStart w:id="31" w:name="ý-nghĩa"/>
     <w:p>
       <w:pPr>
         <w:pStyle w:val="Heading4"/>
@@ -1827,23 +1907,23 @@
         <w:pStyle w:val="FirstParagraph"/>
       </w:pPr>
       <w:r>
-        <w:t xml:space="preserve">Về lý thuyết, chuyên đề đóng góp khung tích hợp 4 tầng kết hợp Foundational Digital Adoption Framework — chưa có khung tương đương trong văn liệu IB cho khu vực 47 nền kinh tế bao gồm cả quốc đảo nhỏ Thái Bình Dương. CDCM làm sắc nét sự phân biệt giữa TCI như nguồn lực nâng mặt bằng và DAI như nguồn lực mở rộng tình huống.</w:t>
-      </w:r>
-    </w:p>
-    <w:p>
-      <w:pPr>
-        <w:pStyle w:val="BodyText"/>
-      </w:pPr>
-      <w:r>
-        <w:t xml:space="preserve">Về mô hình, tám mô hình M0–M7 với điều tiết ba chiều (M7) là chuỗi mô hình đầu tiên trong văn liệu châu Á kiểm định đồng thời phi tuyến I→P và điều tiết đa tầng trên pool vi mô lớn nhất từ trước đến nay.</w:t>
-      </w:r>
-    </w:p>
-    <w:p>
-      <w:pPr>
-        <w:pStyle w:val="BodyText"/>
-      </w:pPr>
-      <w:r>
-        <w:t xml:space="preserve">Về thực tiễn, kết quả cung cấp hàm ý chính sách cho doanh nghiệp Việt Nam và emerging Asia về cách tận dụng quốc tế hóa kết hợp năng lực công nghệ và số hóa — đặc biệt trong giai đoạn AI bùng nổ.</w:t>
+        <w:t xml:space="preserve">Về lý thuyết, chuyên đề đóng góp khung tích hợp 4 tầng kết hợp Foundational Digital Adoption Framework, chưa có khung tương đương trong văn liệu IB cho khu vực 50 nền kinh tế (gồm Nhật Bản) bao gồm cả quốc đảo nhỏ Thái Bình Dương. CDCM làm sắc nét sự phân biệt giữa TCI như nguồn lực nâng mặt bằng và DAI như nguồn lực mở rộng tình huống.</w:t>
+      </w:r>
+    </w:p>
+    <w:p>
+      <w:pPr>
+        <w:pStyle w:val="BodyText"/>
+      </w:pPr>
+      <w:r>
+        <w:t xml:space="preserve">Về mô hình, tám mô hình M0–M7 với điều tiết ba chiều (M7) là chuỗi mô hình đầu tiên trong văn liệu châu Á kiểm định đồng thời phi tuyến I–P và điều tiết đa tầng trên pool vi mô lớn nhất từ trước đến nay.</w:t>
+      </w:r>
+    </w:p>
+    <w:p>
+      <w:pPr>
+        <w:pStyle w:val="BodyText"/>
+      </w:pPr>
+      <w:r>
+        <w:t xml:space="preserve">Về thực tiễn, kết quả cung cấp hàm ý chính sách cho doanh nghiệp Việt Nam và emerging Asia về cách tận dụng quốc tế hóa kết hợp năng lực công nghệ và số hóa, đặc biệt trong giai đoạn AI bùng nổ.</w:t>
       </w:r>
     </w:p>
     <w:p>
@@ -1855,7 +1935,7 @@
     </w:p>
     <w:bookmarkEnd w:id="31"/>
     <w:bookmarkEnd w:id="32"/>
-    <w:bookmarkStart w:id="33" w:name="X8ba68eb4f47e195906995745687b14136750d53"/>
+    <w:bookmarkStart w:id="33" w:name="phương-pháp-nghiên-cứu"/>
     <w:p>
       <w:pPr>
         <w:pStyle w:val="Heading3"/>
@@ -1888,7 +1968,7 @@
       </w:r>
     </w:p>
     <w:bookmarkEnd w:id="33"/>
-    <w:bookmarkStart w:id="85" w:name="Xfadb92acae8a4d37a91981bb046b7a60d6983fb"/>
+    <w:bookmarkStart w:id="85" w:name="kết-quả-và-thảo-luận"/>
     <w:p>
       <w:pPr>
         <w:pStyle w:val="Heading3"/>
@@ -1897,7 +1977,7 @@
         <w:t xml:space="preserve">2.3 Kết quả và thảo luận</w:t>
       </w:r>
     </w:p>
-    <w:bookmarkStart w:id="37" w:name="X1a15d42e320d2462e5852a7fe8c9509599fae0d"/>
+    <w:bookmarkStart w:id="37" w:name="Xe9d3ddc50a975426938b90e9f8f17c0f4735086"/>
     <w:p>
       <w:pPr>
         <w:pStyle w:val="Heading4"/>
@@ -1912,7 +1992,7 @@
         <w:pStyle w:val="Heading5"/>
       </w:pPr>
       <w:r>
-        <w:t xml:space="preserve">Năm dạng hàm của quan hệ I→P</w:t>
+        <w:t xml:space="preserve">Năm dạng hàm của quan hệ I–P</w:t>
       </w:r>
     </w:p>
     <w:p>
@@ -1928,39 +2008,39 @@
         <w:pStyle w:val="BodyText"/>
       </w:pPr>
       <w:r>
-        <w:t xml:space="preserve">Dạng hàm thứ nhất — tuyến tính. Các nghiên cứu sớm như Hsu và Boggs (2003) và Geringer và cộng sự (1989) tìm thấy mối quan hệ tuyến tính dương: hiệu quả tăng đơn điệu theo mức độ quốc tế hóa. Logic nền tảng là lợi ích quy mô, đa dạng hóa doanh thu, và tiếp cận thị trường lớn hơn. Đây là kết quả đặc thù của các mẫu với FSTS thấp hoặc phân tán hẹp.</w:t>
-      </w:r>
-    </w:p>
-    <w:p>
-      <w:pPr>
-        <w:pStyle w:val="BodyText"/>
-      </w:pPr>
-      <w:r>
-        <w:t xml:space="preserve">Dạng hàm thứ hai — chữ U ngược. Hitt, Hoskisson và Kim (1997) và Gomes và Ramaswamy (1999) đề xuất mô hình chữ U ngược: hiệu quả tăng ở giai đoạn quốc tế hóa ban đầu đến trung bình do lợi ích quy mô và học hỏi, nhưng giảm sau điểm uốn tối ưu do chi phí điều phối đa thị trường vượt lợi ích. Điểm uốn thực nghiệm thường nằm trong khoảng 30–60% FSTS (Marano et al., 2016). Đây là dạng hàm phổ biến nhất trong các tổng quan định lượng.</w:t>
-      </w:r>
-    </w:p>
-    <w:p>
-      <w:pPr>
-        <w:pStyle w:val="BodyText"/>
-      </w:pPr>
-      <w:r>
-        <w:t xml:space="preserve">Dạng hàm thứ ba — S-curve ba giai đoạn. Lu và Beamish (2004) và Contractor, Kundu và Hsu (2003) phát triển lý thuyết ba giai đoạn: giai đoạn đầu hiệu quả giảm do chi phí học tập và thiết lập; giai đoạn giữa hiệu quả tăng do lợi ích quy mô và đa dạng hóa; giai đoạn quá mức hiệu quả giảm do chi phí phối hợp. Dạng S-curve có hệ số β₁(FSTS) &gt; 0, β₂(FSTS²) &lt; 0, β₃(FSTS³) &gt; 0. Bằng chứng hỗ trợ mạnh từ các MNE lớn, nhưng kém ổn định hơn với doanh nghiệp vừa và nhỏ.</w:t>
-      </w:r>
-    </w:p>
-    <w:p>
-      <w:pPr>
-        <w:pStyle w:val="BodyText"/>
-      </w:pPr>
-      <w:r>
-        <w:t xml:space="preserve">Dạng hàm thứ tư — M-curve. Riahi-Belkaoui (1998) đề xuất dạng M-curve với hai điểm uốn, phản ánh tính không đồng nhất trong lợi ích quốc tế hóa theo loại thị trường. Bằng chứng thực nghiệm hạn chế và khó tái lập.</w:t>
-      </w:r>
-    </w:p>
-    <w:p>
-      <w:pPr>
-        <w:pStyle w:val="BodyText"/>
-      </w:pPr>
-      <w:r>
-        <w:t xml:space="preserve">Dạng hàm thứ năm — forced penalty. Glaum và Oesterle (2007) ghi nhận dạng hàm tuyến tính âm trong các nền kinh tế bắt buộc phải quốc tế hóa do thị trường nội địa quá nhỏ (Briguglio, 1995; Bertram, 2006). Đây là pattern đặc thù của các quốc đảo nhỏ Thái Bình Dương: các doanh nghiệp phải xuất khẩu để tồn tại nhưng thiếu năng lực cạnh tranh, tạo ra gánh nặng tắt buộc — hiệu quả không tăng theo cường độ xuất khẩu.</w:t>
+        <w:t xml:space="preserve">Dạng hàm thứ nhất, tuyến tính. Các nghiên cứu sớm như Hsu và Boggs (2003) và Geringer và cộng sự (1989) tìm thấy mối quan hệ tuyến tính dương: hiệu quả tăng đơn điệu theo mức độ quốc tế hóa. Logic nền tảng là lợi ích quy mô, đa dạng hóa doanh thu, và tiếp cận thị trường lớn hơn. Đây là kết quả đặc thù của các mẫu với FSTS thấp hoặc phân tán hẹp.</w:t>
+      </w:r>
+    </w:p>
+    <w:p>
+      <w:pPr>
+        <w:pStyle w:val="BodyText"/>
+      </w:pPr>
+      <w:r>
+        <w:t xml:space="preserve">Dạng hàm thứ hai, chữ U ngược. Hitt, Hoskisson và Kim (1997) và Gomes và Ramaswamy (1999) đề xuất mô hình chữ U ngược: hiệu quả tăng ở giai đoạn quốc tế hóa ban đầu đến trung bình do lợi ích quy mô và học hỏi, nhưng giảm sau điểm uốn tối ưu do chi phí điều phối đa thị trường vượt lợi ích. Điểm uốn thực nghiệm thường nằm trong khoảng 30–60% FSTS (Marano et al., 2016). Đây là dạng hàm phổ biến nhất trong các tổng quan định lượng.</w:t>
+      </w:r>
+    </w:p>
+    <w:p>
+      <w:pPr>
+        <w:pStyle w:val="BodyText"/>
+      </w:pPr>
+      <w:r>
+        <w:t xml:space="preserve">Dạng hàm thứ ba, S-curve ba giai đoạn. Lu và Beamish (2004) và Contractor, Kundu và Hsu (2003) phát triển lý thuyết ba giai đoạn: giai đoạn đầu hiệu quả giảm do chi phí học tập và thiết lập; giai đoạn giữa hiệu quả tăng do lợi ích quy mô và đa dạng hóa; giai đoạn quá mức hiệu quả giảm do chi phí phối hợp. Dạng S-curve có hệ số β₁(FSTS) &gt; 0, β₂(FSTS²) &lt; 0, β₃(FSTS³) &gt; 0. Bằng chứng hỗ trợ mạnh từ các MNE lớn, nhưng kém ổn định hơn với doanh nghiệp vừa và nhỏ.</w:t>
+      </w:r>
+    </w:p>
+    <w:p>
+      <w:pPr>
+        <w:pStyle w:val="BodyText"/>
+      </w:pPr>
+      <w:r>
+        <w:t xml:space="preserve">Dạng hàm thứ tư, M-curve. Riahi-Belkaoui (1998) đề xuất dạng M-curve với hai điểm uốn, phản ánh tính không đồng nhất trong lợi ích quốc tế hóa theo loại thị trường. Bằng chứng thực nghiệm hạn chế và khó tái lập.</w:t>
+      </w:r>
+    </w:p>
+    <w:p>
+      <w:pPr>
+        <w:pStyle w:val="BodyText"/>
+      </w:pPr>
+      <w:r>
+        <w:t xml:space="preserve">Dạng hàm thứ năm, forced penalty. Glaum và Oesterle (2007) ghi nhận dạng hàm tuyến tính âm trong các nền kinh tế bắt buộc phải quốc tế hóa do thị trường nội địa quá nhỏ (Briguglio, 1995; Bertram, 2006). Đây là pattern đặc thù của các quốc đảo nhỏ Thái Bình Dương: các doanh nghiệp phải xuất khẩu để tồn tại nhưng thiếu năng lực cạnh tranh, tạo ra gánh nặng bắt buộc, hiệu quả không tăng theo cường độ xuất khẩu.</w:t>
       </w:r>
     </w:p>
     <w:p>
@@ -1976,21 +2056,21 @@
         <w:pStyle w:val="BodyText"/>
       </w:pPr>
       <w:r>
-        <w:t xml:space="preserve">Bảng 2.2. Năm dạng hàm I→P, cơ chế, và bối cảnh xuất hiện.</w:t>
+        <w:t xml:space="preserve">Bảng 2.2. Năm dạng hàm I–P, cơ chế, và bối cảnh xuất hiện.</w:t>
       </w:r>
     </w:p>
     <w:tbl>
       <w:tblPr>
         <w:tblStyle w:val="Table"/>
-        <w:tblW w:type="auto" w:w="0"/>
+        <w:tblW w:type="pct" w:w="5000"/>
         <w:tblLook w:firstRow="1" w:lastRow="0" w:firstColumn="0" w:lastColumn="0" w:noHBand="0" w:noVBand="0" w:val="0020"/>
         <w:jc w:val="start"/>
       </w:tblPr>
       <w:tblGrid>
-        <w:gridCol w:w="1980"/>
-        <w:gridCol w:w="1980"/>
-        <w:gridCol w:w="1980"/>
-        <w:gridCol w:w="1980"/>
+        <w:gridCol w:w="1523"/>
+        <w:gridCol w:w="2893"/>
+        <w:gridCol w:w="1218"/>
+        <w:gridCol w:w="2284"/>
       </w:tblGrid>
       <w:tr>
         <w:trPr>
@@ -2116,7 +2196,7 @@
               <w:jc w:val="left"/>
             </w:pPr>
             <w:r>
-              <w:t xml:space="preserve">Hitt et al. (1997); Gomes &amp; Ramaswamy (1999)</w:t>
+              <w:t xml:space="preserve">Hitt et al. (1997); Gomes &amp; Ramaswamy (1999)</w:t>
             </w:r>
           </w:p>
         </w:tc>
@@ -2166,7 +2246,7 @@
               <w:jc w:val="left"/>
             </w:pPr>
             <w:r>
-              <w:t xml:space="preserve">Lu &amp; Beamish (2004); Contractor et al. (2003)</w:t>
+              <w:t xml:space="preserve">Lu &amp; Beamish (2004); Contractor et al. (2003)</w:t>
             </w:r>
           </w:p>
         </w:tc>
@@ -2311,15 +2391,15 @@
         <w:pStyle w:val="FirstParagraph"/>
       </w:pPr>
       <w:r>
-        <w:t xml:space="preserve">Năm tổng quan định lượng lớn cung cấp bức tranh tổng thể về quan hệ I→P.</w:t>
-      </w:r>
-    </w:p>
-    <w:p>
-      <w:pPr>
-        <w:pStyle w:val="BodyText"/>
-      </w:pPr>
-      <w:r>
-        <w:t xml:space="preserve">Bausch và Krist (2007) phân tích 68 nghiên cứu (1980–2005) và tìm thấy trung bình r = 0,045 (không đáng kể), nhưng với biến động cao (SD = 0,21) — cho thấy các biến điều tiết quan trọng hơn hiệu ứng trung bình. Phương pháp: meta-regression với 8 biến điều tiết gồm quy mô doanh nghiệp, cường độ R&amp;D, loại ngành, GDP quốc gia, khoảng cách văn hóa, phạm vi địa lý, và hai thước đo hiệu quả. Phát hiện chính: không tồn tại một hiệu ứng trung bình đơn nhất; các biến điều tiết thể chế và văn hóa giải thích lượng phương sai lớn hơn đáng kể so với biến điều tiết cấp doanh nghiệp. Hạn chế: thiếu đại diện châu Á (chỉ 8/68 nghiên cứu), không kiểm định phi tuyến có hệ thống.</w:t>
+        <w:t xml:space="preserve">Năm tổng quan định lượng lớn cung cấp bức tranh tổng thể về quan hệ I–P.</w:t>
+      </w:r>
+    </w:p>
+    <w:p>
+      <w:pPr>
+        <w:pStyle w:val="BodyText"/>
+      </w:pPr>
+      <w:r>
+        <w:t xml:space="preserve">Bausch và Krist (2007) phân tích 68 nghiên cứu (1980–2005) và tìm thấy trung bình r = 0,045 (không đáng kể), nhưng với biến động cao (SD = 0,21), cho thấy các biến điều tiết quan trọng hơn hiệu ứng trung bình. Phương pháp: meta-regression với 8 biến điều tiết gồm quy mô doanh nghiệp, cường độ R&amp;D, loại ngành, GDP quốc gia, khoảng cách văn hóa, phạm vi địa lý, và hai thước đo hiệu quả. Phát hiện chính: không tồn tại một hiệu ứng trung bình đơn nhất; các biến điều tiết thể chế và văn hóa giải thích lượng phương sai lớn hơn đáng kể so với biến điều tiết cấp doanh nghiệp. Hạn chế: thiếu đại diện châu Á (chỉ 8/68 nghiên cứu), không kiểm định phi tuyến có hệ thống.</w:t>
       </w:r>
     </w:p>
     <w:p>
@@ -2335,7 +2415,7 @@
         <w:pStyle w:val="BodyText"/>
       </w:pPr>
       <w:r>
-        <w:t xml:space="preserve">Marano và cộng sự (2016) phân tích 333 nghiên cứu với cách tiếp cận tập trung vào thể chế. Phát hiện chính: chất lượng thể chế quốc gia xuất xứ có thể dịch chuyển điểm uốn ±15% FSTS — đây là nền tảng quan trọng nhất ủng hộ gradient ICRV trong H5. Hạn chế: không phân tách TCI và DAI; không có dữ liệu sau 2015; không bao gồm quốc đảo nhỏ.</w:t>
+        <w:t xml:space="preserve">Marano và cộng sự (2016) phân tích 333 nghiên cứu với cách tiếp cận tập trung vào thể chế. Phát hiện chính: chất lượng thể chế quốc gia xuất xứ có thể dịch chuyển điểm uốn ±15% FSTS, đây là nền tảng quan trọng nhất ủng hộ gradient ICRV trong H5. Hạn chế: không phân tách TCI và DAI; không có dữ liệu sau 2015; không bao gồm quốc đảo nhỏ.</w:t>
       </w:r>
     </w:p>
     <w:p>
@@ -2351,15 +2431,15 @@
         <w:pStyle w:val="BodyText"/>
       </w:pPr>
       <w:r>
-        <w:t xml:space="preserve">Schwens và cộng sự (2018) tập trung vào doanh nghiệp vừa và nhỏ và tìm thấy dạng U (không phải chữ U ngược) trong một số bối cảnh — chi phí quốc tế hóa ban đầu lớn so với năng lực, nhưng phục hồi sau khi vượt ngưỡng thiết lập. Hạn chế: mẫu nhỏ (87 nghiên cứu); không bao phủ châu Á Thái Bình Dương đầy đủ; không kiểm định DAI như biến điều tiết.</w:t>
-      </w:r>
-    </w:p>
-    <w:p>
-      <w:pPr>
-        <w:pStyle w:val="BodyText"/>
-      </w:pPr>
-      <w:r>
-        <w:t xml:space="preserve">Kết luận tổng quan: hiệu ứng trung bình I→P là dương nhỏ (r khoảng 0,04–0,07) nhưng rất không đồng nhất (SD = 0,15–0,21). Cả năm tổng quan đều thiếu: (i) bao phủ đầy đủ châu Á và Thái Bình Dương; (ii) kiểm định đồng thời phi tuyến và điều tiết đa tầng; (iii) phân tách TCI và DAI; (iv) bao gồm quốc đảo nhỏ Thái Bình Dương; (v) dữ liệu sau 2020. Chuyên đề này lấp đầy tất cả năm khoảng trống với pool 101.185 doanh nghiệp và khung CDCM.</w:t>
+        <w:t xml:space="preserve">Schwens và cộng sự (2018) tập trung vào doanh nghiệp vừa và nhỏ và tìm thấy dạng U (không phải chữ U ngược) trong một số bối cảnh, chi phí quốc tế hóa ban đầu lớn so với năng lực, nhưng phục hồi sau khi vượt ngưỡng thiết lập. Hạn chế: mẫu nhỏ (87 nghiên cứu); không bao phủ châu Á Thái Bình Dương đầy đủ; không kiểm định DAI như biến điều tiết.</w:t>
+      </w:r>
+    </w:p>
+    <w:p>
+      <w:pPr>
+        <w:pStyle w:val="BodyText"/>
+      </w:pPr>
+      <w:r>
+        <w:t xml:space="preserve">Kết luận tổng quan: hiệu ứng trung bình I–P là dương nhỏ (r khoảng 0,04–0,07) nhưng rất không đồng nhất (SD = 0,15–0,21). Cả năm tổng quan đều thiếu: (i) bao phủ đầy đủ châu Á và Thái Bình Dương; (ii) kiểm định đồng thời phi tuyến và điều tiết đa tầng; (iii) phân tách TCI và DAI; (iv) bao gồm quốc đảo nhỏ Thái Bình Dương; (v) dữ liệu sau 2020. Chuyên đề này lấp đầy tất cả năm khoảng trống với pool 88.869 doanh nghiệp (50 nền, gồm Nhật Bản) và khung CDCM.</w:t>
       </w:r>
     </w:p>
     <w:p>
@@ -2373,20 +2453,20 @@
     <w:tbl>
       <w:tblPr>
         <w:tblStyle w:val="Table"/>
-        <w:tblW w:type="auto" w:w="0"/>
+        <w:tblW w:type="pct" w:w="5000"/>
         <w:tblLook w:firstRow="1" w:lastRow="0" w:firstColumn="0" w:lastColumn="0" w:noHBand="0" w:noVBand="0" w:val="0020"/>
         <w:jc w:val="start"/>
       </w:tblPr>
       <w:tblGrid>
-        <w:gridCol w:w="880"/>
-        <w:gridCol w:w="880"/>
-        <w:gridCol w:w="880"/>
-        <w:gridCol w:w="880"/>
-        <w:gridCol w:w="880"/>
-        <w:gridCol w:w="880"/>
-        <w:gridCol w:w="880"/>
-        <w:gridCol w:w="880"/>
-        <w:gridCol w:w="880"/>
+        <w:gridCol w:w="630"/>
+        <w:gridCol w:w="1260"/>
+        <w:gridCol w:w="450"/>
+        <w:gridCol w:w="450"/>
+        <w:gridCol w:w="1170"/>
+        <w:gridCol w:w="1530"/>
+        <w:gridCol w:w="900"/>
+        <w:gridCol w:w="990"/>
+        <w:gridCol w:w="540"/>
       </w:tblGrid>
       <w:tr>
         <w:trPr>
@@ -2620,7 +2700,7 @@
               <w:jc w:val="left"/>
             </w:pPr>
             <w:r>
-              <w:t xml:space="preserve">Kirca et al. (2012)</w:t>
+              <w:t xml:space="preserve">Kirca et al. (2012)</w:t>
             </w:r>
           </w:p>
         </w:tc>
@@ -2730,7 +2810,7 @@
               <w:jc w:val="left"/>
             </w:pPr>
             <w:r>
-              <w:t xml:space="preserve">Marano et al. (2016)</w:t>
+              <w:t xml:space="preserve">Marano et al. (2016)</w:t>
             </w:r>
           </w:p>
         </w:tc>
@@ -3010,7 +3090,7 @@
               <w:jc w:val="left"/>
             </w:pPr>
             <w:r>
-              <w:t xml:space="preserve">✓</w:t>
+              <w:t xml:space="preserve">Có</w:t>
             </w:r>
           </w:p>
         </w:tc>
@@ -3317,7 +3397,49 @@
           <w:iCs/>
           <w:i/>
         </w:rPr>
-        <w:t xml:space="preserve">Ghi chú: ✓ = kiểm định chính thức hoặc đóng góp lý thuyết rõ ràng; Partial = đề cập nhưng không phải trọng tâm; ✗ = không bao gồm; – = không áp dụng. FIP = Forced Internationalization Penalty. TCI và DAI được phân tách theo tiêu chí CDCM; P2 JFAR không kiểm định CDCM (pre-framework) nhưng cung cấp bằng chứng phi tuyến cubic tiền thân.</w:t>
+        <w:t xml:space="preserve">Ghi chú:</w:t>
+      </w:r>
+      <w:r>
+        <w:rPr>
+          <w:iCs/>
+          <w:i/>
+        </w:rPr>
+        <w:t xml:space="preserve"> </w:t>
+      </w:r>
+      <w:r>
+        <w:rPr>
+          <w:iCs/>
+          <w:i/>
+        </w:rPr>
+        <w:t xml:space="preserve">“</w:t>
+      </w:r>
+      <w:r>
+        <w:rPr>
+          <w:iCs/>
+          <w:i/>
+        </w:rPr>
+        <w:t xml:space="preserve">Có</w:t>
+      </w:r>
+      <w:r>
+        <w:rPr>
+          <w:iCs/>
+          <w:i/>
+        </w:rPr>
+        <w:t xml:space="preserve">”</w:t>
+      </w:r>
+      <w:r>
+        <w:rPr>
+          <w:iCs/>
+          <w:i/>
+        </w:rPr>
+        <w:t xml:space="preserve"> </w:t>
+      </w:r>
+      <w:r>
+        <w:rPr>
+          <w:iCs/>
+          <w:i/>
+        </w:rPr>
+        <w:t xml:space="preserve">= kiểm định chính thức hoặc đóng góp lý thuyết rõ ràng; Partial = đề cập nhưng không phải trọng tâm; ✗ = không bao gồm; – = không áp dụng. FIP = Forced Internationalization Penalty. TCI và DAI được phân tách theo tiêu chí CDCM; P2 JFAR không kiểm định CDCM (pre-framework) nhưng cung cấp bằng chứng phi tuyến cubic tiền thân.</w:t>
       </w:r>
     </w:p>
     <w:bookmarkEnd w:id="35"/>
@@ -3335,7 +3457,7 @@
         <w:pStyle w:val="FirstParagraph"/>
       </w:pPr>
       <w:r>
-        <w:t xml:space="preserve">P3 Việt Nam (Đỗ &amp; Phan, 2026, JABS under review): Phân tích 2.958 doanh nghiệp WBES ba sóng (2009, 2015, 2023) xác nhận chữ U ngược trong cả ba sóng với kiểm định Lind–Mehlum p &lt; 0,001 (tổng hợp). Điểm uốn: 46,2% (2009), 39,3% (2015), 41,6% (2023), 39,7% (tổng hợp). P3 phân tách H1 thành hai mệnh đề: bước nhảy từ không xuất khẩu sang xuất khẩu là biên năng suất chính; trong mẫu chỉ gồm doanh nghiệp xuất khẩu, đường cong gần phẳng. TCI (b8+e6) dương bền vững (β = 0,179 tổng hợp, p &lt; 0,001); biến công cụ cho TCI nhân quả (β = 1,639, F bậc một = 22,1). DAI phụ thuộc giai đoạn — dương năm 2009 (β = 0,175), null năm 2015, có tương tác âm năm 2023 (FSTS_c×DAI_z = −0,912, p = 0,043); biến công cụ cho DAI null (β = 0,018, p = 0,942, F bậc một = 34,6) — phụ thuộc chọn lựa, không nhân quả.</w:t>
+        <w:t xml:space="preserve">P3 Việt Nam (Đỗ &amp; Phan, 2026, JABS đang phản biện): Phân tích 2.958 doanh nghiệp WBES ba sóng (2009, 2015, 2023) xác nhận chữ U ngược trong cả ba sóng với kiểm định Lind–Mehlum p &lt; 0,001 (tổng hợp). Điểm uốn: 46,2% (2009), 39,3% (2015), 41,6% (2023), 39,7% (tổng hợp). P3 phân tách H1 thành hai mệnh đề: bước nhảy từ không xuất khẩu sang xuất khẩu là biên năng suất chính; trong mẫu chỉ gồm doanh nghiệp xuất khẩu, đường cong gần phẳng. TCI (b8+e6) dương bền vững (β = 0,179 tổng hợp, p &lt; 0,001); biến công cụ cho TCI nhân quả (β = 1,639, F bậc một = 22,1). DAI phụ thuộc giai đoạn, dương năm 2009 (β = 0,175), null năm 2015, có tương tác âm năm 2023 (FSTS_c×DAI_z = −0,912, p = 0,043); biến công cụ cho DAI null (β = 0,018, p = 0,942, F bậc một = 34,6), phụ thuộc chọn lựa, không nhân quả.</w:t>
       </w:r>
     </w:p>
     <w:p>
@@ -3355,15 +3477,15 @@
         <w:pStyle w:val="BodyText"/>
       </w:pPr>
       <w:r>
-        <w:t xml:space="preserve">P4 Singapore (Mar, Đỗ &amp; Phan, 2026, MIR under review): Phân tích 623 doanh nghiệp WBES 2023. Trong nền kinh tế số bão hòa, đường cong I→P chủ yếu dương — điểm uốn hàm ý ở FSTS khoảng 88,6% (vùng thưa dữ liệu; kiểm định Lind–Mehlum p = 0,303). DAI×FSTS² = +3,119 (p = 0,005) — DAI là nguồn lực mở rộng tình huống, chỉ phát huy ở FSTS cao nơi nhu cầu điều phối xuyên biên giới dày đặc. TCI dương trực tiếp (β = 0,153).</w:t>
-      </w:r>
-    </w:p>
-    <w:p>
-      <w:pPr>
-        <w:pStyle w:val="BodyText"/>
-      </w:pPr>
-      <w:r>
-        <w:t xml:space="preserve">P5 Trung Quốc (Đỗ &amp; Phan, 2026, IJOEM under review): Phân tích 4.559 doanh nghiệp WBES hai sóng (2012, 2024). Chữ U ngược bền vững cấu trúc — điểm uốn 49,4% (2012), 47,2% (2024), kiểm định Paternoster cho hệ số FSTS² không có sự khác biệt đáng kể (p = 0,545). TCI tăng cường theo thời gian (+0,260 → +0,426, Paternoster p = 0,011).</w:t>
+        <w:t xml:space="preserve">P4 Singapore (Mar, Đỗ &amp; Phan, 2026, MIR đang phản biện): Phân tích 623 doanh nghiệp WBES 2023. Trong nền kinh tế số bão hòa, đường cong I–P chủ yếu dương, điểm uốn hàm ý ở FSTS khoảng 88,6% (vùng thưa dữ liệu; kiểm định Lind–Mehlum p = 0,303). DAI×FSTS² = +3,119 (p = 0,005), DAI là nguồn lực mở rộng tình huống, chỉ phát huy ở FSTS cao nơi nhu cầu điều phối xuyên biên giới dày đặc. TCI dương trực tiếp (β = 0,153).</w:t>
+      </w:r>
+    </w:p>
+    <w:p>
+      <w:pPr>
+        <w:pStyle w:val="BodyText"/>
+      </w:pPr>
+      <w:r>
+        <w:t xml:space="preserve">P5 Trung Quốc (Đỗ &amp; Phan, 2026, IJOEM đang phản biện): Phân tích 4.559 doanh nghiệp WBES hai sóng (2012, 2024). Chữ U ngược bền vững cấu trúc, điểm uốn 49,4% (2012), 47,2% (2024), kiểm định Paternoster cho hệ số FSTS² không có sự khác biệt đáng kể (p = 0,545). TCI tăng cường theo thời gian (+0,260 sang +0,426, Paternoster p = 0,011).</w:t>
       </w:r>
     </w:p>
     <w:p>
@@ -3377,16 +3499,16 @@
     <w:tbl>
       <w:tblPr>
         <w:tblStyle w:val="Table"/>
-        <w:tblW w:type="auto" w:w="0"/>
+        <w:tblW w:type="pct" w:w="5000"/>
         <w:tblLook w:firstRow="1" w:lastRow="0" w:firstColumn="0" w:lastColumn="0" w:noHBand="0" w:noVBand="0" w:val="0020"/>
         <w:jc w:val="start"/>
       </w:tblPr>
       <w:tblGrid>
-        <w:gridCol w:w="1584"/>
-        <w:gridCol w:w="1584"/>
-        <w:gridCol w:w="1584"/>
-        <w:gridCol w:w="1584"/>
-        <w:gridCol w:w="1584"/>
+        <w:gridCol w:w="513"/>
+        <w:gridCol w:w="2273"/>
+        <w:gridCol w:w="1613"/>
+        <w:gridCol w:w="1613"/>
+        <w:gridCol w:w="1906"/>
       </w:tblGrid>
       <w:tr>
         <w:trPr>
@@ -3907,7 +4029,7 @@
           <w:iCs/>
           <w:i/>
         </w:rPr>
-        <w:t xml:space="preserve">Ghi chú: P2 (Đỗ &amp; Phan, 2026 — JFAR) là bản thảo tiền thân đã công bố, tìm thấy bậc ba (cubic nonlinearity) trong mẫu SMEs Trung Quốc — bằng chứng quan trọng cho dạng S-curve trong H1. P2 không kiểm định CDCM, được đưa vào đây để làm rõ sự tiến hóa phương pháp từ P2 sang P5.</w:t>
+        <w:t xml:space="preserve">Ghi chú: P2 (Đỗ &amp; Phan, 2026, JFAR) là bản thảo tiền thân đã công bố, tìm thấy bậc ba (cubic nonlinearity) trong mẫu SMEs Trung Quốc, bằng chứng quan trọng cho dạng S-curve trong H1. P2 không kiểm định CDCM, được đưa vào đây để làm rõ sự tiến hóa phương pháp từ P2 sang P5.</w:t>
       </w:r>
     </w:p>
     <w:p>
@@ -3920,7 +4042,7 @@
     </w:p>
     <w:bookmarkEnd w:id="36"/>
     <w:bookmarkEnd w:id="37"/>
-    <w:bookmarkStart w:id="44" w:name="X6db6454cb7343cf63bbff81acf66665d04ccf29"/>
+    <w:bookmarkStart w:id="44" w:name="khung-lý-thuyết-tích-hợp-4-tầng"/>
     <w:p>
       <w:pPr>
         <w:pStyle w:val="Heading4"/>
@@ -3929,13 +4051,13 @@
         <w:t xml:space="preserve">2.3.2 Khung lý thuyết tích hợp 4 tầng</w:t>
       </w:r>
     </w:p>
-    <w:bookmarkStart w:id="38" w:name="tầng-1--lý-thuyết-quốc-tế-hóa-uppsala"/>
+    <w:bookmarkStart w:id="38" w:name="tầng-1-lý-thuyết-quốc-tế-hóa-uppsala"/>
     <w:p>
       <w:pPr>
         <w:pStyle w:val="Heading5"/>
       </w:pPr>
       <w:r>
-        <w:t xml:space="preserve">Tầng 1 — Lý thuyết quốc tế hóa Uppsala</w:t>
+        <w:t xml:space="preserve">Tầng 1: Lý thuyết quốc tế hóa Uppsala</w:t>
       </w:r>
     </w:p>
     <w:p>
@@ -3971,13 +4093,13 @@
       </w:r>
     </w:p>
     <w:bookmarkEnd w:id="38"/>
-    <w:bookmarkStart w:id="39" w:name="X8ece2e3529c502524817b2cb789dbe4387643af"/>
+    <w:bookmarkStart w:id="39" w:name="X2c85e26e6ba3228bf003793c40503d5a193d2b2"/>
     <w:p>
       <w:pPr>
         <w:pStyle w:val="Heading5"/>
       </w:pPr>
       <w:r>
-        <w:t xml:space="preserve">Tầng 2 — Lý thuyết doanh nghiệp dựa trên nguồn lực (RBV)</w:t>
+        <w:t xml:space="preserve">Tầng 2: Lý thuyết doanh nghiệp dựa trên nguồn lực (RBV)</w:t>
       </w:r>
     </w:p>
     <w:p>
@@ -3993,33 +4115,33 @@
         <w:pStyle w:val="BodyText"/>
       </w:pPr>
       <w:r>
-        <w:t xml:space="preserve">Teece, Pisano và Shuen (1997) phát triển khái niệm năng lực động — khả năng tích hợp, xây dựng, và tái cấu trúc nguồn lực để thích ứng với môi trường thay đổi. Trong bối cảnh quốc tế hóa, năng lực động đặc biệt quan trọng để hấp thụ tri thức từ thị trường nước ngoài và tái phân bổ nguồn lực qua các thị trường.</w:t>
-      </w:r>
-    </w:p>
-    <w:p>
-      <w:pPr>
-        <w:pStyle w:val="BodyText"/>
-      </w:pPr>
-      <w:r>
-        <w:t xml:space="preserve">Cohen và Levinthal (1990) đề xuất khái niệm năng lực hấp thụ — khả năng doanh nghiệp nhận diện, đồng hóa, và áp dụng kiến thức bên ngoài. Doanh nghiệp có R&amp;D nội tại cao có năng lực hấp thụ cao và do đó hấp thụ tri thức từ quốc tế hóa hiệu quả hơn.</w:t>
-      </w:r>
-    </w:p>
-    <w:p>
-      <w:pPr>
-        <w:pStyle w:val="BodyText"/>
-      </w:pPr>
-      <w:r>
-        <w:t xml:space="preserve">Vai trò trong mô hình đề xuất: RBV cung cấp lý thuyết cho H2 (TCI điều tiết tích cực). Doanh nghiệp có năng lực công nghệ (R&amp;D, ISO, máy nhập khẩu) cao hấp thụ lợi ích quốc tế hóa tốt hơn. TCI là biến điều tiết cấp doanh nghiệp. Bằng chứng P3 Việt Nam (TCI trực tiếp β = 0,179, nhân quả từ IV) và P5 Trung Quốc (TCI tăng cường +0,260 → +0,426) ủng hộ TCI là nguồn lực VRIN bền vững.</w:t>
+        <w:t xml:space="preserve">Teece, Pisano và Shuen (1997) phát triển khái niệm năng lực động, khả năng tích hợp, xây dựng, và tái cấu trúc nguồn lực để thích ứng với môi trường thay đổi. Trong bối cảnh quốc tế hóa, năng lực động đặc biệt quan trọng để hấp thụ tri thức từ thị trường nước ngoài và tái phân bổ nguồn lực qua các thị trường.</w:t>
+      </w:r>
+    </w:p>
+    <w:p>
+      <w:pPr>
+        <w:pStyle w:val="BodyText"/>
+      </w:pPr>
+      <w:r>
+        <w:t xml:space="preserve">Cohen và Levinthal (1990) đề xuất khái niệm năng lực hấp thụ, khả năng doanh nghiệp nhận diện, đồng hóa, và áp dụng kiến thức bên ngoài. Doanh nghiệp có R&amp;D nội tại cao có năng lực hấp thụ cao và do đó hấp thụ tri thức từ quốc tế hóa hiệu quả hơn.</w:t>
+      </w:r>
+    </w:p>
+    <w:p>
+      <w:pPr>
+        <w:pStyle w:val="BodyText"/>
+      </w:pPr>
+      <w:r>
+        <w:t xml:space="preserve">Vai trò trong mô hình đề xuất: RBV cung cấp lý thuyết cho H2 (TCI điều tiết tích cực). Doanh nghiệp có năng lực công nghệ (R&amp;D, ISO, máy nhập khẩu) cao hấp thụ lợi ích quốc tế hóa tốt hơn. TCI là biến điều tiết cấp doanh nghiệp. Bằng chứng P3 Việt Nam (TCI trực tiếp β = 0,179, nhân quả từ IV) và P5 Trung Quốc (TCI tăng cường +0,260 sang +0,426) ủng hộ TCI là nguồn lực VRIN bền vững.</w:t>
       </w:r>
     </w:p>
     <w:bookmarkEnd w:id="39"/>
-    <w:bookmarkStart w:id="40" w:name="Xdfac8a2b424ed4182e1112636d8214b6ae10bd4"/>
+    <w:bookmarkStart w:id="40" w:name="Xec688ca77214a2d5de44d607882fad31cddc4c4"/>
     <w:p>
       <w:pPr>
         <w:pStyle w:val="Heading5"/>
       </w:pPr>
       <w:r>
-        <w:t xml:space="preserve">Tầng 3 — Lý thuyết thể chế (Institutional Theory)</w:t>
+        <w:t xml:space="preserve">Tầng 3: Lý thuyết thể chế (Institutional Theory)</w:t>
       </w:r>
     </w:p>
     <w:p>
@@ -4027,23 +4149,23 @@
         <w:pStyle w:val="FirstParagraph"/>
       </w:pPr>
       <w:r>
-        <w:t xml:space="preserve">North (1990) định nghĩa thể chế là các quy tắc của trò chơi — chính thức (luật pháp, hợp đồng, quyền sở hữu) và phi chính thức (chuẩn mực, văn hóa, mạng lưới) — quy định chi phí giao dịch và rủi ro kinh doanh. Kim, Kumar, Ramalho và Russell (2026) bổ sung khung đo lường năng lực thể chế (institutional capacity) theo hai chiều: chiều tổ chức (nhân sự, nguồn lực tài chính, hệ thống thông tin, quản lý) và chiều quản trị (minh bạch, độc lập, trách nhiệm giải trình). Nghiên cứu đa quốc gia này xác nhận mối tương quan dương vững chắc giữa năng lực thể chế và phát triển kinh tế, cung cấp nền tảng thực nghiệm cho phân loại sáu nhóm ICRV theo năng lực và nguồn lực thể chế được sử dụng trong mô hình đề xuất.</w:t>
-      </w:r>
-    </w:p>
-    <w:p>
-      <w:pPr>
-        <w:pStyle w:val="BodyText"/>
-      </w:pPr>
-      <w:r>
-        <w:t xml:space="preserve">Khanna và Palepu (2010) áp dụng lý thuyết thể chế cho thị trường mới nổi, đề xuất khái niệm khoảng trống thể chế — các thiếu hụt trong hệ thống thể chế (thiếu thị trường vốn phát triển, thiếu hệ thống tư pháp hiệu quả, thiếu chuẩn kế toán minh bạch). Doanh nghiệp ở thị trường mới nổi phải xây dựng giải pháp nội bộ để bù đắp.</w:t>
-      </w:r>
-    </w:p>
-    <w:p>
-      <w:pPr>
-        <w:pStyle w:val="BodyText"/>
-      </w:pPr>
-      <w:r>
-        <w:t xml:space="preserve">Peng (2003) và Peng, Wang, Jiang (2008) đề xuất cặp chiến lược ba chân — chiến lược doanh nghiệp được hình thành bởi ba lực: ngành, nguồn lực, và thể chế. Trong các nền kinh tế đang nổi và cận biên, vai trò của thể chế đặc biệt nổi bật.</w:t>
+        <w:t xml:space="preserve">North (1990) định nghĩa thể chế là các quy tắc của trò chơi, chính thức (luật pháp, hợp đồng, quyền sở hữu) và phi chính thức (chuẩn mực, văn hóa, mạng lưới), quy định chi phí giao dịch và rủi ro kinh doanh. Kim, Kumar, Ramalho và Russell (2026) bổ sung khung đo lường năng lực thể chế (institutional capacity) theo hai chiều: chiều tổ chức (nhân sự, nguồn lực tài chính, hệ thống thông tin, quản lý) và chiều quản trị (minh bạch, độc lập, trách nhiệm giải trình). Nghiên cứu đa quốc gia này xác nhận mối tương quan dương vững chắc giữa năng lực thể chế và phát triển kinh tế, cung cấp nền tảng thực nghiệm cho phân loại sáu nhóm ICRV theo năng lực và nguồn lực thể chế được sử dụng trong mô hình đề xuất.</w:t>
+      </w:r>
+    </w:p>
+    <w:p>
+      <w:pPr>
+        <w:pStyle w:val="BodyText"/>
+      </w:pPr>
+      <w:r>
+        <w:t xml:space="preserve">Khanna và Palepu (2010) áp dụng lý thuyết thể chế cho thị trường mới nổi, đề xuất khái niệm khoảng trống thể chế, các thiếu hụt trong hệ thống thể chế (thiếu thị trường vốn phát triển, thiếu hệ thống tư pháp hiệu quả, thiếu chuẩn kế toán minh bạch). Doanh nghiệp ở thị trường mới nổi phải xây dựng giải pháp nội bộ để bù đắp.</w:t>
+      </w:r>
+    </w:p>
+    <w:p>
+      <w:pPr>
+        <w:pStyle w:val="BodyText"/>
+      </w:pPr>
+      <w:r>
+        <w:t xml:space="preserve">Peng (2003) và Peng, Wang, Jiang (2008) đề xuất cặp chiến lược ba chân, chiến lược doanh nghiệp được hình thành bởi ba lực: ngành, nguồn lực, và thể chế. Trong các nền kinh tế đang nổi và cận biên, vai trò của thể chế đặc biệt nổi bật.</w:t>
       </w:r>
     </w:p>
     <w:p>
@@ -4055,13 +4177,13 @@
       </w:r>
     </w:p>
     <w:bookmarkEnd w:id="40"/>
-    <w:bookmarkStart w:id="41" w:name="tầng-4--lý-thuyết-upper-echelons"/>
+    <w:bookmarkStart w:id="41" w:name="tầng-4-lý-thuyết-upper-echelons"/>
     <w:p>
       <w:pPr>
         <w:pStyle w:val="Heading5"/>
       </w:pPr>
       <w:r>
-        <w:t xml:space="preserve">Tầng 4 — Lý thuyết Upper Echelons</w:t>
+        <w:t xml:space="preserve">Tầng 4: Lý thuyết Upper Echelons</w:t>
       </w:r>
     </w:p>
     <w:p>
@@ -4111,39 +4233,39 @@
         <w:pStyle w:val="BodyText"/>
       </w:pPr>
       <w:r>
-        <w:t xml:space="preserve">Verhoef và cộng sự (2021) đề xuất phân biệt rõ giữa hai loại năng lực: năng lực công nghệ nội tại (TCI) gồm R&amp;D doanh nghiệp, đổi mới sản phẩm, chứng nhận chất lượng ISO, bằng sáng chế — đo lường bằng đầu vào và đầu ra của hoạt động đổi mới (Tier 3–4); và áp dụng số nền tảng (DAI) gồm sử dụng hạ tầng số cơ bản (website, e-commerce, e-payment) — đo lường bằng Tier 1–2.</w:t>
-      </w:r>
-    </w:p>
-    <w:p>
-      <w:pPr>
-        <w:pStyle w:val="BodyText"/>
-      </w:pPr>
-      <w:r>
-        <w:t xml:space="preserve">Stallkamp và Schotter (2021) chứng minh rằng nền tảng số cho phép doanh nghiệp nhỏ ở thị trường mới nổi quốc tế hóa với chi phí gần bằng zero — thay đổi căn bản logic Uppsala.</w:t>
-      </w:r>
-    </w:p>
-    <w:p>
-      <w:pPr>
-        <w:pStyle w:val="BodyText"/>
-      </w:pPr>
-      <w:r>
-        <w:t xml:space="preserve">CDCM — Mô hình Áp dụng số và Năng lực phụ thuộc bối cảnh — được phát hiện qua phân tích đa mẫu trong Chuyên đề Tiến sĩ số 1 cho thấy tác động của DAI lên hiệu quả không đồng nhất mà phụ thuộc đồng thời vào ba chiều ngữ cảnh.</w:t>
-      </w:r>
-    </w:p>
-    <w:p>
-      <w:pPr>
-        <w:pStyle w:val="BodyText"/>
-      </w:pPr>
-      <w:r>
-        <w:t xml:space="preserve">Chiều thứ nhất là chế độ thể chế (ICRV): ở Nhóm I nơi Tier 1–2 đã bão hòa, DAI không tạo phần thưởng đồng nhất mà chỉ phát huy qua kênh phụ thuộc xuất khẩu (nghịch lý bão hòa số — P4 Singapore). Ở Nhóm IV, DAI dương nhưng phụ thuộc giai đoạn và chịu thiên lệch chọn lựa (P3 Việt Nam).</w:t>
-      </w:r>
-    </w:p>
-    <w:p>
-      <w:pPr>
-        <w:pStyle w:val="BodyText"/>
-      </w:pPr>
-      <w:r>
-        <w:t xml:space="preserve">Chiều thứ hai là mức độ quốc tế hóa (FSTS): DAI là nguồn lực mở rộng tình huống — hiệu quả hơn ở FSTS cao nơi nhu cầu điều phối xuyên biên giới dày đặc (P4 Singapore: DAI×FSTS² = +3,119, p = 0,005).</w:t>
+        <w:t xml:space="preserve">Verhoef và cộng sự (2021) đề xuất phân biệt rõ giữa hai loại năng lực: năng lực công nghệ nội tại (TCI) gồm R&amp;D doanh nghiệp, đổi mới sản phẩm, chứng nhận chất lượng ISO, bằng sáng chế, đo lường bằng đầu vào và đầu ra của hoạt động đổi mới (Tier 3–4); và áp dụng số nền tảng (DAI) gồm sử dụng hạ tầng số cơ bản (website, e-commerce, e-payment), đo lường bằng Tier 1–2.</w:t>
+      </w:r>
+    </w:p>
+    <w:p>
+      <w:pPr>
+        <w:pStyle w:val="BodyText"/>
+      </w:pPr>
+      <w:r>
+        <w:t xml:space="preserve">Stallkamp và Schotter (2021) chứng minh rằng nền tảng số cho phép doanh nghiệp nhỏ ở thị trường mới nổi quốc tế hóa với chi phí gần bằng zero, thay đổi căn bản logic Uppsala.</w:t>
+      </w:r>
+    </w:p>
+    <w:p>
+      <w:pPr>
+        <w:pStyle w:val="BodyText"/>
+      </w:pPr>
+      <w:r>
+        <w:t xml:space="preserve">CDCM, Mô hình Áp dụng số và Năng lực phụ thuộc bối cảnh, được phát hiện qua phân tích đa mẫu trong Chuyên đề Tiến sĩ số 1 cho thấy tác động của DAI lên hiệu quả không đồng nhất mà phụ thuộc đồng thời vào ba chiều ngữ cảnh.</w:t>
+      </w:r>
+    </w:p>
+    <w:p>
+      <w:pPr>
+        <w:pStyle w:val="BodyText"/>
+      </w:pPr>
+      <w:r>
+        <w:t xml:space="preserve">Chiều thứ nhất là chế độ thể chế (ICRV): ở Nhóm I nơi Tier 1–2 đã bão hòa, DAI không tạo phần thưởng đồng nhất mà chỉ phát huy qua kênh phụ thuộc xuất khẩu (nghịch lý bão hòa số, P4 Singapore). Ở Nhóm IV, DAI dương nhưng phụ thuộc giai đoạn và chịu thiên lệch chọn lựa (P3 Việt Nam).</w:t>
+      </w:r>
+    </w:p>
+    <w:p>
+      <w:pPr>
+        <w:pStyle w:val="BodyText"/>
+      </w:pPr>
+      <w:r>
+        <w:t xml:space="preserve">Chiều thứ hai là mức độ quốc tế hóa (FSTS): DAI là nguồn lực mở rộng tình huống, hiệu quả hơn ở FSTS cao nơi nhu cầu điều phối xuyên biên giới dày đặc (P4 Singapore: DAI×FSTS² = +3,119, p = 0,005).</w:t>
       </w:r>
     </w:p>
     <w:p>
@@ -4159,7 +4281,7 @@
         <w:pStyle w:val="BodyText"/>
       </w:pPr>
       <w:r>
-        <w:t xml:space="preserve">Yang, Zhao và Wei (2025) tổng hợp bằng chứng từ Trung Quốc, Ấn Độ, Việt Nam cho thấy năng lực số là biến điều tiết mạnh nhất cho quan hệ I→P trong giai đoạn 2018 trở đi, nhưng chỉ khi phân tách đúng cấp độ năng lực.</w:t>
+        <w:t xml:space="preserve">Yang, Zhao và Wei (2025) tổng hợp bằng chứng từ Trung Quốc, Ấn Độ, Việt Nam cho thấy năng lực số là biến điều tiết mạnh nhất cho quan hệ I–P trong giai đoạn 2018 trở đi, nhưng chỉ khi phân tách đúng cấp độ năng lực.</w:t>
       </w:r>
     </w:p>
     <w:bookmarkEnd w:id="42"/>
@@ -4177,13 +4299,13 @@
         <w:pStyle w:val="FirstParagraph"/>
       </w:pPr>
       <w:r>
-        <w:t xml:space="preserve">Bảng 2.1. Mỗi tầng lý thuyết — câu hỏi phụ — biến số — giả thuyết — bằng chứng neo đậu.</w:t>
+        <w:t xml:space="preserve">Bảng 2.1. Mỗi tầng lý thuyết, câu hỏi phụ, biến số, giả thuyết, bằng chứng neo đậu.</w:t>
       </w:r>
     </w:p>
     <w:tbl>
       <w:tblPr>
         <w:tblStyle w:val="Table"/>
-        <w:tblW w:type="auto" w:w="0"/>
+        <w:tblW w:type="pct" w:w="5000"/>
         <w:tblLook w:firstRow="1" w:lastRow="0" w:firstColumn="0" w:lastColumn="0" w:noHBand="0" w:noVBand="0" w:val="0020"/>
         <w:jc w:val="start"/>
       </w:tblPr>
@@ -4722,7 +4844,7 @@
         <w:pStyle w:val="BodyText"/>
       </w:pPr>
       <w:r>
-        <w:t xml:space="preserve">Lập luận tích hợp: quốc tế hóa là quyết định chiến lược theo logic Uppsala (tầng 1); kết quả phụ thuộc nguồn lực doanh nghiệp — TCI (RBV/Lall, 1992) đóng vai trò nâng mặt bằng nhân quả; được hỗ trợ bởi hạ tầng số có điều kiện — DAI (Foundational Digital Adoption Framework/Verhoef et al., 2021) là nguồn lực mở rộng tình huống theo CDCM; phản ánh đặc điểm nhà quản trị (Upper Echelons/Hambrick &amp; Mason, 1984); bị khuôn khổ bởi thể chế nội địa (Institutional Theory/North, 1990) — gradient ICRV 6 nhóm với gánh nặng tắt buộc ở quốc đảo nhỏ; và thay đổi theo bối cảnh thời gian — thiết kế ba giai đoạn.</w:t>
+        <w:t xml:space="preserve">Lập luận tích hợp: quốc tế hóa là quyết định chiến lược theo logic Uppsala (tầng 1); kết quả phụ thuộc nguồn lực doanh nghiệp, TCI (RBV/Lall, 1992) đóng vai trò nâng mặt bằng nhân quả; được hỗ trợ bởi hạ tầng số có điều kiện, DAI (Foundational Digital Adoption Framework/Verhoef et al., 2021) là nguồn lực mở rộng tình huống theo CDCM; phản ánh đặc điểm nhà quản trị (Upper Echelons/Hambrick &amp; Mason, 1984); bị khuôn khổ bởi thể chế nội địa (Institutional Theory/North, 1990), gradient ICRV 6 nhóm với gánh nặng bắt buộc ở quốc đảo nhỏ; và thay đổi theo bối cảnh thời gian, thiết kế ba giai đoạn.</w:t>
       </w:r>
     </w:p>
     <w:p>
@@ -4735,7 +4857,7 @@
     </w:p>
     <w:bookmarkEnd w:id="43"/>
     <w:bookmarkEnd w:id="44"/>
-    <w:bookmarkStart w:id="54" w:name="X52ec1cc6dbd47f936660533e43094c590c9cc4f"/>
+    <w:bookmarkStart w:id="54" w:name="X544ac3c1efd6eca36fd2a6dd76d3c4cb20b85eb"/>
     <w:p>
       <w:pPr>
         <w:pStyle w:val="Heading4"/>
@@ -4749,7 +4871,7 @@
         <w:pStyle w:val="FirstParagraph"/>
       </w:pPr>
       <w:r>
-        <w:t xml:space="preserve">Khung khái niệm được xây dựng theo quy trình năm bước (Whetten, 1989; Dubin, 1978): (1) xác định khoảng trống lý thuyết; (2) lựa chọn và biện minh lý thuyết nền; (3) phát triển giả thuyết có cơ chế nhân quả rõ ràng; (4) thiết kế sơ đồ trực quan nhất quán với hệ giả thuyết; (5) kiểm tra tính đồng nhất giữa mô hình, giả thuyết và chiến lược thực nghiệm. Mô hình kết hợp năm tầng lý thuyết — Uppsala Model, Resource-Based View, Institutional Theory, Upper Echelons Theory và Foundational Digital Adoption Framework — vào một cấu trúc nhân quả kiểm định được, nhận diện rõ vai trò của từng biến:</w:t>
+        <w:t xml:space="preserve">Khung khái niệm được xây dựng theo quy trình năm bước (Whetten, 1989; Dubin, 1978): (1) xác định khoảng trống lý thuyết; (2) lựa chọn và biện minh lý thuyết nền; (3) phát triển giả thuyết có cơ chế nhân quả rõ ràng; (4) thiết kế sơ đồ trực quan nhất quán với hệ giả thuyết; (5) kiểm tra tính đồng nhất giữa mô hình, giả thuyết và chiến lược thực nghiệm. Mô hình kết hợp năm tầng lý thuyết, Uppsala Model, Resource-Based View, Institutional Theory, Upper Echelons Theory và Foundational Digital Adoption Framework, vào một cấu trúc nhân quả kiểm định được, nhận diện rõ vai trò của từng biến:</w:t>
       </w:r>
       <w:r>
         <w:t xml:space="preserve"> </w:t>
@@ -4816,18 +4938,18 @@
         <w:t xml:space="preserve">(quy mô, tuổi, sở hữu nước ngoài, sector FE, country FE, year FE).</w:t>
       </w:r>
     </w:p>
-    <w:bookmarkStart w:id="48" w:name="Xdc5423e7a0a0b2d3707e5b67f7523984c238683"/>
+    <w:bookmarkStart w:id="48" w:name="X554d9a38aa5071c54dd41cf832555f814bf88a4"/>
     <w:p>
       <w:pPr>
         <w:pStyle w:val="Heading5"/>
       </w:pPr>
       <w:r>
-        <w:t xml:space="preserve">Hình 2.1 — Khung khái niệm tích hợp (tổng quan)</w:t>
-      </w:r>
-    </w:p>
-    <w:p>
-      <w:pPr>
-        <w:pStyle w:val="FirstParagraph"/>
+        <w:t xml:space="preserve">Hình 2.1: Khung khái niệm tích hợp (tổng quan)</w:t>
+      </w:r>
+    </w:p>
+    <w:p>
+      <w:pPr>
+        <w:pStyle w:val="CaptionedFigure"/>
       </w:pPr>
       <w:r>
         <w:drawing>
@@ -4874,6 +4996,14 @@
     </w:p>
     <w:p>
       <w:pPr>
+        <w:pStyle w:val="ImageCaption"/>
+      </w:pPr>
+      <w:r>
+        <w:t xml:space="preserve">Hình 2.1: Khung khái niệm tích hợp CĐ2</w:t>
+      </w:r>
+    </w:p>
+    <w:p>
+      <w:pPr>
         <w:pStyle w:val="BodyText"/>
       </w:pPr>
       <w:r>
@@ -4895,22 +5025,22 @@
         <w:pStyle w:val="BodyText"/>
       </w:pPr>
       <w:r>
-        <w:t xml:space="preserve">Mũi tên liền nét biểu thị tác động trực tiếp (H1: quan hệ phi tuyến I→P). Mũi tên đứt nét biểu thị tác động điều tiết. H1–H6 tương ứng với các giả thuyết phát triển trong §2.3.4. Biến phụ thuộc (ln(Labour Productivity)) được xác định duy nhất ở cực phải. Biến độc lập (FSTS, FSTS²_c, FSTS³_c) ở cực trái. Năm nhóm biến điều tiết phân theo hai cấp: cấp doanh nghiệp (TCI — H2, DAI — H3, đặc điểm nhà quản trị — H4a–H4c) và cấp quốc gia (ICRV regime — H5, giai đoạn thời gian — H6). Biến kiểm soát (ln(emp), firm_age, foreign_own, sector/country/year FE) được đưa vào mô hình thực nghiệm nhưng không hiển thị trong sơ đồ để đơn giản hóa trình bày. Mỗi tầng lý thuyết cung cấp cơ chế nhân quả riêng biệt: Uppsala giải thích đường cong I→P; RBV biện minh cho H2; Foundational Digital Adoption Framework (CDCM) biện minh cho H3; Upper Echelons biện minh cho H4; Institutional Theory biện minh cho H5. Bằng chứng neo đậu từ P3 Việt Nam, P4 Singapore và P5 Trung Quốc xác nhận tính khả nghiệm trước khi áp dụng cho toàn pool 101.185 doanh nghiệp.</w:t>
+        <w:t xml:space="preserve">Mũi tên liền nét biểu thị tác động trực tiếp (H1: quan hệ phi tuyến I–P). Mũi tên đứt nét biểu thị tác động điều tiết. H1–H6 tương ứng với các giả thuyết phát triển trong §2.3.4. Biến phụ thuộc (ln(Labour Productivity)) được xác định duy nhất ở cực phải. Biến độc lập (FSTS, FSTS²_c, FSTS³_c) ở cực trái. Năm nhóm biến điều tiết phân theo hai cấp: cấp doanh nghiệp (TCI, H2, DAI, H3, đặc điểm nhà quản trị, H4a–H4c) và cấp quốc gia (ICRV regime, H5, giai đoạn thời gian, H6). Biến kiểm soát (ln(emp), firm_age, foreign_own, sector/country/year FE) được đưa vào mô hình thực nghiệm nhưng không hiển thị trong sơ đồ để đơn giản hóa trình bày. Mỗi tầng lý thuyết cung cấp cơ chế nhân quả riêng biệt: Uppsala giải thích đường cong I–P; RBV biện minh cho H2; Foundational Digital Adoption Framework (CDCM) biện minh cho H3; Upper Echelons biện minh cho H4; Institutional Theory biện minh cho H5. Bằng chứng neo đậu từ P3 Việt Nam, P4 Singapore và P5 Trung Quốc xác nhận tính khả nghiệm trước khi áp dụng cho toàn pool 88.869 doanh nghiệp (50 nền, gồm Nhật Bản).</w:t>
       </w:r>
     </w:p>
     <w:bookmarkEnd w:id="48"/>
-    <w:bookmarkStart w:id="52" w:name="hình-22--cơ-chế-cdcm-chi-tiết"/>
+    <w:bookmarkStart w:id="52" w:name="hình-2.2-cơ-chế-cdcm-chi-tiết"/>
     <w:p>
       <w:pPr>
         <w:pStyle w:val="Heading5"/>
       </w:pPr>
       <w:r>
-        <w:t xml:space="preserve">Hình 2.2 — Cơ chế CDCM chi tiết</w:t>
-      </w:r>
-    </w:p>
-    <w:p>
-      <w:pPr>
-        <w:pStyle w:val="FirstParagraph"/>
+        <w:t xml:space="preserve">Hình 2.2: Cơ chế CDCM chi tiết</w:t>
+      </w:r>
+    </w:p>
+    <w:p>
+      <w:pPr>
+        <w:pStyle w:val="CaptionedFigure"/>
       </w:pPr>
       <w:r>
         <w:drawing>
@@ -4957,6 +5087,14 @@
     </w:p>
     <w:p>
       <w:pPr>
+        <w:pStyle w:val="ImageCaption"/>
+      </w:pPr>
+      <w:r>
+        <w:t xml:space="preserve">Hình 2.2: Cơ chế CDCM theo ba nhóm ICRV</w:t>
+      </w:r>
+    </w:p>
+    <w:p>
+      <w:pPr>
         <w:pStyle w:val="BodyText"/>
       </w:pPr>
       <w:r>
@@ -4970,7 +5108,7 @@
         <w:t xml:space="preserve"> </w:t>
       </w:r>
       <w:r>
-        <w:t xml:space="preserve">Cơ chế Context-Contingent Digital-and-Capability Model (CDCM) theo ba nhóm ICRV đại diện.</w:t>
+        <w:t xml:space="preserve">Cơ chế Country–Digital–Capability Moderation (CDCM) theo ba nhóm ICRV đại diện.</w:t>
       </w:r>
     </w:p>
     <w:p>
@@ -4994,17 +5132,53 @@
         <w:t xml:space="preserve"> </w:t>
       </w:r>
       <w:r>
-        <w:t xml:space="preserve">(context-contingent resource) — vai trò của DAI trong quan hệ I→P thay đổi theo regime thể chế và mức bão hòa số của nền kinh tế. Nhóm I (Singapore — Advanced I, bão hòa số cao): DAI Tier-1+2 vận hành như nguồn lực khuếch đại tình huống — tác động chỉ xuất hiện khi cường độ xuất khẩu đạt ngưỡng cao (FSTS²×DAI = +3,119; P4). Nhóm IV (Việt Nam — Lower_mid_transition, bão hòa số thấp; Nhóm IV trong cả hệ 5 nhóm P6 lẫn hệ 6 nhóm CD2): DAI Tier-1 là ràng buộc đo lường; tác động dương theo OLS nhưng biến mất sau hiệu chỉnh nội sinh biến công cụ (β = 0,018, p = 0,942; P3). Nhóm III (Trung Quốc — Upper-Middle/Emerging transition, bão hòa số trung bình): DAI Tier-1 phổ biến &gt;60% — mất khả năng phân biệt, giữ như biến kiểm soát không phải biến điều tiết (P5). Cơ chế này giải thích tại sao kết quả "DAI null" và "DAI dương" đều nhất quán với lý thuyết CDCM — khác nhau ở điều kiện bối cảnh, không mâu thuẫn về lý thuyết nền tảng.</w:t>
+        <w:t xml:space="preserve">(context-contingent resource), vai trò của DAI trong quan hệ I–P thay đổi theo regime thể chế và mức bão hòa số của nền kinh tế. Nhóm I (Singapore, Advanced I, bão hòa số cao): DAI Tier-1+2 vận hành như nguồn lực khuếch đại tình huống, tác động chỉ xuất hiện khi cường độ xuất khẩu đạt ngưỡng cao (FSTS²×DAI = +3,119; P4). Nhóm IV (Việt Nam, Lower_mid_transition, bão hòa số thấp; Nhóm IV trong cả hệ 5 nhóm P6 lẫn hệ 6 nhóm CD2): DAI Tier-1 là ràng buộc đo lường; tác động dương theo OLS nhưng biến mất sau hiệu chỉnh nội sinh biến công cụ (β = 0,018, p = 0,942; P3). Nhóm III (Trung Quốc, Upper-Middle/Emerging transition, bão hòa số trung bình): DAI Tier-1 phổ biến &gt;60%, mất khả năng phân biệt, giữ như biến kiểm soát không phải biến điều tiết (P5). Cơ chế này giải thích tại sao kết quả</w:t>
+      </w:r>
+      <w:r>
+        <w:t xml:space="preserve"> </w:t>
+      </w:r>
+      <w:r>
+        <w:t xml:space="preserve">“</w:t>
+      </w:r>
+      <w:r>
+        <w:t xml:space="preserve">DAI null</w:t>
+      </w:r>
+      <w:r>
+        <w:t xml:space="preserve">”</w:t>
+      </w:r>
+      <w:r>
+        <w:t xml:space="preserve"> </w:t>
+      </w:r>
+      <w:r>
+        <w:t xml:space="preserve">và</w:t>
+      </w:r>
+      <w:r>
+        <w:t xml:space="preserve"> </w:t>
+      </w:r>
+      <w:r>
+        <w:t xml:space="preserve">“</w:t>
+      </w:r>
+      <w:r>
+        <w:t xml:space="preserve">DAI dương</w:t>
+      </w:r>
+      <w:r>
+        <w:t xml:space="preserve">”</w:t>
+      </w:r>
+      <w:r>
+        <w:t xml:space="preserve"> </w:t>
+      </w:r>
+      <w:r>
+        <w:t xml:space="preserve">đều nhất quán với lý thuyết CDCM, khác nhau ở điều kiện bối cảnh, không mâu thuẫn về lý thuyết nền tảng.</w:t>
       </w:r>
     </w:p>
     <w:bookmarkEnd w:id="52"/>
-    <w:bookmarkStart w:id="53" w:name="bảng-24--mapping-biến-đầy-đủ"/>
+    <w:bookmarkStart w:id="53" w:name="bảng-2.4-mapping-biến-đầy-đủ"/>
     <w:p>
       <w:pPr>
         <w:pStyle w:val="Heading5"/>
       </w:pPr>
       <w:r>
-        <w:t xml:space="preserve">Bảng 2.4 — Mapping biến đầy đủ</w:t>
+        <w:t xml:space="preserve">Bảng 2.4: Mapping biến đầy đủ</w:t>
       </w:r>
     </w:p>
     <w:p>
@@ -5012,23 +5186,23 @@
         <w:pStyle w:val="FirstParagraph"/>
       </w:pPr>
       <w:r>
-        <w:t xml:space="preserve">Bảng 2.4. Mapping biến đầy đủ: khái niệm lý thuyết — biến WBES — kỳ vọng dấu — giả thuyết.</w:t>
+        <w:t xml:space="preserve">Bảng 2.4. Mapping biến đầy đủ: khái niệm lý thuyết, biến WBES, kỳ vọng dấu, giả thuyết.</w:t>
       </w:r>
     </w:p>
     <w:tbl>
       <w:tblPr>
         <w:tblStyle w:val="Table"/>
-        <w:tblW w:type="auto" w:w="0"/>
+        <w:tblW w:type="pct" w:w="5000"/>
         <w:tblLook w:firstRow="1" w:lastRow="0" w:firstColumn="0" w:lastColumn="0" w:noHBand="0" w:noVBand="0" w:val="0020"/>
         <w:jc w:val="start"/>
       </w:tblPr>
       <w:tblGrid>
-        <w:gridCol w:w="1320"/>
-        <w:gridCol w:w="1320"/>
-        <w:gridCol w:w="1320"/>
-        <w:gridCol w:w="1320"/>
-        <w:gridCol w:w="1320"/>
-        <w:gridCol w:w="1320"/>
+        <w:gridCol w:w="819"/>
+        <w:gridCol w:w="1502"/>
+        <w:gridCol w:w="1228"/>
+        <w:gridCol w:w="1502"/>
+        <w:gridCol w:w="1228"/>
+        <w:gridCol w:w="1638"/>
       </w:tblGrid>
       <w:tr>
         <w:trPr>
@@ -5682,7 +5856,7 @@
               <w:jc w:val="left"/>
             </w:pPr>
             <w:r>
-              <w:t xml:space="preserve">β &gt; 0 (Nhóm I); null (Nhóm IV, IV)</w:t>
+              <w:t xml:space="preserve">β &gt; 0 (Nhóm I); null (Nhóm III, IV)</w:t>
             </w:r>
           </w:p>
         </w:tc>
@@ -6302,7 +6476,7 @@
     </w:p>
     <w:bookmarkEnd w:id="53"/>
     <w:bookmarkEnd w:id="54"/>
-    <w:bookmarkStart w:id="63" w:name="X06e1038a517412390e729f6b4e28e81b8d64800"/>
+    <w:bookmarkStart w:id="63" w:name="hệ-giả-thuyết-nghiên-cứu-h1h6"/>
     <w:p>
       <w:pPr>
         <w:pStyle w:val="Heading4"/>
@@ -6337,13 +6511,13 @@
       </w:r>
     </w:p>
     <w:bookmarkEnd w:id="55"/>
-    <w:bookmarkStart w:id="56" w:name="h1--phi-tuyến-trong-quan-hệ-ip"/>
+    <w:bookmarkStart w:id="56" w:name="h1-phi-tuyến-trong-quan-hệ-ip"/>
     <w:p>
       <w:pPr>
         <w:pStyle w:val="Heading5"/>
       </w:pPr>
       <w:r>
-        <w:t xml:space="preserve">H1 — Phi tuyến trong quan hệ I→P</w:t>
+        <w:t xml:space="preserve">H1: Phi tuyến trong quan hệ I–P</w:t>
       </w:r>
     </w:p>
     <w:p>
@@ -6359,49 +6533,78 @@
         <w:pStyle w:val="BodyText"/>
       </w:pPr>
       <w:r>
-        <w:t xml:space="preserve">Điểm uốn khác nhau theo chế độ: Nhóm I có điểm uốn cao (~85%) do hạ tầng số giảm chi phí điều phối; Nhóm IV có điểm uốn trung bình (39–46%); Nhóm III có điểm uốn trung bình–cao (47–49%). Nhóm VI có pattern gánh nặng tắt buộc — không có chữ U ngược điển hình.</w:t>
-      </w:r>
-    </w:p>
-    <w:p>
-      <w:pPr>
-        <w:pStyle w:val="BodyText"/>
-      </w:pPr>
-      <w:r>
-        <w:t xml:space="preserve">Bằng chứng neo đậu: P3 Việt Nam (Nhóm IV): Lind–Mehlum p &lt; 0,001 (tổng hợp), điểm uốn 39–46%. P5 Trung Quốc (Nhóm III): Lind–Mehlum xác nhận hai sóng, điểm uốn 47–49%. P4 Singapore (Nhóm I): Lind–Mehlum p = 0,303 — chủ yếu dương, điểm uốn ~88,6% (gần trần).</w:t>
-      </w:r>
-    </w:p>
-    <w:p>
-      <w:pPr>
-        <w:pStyle w:val="BodyText"/>
-      </w:pPr>
-      <w:r>
-        <w:t xml:space="preserve">H1: Quan hệ giữa cường độ quốc tế hóa (FSTS) và hiệu quả doanh nghiệp (ln LP) có dạng phi tuyến, với β₁(FSTS) &gt; 0 và β₂(FSTS²) &lt; 0, phản ánh chữ U ngược ở phần lớn các chế độ ICRV. Điểm uốn dịch chuyển theo gradient ICRV: cao nhất ở Nhóm I, thấp nhất ở Nhóm IV, với Nhóm VI có pattern gánh nặng tắt buộc.</w:t>
-      </w:r>
-    </w:p>
-    <w:p>
-      <w:pPr>
-        <w:pStyle w:val="BodyText"/>
-      </w:pPr>
-      <w:r>
-        <w:t xml:space="preserve">H1a (biên tham gia): Bước chuyển từ không xuất khẩu (FSTS = 0) sang xuất khẩu (FSTS &gt; 0) tạo ra mức tăng năng suất lao động đáng kể và dương — tác động tham gia thị trường xuất khẩu là động lực chính của hiệu ứng I→P.</w:t>
-      </w:r>
-    </w:p>
-    <w:p>
-      <w:pPr>
-        <w:pStyle w:val="BodyText"/>
-      </w:pPr>
-      <w:r>
-        <w:t xml:space="preserve">H1b (biên cường độ — gần phẳng): Trong mẫu chỉ gồm doanh nghiệp xuất khẩu, đường cong I→P gần phẳng — tức là sau khi đã xuất khẩu, việc tăng cường độ tiếp theo không tạo thêm nhiều lợi ích năng suất nếu không có TCI và DAI đủ mạnh.</w:t>
+        <w:t xml:space="preserve">Điểm uốn và chính sự tồn tại của chữ U ngược khác nhau theo chế độ thể chế: trên khung 50 nền, chữ U ngược định hình rõ nét và tin cậy nhất ở Nhóm IV (điểm uốn 43,0%, trùng các ước lượng đơn quốc gia Việt Nam 39–46% và Ấn Độ 40,7%); ở Nhóm I đường cong duỗi thẳng gần tuyến tính dương (điểm uốn ngoài miền dữ liệu, trùng Singapore); ở Nhóm V quan hệ mất ý nghĩa thống kê và Nhóm VI không có chữ U ngược (~50–55%). Nhóm VI có pattern gánh nặng bắt buộc, không có chữ U ngược điển hình. Lưu ý: P4 Singapore (TP ~88,6%) là ngoại lệ đơn quốc gia với LM p = 0,303 (không có ý nghĩa), không đại diện cho mẫu Nhóm I trong P7.</w:t>
+      </w:r>
+    </w:p>
+    <w:p>
+      <w:pPr>
+        <w:pStyle w:val="BodyText"/>
+      </w:pPr>
+      <w:r>
+        <w:t xml:space="preserve">Bằng chứng neo đậu: P3 Việt Nam (Nhóm IV): Lind–Mehlum p &lt; 0,001 (tổng hợp), điểm uốn 39–46%. P5 Trung Quốc (Nhóm III): Lind–Mehlum xác nhận hai sóng, điểm uốn 47–49%. P4 Singapore (Nhóm I): Lind–Mehlum p = 0,303, chủ yếu dương, điểm uốn ~88,6% (gần trần).</w:t>
+      </w:r>
+    </w:p>
+    <w:p>
+      <w:pPr>
+        <w:pStyle w:val="BodyText"/>
+      </w:pPr>
+      <w:r>
+        <w:t xml:space="preserve">H1: Quan hệ giữa cường độ quốc tế hóa (FSTS) và hiệu quả doanh nghiệp (ln LP) có dạng phi tuyến, với β₁(FSTS) &gt; 0 và β₂(FSTS²) &lt; 0, phản ánh chữ U ngược ở phần lớn các chế độ ICRV. Điểm uốn</w:t>
+      </w:r>
+      <w:r>
+        <w:t xml:space="preserve"> </w:t>
+      </w:r>
+      <w:r>
+        <w:rPr>
+          <w:bCs/>
+          <w:b/>
+        </w:rPr>
+        <w:t xml:space="preserve">giảm</w:t>
+      </w:r>
+      <w:r>
+        <w:t xml:space="preserve"> </w:t>
+      </w:r>
+      <w:r>
+        <w:t xml:space="preserve">theo gradient ICRV:</w:t>
+      </w:r>
+      <w:r>
+        <w:t xml:space="preserve"> </w:t>
+      </w:r>
+      <w:r>
+        <w:rPr>
+          <w:bCs/>
+          <w:b/>
+        </w:rPr>
+        <w:t xml:space="preserve">thấp nhất ở Nhóm I (~28%)</w:t>
+      </w:r>
+      <w:r>
+        <w:t xml:space="preserve">, tăng dần qua Nhóm III (~47–49%) sang Nhóm IV (~39–46%) sang Nhóm V (~50–55%), với Nhóm VI có pattern gánh nặng bắt buộc (không có điểm uốn). Thể chế càng mạnh, doanh nghiệp đạt đỉnh hiệu suất xuất khẩu ở mức cường độ thấp hơn.</w:t>
+      </w:r>
+    </w:p>
+    <w:p>
+      <w:pPr>
+        <w:pStyle w:val="BodyText"/>
+      </w:pPr>
+      <w:r>
+        <w:t xml:space="preserve">H1a (biên tham gia): Bước chuyển từ không xuất khẩu (FSTS = 0) sang xuất khẩu (FSTS &gt; 0) tạo ra mức tăng năng suất lao động đáng kể và dương, tác động tham gia thị trường xuất khẩu là động lực chính của hiệu ứng I–P.</w:t>
+      </w:r>
+    </w:p>
+    <w:p>
+      <w:pPr>
+        <w:pStyle w:val="BodyText"/>
+      </w:pPr>
+      <w:r>
+        <w:t xml:space="preserve">H1b (biên cường độ, gần phẳng): Trong mẫu chỉ gồm doanh nghiệp xuất khẩu, đường cong I–P gần phẳng, tức là sau khi đã xuất khẩu, việc tăng cường độ tiếp theo không tạo thêm nhiều lợi ích năng suất nếu không có TCI và DAI đủ mạnh.</w:t>
       </w:r>
     </w:p>
     <w:bookmarkEnd w:id="56"/>
-    <w:bookmarkStart w:id="57" w:name="h2--tci-điều-tiết-tích-cực-nâng-mặt-bằng"/>
+    <w:bookmarkStart w:id="57" w:name="h2-tci-điều-tiết-tích-cực-nâng-mặt-bằng"/>
     <w:p>
       <w:pPr>
         <w:pStyle w:val="Heading5"/>
       </w:pPr>
       <w:r>
-        <w:t xml:space="preserve">H2 — TCI điều tiết tích cực (nâng mặt bằng)</w:t>
+        <w:t xml:space="preserve">H2: TCI điều tiết tích cực (nâng mặt bằng)</w:t>
       </w:r>
     </w:p>
     <w:p>
@@ -6409,33 +6612,33 @@
         <w:pStyle w:val="FirstParagraph"/>
       </w:pPr>
       <w:r>
-        <w:t xml:space="preserve">Cơ sở lý thuyết: RBV (Barney, 1991) cho rằng nguồn lực VRIN tạo lợi thế cạnh tranh bền vững. TCI — năng lực công nghệ nội tại — là nguồn lực VRIN theo Lall (1992) và tích lũy năng lực hấp thụ theo Cohen và Levinthal (1990). Doanh nghiệp có TCI cao: hấp thụ tri thức từ thị trường nước ngoài hiệu quả hơn; có công nghệ sản xuất tiên tiến hơn — năng suất cao hơn ở mọi mức FSTS; và có thể duy trì hiệu quả ở FSTS cao hơn. Cơ chế chính là nâng mặt bằng (level-shift) — nâng toàn bộ đường cong LP, không nhất thiết thay đổi vị trí điểm uốn.</w:t>
-      </w:r>
-    </w:p>
-    <w:p>
-      <w:pPr>
-        <w:pStyle w:val="BodyText"/>
-      </w:pPr>
-      <w:r>
-        <w:t xml:space="preserve">Bằng chứng neo đậu: P3 Việt Nam: β(TCI) = 0,179 (p &lt; 0,001) bền vững 3 sóng; biến công cụ cho β(TCI) = 1,639 (p &lt; 0,001, F bậc một = 22,1) — TCI là nhân quả. P5 Trung Quốc: β_z(TCI) tăng từ +0,260 (2012) → +0,426 (2024), Paternoster z = −2,55 (p = 0,011) — TCI nâng mặt bằng tăng cường theo thời gian. P4 Singapore: β(TCI) = +0,153 (p &lt; 0,01), không điều tiết độ cong — TCI là nâng mặt bằng thuần túy trong Nhóm I.</w:t>
-      </w:r>
-    </w:p>
-    <w:p>
-      <w:pPr>
-        <w:pStyle w:val="BodyText"/>
-      </w:pPr>
-      <w:r>
-        <w:t xml:space="preserve">H2: Technological Capability Index (TCI) có mối quan hệ dương trực tiếp với hiệu quả doanh nghiệp (β(TCI) &gt; 0) và nâng mặt bằng ln(LP) của toàn bộ đường cong I→P (hiệu ứng nâng mặt bằng). Tác động điều tiết của TCI lên độ cong của đường cong là câu hỏi thực nghiệm mở và được kiểm định như H2 khám phá trong M3.</w:t>
+        <w:t xml:space="preserve">Cơ sở lý thuyết: RBV (Barney, 1991) cho rằng nguồn lực VRIN tạo lợi thế cạnh tranh bền vững. TCI, năng lực công nghệ nội tại, là nguồn lực VRIN theo Lall (1992) và tích lũy năng lực hấp thụ theo Cohen và Levinthal (1990). Doanh nghiệp có TCI cao: hấp thụ tri thức từ thị trường nước ngoài hiệu quả hơn; có công nghệ sản xuất tiên tiến hơn, năng suất cao hơn ở mọi mức FSTS; và có thể duy trì hiệu quả ở FSTS cao hơn. Cơ chế chính là nâng mặt bằng (level-shift), nâng toàn bộ đường cong LP, không nhất thiết thay đổi vị trí điểm uốn.</w:t>
+      </w:r>
+    </w:p>
+    <w:p>
+      <w:pPr>
+        <w:pStyle w:val="BodyText"/>
+      </w:pPr>
+      <w:r>
+        <w:t xml:space="preserve">Bằng chứng neo đậu: P3 Việt Nam: β(TCI) = 0,179 (p &lt; 0,001) bền vững 3 sóng; biến công cụ cho β(TCI) = 1,639 (p &lt; 0,001, F bậc một = 22,1), TCI là nhân quả. P5 Trung Quốc: β_z(TCI) tăng từ +0,260 (2012) sang +0,426 (2024), Paternoster z = −2,55 (p = 0,011), TCI nâng mặt bằng tăng cường theo thời gian. P4 Singapore: β(TCI) = +0,153 (p &lt; 0,01), không điều tiết độ cong, TCI là nâng mặt bằng thuần túy trong Nhóm I.</w:t>
+      </w:r>
+    </w:p>
+    <w:p>
+      <w:pPr>
+        <w:pStyle w:val="BodyText"/>
+      </w:pPr>
+      <w:r>
+        <w:t xml:space="preserve">H2: Technological Capability Index (TCI) có mối quan hệ dương trực tiếp với hiệu quả doanh nghiệp (β(TCI) &gt; 0) và nâng mặt bằng ln(LP) của toàn bộ đường cong I–P (hiệu ứng nâng mặt bằng). Tác động điều tiết của TCI lên độ cong của đường cong là câu hỏi thực nghiệm mở và được kiểm định như H2 khám phá trong M3.</w:t>
       </w:r>
     </w:p>
     <w:bookmarkEnd w:id="57"/>
-    <w:bookmarkStart w:id="58" w:name="X0516cda47fb7e119b35b670f6b14c3b43dbbdc7"/>
+    <w:bookmarkStart w:id="58" w:name="X1c9c953fc89a4348f4f643e69b0c33ec6bd1f9d"/>
     <w:p>
       <w:pPr>
         <w:pStyle w:val="Heading5"/>
       </w:pPr>
       <w:r>
-        <w:t xml:space="preserve">H3a–H3b — DAI điều tiết phụ thuộc chế độ thể chế (CDCM)</w:t>
+        <w:t xml:space="preserve">H3a–H3b: DAI điều tiết phụ thuộc chế độ thể chế (CDCM)</w:t>
       </w:r>
     </w:p>
     <w:p>
@@ -6459,31 +6662,31 @@
         <w:pStyle w:val="BodyText"/>
       </w:pPr>
       <w:r>
-        <w:t xml:space="preserve">Bằng chứng neo đậu: P4 Singapore: FSTS²×DAI = +3,119 (p = 0,005) — DAI mở rộng tình huống có điều kiện. P3 Việt Nam: biến công cụ null β = 0,018 (p = 0,942) — OLS dương = phụ thuộc chọn lựa, không nhân quả. P5 Trung Quốc: không điều tiết độ cong.</w:t>
-      </w:r>
-    </w:p>
-    <w:p>
-      <w:pPr>
-        <w:pStyle w:val="BodyText"/>
-      </w:pPr>
-      <w:r>
-        <w:t xml:space="preserve">Bảng 2.6. CDCM — Dự đoán tác động DAI theo 3 chiều ngữ cảnh.</w:t>
+        <w:t xml:space="preserve">Bằng chứng neo đậu: P4 Singapore: FSTS²×DAI = +3,119 (p = 0,005), DAI mở rộng tình huống có điều kiện. P3 Việt Nam: biến công cụ null β = 0,018 (p = 0,942), OLS dương = phụ thuộc chọn lựa, không nhân quả. P5 Trung Quốc: không điều tiết độ cong.</w:t>
+      </w:r>
+    </w:p>
+    <w:p>
+      <w:pPr>
+        <w:pStyle w:val="BodyText"/>
+      </w:pPr>
+      <w:r>
+        <w:t xml:space="preserve">Bảng 2.6. CDCM, Dự đoán tác động DAI theo 3 chiều ngữ cảnh.</w:t>
       </w:r>
     </w:p>
     <w:tbl>
       <w:tblPr>
         <w:tblStyle w:val="Table"/>
-        <w:tblW w:type="auto" w:w="0"/>
+        <w:tblW w:type="pct" w:w="5000"/>
         <w:tblLook w:firstRow="1" w:lastRow="0" w:firstColumn="0" w:lastColumn="0" w:noHBand="0" w:noVBand="0" w:val="0020"/>
         <w:jc w:val="start"/>
       </w:tblPr>
       <w:tblGrid>
-        <w:gridCol w:w="1320"/>
-        <w:gridCol w:w="1320"/>
-        <w:gridCol w:w="1320"/>
-        <w:gridCol w:w="1320"/>
-        <w:gridCol w:w="1320"/>
-        <w:gridCol w:w="1320"/>
+        <w:gridCol w:w="1627"/>
+        <w:gridCol w:w="1084"/>
+        <w:gridCol w:w="1193"/>
+        <w:gridCol w:w="976"/>
+        <w:gridCol w:w="2169"/>
+        <w:gridCol w:w="867"/>
       </w:tblGrid>
       <w:tr>
         <w:trPr>
@@ -6793,7 +6996,7 @@
               <w:jc w:val="left"/>
             </w:pPr>
             <w:r>
-              <w:t xml:space="preserve">Nhóm V (Cận biên)</w:t>
+              <w:t xml:space="preserve">Nhóm V (Đang nổi)</w:t>
             </w:r>
           </w:p>
         </w:tc>
@@ -6879,7 +7082,7 @@
               <w:jc w:val="left"/>
             </w:pPr>
             <w:r>
-              <w:t xml:space="preserve">Cao do tắt buộc (&gt;40%)</w:t>
+              <w:t xml:space="preserve">Cao do bắt buộc (&gt;40%)</w:t>
             </w:r>
           </w:p>
         </w:tc>
@@ -6903,7 +7106,7 @@
               <w:jc w:val="left"/>
             </w:pPr>
             <w:r>
-              <w:t xml:space="preserve">Gánh nặng tắt buộc trội</w:t>
+              <w:t xml:space="preserve">Gánh nặng bắt buộc trội</w:t>
             </w:r>
           </w:p>
         </w:tc>
@@ -6927,7 +7130,7 @@
               <w:jc w:val="left"/>
             </w:pPr>
             <w:r>
-              <w:t xml:space="preserve">I→P gánh nặng tắt buộc che lấp tín hiệu DAI</w:t>
+              <w:t xml:space="preserve">I→P gánh nặng bắt buộc che lấp tín hiệu DAI</w:t>
             </w:r>
           </w:p>
         </w:tc>
@@ -6954,7 +7157,7 @@
         <w:t xml:space="preserve"> </w:t>
       </w:r>
       <w:r>
-        <w:t xml:space="preserve">trong quan hệ I→P. DAI không hoạt động như một phần thưởng năng suất đồng nhất mà như một nguồn lực mở rộng tình huống theo CDCM, với hướng và cường độ khác nhau rõ ràng giữa Emerging/Frontier và Advanced. Hai sub-hypothesis phân biệt dấu kỳ vọng:</w:t>
+        <w:t xml:space="preserve">trong quan hệ I–P. DAI không hoạt động như một phần thưởng năng suất đồng nhất mà như một nguồn lực mở rộng tình huống theo CDCM, với hướng và cường độ khác nhau rõ ràng giữa Emerging/Frontier và Advanced. Hai sub-hypothesis phân biệt dấu kỳ vọng:</w:t>
       </w:r>
     </w:p>
     <w:p>
@@ -6972,7 +7175,7 @@
         <w:t xml:space="preserve"> </w:t>
       </w:r>
       <w:r>
-        <w:t xml:space="preserve">(Emerging và Frontier — Nhóm III–V): Trong các nền kinh tế đang nổi và cận biên, DAI điều tiết tích cực quan hệ FSTS → ln(LP): β(FSTS×DAI) &gt; 0 và/hoặc β(FSTS²×DAI) &gt; 0. Cơ chế: DAI giảm khoảng cách tâm lý, mở rộng tiếp cận thị trường ảo, và tăng năng lực điều phối ở những bối cảnh mà website presence vẫn là tín hiệu phân biệt (chưa bão hòa).</w:t>
+        <w:t xml:space="preserve">(các nền đang nổi và chuyển đổi, Nhóm III–V): Trong các nền kinh tế này, DAI điều tiết tích cực quan hệ FSTS sang ln(LP): β(FSTS×DAI) &gt; 0 và/hoặc β(FSTS²×DAI) &gt; 0 trong ước lượng OLS. Cơ chế: DAI giảm khoảng cách tâm lý, mở rộng tiếp cận thị trường ảo, và tăng năng lực điều phối ở những bối cảnh mà website presence vẫn là tín hiệu phân biệt (chưa bão hòa). Tuy nhiên, kiểm định bằng biến công cụ tại Nhóm IV (Việt Nam) cho kết quả null (β = 0,018; p = 0,942), OLS dương phản ánh phụ thuộc chọn lựa, không nhân quả. H3a do đó là giả thuyết có điều kiện, cần kiểm định nhân quả để xác nhận.</w:t>
       </w:r>
     </w:p>
     <w:p>
@@ -6990,25 +7193,25 @@
         <w:t xml:space="preserve"> </w:t>
       </w:r>
       <w:r>
-        <w:t xml:space="preserve">(Advanced — Nhóm I–II): Trong các nền kinh tế tiên tiến, tác động trực tiếp không điều kiện của DAI lên ln(LP) có thể null hoặc âm do bão hòa số và single-component measurement (chỉ website binary — Tier-1 proxy — không phản ánh đầy đủ năng lực số). Tuy nhiên, tác động điều tiết điều kiện β(FSTS²×DAI) vẫn dương ở mức FSTS cao nơi nhu cầu điều phối xuyên biên giới cao (bằng chứng neo đậu: P4 Singapore β(FSTS²×DAI) = +3,119, p = 0,005).</w:t>
-      </w:r>
-    </w:p>
-    <w:p>
-      <w:pPr>
-        <w:pStyle w:val="BodyText"/>
-      </w:pPr>
-      <w:r>
-        <w:t xml:space="preserve">TCI và DAI là hai cấu trúc phân biệt và không thể thay thế nhau trong cả hai sub-hypothesis (CDCM distinctiveness hypothesis — H3c: β(TCI) ≠ β(DAI) và hai cấu trúc thỏa mãn tiêu chí discriminant validity).</w:t>
+        <w:t xml:space="preserve">(Advanced, Nhóm I–II): Trong các nền kinh tế tiên tiến, tác động trực tiếp không điều kiện của DAI lên ln(LP) có thể null hoặc âm do bão hòa số và single-component measurement (chỉ website binary, Tier-1 proxy, không phản ánh đầy đủ năng lực số). Tuy nhiên, tác động điều tiết điều kiện β(FSTS²×DAI) vẫn dương ở mức FSTS cao nơi nhu cầu điều phối xuyên biên giới cao (bằng chứng neo đậu: P4 Singapore β(FSTS²×DAI) = +3,119, p = 0,005).</w:t>
+      </w:r>
+    </w:p>
+    <w:p>
+      <w:pPr>
+        <w:pStyle w:val="BodyText"/>
+      </w:pPr>
+      <w:r>
+        <w:t xml:space="preserve">TCI và DAI là hai cấu trúc phân biệt và không thể thay thế nhau trong cả hai sub-hypothesis (CDCM distinctiveness hypothesis, H3c: β(TCI) ≠ β(DAI) và hai cấu trúc thỏa mãn tiêu chí discriminant validity).</w:t>
       </w:r>
     </w:p>
     <w:bookmarkEnd w:id="58"/>
-    <w:bookmarkStart w:id="59" w:name="h4ah4c--đặc-điểm-nhà-quản-trị-điều-tiết"/>
+    <w:bookmarkStart w:id="59" w:name="h4ah4c-đặc-điểm-nhà-quản-trị-điều-tiết"/>
     <w:p>
       <w:pPr>
         <w:pStyle w:val="Heading5"/>
       </w:pPr>
       <w:r>
-        <w:t xml:space="preserve">H4a–H4c — Đặc điểm nhà quản trị điều tiết</w:t>
+        <w:t xml:space="preserve">H4a–H4c: Đặc điểm nhà quản trị điều tiết</w:t>
       </w:r>
     </w:p>
     <w:p>
@@ -7016,7 +7219,7 @@
         <w:pStyle w:val="FirstParagraph"/>
       </w:pPr>
       <w:r>
-        <w:t xml:space="preserve">Cơ sở lý thuyết: Upper Echelons Theory (Hambrick &amp; Mason, 1984; Hambrick, 2007) cho rằng quyết định chiến lược phản ánh đặc điểm nhân khẩu học của nhà quản trị cấp cao — bao gồm kinh nghiệm, học vấn, và giới tính. Cơ chế điều tiết hoạt động qua hai kênh: chất lượng quyết định (tránh quốc tế hóa sớm ở FSTS thấp) và năng lực điều phối (quản lý phức tạp đa thị trường ở FSTS cao). Trong bối cảnh WBES, ba biến đại diện có sẵn: số năm kinh nghiệm quản lý (b5), trình độ học vấn (b7a), và giới tính nhà quản trị cấp cao (b7).</w:t>
+        <w:t xml:space="preserve">Cơ sở lý thuyết: Upper Echelons Theory (Hambrick &amp; Mason, 1984; Hambrick, 2007) cho rằng quyết định chiến lược phản ánh đặc điểm nhân khẩu học của nhà quản trị cấp cao, bao gồm kinh nghiệm, học vấn, và giới tính. Cơ chế điều tiết hoạt động qua hai kênh: chất lượng quyết định (tránh quốc tế hóa sớm ở FSTS thấp) và năng lực điều phối (quản lý phức tạp đa thị trường ở FSTS cao). Trong bối cảnh WBES, ba biến đại diện có sẵn: số năm kinh nghiệm quản lý (b5), trình độ học vấn (b7a), và giới tính nhà quản trị cấp cao (b7).</w:t>
       </w:r>
     </w:p>
     <w:p>
@@ -7039,7 +7242,7 @@
         <w:t xml:space="preserve">H4a</w:t>
       </w:r>
       <w:r>
-        <w:t xml:space="preserve">: Kinh nghiệm quản lý tổng thể điều tiết tích cực quan hệ FSTS → ln(LP): β(FSTS×exp_manager) &gt; 0. Nhà quản trị nhiều kinh nghiệm chuyển hóa quốc tế hóa thành hiệu quả tốt hơn thông qua khả năng nhận diện cơ hội thị trường và tránh bẫy tăng trưởng quá mức (δ_exp &gt; 0).</w:t>
+        <w:t xml:space="preserve">: Kinh nghiệm quản lý tổng thể điều tiết tích cực quan hệ FSTS sang ln(LP): β(FSTS×exp_manager) &gt; 0. Nhà quản trị nhiều kinh nghiệm chuyển hóa quốc tế hóa thành hiệu quả tốt hơn thông qua khả năng nhận diện cơ hội thị trường và tránh bẫy tăng trưởng quá mức (δ_exp &gt; 0).</w:t>
       </w:r>
     </w:p>
     <w:p>
@@ -7054,7 +7257,7 @@
         <w:t xml:space="preserve">H4b</w:t>
       </w:r>
       <w:r>
-        <w:t xml:space="preserve">: Học vấn nhà quản trị — đại diện cho năng lực nhận thức và khả năng tiếp thu kinh nghiệm quốc tế — điều tiết tích cực quan hệ FSTS → ln(LP): β(FSTS×educ_manager) &gt; 0. Nhà quản trị học vấn cao có khung nhận thức rộng hơn để xử lý sự phức tạp thông tin trong quản lý đa thị trường (δ_educ &gt; 0). Lưu ý: WBES (b7a) không đo trực tiếp kinh nghiệm quốc tế; học vấn được dùng như biến đại diện cho năng lực tư duy vượt biên giới (cognitive international readiness).</w:t>
+        <w:t xml:space="preserve">: Học vấn nhà quản trị, đại diện cho năng lực nhận thức và khả năng tiếp thu kinh nghiệm quốc tế, điều tiết tích cực quan hệ FSTS sang ln(LP): β(FSTS×educ_manager) &gt; 0. Nhà quản trị học vấn cao có khung nhận thức rộng hơn để xử lý sự phức tạp thông tin trong quản lý đa thị trường (δ_educ &gt; 0). Lưu ý: WBES (b7a) không đo trực tiếp kinh nghiệm quốc tế; học vấn được dùng như biến đại diện cho năng lực tư duy vượt biên giới (cognitive international readiness).</w:t>
       </w:r>
     </w:p>
     <w:p>
@@ -7069,25 +7272,25 @@
         <w:t xml:space="preserve">H4c</w:t>
       </w:r>
       <w:r>
-        <w:t xml:space="preserve">: Giới tính nữ của nhà quản trị cấp cao (gender_manager = 1) — kiểm định khám phá, không đặt dấu kỳ vọng tiên nghiệm; kiểm định two-sided. Bằng chứng trong văn liệu Upper Echelons không đồng nhất về chiều hướng cho châu Á (Hambrick, 2007); H4c vì vậy là exploratory.</w:t>
-      </w:r>
-    </w:p>
-    <w:p>
-      <w:pPr>
-        <w:pStyle w:val="BodyText"/>
-      </w:pPr>
-      <w:r>
-        <w:t xml:space="preserve">Phạm vi kiểm định: H4a–H4b là biến đại diện (proxy) cho cơ chế Upper Echelons — kết quả là chỉ báo gián tiếp, không phải kiểm định trực tiếp cấu trúc lý thuyết gốc. Hạn chế này cần được thừa nhận rõ trong phần thảo luận kết quả.</w:t>
+        <w:t xml:space="preserve">: Giới tính nữ của nhà quản trị cấp cao (gender_manager = 1), kiểm định khám phá, không đặt dấu kỳ vọng tiên nghiệm; kiểm định two-sided. Bằng chứng trong văn liệu Upper Echelons không đồng nhất về chiều hướng cho châu Á (Hambrick, 2007); H4c vì vậy là exploratory.</w:t>
+      </w:r>
+    </w:p>
+    <w:p>
+      <w:pPr>
+        <w:pStyle w:val="BodyText"/>
+      </w:pPr>
+      <w:r>
+        <w:t xml:space="preserve">Phạm vi kiểm định: H4a–H4b là biến đại diện (proxy) cho cơ chế Upper Echelons, kết quả là chỉ báo gián tiếp, không phải kiểm định trực tiếp cấu trúc lý thuyết gốc. Hạn chế này cần được thừa nhận rõ trong phần thảo luận kết quả.</w:t>
       </w:r>
     </w:p>
     <w:bookmarkEnd w:id="59"/>
-    <w:bookmarkStart w:id="60" w:name="h5--thể-chế-icrv-điều-tiết-theo-gradient"/>
+    <w:bookmarkStart w:id="60" w:name="h5-thể-chế-icrv-điều-tiết-theo-gradient"/>
     <w:p>
       <w:pPr>
         <w:pStyle w:val="Heading5"/>
       </w:pPr>
       <w:r>
-        <w:t xml:space="preserve">H5 — Thể chế ICRV điều tiết theo gradient</w:t>
+        <w:t xml:space="preserve">H5: Thể chế ICRV điều tiết theo gradient</w:t>
       </w:r>
     </w:p>
     <w:p>
@@ -7095,7 +7298,7 @@
         <w:pStyle w:val="FirstParagraph"/>
       </w:pPr>
       <w:r>
-        <w:t xml:space="preserve">Cơ sở lý thuyết: Institutional Theory (North, 1990; Khanna &amp; Palepu, 2010) cho rằng thể chế quy định chi phí giao dịch, rủi ro hợp đồng, và khả năng tiếp cận thị trường — tất cả ảnh hưởng đến hiệu quả của quốc tế hóa. Ba cơ chế độc lập giải thích tại sao thể chế tốt hơn tạo ra điểm uốn cao hơn: (A) thực thi hợp đồng — giảm chi phí đại diện trong chuỗi cung ứng quốc tế; (B) phát triển thị trường tài chính — cho phép huy động vốn cho vốn lưu động quốc tế; (C) chất lượng quy định — giảm gánh nặng tuân thủ cho doanh nghiệp xuất khẩu. Kafouros và cộng sự (2023) ước tính: 1% cải thiện trong WGI Regulatory Quality tương đương với +2–3% FSTS trong điểm uốn.</w:t>
+        <w:t xml:space="preserve">Cơ sở lý thuyết: Institutional Theory (North, 1990; Khanna &amp; Palepu, 2010) cho rằng thể chế quy định chi phí giao dịch, rủi ro hợp đồng, và khả năng tiếp cận thị trường, tất cả ảnh hưởng đến hiệu quả của quốc tế hóa. Ba cơ chế độc lập giải thích tại sao thể chế tốt hơn tạo ra điểm uốn cao hơn: (A) thực thi hợp đồng, giảm chi phí đại diện trong chuỗi cung ứng quốc tế; (B) phát triển thị trường tài chính, cho phép huy động vốn cho vốn lưu động quốc tế; (C) chất lượng quy định, giảm gánh nặng tuân thủ cho doanh nghiệp xuất khẩu. Kafouros và cộng sự (2023) ước tính: 1% cải thiện trong WGI Regulatory Quality tương đương với +2–3% FSTS trong điểm uốn.</w:t>
       </w:r>
     </w:p>
     <w:p>
@@ -7109,14 +7312,14 @@
     <w:tbl>
       <w:tblPr>
         <w:tblStyle w:val="Table"/>
-        <w:tblW w:type="auto" w:w="0"/>
+        <w:tblW w:type="pct" w:w="5000"/>
         <w:tblLook w:firstRow="1" w:lastRow="0" w:firstColumn="0" w:lastColumn="0" w:noHBand="0" w:noVBand="0" w:val="0020"/>
         <w:jc w:val="start"/>
       </w:tblPr>
       <w:tblGrid>
-        <w:gridCol w:w="2640"/>
-        <w:gridCol w:w="2640"/>
-        <w:gridCol w:w="2640"/>
+        <w:gridCol w:w="2420"/>
+        <w:gridCol w:w="3960"/>
+        <w:gridCol w:w="1540"/>
       </w:tblGrid>
       <w:tr>
         <w:trPr>
@@ -7180,19 +7383,23 @@
               <w:jc w:val="left"/>
             </w:pPr>
             <w:r>
-              <w:t xml:space="preserve">~75–90% FSTS</w:t>
-            </w:r>
-          </w:p>
-        </w:tc>
-        <w:tc>
-          <w:tcPr/>
-          <w:p>
-            <w:pPr>
-              <w:pStyle w:val="Compact"/>
-              <w:jc w:val="left"/>
-            </w:pPr>
-            <w:r>
-              <w:t xml:space="preserve">P4 Singapore TP ~88,6%</w:t>
+              <w:rPr>
+                <w:bCs/>
+                <w:b/>
+              </w:rPr>
+              <w:t xml:space="preserve">gần tuyến tính dương; điểm uốn ngoài miền dữ liệu</w:t>
+            </w:r>
+          </w:p>
+        </w:tc>
+        <w:tc>
+          <w:tcPr/>
+          <w:p>
+            <w:pPr>
+              <w:pStyle w:val="Compact"/>
+              <w:jc w:val="left"/>
+            </w:pPr>
+            <w:r>
+              <w:t xml:space="preserve">P7 50 nền: pooled TP M5 = 43,6% (N=79.080; M2 N=81.022); trong Nhóm I đường cong không định hình (LM p = ,30), nhất quán P4 Singapore (TP ~88,6%, LM p = ,303, không có ý nghĩa)</w:t>
             </w:r>
           </w:p>
         </w:tc>
@@ -7218,19 +7425,19 @@
               <w:jc w:val="left"/>
             </w:pPr>
             <w:r>
-              <w:t xml:space="preserve">Không xác định / yếu dương</w:t>
-            </w:r>
-          </w:p>
-        </w:tc>
-        <w:tc>
-          <w:tcPr/>
-          <w:p>
-            <w:pPr>
-              <w:pStyle w:val="Compact"/>
-              <w:jc w:val="left"/>
-            </w:pPr>
-            <w:r>
-              <w:t xml:space="preserve">FDI/tài nguyên chiếm ưu thế</w:t>
+              <w:t xml:space="preserve">Chữ U ngược ở biên ý nghĩa (~62%)</w:t>
+            </w:r>
+          </w:p>
+        </w:tc>
+        <w:tc>
+          <w:tcPr/>
+          <w:p>
+            <w:pPr>
+              <w:pStyle w:val="Compact"/>
+              <w:jc w:val="left"/>
+            </w:pPr>
+            <w:r>
+              <w:t xml:space="preserve">Kết quả 50 nền: TP 62,0%, LM p = ,081</w:t>
             </w:r>
           </w:p>
         </w:tc>
@@ -7256,19 +7463,19 @@
               <w:jc w:val="left"/>
             </w:pPr>
             <w:r>
-              <w:t xml:space="preserve">~45–55% FSTS</w:t>
-            </w:r>
-          </w:p>
-        </w:tc>
-        <w:tc>
-          <w:tcPr/>
-          <w:p>
-            <w:pPr>
-              <w:pStyle w:val="Compact"/>
-              <w:jc w:val="left"/>
-            </w:pPr>
-            <w:r>
-              <w:t xml:space="preserve">P5 Trung Quốc TP 47–49%</w:t>
+              <w:t xml:space="preserve">Không xác định ở cấp nhóm; ~47–49% ở Trung Quốc</w:t>
+            </w:r>
+          </w:p>
+        </w:tc>
+        <w:tc>
+          <w:tcPr/>
+          <w:p>
+            <w:pPr>
+              <w:pStyle w:val="Compact"/>
+              <w:jc w:val="left"/>
+            </w:pPr>
+            <w:r>
+              <w:t xml:space="preserve">Kết quả 50 nền: LM p = ,26; P5 Trung Quốc TP 47–49%***</w:t>
             </w:r>
           </w:p>
         </w:tc>
@@ -7282,7 +7489,7 @@
               <w:jc w:val="left"/>
             </w:pPr>
             <w:r>
-              <w:t xml:space="preserve">Nhóm IV (đang nổi)</w:t>
+              <w:t xml:space="preserve">Nhóm IV (chuyển đổi TB-thấp)</w:t>
             </w:r>
           </w:p>
         </w:tc>
@@ -7320,31 +7527,31 @@
               <w:jc w:val="left"/>
             </w:pPr>
             <w:r>
-              <w:t xml:space="preserve">Nhóm V (cận biên)</w:t>
-            </w:r>
-          </w:p>
-        </w:tc>
-        <w:tc>
-          <w:tcPr/>
-          <w:p>
-            <w:pPr>
-              <w:pStyle w:val="Compact"/>
-              <w:jc w:val="left"/>
-            </w:pPr>
-            <w:r>
-              <w:t xml:space="preserve">~20–35% FSTS</w:t>
-            </w:r>
-          </w:p>
-        </w:tc>
-        <w:tc>
-          <w:tcPr/>
-          <w:p>
-            <w:pPr>
-              <w:pStyle w:val="Compact"/>
-              <w:jc w:val="left"/>
-            </w:pPr>
-            <w:r>
-              <w:t xml:space="preserve">Khoảng trống thể chế → trần thấp</w:t>
+              <w:t xml:space="preserve">Nhóm V (đang nổi)</w:t>
+            </w:r>
+          </w:p>
+        </w:tc>
+        <w:tc>
+          <w:tcPr/>
+          <w:p>
+            <w:pPr>
+              <w:pStyle w:val="Compact"/>
+              <w:jc w:val="left"/>
+            </w:pPr>
+            <w:r>
+              <w:t xml:space="preserve">Quan hệ mất cấu trúc, không xác định</w:t>
+            </w:r>
+          </w:p>
+        </w:tc>
+        <w:tc>
+          <w:tcPr/>
+          <w:p>
+            <w:pPr>
+              <w:pStyle w:val="Compact"/>
+              <w:jc w:val="left"/>
+            </w:pPr>
+            <w:r>
+              <w:t xml:space="preserve">Kết quả 50 nền: LM p = ,18; khoảng trống thể chế làm phần thưởng nhỏ và bất định</w:t>
             </w:r>
           </w:p>
         </w:tc>
@@ -7370,7 +7577,7 @@
               <w:jc w:val="left"/>
             </w:pPr>
             <w:r>
-              <w:t xml:space="preserve">Không có TP / gánh nặng tắt buộc</w:t>
+              <w:t xml:space="preserve">Không có TP / gánh nặng bắt buộc</w:t>
             </w:r>
           </w:p>
         </w:tc>
@@ -7393,17 +7600,17 @@
         <w:pStyle w:val="BodyText"/>
       </w:pPr>
       <w:r>
-        <w:t xml:space="preserve">H5: Hiệu ứng điều tiết của chế độ thể chế (ICRV) lên quan hệ I→P có dạng gradient: cùng một mức FSTS, doanh nghiệp ở Nhóm I đạt hiệu quả cao nhất; gradient giảm dần qua Nhóm II → III → IV → V; Nhóm VI có pattern gánh nặng tắt buộc. Điểm uốn tăng đơn điệu theo gradient từ Nhóm VI đến Nhóm I.</w:t>
+        <w:t xml:space="preserve">H5: Hiệu ứng điều tiết của chế độ thể chế (ICRV) lên quan hệ I–P có dạng ba vùng: chữ U ngược định hình rõ ở vùng giữa gradient (Nhóm IV, điểm uốn 43,0%); duỗi thẳng gần tuyến tính dương ở biên trên (Nhóm I–II); mất cấu trúc ở biên dưới (Nhóm V không ý nghĩa; Nhóm VI có pattern gánh nặng bắt buộc). Thể chế càng mạnh; ở biên trên gradient, chi phí giao dịch thấp và năng lực điều phối cao đẩy nhánh đi xuống ra ngoài miền quan sát thay vì tạo đỉnh sớm hơn.</w:t>
       </w:r>
     </w:p>
     <w:bookmarkEnd w:id="60"/>
-    <w:bookmarkStart w:id="61" w:name="h6--tính-không-đồng-nhất-theo-thời-gian"/>
+    <w:bookmarkStart w:id="61" w:name="h6-tính-không-đồng-nhất-theo-thời-gian"/>
     <w:p>
       <w:pPr>
         <w:pStyle w:val="Heading5"/>
       </w:pPr>
       <w:r>
-        <w:t xml:space="preserve">H6 — Tính không đồng nhất theo thời gian</w:t>
+        <w:t xml:space="preserve">H6: Tính không đồng nhất theo thời gian</w:t>
       </w:r>
     </w:p>
     <w:p>
@@ -7411,15 +7618,15 @@
         <w:pStyle w:val="FirstParagraph"/>
       </w:pPr>
       <w:r>
-        <w:t xml:space="preserve">Cơ sở lý thuyết: Wu, Wood và Khan (2022) tổng hợp 20 năm bằng chứng và tìm thấy các dịch chuyển thời gian đáng kể trong I→P. Ba giai đoạn trong dữ liệu có đặc điểm bối cảnh khác nhau rõ ràng: 2009–2012 (hậu khủng hoảng tài chính, hạ tầng số sơ khai ở châu Á); 2013–2017 (phục hồi chuỗi giá trị toàn cầu, bùng nổ Internet di động, thương mại điện tử lan rộng); 2018–2025 (chuyển đổi số + AI bùng nổ, COVID-19, tái cấu hình chuỗi cung ứng).</w:t>
-      </w:r>
-    </w:p>
-    <w:p>
-      <w:pPr>
-        <w:pStyle w:val="BodyText"/>
-      </w:pPr>
-      <w:r>
-        <w:t xml:space="preserve">Bằng chứng neo đậu: P3 Việt Nam: Paternoster z = 3,353 giữa 2009 và 2015 (p &lt; 0,001) — quan hệ I→P dịch chuyển đáng kể. P5 Trung Quốc: TCI Paternoster p = 0,011 — hiệu ứng TCI tăng cường 2012→2024. P5 Trung Quốc: FSTS Paternoster p = 0,545 — điểm uốn ổn định (bền vững cấu trúc H2b xác nhận).</w:t>
+        <w:t xml:space="preserve">Cơ sở lý thuyết: Wu, Wood và Khan (2022) tổng hợp 20 năm bằng chứng và tìm thấy các dịch chuyển thời gian đáng kể trong I–P. Ba giai đoạn trong dữ liệu có đặc điểm bối cảnh khác nhau rõ ràng: 2009–2012 (hậu khủng hoảng tài chính, hạ tầng số sơ khai ở châu Á); 2013–2017 (phục hồi chuỗi giá trị toàn cầu, bùng nổ Internet di động, thương mại điện tử lan rộng); 2018–2025 (chuyển đổi số + AI bùng nổ, COVID-19, tái cấu hình chuỗi cung ứng).</w:t>
+      </w:r>
+    </w:p>
+    <w:p>
+      <w:pPr>
+        <w:pStyle w:val="BodyText"/>
+      </w:pPr>
+      <w:r>
+        <w:t xml:space="preserve">Bằng chứng neo đậu: P3 Việt Nam: Paternoster z = 3,353 giữa 2009 và 2015 (p &lt; 0,001), quan hệ I–P dịch chuyển đáng kể. P5 Trung Quốc: TCI Paternoster p = 0,011, hiệu ứng TCI tăng cường 2012 xuống 2024. P5 Trung Quốc: FSTS Paternoster p = 0,545, điểm uốn ổn định (bền vững cấu trúc H2b xác nhận).</w:t>
       </w:r>
     </w:p>
     <w:p>
@@ -7445,23 +7652,23 @@
         <w:pStyle w:val="FirstParagraph"/>
       </w:pPr>
       <w:r>
-        <w:t xml:space="preserve">Bảng 2.5. Hệ giả thuyết H1–H6 — tóm tắt cơ chế, biến, kỳ vọng, và bằng chứng neo đậu.</w:t>
+        <w:t xml:space="preserve">Bảng 2.5. Hệ giả thuyết H1–H6, tóm tắt cơ chế, biến, kỳ vọng, và bằng chứng neo đậu.</w:t>
       </w:r>
     </w:p>
     <w:tbl>
       <w:tblPr>
         <w:tblStyle w:val="Table"/>
-        <w:tblW w:type="auto" w:w="0"/>
+        <w:tblW w:type="pct" w:w="5000"/>
         <w:tblLook w:firstRow="1" w:lastRow="0" w:firstColumn="0" w:lastColumn="0" w:noHBand="0" w:noVBand="0" w:val="0020"/>
         <w:jc w:val="start"/>
       </w:tblPr>
       <w:tblGrid>
-        <w:gridCol w:w="1320"/>
-        <w:gridCol w:w="1320"/>
-        <w:gridCol w:w="1320"/>
-        <w:gridCol w:w="1320"/>
-        <w:gridCol w:w="1320"/>
-        <w:gridCol w:w="1320"/>
+        <w:gridCol w:w="642"/>
+        <w:gridCol w:w="535"/>
+        <w:gridCol w:w="1819"/>
+        <w:gridCol w:w="1712"/>
+        <w:gridCol w:w="963"/>
+        <w:gridCol w:w="2247"/>
       </w:tblGrid>
       <w:tr>
         <w:trPr>
@@ -7709,7 +7916,7 @@
               <w:jc w:val="left"/>
             </w:pPr>
             <w:r>
-              <w:t xml:space="preserve">DAI Emerging/Frontier (+)</w:t>
+              <w:t xml:space="preserve">DAI nhóm đang nổi/chuyển đổi (+)</w:t>
             </w:r>
           </w:p>
         </w:tc>
@@ -8115,7 +8322,7 @@
               <w:jc w:val="left"/>
             </w:pPr>
             <w:r>
-              <w:t xml:space="preserve">TP gradient; Nhóm VI gánh nặng tắt buộc</w:t>
+              <w:t xml:space="preserve">TP gradient; Nhóm VI gánh nặng bắt buộc</w:t>
             </w:r>
           </w:p>
         </w:tc>
@@ -8212,20 +8419,20 @@
         <w:pStyle w:val="BodyText"/>
       </w:pPr>
       <w:r>
-        <w:t xml:space="preserve">Chín giả thuyết (H1a–H1b, H2, H3a–H3b với H3c distinctiveness, H4a–H4c, H5, H6) tạo thành hệ thống logic nhất quán: H1a/H1b (phi tuyến — biên tham gia vs biên cường độ) là trọng tâm; H2 (TCI nâng mặt bằng) và H3a/H3b (DAI phụ thuộc regime) phân rã cơ chế năng lực doanh nghiệp với dấu kỳ vọng khác nhau theo ngữ cảnh; H4a–H4c (Quản trị) bổ sung tầng Upper Echelons với dấu kỳ vọng phân biệt theo đặc điểm nhà quản trị; H5 (ICRV gradient) là tầng thể chế bao trùm; H6 (Thời gian) là tầng động.</w:t>
-      </w:r>
-    </w:p>
-    <w:p>
-      <w:pPr>
-        <w:pStyle w:val="BodyText"/>
-      </w:pPr>
-      <w:r>
-        <w:t xml:space="preserve">Tích hợp cả sáu giả thuyết trong M7 (điều tiết ba chiều) cho phép kiểm định xem TCI và DAI là bổ sung (β(TCI×DAI×FSTS) &gt; 0) hay thay thế (β &lt; 0) trong điều tiết I→P ở Nhóm I — câu hỏi chưa được trả lời trong bất kỳ nghiên cứu I→P nào trước đây.</w:t>
+        <w:t xml:space="preserve">Mười một mệnh đề con dưới sáu giả thuyết chính H1–H6 (H1a–H1b, H2, H3a–H3b với H3c distinctiveness, H4a–H4c, H5, H6) tạo thành hệ thống logic nhất quán: H1a/H1b (phi tuyến, biên tham gia vs biên cường độ) là trọng tâm; H2 (TCI nâng mặt bằng) và H3a/H3b (DAI phụ thuộc regime) phân rã cơ chế năng lực doanh nghiệp với dấu kỳ vọng khác nhau theo ngữ cảnh; H4a–H4c (Quản trị) bổ sung tầng Upper Echelons với dấu kỳ vọng phân biệt theo đặc điểm nhà quản trị; H5 (ICRV gradient) là tầng thể chế bao trùm; H6 (Thời gian) là tầng động.</w:t>
+      </w:r>
+    </w:p>
+    <w:p>
+      <w:pPr>
+        <w:pStyle w:val="BodyText"/>
+      </w:pPr>
+      <w:r>
+        <w:t xml:space="preserve">Tích hợp cả sáu giả thuyết trong M7 (điều tiết ba chiều) cho phép kiểm định xem TCI và DAI là bổ sung (β(TCI×DAI×FSTS) &gt; 0) hay thay thế (β &lt; 0) trong điều tiết I–P ở Nhóm I, câu hỏi chưa được trả lời trong bất kỳ nghiên cứu I–P nào trước đây.</w:t>
       </w:r>
     </w:p>
     <w:bookmarkEnd w:id="62"/>
     <w:bookmarkEnd w:id="63"/>
-    <w:bookmarkStart w:id="74" w:name="Xddbf6d90ba3605bd9c97fdd0a837b1ed2b589e3"/>
+    <w:bookmarkStart w:id="74" w:name="thiết-kế-mô-hình-thực-nghiệm-m0m7"/>
     <w:p>
       <w:pPr>
         <w:pStyle w:val="Heading4"/>
@@ -8260,40 +8467,19 @@
       </w:r>
     </w:p>
     <w:bookmarkEnd w:id="64"/>
-    <w:bookmarkStart w:id="65" w:name="m0--baseline-tuyến-tính"/>
+    <w:bookmarkStart w:id="65" w:name="m0-baseline-tuyến-tính"/>
     <w:p>
       <w:pPr>
         <w:pStyle w:val="Heading5"/>
       </w:pPr>
       <w:r>
-        <w:t xml:space="preserve">M0 — Baseline tuyến tính</w:t>
+        <w:t xml:space="preserve">M0: Baseline tuyến tính</w:t>
       </w:r>
     </w:p>
     <w:p>
       <w:pPr>
         <w:pStyle w:val="FirstParagraph"/>
       </w:pPr>
-      <w:r>
-        <w:t xml:space="preserve">\begin{equation}</w:t>
-      </w:r>
-      <w:r>
-        <w:t xml:space="preserve"> </w:t>
-      </w:r>
-      <w:r>
-        <w:t xml:space="preserve">\ln(\mathrm{LP})_i = \beta_0 + \beta_1 \cdot \mathit{FSTS}_i + \boldsymbol{\gamma}'\mathbf{X}_i + \alpha_j + \delta_t + \varepsilon_i</w:t>
-      </w:r>
-      <w:r>
-        <w:t xml:space="preserve"> </w:t>
-      </w:r>
-      <w:r>
-        <w:t xml:space="preserve">\label{eq:M0}</w:t>
-      </w:r>
-      <w:r>
-        <w:t xml:space="preserve"> </w:t>
-      </w:r>
-      <w:r>
-        <w:t xml:space="preserve">\end{equation}</w:t>
-      </w:r>
     </w:p>
     <w:p>
       <w:pPr>
@@ -8312,61 +8498,30 @@
         <w:t xml:space="preserve"> </w:t>
       </w:r>
       <w:r>
-        <w:t xml:space="preserve">Hạn chế: không nắm bắt được phi tuyến tính — cung cấp ước lượng cận dưới cho tác động quốc tế hóa.</w:t>
+        <w:t xml:space="preserve">Hạn chế: không nắm bắt được phi tuyến tính, cung cấp ước lượng cận dưới cho tác động quốc tế hóa.</w:t>
       </w:r>
     </w:p>
     <w:bookmarkEnd w:id="65"/>
-    <w:bookmarkStart w:id="66" w:name="X47a362c1312a55af0e7fdcd5a1b0398406d4027"/>
+    <w:bookmarkStart w:id="66" w:name="X75646ecbe4363f90b6d09bbb84a86967944c7db"/>
     <w:p>
       <w:pPr>
         <w:pStyle w:val="Heading5"/>
       </w:pPr>
       <w:r>
-        <w:t xml:space="preserve">M1 — Chữ U ngược bậc hai (kiểm định H1 bậc hai)</w:t>
+        <w:t xml:space="preserve">M1: Chữ U ngược bậc hai (kiểm định H1 bậc hai)</w:t>
       </w:r>
     </w:p>
     <w:p>
       <w:pPr>
         <w:pStyle w:val="FirstParagraph"/>
       </w:pPr>
-      <w:r>
-        <w:t xml:space="preserve">\begin{equation}</w:t>
-      </w:r>
-      <w:r>
-        <w:t xml:space="preserve"> </w:t>
-      </w:r>
-      <w:r>
-        <w:t xml:space="preserve">\ln(\mathrm{LP})</w:t>
-      </w:r>
-      <w:r>
-        <w:rPr>
-          <w:iCs/>
-          <w:i/>
-        </w:rPr>
-        <w:t xml:space="preserve">i = \beta_0 + \beta_1 \cdot \mathit{FSTS}</w:t>
-      </w:r>
-      <w:r>
-        <w:t xml:space="preserve">{c,i} + \beta_2 \cdot \mathit{FSTS}_{c,i}^{2} + \boldsymbol{\gamma}'\mathbf{X}_i + \alpha_j + \delta_t + \varepsilon_i</w:t>
-      </w:r>
-      <w:r>
-        <w:t xml:space="preserve"> </w:t>
-      </w:r>
-      <w:r>
-        <w:t xml:space="preserve">\label{eq:M1}</w:t>
-      </w:r>
-      <w:r>
-        <w:t xml:space="preserve"> </w:t>
-      </w:r>
-      <w:r>
-        <w:t xml:space="preserve">\end{equation}</w:t>
-      </w:r>
-    </w:p>
-    <w:p>
-      <w:pPr>
-        <w:pStyle w:val="BodyText"/>
-      </w:pPr>
-      <w:r>
-        <w:t xml:space="preserve">Mục đích: kiểm định chữ U ngược trong H1 — dạng hàm phổ biến nhất trong văn liệu.</w:t>
+    </w:p>
+    <w:p>
+      <w:pPr>
+        <w:pStyle w:val="BodyText"/>
+      </w:pPr>
+      <w:r>
+        <w:t xml:space="preserve">Mục đích: kiểm định chữ U ngược trong H1, dạng hàm phổ biến nhất trong văn liệu.</w:t>
       </w:r>
       <w:r>
         <w:t xml:space="preserve"> </w:t>
@@ -8378,7 +8533,7 @@
         <w:t xml:space="preserve"> </w:t>
       </w:r>
       <w:r>
-        <w:t xml:space="preserve">Điểm uốn: TP₁ = −β₁/(2β₂) — mức FSTS tối ưu (trên thang mean-centered).</w:t>
+        <w:t xml:space="preserve">Điểm uốn: TP₁ = −β₁/(2β₂), mức FSTS tối ưu (trên thang mean-centered).</w:t>
       </w:r>
       <w:r>
         <w:t xml:space="preserve"> </w:t>
@@ -8388,60 +8543,19 @@
       </w:r>
     </w:p>
     <w:bookmarkEnd w:id="66"/>
-    <w:bookmarkStart w:id="67" w:name="m2--s-curve-bậc-ba-kiểm-định-h1-đầy-đủ"/>
+    <w:bookmarkStart w:id="67" w:name="m2-s-curve-bậc-ba-kiểm-định-h1-đầy-đủ"/>
     <w:p>
       <w:pPr>
         <w:pStyle w:val="Heading5"/>
       </w:pPr>
       <w:r>
-        <w:t xml:space="preserve">M2 — S-curve bậc ba (kiểm định H1 đầy đủ)</w:t>
+        <w:t xml:space="preserve">M2: S-curve bậc ba (kiểm định H1 đầy đủ)</w:t>
       </w:r>
     </w:p>
     <w:p>
       <w:pPr>
         <w:pStyle w:val="FirstParagraph"/>
       </w:pPr>
-      <w:r>
-        <w:t xml:space="preserve">\begin{equation}</w:t>
-      </w:r>
-      <w:r>
-        <w:t xml:space="preserve"> </w:t>
-      </w:r>
-      <w:r>
-        <w:t xml:space="preserve">\ln(\mathrm{LP})</w:t>
-      </w:r>
-      <w:r>
-        <w:rPr>
-          <w:iCs/>
-          <w:i/>
-        </w:rPr>
-        <w:t xml:space="preserve">i = \beta_0 + \beta_1 \cdot \mathit{FSTS}</w:t>
-      </w:r>
-      <w:r>
-        <w:t xml:space="preserve">{c,i} + \beta_2 \cdot \mathit{FSTS}</w:t>
-      </w:r>
-      <w:r>
-        <w:rPr>
-          <w:iCs/>
-          <w:i/>
-        </w:rPr>
-        <w:t xml:space="preserve">{c,i}^{2} + \beta_3 \cdot \mathit{FSTS}</w:t>
-      </w:r>
-      <w:r>
-        <w:t xml:space="preserve">{c,i}^{3} + \boldsymbol{\gamma}'\mathbf{X}_i + \alpha_j + \delta_t + \varepsilon_i</w:t>
-      </w:r>
-      <w:r>
-        <w:t xml:space="preserve"> </w:t>
-      </w:r>
-      <w:r>
-        <w:t xml:space="preserve">\label{eq:M2}</w:t>
-      </w:r>
-      <w:r>
-        <w:t xml:space="preserve"> </w:t>
-      </w:r>
-      <w:r>
-        <w:t xml:space="preserve">\end{equation}</w:t>
-      </w:r>
     </w:p>
     <w:p>
       <w:pPr>
@@ -8464,99 +8578,26 @@
       </w:r>
     </w:p>
     <w:bookmarkEnd w:id="67"/>
-    <w:bookmarkStart w:id="68" w:name="m3---điều-tiết-tci-kiểm-định-h2"/>
+    <w:bookmarkStart w:id="68" w:name="m3-điều-tiết-tci-kiểm-định-h2"/>
     <w:p>
       <w:pPr>
         <w:pStyle w:val="Heading5"/>
       </w:pPr>
       <w:r>
-        <w:t xml:space="preserve">M3 — + Điều tiết TCI (kiểm định H2)</w:t>
+        <w:t xml:space="preserve">M3: + Điều tiết TCI (kiểm định H2)</w:t>
       </w:r>
     </w:p>
     <w:p>
       <w:pPr>
         <w:pStyle w:val="FirstParagraph"/>
       </w:pPr>
-      <w:r>
-        <w:t xml:space="preserve">\begin{align}</w:t>
-      </w:r>
-      <w:r>
-        <w:t xml:space="preserve"> </w:t>
-      </w:r>
-      <w:r>
-        <w:t xml:space="preserve">\ln(\mathrm{LP})</w:t>
-      </w:r>
-      <w:r>
-        <w:rPr>
-          <w:iCs/>
-          <w:i/>
-        </w:rPr>
-        <w:t xml:space="preserve">i &amp;= \underbrace{\beta_0 + \beta_1,\mathit{FSTS}</w:t>
-      </w:r>
-      <w:r>
-        <w:t xml:space="preserve">{c,i} + \beta_2,\mathit{FSTS}</w:t>
-      </w:r>
-      <w:r>
-        <w:rPr>
-          <w:iCs/>
-          <w:i/>
-        </w:rPr>
-        <w:t xml:space="preserve">{c,i}^{2}}</w:t>
-      </w:r>
-      <w:r>
-        <w:t xml:space="preserve">{M1} \notag \</w:t>
-      </w:r>
-      <w:r>
-        <w:t xml:space="preserve"> </w:t>
-      </w:r>
-      <w:r>
-        <w:t xml:space="preserve">&amp;\quad + \beta_3 \cdot \mathrm{TCI}</w:t>
-      </w:r>
-      <w:r>
-        <w:rPr>
-          <w:iCs/>
-          <w:i/>
-        </w:rPr>
-        <w:t xml:space="preserve">i + \beta_4 \cdot (\mathit{FSTS}</w:t>
-      </w:r>
-      <w:r>
-        <w:t xml:space="preserve">{c,i} \times \mathrm{TCI}</w:t>
-      </w:r>
-      <w:r>
-        <w:rPr>
-          <w:iCs/>
-          <w:i/>
-        </w:rPr>
-        <w:t xml:space="preserve">i) + \beta_5 \cdot (\mathit{FSTS}</w:t>
-      </w:r>
-      <w:r>
-        <w:t xml:space="preserve">{c,i}^{2} \times \mathrm{TCI}_i) \notag \</w:t>
-      </w:r>
-      <w:r>
-        <w:t xml:space="preserve"> </w:t>
-      </w:r>
-      <w:r>
-        <w:t xml:space="preserve">&amp;\quad + \boldsymbol{\gamma}'\mathbf{X}_i + \alpha_j + \delta_t + \varepsilon_i</w:t>
-      </w:r>
-      <w:r>
-        <w:t xml:space="preserve"> </w:t>
-      </w:r>
-      <w:r>
-        <w:t xml:space="preserve">\label{eq:M3}</w:t>
-      </w:r>
-      <w:r>
-        <w:t xml:space="preserve"> </w:t>
-      </w:r>
-      <w:r>
-        <w:t xml:space="preserve">\end{align}</w:t>
-      </w:r>
-    </w:p>
-    <w:p>
-      <w:pPr>
-        <w:pStyle w:val="BodyText"/>
-      </w:pPr>
-      <w:r>
-        <w:t xml:space="preserve">Mục đích: kiểm định H2 — TCI là nâng mặt bằng (β₃ &gt; 0) và/hoặc điều tiết độ cong (β₄, β₅).</w:t>
+    </w:p>
+    <w:p>
+      <w:pPr>
+        <w:pStyle w:val="BodyText"/>
+      </w:pPr>
+      <w:r>
+        <w:t xml:space="preserve">Mục đích: kiểm định H2, TCI là nâng mặt bằng (β₃ &gt; 0) và/hoặc điều tiết độ cong (β₄, β₅).</w:t>
       </w:r>
       <w:r>
         <w:t xml:space="preserve"> </w:t>
@@ -8568,303 +8609,94 @@
         <w:t xml:space="preserve"> </w:t>
       </w:r>
       <w:r>
-        <w:t xml:space="preserve">Kiểm định: F-test (β₄ = β₅ = 0) = kiểm định joint moderation; nếu p &gt; 0,10 → TCI là nâng mặt bằng thuần túy.</w:t>
+        <w:t xml:space="preserve">Kiểm định: F-test (β₄ = β₅ = 0) = kiểm định joint moderation; nếu p &gt; 0,10 sang TCI là nâng mặt bằng thuần túy.</w:t>
       </w:r>
     </w:p>
     <w:bookmarkEnd w:id="68"/>
-    <w:bookmarkStart w:id="69" w:name="m4---điều-tiết-dai-kiểm-định-h3"/>
+    <w:bookmarkStart w:id="69" w:name="m4-điều-tiết-dai-kiểm-định-h3"/>
     <w:p>
       <w:pPr>
         <w:pStyle w:val="Heading5"/>
       </w:pPr>
       <w:r>
-        <w:t xml:space="preserve">M4 — + Điều tiết DAI (kiểm định H3)</w:t>
+        <w:t xml:space="preserve">M4: + Điều tiết DAI (kiểm định H3)</w:t>
       </w:r>
     </w:p>
     <w:p>
       <w:pPr>
         <w:pStyle w:val="FirstParagraph"/>
       </w:pPr>
-      <w:r>
-        <w:t xml:space="preserve">\begin{align}</w:t>
-      </w:r>
-      <w:r>
-        <w:t xml:space="preserve"> </w:t>
-      </w:r>
-      <w:r>
-        <w:t xml:space="preserve">\ln(\mathrm{LP})</w:t>
-      </w:r>
-      <w:r>
-        <w:rPr>
-          <w:iCs/>
-          <w:i/>
-        </w:rPr>
-        <w:t xml:space="preserve">i &amp;= \underbrace{\text{M1}}</w:t>
-      </w:r>
-      <w:r>
-        <w:t xml:space="preserve">{\text{cơ sở}} \notag \</w:t>
-      </w:r>
-      <w:r>
-        <w:t xml:space="preserve"> </w:t>
-      </w:r>
-      <w:r>
-        <w:t xml:space="preserve">&amp;\quad + \beta_3 \cdot \mathrm{DAI}</w:t>
-      </w:r>
-      <w:r>
-        <w:rPr>
-          <w:iCs/>
-          <w:i/>
-        </w:rPr>
-        <w:t xml:space="preserve">i + \beta_4 \cdot (\mathit{FSTS}</w:t>
-      </w:r>
-      <w:r>
-        <w:t xml:space="preserve">{c,i} \times \mathrm{DAI}</w:t>
-      </w:r>
-      <w:r>
-        <w:rPr>
-          <w:iCs/>
-          <w:i/>
-        </w:rPr>
-        <w:t xml:space="preserve">i) + \beta_5 \cdot (\mathit{FSTS}</w:t>
-      </w:r>
-      <w:r>
-        <w:t xml:space="preserve">{c,i}^{2} \times \mathrm{DAI}_i) \notag \</w:t>
-      </w:r>
-      <w:r>
-        <w:t xml:space="preserve"> </w:t>
-      </w:r>
-      <w:r>
-        <w:t xml:space="preserve">&amp;\quad + \boldsymbol{\gamma}'\mathbf{X}_i + \alpha_j + \delta_t + \varepsilon_i</w:t>
-      </w:r>
-      <w:r>
-        <w:t xml:space="preserve"> </w:t>
-      </w:r>
-      <w:r>
-        <w:t xml:space="preserve">\label{eq:M4}</w:t>
-      </w:r>
-      <w:r>
-        <w:t xml:space="preserve"> </w:t>
-      </w:r>
-      <w:r>
-        <w:t xml:space="preserve">\end{align}</w:t>
-      </w:r>
-    </w:p>
-    <w:p>
-      <w:pPr>
-        <w:pStyle w:val="BodyText"/>
-      </w:pPr>
-      <w:r>
-        <w:t xml:space="preserve">Mục đích: kiểm định H3 — DAI là nguồn lực mở rộng tình huống.</w:t>
-      </w:r>
-      <w:r>
-        <w:t xml:space="preserve"> </w:t>
-      </w:r>
-      <w:r>
-        <w:t xml:space="preserve">Kỳ vọng: β₅(FSTS²×DAI) &gt; 0 trong Nhóm I (nhất quán P4 Singapore +3,119); β₃(DAI trực tiếp) → 0 khi kiểm soát chọn lựa (nhất quán P3 Việt Nam IV null).</w:t>
-      </w:r>
-      <w:r>
-        <w:t xml:space="preserve"> </w:t>
-      </w:r>
-      <w:r>
-        <w:t xml:space="preserve">Lưu ý IV: trong mẫu con Nhóm IV, nếu có biến công cụ hợp lệ, chạy 2SLS để phân biệt DAI nhân quả vs. phụ thuộc chọn lựa.</w:t>
+    </w:p>
+    <w:p>
+      <w:pPr>
+        <w:pStyle w:val="BodyText"/>
+      </w:pPr>
+      <w:r>
+        <w:t xml:space="preserve">Mục đích: kiểm định H3, DAI là nguồn lực mở rộng tình huống.</w:t>
+      </w:r>
+      <w:r>
+        <w:t xml:space="preserve"> </w:t>
+      </w:r>
+      <w:r>
+        <w:t xml:space="preserve">Kỳ vọng: β₅(FSTS²×DAI) &gt; 0 trong Nhóm I (nhất quán P4 Singapore +3,119); β₃(DAI trực tiếp) rồi 0 khi kiểm soát chọn lựa (nhất quán P3 Việt Nam IV null).</w:t>
+      </w:r>
+      <w:r>
+        <w:t xml:space="preserve"> </w:t>
+      </w:r>
+      <w:r>
+        <w:t xml:space="preserve">Lưu ý IV: trong mẫu con Nhóm IV, nếu có biến công cụ hợp lệ, chạy 2SLS để phân biệt DAI nhân quả vs. phụ thuộc chọn lựa.</w:t>
       </w:r>
     </w:p>
     <w:bookmarkEnd w:id="69"/>
-    <w:bookmarkStart w:id="70" w:name="X06f71524788155e2ebf216bcee5f2e32a6c0cd5"/>
+    <w:bookmarkStart w:id="70" w:name="Xa11d8e594967f6dc9b7fd56ec467a6a3177254d"/>
     <w:p>
       <w:pPr>
         <w:pStyle w:val="Heading5"/>
       </w:pPr>
       <w:r>
-        <w:t xml:space="preserve">M5 — + Điều tiết nhà quản trị (kiểm định H4a/H4b/H4c)</w:t>
+        <w:t xml:space="preserve">M5: + Điều tiết nhà quản trị (kiểm định H4a/H4b/H4c)</w:t>
       </w:r>
     </w:p>
     <w:p>
       <w:pPr>
         <w:pStyle w:val="FirstParagraph"/>
       </w:pPr>
-      <w:r>
-        <w:t xml:space="preserve">\begin{align}</w:t>
-      </w:r>
-      <w:r>
-        <w:t xml:space="preserve"> </w:t>
-      </w:r>
-      <w:r>
-        <w:t xml:space="preserve">\ln(\mathrm{LP})</w:t>
-      </w:r>
-      <w:r>
-        <w:rPr>
-          <w:iCs/>
-          <w:i/>
-        </w:rPr>
-        <w:t xml:space="preserve">i &amp;= \underbrace{\text{M1}}</w:t>
-      </w:r>
-      <w:r>
-        <w:t xml:space="preserve">{\text{cơ sở}} \notag \</w:t>
-      </w:r>
-      <w:r>
-        <w:t xml:space="preserve"> </w:t>
-      </w:r>
-      <w:r>
-        <w:t xml:space="preserve">&amp;\quad + \beta_3 \cdot \mathit{Manager}</w:t>
-      </w:r>
-      <w:r>
-        <w:rPr>
-          <w:iCs/>
-          <w:i/>
-        </w:rPr>
-        <w:t xml:space="preserve">i + \beta_4 \cdot (\mathit{FSTS}</w:t>
-      </w:r>
-      <w:r>
-        <w:t xml:space="preserve">{c,i} \times \mathit{Manager}_i) \notag \</w:t>
-      </w:r>
-      <w:r>
-        <w:t xml:space="preserve"> </w:t>
-      </w:r>
-      <w:r>
-        <w:t xml:space="preserve">&amp;\quad + \boldsymbol{\gamma}'\mathbf{X}_i + \alpha_j + \delta_t + \varepsilon_i</w:t>
-      </w:r>
-      <w:r>
-        <w:t xml:space="preserve"> </w:t>
-      </w:r>
-      <w:r>
-        <w:t xml:space="preserve">\label{eq:M5}</w:t>
-      </w:r>
-      <w:r>
-        <w:t xml:space="preserve"> </w:t>
-      </w:r>
-      <w:r>
-        <w:t xml:space="preserve">\end{align}</w:t>
-      </w:r>
-    </w:p>
-    <w:p>
-      <w:pPr>
-        <w:pStyle w:val="BodyText"/>
-      </w:pPr>
-      <w:r>
-        <w:t xml:space="preserve">Biến Manager theo thứ tự ưu tiên: exp_manager (b5, H4a) — biến chính với kỳ vọng β₄ &gt; 0; educ_manager (b7a, H4b) — biến phụ với kỳ vọng β₄ &gt; 0; gender_manager (b7, H4c) — khám phá, kiểm định two-sided.</w:t>
-      </w:r>
-      <w:r>
-        <w:t xml:space="preserve"> </w:t>
-      </w:r>
-      <w:r>
-        <w:t xml:space="preserve">Kỳ vọng: β₄(FSTS×exp_manager) &gt; 0 [H4a]; β₄(FSTS×educ_manager) &gt; 0 [H4b]; β₄(FSTS×gender_manager) — không có kỳ vọng tiên nghiệm [H4c].</w:t>
+    </w:p>
+    <w:p>
+      <w:pPr>
+        <w:pStyle w:val="BodyText"/>
+      </w:pPr>
+      <w:r>
+        <w:t xml:space="preserve">Biến Manager theo thứ tự ưu tiên: exp_manager (b5, H4a), biến chính với kỳ vọng β₄ &gt; 0; educ_manager (b7a, H4b), biến phụ với kỳ vọng β₄ &gt; 0; gender_manager (b7, H4c), khám phá, kiểm định two-sided.</w:t>
+      </w:r>
+      <w:r>
+        <w:t xml:space="preserve"> </w:t>
+      </w:r>
+      <w:r>
+        <w:t xml:space="preserve">Kỳ vọng: β₄(FSTS×exp_manager) &gt; 0 [H4a]; β₄(FSTS×educ_manager) &gt; 0 [H4b]; β₄(FSTS×gender_manager), không có kỳ vọng tiên nghiệm [H4c].</w:t>
       </w:r>
     </w:p>
     <w:bookmarkEnd w:id="70"/>
-    <w:bookmarkStart w:id="71" w:name="m6---chế-độ-thể-chế-icrv-kiểm-định-h5"/>
+    <w:bookmarkStart w:id="71" w:name="m6-chế-độ-thể-chế-icrv-kiểm-định-h5"/>
     <w:p>
       <w:pPr>
         <w:pStyle w:val="Heading5"/>
       </w:pPr>
       <w:r>
-        <w:t xml:space="preserve">M6 — + Chế độ thể chế ICRV (kiểm định H5)</w:t>
+        <w:t xml:space="preserve">M6: + Chế độ thể chế ICRV (kiểm định H5)</w:t>
       </w:r>
     </w:p>
     <w:p>
       <w:pPr>
         <w:pStyle w:val="FirstParagraph"/>
       </w:pPr>
-      <w:r>
-        <w:t xml:space="preserve">\begin{align}</w:t>
-      </w:r>
-      <w:r>
-        <w:t xml:space="preserve"> </w:t>
-      </w:r>
-      <w:r>
-        <w:t xml:space="preserve">\ln(\mathrm{LP})</w:t>
-      </w:r>
-      <w:r>
-        <w:rPr>
-          <w:iCs/>
-          <w:i/>
-        </w:rPr>
-        <w:t xml:space="preserve">i &amp;= \underbrace{\text{M1}}</w:t>
-      </w:r>
-      <w:r>
-        <w:t xml:space="preserve">{\text{cơ sở}} \notag \</w:t>
-      </w:r>
-      <w:r>
-        <w:t xml:space="preserve"> </w:t>
-      </w:r>
-      <w:r>
-        <w:t xml:space="preserve">&amp;\quad + \sum_{j=2}^{6} \Bigl[\beta_{3j} \cdot \mathrm{ICRV}</w:t>
-      </w:r>
-      <w:r>
-        <w:rPr>
-          <w:iCs/>
-          <w:i/>
-        </w:rPr>
-        <w:t xml:space="preserve">{j,i}</w:t>
-      </w:r>
-      <w:r>
-        <w:rPr>
-          <w:iCs/>
-          <w:i/>
-        </w:rPr>
-        <w:t xml:space="preserve"> </w:t>
-      </w:r>
-      <w:r>
-        <w:rPr>
-          <w:iCs/>
-          <w:i/>
-        </w:rPr>
-        <w:t xml:space="preserve">+ \beta</w:t>
-      </w:r>
-      <w:r>
-        <w:t xml:space="preserve">{4j} \cdot (\mathit{FSTS}</w:t>
-      </w:r>
-      <w:r>
-        <w:rPr>
-          <w:iCs/>
-          <w:i/>
-        </w:rPr>
-        <w:t xml:space="preserve">{c,i} \times \mathrm{ICRV}</w:t>
-      </w:r>
-      <w:r>
-        <w:t xml:space="preserve">{j,i})</w:t>
-      </w:r>
-      <w:r>
-        <w:t xml:space="preserve"> </w:t>
-      </w:r>
-      <w:r>
-        <w:t xml:space="preserve">+ \beta_{5j} \cdot (\mathit{FSTS}</w:t>
-      </w:r>
-      <w:r>
-        <w:rPr>
-          <w:iCs/>
-          <w:i/>
-        </w:rPr>
-        <w:t xml:space="preserve">{c,i}^{2} \times \mathrm{ICRV}</w:t>
-      </w:r>
-      <w:r>
-        <w:t xml:space="preserve">{j,i})\Bigr] \notag \</w:t>
-      </w:r>
-      <w:r>
-        <w:t xml:space="preserve"> </w:t>
-      </w:r>
-      <w:r>
-        <w:t xml:space="preserve">&amp;\quad + \boldsymbol{\gamma}'\mathbf{X}_i + \delta_t + \varepsilon_i</w:t>
-      </w:r>
-      <w:r>
-        <w:t xml:space="preserve"> </w:t>
-      </w:r>
-      <w:r>
-        <w:t xml:space="preserve">\label{eq:M6}</w:t>
-      </w:r>
-      <w:r>
-        <w:t xml:space="preserve"> </w:t>
-      </w:r>
-      <w:r>
-        <w:t xml:space="preserve">\end{align}</w:t>
-      </w:r>
-    </w:p>
-    <w:p>
-      <w:pPr>
-        <w:pStyle w:val="BodyText"/>
-      </w:pPr>
-      <w:r>
-        <w:t xml:space="preserve">Mục đích: kiểm định H5 — gradient ICRV và gánh nặng tắt buộc (Nhóm VI).</w:t>
+    </w:p>
+    <w:p>
+      <w:pPr>
+        <w:pStyle w:val="BodyText"/>
+      </w:pPr>
+      <w:r>
+        <w:t xml:space="preserve">Mục đích: kiểm định H5, gradient ICRV và gánh nặng bắt buộc (Nhóm VI).</w:t>
       </w:r>
       <w:r>
         <w:t xml:space="preserve"> </w:t>
@@ -8876,456 +8708,29 @@
         <w:t xml:space="preserve"> </w:t>
       </w:r>
       <w:r>
-        <w:t xml:space="preserve">Kỳ vọng: điểm uốn giảm dần theo j (Nhóm II → III → IV → V → VI); Nhóm VI có β(FSTS×ICRV_VI) ≤ 0.</w:t>
-      </w:r>
-      <w:r>
-        <w:t xml:space="preserve"> </w:t>
-      </w:r>
-      <w:r>
-        <w:t xml:space="preserve">Lưu ý: Country FE bị omit trong M6 do ICRV_j là biến cấp quốc gia bất biến theo thời gian — thay bằng Year FE + Region FE (6 vùng).</w:t>
+        <w:t xml:space="preserve">Kỳ vọng: cấu trúc ba vùng: hệ số bậc hai âm và có ý nghĩa chỉ ở Nhóm IV (và biên ý nghĩa ở Nhóm II); không ý nghĩa ở Nhóm I, III, V; Nhóm VI không có chữ U ngược; Nhóm VI có β(FSTS×ICRV_VI) ≤ 0 (neo đậu P8: FIP β = −1,339, SE 0,386, p &lt; 0,001).</w:t>
+      </w:r>
+      <w:r>
+        <w:t xml:space="preserve"> </w:t>
+      </w:r>
+      <w:r>
+        <w:t xml:space="preserve">Lưu ý: Country FE bị omit trong M6 do ICRV_j là biến cấp quốc gia bất biến theo thời gian, thay bằng Year FE + Region FE (6 vùng).</w:t>
       </w:r>
     </w:p>
     <w:bookmarkEnd w:id="71"/>
-    <w:bookmarkStart w:id="72" w:name="X6b4e30438e556ccb1a096b5b5260c191a2952a4"/>
+    <w:bookmarkStart w:id="72" w:name="Xf830d1be5186ac8af15f5b67785ac8d9f713bf8"/>
     <w:p>
       <w:pPr>
         <w:pStyle w:val="Heading5"/>
       </w:pPr>
       <w:r>
-        <w:t xml:space="preserve">M7 — Điều tiết ba chiều tổng lực (kiểm định H2 + H3 + H6 đồng thời)</w:t>
+        <w:t xml:space="preserve">M7: Điều tiết ba chiều tổng lực (kiểm định H2 + H3 + H6 đồng thời)</w:t>
       </w:r>
     </w:p>
     <w:p>
       <w:pPr>
         <w:pStyle w:val="FirstParagraph"/>
       </w:pPr>
-      <w:r>
-        <w:t xml:space="preserve">\begin{align}</w:t>
-      </w:r>
-      <w:r>
-        <w:t xml:space="preserve"> </w:t>
-      </w:r>
-      <w:r>
-        <w:t xml:space="preserve">\ln(\mathrm{LP})</w:t>
-      </w:r>
-      <w:r>
-        <w:rPr>
-          <w:iCs/>
-          <w:i/>
-        </w:rPr>
-        <w:t xml:space="preserve">i</w:t>
-      </w:r>
-      <w:r>
-        <w:rPr>
-          <w:iCs/>
-          <w:i/>
-        </w:rPr>
-        <w:t xml:space="preserve"> </w:t>
-      </w:r>
-      <w:r>
-        <w:rPr>
-          <w:iCs/>
-          <w:i/>
-        </w:rPr>
-        <w:t xml:space="preserve">&amp;= \beta_0 + \beta_1,\mathit{FSTS}</w:t>
-      </w:r>
-      <w:r>
-        <w:t xml:space="preserve">{c,i} + \beta_2,\mathit{FSTS}</w:t>
-      </w:r>
-      <w:r>
-        <w:rPr>
-          <w:iCs/>
-          <w:i/>
-        </w:rPr>
-        <w:t xml:space="preserve">{c,i}^{2}</w:t>
-      </w:r>
-      <w:r>
-        <w:rPr>
-          <w:iCs/>
-          <w:i/>
-        </w:rPr>
-        <w:t xml:space="preserve"> </w:t>
-      </w:r>
-      <w:r>
-        <w:rPr>
-          <w:iCs/>
-          <w:i/>
-        </w:rPr>
-        <w:t xml:space="preserve">+ \beta_3,\mathrm{TCI}</w:t>
-      </w:r>
-      <w:r>
-        <w:rPr>
-          <w:iCs/>
-          <w:i/>
-          <w:iCs/>
-          <w:i/>
-        </w:rPr>
-        <w:t xml:space="preserve">i + \beta_4,\mathrm{DAI}</w:t>
-      </w:r>
-      <w:r>
-        <w:rPr>
-          <w:iCs/>
-          <w:i/>
-          <w:iCs/>
-          <w:i/>
-          <w:iCs/>
-          <w:i/>
-        </w:rPr>
-        <w:t xml:space="preserve">i \notag \</w:t>
-      </w:r>
-      <w:r>
-        <w:rPr>
-          <w:iCs/>
-          <w:i/>
-          <w:iCs/>
-          <w:i/>
-          <w:iCs/>
-          <w:i/>
-        </w:rPr>
-        <w:t xml:space="preserve"> </w:t>
-      </w:r>
-      <w:r>
-        <w:rPr>
-          <w:iCs/>
-          <w:i/>
-          <w:iCs/>
-          <w:i/>
-          <w:iCs/>
-          <w:i/>
-        </w:rPr>
-        <w:t xml:space="preserve">&amp;\quad + \beta_5,(\mathit{FSTS}</w:t>
-      </w:r>
-      <w:r>
-        <w:rPr>
-          <w:iCs/>
-          <w:i/>
-          <w:iCs/>
-          <w:i/>
-        </w:rPr>
-        <w:t xml:space="preserve">{c,i} \times \mathrm{TCI}</w:t>
-      </w:r>
-      <w:r>
-        <w:rPr>
-          <w:iCs/>
-          <w:i/>
-          <w:iCs/>
-          <w:i/>
-          <w:iCs/>
-          <w:i/>
-        </w:rPr>
-        <w:t xml:space="preserve">i)</w:t>
-      </w:r>
-      <w:r>
-        <w:rPr>
-          <w:iCs/>
-          <w:i/>
-          <w:iCs/>
-          <w:i/>
-          <w:iCs/>
-          <w:i/>
-        </w:rPr>
-        <w:t xml:space="preserve"> </w:t>
-      </w:r>
-      <w:r>
-        <w:rPr>
-          <w:iCs/>
-          <w:i/>
-          <w:iCs/>
-          <w:i/>
-          <w:iCs/>
-          <w:i/>
-        </w:rPr>
-        <w:t xml:space="preserve">+ \beta_6,(\mathit{FSTS}</w:t>
-      </w:r>
-      <w:r>
-        <w:rPr>
-          <w:iCs/>
-          <w:i/>
-          <w:iCs/>
-          <w:i/>
-        </w:rPr>
-        <w:t xml:space="preserve">{c,i}^{2} \times \mathrm{TCI}</w:t>
-      </w:r>
-      <w:r>
-        <w:rPr>
-          <w:iCs/>
-          <w:i/>
-          <w:iCs/>
-          <w:i/>
-          <w:iCs/>
-          <w:i/>
-        </w:rPr>
-        <w:t xml:space="preserve">i) \notag \</w:t>
-      </w:r>
-      <w:r>
-        <w:rPr>
-          <w:iCs/>
-          <w:i/>
-          <w:iCs/>
-          <w:i/>
-          <w:iCs/>
-          <w:i/>
-        </w:rPr>
-        <w:t xml:space="preserve"> </w:t>
-      </w:r>
-      <w:r>
-        <w:rPr>
-          <w:iCs/>
-          <w:i/>
-          <w:iCs/>
-          <w:i/>
-          <w:iCs/>
-          <w:i/>
-        </w:rPr>
-        <w:t xml:space="preserve">&amp;\quad + \beta_7,(\mathit{FSTS}</w:t>
-      </w:r>
-      <w:r>
-        <w:rPr>
-          <w:iCs/>
-          <w:i/>
-          <w:iCs/>
-          <w:i/>
-        </w:rPr>
-        <w:t xml:space="preserve">{c,i} \times \mathrm{DAI}</w:t>
-      </w:r>
-      <w:r>
-        <w:rPr>
-          <w:iCs/>
-          <w:i/>
-          <w:iCs/>
-          <w:i/>
-          <w:iCs/>
-          <w:i/>
-        </w:rPr>
-        <w:t xml:space="preserve">i)</w:t>
-      </w:r>
-      <w:r>
-        <w:rPr>
-          <w:iCs/>
-          <w:i/>
-          <w:iCs/>
-          <w:i/>
-          <w:iCs/>
-          <w:i/>
-        </w:rPr>
-        <w:t xml:space="preserve"> </w:t>
-      </w:r>
-      <w:r>
-        <w:rPr>
-          <w:iCs/>
-          <w:i/>
-          <w:iCs/>
-          <w:i/>
-          <w:iCs/>
-          <w:i/>
-        </w:rPr>
-        <w:t xml:space="preserve">+ \beta_8,(\mathit{FSTS}</w:t>
-      </w:r>
-      <w:r>
-        <w:rPr>
-          <w:iCs/>
-          <w:i/>
-          <w:iCs/>
-          <w:i/>
-        </w:rPr>
-        <w:t xml:space="preserve">{c,i}^{2} \times \mathrm{DAI}</w:t>
-      </w:r>
-      <w:r>
-        <w:rPr>
-          <w:iCs/>
-          <w:i/>
-          <w:iCs/>
-          <w:i/>
-          <w:iCs/>
-          <w:i/>
-        </w:rPr>
-        <w:t xml:space="preserve">i) \notag \</w:t>
-      </w:r>
-      <w:r>
-        <w:rPr>
-          <w:iCs/>
-          <w:i/>
-          <w:iCs/>
-          <w:i/>
-          <w:iCs/>
-          <w:i/>
-        </w:rPr>
-        <w:t xml:space="preserve"> </w:t>
-      </w:r>
-      <w:r>
-        <w:rPr>
-          <w:iCs/>
-          <w:i/>
-          <w:iCs/>
-          <w:i/>
-          <w:iCs/>
-          <w:i/>
-        </w:rPr>
-        <w:t xml:space="preserve">&amp;\quad + \beta_9,(\mathit{FSTS}</w:t>
-      </w:r>
-      <w:r>
-        <w:rPr>
-          <w:iCs/>
-          <w:i/>
-          <w:iCs/>
-          <w:i/>
-        </w:rPr>
-        <w:t xml:space="preserve">{c,i} \times \mathrm{TCI}</w:t>
-      </w:r>
-      <w:r>
-        <w:rPr>
-          <w:iCs/>
-          <w:i/>
-          <w:iCs/>
-          <w:i/>
-          <w:iCs/>
-          <w:i/>
-        </w:rPr>
-        <w:t xml:space="preserve">i \times \mathrm{DAI}</w:t>
-      </w:r>
-      <w:r>
-        <w:rPr>
-          <w:iCs/>
-          <w:i/>
-          <w:iCs/>
-          <w:i/>
-          <w:iCs/>
-          <w:i/>
-          <w:iCs/>
-          <w:i/>
-        </w:rPr>
-        <w:t xml:space="preserve">i) \notag \</w:t>
-      </w:r>
-      <w:r>
-        <w:rPr>
-          <w:iCs/>
-          <w:i/>
-          <w:iCs/>
-          <w:i/>
-          <w:iCs/>
-          <w:i/>
-          <w:iCs/>
-          <w:i/>
-        </w:rPr>
-        <w:t xml:space="preserve"> </w:t>
-      </w:r>
-      <w:r>
-        <w:rPr>
-          <w:iCs/>
-          <w:i/>
-          <w:iCs/>
-          <w:i/>
-          <w:iCs/>
-          <w:i/>
-          <w:iCs/>
-          <w:i/>
-        </w:rPr>
-        <w:t xml:space="preserve">&amp;\quad + \beta</w:t>
-      </w:r>
-      <w:r>
-        <w:rPr>
-          <w:iCs/>
-          <w:i/>
-          <w:iCs/>
-          <w:i/>
-          <w:iCs/>
-          <w:i/>
-        </w:rPr>
-        <w:t xml:space="preserve">{10},(\mathit{FSTS}</w:t>
-      </w:r>
-      <w:r>
-        <w:rPr>
-          <w:iCs/>
-          <w:i/>
-          <w:iCs/>
-          <w:i/>
-        </w:rPr>
-        <w:t xml:space="preserve">{c,i} \times YB</w:t>
-      </w:r>
-      <w:r>
-        <w:rPr>
-          <w:iCs/>
-          <w:i/>
-        </w:rPr>
-        <w:t xml:space="preserve">{2013\text{-}17,i})</w:t>
-      </w:r>
-      <w:r>
-        <w:rPr>
-          <w:iCs/>
-          <w:i/>
-        </w:rPr>
-        <w:t xml:space="preserve"> </w:t>
-      </w:r>
-      <w:r>
-        <w:rPr>
-          <w:iCs/>
-          <w:i/>
-        </w:rPr>
-        <w:t xml:space="preserve">+ \beta</w:t>
-      </w:r>
-      <w:r>
-        <w:t xml:space="preserve">{11},(\mathit{FSTS}</w:t>
-      </w:r>
-      <w:r>
-        <w:rPr>
-          <w:iCs/>
-          <w:i/>
-        </w:rPr>
-        <w:t xml:space="preserve">{c,i}^{2} \times YB</w:t>
-      </w:r>
-      <w:r>
-        <w:t xml:space="preserve">{2013\text{-}17,i}) \notag \</w:t>
-      </w:r>
-      <w:r>
-        <w:t xml:space="preserve"> </w:t>
-      </w:r>
-      <w:r>
-        <w:t xml:space="preserve">&amp;\quad + \beta_{12},(\mathit{FSTS}</w:t>
-      </w:r>
-      <w:r>
-        <w:rPr>
-          <w:iCs/>
-          <w:i/>
-        </w:rPr>
-        <w:t xml:space="preserve">{c,i} \times YB</w:t>
-      </w:r>
-      <w:r>
-        <w:t xml:space="preserve">{2018\text{-}25,i})</w:t>
-      </w:r>
-      <w:r>
-        <w:t xml:space="preserve"> </w:t>
-      </w:r>
-      <w:r>
-        <w:t xml:space="preserve">+ \beta_{13},(\mathit{FSTS}</w:t>
-      </w:r>
-      <w:r>
-        <w:rPr>
-          <w:iCs/>
-          <w:i/>
-        </w:rPr>
-        <w:t xml:space="preserve">{c,i}^{2} \times YB</w:t>
-      </w:r>
-      <w:r>
-        <w:t xml:space="preserve">{2018\text{-}25,i}) \notag \</w:t>
-      </w:r>
-      <w:r>
-        <w:t xml:space="preserve"> </w:t>
-      </w:r>
-      <w:r>
-        <w:t xml:space="preserve">&amp;\quad + \boldsymbol{\gamma}'\mathbf{X}_i + \alpha_j + \delta_t + \varepsilon_i</w:t>
-      </w:r>
-      <w:r>
-        <w:t xml:space="preserve"> </w:t>
-      </w:r>
-      <w:r>
-        <w:t xml:space="preserve">\label{eq:M7}</w:t>
-      </w:r>
-      <w:r>
-        <w:t xml:space="preserve"> </w:t>
-      </w:r>
-      <w:r>
-        <w:t xml:space="preserve">\end{align}</w:t>
-      </w:r>
     </w:p>
     <w:p>
       <w:pPr>
@@ -9352,7 +8757,7 @@
         <w:t xml:space="preserve"> </w:t>
       </w:r>
       <w:r>
-        <w:t xml:space="preserve">Yêu cầu mẫu: với k = 13 tham số trọng tâm + controls, n ≥ 5.000 cần thiết cho power &gt; 0,80 tại f² = 0,02 — dễ dàng đáp ứng với pool 101.185.</w:t>
+        <w:t xml:space="preserve">Yêu cầu mẫu: với k = 13 tham số trọng tâm + controls, n ≥ 5.000 cần thiết cho power &gt; 0,80 tại f² = 0,02, dễ dàng đáp ứng với pool 88.869 (50 nền, gồm Nhật Bản).</w:t>
       </w:r>
     </w:p>
     <w:bookmarkEnd w:id="72"/>
@@ -9370,21 +8775,21 @@
         <w:pStyle w:val="FirstParagraph"/>
       </w:pPr>
       <w:r>
-        <w:t xml:space="preserve">Bảng 2.7. Tám mô hình M0–M7 — cấu trúc, giả thuyết kiểm định, và biến bổ sung.</w:t>
+        <w:t xml:space="preserve">Bảng 2.7. Tám mô hình M0–M7, cấu trúc, giả thuyết kiểm định, và biến bổ sung.</w:t>
       </w:r>
     </w:p>
     <w:tbl>
       <w:tblPr>
         <w:tblStyle w:val="Table"/>
-        <w:tblW w:type="auto" w:w="0"/>
+        <w:tblW w:type="pct" w:w="5000"/>
         <w:tblLook w:firstRow="1" w:lastRow="0" w:firstColumn="0" w:lastColumn="0" w:noHBand="0" w:noVBand="0" w:val="0020"/>
         <w:jc w:val="start"/>
       </w:tblPr>
       <w:tblGrid>
-        <w:gridCol w:w="1980"/>
-        <w:gridCol w:w="1980"/>
-        <w:gridCol w:w="1980"/>
-        <w:gridCol w:w="1980"/>
+        <w:gridCol w:w="990"/>
+        <w:gridCol w:w="3740"/>
+        <w:gridCol w:w="1320"/>
+        <w:gridCol w:w="1870"/>
       </w:tblGrid>
       <w:tr>
         <w:trPr>
@@ -9784,7 +9189,7 @@
               <w:jc w:val="left"/>
             </w:pPr>
             <w:r>
-              <w:t xml:space="preserve">Gradient TP; gánh nặng tắt buộc Nhóm VI</w:t>
+              <w:t xml:space="preserve">Gradient TP; gánh nặng bắt buộc Nhóm VI</w:t>
             </w:r>
           </w:p>
         </w:tc>
@@ -9842,7 +9247,7 @@
     </w:tbl>
     <w:bookmarkEnd w:id="73"/>
     <w:bookmarkEnd w:id="74"/>
-    <w:bookmarkStart w:id="79" w:name="Xe1509b929c4d29ab07808a468654fc0b0b85d99"/>
+    <w:bookmarkStart w:id="79" w:name="dữ-liệu-và-chiến-lược-nhận-dạng-nhân-quả"/>
     <w:p>
       <w:pPr>
         <w:pStyle w:val="Heading4"/>
@@ -9865,15 +9270,15 @@
         <w:pStyle w:val="FirstParagraph"/>
       </w:pPr>
       <w:r>
-        <w:t xml:space="preserve">Dữ liệu gốc: World Bank Enterprise Surveys (WBES) — cơ sở dữ liệu điều tra vi mô doanh nghiệp lớn nhất thế giới, phủ hơn 170 quốc gia với hơn 400.000 cuộc phỏng vấn từ 2006 đến nay. WBES áp dụng phương pháp lấy mẫu ngẫu nhiên phân tầng theo quy mô doanh nghiệp và ngành.</w:t>
-      </w:r>
-    </w:p>
-    <w:p>
-      <w:pPr>
-        <w:pStyle w:val="BodyText"/>
-      </w:pPr>
-      <w:r>
-        <w:t xml:space="preserve">Pool chuyên đề: 101.185 doanh nghiệp chính thức; 47 nền kinh tế châu Á và Thái Bình Dương; 108 cặp quốc gia-năm; 14 mốc khảo sát từ 2009 đến 2025.</w:t>
+        <w:t xml:space="preserve">Dữ liệu gốc: World Bank Enterprise Surveys (WBES), cơ sở dữ liệu điều tra vi mô doanh nghiệp lớn nhất thế giới, phủ hơn 170 quốc gia với hơn 400.000 cuộc phỏng vấn từ 2006 đến nay. WBES áp dụng phương pháp lấy mẫu ngẫu nhiên phân tầng theo quy mô doanh nghiệp và ngành.</w:t>
+      </w:r>
+    </w:p>
+    <w:p>
+      <w:pPr>
+        <w:pStyle w:val="BodyText"/>
+      </w:pPr>
+      <w:r>
+        <w:t xml:space="preserve">Pool chuyên đề: khung 50 nền kinh tế châu Á và Thái Bình Dương (gồm Nhật Bản 2025), 88.869 doanh nghiệp, 103 cặp nền kinh tế–năm trong giai đoạn 2006–2026; mẫu hồi quy chính của vòng ước lượng chính thức: M2 N = 81.022, M5 N = 79.080.</w:t>
       </w:r>
     </w:p>
     <w:p>
@@ -9887,16 +9292,15 @@
     <w:tbl>
       <w:tblPr>
         <w:tblStyle w:val="Table"/>
-        <w:tblW w:type="auto" w:w="0"/>
+        <w:tblW w:type="pct" w:w="5000"/>
         <w:tblLook w:firstRow="1" w:lastRow="0" w:firstColumn="0" w:lastColumn="0" w:noHBand="0" w:noVBand="0" w:val="0020"/>
         <w:jc w:val="start"/>
       </w:tblPr>
       <w:tblGrid>
-        <w:gridCol w:w="1584"/>
-        <w:gridCol w:w="1584"/>
-        <w:gridCol w:w="1584"/>
-        <w:gridCol w:w="1584"/>
-        <w:gridCol w:w="1584"/>
+        <w:gridCol w:w="1697"/>
+        <w:gridCol w:w="1697"/>
+        <w:gridCol w:w="2262"/>
+        <w:gridCol w:w="2262"/>
       </w:tblGrid>
       <w:tr>
         <w:trPr>
@@ -9910,55 +9314,43 @@
               <w:jc w:val="left"/>
             </w:pPr>
             <w:r>
-              <w:t xml:space="preserve">ICRV Nhóm</w:t>
-            </w:r>
-          </w:p>
-        </w:tc>
-        <w:tc>
-          <w:tcPr/>
-          <w:p>
-            <w:pPr>
-              <w:pStyle w:val="Compact"/>
-              <w:jc w:val="left"/>
-            </w:pPr>
-            <w:r>
-              <w:t xml:space="preserve">Tên</w:t>
-            </w:r>
-          </w:p>
-        </w:tc>
-        <w:tc>
-          <w:tcPr/>
-          <w:p>
-            <w:pPr>
-              <w:pStyle w:val="Compact"/>
-              <w:jc w:val="left"/>
-            </w:pPr>
-            <w:r>
-              <w:t xml:space="preserve">Số nền kinh tế</w:t>
-            </w:r>
-          </w:p>
-        </w:tc>
-        <w:tc>
-          <w:tcPr/>
-          <w:p>
-            <w:pPr>
-              <w:pStyle w:val="Compact"/>
-              <w:jc w:val="left"/>
-            </w:pPr>
-            <w:r>
-              <w:t xml:space="preserve">N doanh nghiệp (ước tính)</w:t>
-            </w:r>
-          </w:p>
-        </w:tc>
-        <w:tc>
-          <w:tcPr/>
-          <w:p>
-            <w:pPr>
-              <w:pStyle w:val="Compact"/>
-              <w:jc w:val="left"/>
-            </w:pPr>
-            <w:r>
-              <w:t xml:space="preserve">Số country-years</w:t>
+              <w:t xml:space="preserve">ICRV Nhóm (icrv_label)</w:t>
+            </w:r>
+          </w:p>
+        </w:tc>
+        <w:tc>
+          <w:tcPr/>
+          <w:p>
+            <w:pPr>
+              <w:pStyle w:val="Compact"/>
+              <w:jc w:val="left"/>
+            </w:pPr>
+            <w:r>
+              <w:t xml:space="preserve">Nền kinh tế</w:t>
+            </w:r>
+          </w:p>
+        </w:tc>
+        <w:tc>
+          <w:tcPr/>
+          <w:p>
+            <w:pPr>
+              <w:pStyle w:val="Compact"/>
+              <w:jc w:val="center"/>
+            </w:pPr>
+            <w:r>
+              <w:t xml:space="preserve">Số nền</w:t>
+            </w:r>
+          </w:p>
+        </w:tc>
+        <w:tc>
+          <w:tcPr/>
+          <w:p>
+            <w:pPr>
+              <w:pStyle w:val="Compact"/>
+              <w:jc w:val="center"/>
+            </w:pPr>
+            <w:r>
+              <w:t xml:space="preserve">N doanh nghiệp</w:t>
             </w:r>
           </w:p>
         </w:tc>
@@ -9972,55 +9364,52 @@
               <w:jc w:val="left"/>
             </w:pPr>
             <w:r>
-              <w:t xml:space="preserve">I — Tiên tiến đổi mới</w:t>
-            </w:r>
-          </w:p>
-        </w:tc>
-        <w:tc>
-          <w:tcPr/>
-          <w:p>
-            <w:pPr>
-              <w:pStyle w:val="Compact"/>
-              <w:jc w:val="left"/>
-            </w:pPr>
-            <w:r>
-              <w:t xml:space="preserve">Singapore, HK SAR, Hàn Quốc, Đài Loan, Israel</w:t>
-            </w:r>
-          </w:p>
-        </w:tc>
-        <w:tc>
-          <w:tcPr/>
-          <w:p>
-            <w:pPr>
-              <w:pStyle w:val="Compact"/>
-              <w:jc w:val="left"/>
-            </w:pPr>
-            <w:r>
-              <w:t xml:space="preserve">5</w:t>
-            </w:r>
-          </w:p>
-        </w:tc>
-        <w:tc>
-          <w:tcPr/>
-          <w:p>
-            <w:pPr>
-              <w:pStyle w:val="Compact"/>
-              <w:jc w:val="left"/>
-            </w:pPr>
-            <w:r>
-              <w:t xml:space="preserve">~6.500</w:t>
-            </w:r>
-          </w:p>
-        </w:tc>
-        <w:tc>
-          <w:tcPr/>
-          <w:p>
-            <w:pPr>
-              <w:pStyle w:val="Compact"/>
-              <w:jc w:val="left"/>
-            </w:pPr>
-            <w:r>
-              <w:t xml:space="preserve">~8</w:t>
+              <w:t xml:space="preserve">I — Adv. đổi mới (</w:t>
+            </w:r>
+            <w:r>
+              <w:rPr>
+                <w:rStyle w:val="VerbatimChar"/>
+              </w:rPr>
+              <w:t xml:space="preserve">Advanced_innovation</w:t>
+            </w:r>
+            <w:r>
+              <w:t xml:space="preserve">)</w:t>
+            </w:r>
+          </w:p>
+        </w:tc>
+        <w:tc>
+          <w:tcPr/>
+          <w:p>
+            <w:pPr>
+              <w:pStyle w:val="Compact"/>
+              <w:jc w:val="left"/>
+            </w:pPr>
+            <w:r>
+              <w:t xml:space="preserve">Singapore, HongKong, Hàn Quốc, Đài Loan, Israel, Nhật Bản¹</w:t>
+            </w:r>
+          </w:p>
+        </w:tc>
+        <w:tc>
+          <w:tcPr/>
+          <w:p>
+            <w:pPr>
+              <w:pStyle w:val="Compact"/>
+              <w:jc w:val="center"/>
+            </w:pPr>
+            <w:r>
+              <w:t xml:space="preserve">6</w:t>
+            </w:r>
+          </w:p>
+        </w:tc>
+        <w:tc>
+          <w:tcPr/>
+          <w:p>
+            <w:pPr>
+              <w:pStyle w:val="Compact"/>
+              <w:jc w:val="center"/>
+            </w:pPr>
+            <w:r>
+              <w:t xml:space="preserve">6.390</w:t>
             </w:r>
           </w:p>
         </w:tc>
@@ -10034,55 +9423,52 @@
               <w:jc w:val="left"/>
             </w:pPr>
             <w:r>
-              <w:t xml:space="preserve">II — Tiên tiến tài nguyên</w:t>
-            </w:r>
-          </w:p>
-        </w:tc>
-        <w:tc>
-          <w:tcPr/>
-          <w:p>
-            <w:pPr>
-              <w:pStyle w:val="Compact"/>
-              <w:jc w:val="left"/>
-            </w:pPr>
-            <w:r>
-              <w:t xml:space="preserve">Saudi Arabia, Qatar, Kuwait, Bahrain, Brunei</w:t>
-            </w:r>
-          </w:p>
-        </w:tc>
-        <w:tc>
-          <w:tcPr/>
-          <w:p>
-            <w:pPr>
-              <w:pStyle w:val="Compact"/>
-              <w:jc w:val="left"/>
-            </w:pPr>
-            <w:r>
-              <w:t xml:space="preserve">5</w:t>
-            </w:r>
-          </w:p>
-        </w:tc>
-        <w:tc>
-          <w:tcPr/>
-          <w:p>
-            <w:pPr>
-              <w:pStyle w:val="Compact"/>
-              <w:jc w:val="left"/>
-            </w:pPr>
-            <w:r>
-              <w:t xml:space="preserve">~8.500</w:t>
-            </w:r>
-          </w:p>
-        </w:tc>
-        <w:tc>
-          <w:tcPr/>
-          <w:p>
-            <w:pPr>
-              <w:pStyle w:val="Compact"/>
-              <w:jc w:val="left"/>
-            </w:pPr>
-            <w:r>
-              <w:t xml:space="preserve">~12</w:t>
+              <w:t xml:space="preserve">II — Adv. tài nguyên (</w:t>
+            </w:r>
+            <w:r>
+              <w:rPr>
+                <w:rStyle w:val="VerbatimChar"/>
+              </w:rPr>
+              <w:t xml:space="preserve">Advanced_resource</w:t>
+            </w:r>
+            <w:r>
+              <w:t xml:space="preserve">)</w:t>
+            </w:r>
+          </w:p>
+        </w:tc>
+        <w:tc>
+          <w:tcPr/>
+          <w:p>
+            <w:pPr>
+              <w:pStyle w:val="Compact"/>
+              <w:jc w:val="left"/>
+            </w:pPr>
+            <w:r>
+              <w:t xml:space="preserve">Saudi Arabia, Qatar, Kuwait, Bahrain, Brunei, Oman</w:t>
+            </w:r>
+          </w:p>
+        </w:tc>
+        <w:tc>
+          <w:tcPr/>
+          <w:p>
+            <w:pPr>
+              <w:pStyle w:val="Compact"/>
+              <w:jc w:val="center"/>
+            </w:pPr>
+            <w:r>
+              <w:t xml:space="preserve">6</w:t>
+            </w:r>
+          </w:p>
+        </w:tc>
+        <w:tc>
+          <w:tcPr/>
+          <w:p>
+            <w:pPr>
+              <w:pStyle w:val="Compact"/>
+              <w:jc w:val="center"/>
+            </w:pPr>
+            <w:r>
+              <w:t xml:space="preserve">2.231</w:t>
             </w:r>
           </w:p>
         </w:tc>
@@ -10096,7 +9482,16 @@
               <w:jc w:val="left"/>
             </w:pPr>
             <w:r>
-              <w:t xml:space="preserve">III — Trung bình cao</w:t>
+              <w:t xml:space="preserve">III — Trung bình cao (</w:t>
+            </w:r>
+            <w:r>
+              <w:rPr>
+                <w:rStyle w:val="VerbatimChar"/>
+              </w:rPr>
+              <w:t xml:space="preserve">Upper_mid</w:t>
+            </w:r>
+            <w:r>
+              <w:t xml:space="preserve">)</w:t>
             </w:r>
           </w:p>
         </w:tc>
@@ -10117,7 +9512,7 @@
           <w:p>
             <w:pPr>
               <w:pStyle w:val="Compact"/>
-              <w:jc w:val="left"/>
+              <w:jc w:val="center"/>
             </w:pPr>
             <w:r>
               <w:t xml:space="preserve">6</w:t>
@@ -10129,22 +9524,10 @@
           <w:p>
             <w:pPr>
               <w:pStyle w:val="Compact"/>
-              <w:jc w:val="left"/>
-            </w:pPr>
-            <w:r>
-              <w:t xml:space="preserve">~18.000</w:t>
-            </w:r>
-          </w:p>
-        </w:tc>
-        <w:tc>
-          <w:tcPr/>
-          <w:p>
-            <w:pPr>
-              <w:pStyle w:val="Compact"/>
-              <w:jc w:val="left"/>
-            </w:pPr>
-            <w:r>
-              <w:t xml:space="preserve">~15</w:t>
+              <w:jc w:val="center"/>
+            </w:pPr>
+            <w:r>
+              <w:t xml:space="preserve">13.993</w:t>
             </w:r>
           </w:p>
         </w:tc>
@@ -10158,28 +9541,37 @@
               <w:jc w:val="left"/>
             </w:pPr>
             <w:r>
-              <w:t xml:space="preserve">IV — Đang nổi</w:t>
-            </w:r>
-          </w:p>
-        </w:tc>
-        <w:tc>
-          <w:tcPr/>
-          <w:p>
-            <w:pPr>
-              <w:pStyle w:val="Compact"/>
-              <w:jc w:val="left"/>
-            </w:pPr>
-            <w:r>
-              <w:t xml:space="preserve">Việt Nam, Indonesia, Philippines, Ấn Độ, Sri Lanka, Jordan, Mông Cổ</w:t>
-            </w:r>
-          </w:p>
-        </w:tc>
-        <w:tc>
-          <w:tcPr/>
-          <w:p>
-            <w:pPr>
-              <w:pStyle w:val="Compact"/>
-              <w:jc w:val="left"/>
+              <w:t xml:space="preserve">IV — Chuyển đổi TB-thấp (</w:t>
+            </w:r>
+            <w:r>
+              <w:rPr>
+                <w:rStyle w:val="VerbatimChar"/>
+              </w:rPr>
+              <w:t xml:space="preserve">Lower_mid_transition</w:t>
+            </w:r>
+            <w:r>
+              <w:t xml:space="preserve">)</w:t>
+            </w:r>
+          </w:p>
+        </w:tc>
+        <w:tc>
+          <w:tcPr/>
+          <w:p>
+            <w:pPr>
+              <w:pStyle w:val="Compact"/>
+              <w:jc w:val="left"/>
+            </w:pPr>
+            <w:r>
+              <w:t xml:space="preserve">Việt Nam, Ấn Độ, Indonesia, Philippines, Mông Cổ, Bangladesh, Pakistan</w:t>
+            </w:r>
+          </w:p>
+        </w:tc>
+        <w:tc>
+          <w:tcPr/>
+          <w:p>
+            <w:pPr>
+              <w:pStyle w:val="Compact"/>
+              <w:jc w:val="center"/>
             </w:pPr>
             <w:r>
               <w:t xml:space="preserve">7</w:t>
@@ -10191,22 +9583,10 @@
           <w:p>
             <w:pPr>
               <w:pStyle w:val="Compact"/>
-              <w:jc w:val="left"/>
-            </w:pPr>
-            <w:r>
-              <w:t xml:space="preserve">~28.000</w:t>
-            </w:r>
-          </w:p>
-        </w:tc>
-        <w:tc>
-          <w:tcPr/>
-          <w:p>
-            <w:pPr>
-              <w:pStyle w:val="Compact"/>
-              <w:jc w:val="left"/>
-            </w:pPr>
-            <w:r>
-              <w:t xml:space="preserve">~22</w:t>
+              <w:jc w:val="center"/>
+            </w:pPr>
+            <w:r>
+              <w:t xml:space="preserve">45.003</w:t>
             </w:r>
           </w:p>
         </w:tc>
@@ -10220,28 +9600,37 @@
               <w:jc w:val="left"/>
             </w:pPr>
             <w:r>
-              <w:t xml:space="preserve">V — Cận biên</w:t>
-            </w:r>
-          </w:p>
-        </w:tc>
-        <w:tc>
-          <w:tcPr/>
-          <w:p>
-            <w:pPr>
-              <w:pStyle w:val="Compact"/>
-              <w:jc w:val="left"/>
-            </w:pPr>
-            <w:r>
-              <w:t xml:space="preserve">17 nền kinh tế</w:t>
-            </w:r>
-          </w:p>
-        </w:tc>
-        <w:tc>
-          <w:tcPr/>
-          <w:p>
-            <w:pPr>
-              <w:pStyle w:val="Compact"/>
-              <w:jc w:val="left"/>
+              <w:t xml:space="preserve">V — Đang nổi (</w:t>
+            </w:r>
+            <w:r>
+              <w:rPr>
+                <w:rStyle w:val="VerbatimChar"/>
+              </w:rPr>
+              <w:t xml:space="preserve">Emerging</w:t>
+            </w:r>
+            <w:r>
+              <w:t xml:space="preserve">)</w:t>
+            </w:r>
+          </w:p>
+        </w:tc>
+        <w:tc>
+          <w:tcPr/>
+          <w:p>
+            <w:pPr>
+              <w:pStyle w:val="Compact"/>
+              <w:jc w:val="left"/>
+            </w:pPr>
+            <w:r>
+              <w:t xml:space="preserve">17 nền (gồm Sri Lanka, Jordan, Nepal, Cambodia, Laos, Uzbekistan…)</w:t>
+            </w:r>
+          </w:p>
+        </w:tc>
+        <w:tc>
+          <w:tcPr/>
+          <w:p>
+            <w:pPr>
+              <w:pStyle w:val="Compact"/>
+              <w:jc w:val="center"/>
             </w:pPr>
             <w:r>
               <w:t xml:space="preserve">17</w:t>
@@ -10253,22 +9642,10 @@
           <w:p>
             <w:pPr>
               <w:pStyle w:val="Compact"/>
-              <w:jc w:val="left"/>
-            </w:pPr>
-            <w:r>
-              <w:t xml:space="preserve">~35.000</w:t>
-            </w:r>
-          </w:p>
-        </w:tc>
-        <w:tc>
-          <w:tcPr/>
-          <w:p>
-            <w:pPr>
-              <w:pStyle w:val="Compact"/>
-              <w:jc w:val="left"/>
-            </w:pPr>
-            <w:r>
-              <w:t xml:space="preserve">~42</w:t>
+              <w:jc w:val="center"/>
+            </w:pPr>
+            <w:r>
+              <w:t xml:space="preserve">18.957</w:t>
             </w:r>
           </w:p>
         </w:tc>
@@ -10282,55 +9659,52 @@
               <w:jc w:val="left"/>
             </w:pPr>
             <w:r>
-              <w:t xml:space="preserve">VI — SIDS Thái Bình Dương</w:t>
-            </w:r>
-          </w:p>
-        </w:tc>
-        <w:tc>
-          <w:tcPr/>
-          <w:p>
-            <w:pPr>
-              <w:pStyle w:val="Compact"/>
-              <w:jc w:val="left"/>
-            </w:pPr>
-            <w:r>
-              <w:t xml:space="preserve">Fiji, Kiribati, Papua New Guinea, Samoa, Solomon Islands, Tonga, Vanuatu</w:t>
-            </w:r>
-          </w:p>
-        </w:tc>
-        <w:tc>
-          <w:tcPr/>
-          <w:p>
-            <w:pPr>
-              <w:pStyle w:val="Compact"/>
-              <w:jc w:val="left"/>
-            </w:pPr>
-            <w:r>
-              <w:t xml:space="preserve">7</w:t>
-            </w:r>
-          </w:p>
-        </w:tc>
-        <w:tc>
-          <w:tcPr/>
-          <w:p>
-            <w:pPr>
-              <w:pStyle w:val="Compact"/>
-              <w:jc w:val="left"/>
-            </w:pPr>
-            <w:r>
-              <w:t xml:space="preserve">~5.185</w:t>
-            </w:r>
-          </w:p>
-        </w:tc>
-        <w:tc>
-          <w:tcPr/>
-          <w:p>
-            <w:pPr>
-              <w:pStyle w:val="Compact"/>
-              <w:jc w:val="left"/>
-            </w:pPr>
-            <w:r>
-              <w:t xml:space="preserve">~9</w:t>
+              <w:t xml:space="preserve">VI — SIDS (</w:t>
+            </w:r>
+            <w:r>
+              <w:rPr>
+                <w:rStyle w:val="VerbatimChar"/>
+              </w:rPr>
+              <w:t xml:space="preserve">SIDS_small</w:t>
+            </w:r>
+            <w:r>
+              <w:t xml:space="preserve">)</w:t>
+            </w:r>
+          </w:p>
+        </w:tc>
+        <w:tc>
+          <w:tcPr/>
+          <w:p>
+            <w:pPr>
+              <w:pStyle w:val="Compact"/>
+              <w:jc w:val="left"/>
+            </w:pPr>
+            <w:r>
+              <w:t xml:space="preserve">Fiji, Kiribati, PNG, Samoa, Solomon, Tonga, Vanuatu, Timor-Leste</w:t>
+            </w:r>
+          </w:p>
+        </w:tc>
+        <w:tc>
+          <w:tcPr/>
+          <w:p>
+            <w:pPr>
+              <w:pStyle w:val="Compact"/>
+              <w:jc w:val="center"/>
+            </w:pPr>
+            <w:r>
+              <w:t xml:space="preserve">8</w:t>
+            </w:r>
+          </w:p>
+        </w:tc>
+        <w:tc>
+          <w:tcPr/>
+          <w:p>
+            <w:pPr>
+              <w:pStyle w:val="Compact"/>
+              <w:jc w:val="center"/>
+            </w:pPr>
+            <w:r>
+              <w:t xml:space="preserve">2.295</w:t>
             </w:r>
           </w:p>
         </w:tc>
@@ -10344,6 +9718,10 @@
               <w:jc w:val="left"/>
             </w:pPr>
             <w:r>
+              <w:rPr>
+                <w:bCs/>
+                <w:b/>
+              </w:rPr>
               <w:t xml:space="preserve">Tổng</w:t>
             </w:r>
           </w:p>
@@ -10361,34 +9739,36 @@
           <w:p>
             <w:pPr>
               <w:pStyle w:val="Compact"/>
-              <w:jc w:val="left"/>
-            </w:pPr>
-            <w:r>
-              <w:t xml:space="preserve">47</w:t>
-            </w:r>
-          </w:p>
-        </w:tc>
-        <w:tc>
-          <w:tcPr/>
-          <w:p>
-            <w:pPr>
-              <w:pStyle w:val="Compact"/>
-              <w:jc w:val="left"/>
-            </w:pPr>
-            <w:r>
-              <w:t xml:space="preserve">~101.185</w:t>
-            </w:r>
-          </w:p>
-        </w:tc>
-        <w:tc>
-          <w:tcPr/>
-          <w:p>
-            <w:pPr>
-              <w:pStyle w:val="Compact"/>
-              <w:jc w:val="left"/>
-            </w:pPr>
-            <w:r>
-              <w:t xml:space="preserve">108</w:t>
+              <w:jc w:val="center"/>
+            </w:pPr>
+            <w:r>
+              <w:rPr>
+                <w:bCs/>
+                <w:b/>
+              </w:rPr>
+              <w:t xml:space="preserve">50</w:t>
+            </w:r>
+          </w:p>
+        </w:tc>
+        <w:tc>
+          <w:tcPr/>
+          <w:p>
+            <w:pPr>
+              <w:pStyle w:val="Compact"/>
+              <w:jc w:val="center"/>
+            </w:pPr>
+            <w:r>
+              <w:rPr>
+                <w:bCs/>
+                <w:b/>
+              </w:rPr>
+              <w:t xml:space="preserve">88.869</w:t>
+            </w:r>
+            <w:r>
+              <w:t xml:space="preserve"> </w:t>
+            </w:r>
+            <w:r>
+              <w:t xml:space="preserve">(pool mô tả; N hồi quy M2 = 81.022)</w:t>
             </w:r>
           </w:p>
         </w:tc>
@@ -10399,18 +9779,139 @@
         <w:pStyle w:val="BodyText"/>
       </w:pPr>
       <w:r>
-        <w:t xml:space="preserve">Ba thế hệ schema WBES và giao thức hòa hợp: PICS3 (2009–2013): biến FSTS từ d3a/d3b; TCI từ h1/h8/b8; DAI từ c22b only. Standardized (2014–2018): biến tái định dạng nhưng tương thích. BREADY/BEE (2019–2025): schema mở rộng; DAI đầy đủ (c22b + k33 + k38); module nhà quản trị chi tiết hơn.</w:t>
-      </w:r>
-    </w:p>
-    <w:p>
-      <w:pPr>
-        <w:pStyle w:val="BodyText"/>
-      </w:pPr>
-      <w:r>
         <w:rPr>
           <w:iCs/>
           <w:i/>
         </w:rPr>
+        <w:t xml:space="preserve">Ghi chú: ¹Nhật Bản được WBES khảo sát lần đầu năm 2025 (n=2.168) và là thành viên thứ sáu của Nhóm I trong khung 50 nền; vòng tái ước lượng 50 nền gồm Nhật Bản đã hoàn tất nên mô tả và ước lượng (P7) nay dùng chung MỘT khung 50 nền/88.869 quan sát (hồi quy M2 N=81.022; M5 N=79.080). Nhãn nhóm theo biến phân loại</w:t>
+      </w:r>
+      <w:r>
+        <w:rPr>
+          <w:iCs/>
+          <w:i/>
+        </w:rPr>
+        <w:t xml:space="preserve"> </w:t>
+      </w:r>
+      <w:r>
+        <w:rPr>
+          <w:rStyle w:val="VerbatimChar"/>
+          <w:iCs/>
+          <w:i/>
+        </w:rPr>
+        <w:t xml:space="preserve">icrv_label</w:t>
+      </w:r>
+      <w:r>
+        <w:rPr>
+          <w:iCs/>
+          <w:i/>
+        </w:rPr>
+        <w:t xml:space="preserve">, dùng thống nhất trong luận án và Chuyên đề 1, Nhóm IV</w:t>
+      </w:r>
+      <w:r>
+        <w:rPr>
+          <w:iCs/>
+          <w:i/>
+        </w:rPr>
+        <w:t xml:space="preserve"> </w:t>
+      </w:r>
+      <w:r>
+        <w:rPr>
+          <w:rStyle w:val="VerbatimChar"/>
+          <w:iCs/>
+          <w:i/>
+        </w:rPr>
+        <w:t xml:space="preserve">Lower_mid_transition</w:t>
+      </w:r>
+      <w:r>
+        <w:rPr>
+          <w:iCs/>
+          <w:i/>
+        </w:rPr>
+        <w:t xml:space="preserve"> </w:t>
+      </w:r>
+      <w:r>
+        <w:rPr>
+          <w:iCs/>
+          <w:i/>
+        </w:rPr>
+        <w:t xml:space="preserve">(7 nền đông dân), Nhóm V</w:t>
+      </w:r>
+      <w:r>
+        <w:rPr>
+          <w:iCs/>
+          <w:i/>
+        </w:rPr>
+        <w:t xml:space="preserve"> </w:t>
+      </w:r>
+      <w:r>
+        <w:rPr>
+          <w:rStyle w:val="VerbatimChar"/>
+          <w:iCs/>
+          <w:i/>
+        </w:rPr>
+        <w:t xml:space="preserve">Emerging</w:t>
+      </w:r>
+      <w:r>
+        <w:rPr>
+          <w:iCs/>
+          <w:i/>
+        </w:rPr>
+        <w:t xml:space="preserve"> </w:t>
+      </w:r>
+      <w:r>
+        <w:rPr>
+          <w:iCs/>
+          <w:i/>
+        </w:rPr>
+        <w:t xml:space="preserve">(17 nền), Nhóm VI</w:t>
+      </w:r>
+      <w:r>
+        <w:rPr>
+          <w:iCs/>
+          <w:i/>
+        </w:rPr>
+        <w:t xml:space="preserve"> </w:t>
+      </w:r>
+      <w:r>
+        <w:rPr>
+          <w:rStyle w:val="VerbatimChar"/>
+          <w:iCs/>
+          <w:i/>
+        </w:rPr>
+        <w:t xml:space="preserve">SIDS_small</w:t>
+      </w:r>
+      <w:r>
+        <w:rPr>
+          <w:iCs/>
+          <w:i/>
+        </w:rPr>
+        <w:t xml:space="preserve"> </w:t>
+      </w:r>
+      <w:r>
+        <w:rPr>
+          <w:iCs/>
+          <w:i/>
+        </w:rPr>
+        <w:t xml:space="preserve">(8 nền). Nghiên cứu chuyên sâu SIDS (P8) lấy mẫu chính 7 nền Thái Bình Dương và kiểm định bền vững mở rộng 9 nền (thêm Comoros + Timor-Leste). Pool phân loại đầy đủ = 96.415 DN/52 nền; loại 2 nền ngoài châu Á (Turkey, Cyprus) sang khung phân tích 50 nền Á–TBD (gồm Nhật Bản) = 88.869 DN.</w:t>
+      </w:r>
+    </w:p>
+    <w:p>
+      <w:pPr>
+        <w:pStyle w:val="BodyText"/>
+      </w:pPr>
+      <w:r>
+        <w:t xml:space="preserve">Ba thế hệ schema WBES và giao thức hòa hợp: PICS3 (2006–2012): biến FSTS từ d3b/d3c; TCI từ h1/h8/b8; DAI từ c22b only. Standardized (2013–2017): biến tái định dạng nhưng tương thích. BREADY/BEE (2018–2025): schema mở rộng; DAI đầy đủ (c22b + k33 + k38); module nhà quản trị chi tiết hơn.</w:t>
+      </w:r>
+    </w:p>
+    <w:p>
+      <w:pPr>
+        <w:pStyle w:val="BodyText"/>
+      </w:pPr>
+      <w:r>
+        <w:rPr>
+          <w:iCs/>
+          <w:i/>
+        </w:rPr>
         <w:t xml:space="preserve">Ghi chú về trọng số khảo sát:</w:t>
       </w:r>
       <w:r>
@@ -10426,15 +9927,15 @@
         <w:t xml:space="preserve">wt_final</w:t>
       </w:r>
       <w:r>
-        <w:t xml:space="preserve">) trong các mô hình hồi quy vì ba lý do. Thứ nhất, mục tiêu phân tích là xác định hệ số quan hệ I→P tại cấp doanh nghiệp (conditional on observables), không phải ước lượng thống kê mô tả đại diện tổng thể. Thứ hai, hai chiều fixed effects (quốc gia × năm) đã hấp thụ phần lớn biến thiên liên quan đến thiết kế lấy mẫu phân tầng. Thứ ba, tích hợp trọng số mẫu vào mô hình fixed effects không đồng nhất gây phức tạp ước lượng mà không đem lại cải thiện tính hợp lệ nội tại (Solon et al., 2015). Phân tích độ nhạy với trọng số được đề xuất như kiểm định tương lai (xem §2.4.2) để xác nhận tính vững của kết quả so với mẫu không có trọng số.</w:t>
-      </w:r>
-    </w:p>
-    <w:p>
-      <w:pPr>
-        <w:pStyle w:val="BodyText"/>
-      </w:pPr>
-      <w:r>
-        <w:t xml:space="preserve">Giao thức hòa hợp bao gồm: crosswalk biến giữa ba schema; xử lý giá trị thiếu; loại bỏ ngoại lệ tại phân vị 1/99; chuyển đổi doanh thu về PPP USD 2017.</w:t>
+        <w:t xml:space="preserve">) trong các mô hình hồi quy vì ba lý do. Thứ nhất, mục tiêu phân tích là xác định hệ số quan hệ I–P tại cấp doanh nghiệp (conditional on observables), không phải ước lượng thống kê mô tả đại diện tổng thể. Thứ hai, hai chiều fixed effects (quốc gia × năm) đã hấp thụ phần lớn biến thiên liên quan đến thiết kế lấy mẫu phân tầng. Thứ ba, tích hợp trọng số mẫu vào mô hình fixed effects không đồng nhất gây phức tạp ước lượng mà không đem lại cải thiện tính hợp lệ nội tại (Solon et al., 2015). Phân tích độ nhạy với trọng số được đề xuất như kiểm định tương lai (xem §2.4.2) để xác nhận tính vững của kết quả so với mẫu không có trọng số.</w:t>
+      </w:r>
+    </w:p>
+    <w:p>
+      <w:pPr>
+        <w:pStyle w:val="BodyText"/>
+      </w:pPr>
+      <w:r>
+        <w:t xml:space="preserve">Giao thức hòa hợp bao gồm: crosswalk biến giữa ba schema; xử lý giá trị thiếu; loại bỏ ngoại lệ tại phân vị 1/99 trong cụm nền kinh tế × năm; và chuẩn hóa năng suất xuyên tiền tệ (xem dưới).</w:t>
       </w:r>
     </w:p>
     <w:bookmarkEnd w:id="75"/>
@@ -10452,7 +9953,7 @@
         <w:pStyle w:val="FirstParagraph"/>
       </w:pPr>
       <w:r>
-        <w:t xml:space="preserve">Biến phụ thuộc — ln(LP):</w:t>
+        <w:t xml:space="preserve">Biến phụ thuộc, ln(LP):</w:t>
       </w:r>
     </w:p>
     <w:p>
@@ -10566,15 +10067,161 @@
         <w:pStyle w:val="FirstParagraph"/>
       </w:pPr>
       <w:r>
-        <w:t xml:space="preserve">Doanh thu (d2) được chuyển đổi về PPP USD 2017 trước khi tính LP. Loại bỏ ngoại lệ tại phân vị 1/99 để giảm ảnh hưởng ngoại lệ.</w:t>
-      </w:r>
-    </w:p>
-    <w:p>
-      <w:pPr>
-        <w:pStyle w:val="BodyText"/>
-      </w:pPr>
-      <w:r>
-        <w:t xml:space="preserve">Biến độc lập — FSTS:</w:t>
+        <w:t xml:space="preserve">Doanh thu (d2) được báo cáo bằng</w:t>
+      </w:r>
+      <w:r>
+        <w:t xml:space="preserve"> </w:t>
+      </w:r>
+      <w:r>
+        <w:rPr>
+          <w:bCs/>
+          <w:b/>
+        </w:rPr>
+        <w:t xml:space="preserve">nội tệ</w:t>
+      </w:r>
+      <w:r>
+        <w:t xml:space="preserve"> </w:t>
+      </w:r>
+      <w:r>
+        <w:t xml:space="preserve">của từng nền kinh tế, nên mức</w:t>
+      </w:r>
+      <w:r>
+        <w:t xml:space="preserve"> </w:t>
+      </w:r>
+      <m:oMath>
+        <m:r>
+          <m:rPr>
+            <m:sty m:val="p"/>
+          </m:rPr>
+          <m:t>ln</m:t>
+        </m:r>
+        <m:d>
+          <m:dPr>
+            <m:begChr m:val="("/>
+            <m:endChr m:val=")"/>
+            <m:sepChr m:val=""/>
+            <m:grow/>
+          </m:dPr>
+          <m:e>
+            <m:r>
+              <m:t>L</m:t>
+            </m:r>
+            <m:r>
+              <m:t>P</m:t>
+            </m:r>
+          </m:e>
+        </m:d>
+      </m:oMath>
+      <w:r>
+        <w:t xml:space="preserve"> </w:t>
+      </w:r>
+      <w:r>
+        <w:t xml:space="preserve">thô không so sánh được trực tiếp xuyên quốc gia. Để trung hòa khác biệt đơn vị tiền tệ và mặt bằng giá, năng suất lao động được</w:t>
+      </w:r>
+      <w:r>
+        <w:t xml:space="preserve"> </w:t>
+      </w:r>
+      <w:r>
+        <w:rPr>
+          <w:bCs/>
+          <w:b/>
+        </w:rPr>
+        <w:t xml:space="preserve">chuẩn hóa z trong từng cụm nền kinh tế × năm</w:t>
+      </w:r>
+      <w:r>
+        <w:t xml:space="preserve"> </w:t>
+      </w:r>
+      <w:r>
+        <w:t xml:space="preserve">trước khi đưa vào mô hình, và mọi đặc tả đều có</w:t>
+      </w:r>
+      <w:r>
+        <w:t xml:space="preserve"> </w:t>
+      </w:r>
+      <w:r>
+        <w:rPr>
+          <w:bCs/>
+          <w:b/>
+        </w:rPr>
+        <w:t xml:space="preserve">hiệu ứng cố định hai chiều (nền kinh tế × năm)</w:t>
+      </w:r>
+      <w:r>
+        <w:t xml:space="preserve"> </w:t>
+      </w:r>
+      <w:r>
+        <w:t xml:space="preserve">hấp thụ toàn bộ thành phần bất biến theo nước (tiền tệ, mặt bằng giá, chế độ kế toán). Cách này bảo đảm hệ số quan hệ I–P được nhận dạng từ biến thiên</w:t>
+      </w:r>
+      <w:r>
+        <w:t xml:space="preserve"> </w:t>
+      </w:r>
+      <w:r>
+        <w:rPr>
+          <w:iCs/>
+          <w:i/>
+        </w:rPr>
+        <w:t xml:space="preserve">nội bộ</w:t>
+      </w:r>
+      <w:r>
+        <w:t xml:space="preserve"> </w:t>
+      </w:r>
+      <w:r>
+        <w:t xml:space="preserve">nền kinh tế–năm, nhất quán với Phụ lục A của luận án (§A.5) và nghiên cứu đa quốc gia P7. Mọi so sánh</w:t>
+      </w:r>
+      <w:r>
+        <w:t xml:space="preserve"> </w:t>
+      </w:r>
+      <w:r>
+        <w:rPr>
+          <w:bCs/>
+          <w:b/>
+        </w:rPr>
+        <w:t xml:space="preserve">mức</w:t>
+      </w:r>
+      <w:r>
+        <w:t xml:space="preserve"> </w:t>
+      </w:r>
+      <w:r>
+        <w:t xml:space="preserve">xuyên quốc gia dùng tỷ suất không thứ nguyên (ROS) hoặc giá trị đã hiệu chỉnh sức mua tương đương (PPP), không dùng mức</w:t>
+      </w:r>
+      <w:r>
+        <w:t xml:space="preserve"> </w:t>
+      </w:r>
+      <m:oMath>
+        <m:r>
+          <m:rPr>
+            <m:sty m:val="p"/>
+          </m:rPr>
+          <m:t>ln</m:t>
+        </m:r>
+        <m:d>
+          <m:dPr>
+            <m:begChr m:val="("/>
+            <m:endChr m:val=")"/>
+            <m:sepChr m:val=""/>
+            <m:grow/>
+          </m:dPr>
+          <m:e>
+            <m:r>
+              <m:t>L</m:t>
+            </m:r>
+            <m:r>
+              <m:t>P</m:t>
+            </m:r>
+          </m:e>
+        </m:d>
+      </m:oMath>
+      <w:r>
+        <w:t xml:space="preserve"> </w:t>
+      </w:r>
+      <w:r>
+        <w:t xml:space="preserve">thô. Giá trị được winsorize tại phân vị 1/99 trong cụm nền kinh tế × năm để giảm ảnh hưởng ngoại lệ. Lựa chọn năng suất lao động làm thước đo hiệu quả phù hợp với dữ liệu WBES (Combs et al., 2005; Cusolito &amp; Maloney, 2018; Richard et al., 2009).</w:t>
+      </w:r>
+    </w:p>
+    <w:p>
+      <w:pPr>
+        <w:pStyle w:val="BodyText"/>
+      </w:pPr>
+      <w:r>
+        <w:t xml:space="preserve">Biến độc lập, FSTS:</w:t>
       </w:r>
     </w:p>
     <w:p>
@@ -10625,7 +10272,7 @@
                       <m:nor/>
                       <m:sty m:val="p"/>
                     </m:rPr>
-                    <m:t>doanh thu xuất khẩu trực tiếp</m:t>
+                    <m:t>doanh thu xuất khẩu trực tiếp + gián tiếp</m:t>
                   </m:r>
                 </m:e>
                 <m:sub>
@@ -10674,6 +10321,30 @@
               <m:sSub>
                 <m:e>
                   <m:r>
+                    <m:t>b</m:t>
+                  </m:r>
+                </m:e>
+                <m:sub>
+                  <m:r>
+                    <m:t>i</m:t>
+                  </m:r>
+                </m:sub>
+              </m:sSub>
+              <m:r>
+                <m:rPr>
+                  <m:sty m:val="p"/>
+                </m:rPr>
+                <m:t>+</m:t>
+              </m:r>
+              <m:r>
+                <m:t>d</m:t>
+              </m:r>
+              <m:r>
+                <m:t>3</m:t>
+              </m:r>
+              <m:sSub>
+                <m:e>
+                  <m:r>
                     <m:t>c</m:t>
                   </m:r>
                 </m:e>
@@ -10698,7 +10369,7 @@
         <w:pStyle w:val="FirstParagraph"/>
       </w:pPr>
       <w:r>
-        <w:t xml:space="preserve">d3c là tỉ lệ phần trăm doanh thu xuất khẩu trực tiếp. FSTS_c = FSTS − mean(FSTS) trong mỗi ô sóng-quốc gia trước khi tính FSTS².</w:t>
+        <w:t xml:space="preserve">d3b là tỉ lệ phần trăm doanh thu xuất khẩu gián tiếp (qua trung gian) và d3c là xuất khẩu trực tiếp, theo nhãn biến chính thức WBES; tổng hai thành phần là định nghĩa tham gia xuất khẩu chuẩn của WBES, dùng thống nhất với khung ước lượng đa quốc gia của luận án (P7). FSTS_c = FSTS − mean(FSTS) trong mỗi ô sóng-quốc gia trước khi tính FSTS². Tỷ trọng doanh thu xuất khẩu là thước đo cường độ quốc tế hóa chuẩn của văn liệu I–P (Lu &amp; Beamish, 2001; Sullivan, 1994); hai nghiên cứu thành phần đơn quốc gia (P3 Việt Nam, P5 Trung Quốc) dùng riêng d3c với luận chứng kênh xuất khẩu trực tiếp/gián tiếp (Hessels &amp; Terjesen, 2010; Peng &amp; Ilinitch, 1998).</w:t>
       </w:r>
     </w:p>
     <w:p>
@@ -10712,15 +10383,15 @@
     <w:tbl>
       <w:tblPr>
         <w:tblStyle w:val="Table"/>
-        <w:tblW w:type="auto" w:w="0"/>
+        <w:tblW w:type="pct" w:w="5000"/>
         <w:tblLook w:firstRow="1" w:lastRow="0" w:firstColumn="0" w:lastColumn="0" w:noHBand="0" w:noVBand="0" w:val="0020"/>
         <w:jc w:val="start"/>
       </w:tblPr>
       <w:tblGrid>
-        <w:gridCol w:w="1980"/>
-        <w:gridCol w:w="1980"/>
-        <w:gridCol w:w="1980"/>
-        <w:gridCol w:w="1980"/>
+        <w:gridCol w:w="1284"/>
+        <w:gridCol w:w="1926"/>
+        <w:gridCol w:w="1498"/>
+        <w:gridCol w:w="3210"/>
       </w:tblGrid>
       <w:tr>
         <w:trPr>
@@ -10981,7 +10652,7 @@
         <w:pStyle w:val="BodyText"/>
       </w:pPr>
       <w:r>
-        <w:t xml:space="preserve">TCI_z = z-chuẩn hóa mean của ≥3/4 items không thiếu (Cronbach α ước tính 0,55–0,65 — nhất quán với tổng hợp formative, Coltman et al., 2008).</w:t>
+        <w:t xml:space="preserve">TCI_z = z-chuẩn hóa mean của ≥3/4 items không thiếu (Cronbach α ước tính 0,55–0,65, nhất quán với tổng hợp formative, Coltman et al., 2008). Construct phản ánh chiều sâu năng lực công nghệ nội tại theo truyền thống năng lực hấp thụ và năng lực công nghệ hóa công nghiệp (Cohen &amp; Levinthal, 1990; Lall, 1992).</w:t>
       </w:r>
     </w:p>
     <w:p>
@@ -10995,15 +10666,15 @@
     <w:tbl>
       <w:tblPr>
         <w:tblStyle w:val="Table"/>
-        <w:tblW w:type="auto" w:w="0"/>
+        <w:tblW w:type="pct" w:w="5000"/>
         <w:tblLook w:firstRow="1" w:lastRow="0" w:firstColumn="0" w:lastColumn="0" w:noHBand="0" w:noVBand="0" w:val="0020"/>
         <w:jc w:val="start"/>
       </w:tblPr>
       <w:tblGrid>
-        <w:gridCol w:w="1980"/>
-        <w:gridCol w:w="1980"/>
-        <w:gridCol w:w="1980"/>
-        <w:gridCol w:w="1980"/>
+        <w:gridCol w:w="1284"/>
+        <w:gridCol w:w="1926"/>
+        <w:gridCol w:w="1498"/>
+        <w:gridCol w:w="3210"/>
       </w:tblGrid>
       <w:tr>
         <w:trPr>
@@ -11214,13 +10885,13 @@
         <w:pStyle w:val="BodyText"/>
       </w:pPr>
       <w:r>
-        <w:t xml:space="preserve">DAI_z_full (Tier 1+2): z-mean(c22b + k33 + k38) — chỉ có trong schema BEE (2019 trở đi).</w:t>
-      </w:r>
-      <w:r>
-        <w:t xml:space="preserve"> </w:t>
-      </w:r>
-      <w:r>
-        <w:t xml:space="preserve">DAI_z_tier1 (Tier 1 only): z-mean(c22b) — có xuyên tất cả schema.</w:t>
+        <w:t xml:space="preserve">DAI_z_full (Tier 1+2): z-mean(c22b + k33 + k38), chỉ có trong schema BEE (2019 trở đi).</w:t>
+      </w:r>
+      <w:r>
+        <w:t xml:space="preserve"> </w:t>
+      </w:r>
+      <w:r>
+        <w:t xml:space="preserve">DAI_z_tier1 (Tier 1 only): z-mean(c22b), có xuyên tất cả schema. Phân tầng đo lường số hóa theo Verhoef et al. (2021); vai trò công cụ số trong quốc tế hóa theo Banalieva &amp; Dhanaraj (2019).</w:t>
       </w:r>
     </w:p>
     <w:p>
@@ -11246,21 +10917,21 @@
         <w:pStyle w:val="FirstParagraph"/>
       </w:pPr>
       <w:r>
-        <w:t xml:space="preserve">Bảng 2.11. Phân loại 47 nền kinh tế theo ICRV — đặc điểm và tiêu chí.</w:t>
+        <w:t xml:space="preserve">Bảng 2.11. Phân loại 50 nền kinh tế theo ICRV, đặc điểm và tiêu chí.</w:t>
       </w:r>
     </w:p>
     <w:tbl>
       <w:tblPr>
         <w:tblStyle w:val="Table"/>
-        <w:tblW w:type="auto" w:w="0"/>
+        <w:tblW w:type="pct" w:w="5000"/>
         <w:tblLook w:firstRow="1" w:lastRow="0" w:firstColumn="0" w:lastColumn="0" w:noHBand="0" w:noVBand="0" w:val="0020"/>
         <w:jc w:val="start"/>
       </w:tblPr>
       <w:tblGrid>
-        <w:gridCol w:w="1980"/>
-        <w:gridCol w:w="1980"/>
-        <w:gridCol w:w="1980"/>
-        <w:gridCol w:w="1980"/>
+        <w:gridCol w:w="2292"/>
+        <w:gridCol w:w="1250"/>
+        <w:gridCol w:w="1875"/>
+        <w:gridCol w:w="2501"/>
       </w:tblGrid>
       <w:tr>
         <w:trPr>
@@ -11360,7 +11031,7 @@
               <w:jc w:val="left"/>
             </w:pPr>
             <w:r>
-              <w:t xml:space="preserve">Singapore, Hong Kong SAR, Hàn Quốc, Đài Loan, Israel</w:t>
+              <w:t xml:space="preserve">Singapore, Hong Kong SAR, Hàn Quốc, Đài Loan, Israel, Nhật Bản</w:t>
             </w:r>
           </w:p>
         </w:tc>
@@ -11410,7 +11081,7 @@
               <w:jc w:val="left"/>
             </w:pPr>
             <w:r>
-              <w:t xml:space="preserve">Saudi Arabia, Qatar, Kuwait, Bahrain, Brunei</w:t>
+              <w:t xml:space="preserve">Saudi Arabia, Qatar, Kuwait, Bahrain, Brunei, Oman</w:t>
             </w:r>
           </w:p>
         </w:tc>
@@ -11486,31 +11157,40 @@
               <w:jc w:val="left"/>
             </w:pPr>
             <w:r>
-              <w:t xml:space="preserve">Đang nổi</w:t>
-            </w:r>
-          </w:p>
-        </w:tc>
-        <w:tc>
-          <w:tcPr/>
-          <w:p>
-            <w:pPr>
-              <w:pStyle w:val="Compact"/>
-              <w:jc w:val="left"/>
-            </w:pPr>
-            <w:r>
-              <w:t xml:space="preserve">GNI/người 4.000–10.000 PPP; hội nhập GVC đang tăng</w:t>
-            </w:r>
-          </w:p>
-        </w:tc>
-        <w:tc>
-          <w:tcPr/>
-          <w:p>
-            <w:pPr>
-              <w:pStyle w:val="Compact"/>
-              <w:jc w:val="left"/>
-            </w:pPr>
-            <w:r>
-              <w:t xml:space="preserve">Việt Nam, Indonesia, Philippines, Ấn Độ, Sri Lanka, Jordan, Mông Cổ</w:t>
+              <w:t xml:space="preserve">Chuyển đổi TB-thấp (</w:t>
+            </w:r>
+            <w:r>
+              <w:rPr>
+                <w:rStyle w:val="VerbatimChar"/>
+              </w:rPr>
+              <w:t xml:space="preserve">Lower_mid_transition</w:t>
+            </w:r>
+            <w:r>
+              <w:t xml:space="preserve">)</w:t>
+            </w:r>
+          </w:p>
+        </w:tc>
+        <w:tc>
+          <w:tcPr/>
+          <w:p>
+            <w:pPr>
+              <w:pStyle w:val="Compact"/>
+              <w:jc w:val="left"/>
+            </w:pPr>
+            <w:r>
+              <w:t xml:space="preserve">GNI/người 1.500–5.000 PPP; đông dân, GVC đang tăng</w:t>
+            </w:r>
+          </w:p>
+        </w:tc>
+        <w:tc>
+          <w:tcPr/>
+          <w:p>
+            <w:pPr>
+              <w:pStyle w:val="Compact"/>
+              <w:jc w:val="left"/>
+            </w:pPr>
+            <w:r>
+              <w:t xml:space="preserve">Việt Nam, Ấn Độ, Indonesia, Philippines, Mông Cổ, Bangladesh, Pakistan</w:t>
             </w:r>
           </w:p>
         </w:tc>
@@ -11536,7 +11216,16 @@
               <w:jc w:val="left"/>
             </w:pPr>
             <w:r>
-              <w:t xml:space="preserve">Cận biên</w:t>
+              <w:t xml:space="preserve">Đang nổi (</w:t>
+            </w:r>
+            <w:r>
+              <w:rPr>
+                <w:rStyle w:val="VerbatimChar"/>
+              </w:rPr>
+              <w:t xml:space="preserve">Emerging</w:t>
+            </w:r>
+            <w:r>
+              <w:t xml:space="preserve">)</w:t>
             </w:r>
           </w:p>
         </w:tc>
@@ -11560,7 +11249,7 @@
               <w:jc w:val="left"/>
             </w:pPr>
             <w:r>
-              <w:t xml:space="preserve">Bangladesh, Pakistan, Lào, Campuchia, Myanmar, Nepal, Bhutan, Maldives, Uzbekistan, Tajikistan, Kyrgyzstan, Turkmenistan, Afghanistan, Timor-Leste, Iraq, Lebanon, Yemen (17 nước)</w:t>
+              <w:t xml:space="preserve">Sri Lanka, Jordan, Lào, Campuchia, Myanmar, Nepal, Bhutan, Maldives, Uzbekistan, Tajikistan, Kyrgyzstan, Turkmenistan, Afghanistan, Azerbaijan, Iraq, Lebanon, Yemen (17 nước)</w:t>
             </w:r>
           </w:p>
         </w:tc>
@@ -11586,31 +11275,40 @@
               <w:jc w:val="left"/>
             </w:pPr>
             <w:r>
-              <w:t xml:space="preserve">SIDS Thái Bình Dương</w:t>
-            </w:r>
-          </w:p>
-        </w:tc>
-        <w:tc>
-          <w:tcPr/>
-          <w:p>
-            <w:pPr>
-              <w:pStyle w:val="Compact"/>
-              <w:jc w:val="left"/>
-            </w:pPr>
-            <w:r>
-              <w:t xml:space="preserve">Đảo nhỏ; GDP &lt;10B; phụ thuộc cao; quốc tế hóa tắt buộc</w:t>
-            </w:r>
-          </w:p>
-        </w:tc>
-        <w:tc>
-          <w:tcPr/>
-          <w:p>
-            <w:pPr>
-              <w:pStyle w:val="Compact"/>
-              <w:jc w:val="left"/>
-            </w:pPr>
-            <w:r>
-              <w:t xml:space="preserve">Fiji, Kiribati, Papua New Guinea, Samoa, Solomon Islands, Tonga, Vanuatu</w:t>
+              <w:t xml:space="preserve">SIDS (</w:t>
+            </w:r>
+            <w:r>
+              <w:rPr>
+                <w:rStyle w:val="VerbatimChar"/>
+              </w:rPr>
+              <w:t xml:space="preserve">SIDS_small</w:t>
+            </w:r>
+            <w:r>
+              <w:t xml:space="preserve">)</w:t>
+            </w:r>
+          </w:p>
+        </w:tc>
+        <w:tc>
+          <w:tcPr/>
+          <w:p>
+            <w:pPr>
+              <w:pStyle w:val="Compact"/>
+              <w:jc w:val="left"/>
+            </w:pPr>
+            <w:r>
+              <w:t xml:space="preserve">Đảo nhỏ; phụ thuộc cao; quốc tế hóa bắt buộc</w:t>
+            </w:r>
+          </w:p>
+        </w:tc>
+        <w:tc>
+          <w:tcPr/>
+          <w:p>
+            <w:pPr>
+              <w:pStyle w:val="Compact"/>
+              <w:jc w:val="left"/>
+            </w:pPr>
+            <w:r>
+              <w:t xml:space="preserve">Fiji, Kiribati, Papua New Guinea, Samoa, Solomon Islands, Tonga, Vanuatu, Timor-Leste (8 nền; P8 mẫu chính 7 Pacific)</w:t>
             </w:r>
           </w:p>
         </w:tc>
@@ -11621,7 +11319,38 @@
         <w:pStyle w:val="BodyText"/>
       </w:pPr>
       <w:r>
-        <w:t xml:space="preserve">Tổng: 5 + 5 + 6 + 7 + 17 + 7 = 47 nền kinh tế.</w:t>
+        <w:t xml:space="preserve">Tổng: 6 + 6 + 6 + 7 + 17 + 8 =</w:t>
+      </w:r>
+      <w:r>
+        <w:t xml:space="preserve"> </w:t>
+      </w:r>
+      <w:r>
+        <w:rPr>
+          <w:bCs/>
+          <w:b/>
+        </w:rPr>
+        <w:t xml:space="preserve">50 nền kinh tế châu Á–Thái Bình Dương</w:t>
+      </w:r>
+      <w:r>
+        <w:t xml:space="preserve"> </w:t>
+      </w:r>
+      <w:r>
+        <w:t xml:space="preserve">(gồm Nhật Bản; căn theo nhãn</w:t>
+      </w:r>
+      <w:r>
+        <w:t xml:space="preserve"> </w:t>
+      </w:r>
+      <w:r>
+        <w:rPr>
+          <w:rStyle w:val="VerbatimChar"/>
+        </w:rPr>
+        <w:t xml:space="preserve">icrv_label</w:t>
+      </w:r>
+      <w:r>
+        <w:t xml:space="preserve"> </w:t>
+      </w:r>
+      <w:r>
+        <w:t xml:space="preserve">dữ liệu P7).</w:t>
       </w:r>
       <w:r>
         <w:t xml:space="preserve"> </w:t>
@@ -11631,15 +11360,15 @@
           <w:iCs/>
           <w:i/>
         </w:rPr>
-        <w:t xml:space="preserve">(Ghi chú: phân tích P8 dùng bộ lọc WBES SIDS_small gồm 9 nước, bao gồm thêm Comoros và Timor-Leste không có trong khung ICRV lý thuyết.)</w:t>
-      </w:r>
-    </w:p>
-    <w:p>
-      <w:pPr>
-        <w:pStyle w:val="BodyText"/>
-      </w:pPr>
-      <w:r>
-        <w:t xml:space="preserve">Phân loại dựa trên GNI/người PPP (trung bình 2020–2024, World Bank), Chỉ số Đổi mới Sáng tạo Toàn cầu (WIPO GII), và tỉ trọng doanh thu tài nguyên (IMF Fiscal Monitor). Tất cả 47 nền kinh tế không thay đổi nhóm ICRV trong giai đoạn 2009–2025 (ngưỡng kiểm tra: chuyển nhóm nếu GNI/người vượt ngưỡng ±15% trong ≥3 năm liên tiếp — không có trường hợp nào).</w:t>
+        <w:t xml:space="preserve">(Pool phân loại đầy đủ 52 nền/96.415 DN gồm thêm Turkey, Cyprus ngoài châu Á, loại khỏi khung 50. P8 mẫu chính 7 nền Pacific; độ vững 9 nền gồm Comoros + Timor-Leste.)</w:t>
+      </w:r>
+    </w:p>
+    <w:p>
+      <w:pPr>
+        <w:pStyle w:val="BodyText"/>
+      </w:pPr>
+      <w:r>
+        <w:t xml:space="preserve">Phân loại dựa trên GNI/người PPP (trung bình 2020–2024, World Bank), Chỉ số Đổi mới Sáng tạo Toàn cầu (WIPO GII), và tỉ trọng doanh thu tài nguyên (IMF Fiscal Monitor). Tất cả 50 nền kinh tế không thay đổi nhóm ICRV trong giai đoạn 2009–2025 (ngưỡng kiểm tra: chuyển nhóm nếu GNI/người vượt ngưỡng ±15% trong ≥3 năm liên tiếp, không có trường hợp nào).</w:t>
       </w:r>
     </w:p>
     <w:bookmarkEnd w:id="77"/>
@@ -11657,15 +11386,15 @@
         <w:pStyle w:val="FirstParagraph"/>
       </w:pPr>
       <w:r>
-        <w:t xml:space="preserve">Tầng 1 — OLS với SE robust và fixed effects (tất cả mô hình M0–M7): HC1 SE (chuẩn), điều chỉnh không đồng nhất phương sai cấp doanh nghiệp; two-way fixed effects (quốc gia × năm); kiểm tra VIF, kỳ vọng &lt; 10 cho các biến trọng tâm.</w:t>
-      </w:r>
-    </w:p>
-    <w:p>
-      <w:pPr>
-        <w:pStyle w:val="BodyText"/>
-      </w:pPr>
-      <w:r>
-        <w:t xml:space="preserve">Tầng 2 — Biến công cụ (DAI trong M4, Nhóm IV):</w:t>
+        <w:t xml:space="preserve">Tầng 1, OLS với SE robust và fixed effects (tất cả mô hình M0–M7): HC1 SE (chuẩn), điều chỉnh không đồng nhất phương sai cấp doanh nghiệp; two-way fixed effects (quốc gia × năm); kiểm tra VIF, kỳ vọng &lt; 10 cho các biến trọng tâm.</w:t>
+      </w:r>
+    </w:p>
+    <w:p>
+      <w:pPr>
+        <w:pStyle w:val="BodyText"/>
+      </w:pPr>
+      <w:r>
+        <w:t xml:space="preserve">Tầng 2, Biến công cụ (DAI trong M4, Nhóm IV):</w:t>
       </w:r>
       <w:r>
         <w:t xml:space="preserve"> </w:t>
@@ -11691,15 +11420,15 @@
         <w:pStyle w:val="BodyText"/>
       </w:pPr>
       <w:r>
-        <w:t xml:space="preserve">Tầng 3 — Kiểm định phi tuyến:</w:t>
-      </w:r>
-    </w:p>
-    <w:p>
-      <w:pPr>
-        <w:pStyle w:val="BodyText"/>
-      </w:pPr>
-      <w:r>
-        <w:t xml:space="preserve">Lind–Mehlum (2010) U-test: xác nhận chữ U ngược thực sự (không chỉ dấu đúng). Quy trình: kiểm tra β₁ &gt; 0 và β₂ &lt; 0; tính TP = −β₁/(2β₂) và 95% CI bằng delta method; kiểm định H₀: độ dốc tại min(FSTS) ≤ 0 HOẶC độ dốc tại max(FSTS) ≥ 0 — bác bỏ H₀ → chữ U ngược thực sự.</w:t>
+        <w:t xml:space="preserve">Tầng 3, Kiểm định phi tuyến:</w:t>
+      </w:r>
+    </w:p>
+    <w:p>
+      <w:pPr>
+        <w:pStyle w:val="BodyText"/>
+      </w:pPr>
+      <w:r>
+        <w:t xml:space="preserve">Lind–Mehlum (2010) U-test: xác nhận chữ U ngược thực sự (không chỉ dấu đúng). Quy trình: kiểm tra β₁ &gt; 0 và β₂ &lt; 0; tính TP = −β₁/(2β₂) và 95% CI bằng delta method; kiểm định H₀: độ dốc tại min(FSTS) ≤ 0 HOẶC độ dốc tại max(FSTS) ≥ 0, bác bỏ H₀ sang chữ U ngược thực sự.</w:t>
       </w:r>
     </w:p>
     <w:p>
@@ -11851,20 +11580,20 @@
         <w:pStyle w:val="BodyText"/>
       </w:pPr>
       <w:r>
-        <w:t xml:space="preserve">LOWESS phi tham số: smoother cục bộ (bandwidth = 0,4) vẽ ln(LP) ~ FSTS — nếu hình dạng visual nhất quán với chữ U ngược → bằng chứng xác nhận không phụ thuộc giả định phân phối.</w:t>
-      </w:r>
-    </w:p>
-    <w:p>
-      <w:pPr>
-        <w:pStyle w:val="BodyText"/>
-      </w:pPr>
-      <w:r>
-        <w:t xml:space="preserve">Tầng 4 — Nhân rộng mẫu con: Pool đủ lớn (101.185) cho phép chạy M0–M7 riêng cho từng nhóm ICRV (Nhóm I: ~6.500; Nhóm IV: ~28.000) để kiểm định tính không đồng nhất.</w:t>
+        <w:t xml:space="preserve">LOWESS phi tham số: smoother cục bộ (bandwidth = 0,4) vẽ ln(LP) ~ FSTS, nếu hình dạng visual nhất quán với chữ U ngược sang bằng chứng xác nhận không phụ thuộc giả định phân phối.</w:t>
+      </w:r>
+    </w:p>
+    <w:p>
+      <w:pPr>
+        <w:pStyle w:val="BodyText"/>
+      </w:pPr>
+      <w:r>
+        <w:t xml:space="preserve">Tầng 4, Nhân rộng mẫu con: Pool đủ lớn (88.869 / 50 nền, gồm Nhật Bản) cho phép chạy M0–M7 riêng cho từng nhóm ICRV (Nhóm I: 6.390; Nhóm IV: 45.003) để kiểm định tính không đồng nhất.</w:t>
       </w:r>
     </w:p>
     <w:bookmarkEnd w:id="78"/>
     <w:bookmarkEnd w:id="79"/>
-    <w:bookmarkStart w:id="80" w:name="X784a621f97d84d1234604adf730450e02e3ef35"/>
+    <w:bookmarkStart w:id="80" w:name="kế-hoạch-kiểm-định-độ-vững"/>
     <w:p>
       <w:pPr>
         <w:pStyle w:val="Heading4"/>
@@ -11886,21 +11615,21 @@
         <w:pStyle w:val="BodyText"/>
       </w:pPr>
       <w:r>
-        <w:t xml:space="preserve">Bảng 2.12. Kế hoạch kiểm định độ vững — sáu nhóm.</w:t>
+        <w:t xml:space="preserve">Bảng 2.12. Kế hoạch kiểm định độ vững, sáu nhóm.</w:t>
       </w:r>
     </w:p>
     <w:tbl>
       <w:tblPr>
         <w:tblStyle w:val="Table"/>
-        <w:tblW w:type="auto" w:w="0"/>
+        <w:tblW w:type="pct" w:w="5000"/>
         <w:tblLook w:firstRow="1" w:lastRow="0" w:firstColumn="0" w:lastColumn="0" w:noHBand="0" w:noVBand="0" w:val="0020"/>
         <w:jc w:val="start"/>
       </w:tblPr>
       <w:tblGrid>
-        <w:gridCol w:w="1980"/>
-        <w:gridCol w:w="1980"/>
-        <w:gridCol w:w="1980"/>
-        <w:gridCol w:w="1980"/>
+        <w:gridCol w:w="1188"/>
+        <w:gridCol w:w="1584"/>
+        <w:gridCol w:w="3366"/>
+        <w:gridCol w:w="1782"/>
       </w:tblGrid>
       <w:tr>
         <w:trPr>
@@ -12269,11 +11998,41 @@
         <w:pStyle w:val="BodyText"/>
       </w:pPr>
       <w:r>
-        <w:t xml:space="preserve">Quy trình báo cáo: nếu ≥4/6 nhóm R1–R6 cho kết quả nhất quán với chuẩn (dấu đúng, p &lt; 0,10), kết quả được coi là "xác nhận mạnh". Nếu chỉ 2–3/6 nhóm nhất quán, kết quả là "hỗ trợ có điều kiện". Nếu &lt; 2/6 nhóm nhất quán, kết quả cần tái xem xét và không được tuyên bố giả thuyết được xác nhận.</w:t>
+        <w:t xml:space="preserve">Quy trình báo cáo: nếu ≥4/6 nhóm R1–R6 cho kết quả nhất quán với chuẩn (dấu đúng, p &lt; 0,10), kết quả được coi là</w:t>
+      </w:r>
+      <w:r>
+        <w:t xml:space="preserve"> </w:t>
+      </w:r>
+      <w:r>
+        <w:t xml:space="preserve">“</w:t>
+      </w:r>
+      <w:r>
+        <w:t xml:space="preserve">xác nhận mạnh</w:t>
+      </w:r>
+      <w:r>
+        <w:t xml:space="preserve">”</w:t>
+      </w:r>
+      <w:r>
+        <w:t xml:space="preserve">. Nếu chỉ 2–3/6 nhóm nhất quán, kết quả là</w:t>
+      </w:r>
+      <w:r>
+        <w:t xml:space="preserve"> </w:t>
+      </w:r>
+      <w:r>
+        <w:t xml:space="preserve">“</w:t>
+      </w:r>
+      <w:r>
+        <w:t xml:space="preserve">hỗ trợ có điều kiện</w:t>
+      </w:r>
+      <w:r>
+        <w:t xml:space="preserve">”</w:t>
+      </w:r>
+      <w:r>
+        <w:t xml:space="preserve">. Nếu &lt; 2/6 nhóm nhất quán, kết quả cần tái xem xét và không được tuyên bố giả thuyết được xác nhận.</w:t>
       </w:r>
     </w:p>
     <w:bookmarkEnd w:id="80"/>
-    <w:bookmarkStart w:id="84" w:name="X0dab72e42c14670f7b3d769166e27ff618c9551"/>
+    <w:bookmarkStart w:id="84" w:name="Xa7a3e024942ac139f282b38617464477c22cff4"/>
     <w:p>
       <w:pPr>
         <w:pStyle w:val="Heading4"/>
@@ -12296,31 +12055,31 @@
         <w:pStyle w:val="FirstParagraph"/>
       </w:pPr>
       <w:r>
-        <w:t xml:space="preserve">Đóng góp 1: Khung tích hợp 4 tầng + Foundational Digital Adoption Framework cho châu Á. Không có khung tương đương trong văn liệu IB cho khu vực 47 nền kinh tế bao gồm cả quốc đảo nhỏ Thái Bình Dương. Khung tích hợp Uppsala + RBV + Institutional Theory + Upper Echelons + Foundational Digital Adoption Framework cho phép giải thích đồng thời tính không đồng nhất quan sát được — điều mà các mô hình đơn lý thuyết không làm được.</w:t>
-      </w:r>
-    </w:p>
-    <w:p>
-      <w:pPr>
-        <w:pStyle w:val="BodyText"/>
-      </w:pPr>
-      <w:r>
-        <w:t xml:space="preserve">Đóng góp 2: CDCM — Hình thức hóa Mô hình Áp dụng số và Năng lực phụ thuộc bối cảnh. CDCM được phát hiện trong phân tích mô tả Chuyên đề Tiến sĩ số 1 và được làm sắc nét trong chuyên đề này qua H3: DAI là nguồn lực mở rộng tình huống (không phải phần thưởng đồng nhất), với tác động phụ thuộc ba chiều ngữ cảnh (chế độ × mức FSTS × bão hòa số). CDCM lấp đầy khoảng trống tại giao điểm của lý thuyết IB số và lý thuyết thể chế — chưa có trong văn liệu.</w:t>
-      </w:r>
-    </w:p>
-    <w:p>
-      <w:pPr>
-        <w:pStyle w:val="BodyText"/>
-      </w:pPr>
-      <w:r>
-        <w:t xml:space="preserve">Đóng góp 3: Phân loại nhánh Advanced thành Nhóm I và Nhóm II. Phát hiện từ phân tích mô tả về tính không đồng nhất trong Advanced — Nhóm I (tiên tiến đổi mới: Singapore, Korea, HK, Đài Loan) vs. Nhóm II (tiên tiến tài nguyên: Saudi, Qatar, Kuwait, Bahrain) — được tích hợp vào H5 như dự đoán lý thuyết: cùng GNI/người cao nhưng cơ chế I→P khác nhau do nguồn lực dẫn dắt khác nhau.</w:t>
-      </w:r>
-    </w:p>
-    <w:p>
-      <w:pPr>
-        <w:pStyle w:val="BodyText"/>
-      </w:pPr>
-      <w:r>
-        <w:t xml:space="preserve">Đóng góp 4: Giả thuyết gánh nặng tắt buộc trong khung I→P. Dạng hàm forced penalty (SIDS Nhóm VI) được tích hợp vào H5 như trường hợp cực đoan của gradient thể chế — SIDS không có chữ U ngược điển hình do quốc tế hóa bắt buộc (Briguglio, 1995). Tích hợp này mở rộng văn liệu I→P từ châu Á lục địa sang các quốc đảo nhỏ Thái Bình Dương.</w:t>
+        <w:t xml:space="preserve">Đóng góp 1: Khung tích hợp 4 tầng + Foundational Digital Adoption Framework cho châu Á. Không có khung tương đương trong văn liệu IB cho khu vực 50 nền kinh tế (gồm Nhật Bản) bao gồm cả quốc đảo nhỏ Thái Bình Dương. Khung tích hợp Uppsala + RBV + Institutional Theory + Upper Echelons + Foundational Digital Adoption Framework cho phép giải thích đồng thời tính không đồng nhất quan sát được, điều mà các mô hình đơn lý thuyết không làm được.</w:t>
+      </w:r>
+    </w:p>
+    <w:p>
+      <w:pPr>
+        <w:pStyle w:val="BodyText"/>
+      </w:pPr>
+      <w:r>
+        <w:t xml:space="preserve">Đóng góp 2: CDCM, Hình thức hóa Mô hình Áp dụng số và Năng lực phụ thuộc bối cảnh. CDCM được phát hiện trong phân tích mô tả Chuyên đề Tiến sĩ số 1 và được làm sắc nét trong chuyên đề này qua H3: DAI là nguồn lực mở rộng tình huống (không phải phần thưởng đồng nhất), với tác động phụ thuộc ba chiều ngữ cảnh (chế độ × mức FSTS × bão hòa số). CDCM lấp đầy khoảng trống tại giao điểm của lý thuyết IB số và lý thuyết thể chế, chưa có trong văn liệu.</w:t>
+      </w:r>
+    </w:p>
+    <w:p>
+      <w:pPr>
+        <w:pStyle w:val="BodyText"/>
+      </w:pPr>
+      <w:r>
+        <w:t xml:space="preserve">Đóng góp 3: Phân loại nhánh Advanced thành Nhóm I và Nhóm II. Phát hiện từ phân tích mô tả về tính không đồng nhất trong Advanced, Nhóm I (tiên tiến đổi mới: Singapore, Korea, HK, Đài Loan) vs. Nhóm II (tiên tiến tài nguyên: Saudi, Qatar, Kuwait, Bahrain), được tích hợp vào H5 như dự đoán lý thuyết: cùng GNI/người cao nhưng cơ chế I–P khác nhau do nguồn lực dẫn dắt khác nhau.</w:t>
+      </w:r>
+    </w:p>
+    <w:p>
+      <w:pPr>
+        <w:pStyle w:val="BodyText"/>
+      </w:pPr>
+      <w:r>
+        <w:t xml:space="preserve">Đóng góp 4: Giả thuyết gánh nặng bắt buộc trong khung I–P. Dạng hàm forced penalty (SIDS Nhóm VI) được tích hợp vào H5 như trường hợp cực đoan của gradient thể chế, SIDS không có chữ U ngược điển hình do quốc tế hóa bắt buộc (Briguglio, 1995); nghiên cứu chuyên sâu SIDS (P8) ước lượng điểm FIP β = −1,339 (SE 0,386; p &lt; 0,001), quan hệ âm đơn điệu không có điểm uốn. Tích hợp này mở rộng văn liệu I–P từ châu Á lục địa sang các quốc đảo nhỏ Thái Bình Dương.</w:t>
       </w:r>
     </w:p>
     <w:bookmarkEnd w:id="81"/>
@@ -12338,31 +12097,31 @@
         <w:pStyle w:val="FirstParagraph"/>
       </w:pPr>
       <w:r>
-        <w:t xml:space="preserve">Đóng góp 5: Tám mô hình M0–M7 với điều tiết ba chiều (M7). Chuỗi mô hình lồng nhau cho phép kiểm định từng cơ chế riêng biệt trước khi tích hợp. M7 là mô hình đầu tiên trong văn liệu châu Á kiểm định đồng thời I×TCI×DAI điều tiết ba chiều kết hợp với tính không đồng nhất thời gian — cho phép kiểm tra xem TCI và DAI là bổ sung hay thay thế trong điều tiết I→P.</w:t>
-      </w:r>
-    </w:p>
-    <w:p>
-      <w:pPr>
-        <w:pStyle w:val="BodyText"/>
-      </w:pPr>
-      <w:r>
-        <w:t xml:space="preserve">Đóng góp 6: Pool 101.185 doanh nghiệp — rộng nhất cho nghiên cứu I→P châu Á. Ba thế hệ schema WBES được hòa hợp qua giao thức chi tiết. Pool này đủ lớn để chạy nhân rộng mẫu con theo ICRV và giai đoạn thời gian với power đầy đủ.</w:t>
-      </w:r>
-    </w:p>
-    <w:p>
-      <w:pPr>
-        <w:pStyle w:val="BodyText"/>
-      </w:pPr>
-      <w:r>
-        <w:t xml:space="preserve">Đóng góp 7: Chiến lược nhận dạng đa tầng tích hợp biến công cụ. Kết hợp HC1/HC3 SE robust, two-way fixed effects, nhận dạng IV (F bậc một &gt; 16), và Paternoster z-test cho so sánh xuyên nhóm tạo ra chiến lược nhận dạng mạnh nhất có thể với dữ liệu WBES cắt ngang. Đặc biệt, việc tách DAI nhân quả vs. phụ thuộc chọn lựa (từ bằng chứng P3 IV) là bước tiến quan trọng trong phân tích năng lực số trong IB.</w:t>
-      </w:r>
-    </w:p>
-    <w:p>
-      <w:pPr>
-        <w:pStyle w:val="BodyText"/>
-      </w:pPr>
-      <w:r>
-        <w:t xml:space="preserve">Đóng góp 8: Thiết kế giai đoạn thời gian ba giai đoạn. Phân chia 14 sóng WBES thành ba giai đoạn (2009–12 / 2013–17 / 2018–25) và kiểm định tương tác FSTS×Year_bucket là thiết kế chưa được áp dụng trong văn liệu I→P cho châu Á. Bằng chứng từ P3 Việt Nam và P5 Trung Quốc neo đậu kỳ vọng thực nghiệm.</w:t>
+        <w:t xml:space="preserve">Đóng góp 5: Tám mô hình M0–M7 với điều tiết ba chiều (M7). Chuỗi mô hình lồng nhau cho phép kiểm định từng cơ chế riêng biệt trước khi tích hợp. M7 là mô hình đầu tiên trong văn liệu châu Á kiểm định đồng thời I×TCI×DAI điều tiết ba chiều kết hợp với tính không đồng nhất thời gian, cho phép kiểm tra xem TCI và DAI là bổ sung hay thay thế trong điều tiết I–P.</w:t>
+      </w:r>
+    </w:p>
+    <w:p>
+      <w:pPr>
+        <w:pStyle w:val="BodyText"/>
+      </w:pPr>
+      <w:r>
+        <w:t xml:space="preserve">Đóng góp 6: Pool 88.869 doanh nghiệp (50 nền, gồm Nhật Bản), rộng nhất cho nghiên cứu I–P châu Á. Ba thế hệ schema WBES được hòa hợp qua giao thức chi tiết. Pool này đủ lớn để chạy nhân rộng mẫu con theo ICRV và giai đoạn thời gian với power đầy đủ.</w:t>
+      </w:r>
+    </w:p>
+    <w:p>
+      <w:pPr>
+        <w:pStyle w:val="BodyText"/>
+      </w:pPr>
+      <w:r>
+        <w:t xml:space="preserve">Đóng góp 7: Chiến lược nhận dạng đa tầng tích hợp biến công cụ. Kết hợp HC1/HC3 SE robust, two-way fixed effects, nhận dạng IV (F bậc một &gt; 16), và Paternoster z-test cho so sánh xuyên nhóm tạo ra chiến lược nhận dạng mạnh nhất có thể với dữ liệu WBES cắt ngang. Đặc biệt, việc tách DAI nhân quả vs. phụ thuộc chọn lựa (từ bằng chứng P3 IV) là bước tiến quan trọng trong phân tích áp dụng số trong IB.</w:t>
+      </w:r>
+    </w:p>
+    <w:p>
+      <w:pPr>
+        <w:pStyle w:val="BodyText"/>
+      </w:pPr>
+      <w:r>
+        <w:t xml:space="preserve">Đóng góp 8: Thiết kế giai đoạn thời gian ba giai đoạn. Phân chia 14 sóng WBES thành ba giai đoạn (2009–12 / 2013–17 / 2018–25) và kiểm định tương tác FSTS×Year_bucket là thiết kế chưa được áp dụng trong văn liệu I–P cho châu Á. Bằng chứng từ P3 Việt Nam và P5 Trung Quốc neo đậu kỳ vọng thực nghiệm.</w:t>
       </w:r>
     </w:p>
     <w:bookmarkEnd w:id="82"/>
@@ -12396,15 +12155,15 @@
         <w:pStyle w:val="BodyText"/>
       </w:pPr>
       <w:r>
-        <w:t xml:space="preserve">Ngưỡng điểm uốn 39–46% FSTS cho Việt Nam: doanh nghiệp tiếp cận 40% FSTS cần đánh giá lại chiến lược quốc tế hóa — tăng cường năng lực điều phối thay vì chỉ tăng tỉ lệ xuất khẩu.</w:t>
-      </w:r>
-    </w:p>
-    <w:p>
-      <w:pPr>
-        <w:pStyle w:val="BodyText"/>
-      </w:pPr>
-      <w:r>
-        <w:t xml:space="preserve">DAI phát huy mạnh khi FSTS cao và môi trường thể chế tốt: Nhóm I (Singapore) cho thấy DAI×FSTS² = +3,119 — khi doanh nghiệp đã ở mức FSTS cao và hoạt động trong môi trường thể chế tốt, DAI mới trở thành đòn bẩy mở rộng.</w:t>
+        <w:t xml:space="preserve">Ngưỡng điểm uốn 39–46% FSTS cho Việt Nam: doanh nghiệp tiếp cận 40% FSTS cần đánh giá lại chiến lược quốc tế hóa, tăng cường năng lực điều phối thay vì chỉ tăng tỉ lệ xuất khẩu.</w:t>
+      </w:r>
+    </w:p>
+    <w:p>
+      <w:pPr>
+        <w:pStyle w:val="BodyText"/>
+      </w:pPr>
+      <w:r>
+        <w:t xml:space="preserve">DAI phát huy mạnh khi FSTS cao và môi trường thể chế tốt: Nhóm I (Singapore) cho thấy DAI×FSTS² = +3,119, khi doanh nghiệp đã ở mức FSTS cao và hoạt động trong môi trường thể chế tốt, DAI mới trở thành đòn bẩy mở rộng.</w:t>
       </w:r>
     </w:p>
     <w:p>
@@ -12420,23 +12179,23 @@
         <w:pStyle w:val="BodyText"/>
       </w:pPr>
       <w:r>
-        <w:t xml:space="preserve">Gradient ICRV cho thấy chính sách hỗ trợ quốc tế hóa cần phân biệt theo chế độ thể chế — những gì hiệu quả ở Singapore không nhất thiết hiệu quả ở Bangladesh.</w:t>
-      </w:r>
-    </w:p>
-    <w:p>
-      <w:pPr>
-        <w:pStyle w:val="BodyText"/>
-      </w:pPr>
-      <w:r>
-        <w:t xml:space="preserve">Tính không đồng nhất thời gian H6 — chính sách năm 2025 không thể sao chép chính sách năm 2009; AI bùng nổ tạo ra cơ hội mới cho DAI trong giai đoạn 2018 trở đi.</w:t>
-      </w:r>
-    </w:p>
-    <w:p>
-      <w:pPr>
-        <w:pStyle w:val="BodyText"/>
-      </w:pPr>
-      <w:r>
-        <w:t xml:space="preserve">SIDS gánh nặng tắt buộc — các quốc đảo nhỏ Thái Bình Dương cần khung chính sách khác hoàn toàn, không áp dụng logic chữ U ngược chuẩn.</w:t>
+        <w:t xml:space="preserve">Gradient ICRV cho thấy chính sách hỗ trợ quốc tế hóa cần phân biệt theo chế độ thể chế, những gì hiệu quả ở Singapore không nhất thiết hiệu quả ở Bangladesh.</w:t>
+      </w:r>
+    </w:p>
+    <w:p>
+      <w:pPr>
+        <w:pStyle w:val="BodyText"/>
+      </w:pPr>
+      <w:r>
+        <w:t xml:space="preserve">Tính không đồng nhất thời gian H6, chính sách năm 2025 không thể sao chép chính sách năm 2009; AI bùng nổ tạo ra cơ hội mới cho DAI trong giai đoạn 2018 trở đi.</w:t>
+      </w:r>
+    </w:p>
+    <w:p>
+      <w:pPr>
+        <w:pStyle w:val="BodyText"/>
+      </w:pPr>
+      <w:r>
+        <w:t xml:space="preserve">SIDS gánh nặng bắt buộc, các quốc đảo nhỏ Thái Bình Dương cần khung chính sách khác hoàn toàn, không áp dụng logic chữ U ngược chuẩn.</w:t>
       </w:r>
     </w:p>
     <w:p>
@@ -12449,7 +12208,7 @@
     <w:bookmarkEnd w:id="83"/>
     <w:bookmarkEnd w:id="84"/>
     <w:bookmarkEnd w:id="85"/>
-    <w:bookmarkStart w:id="89" w:name="X3e03e0a730be87d669f079340c35b479d0b1a1b"/>
+    <w:bookmarkStart w:id="89" w:name="kết-luận-và-đề-xuất"/>
     <w:p>
       <w:pPr>
         <w:pStyle w:val="Heading3"/>
@@ -12458,7 +12217,7 @@
         <w:t xml:space="preserve">2.4 Kết luận và đề xuất</w:t>
       </w:r>
     </w:p>
-    <w:bookmarkStart w:id="86" w:name="X2348ba230572cbe65b0d5b739c22f4e83186482"/>
+    <w:bookmarkStart w:id="86" w:name="kết-luận"/>
     <w:p>
       <w:pPr>
         <w:pStyle w:val="Heading4"/>
@@ -12472,35 +12231,35 @@
         <w:pStyle w:val="FirstParagraph"/>
       </w:pPr>
       <w:r>
-        <w:t xml:space="preserve">Chuyên đề này xây dựng một mô hình nghiên cứu toàn diện về quan hệ quốc tế hóa → hiệu quả (I→P) cho châu Á và Thái Bình Dương. Mô hình tích hợp năm tầng lý thuyết — Uppsala, RBV, Institutional Theory, Upper Echelons, Foundational Digital Adoption Framework — vào tám mô hình thực nghiệm M0–M7 có thể kiểm định trên pool 101.185 doanh nghiệp WBES xuyên 47 nền kinh tế và 108 cặp quốc gia-năm. Hệ giả thuyết H1–H6 được phát triển có neo đậu thực nghiệm từ ba bản thảo đồng hành (P3 Việt Nam, P4 Singapore, P5 Trung Quốc) — xác nhận tính khả nghiệm của khung đề xuất trước khi áp dụng cho toàn pool.</w:t>
-      </w:r>
-    </w:p>
-    <w:p>
-      <w:pPr>
-        <w:pStyle w:val="BodyText"/>
-      </w:pPr>
-      <w:r>
-        <w:t xml:space="preserve">Kết quả dự kiến từ bằng chứng neo đậu: H1 (phi tuyến) xác nhận chữ U ngược ở hầu hết nhóm ICRV với gradient điểm uốn từ Nhóm I đến Nhóm VI; H2 (TCI nâng mặt bằng) TCI dương bền vững và nhân quả; H3a (DAI Emerging/Frontier) khám phá; H3b (DAI Advanced) β(FSTS²×DAI) dương trong Nhóm I (P4 xác nhận), null/phụ thuộc chọn lựa trong Nhóm IV (P3 IV null); H4a (Kinh nghiệm QL) exp_manager×FSTS dương; H4b (Học vấn QL) educ_manager×FSTS dương; H4c (Giới tính) exploratory; H5 (ICRV gradient) điểm uốn gradient từ Nhóm I đến VI, Nhóm VI gánh nặng tắt buộc; H6 (Thời gian) DAI dịch chuyển 2009→2023, TCI tăng cường theo thời gian.</w:t>
-      </w:r>
-    </w:p>
-    <w:p>
-      <w:pPr>
-        <w:pStyle w:val="BodyText"/>
-      </w:pPr>
-      <w:r>
-        <w:t xml:space="preserve">Đóng góp trung tâm — CDCM — giải thích tại sao DAI hoạt động như nguồn lực mở rộng tình huống chứ không phải phần thưởng đồng nhất: tác động phụ thuộc đồng thời vào chế độ thể chế, mức FSTS, và mức độ bão hòa số của nền kinh tế. Đây là bước tiến lý thuyết quan trọng, kết nối lý thuyết IB số với lý thuyết thể chế trong một khung thống nhất và có thể kiểm định.</w:t>
-      </w:r>
-    </w:p>
-    <w:p>
-      <w:pPr>
-        <w:pStyle w:val="BodyText"/>
-      </w:pPr>
-      <w:r>
-        <w:t xml:space="preserve">Thông điệp chính sách cốt lõi: không có một công thức duy nhất cho quốc tế hóa thành công — chế độ thể chế, năng lực công nghệ nội tại, và mức độ số hóa cùng quyết định hiệu quả của chiến lược xuất khẩu. Chính sách và chiến lược doanh nghiệp cần được hiệu chỉnh theo vị trí trên bản đồ ICRV.</w:t>
+        <w:t xml:space="preserve">Chuyên đề này xây dựng một mô hình nghiên cứu toàn diện về quan hệ quốc tế hóa – hiệu quả (I–P) cho châu Á và Thái Bình Dương. Mô hình tích hợp năm tầng lý thuyết, Uppsala, RBV, Institutional Theory, Upper Echelons, Foundational Digital Adoption Framework, vào tám mô hình thực nghiệm M0–M7 có thể kiểm định trên pool 88.869 doanh nghiệp WBES xuyên 50 nền kinh tế (gồm Nhật Bản) và 108 cặp quốc gia-năm. Hệ giả thuyết H1–H6 được phát triển có neo đậu thực nghiệm từ ba bản thảo đồng hành (P3 Việt Nam, P4 Singapore, P5 Trung Quốc), xác nhận tính khả nghiệm của khung đề xuất trước khi áp dụng cho toàn pool.</w:t>
+      </w:r>
+    </w:p>
+    <w:p>
+      <w:pPr>
+        <w:pStyle w:val="BodyText"/>
+      </w:pPr>
+      <w:r>
+        <w:t xml:space="preserve">Kết quả dự kiến từ bằng chứng neo đậu: H1 (phi tuyến) xác nhận chữ U ngược ở hầu hết nhóm ICRV với gradient điểm uốn từ Nhóm I đến Nhóm VI; H2 (TCI nâng mặt bằng) TCI dương bền vững và nhân quả; H3a (DAI Emerging/Frontier) khám phá; H3b (DAI Advanced) β(FSTS²×DAI) dương trong Nhóm I (P4 xác nhận), null/phụ thuộc chọn lựa trong Nhóm IV (P3 IV null); H4a (Kinh nghiệm QL) exp_manager×FSTS dương; H4b (Học vấn QL) educ_manager×FSTS dương; H4c (Giới tính) exploratory; H5 (ICRV gradient) điểm uốn gradient từ Nhóm I đến VI, Nhóm VI gánh nặng bắt buộc; H6 (Thời gian) DAI dịch chuyển 2009 xuống 2023, TCI tăng cường theo thời gian.</w:t>
+      </w:r>
+    </w:p>
+    <w:p>
+      <w:pPr>
+        <w:pStyle w:val="BodyText"/>
+      </w:pPr>
+      <w:r>
+        <w:t xml:space="preserve">Đóng góp trung tâm, CDCM, giải thích tại sao DAI hoạt động như nguồn lực mở rộng tình huống chứ không phải phần thưởng đồng nhất: tác động phụ thuộc đồng thời vào chế độ thể chế, mức FSTS, và mức độ bão hòa số của nền kinh tế. Đây là bước tiến lý thuyết quan trọng, kết nối lý thuyết IB số với lý thuyết thể chế trong một khung thống nhất và có thể kiểm định.</w:t>
+      </w:r>
+    </w:p>
+    <w:p>
+      <w:pPr>
+        <w:pStyle w:val="BodyText"/>
+      </w:pPr>
+      <w:r>
+        <w:t xml:space="preserve">Thông điệp chính sách cốt lõi: không có một công thức duy nhất cho quốc tế hóa thành công, chế độ thể chế, năng lực công nghệ nội tại, và mức độ số hóa cùng quyết định hiệu quả của chiến lược xuất khẩu. Chính sách và chiến lược doanh nghiệp cần được hiệu chỉnh theo vị trí trên bản đồ ICRV.</w:t>
       </w:r>
     </w:p>
     <w:bookmarkEnd w:id="86"/>
-    <w:bookmarkStart w:id="87" w:name="Xd817586c1cd13f8a893b8cdf4a29f85d5fe00a8"/>
+    <w:bookmarkStart w:id="87" w:name="hạn-chế-nghiên-cứu"/>
     <w:p>
       <w:pPr>
         <w:pStyle w:val="Heading4"/>
@@ -12534,7 +12293,7 @@
         <w:pStyle w:val="BodyText"/>
       </w:pPr>
       <w:r>
-        <w:t xml:space="preserve">Thứ nhất, dữ liệu WBES không phải panel chuẩn — mỗi sóng là thiết kế cắt ngang với mẫu mới, không theo dõi cùng một doanh nghiệp qua thời gian. Do đó, mô hình M0–M7 xác lập</w:t>
+        <w:t xml:space="preserve">Thứ nhất, dữ liệu WBES không phải panel chuẩn, mỗi sóng là thiết kế cắt ngang với mẫu mới, không theo dõi cùng một doanh nghiệp qua thời gian. Do đó, mô hình M0–M7 xác lập</w:t>
       </w:r>
       <w:r>
         <w:t xml:space="preserve"> </w:t>
@@ -12574,7 +12333,7 @@
         <w:pStyle w:val="BodyText"/>
       </w:pPr>
       <w:r>
-        <w:t xml:space="preserve">Thứ hai, DAI bị giới hạn ở Tier 1–2 (website và e-payment) do hạn chế schema WBES. Không thể kết luận về vai trò của năng lực số Tier 3–4 — tích hợp ERP, triển khai AI, quản trị dữ liệu xuyên biên giới — đối với mối quan hệ I→P. Kết luận H3 chỉ hợp lệ trong ranh giới đo lường Tier 1–2; ngoài ranh giới này, CDCM chưa được kiểm định thực nghiệm.</w:t>
+        <w:t xml:space="preserve">Thứ hai, DAI bị giới hạn ở Tier 1–2 (website và e-payment) do hạn chế schema WBES. Không thể kết luận về vai trò của năng lực số Tier 3–4, tích hợp ERP, triển khai AI, quản trị dữ liệu xuyên biên giới, đối với mối quan hệ I–P. Kết luận H3 chỉ hợp lệ trong ranh giới đo lường Tier 1–2; ngoài ranh giới này, CDCM chưa được kiểm định thực nghiệm.</w:t>
       </w:r>
     </w:p>
     <w:p>
@@ -12642,7 +12401,7 @@
         <w:pStyle w:val="BodyText"/>
       </w:pPr>
       <w:r>
-        <w:t xml:space="preserve">Để mở rộng thước đo quốc tế hóa vượt FSTS, nghiên cứu có thể tích hợp dữ liệu UNCTAD FDI Bilateral Investment Matrix với WBES theo mã quốc gia-ngành, hoặc dùng entropy index đa thị trường như trong Contractor et al. (2003).</w:t>
+        <w:t xml:space="preserve">Để mở rộng thước đo quốc tế hóa vượt FSTS, nghiên cứu có thể tích hợp dữ liệu UNCTAD FDI Bilateral Investment Matrix với WBES theo mã quốc gia-ngành, hoặc dùng entropy index đa thị trường như trong Contractor et al. (2003).</w:t>
       </w:r>
     </w:p>
     <w:p>
@@ -12662,7 +12421,7 @@
         <w:pStyle w:val="BodyText"/>
       </w:pPr>
       <w:r>
-        <w:t xml:space="preserve">Về nhân quả hóa I→P: Angrist &amp; Pischke (2009); Oster (2019) về δ-stability bounds; Wolfolds &amp; Siegel (2019) về điều kiện hợp lệ của Heckman. Về tổng hợp bằng chứng xuyên bối cảnh: Sutton &amp; Higgins (2008) — panel meta-analysis; Borenstein et al. (2021) — Bayesian meta-regression với thông tin tiền nghiệm. Về mở rộng bậc số hóa: Verhoef et al. (2021) — phân cấp Tier 1–4. Về mở rộng quốc tế hóa đa chiều: Contractor et al. (2003); Sullivan (1994) về DOI composite.</w:t>
+        <w:t xml:space="preserve">Về nhân quả hóa I–P: Angrist &amp; Pischke (2009); Oster (2019) về δ-stability bounds; Wolfolds &amp; Siegel (2019) về điều kiện hợp lệ của Heckman. Về tổng hợp bằng chứng xuyên bối cảnh: Sutton &amp; Higgins (2008), panel meta-analysis; Borenstein et al. (2021), Bayesian meta-regression với thông tin tiền nghiệm. Về mở rộng bậc số hóa: Verhoef et al. (2021), phân cấp Tier 1–4. Về mở rộng quốc tế hóa đa chiều: Contractor et al. (2003); Sullivan (1994) về DOI composite.</w:t>
       </w:r>
     </w:p>
     <w:p>
@@ -12673,7 +12432,7 @@
       </w:r>
     </w:p>
     <w:bookmarkEnd w:id="87"/>
-    <w:bookmarkStart w:id="88" w:name="Xc14c8adf4a1440a86a0b4da5fa92c77edd50b1b"/>
+    <w:bookmarkStart w:id="88" w:name="hướng-nghiên-cứu-tiếp-theo"/>
     <w:p>
       <w:pPr>
         <w:pStyle w:val="Heading4"/>
@@ -12699,65 +12458,89 @@
           <w:bCs/>
           <w:b/>
         </w:rPr>
-        <w:t xml:space="preserve">Hướng 1 — P6: Tổng quan định lượng ba tầng (three-level MARA, IBR):</w:t>
-      </w:r>
-      <w:r>
-        <w:t xml:space="preserve"> </w:t>
-      </w:r>
-      <w:r>
-        <w:t xml:space="preserve">Mở rộng ICBEF 2025 baseline (Đỗ &amp; Phan, 2024, k=113) lên k≈235 với hệ thống tìm kiếm PRISMA 2020 trên Web of Science + Scopus (1977–2026). Ba biến điều tiết mới chưa được kiểm định trong bất kỳ meta-analysis I→P nào: (i) cDAI — mức độ số hóa cấp quốc gia khuếch đại lợi ích quốc tế hóa; (ii) ICRV 6 nhóm cho châu Á-Thái Bình Dương thay vì phân loại toàn cầu thô trong Marano et al. (2016); (iii) DPL phase — phân chia dữ liệu theo trước/trong/sau bước ngoặt số 2009. Kết quả meta-analytic sẽ xác nhận hoặc bác bỏ gradient ICRV trong H5 trên cơ sở dữ liệu xuyên nghiên cứu. Hướng này lấp đầy khoảng trống P6 từ bằng chứng kép: thiếu Tier-2 DAI (P3 Vietnam) và thiếu hội tụ cấu trúc (P5 China).</w:t>
-      </w:r>
-    </w:p>
-    <w:p>
-      <w:pPr>
-        <w:pStyle w:val="BodyText"/>
-      </w:pPr>
+        <w:t xml:space="preserve">Hướng 1, P6: Tổng quan định lượng ba tầng (three-level MARA, IBR đang phản biện):</w:t>
+      </w:r>
+      <w:r>
+        <w:t xml:space="preserve"> </w:t>
+      </w:r>
+      <w:r>
+        <w:t xml:space="preserve">Bản thảo P6 đã hoàn thành, mở rộng ICBEF 2025 baseline (Đỗ &amp; Phan, 2024, k=113) lên</w:t>
+      </w:r>
+      <w:r>
+        <w:t xml:space="preserve"> </w:t>
+      </w:r>
       <w:r>
         <w:rPr>
           <w:bCs/>
           <w:b/>
         </w:rPr>
-        <w:t xml:space="preserve">Hướng 2 — P7: Kiểm định H1–H6 toàn pool 49 nền kinh tế (JIBS, under revision):</w:t>
-      </w:r>
-      <w:r>
-        <w:t xml:space="preserve"> </w:t>
-      </w:r>
-      <w:r>
-        <w:t xml:space="preserve">P7 đã hoàn thành — N=84,910–91,982 doanh nghiệp, 49 nền kinh tế châu Á và Thái Bình Dương, 102 country-year waves, 6 nhóm ICRV. Kết quả xác nhận: H1 (phi tuyến) TP≈36%; H2 TCI level effect β≈+0.344 (p&lt;.05); H3 DAI universal level effect β=+0.155 (p&lt;.001) + cả hai curvature interactions; H5 ICRV gradient — TP</w:t>
-      </w:r>
-      <w:r>
-        <w:t xml:space="preserve"> </w:t>
-      </w:r>
+        <w:t xml:space="preserve">k=238</w:t>
+      </w:r>
+      <w:r>
+        <w:t xml:space="preserve"> </w:t>
+      </w:r>
+      <w:r>
+        <w:t xml:space="preserve">(K=288 effect sizes, 49 nền kinh tế) với hệ thống tìm kiếm PRISMA 2020 trên Web of Science + Scopus (1977–2026). Ba biến điều tiết mới: (i) cDAI, mức độ số hóa cấp quốc gia; (ii) ICRV 6 nhóm; (iii) DPL phase. Kết quả MARA xác nhận: pooled</w:t>
+      </w:r>
+      <w:r>
+        <w:t xml:space="preserve"> </w:t>
+      </w:r>
+      <w:r>
+        <w:rPr>
+          <w:iCs/>
+          <w:i/>
+        </w:rPr>
+        <w:t xml:space="preserve">r</w:t>
+      </w:r>
+      <w:r>
+        <w:t xml:space="preserve">=0,074 (CI [0,060; 0,088]), I²=62,4%; ICRV Q_M=17,35 (p=.002), H1 điều tiết thể chế được hỗ trợ; cDAI và DPL không có ý nghĩa (H2, H3 không được hỗ trợ). Phát hiện chính: publication bias xác nhận qua Begg–Mazumdar τ=−0,134 (p=.0007), trim-and-fill k=58 imputed,</w:t>
+      </w:r>
+      <w:r>
+        <w:t xml:space="preserve"> </w:t>
+      </w:r>
+      <w:r>
+        <w:rPr>
+          <w:iCs/>
+          <w:i/>
+        </w:rPr>
+        <w:t xml:space="preserve">r</w:t>
+      </w:r>
+      <w:r>
+        <w:t xml:space="preserve">_adj=0,035, pooled effect thực tế thấp hơn khoảng 50% so với ước lượng thô. Đóng góp của P6 trong khuôn khổ CD2: xác nhận gradient ICRV tổng thể (Q_M có ý nghĩa) nhưng không đủ k ở mỗi nhóm để xác nhận đường gradient đơn điệu E1a/E1b.</w:t>
+      </w:r>
+    </w:p>
+    <w:p>
+      <w:pPr>
+        <w:pStyle w:val="BodyText"/>
+      </w:pPr>
       <w:r>
         <w:rPr>
           <w:bCs/>
           <w:b/>
         </w:rPr>
-        <w:t xml:space="preserve">giảm</w:t>
-      </w:r>
-      <w:r>
-        <w:t xml:space="preserve"> </w:t>
-      </w:r>
-      <w:r>
-        <w:t xml:space="preserve">từ SIDS/Frontier (~55%) xuống Advanced Innovation (~28%); DAI×ICRV p=.012 (digital shield strongest khi thể chế yếu). P3 (Nhóm IV), P4 (Nhóm I), P5 (Nhóm III) cung cấp neo đậu cross-context đã được xác nhận bởi pooled 49-economy results.</w:t>
-      </w:r>
-    </w:p>
-    <w:p>
-      <w:pPr>
-        <w:pStyle w:val="BodyText"/>
-      </w:pPr>
+        <w:t xml:space="preserve">Hướng 2, P7: Kiểm định H1–H6 toàn pool 50 nền kinh tế (mục tiêu JIBS):</w:t>
+      </w:r>
+      <w:r>
+        <w:t xml:space="preserve"> </w:t>
+      </w:r>
+      <w:r>
+        <w:t xml:space="preserve">P7 đã ước lượng trên N=81.022 doanh nghiệp, 50 nền kinh tế châu Á và Thái Bình Dương, 103 cặp nền kinh tế và năm, 6 nhóm ICRV. Kết quả xác nhận: H1 (phi tuyến) điểm uốn M5 = 43,6% (Lind–Mehlum p&lt;,001); H2 TCI hiệu ứng mức +0,141 (p&lt;,001); H3 DAI hiệu ứng mức +0,201 (p&lt;,001), tương tác độ cong cùng chiều nhưng không ý nghĩa; H5 ba vùng thể chế, chữ U ngược</w:t>
+      </w:r>
+      <w:r>
+        <w:t xml:space="preserve"> </w:t>
+      </w:r>
       <w:r>
         <w:rPr>
           <w:bCs/>
           <w:b/>
         </w:rPr>
-        <w:t xml:space="preserve">Hướng 3 — P8: SIDS Thái Bình Dương — gánh nặng tắt buộc (World Development, under revision):</w:t>
-      </w:r>
-      <w:r>
-        <w:t xml:space="preserve"> </w:t>
-      </w:r>
-      <w:r>
-        <w:t xml:space="preserve">P8 đã hoàn thành — N=1.469 doanh nghiệp, 9 nước SIDS (Nhóm VI ICRV: Fiji, Kiribati, PNG, Samoa, Solomon Islands, Tonga, Vanuatu + Comoros + Timor-Leste), β(FSTS_c)=−0,404* xác nhận Forced Internationalization Penalty: quan hệ âm đơn điệu không có turning point, nhất quán với giả thuyết gánh nặng tắt buộc (Briguglio, 1995; Bertram, 2006). Khoảng trống H1b trong CD2 đã được lấp đầy bởi P8.</w:t>
+        <w:t xml:space="preserve">rõ</w:t>
+      </w:r>
+      <w:r>
+        <w:t xml:space="preserve"> </w:t>
+      </w:r>
+      <w:r>
+        <w:t xml:space="preserve">từ SIDS/Frontier (~55%) xuống Advanced Innovation (~28%); DAI×ICRV p=.012 (digital shield strongest khi thể chế yếu). P3 (Nhóm IV), P4 (Nhóm I), P5 (Nhóm III) cung cấp neo đậu cross-context đã được xác nhận bởi pooled 50-economy results (gồm Nhật Bản).</w:t>
       </w:r>
     </w:p>
     <w:p>
@@ -12769,31 +12552,65 @@
           <w:bCs/>
           <w:b/>
         </w:rPr>
-        <w:t xml:space="preserve">Hướng 4 — CDCM Tier 3–4 extension (MIS Quarterly hoặc Information Systems Research):</w:t>
-      </w:r>
-      <w:r>
-        <w:t xml:space="preserve"> </w:t>
-      </w:r>
-      <w:r>
-        <w:t xml:space="preserve">Khi schema B-READY (World Bank, 2023–2027) và WBES mới bổ sung thêm mô-đun AI, ERP, và quản trị dữ liệu, CDCM có thể được kiểm định đầy đủ bốn tầng Verhoef et al. (2021). Câu hỏi lý thuyết: liệu DAI Tier 3–4 có chuyển vai trò từ nguồn lực tình huống (chỉ phát huy ở FSTS cao) thành nguồn lực nền tảng (nâng mặt bằng đồng nhất) — và điều kiện chuyển đổi là gì (ngưỡng thể chế, quy mô doanh nghiệp, hay sóng công nghệ)?</w:t>
-      </w:r>
-    </w:p>
-    <w:p>
-      <w:pPr>
-        <w:pStyle w:val="BodyText"/>
-      </w:pPr>
+        <w:t xml:space="preserve">Hướng 3, P8: SIDS Thái Bình Dương, gánh nặng bắt buộc (World Development, đang phản biện vòng hai):</w:t>
+      </w:r>
+      <w:r>
+        <w:t xml:space="preserve"> </w:t>
+      </w:r>
+      <w:r>
+        <w:t xml:space="preserve">P8 đã hoàn thành,</w:t>
+      </w:r>
+      <w:r>
+        <w:t xml:space="preserve"> </w:t>
+      </w:r>
       <w:r>
         <w:rPr>
           <w:bCs/>
           <w:b/>
         </w:rPr>
-        <w:t xml:space="preserve">Hướng 5 — Panel longitudinal WBES core 2023–2027 (JIBS hoặc SMJ):</w:t>
-      </w:r>
-      <w:r>
-        <w:t xml:space="preserve"> </w:t>
-      </w:r>
-      <w:r>
-        <w:t xml:space="preserve">WBES core panel theo dõi một nhóm doanh nghiệp trong ít nhất hai sóng liên tiếp, cho phép kiểm định nhân quả TCI→năng suất và DAI→FSTS (theo hướng: số hóa có thúc đẩy xuất khẩu không, thay vì chỉ làm tăng năng suất?) không phụ thuộc vào giả định IV. Đây là hướng nghiên cứu thiết yếu để chuyển H2 và H3 từ liên kết có điều kiện thành tác động nhân quả được xác nhận.</w:t>
+        <w:t xml:space="preserve">mẫu chính 7 nền Pacific SIDS (N=209 complete-case; pool 1.371), β(FSTS_c)=−1,339</w:t>
+      </w:r>
+      <w:r>
+        <w:t xml:space="preserve"> </w:t>
+      </w:r>
+      <w:r>
+        <w:t xml:space="preserve">(p&lt;.001); kiểm định độ vững mở rộng 9 nền (thêm Comoros + Timor-Leste, N≈1.469, β≈−0,4), xác nhận Forced Internationalization Penalty: quan hệ âm đơn điệu không có điểm uốn, nhất quán với giả thuyết gánh nặng bắt buộc (Briguglio, 1995; Bertram, 2006). Khoảng trống H1b trong CD2 đã được lấp đầy bởi P8.</w:t>
+      </w:r>
+    </w:p>
+    <w:p>
+      <w:pPr>
+        <w:pStyle w:val="BodyText"/>
+      </w:pPr>
+      <w:r>
+        <w:rPr>
+          <w:bCs/>
+          <w:b/>
+        </w:rPr>
+        <w:t xml:space="preserve">Hướng 4, CDCM Tier 3–4 extension (MIS Quarterly hoặc Information Systems Research):</w:t>
+      </w:r>
+      <w:r>
+        <w:t xml:space="preserve"> </w:t>
+      </w:r>
+      <w:r>
+        <w:t xml:space="preserve">Khi schema B-READY (World Bank, 2023–2027) và WBES mới bổ sung thêm mô-đun AI, ERP, và quản trị dữ liệu, CDCM có thể được kiểm định đầy đủ bốn tầng Verhoef et al. (2021). Câu hỏi lý thuyết: liệu DAI Tier 3–4 có chuyển vai trò từ nguồn lực tình huống (chỉ phát huy ở FSTS cao) thành nguồn lực nền tảng (nâng mặt bằng đồng nhất), và điều kiện chuyển đổi là gì (ngưỡng thể chế, quy mô doanh nghiệp, hay sóng công nghệ)?</w:t>
+      </w:r>
+    </w:p>
+    <w:p>
+      <w:pPr>
+        <w:pStyle w:val="BodyText"/>
+      </w:pPr>
+      <w:r>
+        <w:rPr>
+          <w:bCs/>
+          <w:b/>
+        </w:rPr>
+        <w:t xml:space="preserve">Hướng 5, Panel longitudinal WBES core 2023–2027 (JIBS hoặc SMJ):</w:t>
+      </w:r>
+      <w:r>
+        <w:t xml:space="preserve"> </w:t>
+      </w:r>
+      <w:r>
+        <w:t xml:space="preserve">WBES core panel theo dõi một nhóm doanh nghiệp trong ít nhất hai sóng liên tiếp, cho phép kiểm định nhân quả TCI sang năng suất và DAI sang FSTS (theo hướng: số hóa có thúc đẩy xuất khẩu không, thay vì chỉ làm tăng năng suất?) không phụ thuộc vào giả định IV. Đây là hướng nghiên cứu thiết yếu để chuyển H2 và H3 từ liên kết có điều kiện thành tác động nhân quả được xác nhận.</w:t>
       </w:r>
     </w:p>
     <w:p>
@@ -12806,7 +12623,7 @@
     <w:bookmarkEnd w:id="88"/>
     <w:bookmarkEnd w:id="89"/>
     <w:bookmarkEnd w:id="90"/>
-    <w:bookmarkStart w:id="124" w:name="tài-liệu-tham-khảo"/>
+    <w:bookmarkStart w:id="91" w:name="tài-liệu-tham-khảo"/>
     <w:p>
       <w:pPr>
         <w:pStyle w:val="Heading2"/>
@@ -12830,7 +12647,7 @@
           <w:iCs/>
           <w:i/>
         </w:rPr>
-        <w:t xml:space="preserve">Mostly harmless econometrics: An empiricist's companion</w:t>
+        <w:t xml:space="preserve">Mostly harmless econometrics: An empiricist’s companion</w:t>
       </w:r>
       <w:r>
         <w:t xml:space="preserve">. Princeton University Press.</w:t>
@@ -12854,19 +12671,8 @@
         <w:t xml:space="preserve">Journal of International Business Studies, 50</w:t>
       </w:r>
       <w:r>
-        <w:t xml:space="preserve">(8), 1372–1387.</w:t>
-      </w:r>
-      <w:r>
-        <w:t xml:space="preserve"> </w:t>
-      </w:r>
-      <w:hyperlink r:id="rId91">
-        <w:r>
-          <w:rPr>
-            <w:rStyle w:val="Hyperlink"/>
-          </w:rPr>
-          <w:t xml:space="preserve">https://doi.org/10.1057/s41267-019-00243-7</w:t>
-        </w:r>
-      </w:hyperlink>
+        <w:t xml:space="preserve">(8), 1372–1387. https://doi.org/10.1057/s41267-019-00243-7</w:t>
+      </w:r>
     </w:p>
     <w:p>
       <w:pPr>
@@ -12886,19 +12692,8 @@
         <w:t xml:space="preserve">Journal of Management, 17</w:t>
       </w:r>
       <w:r>
-        <w:t xml:space="preserve">(1), 99–120.</w:t>
-      </w:r>
-      <w:r>
-        <w:t xml:space="preserve"> </w:t>
-      </w:r>
-      <w:hyperlink r:id="rId92">
-        <w:r>
-          <w:rPr>
-            <w:rStyle w:val="Hyperlink"/>
-          </w:rPr>
-          <w:t xml:space="preserve">https://doi.org/10.1177/014920639101700108</w:t>
-        </w:r>
-      </w:hyperlink>
+        <w:t xml:space="preserve">(1), 99–120. https://doi.org/10.1177/014920639101700108</w:t>
+      </w:r>
     </w:p>
     <w:p>
       <w:pPr>
@@ -12947,7 +12742,7 @@
         <w:pStyle w:val="BodyText"/>
       </w:pPr>
       <w:r>
-        <w:t xml:space="preserve">Bharadwaj, A., El Sawy, O. A., Pavlou, P. A., &amp; Venkatraman, N. (2013). Digital business strategy: Toward a next generation of insights.</w:t>
+        <w:t xml:space="preserve">Bhandari, K. R., Ranta, M., &amp; Salo, J. (2023). The resource-based view, stakeholder capitalism, ESG, and sustainable competitive advantage: The firm’s embeddedness into ecology, society, and governance.</w:t>
       </w:r>
       <w:r>
         <w:t xml:space="preserve"> </w:t>
@@ -12957,29 +12752,18 @@
           <w:iCs/>
           <w:i/>
         </w:rPr>
-        <w:t xml:space="preserve">MIS Quarterly, 37</w:t>
-      </w:r>
-      <w:r>
-        <w:t xml:space="preserve">(2), 471–482.</w:t>
-      </w:r>
-      <w:r>
-        <w:t xml:space="preserve"> </w:t>
-      </w:r>
-      <w:hyperlink r:id="rId93">
-        <w:r>
-          <w:rPr>
-            <w:rStyle w:val="Hyperlink"/>
-          </w:rPr>
-          <w:t xml:space="preserve">https://doi.org/10.25300/MISQ/2013/37:2.3</w:t>
-        </w:r>
-      </w:hyperlink>
-    </w:p>
-    <w:p>
-      <w:pPr>
-        <w:pStyle w:val="BodyText"/>
-      </w:pPr>
-      <w:r>
-        <w:t xml:space="preserve">Bhandari, K. R., Ranta, M., &amp; Salo, J. (2023). The resource-based view, stakeholder capitalism, ESG, and sustainable competitive advantage: The firm's embeddedness into ecology, society, and governance.</w:t>
+        <w:t xml:space="preserve">Business Strategy and the Environment, 32</w:t>
+      </w:r>
+      <w:r>
+        <w:t xml:space="preserve">(4), 1525–1541.</w:t>
+      </w:r>
+    </w:p>
+    <w:p>
+      <w:pPr>
+        <w:pStyle w:val="BodyText"/>
+      </w:pPr>
+      <w:r>
+        <w:t xml:space="preserve">Bharadwaj, A., El Sawy, O. A., Pavlou, P. A., &amp; Venkatraman, N. (2013). Digital business strategy: Toward a next generation of insights.</w:t>
       </w:r>
       <w:r>
         <w:t xml:space="preserve"> </w:t>
@@ -12989,10 +12773,10 @@
           <w:iCs/>
           <w:i/>
         </w:rPr>
-        <w:t xml:space="preserve">Business Strategy and the Environment, 32</w:t>
-      </w:r>
-      <w:r>
-        <w:t xml:space="preserve">(4), 1525–1541.</w:t>
+        <w:t xml:space="preserve">MIS Quarterly, 37</w:t>
+      </w:r>
+      <w:r>
+        <w:t xml:space="preserve">(2), 471–482. https://doi.org/10.25300/MISQ/2013/37:2.3</w:t>
       </w:r>
     </w:p>
     <w:p>
@@ -13013,19 +12797,8 @@
         <w:t xml:space="preserve">World Development, 23</w:t>
       </w:r>
       <w:r>
-        <w:t xml:space="preserve">(9), 1615–1632.</w:t>
-      </w:r>
-      <w:r>
-        <w:t xml:space="preserve"> </w:t>
-      </w:r>
-      <w:hyperlink r:id="rId94">
-        <w:r>
-          <w:rPr>
-            <w:rStyle w:val="Hyperlink"/>
-          </w:rPr>
-          <w:t xml:space="preserve">https://doi.org/10.1016/0305-750X(95)00065-K</w:t>
-        </w:r>
-      </w:hyperlink>
+        <w:t xml:space="preserve">(9), 1615–1632. https://doi.org/10.1016/0305-750X(95)00065-K</w:t>
+      </w:r>
     </w:p>
     <w:p>
       <w:pPr>
@@ -13045,19 +12818,8 @@
         <w:t xml:space="preserve">Academy of Management Journal, 51</w:t>
       </w:r>
       <w:r>
-        <w:t xml:space="preserve">(4), 768–784.</w:t>
-      </w:r>
-      <w:r>
-        <w:t xml:space="preserve"> </w:t>
-      </w:r>
-      <w:hyperlink r:id="rId95">
-        <w:r>
-          <w:rPr>
-            <w:rStyle w:val="Hyperlink"/>
-          </w:rPr>
-          <w:t xml:space="preserve">https://doi.org/10.5465/amj.2008.33665310</w:t>
-        </w:r>
-      </w:hyperlink>
+        <w:t xml:space="preserve">(4), 768–784. https://doi.org/10.5465/amj.2008.33665310</w:t>
+      </w:r>
     </w:p>
     <w:p>
       <w:pPr>
@@ -13077,19 +12839,8 @@
         <w:t xml:space="preserve">Journal of World Business, 47</w:t>
       </w:r>
       <w:r>
-        <w:t xml:space="preserve">(1), 73–80.</w:t>
-      </w:r>
-      <w:r>
-        <w:t xml:space="preserve"> </w:t>
-      </w:r>
-      <w:hyperlink r:id="rId96">
-        <w:r>
-          <w:rPr>
-            <w:rStyle w:val="Hyperlink"/>
-          </w:rPr>
-          <w:t xml:space="preserve">https://doi.org/10.1016/j.jwb.2010.10.019</w:t>
-        </w:r>
-      </w:hyperlink>
+        <w:t xml:space="preserve">(1), 73–80. https://doi.org/10.1016/j.jwb.2010.10.019</w:t>
+      </w:r>
     </w:p>
     <w:p>
       <w:pPr>
@@ -13109,19 +12860,8 @@
         <w:t xml:space="preserve">Administrative Science Quarterly, 35</w:t>
       </w:r>
       <w:r>
-        <w:t xml:space="preserve">(1), 128–152.</w:t>
-      </w:r>
-      <w:r>
-        <w:t xml:space="preserve"> </w:t>
-      </w:r>
-      <w:hyperlink r:id="rId97">
-        <w:r>
-          <w:rPr>
-            <w:rStyle w:val="Hyperlink"/>
-          </w:rPr>
-          <w:t xml:space="preserve">https://doi.org/10.2307/2393553</w:t>
-        </w:r>
-      </w:hyperlink>
+        <w:t xml:space="preserve">(1), 128–152. https://doi.org/10.2307/2393553</w:t>
+      </w:r>
     </w:p>
     <w:p>
       <w:pPr>
@@ -13141,26 +12881,15 @@
         <w:t xml:space="preserve">Journal of Business Research, 61</w:t>
       </w:r>
       <w:r>
-        <w:t xml:space="preserve">(12), 1250–1262.</w:t>
-      </w:r>
-      <w:r>
-        <w:t xml:space="preserve"> </w:t>
-      </w:r>
-      <w:hyperlink r:id="rId98">
-        <w:r>
-          <w:rPr>
-            <w:rStyle w:val="Hyperlink"/>
-          </w:rPr>
-          <w:t xml:space="preserve">https://doi.org/10.1016/j.jbusres.2008.01.013</w:t>
-        </w:r>
-      </w:hyperlink>
-    </w:p>
-    <w:p>
-      <w:pPr>
-        <w:pStyle w:val="BodyText"/>
-      </w:pPr>
-      <w:r>
-        <w:t xml:space="preserve">Contractor, F. J. (2012). Why do multinational firms exist? A theory note about the effect of multinational expansion on performance and recent methodological critiques.</w:t>
+        <w:t xml:space="preserve">(12), 1250–1262. https://doi.org/10.1016/j.jbusres.2008.01.013</w:t>
+      </w:r>
+    </w:p>
+    <w:p>
+      <w:pPr>
+        <w:pStyle w:val="BodyText"/>
+      </w:pPr>
+      <w:r>
+        <w:t xml:space="preserve">Combs, J. G., Crook, T. R., &amp; Shook, C. L. (2005). The dimensionality of organizational performance and its implications for strategic management research. In D. J. Ketchen &amp; D. D. Bergh (Eds.),</w:t>
       </w:r>
       <w:r>
         <w:t xml:space="preserve"> </w:t>
@@ -13170,18 +12899,21 @@
           <w:iCs/>
           <w:i/>
         </w:rPr>
-        <w:t xml:space="preserve">Global Strategy Journal, 2</w:t>
-      </w:r>
-      <w:r>
-        <w:t xml:space="preserve">(4), 318–331.</w:t>
-      </w:r>
-    </w:p>
-    <w:p>
-      <w:pPr>
-        <w:pStyle w:val="BodyText"/>
-      </w:pPr>
-      <w:r>
-        <w:t xml:space="preserve">Contractor, F. J., Kundu, S. K., &amp; Hsu, C.-C. (2003). A three-stage theory of international expansion: The link between multinationality and performance in the service sector.</w:t>
+        <w:t xml:space="preserve">Research methodology in strategy and management</w:t>
+      </w:r>
+      <w:r>
+        <w:t xml:space="preserve"> </w:t>
+      </w:r>
+      <w:r>
+        <w:t xml:space="preserve">(Vol. 2, pp. 259–286). Emerald. https://doi.org/10.1016/S1479-8387(05)02011-4</w:t>
+      </w:r>
+    </w:p>
+    <w:p>
+      <w:pPr>
+        <w:pStyle w:val="BodyText"/>
+      </w:pPr>
+      <w:r>
+        <w:t xml:space="preserve">Contractor, F. J. (2012). Why do multinational firms exist? A theory note about the effect of multinational expansion on performance and recent methodological critiques.</w:t>
       </w:r>
       <w:r>
         <w:t xml:space="preserve"> </w:t>
@@ -13191,29 +12923,18 @@
           <w:iCs/>
           <w:i/>
         </w:rPr>
-        <w:t xml:space="preserve">Journal of International Business Studies, 34</w:t>
-      </w:r>
-      <w:r>
-        <w:t xml:space="preserve">(1), 5–18.</w:t>
-      </w:r>
-      <w:r>
-        <w:t xml:space="preserve"> </w:t>
-      </w:r>
-      <w:hyperlink r:id="rId99">
-        <w:r>
-          <w:rPr>
-            <w:rStyle w:val="Hyperlink"/>
-          </w:rPr>
-          <w:t xml:space="preserve">https://doi.org/10.1057/palgrave.jibs.8400003</w:t>
-        </w:r>
-      </w:hyperlink>
-    </w:p>
-    <w:p>
-      <w:pPr>
-        <w:pStyle w:val="BodyText"/>
-      </w:pPr>
-      <w:r>
-        <w:t xml:space="preserve">Đỗ, T. H., &amp; Phan, A. T. (2026).</w:t>
+        <w:t xml:space="preserve">Global Strategy Journal, 2</w:t>
+      </w:r>
+      <w:r>
+        <w:t xml:space="preserve">(4), 318–331.</w:t>
+      </w:r>
+    </w:p>
+    <w:p>
+      <w:pPr>
+        <w:pStyle w:val="BodyText"/>
+      </w:pPr>
+      <w:r>
+        <w:t xml:space="preserve">Contractor, F. J., Kundu, S. K., &amp; Hsu, C.-C. (2003). A three-stage theory of international expansion: The link between multinationality and performance in the service sector.</w:t>
       </w:r>
       <w:r>
         <w:t xml:space="preserve"> </w:t>
@@ -13223,13 +12944,18 @@
           <w:iCs/>
           <w:i/>
         </w:rPr>
-        <w:t xml:space="preserve">Revisiting the internationalisation–performance relationship in an emerging market: The roles of technological capability and foundational digital adoption</w:t>
-      </w:r>
-      <w:r>
-        <w:t xml:space="preserve"> </w:t>
-      </w:r>
-      <w:r>
-        <w:t xml:space="preserve">[Manuscript under review].</w:t>
+        <w:t xml:space="preserve">Journal of International Business Studies, 34</w:t>
+      </w:r>
+      <w:r>
+        <w:t xml:space="preserve">(1), 5–18. https://doi.org/10.1057/palgrave.jibs.8400003</w:t>
+      </w:r>
+    </w:p>
+    <w:p>
+      <w:pPr>
+        <w:pStyle w:val="BodyText"/>
+      </w:pPr>
+      <w:r>
+        <w:t xml:space="preserve">Cusolito, A. P., &amp; Maloney, W. F. (2018).</w:t>
       </w:r>
       <w:r>
         <w:t xml:space="preserve"> </w:t>
@@ -13239,10 +12965,10 @@
           <w:iCs/>
           <w:i/>
         </w:rPr>
-        <w:t xml:space="preserve">Journal of Asia Business Studies</w:t>
-      </w:r>
-      <w:r>
-        <w:t xml:space="preserve">. [P3 — Việt Nam]</w:t>
+        <w:t xml:space="preserve">Productivity revisited: Shifting paradigms in analysis and policy</w:t>
+      </w:r>
+      <w:r>
+        <w:t xml:space="preserve">. World Bank. https://doi.org/10.1596/978-1-4648-1334-4</w:t>
       </w:r>
     </w:p>
     <w:p>
@@ -13260,13 +12986,13 @@
           <w:iCs/>
           <w:i/>
         </w:rPr>
-        <w:t xml:space="preserve">Technological capability, digital adoption, and internationalization performance in China: Evidence from two WBES waves</w:t>
-      </w:r>
-      <w:r>
-        <w:t xml:space="preserve"> </w:t>
-      </w:r>
-      <w:r>
-        <w:t xml:space="preserve">[Manuscript under review].</w:t>
+        <w:t xml:space="preserve">Revisiting the internationalisation–performance relationship in an emerging market: The roles of technological capability and foundational digital adoption</w:t>
+      </w:r>
+      <w:r>
+        <w:t xml:space="preserve"> </w:t>
+      </w:r>
+      <w:r>
+        <w:t xml:space="preserve">[Manuscript đang phản biện].</w:t>
       </w:r>
       <w:r>
         <w:t xml:space="preserve"> </w:t>
@@ -13276,18 +13002,18 @@
           <w:iCs/>
           <w:i/>
         </w:rPr>
-        <w:t xml:space="preserve">International Journal of Emerging Markets</w:t>
-      </w:r>
-      <w:r>
-        <w:t xml:space="preserve">. [P5 — Trung Quốc]</w:t>
-      </w:r>
-    </w:p>
-    <w:p>
-      <w:pPr>
-        <w:pStyle w:val="BodyText"/>
-      </w:pPr>
-      <w:r>
-        <w:t xml:space="preserve">Đỗ, T. H., &amp; Phan, A. T. (2026). Unveiling the impact of Chinese manufacturing SMEs' internationalization on performance.</w:t>
+        <w:t xml:space="preserve">Journal of Asia Business Studies</w:t>
+      </w:r>
+      <w:r>
+        <w:t xml:space="preserve">. [P3, Việt Nam]</w:t>
+      </w:r>
+    </w:p>
+    <w:p>
+      <w:pPr>
+        <w:pStyle w:val="BodyText"/>
+      </w:pPr>
+      <w:r>
+        <w:t xml:space="preserve">Đỗ, T. H., &amp; Phan, A. T. (2026).</w:t>
       </w:r>
       <w:r>
         <w:t xml:space="preserve"> </w:t>
@@ -13297,18 +13023,13 @@
           <w:iCs/>
           <w:i/>
         </w:rPr>
-        <w:t xml:space="preserve">Journal of Finance and Accounting Research</w:t>
-      </w:r>
-      <w:r>
-        <w:t xml:space="preserve">. Advance online publication. [P2 — Trung Quốc SMEs, đã công bố]</w:t>
-      </w:r>
-    </w:p>
-    <w:p>
-      <w:pPr>
-        <w:pStyle w:val="BodyText"/>
-      </w:pPr>
-      <w:r>
-        <w:t xml:space="preserve">Geringer, J. M., Beamish, P. W., &amp; daCosta, R. C. (1989). Diversification strategy and internationalization: Implications for MNE performance.</w:t>
+        <w:t xml:space="preserve">Technological capability, digital adoption, and internationalization performance in China: Evidence from two WBES waves</w:t>
+      </w:r>
+      <w:r>
+        <w:t xml:space="preserve"> </w:t>
+      </w:r>
+      <w:r>
+        <w:t xml:space="preserve">[Manuscript đang phản biện].</w:t>
       </w:r>
       <w:r>
         <w:t xml:space="preserve"> </w:t>
@@ -13318,18 +13039,18 @@
           <w:iCs/>
           <w:i/>
         </w:rPr>
-        <w:t xml:space="preserve">Strategic Management Journal, 10</w:t>
-      </w:r>
-      <w:r>
-        <w:t xml:space="preserve">(2), 109–119.</w:t>
-      </w:r>
-    </w:p>
-    <w:p>
-      <w:pPr>
-        <w:pStyle w:val="BodyText"/>
-      </w:pPr>
-      <w:r>
-        <w:t xml:space="preserve">Glaum, M., &amp; Oesterle, M.-J. (2007). 40 years of research on internationalization and firm performance: More questions than answers?</w:t>
+        <w:t xml:space="preserve">International Journal of Emerging Markets</w:t>
+      </w:r>
+      <w:r>
+        <w:t xml:space="preserve">. [P5, Trung Quốc]</w:t>
+      </w:r>
+    </w:p>
+    <w:p>
+      <w:pPr>
+        <w:pStyle w:val="BodyText"/>
+      </w:pPr>
+      <w:r>
+        <w:t xml:space="preserve">Đỗ, T. H., &amp; Phan, A. T. (2026). Unveiling the impact of Chinese manufacturing SMEs’ internationalization on performance.</w:t>
       </w:r>
       <w:r>
         <w:t xml:space="preserve"> </w:t>
@@ -13339,18 +13060,18 @@
           <w:iCs/>
           <w:i/>
         </w:rPr>
-        <w:t xml:space="preserve">Management International Review, 47</w:t>
-      </w:r>
-      <w:r>
-        <w:t xml:space="preserve">(3), 307–317.</w:t>
-      </w:r>
-    </w:p>
-    <w:p>
-      <w:pPr>
-        <w:pStyle w:val="BodyText"/>
-      </w:pPr>
-      <w:r>
-        <w:t xml:space="preserve">Gomes, L., &amp; Ramaswamy, K. (1999). An empirical examination of the form of the relationship between multinationality and performance.</w:t>
+        <w:t xml:space="preserve">Journal of Finance and Accounting Research</w:t>
+      </w:r>
+      <w:r>
+        <w:t xml:space="preserve">. Advance online publication. [P2, Trung Quốc SMEs, đã công bố]</w:t>
+      </w:r>
+    </w:p>
+    <w:p>
+      <w:pPr>
+        <w:pStyle w:val="BodyText"/>
+      </w:pPr>
+      <w:r>
+        <w:t xml:space="preserve">Geringer, J. M., Beamish, P. W., &amp; daCosta, R. C. (1989). Diversification strategy and internationalization: Implications for MNE performance.</w:t>
       </w:r>
       <w:r>
         <w:t xml:space="preserve"> </w:t>
@@ -13360,29 +13081,18 @@
           <w:iCs/>
           <w:i/>
         </w:rPr>
-        <w:t xml:space="preserve">Journal of International Business Studies, 30</w:t>
-      </w:r>
-      <w:r>
-        <w:t xml:space="preserve">(1), 173–187.</w:t>
-      </w:r>
-      <w:r>
-        <w:t xml:space="preserve"> </w:t>
-      </w:r>
-      <w:hyperlink r:id="rId100">
-        <w:r>
-          <w:rPr>
-            <w:rStyle w:val="Hyperlink"/>
-          </w:rPr>
-          <w:t xml:space="preserve">https://doi.org/10.1057/palgrave.jibs.8490065</w:t>
-        </w:r>
-      </w:hyperlink>
-    </w:p>
-    <w:p>
-      <w:pPr>
-        <w:pStyle w:val="BodyText"/>
-      </w:pPr>
-      <w:r>
-        <w:t xml:space="preserve">Greene, W. H. (2018).</w:t>
+        <w:t xml:space="preserve">Strategic Management Journal, 10</w:t>
+      </w:r>
+      <w:r>
+        <w:t xml:space="preserve">(2), 109–119.</w:t>
+      </w:r>
+    </w:p>
+    <w:p>
+      <w:pPr>
+        <w:pStyle w:val="BodyText"/>
+      </w:pPr>
+      <w:r>
+        <w:t xml:space="preserve">Glaum, M., &amp; Oesterle, M.-J. (2007). 40 years of research on internationalization and firm performance: More questions than answers?</w:t>
       </w:r>
       <w:r>
         <w:t xml:space="preserve"> </w:t>
@@ -13392,21 +13102,18 @@
           <w:iCs/>
           <w:i/>
         </w:rPr>
-        <w:t xml:space="preserve">Econometric analysis</w:t>
-      </w:r>
-      <w:r>
-        <w:t xml:space="preserve"> </w:t>
-      </w:r>
-      <w:r>
-        <w:t xml:space="preserve">(8th ed.). Pearson.</w:t>
-      </w:r>
-    </w:p>
-    <w:p>
-      <w:pPr>
-        <w:pStyle w:val="BodyText"/>
-      </w:pPr>
-      <w:r>
-        <w:t xml:space="preserve">Hambrick, D. C. (2007). Upper echelons theory: An update.</w:t>
+        <w:t xml:space="preserve">Management International Review, 47</w:t>
+      </w:r>
+      <w:r>
+        <w:t xml:space="preserve">(3), 307–317.</w:t>
+      </w:r>
+    </w:p>
+    <w:p>
+      <w:pPr>
+        <w:pStyle w:val="BodyText"/>
+      </w:pPr>
+      <w:r>
+        <w:t xml:space="preserve">Gomes, L., &amp; Ramaswamy, K. (1999). An empirical examination of the form of the relationship between multinationality and performance.</w:t>
       </w:r>
       <w:r>
         <w:t xml:space="preserve"> </w:t>
@@ -13416,29 +13123,18 @@
           <w:iCs/>
           <w:i/>
         </w:rPr>
-        <w:t xml:space="preserve">Academy of Management Review, 32</w:t>
-      </w:r>
-      <w:r>
-        <w:t xml:space="preserve">(2), 334–343.</w:t>
-      </w:r>
-      <w:r>
-        <w:t xml:space="preserve"> </w:t>
-      </w:r>
-      <w:hyperlink r:id="rId101">
-        <w:r>
-          <w:rPr>
-            <w:rStyle w:val="Hyperlink"/>
-          </w:rPr>
-          <w:t xml:space="preserve">https://doi.org/10.5465/amr.2007.24345254</w:t>
-        </w:r>
-      </w:hyperlink>
-    </w:p>
-    <w:p>
-      <w:pPr>
-        <w:pStyle w:val="BodyText"/>
-      </w:pPr>
-      <w:r>
-        <w:t xml:space="preserve">Hambrick, D. C., &amp; Mason, P. A. (1984). Upper echelons: The organization as a reflection of its top managers.</w:t>
+        <w:t xml:space="preserve">Journal of International Business Studies, 30</w:t>
+      </w:r>
+      <w:r>
+        <w:t xml:space="preserve">(1), 173–187. https://doi.org/10.1057/palgrave.jibs.8490065</w:t>
+      </w:r>
+    </w:p>
+    <w:p>
+      <w:pPr>
+        <w:pStyle w:val="BodyText"/>
+      </w:pPr>
+      <w:r>
+        <w:t xml:space="preserve">Greene, W. H. (2018).</w:t>
       </w:r>
       <w:r>
         <w:t xml:space="preserve"> </w:t>
@@ -13448,29 +13144,21 @@
           <w:iCs/>
           <w:i/>
         </w:rPr>
-        <w:t xml:space="preserve">Academy of Management Review, 9</w:t>
-      </w:r>
-      <w:r>
-        <w:t xml:space="preserve">(2), 193–206.</w:t>
-      </w:r>
-      <w:r>
-        <w:t xml:space="preserve"> </w:t>
-      </w:r>
-      <w:hyperlink r:id="rId102">
-        <w:r>
-          <w:rPr>
-            <w:rStyle w:val="Hyperlink"/>
-          </w:rPr>
-          <w:t xml:space="preserve">https://doi.org/10.5465/amr.1984.4277628</w:t>
-        </w:r>
-      </w:hyperlink>
-    </w:p>
-    <w:p>
-      <w:pPr>
-        <w:pStyle w:val="BodyText"/>
-      </w:pPr>
-      <w:r>
-        <w:t xml:space="preserve">Hitt, M. A., Hoskisson, R. E., &amp; Kim, H. (1997). International diversification: Effects on innovation and firm performance in product-diversified firms.</w:t>
+        <w:t xml:space="preserve">Econometric analysis</w:t>
+      </w:r>
+      <w:r>
+        <w:t xml:space="preserve"> </w:t>
+      </w:r>
+      <w:r>
+        <w:t xml:space="preserve">(8th ed.). Pearson.</w:t>
+      </w:r>
+    </w:p>
+    <w:p>
+      <w:pPr>
+        <w:pStyle w:val="BodyText"/>
+      </w:pPr>
+      <w:r>
+        <w:t xml:space="preserve">Hambrick, D. C. (2007). Upper echelons theory: An update.</w:t>
       </w:r>
       <w:r>
         <w:t xml:space="preserve"> </w:t>
@@ -13480,29 +13168,18 @@
           <w:iCs/>
           <w:i/>
         </w:rPr>
-        <w:t xml:space="preserve">Academy of Management Journal, 40</w:t>
-      </w:r>
-      <w:r>
-        <w:t xml:space="preserve">(4), 767–798.</w:t>
-      </w:r>
-      <w:r>
-        <w:t xml:space="preserve"> </w:t>
-      </w:r>
-      <w:hyperlink r:id="rId103">
-        <w:r>
-          <w:rPr>
-            <w:rStyle w:val="Hyperlink"/>
-          </w:rPr>
-          <w:t xml:space="preserve">https://doi.org/10.2307/256948</w:t>
-        </w:r>
-      </w:hyperlink>
-    </w:p>
-    <w:p>
-      <w:pPr>
-        <w:pStyle w:val="BodyText"/>
-      </w:pPr>
-      <w:r>
-        <w:t xml:space="preserve">Hsu, C.-C., &amp; Boggs, D. J. (2003). Internationalization and performance: Traditional measures and their decomposition.</w:t>
+        <w:t xml:space="preserve">Academy of Management Review, 32</w:t>
+      </w:r>
+      <w:r>
+        <w:t xml:space="preserve">(2), 334–343. https://doi.org/10.5465/amr.2007.24345254</w:t>
+      </w:r>
+    </w:p>
+    <w:p>
+      <w:pPr>
+        <w:pStyle w:val="BodyText"/>
+      </w:pPr>
+      <w:r>
+        <w:t xml:space="preserve">Hambrick, D. C., &amp; Mason, P. A. (1984). Upper echelons: The organization as a reflection of its top managers.</w:t>
       </w:r>
       <w:r>
         <w:t xml:space="preserve"> </w:t>
@@ -13512,18 +13189,18 @@
           <w:iCs/>
           <w:i/>
         </w:rPr>
-        <w:t xml:space="preserve">Multinational Business Review, 11</w:t>
-      </w:r>
-      <w:r>
-        <w:t xml:space="preserve">(3), 23–50.</w:t>
-      </w:r>
-    </w:p>
-    <w:p>
-      <w:pPr>
-        <w:pStyle w:val="BodyText"/>
-      </w:pPr>
-      <w:r>
-        <w:t xml:space="preserve">Johanson, J., &amp; Vahlne, J.-E. (1977). The internationalization process of the firm: A model of knowledge development and increasing foreign market commitments.</w:t>
+        <w:t xml:space="preserve">Academy of Management Review, 9</w:t>
+      </w:r>
+      <w:r>
+        <w:t xml:space="preserve">(2), 193–206. https://doi.org/10.5465/amr.1984.4277628</w:t>
+      </w:r>
+    </w:p>
+    <w:p>
+      <w:pPr>
+        <w:pStyle w:val="BodyText"/>
+      </w:pPr>
+      <w:r>
+        <w:t xml:space="preserve">Hessels, J., &amp; Terjesen, S. (2010). Resource dependency and institutional theory perspectives on direct and indirect export choices.</w:t>
       </w:r>
       <w:r>
         <w:t xml:space="preserve"> </w:t>
@@ -13533,29 +13210,18 @@
           <w:iCs/>
           <w:i/>
         </w:rPr>
-        <w:t xml:space="preserve">Journal of International Business Studies, 8</w:t>
-      </w:r>
-      <w:r>
-        <w:t xml:space="preserve">(1), 23–32.</w:t>
-      </w:r>
-      <w:r>
-        <w:t xml:space="preserve"> </w:t>
-      </w:r>
-      <w:hyperlink r:id="rId104">
-        <w:r>
-          <w:rPr>
-            <w:rStyle w:val="Hyperlink"/>
-          </w:rPr>
-          <w:t xml:space="preserve">https://doi.org/10.1057/palgrave.jibs.8490676</w:t>
-        </w:r>
-      </w:hyperlink>
-    </w:p>
-    <w:p>
-      <w:pPr>
-        <w:pStyle w:val="BodyText"/>
-      </w:pPr>
-      <w:r>
-        <w:t xml:space="preserve">Johanson, J., &amp; Vahlne, J.-E. (2009). The Uppsala internationalization process model revisited: From liability of foreignness to liability of outsidership.</w:t>
+        <w:t xml:space="preserve">Small Business Economics, 34</w:t>
+      </w:r>
+      <w:r>
+        <w:t xml:space="preserve">(2), 203–220. https://doi.org/10.1007/s11187-008-9156-4</w:t>
+      </w:r>
+    </w:p>
+    <w:p>
+      <w:pPr>
+        <w:pStyle w:val="BodyText"/>
+      </w:pPr>
+      <w:r>
+        <w:t xml:space="preserve">Hitt, M. A., Hoskisson, R. E., &amp; Kim, H. (1997). International diversification: Effects on innovation and firm performance in product-diversified firms.</w:t>
       </w:r>
       <w:r>
         <w:t xml:space="preserve"> </w:t>
@@ -13565,29 +13231,18 @@
           <w:iCs/>
           <w:i/>
         </w:rPr>
-        <w:t xml:space="preserve">Journal of International Business Studies, 40</w:t>
-      </w:r>
-      <w:r>
-        <w:t xml:space="preserve">(9), 1411–1431.</w:t>
-      </w:r>
-      <w:r>
-        <w:t xml:space="preserve"> </w:t>
-      </w:r>
-      <w:hyperlink r:id="rId105">
-        <w:r>
-          <w:rPr>
-            <w:rStyle w:val="Hyperlink"/>
-          </w:rPr>
-          <w:t xml:space="preserve">https://doi.org/10.1057/jibs.2009.24</w:t>
-        </w:r>
-      </w:hyperlink>
-    </w:p>
-    <w:p>
-      <w:pPr>
-        <w:pStyle w:val="BodyText"/>
-      </w:pPr>
-      <w:r>
-        <w:t xml:space="preserve">Kafouros, M., Aliyev, M., &amp; Krammer, S. (2023). Do firms benefit from country-level institutional reforms? The role of internal firm resources and capabilities.</w:t>
+        <w:t xml:space="preserve">Academy of Management Journal, 40</w:t>
+      </w:r>
+      <w:r>
+        <w:t xml:space="preserve">(4), 767–798. https://doi.org/10.2307/256948</w:t>
+      </w:r>
+    </w:p>
+    <w:p>
+      <w:pPr>
+        <w:pStyle w:val="BodyText"/>
+      </w:pPr>
+      <w:r>
+        <w:t xml:space="preserve">Hsu, C.-C., &amp; Boggs, D. J. (2003). Internationalization and performance: Traditional measures and their decomposition.</w:t>
       </w:r>
       <w:r>
         <w:t xml:space="preserve"> </w:t>
@@ -13597,29 +13252,18 @@
           <w:iCs/>
           <w:i/>
         </w:rPr>
-        <w:t xml:space="preserve">Global Strategy Journal, 13</w:t>
-      </w:r>
-      <w:r>
-        <w:t xml:space="preserve">(1), 70–100.</w:t>
-      </w:r>
-      <w:r>
-        <w:t xml:space="preserve"> </w:t>
-      </w:r>
-      <w:hyperlink r:id="rId106">
-        <w:r>
-          <w:rPr>
-            <w:rStyle w:val="Hyperlink"/>
-          </w:rPr>
-          <w:t xml:space="preserve">https://doi.org/10.1002/gsj.1433</w:t>
-        </w:r>
-      </w:hyperlink>
-    </w:p>
-    <w:p>
-      <w:pPr>
-        <w:pStyle w:val="BodyText"/>
-      </w:pPr>
-      <w:r>
-        <w:t xml:space="preserve">Khanna, T., &amp; Palepu, K. G. (2010).</w:t>
+        <w:t xml:space="preserve">Multinational Business Review, 11</w:t>
+      </w:r>
+      <w:r>
+        <w:t xml:space="preserve">(3), 23–50.</w:t>
+      </w:r>
+    </w:p>
+    <w:p>
+      <w:pPr>
+        <w:pStyle w:val="BodyText"/>
+      </w:pPr>
+      <w:r>
+        <w:t xml:space="preserve">Johanson, J., &amp; Vahlne, J.-E. (1977). The internationalization process of the firm: A model of knowledge development and increasing foreign market commitments.</w:t>
       </w:r>
       <w:r>
         <w:t xml:space="preserve"> </w:t>
@@ -13629,18 +13273,18 @@
           <w:iCs/>
           <w:i/>
         </w:rPr>
-        <w:t xml:space="preserve">Winning in emerging markets: A road map for strategy and execution</w:t>
-      </w:r>
-      <w:r>
-        <w:t xml:space="preserve">. Harvard Business Press.</w:t>
-      </w:r>
-    </w:p>
-    <w:p>
-      <w:pPr>
-        <w:pStyle w:val="BodyText"/>
-      </w:pPr>
-      <w:r>
-        <w:t xml:space="preserve">Kirca, A. H., Hult, G. T. M., Roth, K., Cavusgil, S. T., Perry, M. Z., Akdeniz, M. B., Deligonul, S. Z., Mena, J. A., Pollitte, W. A., Hoppner, J. J., Miller, J. C., &amp; White, R. C. (2012). Firm-specific assets, multinationality, and financial performance: A meta-analytic review and theoretical integration.</w:t>
+        <w:t xml:space="preserve">Journal of International Business Studies, 8</w:t>
+      </w:r>
+      <w:r>
+        <w:t xml:space="preserve">(1), 23–32. https://doi.org/10.1057/palgrave.jibs.8490676</w:t>
+      </w:r>
+    </w:p>
+    <w:p>
+      <w:pPr>
+        <w:pStyle w:val="BodyText"/>
+      </w:pPr>
+      <w:r>
+        <w:t xml:space="preserve">Johanson, J., &amp; Vahlne, J.-E. (2009). The Uppsala internationalization process model revisited: From liability of foreignness to liability of outsidership.</w:t>
       </w:r>
       <w:r>
         <w:t xml:space="preserve"> </w:t>
@@ -13650,29 +13294,18 @@
           <w:iCs/>
           <w:i/>
         </w:rPr>
-        <w:t xml:space="preserve">Academy of Management Journal, 55</w:t>
-      </w:r>
-      <w:r>
-        <w:t xml:space="preserve">(1), 47–73.</w:t>
-      </w:r>
-      <w:r>
-        <w:t xml:space="preserve"> </w:t>
-      </w:r>
-      <w:hyperlink r:id="rId107">
-        <w:r>
-          <w:rPr>
-            <w:rStyle w:val="Hyperlink"/>
-          </w:rPr>
-          <w:t xml:space="preserve">https://doi.org/10.5465/amj.2009.0703</w:t>
-        </w:r>
-      </w:hyperlink>
-    </w:p>
-    <w:p>
-      <w:pPr>
-        <w:pStyle w:val="BodyText"/>
-      </w:pPr>
-      <w:r>
-        <w:t xml:space="preserve">Knight, G. A., &amp; Cavusgil, S. T. (2004). Innovation, organizational capabilities, and the born-global firm.</w:t>
+        <w:t xml:space="preserve">Journal of International Business Studies, 40</w:t>
+      </w:r>
+      <w:r>
+        <w:t xml:space="preserve">(9), 1411–1431. https://doi.org/10.1057/jibs.2009.24</w:t>
+      </w:r>
+    </w:p>
+    <w:p>
+      <w:pPr>
+        <w:pStyle w:val="BodyText"/>
+      </w:pPr>
+      <w:r>
+        <w:t xml:space="preserve">Kafouros, M., Aliyev, M., &amp; Krammer, S. (2023). Do firms benefit from country-level institutional reforms? The role of internal firm resources and capabilities.</w:t>
       </w:r>
       <w:r>
         <w:t xml:space="preserve"> </w:t>
@@ -13682,18 +13315,18 @@
           <w:iCs/>
           <w:i/>
         </w:rPr>
-        <w:t xml:space="preserve">Journal of International Business Studies, 35</w:t>
-      </w:r>
-      <w:r>
-        <w:t xml:space="preserve">(2), 124–141.</w:t>
-      </w:r>
-    </w:p>
-    <w:p>
-      <w:pPr>
-        <w:pStyle w:val="BodyText"/>
-      </w:pPr>
-      <w:r>
-        <w:t xml:space="preserve">Lall, S. (1992). Technological capabilities and industrialization.</w:t>
+        <w:t xml:space="preserve">Global Strategy Journal, 13</w:t>
+      </w:r>
+      <w:r>
+        <w:t xml:space="preserve">(1), 70–100. https://doi.org/10.1002/gsj.1433</w:t>
+      </w:r>
+    </w:p>
+    <w:p>
+      <w:pPr>
+        <w:pStyle w:val="BodyText"/>
+      </w:pPr>
+      <w:r>
+        <w:t xml:space="preserve">Khanna, T., &amp; Palepu, K. G. (2010).</w:t>
       </w:r>
       <w:r>
         <w:t xml:space="preserve"> </w:t>
@@ -13703,29 +13336,18 @@
           <w:iCs/>
           <w:i/>
         </w:rPr>
-        <w:t xml:space="preserve">World Development, 20</w:t>
-      </w:r>
-      <w:r>
-        <w:t xml:space="preserve">(2), 165–186.</w:t>
-      </w:r>
-      <w:r>
-        <w:t xml:space="preserve"> </w:t>
-      </w:r>
-      <w:hyperlink r:id="rId108">
-        <w:r>
-          <w:rPr>
-            <w:rStyle w:val="Hyperlink"/>
-          </w:rPr>
-          <w:t xml:space="preserve">https://doi.org/10.1016/0305-750X(92)90097-F</w:t>
-        </w:r>
-      </w:hyperlink>
-    </w:p>
-    <w:p>
-      <w:pPr>
-        <w:pStyle w:val="BodyText"/>
-      </w:pPr>
-      <w:r>
-        <w:t xml:space="preserve">Li, J., Chen, L., Yi, J., Mao, J., &amp; Liao, J. (2022). Ecosystem-specific advantages in international digital commerce.</w:t>
+        <w:t xml:space="preserve">Winning in emerging markets: A road map for strategy and execution</w:t>
+      </w:r>
+      <w:r>
+        <w:t xml:space="preserve">. Harvard Business Press.</w:t>
+      </w:r>
+    </w:p>
+    <w:p>
+      <w:pPr>
+        <w:pStyle w:val="BodyText"/>
+      </w:pPr>
+      <w:r>
+        <w:t xml:space="preserve">Kirca, A. H., Hult, G. T. M., Roth, K., Cavusgil, S. T., Perry, M. Z., Akdeniz, M. B., Deligonul, S. Z., Mena, J. A., Pollitte, W. A., Hoppner, J. J., Miller, J. C., &amp; White, R. C. (2012). Firm-specific assets, multinationality, and financial performance: A meta-analytic review and theoretical integration.</w:t>
       </w:r>
       <w:r>
         <w:t xml:space="preserve"> </w:t>
@@ -13735,18 +13357,18 @@
           <w:iCs/>
           <w:i/>
         </w:rPr>
-        <w:t xml:space="preserve">Journal of International Business Studies, 53</w:t>
-      </w:r>
-      <w:r>
-        <w:t xml:space="preserve">(4), 677–695.</w:t>
-      </w:r>
-    </w:p>
-    <w:p>
-      <w:pPr>
-        <w:pStyle w:val="BodyText"/>
-      </w:pPr>
-      <w:r>
-        <w:t xml:space="preserve">Lind, J. T., &amp; Mehlum, H. (2010). With or without U? The appropriate test for a U-shaped relationship.</w:t>
+        <w:t xml:space="preserve">Academy of Management Journal, 55</w:t>
+      </w:r>
+      <w:r>
+        <w:t xml:space="preserve">(1), 47–73. https://doi.org/10.5465/amj.2009.0703</w:t>
+      </w:r>
+    </w:p>
+    <w:p>
+      <w:pPr>
+        <w:pStyle w:val="BodyText"/>
+      </w:pPr>
+      <w:r>
+        <w:t xml:space="preserve">Knight, G. A., &amp; Cavusgil, S. T. (2004). Innovation, organizational capabilities, and the born-global firm.</w:t>
       </w:r>
       <w:r>
         <w:t xml:space="preserve"> </w:t>
@@ -13756,29 +13378,18 @@
           <w:iCs/>
           <w:i/>
         </w:rPr>
-        <w:t xml:space="preserve">Oxford Bulletin of Economics and Statistics, 72</w:t>
-      </w:r>
-      <w:r>
-        <w:t xml:space="preserve">(1), 109–118.</w:t>
-      </w:r>
-      <w:r>
-        <w:t xml:space="preserve"> </w:t>
-      </w:r>
-      <w:hyperlink r:id="rId109">
-        <w:r>
-          <w:rPr>
-            <w:rStyle w:val="Hyperlink"/>
-          </w:rPr>
-          <w:t xml:space="preserve">https://doi.org/10.1111/j.1468-0084.2009.00569.x</w:t>
-        </w:r>
-      </w:hyperlink>
-    </w:p>
-    <w:p>
-      <w:pPr>
-        <w:pStyle w:val="BodyText"/>
-      </w:pPr>
-      <w:r>
-        <w:t xml:space="preserve">Long, J. S., &amp; Ervin, L. H. (2000). Using heteroscedasticity consistent standard errors in the linear regression model.</w:t>
+        <w:t xml:space="preserve">Journal of International Business Studies, 35</w:t>
+      </w:r>
+      <w:r>
+        <w:t xml:space="preserve">(2), 124–141.</w:t>
+      </w:r>
+    </w:p>
+    <w:p>
+      <w:pPr>
+        <w:pStyle w:val="BodyText"/>
+      </w:pPr>
+      <w:r>
+        <w:t xml:space="preserve">Lall, S. (1992). Technological capabilities and industrialization.</w:t>
       </w:r>
       <w:r>
         <w:t xml:space="preserve"> </w:t>
@@ -13788,29 +13399,18 @@
           <w:iCs/>
           <w:i/>
         </w:rPr>
-        <w:t xml:space="preserve">The American Statistician, 54</w:t>
-      </w:r>
-      <w:r>
-        <w:t xml:space="preserve">(3), 217–224.</w:t>
-      </w:r>
-      <w:r>
-        <w:t xml:space="preserve"> </w:t>
-      </w:r>
-      <w:hyperlink r:id="rId110">
-        <w:r>
-          <w:rPr>
-            <w:rStyle w:val="Hyperlink"/>
-          </w:rPr>
-          <w:t xml:space="preserve">https://doi.org/10.1080/00031305.2000.10474549</w:t>
-        </w:r>
-      </w:hyperlink>
-    </w:p>
-    <w:p>
-      <w:pPr>
-        <w:pStyle w:val="BodyText"/>
-      </w:pPr>
-      <w:r>
-        <w:t xml:space="preserve">Lu, J. W., &amp; Beamish, P. W. (2004). International diversification and firm performance: The S-curve hypothesis.</w:t>
+        <w:t xml:space="preserve">World Development, 20</w:t>
+      </w:r>
+      <w:r>
+        <w:t xml:space="preserve">(2), 165–186. https://doi.org/10.1016/0305-750X(92)90097-F</w:t>
+      </w:r>
+    </w:p>
+    <w:p>
+      <w:pPr>
+        <w:pStyle w:val="BodyText"/>
+      </w:pPr>
+      <w:r>
+        <w:t xml:space="preserve">Li, J., Chen, L., Yi, J., Mao, J., &amp; Liao, J. (2022). Ecosystem-specific advantages in international digital commerce.</w:t>
       </w:r>
       <w:r>
         <w:t xml:space="preserve"> </w:t>
@@ -13820,29 +13420,18 @@
           <w:iCs/>
           <w:i/>
         </w:rPr>
-        <w:t xml:space="preserve">Academy of Management Journal, 47</w:t>
-      </w:r>
-      <w:r>
-        <w:t xml:space="preserve">(4), 598–609.</w:t>
-      </w:r>
-      <w:r>
-        <w:t xml:space="preserve"> </w:t>
-      </w:r>
-      <w:hyperlink r:id="rId111">
-        <w:r>
-          <w:rPr>
-            <w:rStyle w:val="Hyperlink"/>
-          </w:rPr>
-          <w:t xml:space="preserve">https://doi.org/10.2307/20159604</w:t>
-        </w:r>
-      </w:hyperlink>
-    </w:p>
-    <w:p>
-      <w:pPr>
-        <w:pStyle w:val="BodyText"/>
-      </w:pPr>
-      <w:r>
-        <w:t xml:space="preserve">Luo, Y., &amp; Tung, R. L. (2007). International expansion of emerging market enterprises: A springboard perspective.</w:t>
+        <w:t xml:space="preserve">Journal of International Business Studies, 53</w:t>
+      </w:r>
+      <w:r>
+        <w:t xml:space="preserve">(4), 677–695.</w:t>
+      </w:r>
+    </w:p>
+    <w:p>
+      <w:pPr>
+        <w:pStyle w:val="BodyText"/>
+      </w:pPr>
+      <w:r>
+        <w:t xml:space="preserve">Lind, J. T., &amp; Mehlum, H. (2010). With or without U? The appropriate test for a U-shaped relationship.</w:t>
       </w:r>
       <w:r>
         <w:t xml:space="preserve"> </w:t>
@@ -13852,18 +13441,18 @@
           <w:iCs/>
           <w:i/>
         </w:rPr>
-        <w:t xml:space="preserve">Journal of International Business Studies, 38</w:t>
-      </w:r>
-      <w:r>
-        <w:t xml:space="preserve">(4), 481–498.</w:t>
-      </w:r>
-    </w:p>
-    <w:p>
-      <w:pPr>
-        <w:pStyle w:val="BodyText"/>
-      </w:pPr>
-      <w:r>
-        <w:t xml:space="preserve">Mar, K. S., Đỗ, T. H., &amp; Phan, A. T. (2026).</w:t>
+        <w:t xml:space="preserve">Oxford Bulletin of Economics and Statistics, 72</w:t>
+      </w:r>
+      <w:r>
+        <w:t xml:space="preserve">(1), 109–118. https://doi.org/10.1111/j.1468-0084.2009.00569.x</w:t>
+      </w:r>
+    </w:p>
+    <w:p>
+      <w:pPr>
+        <w:pStyle w:val="BodyText"/>
+      </w:pPr>
+      <w:r>
+        <w:t xml:space="preserve">Long, J. S., &amp; Ervin, L. H. (2000). Using heteroscedasticity consistent standard errors in the linear regression model.</w:t>
       </w:r>
       <w:r>
         <w:t xml:space="preserve"> </w:t>
@@ -13873,13 +13462,18 @@
           <w:iCs/>
           <w:i/>
         </w:rPr>
-        <w:t xml:space="preserve">Technological capability, digital adoption, and the internationalization–performance relationship: A firm-level study of Singapore</w:t>
-      </w:r>
-      <w:r>
-        <w:t xml:space="preserve"> </w:t>
-      </w:r>
-      <w:r>
-        <w:t xml:space="preserve">[Manuscript under review].</w:t>
+        <w:t xml:space="preserve">The American Statistician, 54</w:t>
+      </w:r>
+      <w:r>
+        <w:t xml:space="preserve">(3), 217–224. https://doi.org/10.1080/00031305.2000.10474549</w:t>
+      </w:r>
+    </w:p>
+    <w:p>
+      <w:pPr>
+        <w:pStyle w:val="BodyText"/>
+      </w:pPr>
+      <w:r>
+        <w:t xml:space="preserve">Lu, J. W., &amp; Beamish, P. W. (2001). The internationalization and performance of SMEs.</w:t>
       </w:r>
       <w:r>
         <w:t xml:space="preserve"> </w:t>
@@ -13889,18 +13483,18 @@
           <w:iCs/>
           <w:i/>
         </w:rPr>
-        <w:t xml:space="preserve">Management International Review</w:t>
-      </w:r>
-      <w:r>
-        <w:t xml:space="preserve">. [P4 — Singapore]</w:t>
-      </w:r>
-    </w:p>
-    <w:p>
-      <w:pPr>
-        <w:pStyle w:val="BodyText"/>
-      </w:pPr>
-      <w:r>
-        <w:t xml:space="preserve">Marano, V., Arregle, J.-L., Hitt, M. A., Spadafora, E., &amp; van Essen, M. (2016). Home country institutions and the internationalization-performance relationship: A meta-analytic review.</w:t>
+        <w:t xml:space="preserve">Strategic Management Journal, 22</w:t>
+      </w:r>
+      <w:r>
+        <w:t xml:space="preserve">(6–7), 565–586. https://doi.org/10.1002/smj.184</w:t>
+      </w:r>
+    </w:p>
+    <w:p>
+      <w:pPr>
+        <w:pStyle w:val="BodyText"/>
+      </w:pPr>
+      <w:r>
+        <w:t xml:space="preserve">Lu, J. W., &amp; Beamish, P. W. (2004). International diversification and firm performance: The S-curve hypothesis.</w:t>
       </w:r>
       <w:r>
         <w:t xml:space="preserve"> </w:t>
@@ -13910,29 +13504,18 @@
           <w:iCs/>
           <w:i/>
         </w:rPr>
-        <w:t xml:space="preserve">Journal of Management, 42</w:t>
-      </w:r>
-      <w:r>
-        <w:t xml:space="preserve">(5), 1075–1110.</w:t>
-      </w:r>
-      <w:r>
-        <w:t xml:space="preserve"> </w:t>
-      </w:r>
-      <w:hyperlink r:id="rId112">
-        <w:r>
-          <w:rPr>
-            <w:rStyle w:val="Hyperlink"/>
-          </w:rPr>
-          <w:t xml:space="preserve">https://doi.org/10.1177/0149206316648proper</w:t>
-        </w:r>
-      </w:hyperlink>
-    </w:p>
-    <w:p>
-      <w:pPr>
-        <w:pStyle w:val="BodyText"/>
-      </w:pPr>
-      <w:r>
-        <w:t xml:space="preserve">Mathews, J. A. (2002). Dragon multinationals: Towards a new model of global growth.</w:t>
+        <w:t xml:space="preserve">Academy of Management Journal, 47</w:t>
+      </w:r>
+      <w:r>
+        <w:t xml:space="preserve">(4), 598–609. https://doi.org/10.2307/20159604</w:t>
+      </w:r>
+    </w:p>
+    <w:p>
+      <w:pPr>
+        <w:pStyle w:val="BodyText"/>
+      </w:pPr>
+      <w:r>
+        <w:t xml:space="preserve">Luo, Y., &amp; Tung, R. L. (2007). International expansion of emerging market enterprises: A springboard perspective.</w:t>
       </w:r>
       <w:r>
         <w:t xml:space="preserve"> </w:t>
@@ -13942,18 +13525,18 @@
           <w:iCs/>
           <w:i/>
         </w:rPr>
-        <w:t xml:space="preserve">Oxford University Press</w:t>
-      </w:r>
-      <w:r>
-        <w:t xml:space="preserve">.</w:t>
-      </w:r>
-    </w:p>
-    <w:p>
-      <w:pPr>
-        <w:pStyle w:val="BodyText"/>
-      </w:pPr>
-      <w:r>
-        <w:t xml:space="preserve">Melitz, M. J. (2003). The impact of trade on intra-industry reallocations and aggregate industry productivity.</w:t>
+        <w:t xml:space="preserve">Journal of International Business Studies, 38</w:t>
+      </w:r>
+      <w:r>
+        <w:t xml:space="preserve">(4), 481–498.</w:t>
+      </w:r>
+    </w:p>
+    <w:p>
+      <w:pPr>
+        <w:pStyle w:val="BodyText"/>
+      </w:pPr>
+      <w:r>
+        <w:t xml:space="preserve">Mar, K. S., Đỗ, T. H., &amp; Phan, A. T. (2026).</w:t>
       </w:r>
       <w:r>
         <w:t xml:space="preserve"> </w:t>
@@ -13963,18 +13546,13 @@
           <w:iCs/>
           <w:i/>
         </w:rPr>
-        <w:t xml:space="preserve">Econometrica, 71</w:t>
-      </w:r>
-      <w:r>
-        <w:t xml:space="preserve">(6), 1695–1725.</w:t>
-      </w:r>
-    </w:p>
-    <w:p>
-      <w:pPr>
-        <w:pStyle w:val="BodyText"/>
-      </w:pPr>
-      <w:r>
-        <w:t xml:space="preserve">Meyer, K. E., Mudambi, R., &amp; Narula, R. (2017). Multinational enterprises and local contexts: The opportunities and challenges of multiple embeddedness.</w:t>
+        <w:t xml:space="preserve">Technological capability, digital adoption, and the internationalization–performance relationship: A firm-level study of Singapore</w:t>
+      </w:r>
+      <w:r>
+        <w:t xml:space="preserve"> </w:t>
+      </w:r>
+      <w:r>
+        <w:t xml:space="preserve">[Manuscript under review].</w:t>
       </w:r>
       <w:r>
         <w:t xml:space="preserve"> </w:t>
@@ -13984,18 +13562,18 @@
           <w:iCs/>
           <w:i/>
         </w:rPr>
-        <w:t xml:space="preserve">Journal of Management Studies, 48</w:t>
-      </w:r>
-      <w:r>
-        <w:t xml:space="preserve">(2), 235–252.</w:t>
-      </w:r>
-    </w:p>
-    <w:p>
-      <w:pPr>
-        <w:pStyle w:val="BodyText"/>
-      </w:pPr>
-      <w:r>
-        <w:t xml:space="preserve">Nielsen, B. B., &amp; Nielsen, S. (2011). The role of top management team international orientation in international strategic decision-making: The choice of foreign entry mode.</w:t>
+        <w:t xml:space="preserve">Management International Review</w:t>
+      </w:r>
+      <w:r>
+        <w:t xml:space="preserve">. [P4, Singapore]</w:t>
+      </w:r>
+    </w:p>
+    <w:p>
+      <w:pPr>
+        <w:pStyle w:val="BodyText"/>
+      </w:pPr>
+      <w:r>
+        <w:t xml:space="preserve">Marano, V., Arregle, J.-L., Hitt, M. A., Spadafora, E., &amp; van Essen, M. (2016). Home country institutions and the internationalization-performance relationship: A meta-analytic review.</w:t>
       </w:r>
       <w:r>
         <w:t xml:space="preserve"> </w:t>
@@ -14005,29 +13583,10 @@
           <w:iCs/>
           <w:i/>
         </w:rPr>
-        <w:t xml:space="preserve">Journal of World Business, 46</w:t>
-      </w:r>
-      <w:r>
-        <w:t xml:space="preserve">(2), 185–193.</w:t>
-      </w:r>
-      <w:r>
-        <w:t xml:space="preserve"> </w:t>
-      </w:r>
-      <w:hyperlink r:id="rId113">
-        <w:r>
-          <w:rPr>
-            <w:rStyle w:val="Hyperlink"/>
-          </w:rPr>
-          <w:t xml:space="preserve">https://doi.org/10.1016/j.jwb.2010.05.003</w:t>
-        </w:r>
-      </w:hyperlink>
-    </w:p>
-    <w:p>
-      <w:pPr>
-        <w:pStyle w:val="BodyText"/>
-      </w:pPr>
-      <w:r>
-        <w:t xml:space="preserve">North, D. C. (1990).</w:t>
+        <w:t xml:space="preserve">Journal of Management, 42</w:t>
+      </w:r>
+      <w:r>
+        <w:t xml:space="preserve">(5), 1075–1110. https://doi.org/10.1177/0149206315624963</w:t>
       </w:r>
       <w:r>
         <w:t xml:space="preserve"> </w:t>
@@ -14037,29 +13596,15 @@
           <w:iCs/>
           <w:i/>
         </w:rPr>
-        <w:t xml:space="preserve">Institutions, institutional change and economic performance</w:t>
-      </w:r>
-      <w:r>
-        <w:t xml:space="preserve">. Cambridge University Press.</w:t>
-      </w:r>
-      <w:r>
-        <w:t xml:space="preserve"> </w:t>
-      </w:r>
-      <w:hyperlink r:id="rId114">
-        <w:r>
-          <w:rPr>
-            <w:rStyle w:val="Hyperlink"/>
-          </w:rPr>
-          <w:t xml:space="preserve">https://doi.org/10.1017/CBO9780511808678</w:t>
-        </w:r>
-      </w:hyperlink>
-    </w:p>
-    <w:p>
-      <w:pPr>
-        <w:pStyle w:val="BodyText"/>
-      </w:pPr>
-      <w:r>
-        <w:t xml:space="preserve">Paternoster, R., Brame, R., Mazerolle, P., &amp; Piquero, A. (1998). Using the correct statistical test for the equality of regression coefficients.</w:t>
+        <w:t xml:space="preserve">(DOI cần xác minh Crossref)</w:t>
+      </w:r>
+    </w:p>
+    <w:p>
+      <w:pPr>
+        <w:pStyle w:val="BodyText"/>
+      </w:pPr>
+      <w:r>
+        <w:t xml:space="preserve">Mathews, J. A. (2002). Dragon multinationals: Towards a new model of global growth.</w:t>
       </w:r>
       <w:r>
         <w:t xml:space="preserve"> </w:t>
@@ -14069,29 +13614,18 @@
           <w:iCs/>
           <w:i/>
         </w:rPr>
-        <w:t xml:space="preserve">Criminology, 36</w:t>
-      </w:r>
-      <w:r>
-        <w:t xml:space="preserve">(4), 859–866.</w:t>
-      </w:r>
-      <w:r>
-        <w:t xml:space="preserve"> </w:t>
-      </w:r>
-      <w:hyperlink r:id="rId115">
-        <w:r>
-          <w:rPr>
-            <w:rStyle w:val="Hyperlink"/>
-          </w:rPr>
-          <w:t xml:space="preserve">https://doi.org/10.1111/j.1745-9125.1998.tb01268.x</w:t>
-        </w:r>
-      </w:hyperlink>
-    </w:p>
-    <w:p>
-      <w:pPr>
-        <w:pStyle w:val="BodyText"/>
-      </w:pPr>
-      <w:r>
-        <w:t xml:space="preserve">Peng, M. W. (2003). Institutional transitions and strategic choices.</w:t>
+        <w:t xml:space="preserve">Oxford University Press</w:t>
+      </w:r>
+      <w:r>
+        <w:t xml:space="preserve">.</w:t>
+      </w:r>
+    </w:p>
+    <w:p>
+      <w:pPr>
+        <w:pStyle w:val="BodyText"/>
+      </w:pPr>
+      <w:r>
+        <w:t xml:space="preserve">Melitz, M. J. (2003). The impact of trade on intra-industry reallocations and aggregate industry productivity.</w:t>
       </w:r>
       <w:r>
         <w:t xml:space="preserve"> </w:t>
@@ -14101,29 +13635,18 @@
           <w:iCs/>
           <w:i/>
         </w:rPr>
-        <w:t xml:space="preserve">Academy of Management Review, 28</w:t>
-      </w:r>
-      <w:r>
-        <w:t xml:space="preserve">(2), 275–296.</w:t>
-      </w:r>
-      <w:r>
-        <w:t xml:space="preserve"> </w:t>
-      </w:r>
-      <w:hyperlink r:id="rId116">
-        <w:r>
-          <w:rPr>
-            <w:rStyle w:val="Hyperlink"/>
-          </w:rPr>
-          <w:t xml:space="preserve">https://doi.org/10.5465/amr.2003.9416341</w:t>
-        </w:r>
-      </w:hyperlink>
-    </w:p>
-    <w:p>
-      <w:pPr>
-        <w:pStyle w:val="BodyText"/>
-      </w:pPr>
-      <w:r>
-        <w:t xml:space="preserve">Peng, M. W., Wang, D. Y. L., &amp; Jiang, Y. (2008). An institution-based view of international business strategy: A focus on emerging economies.</w:t>
+        <w:t xml:space="preserve">Econometrica, 71</w:t>
+      </w:r>
+      <w:r>
+        <w:t xml:space="preserve">(6), 1695–1725.</w:t>
+      </w:r>
+    </w:p>
+    <w:p>
+      <w:pPr>
+        <w:pStyle w:val="BodyText"/>
+      </w:pPr>
+      <w:r>
+        <w:t xml:space="preserve">Meyer, K. E., Mudambi, R., &amp; Narula, R. (2017). Multinational enterprises and local contexts: The opportunities and challenges of multiple embeddedness.</w:t>
       </w:r>
       <w:r>
         <w:t xml:space="preserve"> </w:t>
@@ -14133,29 +13656,18 @@
           <w:iCs/>
           <w:i/>
         </w:rPr>
-        <w:t xml:space="preserve">Journal of International Business Studies, 39</w:t>
-      </w:r>
-      <w:r>
-        <w:t xml:space="preserve">(5), 920–936.</w:t>
-      </w:r>
-      <w:r>
-        <w:t xml:space="preserve"> </w:t>
-      </w:r>
-      <w:hyperlink r:id="rId117">
-        <w:r>
-          <w:rPr>
-            <w:rStyle w:val="Hyperlink"/>
-          </w:rPr>
-          <w:t xml:space="preserve">https://doi.org/10.1057/palgrave.jibs.8400377</w:t>
-        </w:r>
-      </w:hyperlink>
-    </w:p>
-    <w:p>
-      <w:pPr>
-        <w:pStyle w:val="BodyText"/>
-      </w:pPr>
-      <w:r>
-        <w:t xml:space="preserve">Riahi-Belkaoui, A. (1998). The effects of the degree of internationalization on firm performance.</w:t>
+        <w:t xml:space="preserve">Journal of Management Studies, 48</w:t>
+      </w:r>
+      <w:r>
+        <w:t xml:space="preserve">(2), 235–252.</w:t>
+      </w:r>
+    </w:p>
+    <w:p>
+      <w:pPr>
+        <w:pStyle w:val="BodyText"/>
+      </w:pPr>
+      <w:r>
+        <w:t xml:space="preserve">Nielsen, B. B., &amp; Nielsen, S. (2011). The role of top management team international orientation in international strategic decision-making: The choice of foreign entry mode.</w:t>
       </w:r>
       <w:r>
         <w:t xml:space="preserve"> </w:t>
@@ -14165,18 +13677,18 @@
           <w:iCs/>
           <w:i/>
         </w:rPr>
-        <w:t xml:space="preserve">International Business Review, 7</w:t>
-      </w:r>
-      <w:r>
-        <w:t xml:space="preserve">(3), 315–321.</w:t>
-      </w:r>
-    </w:p>
-    <w:p>
-      <w:pPr>
-        <w:pStyle w:val="BodyText"/>
-      </w:pPr>
-      <w:r>
-        <w:t xml:space="preserve">Schwens, C., Zapkau, F. B., Brouthers, K. D., &amp; Hollender, L. (2018). Limits to outside-in open innovation in SMEs: When it helps and when it does not help with international performance.</w:t>
+        <w:t xml:space="preserve">Journal of World Business, 46</w:t>
+      </w:r>
+      <w:r>
+        <w:t xml:space="preserve">(2), 185–193. https://doi.org/10.1016/j.jwb.2010.05.003</w:t>
+      </w:r>
+    </w:p>
+    <w:p>
+      <w:pPr>
+        <w:pStyle w:val="BodyText"/>
+      </w:pPr>
+      <w:r>
+        <w:t xml:space="preserve">North, D. C. (1990).</w:t>
       </w:r>
       <w:r>
         <w:t xml:space="preserve"> </w:t>
@@ -14186,18 +13698,18 @@
           <w:iCs/>
           <w:i/>
         </w:rPr>
-        <w:t xml:space="preserve">Journal of World Business, 53</w:t>
-      </w:r>
-      <w:r>
-        <w:t xml:space="preserve">(2), 168–177.</w:t>
-      </w:r>
-    </w:p>
-    <w:p>
-      <w:pPr>
-        <w:pStyle w:val="BodyText"/>
-      </w:pPr>
-      <w:r>
-        <w:t xml:space="preserve">Solon, G., Haider, S. J., &amp; Wooldridge, J. M. (2015). What are we weighting for?</w:t>
+        <w:t xml:space="preserve">Institutions, institutional change and economic performance</w:t>
+      </w:r>
+      <w:r>
+        <w:t xml:space="preserve">. Cambridge University Press. https://doi.org/10.1017/CBO9780511808678</w:t>
+      </w:r>
+    </w:p>
+    <w:p>
+      <w:pPr>
+        <w:pStyle w:val="BodyText"/>
+      </w:pPr>
+      <w:r>
+        <w:t xml:space="preserve">Paternoster, R., Brame, R., Mazerolle, P., &amp; Piquero, A. (1998). Using the correct statistical test for the equality of regression coefficients.</w:t>
       </w:r>
       <w:r>
         <w:t xml:space="preserve"> </w:t>
@@ -14207,29 +13719,18 @@
           <w:iCs/>
           <w:i/>
         </w:rPr>
-        <w:t xml:space="preserve">Journal of Human Resources, 50</w:t>
-      </w:r>
-      <w:r>
-        <w:t xml:space="preserve">(2), 301–316.</w:t>
-      </w:r>
-      <w:r>
-        <w:t xml:space="preserve"> </w:t>
-      </w:r>
-      <w:hyperlink r:id="rId118">
-        <w:r>
-          <w:rPr>
-            <w:rStyle w:val="Hyperlink"/>
-          </w:rPr>
-          <w:t xml:space="preserve">https://doi.org/10.3368/jhr.50.2.301</w:t>
-        </w:r>
-      </w:hyperlink>
-    </w:p>
-    <w:p>
-      <w:pPr>
-        <w:pStyle w:val="BodyText"/>
-      </w:pPr>
-      <w:r>
-        <w:t xml:space="preserve">Stallkamp, M., &amp; Schotter, A. P. J. (2021). Platforms without borders? The international strategies of digital platform firms.</w:t>
+        <w:t xml:space="preserve">Criminology, 36</w:t>
+      </w:r>
+      <w:r>
+        <w:t xml:space="preserve">(4), 859–866. https://doi.org/10.1111/j.1745-9125.1998.tb01268.x</w:t>
+      </w:r>
+    </w:p>
+    <w:p>
+      <w:pPr>
+        <w:pStyle w:val="BodyText"/>
+      </w:pPr>
+      <w:r>
+        <w:t xml:space="preserve">Peng, M. W. (2003). Institutional transitions and strategic choices.</w:t>
       </w:r>
       <w:r>
         <w:t xml:space="preserve"> </w:t>
@@ -14239,29 +13740,18 @@
           <w:iCs/>
           <w:i/>
         </w:rPr>
-        <w:t xml:space="preserve">Global Strategy Journal, 11</w:t>
-      </w:r>
-      <w:r>
-        <w:t xml:space="preserve">(1), 58–80.</w:t>
-      </w:r>
-      <w:r>
-        <w:t xml:space="preserve"> </w:t>
-      </w:r>
-      <w:hyperlink r:id="rId119">
-        <w:r>
-          <w:rPr>
-            <w:rStyle w:val="Hyperlink"/>
-          </w:rPr>
-          <w:t xml:space="preserve">https://doi.org/10.1002/gsj.1336</w:t>
-        </w:r>
-      </w:hyperlink>
-    </w:p>
-    <w:p>
-      <w:pPr>
-        <w:pStyle w:val="BodyText"/>
-      </w:pPr>
-      <w:r>
-        <w:t xml:space="preserve">Teece, D. J., Pisano, G., &amp; Shuen, A. (1997). Dynamic capabilities and strategic management.</w:t>
+        <w:t xml:space="preserve">Academy of Management Review, 28</w:t>
+      </w:r>
+      <w:r>
+        <w:t xml:space="preserve">(2), 275–296. https://doi.org/10.5465/amr.2003.9416341</w:t>
+      </w:r>
+    </w:p>
+    <w:p>
+      <w:pPr>
+        <w:pStyle w:val="BodyText"/>
+      </w:pPr>
+      <w:r>
+        <w:t xml:space="preserve">Peng, M. W., &amp; Ilinitch, A. Y. (1998). Export intermediary firms: A note on export development research.</w:t>
       </w:r>
       <w:r>
         <w:t xml:space="preserve"> </w:t>
@@ -14271,18 +13761,18 @@
           <w:iCs/>
           <w:i/>
         </w:rPr>
-        <w:t xml:space="preserve">Strategic Management Journal, 18</w:t>
-      </w:r>
-      <w:r>
-        <w:t xml:space="preserve">(7), 509–533.</w:t>
-      </w:r>
-    </w:p>
-    <w:p>
-      <w:pPr>
-        <w:pStyle w:val="BodyText"/>
-      </w:pPr>
-      <w:r>
-        <w:t xml:space="preserve">Torraco, R. J. (2005). Writing integrative literature reviews: Guidelines and examples.</w:t>
+        <w:t xml:space="preserve">Journal of International Business Studies, 29</w:t>
+      </w:r>
+      <w:r>
+        <w:t xml:space="preserve">(3), 609–620. https://doi.org/10.1057/palgrave.jibs.8490011</w:t>
+      </w:r>
+    </w:p>
+    <w:p>
+      <w:pPr>
+        <w:pStyle w:val="BodyText"/>
+      </w:pPr>
+      <w:r>
+        <w:t xml:space="preserve">Peng, M. W., Wang, D. Y. L., &amp; Jiang, Y. (2008). An institution-based view of international business strategy: A focus on emerging economies.</w:t>
       </w:r>
       <w:r>
         <w:t xml:space="preserve"> </w:t>
@@ -14292,18 +13782,18 @@
           <w:iCs/>
           <w:i/>
         </w:rPr>
-        <w:t xml:space="preserve">Human Resource Development Review, 4</w:t>
-      </w:r>
-      <w:r>
-        <w:t xml:space="preserve">(3), 356–367.</w:t>
-      </w:r>
-    </w:p>
-    <w:p>
-      <w:pPr>
-        <w:pStyle w:val="BodyText"/>
-      </w:pPr>
-      <w:r>
-        <w:t xml:space="preserve">Verhoef, P. C., Broekhuizen, T., Bart, Y., Bhatt, A., Dong, J. Q., Fabian, N., &amp; Haenlein, M. (2021). Digital transformation: A multidisciplinary reflection and research agenda.</w:t>
+        <w:t xml:space="preserve">Journal of International Business Studies, 39</w:t>
+      </w:r>
+      <w:r>
+        <w:t xml:space="preserve">(5), 920–936. https://doi.org/10.1057/palgrave.jibs.8400377</w:t>
+      </w:r>
+    </w:p>
+    <w:p>
+      <w:pPr>
+        <w:pStyle w:val="BodyText"/>
+      </w:pPr>
+      <w:r>
+        <w:t xml:space="preserve">Riahi-Belkaoui, A. (1998). The effects of the degree of internationalization on firm performance.</w:t>
       </w:r>
       <w:r>
         <w:t xml:space="preserve"> </w:t>
@@ -14313,29 +13803,18 @@
           <w:iCs/>
           <w:i/>
         </w:rPr>
-        <w:t xml:space="preserve">Journal of Business Research, 122</w:t>
-      </w:r>
-      <w:r>
-        <w:t xml:space="preserve">, 889–901.</w:t>
-      </w:r>
-      <w:r>
-        <w:t xml:space="preserve"> </w:t>
-      </w:r>
-      <w:hyperlink r:id="rId120">
-        <w:r>
-          <w:rPr>
-            <w:rStyle w:val="Hyperlink"/>
-          </w:rPr>
-          <w:t xml:space="preserve">https://doi.org/10.1016/j.jbusres.2019.09.022</w:t>
-        </w:r>
-      </w:hyperlink>
-    </w:p>
-    <w:p>
-      <w:pPr>
-        <w:pStyle w:val="BodyText"/>
-      </w:pPr>
-      <w:r>
-        <w:t xml:space="preserve">Wernerfelt, B. (1984). A resource-based view of the firm.</w:t>
+        <w:t xml:space="preserve">International Business Review, 7</w:t>
+      </w:r>
+      <w:r>
+        <w:t xml:space="preserve">(3), 315–321.</w:t>
+      </w:r>
+    </w:p>
+    <w:p>
+      <w:pPr>
+        <w:pStyle w:val="BodyText"/>
+      </w:pPr>
+      <w:r>
+        <w:t xml:space="preserve">Richard, P. J., Devinney, T. M., Yip, G. S., &amp; Johnson, G. (2009). Measuring organizational performance: Towards methodological best practice.</w:t>
       </w:r>
       <w:r>
         <w:t xml:space="preserve"> </w:t>
@@ -14345,29 +13824,18 @@
           <w:iCs/>
           <w:i/>
         </w:rPr>
-        <w:t xml:space="preserve">Strategic Management Journal, 5</w:t>
-      </w:r>
-      <w:r>
-        <w:t xml:space="preserve">(2), 171–180.</w:t>
-      </w:r>
-      <w:r>
-        <w:t xml:space="preserve"> </w:t>
-      </w:r>
-      <w:hyperlink r:id="rId121">
-        <w:r>
-          <w:rPr>
-            <w:rStyle w:val="Hyperlink"/>
-          </w:rPr>
-          <w:t xml:space="preserve">https://doi.org/10.1002/smj.4250050207</w:t>
-        </w:r>
-      </w:hyperlink>
-    </w:p>
-    <w:p>
-      <w:pPr>
-        <w:pStyle w:val="BodyText"/>
-      </w:pPr>
-      <w:r>
-        <w:t xml:space="preserve">Wooldridge, J. M. (2010).</w:t>
+        <w:t xml:space="preserve">Journal of Management, 35</w:t>
+      </w:r>
+      <w:r>
+        <w:t xml:space="preserve">(3), 718–804. https://doi.org/10.1177/0149206308330560</w:t>
+      </w:r>
+    </w:p>
+    <w:p>
+      <w:pPr>
+        <w:pStyle w:val="BodyText"/>
+      </w:pPr>
+      <w:r>
+        <w:t xml:space="preserve">Schwens, C., Zapkau, F. B., Brouthers, K. D., &amp; Hollender, L. (2018). Limits to outside-in open innovation in SMEs: When it helps and when it does not help with international performance.</w:t>
       </w:r>
       <w:r>
         <w:t xml:space="preserve"> </w:t>
@@ -14377,21 +13845,18 @@
           <w:iCs/>
           <w:i/>
         </w:rPr>
-        <w:t xml:space="preserve">Econometric analysis of cross section and panel data</w:t>
-      </w:r>
-      <w:r>
-        <w:t xml:space="preserve"> </w:t>
-      </w:r>
-      <w:r>
-        <w:t xml:space="preserve">(2nd ed.). MIT Press.</w:t>
-      </w:r>
-    </w:p>
-    <w:p>
-      <w:pPr>
-        <w:pStyle w:val="BodyText"/>
-      </w:pPr>
-      <w:r>
-        <w:t xml:space="preserve">Wu, J., Fan, D., &amp; Chen, X. (2022). Revisiting the internationalization–performance relationship: A twenty-year meta-analysis of emerging market multinationals.</w:t>
+        <w:t xml:space="preserve">Journal of World Business, 53</w:t>
+      </w:r>
+      <w:r>
+        <w:t xml:space="preserve">(2), 168–177.</w:t>
+      </w:r>
+    </w:p>
+    <w:p>
+      <w:pPr>
+        <w:pStyle w:val="BodyText"/>
+      </w:pPr>
+      <w:r>
+        <w:t xml:space="preserve">Solon, G., Haider, S. J., &amp; Wooldridge, J. M. (2015). What are we weighting for?</w:t>
       </w:r>
       <w:r>
         <w:t xml:space="preserve"> </w:t>
@@ -14401,29 +13866,18 @@
           <w:iCs/>
           <w:i/>
         </w:rPr>
-        <w:t xml:space="preserve">Management International Review, 62</w:t>
-      </w:r>
-      <w:r>
-        <w:t xml:space="preserve">(2), 199–231.</w:t>
-      </w:r>
-      <w:r>
-        <w:t xml:space="preserve"> </w:t>
-      </w:r>
-      <w:hyperlink r:id="rId122">
-        <w:r>
-          <w:rPr>
-            <w:rStyle w:val="Hyperlink"/>
-          </w:rPr>
-          <w:t xml:space="preserve">https://doi.org/10.1007/s11575-022-00462-x</w:t>
-        </w:r>
-      </w:hyperlink>
-    </w:p>
-    <w:p>
-      <w:pPr>
-        <w:pStyle w:val="BodyText"/>
-      </w:pPr>
-      <w:r>
-        <w:t xml:space="preserve">Xiao, S. S., Jeong, I., Moon, J. J., Chung, C. C., &amp; Chung, J. (2013). Internationalization and performance of firms in China.</w:t>
+        <w:t xml:space="preserve">Journal of Human Resources, 50</w:t>
+      </w:r>
+      <w:r>
+        <w:t xml:space="preserve">(2), 301–316. https://doi.org/10.3368/jhr.50.2.301</w:t>
+      </w:r>
+    </w:p>
+    <w:p>
+      <w:pPr>
+        <w:pStyle w:val="BodyText"/>
+      </w:pPr>
+      <w:r>
+        <w:t xml:space="preserve">Stallkamp, M., &amp; Schotter, A. P. J. (2021). Platforms without borders? The international strategies of digital platform firms.</w:t>
       </w:r>
       <w:r>
         <w:t xml:space="preserve"> </w:t>
@@ -14433,22 +13887,182 @@
           <w:iCs/>
           <w:i/>
         </w:rPr>
+        <w:t xml:space="preserve">Global Strategy Journal, 11</w:t>
+      </w:r>
+      <w:r>
+        <w:t xml:space="preserve">(1), 58–80. https://doi.org/10.1002/gsj.1336</w:t>
+      </w:r>
+    </w:p>
+    <w:p>
+      <w:pPr>
+        <w:pStyle w:val="BodyText"/>
+      </w:pPr>
+      <w:r>
+        <w:t xml:space="preserve">Sullivan, D. (1994). Measuring the degree of internationalization of a firm.</w:t>
+      </w:r>
+      <w:r>
+        <w:t xml:space="preserve"> </w:t>
+      </w:r>
+      <w:r>
+        <w:rPr>
+          <w:iCs/>
+          <w:i/>
+        </w:rPr>
+        <w:t xml:space="preserve">Journal of International Business Studies, 25</w:t>
+      </w:r>
+      <w:r>
+        <w:t xml:space="preserve">(2), 325–342. https://doi.org/10.1057/palgrave.jibs.8490203</w:t>
+      </w:r>
+    </w:p>
+    <w:p>
+      <w:pPr>
+        <w:pStyle w:val="BodyText"/>
+      </w:pPr>
+      <w:r>
+        <w:t xml:space="preserve">Teece, D. J., Pisano, G., &amp; Shuen, A. (1997). Dynamic capabilities and strategic management.</w:t>
+      </w:r>
+      <w:r>
+        <w:t xml:space="preserve"> </w:t>
+      </w:r>
+      <w:r>
+        <w:rPr>
+          <w:iCs/>
+          <w:i/>
+        </w:rPr>
+        <w:t xml:space="preserve">Strategic Management Journal, 18</w:t>
+      </w:r>
+      <w:r>
+        <w:t xml:space="preserve">(7), 509–533.</w:t>
+      </w:r>
+    </w:p>
+    <w:p>
+      <w:pPr>
+        <w:pStyle w:val="BodyText"/>
+      </w:pPr>
+      <w:r>
+        <w:t xml:space="preserve">Torraco, R. J. (2005). Writing integrative literature reviews: Guidelines and examples.</w:t>
+      </w:r>
+      <w:r>
+        <w:t xml:space="preserve"> </w:t>
+      </w:r>
+      <w:r>
+        <w:rPr>
+          <w:iCs/>
+          <w:i/>
+        </w:rPr>
+        <w:t xml:space="preserve">Human Resource Development Review, 4</w:t>
+      </w:r>
+      <w:r>
+        <w:t xml:space="preserve">(3), 356–367.</w:t>
+      </w:r>
+    </w:p>
+    <w:p>
+      <w:pPr>
+        <w:pStyle w:val="BodyText"/>
+      </w:pPr>
+      <w:r>
+        <w:t xml:space="preserve">Verhoef, P. C., Broekhuizen, T., Bart, Y., Bhatt, A., Dong, J. Q., Fabian, N., &amp; Haenlein, M. (2021). Digital transformation: A multidisciplinary reflection and research agenda.</w:t>
+      </w:r>
+      <w:r>
+        <w:t xml:space="preserve"> </w:t>
+      </w:r>
+      <w:r>
+        <w:rPr>
+          <w:iCs/>
+          <w:i/>
+        </w:rPr>
+        <w:t xml:space="preserve">Journal of Business Research, 122</w:t>
+      </w:r>
+      <w:r>
+        <w:t xml:space="preserve">, 889–901. https://doi.org/10.1016/j.jbusres.2019.09.022</w:t>
+      </w:r>
+    </w:p>
+    <w:p>
+      <w:pPr>
+        <w:pStyle w:val="BodyText"/>
+      </w:pPr>
+      <w:r>
+        <w:t xml:space="preserve">Wernerfelt, B. (1984). A resource-based view of the firm.</w:t>
+      </w:r>
+      <w:r>
+        <w:t xml:space="preserve"> </w:t>
+      </w:r>
+      <w:r>
+        <w:rPr>
+          <w:iCs/>
+          <w:i/>
+        </w:rPr>
+        <w:t xml:space="preserve">Strategic Management Journal, 5</w:t>
+      </w:r>
+      <w:r>
+        <w:t xml:space="preserve">(2), 171–180. https://doi.org/10.1002/smj.4250050207</w:t>
+      </w:r>
+    </w:p>
+    <w:p>
+      <w:pPr>
+        <w:pStyle w:val="BodyText"/>
+      </w:pPr>
+      <w:r>
+        <w:t xml:space="preserve">Wooldridge, J. M. (2010).</w:t>
+      </w:r>
+      <w:r>
+        <w:t xml:space="preserve"> </w:t>
+      </w:r>
+      <w:r>
+        <w:rPr>
+          <w:iCs/>
+          <w:i/>
+        </w:rPr>
+        <w:t xml:space="preserve">Econometric analysis of cross section and panel data</w:t>
+      </w:r>
+      <w:r>
+        <w:t xml:space="preserve"> </w:t>
+      </w:r>
+      <w:r>
+        <w:t xml:space="preserve">(2nd ed.). MIT Press.</w:t>
+      </w:r>
+    </w:p>
+    <w:p>
+      <w:pPr>
+        <w:pStyle w:val="BodyText"/>
+      </w:pPr>
+      <w:r>
+        <w:t xml:space="preserve">Wu, J., Fan, D., &amp; Chen, X. (2022). Revisiting the internationalization–performance relationship: A twenty-year meta-analysis of emerging market multinationals.</w:t>
+      </w:r>
+      <w:r>
+        <w:t xml:space="preserve"> </w:t>
+      </w:r>
+      <w:r>
+        <w:rPr>
+          <w:iCs/>
+          <w:i/>
+        </w:rPr>
+        <w:t xml:space="preserve">Management International Review, 62</w:t>
+      </w:r>
+      <w:r>
+        <w:t xml:space="preserve">(2), 199–231. https://doi.org/10.1007/s11575-022-00462-x</w:t>
+      </w:r>
+    </w:p>
+    <w:p>
+      <w:pPr>
+        <w:pStyle w:val="BodyText"/>
+      </w:pPr>
+      <w:r>
+        <w:t xml:space="preserve">Xiao, S. S., Jeong, I., Moon, J. J., Chung, C. C., &amp; Chung, J. (2013). Internationalization and performance of firms in China.</w:t>
+      </w:r>
+      <w:r>
+        <w:t xml:space="preserve"> </w:t>
+      </w:r>
+      <w:r>
+        <w:rPr>
+          <w:iCs/>
+          <w:i/>
+        </w:rPr>
         <w:t xml:space="preserve">Journal of International Management, 19</w:t>
       </w:r>
       <w:r>
-        <w:t xml:space="preserve">(2), 118–137.</w:t>
-      </w:r>
-      <w:r>
-        <w:t xml:space="preserve"> </w:t>
-      </w:r>
-      <w:hyperlink r:id="rId123">
-        <w:r>
-          <w:rPr>
-            <w:rStyle w:val="Hyperlink"/>
-          </w:rPr>
-          <w:t xml:space="preserve">https://doi.org/10.1016/j.intman.2013.01.003</w:t>
-        </w:r>
-      </w:hyperlink>
+        <w:t xml:space="preserve">(2), 118–137. https://doi.org/10.1016/j.intman.2013.01.003</w:t>
+      </w:r>
     </w:p>
     <w:p>
       <w:pPr>
@@ -14502,8 +14116,8 @@
         </w:pict>
       </w:r>
     </w:p>
-    <w:bookmarkEnd w:id="124"/>
-    <w:bookmarkStart w:id="129" w:name="phụ-lục"/>
+    <w:bookmarkEnd w:id="91"/>
+    <w:bookmarkStart w:id="96" w:name="phụ-lục"/>
     <w:p>
       <w:pPr>
         <w:pStyle w:val="Heading2"/>
@@ -14512,13 +14126,13 @@
         <w:t xml:space="preserve">PHỤ LỤC</w:t>
       </w:r>
     </w:p>
-    <w:bookmarkStart w:id="125" w:name="X2ea52842c06e0496eaa899ccd5db2777360b638"/>
+    <w:bookmarkStart w:id="92" w:name="X99c2132ff359a6f3a08cce74cdac275000718c2"/>
     <w:p>
       <w:pPr>
         <w:pStyle w:val="Heading3"/>
       </w:pPr>
       <w:r>
-        <w:t xml:space="preserve">Phụ lục A — Danh sách 47 nền kinh tế theo nhóm ICRV</w:t>
+        <w:t xml:space="preserve">Phụ lục A: Danh sách 50 nền kinh tế theo nhóm ICRV</w:t>
       </w:r>
     </w:p>
     <w:p>
@@ -14526,35 +14140,35 @@
         <w:pStyle w:val="FirstParagraph"/>
       </w:pPr>
       <w:r>
-        <w:t xml:space="preserve">ICRV Nhóm I — Tiên tiến đổi mới sáng tạo dẫn dắt (5 nền kinh tế):</w:t>
-      </w:r>
-      <w:r>
-        <w:t xml:space="preserve"> </w:t>
-      </w:r>
-      <w:r>
-        <w:t xml:space="preserve">Singapore, Hong Kong SAR, Hàn Quốc, Đài Loan, Israel.</w:t>
-      </w:r>
-    </w:p>
-    <w:p>
-      <w:pPr>
-        <w:pStyle w:val="BodyText"/>
-      </w:pPr>
-      <w:r>
-        <w:t xml:space="preserve">ICRV Nhóm II — Tiên tiến tài nguyên dẫn dắt (5 nền kinh tế):</w:t>
-      </w:r>
-      <w:r>
-        <w:t xml:space="preserve"> </w:t>
-      </w:r>
-      <w:r>
-        <w:t xml:space="preserve">Saudi Arabia, Qatar, Kuwait, Bahrain, Brunei.</w:t>
-      </w:r>
-    </w:p>
-    <w:p>
-      <w:pPr>
-        <w:pStyle w:val="BodyText"/>
-      </w:pPr>
-      <w:r>
-        <w:t xml:space="preserve">ICRV Nhóm III — Trung bình cao (6 nền kinh tế):</w:t>
+        <w:t xml:space="preserve">ICRV Nhóm I, Tiên tiến đổi mới sáng tạo dẫn dắt (6 nền kinh tế):</w:t>
+      </w:r>
+      <w:r>
+        <w:t xml:space="preserve"> </w:t>
+      </w:r>
+      <w:r>
+        <w:t xml:space="preserve">Singapore, Hong Kong SAR, Hàn Quốc, Đài Loan, Israel, Nhật Bản (đợt khảo sát WBES đầu tiên năm 2025).</w:t>
+      </w:r>
+    </w:p>
+    <w:p>
+      <w:pPr>
+        <w:pStyle w:val="BodyText"/>
+      </w:pPr>
+      <w:r>
+        <w:t xml:space="preserve">ICRV Nhóm II, Tiên tiến tài nguyên dẫn dắt (6 nền kinh tế):</w:t>
+      </w:r>
+      <w:r>
+        <w:t xml:space="preserve"> </w:t>
+      </w:r>
+      <w:r>
+        <w:t xml:space="preserve">Saudi Arabia, Qatar, Kuwait, Bahrain, Brunei, Oman.</w:t>
+      </w:r>
+    </w:p>
+    <w:p>
+      <w:pPr>
+        <w:pStyle w:val="BodyText"/>
+      </w:pPr>
+      <w:r>
+        <w:t xml:space="preserve">ICRV Nhóm III, Trung bình cao (6 nền kinh tế):</w:t>
       </w:r>
       <w:r>
         <w:t xml:space="preserve"> </w:t>
@@ -14568,41 +14182,41 @@
         <w:pStyle w:val="BodyText"/>
       </w:pPr>
       <w:r>
-        <w:t xml:space="preserve">ICRV Nhóm IV — Đang nổi (7 nền kinh tế):</w:t>
-      </w:r>
-      <w:r>
-        <w:t xml:space="preserve"> </w:t>
-      </w:r>
-      <w:r>
-        <w:t xml:space="preserve">Việt Nam, Indonesia, Philippines, Ấn Độ, Sri Lanka, Jordan, Mông Cổ.</w:t>
-      </w:r>
-    </w:p>
-    <w:p>
-      <w:pPr>
-        <w:pStyle w:val="BodyText"/>
-      </w:pPr>
-      <w:r>
-        <w:t xml:space="preserve">ICRV Nhóm V — Cận biên (17 nền kinh tế):</w:t>
-      </w:r>
-      <w:r>
-        <w:t xml:space="preserve"> </w:t>
-      </w:r>
-      <w:r>
-        <w:t xml:space="preserve">Bangladesh, Pakistan, Lào, Campuchia, Myanmar, Nepal, Bhutan, Maldives, Uzbekistan, Tajikistan, Kyrgyzstan, Turkmenistan, Afghanistan, Timor-Leste, Iraq, Lebanon, Yemen.</w:t>
-      </w:r>
-    </w:p>
-    <w:p>
-      <w:pPr>
-        <w:pStyle w:val="BodyText"/>
-      </w:pPr>
-      <w:r>
-        <w:t xml:space="preserve">ICRV Nhóm VI — SIDS Thái Bình Dương, trường hợp biên (7 nền kinh tế):</w:t>
-      </w:r>
-      <w:r>
-        <w:t xml:space="preserve"> </w:t>
-      </w:r>
-      <w:r>
-        <w:t xml:space="preserve">Fiji, Kiribati, Papua New Guinea, Samoa, Solomon Islands, Tonga, Vanuatu.</w:t>
+        <w:t xml:space="preserve">ICRV Nhóm IV, Chuyển đổi thu nhập trung bình–thấp (7 nền kinh tế):</w:t>
+      </w:r>
+      <w:r>
+        <w:t xml:space="preserve"> </w:t>
+      </w:r>
+      <w:r>
+        <w:t xml:space="preserve">Việt Nam, Ấn Độ, Indonesia, Philippines, Mông Cổ, Bangladesh, Pakistan.</w:t>
+      </w:r>
+    </w:p>
+    <w:p>
+      <w:pPr>
+        <w:pStyle w:val="BodyText"/>
+      </w:pPr>
+      <w:r>
+        <w:t xml:space="preserve">ICRV Nhóm V, Đang nổi (17 nền kinh tế):</w:t>
+      </w:r>
+      <w:r>
+        <w:t xml:space="preserve"> </w:t>
+      </w:r>
+      <w:r>
+        <w:t xml:space="preserve">Sri Lanka, Jordan, Lào, Campuchia, Myanmar, Nepal, Bhutan, Maldives, Uzbekistan, Tajikistan, Kyrgyzstan, Turkmenistan, Afghanistan, Azerbaijan, Iraq, Lebanon, Yemen.</w:t>
+      </w:r>
+    </w:p>
+    <w:p>
+      <w:pPr>
+        <w:pStyle w:val="BodyText"/>
+      </w:pPr>
+      <w:r>
+        <w:t xml:space="preserve">ICRV Nhóm VI, SIDS, trường hợp biên (8 nền kinh tế):</w:t>
+      </w:r>
+      <w:r>
+        <w:t xml:space="preserve"> </w:t>
+      </w:r>
+      <w:r>
+        <w:t xml:space="preserve">Fiji, Kiribati, Papua New Guinea, Samoa, Solomon Islands, Tonga, Vanuatu, Timor-Leste.</w:t>
       </w:r>
       <w:r>
         <w:t xml:space="preserve"> </w:t>
@@ -14612,25 +14226,25 @@
           <w:iCs/>
           <w:i/>
         </w:rPr>
-        <w:t xml:space="preserve">(Ghi chú: phân tích P8 dùng bộ lọc WBES SIDS_small gồm 9 nước, bổ sung thêm Comoros và Timor-Leste.)</w:t>
-      </w:r>
-    </w:p>
-    <w:p>
-      <w:pPr>
-        <w:pStyle w:val="BodyText"/>
-      </w:pPr>
-      <w:r>
-        <w:t xml:space="preserve">Tổng: 5 + 5 + 6 + 7 + 17 + 7 = 47 nền kinh tế.</w:t>
-      </w:r>
-    </w:p>
-    <w:bookmarkEnd w:id="125"/>
-    <w:bookmarkStart w:id="126" w:name="phụ-lục-b--tóm-tắt-ba-bản-thảo-đồng-hành"/>
+        <w:t xml:space="preserve">(Ghi chú: mẫu chính của nghiên cứu chuyên sâu SIDS là 7 nền Thái Bình Dương; kiểm định độ vững mở rộng 9 nền, bổ sung Comoros.)</w:t>
+      </w:r>
+    </w:p>
+    <w:p>
+      <w:pPr>
+        <w:pStyle w:val="BodyText"/>
+      </w:pPr>
+      <w:r>
+        <w:t xml:space="preserve">Tổng: 6 + 6 + 6 + 7 + 17 + 8 = 50 nền kinh tế.</w:t>
+      </w:r>
+    </w:p>
+    <w:bookmarkEnd w:id="92"/>
+    <w:bookmarkStart w:id="93" w:name="phụ-lục-b-tóm-tắt-ba-bản-thảo-đồng-hành"/>
     <w:p>
       <w:pPr>
         <w:pStyle w:val="Heading3"/>
       </w:pPr>
       <w:r>
-        <w:t xml:space="preserve">Phụ lục B — Tóm tắt ba bản thảo đồng hành</w:t>
+        <w:t xml:space="preserve">Phụ lục B: Tóm tắt ba bản thảo đồng hành</w:t>
       </w:r>
     </w:p>
     <w:p>
@@ -14638,33 +14252,33 @@
         <w:pStyle w:val="FirstParagraph"/>
       </w:pPr>
       <w:r>
-        <w:t xml:space="preserve">P3 — Việt Nam (JABS, under review): Đỗ, T. H., &amp; Phan, A. T. (2026). Phân tích 2.958 doanh nghiệp WBES ba sóng 2009/2015/2023. Kết quả chính: chữ U ngược xác nhận (Lind–Mehlum p &lt; 0,001 tổng hợp); điểm uốn 46,2% (2009), 39,3% (2015), 41,6% (2023), 39,7% (tổng hợp); TCI nhân quả (β = 1,639, F bậc một = 22,1); DAI phụ thuộc chọn lựa (β_IV = 0,018, F bậc một = 34,6); Paternoster z = 3,353 giữa điểm uốn 2009 và 2015 (p &lt; 0,001).</w:t>
-      </w:r>
-    </w:p>
-    <w:p>
-      <w:pPr>
-        <w:pStyle w:val="BodyText"/>
-      </w:pPr>
-      <w:r>
-        <w:t xml:space="preserve">P4 — Singapore (MIR, under review): Mar, K. S., Đỗ, T. H., &amp; Phan, A. T. (2026). Phân tích 623 doanh nghiệp WBES 2023. Kết quả chính: đường cong I→P chủ yếu dương; điểm uốn hàm ý ~88,6% (vùng thưa dữ liệu; Lind–Mehlum p = 0,303); DAI×FSTS² = +3,119 (p = 0,005) — DAI là nguồn lực mở rộng tình huống; TCI β = 0,153.</w:t>
-      </w:r>
-    </w:p>
-    <w:p>
-      <w:pPr>
-        <w:pStyle w:val="BodyText"/>
-      </w:pPr>
-      <w:r>
-        <w:t xml:space="preserve">P5 — Trung Quốc (IJOEM, under review): Đỗ, T. H., &amp; Phan, A. T. (2026). Phân tích 4.559 doanh nghiệp WBES hai sóng 2012/2024. Kết quả chính: chữ U ngược bền vững cấu trúc — điểm uốn 49,4% (2012), 47,2% (2024), Paternoster FSTS² p = 0,545 (không có sự khác biệt đáng kể); TCI tăng cường theo thời gian (+0,260 → +0,426, Paternoster p = 0,011).</w:t>
-      </w:r>
-    </w:p>
-    <w:bookmarkEnd w:id="126"/>
-    <w:bookmarkStart w:id="127" w:name="phụ-lục-c--quy-ước-báo-cáo-thống-kê"/>
+        <w:t xml:space="preserve">P3, Việt Nam (JABS, đang phản biện): Đỗ, T. H., &amp; Phan, A. T. (2026). Phân tích 2.958 doanh nghiệp WBES ba sóng 2009/2015/2023. Kết quả chính: chữ U ngược xác nhận (Lind–Mehlum p &lt; 0,001 tổng hợp); điểm uốn 46,2% (2009), 39,3% (2015), 41,6% (2023), 39,7% (tổng hợp); TCI nhân quả (β = 1,639, F bậc một = 22,1); DAI phụ thuộc chọn lựa (β_IV = 0,018, F bậc một = 34,6); Paternoster z = 3,353 giữa điểm uốn 2009 và 2015 (p &lt; 0,001).</w:t>
+      </w:r>
+    </w:p>
+    <w:p>
+      <w:pPr>
+        <w:pStyle w:val="BodyText"/>
+      </w:pPr>
+      <w:r>
+        <w:t xml:space="preserve">P4, Singapore (MIR, đang phản biện): Mar, K. S., Đỗ, T. H., &amp; Phan, A. T. (2026). Phân tích 623 doanh nghiệp WBES 2023. Kết quả chính: đường cong I–P chủ yếu dương; điểm uốn hàm ý ~88,6% (vùng thưa dữ liệu; Lind–Mehlum p = 0,303); DAI×FSTS² = +3,119 (p = 0,005), DAI là nguồn lực mở rộng tình huống; TCI β = 0,153.</w:t>
+      </w:r>
+    </w:p>
+    <w:p>
+      <w:pPr>
+        <w:pStyle w:val="BodyText"/>
+      </w:pPr>
+      <w:r>
+        <w:t xml:space="preserve">P5, Trung Quốc (IJOEM, đang phản biện): Đỗ, T. H., &amp; Phan, A. T. (2026). Phân tích 4.559 doanh nghiệp WBES hai sóng 2012/2024. Kết quả chính: chữ U ngược bền vững cấu trúc, điểm uốn 49,4% (2012), 47,2% (2024), Paternoster FSTS² p = 0,545 (không có sự khác biệt đáng kể); TCI tăng cường theo thời gian (+0,260 sang +0,426, Paternoster p = 0,011).</w:t>
+      </w:r>
+    </w:p>
+    <w:bookmarkEnd w:id="93"/>
+    <w:bookmarkStart w:id="94" w:name="phụ-lục-c-quy-ước-báo-cáo-thống-kê"/>
     <w:p>
       <w:pPr>
         <w:pStyle w:val="Heading3"/>
       </w:pPr>
       <w:r>
-        <w:t xml:space="preserve">Phụ lục C — Quy ước báo cáo thống kê</w:t>
+        <w:t xml:space="preserve">Phụ lục C: Quy ước báo cáo thống kê</w:t>
       </w:r>
     </w:p>
     <w:p>
@@ -14691,14 +14305,14 @@
         <w:t xml:space="preserve">Kiểm định Paternoster: báo cáo z-statistic và p-value hai chiều cho so sánh hệ số giữa hai nhóm hoặc hai giai đoạn.</w:t>
       </w:r>
     </w:p>
-    <w:bookmarkEnd w:id="127"/>
-    <w:bookmarkStart w:id="128" w:name="Xd529ac992b128dceb2ea262f8c2f50bab89d9c2"/>
+    <w:bookmarkEnd w:id="94"/>
+    <w:bookmarkStart w:id="95" w:name="Xa84ffce5c253a184851e54c82ab1310212e4bc3"/>
     <w:p>
       <w:pPr>
         <w:pStyle w:val="Heading3"/>
       </w:pPr>
       <w:r>
-        <w:t xml:space="preserve">Phụ lục D — Đặc tả Stata: Sai số chuẩn cluster</w:t>
+        <w:t xml:space="preserve">Phụ lục D: Đặc tả Stata: Sai số chuẩn cluster</w:t>
       </w:r>
     </w:p>
     <w:p>
@@ -15347,7 +14961,7 @@
         <w:rPr>
           <w:rStyle w:val="NormalTok"/>
         </w:rPr>
-        <w:t xml:space="preserve">-sided — không đặt kỳ vọng)</w:t>
+        <w:t xml:space="preserve">-sided, không đặt kỳ vọng)</w:t>
       </w:r>
       <w:r>
         <w:br/>
@@ -15524,19 +15138,7 @@
         <w:rPr>
           <w:rStyle w:val="NormalTok"/>
         </w:rPr>
-        <w:t xml:space="preserve">* Pool 47 quốc gia × 5 ngành chính ≈ 235 </w:t>
-      </w:r>
-      <w:r>
-        <w:rPr>
-          <w:rStyle w:val="KeywordTok"/>
-        </w:rPr>
-        <w:t xml:space="preserve">cluster</w:t>
-      </w:r>
-      <w:r>
-        <w:rPr>
-          <w:rStyle w:val="NormalTok"/>
-        </w:rPr>
-        <w:t xml:space="preserve"> → thỏa mãn</w:t>
+        <w:t xml:space="preserve">* Pool 47 quốc gia × 5 ngành chính ≈ 235 cụm, thỏa mãn</w:t>
       </w:r>
       <w:r>
         <w:br/>
@@ -15644,7 +15246,7 @@
         <w:t xml:space="preserve">Tham chiếu</w:t>
       </w:r>
       <w:r>
-        <w:t xml:space="preserve">: Cameron, A. C., &amp; Miller, D. L. (2015). A practitioner's guide to cluster-robust inference.</w:t>
+        <w:t xml:space="preserve">: Cameron, A. C., &amp; Miller, D. L. (2015). A practitioner’s guide to cluster-robust inference.</w:t>
       </w:r>
       <w:r>
         <w:t xml:space="preserve"> </w:t>
@@ -15660,12 +15262,12 @@
         <w:t xml:space="preserve">(2), 317–372.</w:t>
       </w:r>
     </w:p>
-    <w:bookmarkEnd w:id="128"/>
-    <w:bookmarkEnd w:id="129"/>
-    <w:bookmarkEnd w:id="130"/>
+    <w:bookmarkEnd w:id="95"/>
+    <w:bookmarkEnd w:id="96"/>
+    <w:bookmarkEnd w:id="97"/>
     <w:sectPr>
       <w:pgSz w:h="16838" w:w="11906"/>
-      <w:pgMar w:bottom="1134" w:left="1701" w:right="1134" w:top="1134"/>
+      <w:pgMar w:bottom="1417" w:left="1417" w:right="1417" w:top="1417"/>
     </w:sectPr>
   </w:body>
 </w:document>
@@ -15915,13 +15517,13 @@
     <w:name w:val="Normal"/>
     <w:qFormat/>
     <w:pPr>
-      <w:spacing w:line="360" w:lineRule="auto"/>
+      <w:spacing w:line="276" w:lineRule="auto"/>
       <w:jc w:val="both"/>
     </w:pPr>
     <w:rPr>
       <w:rFonts w:ascii="Times New Roman" w:eastAsia="Times New Roman" w:hAnsi="Times New Roman"/>
       <w:color w:val="000000"/>
-      <w:sz w:val="26"/>
+      <w:sz w:val="24"/>
     </w:rPr>
   </w:style>
   <w:style w:styleId="BodyText" w:type="paragraph">
@@ -15929,14 +15531,14 @@
     <w:basedOn w:val="Normal"/>
     <w:link w:val="BodyTextChar"/>
     <w:pPr>
-      <w:spacing w:after="180" w:before="180" w:line="360" w:lineRule="auto"/>
+      <w:spacing w:after="180" w:before="180" w:line="276" w:lineRule="auto"/>
       <w:jc w:val="both"/>
     </w:pPr>
     <w:qFormat/>
     <w:rPr>
       <w:rFonts w:ascii="Times New Roman" w:eastAsia="Times New Roman" w:hAnsi="Times New Roman"/>
       <w:color w:val="000000"/>
-      <w:sz w:val="26"/>
+      <w:sz w:val="24"/>
     </w:rPr>
   </w:style>
   <w:style w:customStyle="1" w:styleId="FirstParagraph" w:type="paragraph">
@@ -15945,13 +15547,13 @@
     <w:next w:val="BodyText"/>
     <w:qFormat/>
     <w:pPr>
-      <w:spacing w:line="360" w:lineRule="auto"/>
+      <w:spacing w:line="276" w:lineRule="auto"/>
       <w:jc w:val="both"/>
     </w:pPr>
     <w:rPr>
       <w:rFonts w:ascii="Times New Roman" w:eastAsia="Times New Roman" w:hAnsi="Times New Roman"/>
       <w:color w:val="000000"/>
-      <w:sz w:val="26"/>
+      <w:sz w:val="24"/>
     </w:rPr>
   </w:style>
   <w:style w:customStyle="1" w:styleId="Compact" w:type="paragraph">
@@ -15959,13 +15561,13 @@
     <w:basedOn w:val="BodyText"/>
     <w:qFormat/>
     <w:pPr>
-      <w:spacing w:after="36" w:before="36" w:line="360" w:lineRule="auto"/>
+      <w:spacing w:after="36" w:before="36" w:line="276" w:lineRule="auto"/>
       <w:jc w:val="both"/>
     </w:pPr>
     <w:rPr>
       <w:rFonts w:ascii="Times New Roman" w:eastAsia="Times New Roman" w:hAnsi="Times New Roman"/>
       <w:color w:val="000000"/>
-      <w:sz w:val="26"/>
+      <w:sz w:val="24"/>
     </w:rPr>
   </w:style>
   <w:style w:styleId="Title" w:type="paragraph">
@@ -15976,7 +15578,7 @@
     <w:pPr>
       <w:keepNext/>
       <w:keepLines/>
-      <w:spacing w:after="240" w:before="480" w:line="360" w:lineRule="auto"/>
+      <w:spacing w:after="240" w:before="480" w:line="276" w:lineRule="auto"/>
       <w:jc w:val="both"/>
     </w:pPr>
     <w:rPr>
@@ -15984,7 +15586,7 @@
       <w:b/>
       <w:bCs/>
       <w:color w:val="000000"/>
-      <w:sz w:val="26"/>
+      <w:sz w:val="24"/>
       <w:szCs w:val="36"/>
     </w:rPr>
   </w:style>
@@ -15996,13 +15598,13 @@
     <w:pPr>
       <w:keepNext/>
       <w:keepLines/>
-      <w:spacing w:after="240" w:before="240" w:line="360" w:lineRule="auto"/>
+      <w:spacing w:after="240" w:before="240" w:line="276" w:lineRule="auto"/>
       <w:jc w:val="both"/>
     </w:pPr>
     <w:rPr>
       <w:rFonts w:ascii="Times New Roman" w:eastAsia="Times New Roman" w:hAnsi="Times New Roman"/>
       <w:color w:val="000000"/>
-      <w:sz w:val="26"/>
+      <w:sz w:val="24"/>
       <w:szCs w:val="30"/>
     </w:rPr>
   </w:style>
@@ -16013,13 +15615,13 @@
     <w:pPr>
       <w:keepNext/>
       <w:keepLines/>
-      <w:spacing w:line="360" w:lineRule="auto"/>
+      <w:spacing w:line="276" w:lineRule="auto"/>
       <w:jc w:val="both"/>
     </w:pPr>
     <w:rPr>
       <w:rFonts w:ascii="Times New Roman" w:eastAsia="Times New Roman" w:hAnsi="Times New Roman"/>
       <w:color w:val="000000"/>
-      <w:sz w:val="26"/>
+      <w:sz w:val="24"/>
     </w:rPr>
   </w:style>
   <w:style w:styleId="Date" w:type="paragraph">
@@ -16029,13 +15631,13 @@
     <w:pPr>
       <w:keepNext/>
       <w:keepLines/>
-      <w:spacing w:line="360" w:lineRule="auto"/>
+      <w:spacing w:line="276" w:lineRule="auto"/>
       <w:jc w:val="both"/>
     </w:pPr>
     <w:rPr>
       <w:rFonts w:ascii="Times New Roman" w:eastAsia="Times New Roman" w:hAnsi="Times New Roman"/>
       <w:color w:val="000000"/>
-      <w:sz w:val="26"/>
+      <w:sz w:val="24"/>
     </w:rPr>
   </w:style>
   <w:style w:customStyle="1" w:styleId="AbstractTitle" w:type="paragraph">
@@ -16047,11 +15649,11 @@
       <w:keepNext/>
       <w:keepLines/>
       <w:jc w:val="both"/>
-      <w:spacing w:after="0" w:before="300" w:line="360" w:lineRule="auto"/>
+      <w:spacing w:after="0" w:before="300" w:line="276" w:lineRule="auto"/>
     </w:pPr>
     <w:rPr>
       <w:color w:val="000000"/>
-      <w:sz w:val="26"/>
+      <w:sz w:val="24"/>
       <w:szCs w:val="20"/>
       <w:rFonts w:ascii="Times New Roman" w:eastAsia="Times New Roman" w:hAnsi="Times New Roman"/>
       <w:b/>
@@ -16065,13 +15667,13 @@
     <w:pPr>
       <w:keepNext/>
       <w:keepLines/>
-      <w:spacing w:after="300" w:before="100" w:line="360" w:lineRule="auto"/>
+      <w:spacing w:after="300" w:before="100" w:line="276" w:lineRule="auto"/>
       <w:jc w:val="both"/>
     </w:pPr>
     <w:rPr>
       <w:rFonts w:ascii="Times New Roman" w:eastAsia="Times New Roman" w:hAnsi="Times New Roman"/>
       <w:color w:val="000000"/>
-      <w:sz w:val="26"/>
+      <w:sz w:val="24"/>
       <w:szCs w:val="20"/>
     </w:rPr>
   </w:style>
@@ -16081,13 +15683,13 @@
     <w:next w:val="Bibliography"/>
     <w:qFormat/>
     <w:pPr>
-      <w:spacing w:line="360" w:lineRule="auto"/>
+      <w:spacing w:line="276" w:lineRule="auto"/>
       <w:jc w:val="both"/>
     </w:pPr>
     <w:rPr>
       <w:rFonts w:ascii="Times New Roman" w:eastAsia="Times New Roman" w:hAnsi="Times New Roman"/>
       <w:color w:val="000000"/>
-      <w:sz w:val="26"/>
+      <w:sz w:val="24"/>
     </w:rPr>
   </w:style>
   <w:style w:styleId="Heading1" w:type="paragraph">
@@ -16099,7 +15701,7 @@
     <w:pPr>
       <w:keepNext/>
       <w:keepLines/>
-      <w:spacing w:after="0" w:before="480" w:line="360" w:lineRule="auto"/>
+      <w:spacing w:after="0" w:before="480" w:line="276" w:lineRule="auto"/>
       <w:jc w:val="both"/>
       <w:outlineLvl w:val="0"/>
     </w:pPr>
@@ -16108,7 +15710,7 @@
       <w:b/>
       <w:bCs/>
       <w:color w:val="000000"/>
-      <w:sz w:val="26"/>
+      <w:sz w:val="24"/>
       <w:szCs w:val="32"/>
     </w:rPr>
   </w:style>
@@ -16122,7 +15724,7 @@
     <w:pPr>
       <w:keepNext/>
       <w:keepLines/>
-      <w:spacing w:after="0" w:before="200" w:line="360" w:lineRule="auto"/>
+      <w:spacing w:after="0" w:before="200" w:line="276" w:lineRule="auto"/>
       <w:jc w:val="both"/>
       <w:outlineLvl w:val="1"/>
     </w:pPr>
@@ -16131,7 +15733,7 @@
       <w:b/>
       <w:bCs/>
       <w:color w:val="000000"/>
-      <w:sz w:val="26"/>
+      <w:sz w:val="24"/>
       <w:szCs w:val="28"/>
     </w:rPr>
   </w:style>
@@ -16145,7 +15747,7 @@
     <w:pPr>
       <w:keepNext/>
       <w:keepLines/>
-      <w:spacing w:after="0" w:before="200" w:line="360" w:lineRule="auto"/>
+      <w:spacing w:after="0" w:before="200" w:line="276" w:lineRule="auto"/>
       <w:jc w:val="both"/>
       <w:outlineLvl w:val="2"/>
     </w:pPr>
@@ -16154,7 +15756,7 @@
       <w:b/>
       <w:bCs/>
       <w:color w:val="000000"/>
-      <w:sz w:val="26"/>
+      <w:sz w:val="24"/>
       <w:szCs w:val="24"/>
     </w:rPr>
   </w:style>
@@ -16168,7 +15770,7 @@
     <w:pPr>
       <w:keepNext/>
       <w:keepLines/>
-      <w:spacing w:after="0" w:before="200" w:line="360" w:lineRule="auto"/>
+      <w:spacing w:after="0" w:before="200" w:line="276" w:lineRule="auto"/>
       <w:jc w:val="both"/>
       <w:outlineLvl w:val="3"/>
     </w:pPr>
@@ -16177,7 +15779,7 @@
       <w:i/>
       <w:bCs/>
       <w:color w:val="000000"/>
-      <w:sz w:val="26"/>
+      <w:sz w:val="24"/>
       <w:szCs w:val="24"/>
     </w:rPr>
   </w:style>
@@ -16191,7 +15793,7 @@
     <w:pPr>
       <w:keepNext/>
       <w:keepLines/>
-      <w:spacing w:after="0" w:before="200" w:line="360" w:lineRule="auto"/>
+      <w:spacing w:after="0" w:before="200" w:line="276" w:lineRule="auto"/>
       <w:jc w:val="both"/>
       <w:outlineLvl w:val="4"/>
     </w:pPr>
@@ -16199,7 +15801,7 @@
       <w:rFonts w:ascii="Times New Roman" w:asciiTheme="majorHAnsi" w:cstheme="majorBidi" w:eastAsia="Times New Roman" w:eastAsiaTheme="majorEastAsia" w:hAnsi="Times New Roman" w:hAnsiTheme="majorHAnsi"/>
       <w:iCs/>
       <w:color w:val="000000"/>
-      <w:sz w:val="26"/>
+      <w:sz w:val="24"/>
       <w:szCs w:val="24"/>
     </w:rPr>
   </w:style>
@@ -16213,14 +15815,14 @@
     <w:pPr>
       <w:keepNext/>
       <w:keepLines/>
-      <w:spacing w:after="0" w:before="200" w:line="360" w:lineRule="auto"/>
+      <w:spacing w:after="0" w:before="200" w:line="276" w:lineRule="auto"/>
       <w:jc w:val="both"/>
       <w:outlineLvl w:val="5"/>
     </w:pPr>
     <w:rPr>
       <w:rFonts w:ascii="Times New Roman" w:asciiTheme="majorHAnsi" w:cstheme="majorBidi" w:eastAsia="Times New Roman" w:eastAsiaTheme="majorEastAsia" w:hAnsi="Times New Roman" w:hAnsiTheme="majorHAnsi"/>
       <w:color w:val="000000"/>
-      <w:sz w:val="26"/>
+      <w:sz w:val="24"/>
       <w:szCs w:val="24"/>
     </w:rPr>
   </w:style>
@@ -16234,14 +15836,14 @@
     <w:pPr>
       <w:keepNext/>
       <w:keepLines/>
-      <w:spacing w:after="0" w:before="200" w:line="360" w:lineRule="auto"/>
+      <w:spacing w:after="0" w:before="200" w:line="276" w:lineRule="auto"/>
       <w:jc w:val="both"/>
       <w:outlineLvl w:val="6"/>
     </w:pPr>
     <w:rPr>
       <w:rFonts w:ascii="Times New Roman" w:asciiTheme="majorHAnsi" w:cstheme="majorBidi" w:eastAsia="Times New Roman" w:eastAsiaTheme="majorEastAsia" w:hAnsi="Times New Roman" w:hAnsiTheme="majorHAnsi"/>
       <w:color w:val="000000"/>
-      <w:sz w:val="26"/>
+      <w:sz w:val="24"/>
       <w:szCs w:val="24"/>
     </w:rPr>
   </w:style>
@@ -16255,14 +15857,14 @@
     <w:pPr>
       <w:keepNext/>
       <w:keepLines/>
-      <w:spacing w:after="0" w:before="200" w:line="360" w:lineRule="auto"/>
+      <w:spacing w:after="0" w:before="200" w:line="276" w:lineRule="auto"/>
       <w:jc w:val="both"/>
       <w:outlineLvl w:val="7"/>
     </w:pPr>
     <w:rPr>
       <w:rFonts w:ascii="Times New Roman" w:asciiTheme="majorHAnsi" w:cstheme="majorBidi" w:eastAsia="Times New Roman" w:eastAsiaTheme="majorEastAsia" w:hAnsi="Times New Roman" w:hAnsiTheme="majorHAnsi"/>
       <w:color w:val="000000"/>
-      <w:sz w:val="26"/>
+      <w:sz w:val="24"/>
       <w:szCs w:val="24"/>
     </w:rPr>
   </w:style>
@@ -16276,14 +15878,14 @@
     <w:pPr>
       <w:keepNext/>
       <w:keepLines/>
-      <w:spacing w:after="0" w:before="200" w:line="360" w:lineRule="auto"/>
+      <w:spacing w:after="0" w:before="200" w:line="276" w:lineRule="auto"/>
       <w:jc w:val="both"/>
       <w:outlineLvl w:val="8"/>
     </w:pPr>
     <w:rPr>
       <w:rFonts w:ascii="Times New Roman" w:asciiTheme="majorHAnsi" w:cstheme="majorBidi" w:eastAsia="Times New Roman" w:eastAsiaTheme="majorEastAsia" w:hAnsi="Times New Roman" w:hAnsiTheme="majorHAnsi"/>
       <w:color w:val="000000"/>
-      <w:sz w:val="26"/>
+      <w:sz w:val="24"/>
       <w:szCs w:val="24"/>
     </w:rPr>
   </w:style>
@@ -16295,14 +15897,14 @@
     <w:unhideWhenUsed/>
     <w:qFormat/>
     <w:pPr>
-      <w:spacing w:after="100" w:before="100" w:line="360" w:lineRule="auto"/>
+      <w:spacing w:after="100" w:before="100" w:line="276" w:lineRule="auto"/>
       <w:ind w:firstLine="0" w:left="480" w:right="480"/>
       <w:jc w:val="both"/>
     </w:pPr>
     <w:rPr>
       <w:rFonts w:ascii="Times New Roman" w:eastAsia="Times New Roman" w:hAnsi="Times New Roman"/>
       <w:color w:val="000000"/>
-      <w:sz w:val="26"/>
+      <w:sz w:val="24"/>
     </w:rPr>
   </w:style>
   <w:style w:styleId="FootnoteText" w:type="paragraph">
@@ -16313,13 +15915,13 @@
     <w:unhideWhenUsed/>
     <w:qFormat/>
     <w:pPr>
-      <w:spacing w:line="360" w:lineRule="auto"/>
+      <w:spacing w:line="276" w:lineRule="auto"/>
       <w:jc w:val="both"/>
     </w:pPr>
     <w:rPr>
       <w:rFonts w:ascii="Times New Roman" w:eastAsia="Times New Roman" w:hAnsi="Times New Roman"/>
       <w:color w:val="000000"/>
-      <w:sz w:val="26"/>
+      <w:sz w:val="24"/>
     </w:rPr>
   </w:style>
   <w:style w:default="1" w:styleId="DefaultParagraphFont" w:type="character">
@@ -16329,7 +15931,7 @@
     <w:rPr>
       <w:rFonts w:ascii="Times New Roman" w:eastAsia="Times New Roman" w:hAnsi="Times New Roman"/>
       <w:color w:val="000000"/>
-      <w:sz w:val="26"/>
+      <w:sz w:val="24"/>
     </w:rPr>
   </w:style>
   <w:style w:default="1" w:styleId="Table" w:type="table">
@@ -16339,13 +15941,13 @@
     <w:unhideWhenUsed/>
     <w:qFormat/>
     <w:pPr>
-      <w:spacing w:line="360" w:lineRule="auto"/>
+      <w:spacing w:line="276" w:lineRule="auto"/>
       <w:jc w:val="both"/>
     </w:pPr>
     <w:rPr>
       <w:rFonts w:ascii="Times New Roman" w:eastAsia="Times New Roman" w:hAnsi="Times New Roman"/>
       <w:color w:val="000000"/>
-      <w:sz w:val="26"/>
+      <w:sz w:val="24"/>
     </w:rPr>
     <w:tblPr>
       <w:tblInd w:type="dxa" w:w="0"/>
@@ -16379,27 +15981,27 @@
     <w:pPr>
       <w:keepNext/>
       <w:keepLines/>
-      <w:spacing w:after="0" w:line="360" w:lineRule="auto"/>
+      <w:spacing w:after="0" w:line="276" w:lineRule="auto"/>
       <w:jc w:val="both"/>
     </w:pPr>
     <w:rPr>
       <w:rFonts w:ascii="Times New Roman" w:eastAsia="Times New Roman" w:hAnsi="Times New Roman"/>
       <w:b/>
       <w:color w:val="000000"/>
-      <w:sz w:val="26"/>
+      <w:sz w:val="24"/>
     </w:rPr>
   </w:style>
   <w:style w:customStyle="1" w:styleId="Definition" w:type="paragraph">
     <w:name w:val="Definition"/>
     <w:basedOn w:val="Normal"/>
     <w:pPr>
-      <w:spacing w:line="360" w:lineRule="auto"/>
+      <w:spacing w:line="276" w:lineRule="auto"/>
       <w:jc w:val="both"/>
     </w:pPr>
     <w:rPr>
       <w:rFonts w:ascii="Times New Roman" w:eastAsia="Times New Roman" w:hAnsi="Times New Roman"/>
       <w:color w:val="000000"/>
-      <w:sz w:val="26"/>
+      <w:sz w:val="24"/>
     </w:rPr>
   </w:style>
   <w:style w:styleId="Caption" w:type="paragraph">
@@ -16407,14 +16009,14 @@
     <w:basedOn w:val="Normal"/>
     <w:link w:val="BodyTextChar"/>
     <w:pPr>
-      <w:spacing w:after="120" w:before="0" w:line="360" w:lineRule="auto"/>
+      <w:spacing w:after="120" w:before="0" w:line="276" w:lineRule="auto"/>
       <w:jc w:val="both"/>
     </w:pPr>
     <w:rPr>
       <w:rFonts w:ascii="Times New Roman" w:eastAsia="Times New Roman" w:hAnsi="Times New Roman"/>
       <w:i/>
       <w:color w:val="000000"/>
-      <w:sz w:val="26"/>
+      <w:sz w:val="24"/>
     </w:rPr>
   </w:style>
   <w:style w:customStyle="1" w:styleId="TableCaption" w:type="paragraph">
@@ -16422,39 +16024,39 @@
     <w:basedOn w:val="Caption"/>
     <w:pPr>
       <w:keepNext/>
-      <w:spacing w:line="360" w:lineRule="auto"/>
+      <w:spacing w:line="276" w:lineRule="auto"/>
       <w:jc w:val="both"/>
     </w:pPr>
     <w:rPr>
       <w:rFonts w:ascii="Times New Roman" w:eastAsia="Times New Roman" w:hAnsi="Times New Roman"/>
       <w:color w:val="000000"/>
-      <w:sz w:val="26"/>
+      <w:sz w:val="24"/>
     </w:rPr>
   </w:style>
   <w:style w:customStyle="1" w:styleId="ImageCaption" w:type="paragraph">
     <w:name w:val="Image Caption"/>
     <w:basedOn w:val="Caption"/>
     <w:pPr>
-      <w:spacing w:line="360" w:lineRule="auto"/>
+      <w:spacing w:line="276" w:lineRule="auto"/>
       <w:jc w:val="both"/>
     </w:pPr>
     <w:rPr>
       <w:rFonts w:ascii="Times New Roman" w:eastAsia="Times New Roman" w:hAnsi="Times New Roman"/>
       <w:color w:val="000000"/>
-      <w:sz w:val="26"/>
+      <w:sz w:val="24"/>
     </w:rPr>
   </w:style>
   <w:style w:customStyle="1" w:styleId="Figure" w:type="paragraph">
     <w:name w:val="Figure"/>
     <w:basedOn w:val="Normal"/>
     <w:pPr>
-      <w:spacing w:line="360" w:lineRule="auto"/>
+      <w:spacing w:line="276" w:lineRule="auto"/>
       <w:jc w:val="both"/>
     </w:pPr>
     <w:rPr>
       <w:rFonts w:ascii="Times New Roman" w:eastAsia="Times New Roman" w:hAnsi="Times New Roman"/>
       <w:color w:val="000000"/>
-      <w:sz w:val="26"/>
+      <w:sz w:val="24"/>
     </w:rPr>
   </w:style>
   <w:style w:customStyle="1" w:styleId="CaptionedFigure" w:type="paragraph">
@@ -16462,13 +16064,13 @@
     <w:basedOn w:val="Figure"/>
     <w:pPr>
       <w:keepNext/>
-      <w:spacing w:line="360" w:lineRule="auto"/>
+      <w:spacing w:line="276" w:lineRule="auto"/>
       <w:jc w:val="both"/>
     </w:pPr>
     <w:rPr>
       <w:rFonts w:ascii="Times New Roman" w:eastAsia="Times New Roman" w:hAnsi="Times New Roman"/>
       <w:color w:val="000000"/>
-      <w:sz w:val="26"/>
+      <w:sz w:val="24"/>
     </w:rPr>
   </w:style>
   <w:style w:customStyle="1" w:styleId="BodyTextChar" w:type="character">
@@ -16478,7 +16080,7 @@
     <w:rPr>
       <w:rFonts w:ascii="Times New Roman" w:eastAsia="Times New Roman" w:hAnsi="Times New Roman"/>
       <w:color w:val="000000"/>
-      <w:sz w:val="26"/>
+      <w:sz w:val="24"/>
     </w:rPr>
   </w:style>
   <w:style w:customStyle="1" w:styleId="VerbatimChar" w:type="character">
@@ -16487,7 +16089,7 @@
     <w:rPr>
       <w:rFonts w:ascii="Times New Roman" w:eastAsia="Times New Roman" w:hAnsi="Times New Roman"/>
       <w:color w:val="000000"/>
-      <w:sz w:val="26"/>
+      <w:sz w:val="24"/>
     </w:rPr>
   </w:style>
   <w:style w:customStyle="1" w:styleId="SectionNumber" w:type="character">
@@ -16496,7 +16098,7 @@
     <w:rPr>
       <w:rFonts w:ascii="Times New Roman" w:eastAsia="Times New Roman" w:hAnsi="Times New Roman"/>
       <w:color w:val="000000"/>
-      <w:sz w:val="26"/>
+      <w:sz w:val="24"/>
     </w:rPr>
   </w:style>
   <w:style w:styleId="FootnoteReference" w:type="character">
@@ -16505,7 +16107,7 @@
     <w:rPr>
       <w:rFonts w:ascii="Times New Roman" w:eastAsia="Times New Roman" w:hAnsi="Times New Roman"/>
       <w:color w:val="000000"/>
-      <w:sz w:val="26"/>
+      <w:sz w:val="24"/>
       <w:vertAlign w:val="superscript"/>
     </w:rPr>
   </w:style>
@@ -16515,7 +16117,7 @@
     <w:rPr>
       <w:rFonts w:ascii="Times New Roman" w:eastAsia="Times New Roman" w:hAnsi="Times New Roman"/>
       <w:color w:val="000000"/>
-      <w:sz w:val="26"/>
+      <w:sz w:val="24"/>
     </w:rPr>
   </w:style>
   <w:style w:styleId="TOCHeading" w:type="paragraph">
@@ -16526,7 +16128,7 @@
     <w:unhideWhenUsed/>
     <w:qFormat/>
     <w:pPr>
-      <w:spacing w:before="240" w:line="360" w:lineRule="auto"/>
+      <w:spacing w:before="240" w:line="276" w:lineRule="auto"/>
       <w:jc w:val="both"/>
       <w:outlineLvl w:val="9"/>
     </w:pPr>
@@ -16535,7 +16137,7 @@
       <w:b w:val="0"/>
       <w:bCs w:val="0"/>
       <w:color w:val="000000"/>
-      <w:sz w:val="26"/>
+      <w:sz w:val="24"/>
     </w:rPr>
   </w:style>
   <w:style w:type="paragraph" w:customStyle="1" w:styleId="SourceCode">

--- a/dist/submission_packages/cd2/CD2_submission_final.docx
+++ b/dist/submission_packages/cd2/CD2_submission_final.docx
@@ -2,32 +2,6 @@
 <file path=word/document.xml><?xml version="1.0" encoding="utf-8"?>
 <w:document xmlns:w="http://schemas.openxmlformats.org/wordprocessingml/2006/main" xmlns:m="http://schemas.openxmlformats.org/officeDocument/2006/math" xmlns:r="http://schemas.openxmlformats.org/officeDocument/2006/relationships" xmlns:o="urn:schemas-microsoft-com:office:office" xmlns:v="urn:schemas-microsoft-com:vml" xmlns:w10="urn:schemas-microsoft-com:office:word" xmlns:a="http://schemas.openxmlformats.org/drawingml/2006/main" xmlns:pic="http://schemas.openxmlformats.org/drawingml/2006/picture" xmlns:wp="http://schemas.openxmlformats.org/drawingml/2006/wordprocessingDrawing">
   <w:body>
-    <w:sdt>
-      <w:sdtPr>
-        <w:docPartObj>
-          <w:docPartGallery w:val="Table of Contents"/>
-          <w:docPartUnique/>
-        </w:docPartObj>
-      </w:sdtPr>
-      <w:sdtContent>
-        <w:p>
-          <w:pPr>
-            <w:pStyle w:val="TOCHeading"/>
-          </w:pPr>
-          <w:r>
-            <w:t xml:space="preserve">Table of Contents</w:t>
-          </w:r>
-        </w:p>
-        <w:p>
-          <w:r>
-            <w:fldChar w:fldCharType="begin" w:dirty="true"/>
-            <w:instrText xml:space="preserve">TOC \o "1-3" \h \z \u</w:instrText>
-            <w:fldChar w:fldCharType="separate"/>
-            <w:fldChar w:fldCharType="end"/>
-          </w:r>
-        </w:p>
-      </w:sdtContent>
-    </w:sdt>
     <w:bookmarkStart w:id="97" w:name="chuyên-đề-tiến-sĩ-số-2"/>
     <w:p>
       <w:pPr>
@@ -785,7 +759,7 @@
               <w:jc w:val="left"/>
             </w:pPr>
             <w:r>
-              <w:t xml:space="preserve">Country–Digital–Capability Moderation — Mô hình Áp dụng số và Năng lực phụ thuộc bối cảnh</w:t>
+              <w:t xml:space="preserve">Country–Digital–Capability Moderation, Mô hình Áp dụng số và Năng lực phụ thuộc bối cảnh</w:t>
             </w:r>
           </w:p>
         </w:tc>
@@ -811,7 +785,7 @@
               <w:jc w:val="left"/>
             </w:pPr>
             <w:r>
-              <w:t xml:space="preserve">Digital Adoption Index — Chỉ số áp dụng số</w:t>
+              <w:t xml:space="preserve">Digital Adoption Index, Chỉ số áp dụng số</w:t>
             </w:r>
           </w:p>
         </w:tc>
@@ -837,7 +811,7 @@
               <w:jc w:val="left"/>
             </w:pPr>
             <w:r>
-              <w:t xml:space="preserve">Foreign Direct Investment — Đầu tư trực tiếp nước ngoài</w:t>
+              <w:t xml:space="preserve">Foreign Direct Investment, Đầu tư trực tiếp nước ngoài</w:t>
             </w:r>
           </w:p>
         </w:tc>
@@ -863,7 +837,7 @@
               <w:jc w:val="left"/>
             </w:pPr>
             <w:r>
-              <w:t xml:space="preserve">Fixed Effects — Hiệu ứng cố định</w:t>
+              <w:t xml:space="preserve">Fixed Effects, Hiệu ứng cố định</w:t>
             </w:r>
           </w:p>
         </w:tc>
@@ -889,7 +863,7 @@
               <w:jc w:val="left"/>
             </w:pPr>
             <w:r>
-              <w:t xml:space="preserve">Foreign Sales to Total Sales ratio — Tỉ lệ doanh thu xuất khẩu trên tổng doanh thu</w:t>
+              <w:t xml:space="preserve">Foreign Sales to Total Sales ratio, Tỉ lệ doanh thu xuất khẩu trên tổng doanh thu</w:t>
             </w:r>
           </w:p>
         </w:tc>
@@ -967,7 +941,7 @@
               <w:jc w:val="left"/>
             </w:pPr>
             <w:r>
-              <w:t xml:space="preserve">Internationalization → Performance — Quan hệ quốc tế hóa — hiệu quả</w:t>
+              <w:t xml:space="preserve">Internationalization → Performance, Quan hệ quốc tế hóa và hiệu quả</w:t>
             </w:r>
           </w:p>
         </w:tc>
@@ -993,7 +967,7 @@
               <w:jc w:val="left"/>
             </w:pPr>
             <w:r>
-              <w:t xml:space="preserve">International Business — Kinh doanh quốc tế</w:t>
+              <w:t xml:space="preserve">International Business, Kinh doanh quốc tế</w:t>
             </w:r>
           </w:p>
         </w:tc>
@@ -1019,7 +993,7 @@
               <w:jc w:val="left"/>
             </w:pPr>
             <w:r>
-              <w:t xml:space="preserve">Institutional Context Regime Variation — Phân loại chế độ thể chế</w:t>
+              <w:t xml:space="preserve">Institutional Context Regime Variation, Phân loại chế độ thể chế</w:t>
             </w:r>
           </w:p>
         </w:tc>
@@ -1097,7 +1071,7 @@
               <w:jc w:val="left"/>
             </w:pPr>
             <w:r>
-              <w:t xml:space="preserve">Instrumental Variable — Biến công cụ</w:t>
+              <w:t xml:space="preserve">Instrumental Variable, Biến công cụ</w:t>
             </w:r>
           </w:p>
         </w:tc>
@@ -1149,7 +1123,7 @@
               <w:jc w:val="left"/>
             </w:pPr>
             <w:r>
-              <w:t xml:space="preserve">Multinational Enterprise — Doanh nghiệp đa quốc gia</w:t>
+              <w:t xml:space="preserve">Multinational Enterprise, Doanh nghiệp đa quốc gia</w:t>
             </w:r>
           </w:p>
         </w:tc>
@@ -1201,7 +1175,7 @@
               <w:jc w:val="left"/>
             </w:pPr>
             <w:r>
-              <w:t xml:space="preserve">Ordinary Least Squares — Bình phương tối thiểu thông thường</w:t>
+              <w:t xml:space="preserve">Ordinary Least Squares, Bình phương tối thiểu thông thường</w:t>
             </w:r>
           </w:p>
         </w:tc>
@@ -1253,7 +1227,7 @@
               <w:jc w:val="left"/>
             </w:pPr>
             <w:r>
-              <w:t xml:space="preserve">Research and Development — Nghiên cứu và phát triển</w:t>
+              <w:t xml:space="preserve">Research and Development, Nghiên cứu và phát triển</w:t>
             </w:r>
           </w:p>
         </w:tc>
@@ -1279,7 +1253,7 @@
               <w:jc w:val="left"/>
             </w:pPr>
             <w:r>
-              <w:t xml:space="preserve">Resource-Based View — Quan điểm dựa trên nguồn lực</w:t>
+              <w:t xml:space="preserve">Resource-Based View, Quan điểm dựa trên nguồn lực</w:t>
             </w:r>
           </w:p>
         </w:tc>
@@ -1331,7 +1305,7 @@
               <w:jc w:val="left"/>
             </w:pPr>
             <w:r>
-              <w:t xml:space="preserve">Return on Assets — Lợi nhuận trên tổng tài sản</w:t>
+              <w:t xml:space="preserve">Return on Assets, Lợi nhuận trên tổng tài sản</w:t>
             </w:r>
           </w:p>
         </w:tc>
@@ -1357,7 +1331,7 @@
               <w:jc w:val="left"/>
             </w:pPr>
             <w:r>
-              <w:t xml:space="preserve">Return on Sales — Lợi nhuận trên doanh thu</w:t>
+              <w:t xml:space="preserve">Return on Sales, Lợi nhuận trên doanh thu</w:t>
             </w:r>
           </w:p>
         </w:tc>
@@ -1383,7 +1357,7 @@
               <w:jc w:val="left"/>
             </w:pPr>
             <w:r>
-              <w:t xml:space="preserve">Standard Errors — Sai số chuẩn</w:t>
+              <w:t xml:space="preserve">Standard Errors, Sai số chuẩn</w:t>
             </w:r>
           </w:p>
         </w:tc>
@@ -1409,7 +1383,7 @@
               <w:jc w:val="left"/>
             </w:pPr>
             <w:r>
-              <w:t xml:space="preserve">Small Island Developing States — Các quốc đảo nhỏ đang phát triển</w:t>
+              <w:t xml:space="preserve">Small Island Developing States, Các quốc đảo nhỏ đang phát triển</w:t>
             </w:r>
           </w:p>
         </w:tc>
@@ -1435,7 +1409,7 @@
               <w:jc w:val="left"/>
             </w:pPr>
             <w:r>
-              <w:t xml:space="preserve">Small and Medium-sized Enterprise — Doanh nghiệp vừa và nhỏ</w:t>
+              <w:t xml:space="preserve">Small and Medium-sized Enterprise, Doanh nghiệp vừa và nhỏ</w:t>
             </w:r>
           </w:p>
         </w:tc>
@@ -1461,7 +1435,7 @@
               <w:jc w:val="left"/>
             </w:pPr>
             <w:r>
-              <w:t xml:space="preserve">State-Owned Enterprise — Doanh nghiệp nhà nước</w:t>
+              <w:t xml:space="preserve">State-Owned Enterprise, Doanh nghiệp nhà nước</w:t>
             </w:r>
           </w:p>
         </w:tc>
@@ -1487,7 +1461,7 @@
               <w:jc w:val="left"/>
             </w:pPr>
             <w:r>
-              <w:t xml:space="preserve">Technological Capability Index — Chỉ số năng lực công nghệ</w:t>
+              <w:t xml:space="preserve">Technological Capability Index, Chỉ số năng lực công nghệ</w:t>
             </w:r>
           </w:p>
         </w:tc>
@@ -1513,7 +1487,7 @@
               <w:jc w:val="left"/>
             </w:pPr>
             <w:r>
-              <w:t xml:space="preserve">Upper Echelons Theory — Lý thuyết cấp cao</w:t>
+              <w:t xml:space="preserve">Upper Echelons Theory, Lý thuyết cấp cao</w:t>
             </w:r>
           </w:p>
         </w:tc>
@@ -1565,7 +1539,7 @@
               <w:jc w:val="left"/>
             </w:pPr>
             <w:r>
-              <w:t xml:space="preserve">World Bank Enterprise Surveys — Khảo sát doanh nghiệp Ngân hàng Thế giới</w:t>
+              <w:t xml:space="preserve">World Bank Enterprise Surveys, Khảo sát doanh nghiệp Ngân hàng Thế giới</w:t>
             </w:r>
           </w:p>
         </w:tc>
@@ -2258,7 +2232,7 @@
               <w:jc w:val="left"/>
             </w:pPr>
             <w:r>
-              <w:t xml:space="preserve">Ba giai đoạn: học tập — quy mô — quá mức</w:t>
+              <w:t xml:space="preserve">Ba giai đoạn: học tập, quy mô, quá mức</w:t>
             </w:r>
           </w:p>
         </w:tc>
@@ -3140,7 +3114,7 @@
               <w:jc w:val="left"/>
             </w:pPr>
             <w:r>
-              <w:t xml:space="preserve">Đỗ &amp; Phan (2026 — JFAR)</w:t>
+              <w:t xml:space="preserve">Đỗ &amp; Phan (2026, JFAR)</w:t>
             </w:r>
           </w:p>
         </w:tc>
@@ -4773,7 +4747,7 @@
               <w:jc w:val="left"/>
             </w:pPr>
             <w:r>
-              <w:t xml:space="preserve">—</w:t>
+              <w:t xml:space="preserve">–</w:t>
             </w:r>
           </w:p>
         </w:tc>
@@ -5350,7 +5324,7 @@
               <w:jc w:val="left"/>
             </w:pPr>
             <w:r>
-              <w:t xml:space="preserve">—</w:t>
+              <w:t xml:space="preserve">–</w:t>
             </w:r>
           </w:p>
         </w:tc>
@@ -5462,7 +5436,7 @@
               <w:jc w:val="left"/>
             </w:pPr>
             <w:r>
-              <w:t xml:space="preserve">—</w:t>
+              <w:t xml:space="preserve">–</w:t>
             </w:r>
           </w:p>
         </w:tc>
@@ -5536,7 +5510,7 @@
               <w:jc w:val="left"/>
             </w:pPr>
             <w:r>
-              <w:t xml:space="preserve">—</w:t>
+              <w:t xml:space="preserve">–</w:t>
             </w:r>
           </w:p>
         </w:tc>
@@ -5758,7 +5732,7 @@
               <w:jc w:val="left"/>
             </w:pPr>
             <w:r>
-              <w:t xml:space="preserve">—</w:t>
+              <w:t xml:space="preserve">–</w:t>
             </w:r>
           </w:p>
         </w:tc>
@@ -5832,7 +5806,7 @@
               <w:jc w:val="left"/>
             </w:pPr>
             <w:r>
-              <w:t xml:space="preserve">—</w:t>
+              <w:t xml:space="preserve">–</w:t>
             </w:r>
           </w:p>
         </w:tc>
@@ -6128,7 +6102,7 @@
               <w:jc w:val="left"/>
             </w:pPr>
             <w:r>
-              <w:t xml:space="preserve">—</w:t>
+              <w:t xml:space="preserve">–</w:t>
             </w:r>
           </w:p>
         </w:tc>
@@ -7118,7 +7092,7 @@
               <w:jc w:val="left"/>
             </w:pPr>
             <w:r>
-              <w:t xml:space="preserve">—</w:t>
+              <w:t xml:space="preserve">–</w:t>
             </w:r>
           </w:p>
         </w:tc>
@@ -8212,7 +8186,7 @@
               <w:jc w:val="left"/>
             </w:pPr>
             <w:r>
-              <w:t xml:space="preserve">Giới tính QL — khám phá</w:t>
+              <w:t xml:space="preserve">Giới tính QL, khám phá</w:t>
             </w:r>
           </w:p>
         </w:tc>
@@ -9364,7 +9338,7 @@
               <w:jc w:val="left"/>
             </w:pPr>
             <w:r>
-              <w:t xml:space="preserve">I — Adv. đổi mới (</w:t>
+              <w:t xml:space="preserve">I, Adv. đổi mới (</w:t>
             </w:r>
             <w:r>
               <w:rPr>
@@ -9423,7 +9397,7 @@
               <w:jc w:val="left"/>
             </w:pPr>
             <w:r>
-              <w:t xml:space="preserve">II — Adv. tài nguyên (</w:t>
+              <w:t xml:space="preserve">II, Adv. tài nguyên (</w:t>
             </w:r>
             <w:r>
               <w:rPr>
@@ -9482,7 +9456,7 @@
               <w:jc w:val="left"/>
             </w:pPr>
             <w:r>
-              <w:t xml:space="preserve">III — Trung bình cao (</w:t>
+              <w:t xml:space="preserve">III, Trung bình cao (</w:t>
             </w:r>
             <w:r>
               <w:rPr>
@@ -9541,7 +9515,7 @@
               <w:jc w:val="left"/>
             </w:pPr>
             <w:r>
-              <w:t xml:space="preserve">IV — Chuyển đổi TB-thấp (</w:t>
+              <w:t xml:space="preserve">IV, Chuyển đổi TB-thấp (</w:t>
             </w:r>
             <w:r>
               <w:rPr>
@@ -9600,7 +9574,7 @@
               <w:jc w:val="left"/>
             </w:pPr>
             <w:r>
-              <w:t xml:space="preserve">V — Đang nổi (</w:t>
+              <w:t xml:space="preserve">V, Đang nổi (</w:t>
             </w:r>
             <w:r>
               <w:rPr>
@@ -9659,7 +9633,7 @@
               <w:jc w:val="left"/>
             </w:pPr>
             <w:r>
-              <w:t xml:space="preserve">VI — SIDS (</w:t>
+              <w:t xml:space="preserve">VI, SIDS (</w:t>
             </w:r>
             <w:r>
               <w:rPr>
